--- a/data/outputs/v2/Core_Mathematics/SS2.1_Similarity_and_Enlargement/Core_Mathematics_Similarity_and_Enlargement_CBE_LessonSequence.docx
+++ b/data/outputs/v2/Core_Mathematics/SS2.1_Similarity_and_Enlargement/Core_Mathematics_Similarity_and_Enlargement_CBE_LessonSequence.docx
@@ -3106,7 +3106,7 @@
             <w:pPr>
               <w:spacing w:after="20" w:before="0"/>
             </w:pPr>
-            <w:hyperlink w:history="1" r:id="rIdeaipj5figgjyryizaql_5">
+            <w:hyperlink w:history="1" r:id="rId4nmrnxs_yr2wcbvgispz-">
               <w:r>
                 <w:rPr>
                   <w:rFonts w:ascii="Arial" w:cs="Arial" w:eastAsia="Arial" w:hAnsi="Arial"/>
@@ -3115,7 +3115,7 @@
                   <w:szCs w:val="16"/>
                   <w:u w:val="single" w:color="2E75B6"/>
                 </w:rPr>
-                <w:t xml:space="preserve">Geometry and motion in Borromini's San Carlo</w:t>
+                <w:t xml:space="preserve">Scale factors and area</w:t>
               </w:r>
             </w:hyperlink>
           </w:p>
@@ -3139,7 +3139,7 @@
               <w:spacing w:after="10" w:before="0"/>
               <w:ind w:left="120"/>
             </w:pPr>
-            <w:hyperlink w:history="1" r:id="rId50nc2jjxj15bnykch6kxj">
+            <w:hyperlink w:history="1" r:id="rIdsjwsv8hwsr_t4h3vvi4zt">
               <w:r>
                 <w:rPr>
                   <w:rFonts w:ascii="Arial" w:cs="Arial" w:eastAsia="Arial" w:hAnsi="Arial"/>
@@ -3184,7 +3184,7 @@
             <w:pPr>
               <w:spacing w:after="20" w:before="0"/>
             </w:pPr>
-            <w:hyperlink w:history="1" r:id="rIdphy4y0gwu38fyvd-p8vqc">
+            <w:hyperlink w:history="1" r:id="rIdqoj7ez0vpir2edbluihuf">
               <w:r>
                 <w:rPr>
                   <w:rFonts w:ascii="Arial" w:cs="Arial" w:eastAsia="Arial" w:hAnsi="Arial"/>
@@ -3193,7 +3193,7 @@
                   <w:szCs w:val="16"/>
                   <w:u w:val="single" w:color="2E75B6"/>
                 </w:rPr>
-                <w:t xml:space="preserve">Similarity (Flexbook)</w:t>
+                <w:t xml:space="preserve">Corresponding Parts of Similar Figures (Flexbook)</w:t>
               </w:r>
             </w:hyperlink>
           </w:p>
@@ -3217,7 +3217,7 @@
               <w:spacing w:after="10" w:before="0"/>
               <w:ind w:left="120"/>
             </w:pPr>
-            <w:hyperlink w:history="1" r:id="rIdddm570deswmn9ixgwdvd3">
+            <w:hyperlink w:history="1" r:id="rIda5ptxbi8qedvt3whxswyl">
               <w:r>
                 <w:rPr>
                   <w:rFonts w:ascii="Arial" w:cs="Arial" w:eastAsia="Arial" w:hAnsi="Arial"/>
@@ -3412,7 +3412,7 @@
             <w:pPr>
               <w:spacing w:after="20" w:before="0"/>
             </w:pPr>
-            <w:hyperlink w:history="1" r:id="rIdyj52a_0fiwttzelpcagxf">
+            <w:hyperlink w:history="1" r:id="rIdgdroipt6rtd-rmznv5jey">
               <w:r>
                 <w:rPr>
                   <w:rFonts w:ascii="Arial" w:cs="Arial" w:eastAsia="Arial" w:hAnsi="Arial"/>
@@ -3421,7 +3421,7 @@
                   <w:szCs w:val="16"/>
                   <w:u w:val="single" w:color="2E75B6"/>
                 </w:rPr>
-                <w:t xml:space="preserve">Geometry and motion in Borromini's San Carlo</w:t>
+                <w:t xml:space="preserve">Using similarity to estimate ratio between side lengths</w:t>
               </w:r>
             </w:hyperlink>
           </w:p>
@@ -3445,7 +3445,7 @@
               <w:spacing w:after="10" w:before="0"/>
               <w:ind w:left="120"/>
             </w:pPr>
-            <w:hyperlink w:history="1" r:id="rIdb-bbcxz1opp9zx9zvlsc1">
+            <w:hyperlink w:history="1" r:id="rIdulkp-5wj0ajvhz_xzz6pt">
               <w:r>
                 <w:rPr>
                   <w:rFonts w:ascii="Arial" w:cs="Arial" w:eastAsia="Arial" w:hAnsi="Arial"/>
@@ -3483,14 +3483,14 @@
                 <w:sz w:val="16"/>
                 <w:szCs w:val="16"/>
               </w:rPr>
-              <w:t xml:space="preserve">📖 HTML:</w:t>
+              <w:t xml:space="preserve">📖 EXERCISE:</w:t>
             </w:r>
           </w:p>
           <w:p>
             <w:pPr>
               <w:spacing w:after="20" w:before="0"/>
             </w:pPr>
-            <w:hyperlink w:history="1" r:id="rIdgpq7fwjh5p5_qmonmh9lp">
+            <w:hyperlink w:history="1" r:id="rId7c7w5ibchizknboxzgddk">
               <w:r>
                 <w:rPr>
                   <w:rFonts w:ascii="Arial" w:cs="Arial" w:eastAsia="Arial" w:hAnsi="Arial"/>
@@ -3499,7 +3499,7 @@
                   <w:szCs w:val="16"/>
                   <w:u w:val="single" w:color="2E75B6"/>
                 </w:rPr>
-                <w:t xml:space="preserve">Similarity (Flexbook)</w:t>
+                <w:t xml:space="preserve">Corresponding Parts of Similar Figures Practice</w:t>
               </w:r>
             </w:hyperlink>
           </w:p>
@@ -3523,7 +3523,7 @@
               <w:spacing w:after="10" w:before="0"/>
               <w:ind w:left="120"/>
             </w:pPr>
-            <w:hyperlink w:history="1" r:id="rIdoyuxkcmsqb_51xdjtn_j2">
+            <w:hyperlink w:history="1" r:id="rIdlxn7qbqdxdloowazjmpir">
               <w:r>
                 <w:rPr>
                   <w:rFonts w:ascii="Arial" w:cs="Arial" w:eastAsia="Arial" w:hAnsi="Arial"/>
@@ -3718,7 +3718,7 @@
             <w:pPr>
               <w:spacing w:after="20" w:before="0"/>
             </w:pPr>
-            <w:hyperlink w:history="1" r:id="rIdc24f3-bllytfiucpug6y5">
+            <w:hyperlink w:history="1" r:id="rIdin7k4vof1ywgce_ij6qf5">
               <w:r>
                 <w:rPr>
                   <w:rFonts w:ascii="Arial" w:cs="Arial" w:eastAsia="Arial" w:hAnsi="Arial"/>
@@ -3727,7 +3727,7 @@
                   <w:szCs w:val="16"/>
                   <w:u w:val="single" w:color="2E75B6"/>
                 </w:rPr>
-                <w:t xml:space="preserve">Geometry and motion in Borromini's San Carlo</w:t>
+                <w:t xml:space="preserve">Scale factors and area</w:t>
               </w:r>
             </w:hyperlink>
           </w:p>
@@ -3751,7 +3751,7 @@
               <w:spacing w:after="10" w:before="0"/>
               <w:ind w:left="120"/>
             </w:pPr>
-            <w:hyperlink w:history="1" r:id="rId796dttqru4uxfh4smod4d">
+            <w:hyperlink w:history="1" r:id="rIdjn3kekgadqxymqaxh-py7">
               <w:r>
                 <w:rPr>
                   <w:rFonts w:ascii="Arial" w:cs="Arial" w:eastAsia="Arial" w:hAnsi="Arial"/>
@@ -3796,7 +3796,7 @@
             <w:pPr>
               <w:spacing w:after="20" w:before="0"/>
             </w:pPr>
-            <w:hyperlink w:history="1" r:id="rIdchdg0lrs134j4cwwwynnv">
+            <w:hyperlink w:history="1" r:id="rIdqkupvws-b3rxcupdkvpiz">
               <w:r>
                 <w:rPr>
                   <w:rFonts w:ascii="Arial" w:cs="Arial" w:eastAsia="Arial" w:hAnsi="Arial"/>
@@ -3805,7 +3805,7 @@
                   <w:szCs w:val="16"/>
                   <w:u w:val="single" w:color="2E75B6"/>
                 </w:rPr>
-                <w:t xml:space="preserve">Similarity (Flexbook)</w:t>
+                <w:t xml:space="preserve">Unknown Measures of Similar Figures (Flexbook)</w:t>
               </w:r>
             </w:hyperlink>
           </w:p>
@@ -3829,7 +3829,7 @@
               <w:spacing w:after="10" w:before="0"/>
               <w:ind w:left="120"/>
             </w:pPr>
-            <w:hyperlink w:history="1" r:id="rId7ykkveusrbjjezsac53g_">
+            <w:hyperlink w:history="1" r:id="rIdvhlngvls0qttzs3yerw8j">
               <w:r>
                 <w:rPr>
                   <w:rFonts w:ascii="Arial" w:cs="Arial" w:eastAsia="Arial" w:hAnsi="Arial"/>
@@ -4024,7 +4024,7 @@
             <w:pPr>
               <w:spacing w:after="20" w:before="0"/>
             </w:pPr>
-            <w:hyperlink w:history="1" r:id="rIdswyf-10qo8f_o6z-tbibl">
+            <w:hyperlink w:history="1" r:id="rIdrmcfkrrkn82a_i4evcydy">
               <w:r>
                 <w:rPr>
                   <w:rFonts w:ascii="Arial" w:cs="Arial" w:eastAsia="Arial" w:hAnsi="Arial"/>
@@ -4033,7 +4033,7 @@
                   <w:szCs w:val="16"/>
                   <w:u w:val="single" w:color="2E75B6"/>
                 </w:rPr>
-                <w:t xml:space="preserve">Geometry and motion in Borromini's San Carlo</w:t>
+                <w:t xml:space="preserve">Scale factors and area</w:t>
               </w:r>
             </w:hyperlink>
           </w:p>
@@ -4057,7 +4057,7 @@
               <w:spacing w:after="10" w:before="0"/>
               <w:ind w:left="120"/>
             </w:pPr>
-            <w:hyperlink w:history="1" r:id="rId9-agataihanseijjy0xeq">
+            <w:hyperlink w:history="1" r:id="rIdacxwvsbhfjzp5uu07y5cn">
               <w:r>
                 <w:rPr>
                   <w:rFonts w:ascii="Arial" w:cs="Arial" w:eastAsia="Arial" w:hAnsi="Arial"/>
@@ -4095,14 +4095,14 @@
                 <w:sz w:val="16"/>
                 <w:szCs w:val="16"/>
               </w:rPr>
-              <w:t xml:space="preserve">📖 HTML:</w:t>
+              <w:t xml:space="preserve">📖 EXERCISE:</w:t>
             </w:r>
           </w:p>
           <w:p>
             <w:pPr>
               <w:spacing w:after="20" w:before="0"/>
             </w:pPr>
-            <w:hyperlink w:history="1" r:id="rIdlrziyqwx459sctj_crzus">
+            <w:hyperlink w:history="1" r:id="rIdg4gigaec_kzskqrmgzxjz">
               <w:r>
                 <w:rPr>
                   <w:rFonts w:ascii="Arial" w:cs="Arial" w:eastAsia="Arial" w:hAnsi="Arial"/>
@@ -4111,7 +4111,7 @@
                   <w:szCs w:val="16"/>
                   <w:u w:val="single" w:color="2E75B6"/>
                 </w:rPr>
-                <w:t xml:space="preserve">Similarity (Flexbook)</w:t>
+                <w:t xml:space="preserve">Unknown Measures of Similar Figures Practice</w:t>
               </w:r>
             </w:hyperlink>
           </w:p>
@@ -4135,7 +4135,7 @@
               <w:spacing w:after="10" w:before="0"/>
               <w:ind w:left="120"/>
             </w:pPr>
-            <w:hyperlink w:history="1" r:id="rIdjdxuhyr66m-vpscfwrbs4">
+            <w:hyperlink w:history="1" r:id="rIdhivlvmz49apwr7vziubcn">
               <w:r>
                 <w:rPr>
                   <w:rFonts w:ascii="Arial" w:cs="Arial" w:eastAsia="Arial" w:hAnsi="Arial"/>
@@ -4330,7 +4330,7 @@
             <w:pPr>
               <w:spacing w:after="20" w:before="0"/>
             </w:pPr>
-            <w:hyperlink w:history="1" r:id="rIdpoqwhmu5k2esdhuedbuu5">
+            <w:hyperlink w:history="1" r:id="rIdz0tqv1lhb3daeid-7dmmx">
               <w:r>
                 <w:rPr>
                   <w:rFonts w:ascii="Arial" w:cs="Arial" w:eastAsia="Arial" w:hAnsi="Arial"/>
@@ -4339,7 +4339,7 @@
                   <w:szCs w:val="16"/>
                   <w:u w:val="single" w:color="2E75B6"/>
                 </w:rPr>
-                <w:t xml:space="preserve">Geometry and motion in Borromini's San Carlo</w:t>
+                <w:t xml:space="preserve">Scale factors and area</w:t>
               </w:r>
             </w:hyperlink>
           </w:p>
@@ -4363,7 +4363,7 @@
               <w:spacing w:after="10" w:before="0"/>
               <w:ind w:left="120"/>
             </w:pPr>
-            <w:hyperlink w:history="1" r:id="rIdp54w8egimnmzvkxfgptte">
+            <w:hyperlink w:history="1" r:id="rIdp9hqeiepj5i48u0h3wkfb">
               <w:r>
                 <w:rPr>
                   <w:rFonts w:ascii="Arial" w:cs="Arial" w:eastAsia="Arial" w:hAnsi="Arial"/>
@@ -4401,14 +4401,14 @@
                 <w:sz w:val="16"/>
                 <w:szCs w:val="16"/>
               </w:rPr>
-              <w:t xml:space="preserve">📖 HTML:</w:t>
+              <w:t xml:space="preserve">📖 EXERCISE:</w:t>
             </w:r>
           </w:p>
           <w:p>
             <w:pPr>
               <w:spacing w:after="20" w:before="0"/>
             </w:pPr>
-            <w:hyperlink w:history="1" r:id="rId6wkyenwluwnholzrtrmrn">
+            <w:hyperlink w:history="1" r:id="rIdbxgrwjsyae4tj0utpe5w6">
               <w:r>
                 <w:rPr>
                   <w:rFonts w:ascii="Arial" w:cs="Arial" w:eastAsia="Arial" w:hAnsi="Arial"/>
@@ -4417,7 +4417,7 @@
                   <w:szCs w:val="16"/>
                   <w:u w:val="single" w:color="2E75B6"/>
                 </w:rPr>
-                <w:t xml:space="preserve">Similarity (Flexbook)</w:t>
+                <w:t xml:space="preserve">Prove triangle similarity</w:t>
               </w:r>
             </w:hyperlink>
           </w:p>
@@ -4433,7 +4433,7 @@
                 <w:sz w:val="14"/>
                 <w:szCs w:val="14"/>
               </w:rPr>
-              <w:t xml:space="preserve">Source: CK-12</w:t>
+              <w:t xml:space="preserve">Source: Khan Academy (English - US curriculum)</w:t>
             </w:r>
           </w:p>
           <w:p>
@@ -4441,7 +4441,7 @@
               <w:spacing w:after="10" w:before="0"/>
               <w:ind w:left="120"/>
             </w:pPr>
-            <w:hyperlink w:history="1" r:id="rIdrwsl1lx1ilgrlv9cglkhe">
+            <w:hyperlink w:history="1" r:id="rIdfutioie1tad-oiybdecki">
               <w:r>
                 <w:rPr>
                   <w:rFonts w:ascii="Arial" w:cs="Arial" w:eastAsia="Arial" w:hAnsi="Arial"/>
@@ -6087,7 +6087,7 @@
             <w:pPr>
               <w:spacing w:after="20" w:before="0"/>
             </w:pPr>
-            <w:hyperlink w:history="1" r:id="rIdcb-y3ojsojv67d-ozwow1">
+            <w:hyperlink w:history="1" r:id="rIdijj9q_rjjkpgtdpdmafzc">
               <w:r>
                 <w:rPr>
                   <w:rFonts w:ascii="Arial" w:cs="Arial" w:eastAsia="Arial" w:hAnsi="Arial"/>
@@ -6096,7 +6096,7 @@
                   <w:szCs w:val="16"/>
                   <w:u w:val="single" w:color="2E75B6"/>
                 </w:rPr>
-                <w:t xml:space="preserve">Genetics vocabulary</w:t>
+                <w:t xml:space="preserve">2. Parametric form of a ray</w:t>
               </w:r>
             </w:hyperlink>
           </w:p>
@@ -6120,7 +6120,7 @@
               <w:spacing w:after="10" w:before="0"/>
               <w:ind w:left="120"/>
             </w:pPr>
-            <w:hyperlink w:history="1" r:id="rId1gognvnyal0ybiq_yir2b">
+            <w:hyperlink w:history="1" r:id="rIdx5zkp-r3376kmvbjnkgms">
               <w:r>
                 <w:rPr>
                   <w:rFonts w:ascii="Arial" w:cs="Arial" w:eastAsia="Arial" w:hAnsi="Arial"/>
@@ -6158,14 +6158,14 @@
                 <w:sz w:val="16"/>
                 <w:szCs w:val="16"/>
               </w:rPr>
-              <w:t xml:space="preserve">📖 HTML:</w:t>
+              <w:t xml:space="preserve">📖 EXERCISE:</w:t>
             </w:r>
           </w:p>
           <w:p>
             <w:pPr>
               <w:spacing w:after="20" w:before="0"/>
             </w:pPr>
-            <w:hyperlink w:history="1" r:id="rIdkzoekigq2zud0efkvxyum">
+            <w:hyperlink w:history="1" r:id="rIdqlkrttjr6ikfun7fwklkt">
               <w:r>
                 <w:rPr>
                   <w:rFonts w:ascii="Arial" w:cs="Arial" w:eastAsia="Arial" w:hAnsi="Arial"/>
@@ -6174,7 +6174,7 @@
                   <w:szCs w:val="16"/>
                   <w:u w:val="single" w:color="2E75B6"/>
                 </w:rPr>
-                <w:t xml:space="preserve">Linear Equations: Deep Dish Pizza (PLIX)</w:t>
+                <w:t xml:space="preserve">Identify points, lines, line segments, rays, and angles</w:t>
               </w:r>
             </w:hyperlink>
           </w:p>
@@ -6190,7 +6190,7 @@
                 <w:sz w:val="14"/>
                 <w:szCs w:val="14"/>
               </w:rPr>
-              <w:t xml:space="preserve">Source: CK-12</w:t>
+              <w:t xml:space="preserve">Source: Khan Academy (English - US curriculum)</w:t>
             </w:r>
           </w:p>
           <w:p>
@@ -6198,7 +6198,7 @@
               <w:spacing w:after="10" w:before="0"/>
               <w:ind w:left="120"/>
             </w:pPr>
-            <w:hyperlink w:history="1" r:id="rIdapigw0f8kp2lcjhzpvhfw">
+            <w:hyperlink w:history="1" r:id="rId0rietrpjqaw2j7vzxoama">
               <w:r>
                 <w:rPr>
                   <w:rFonts w:ascii="Arial" w:cs="Arial" w:eastAsia="Arial" w:hAnsi="Arial"/>
@@ -6393,7 +6393,7 @@
             <w:pPr>
               <w:spacing w:after="20" w:before="0"/>
             </w:pPr>
-            <w:hyperlink w:history="1" r:id="rId-je8b229wsot3cebavkna">
+            <w:hyperlink w:history="1" r:id="rIdgtkvg_xla96n_9lit8uom">
               <w:r>
                 <w:rPr>
                   <w:rFonts w:ascii="Arial" w:cs="Arial" w:eastAsia="Arial" w:hAnsi="Arial"/>
@@ -6402,7 +6402,7 @@
                   <w:szCs w:val="16"/>
                   <w:u w:val="single" w:color="2E75B6"/>
                 </w:rPr>
-                <w:t xml:space="preserve">Genetics vocabulary</w:t>
+                <w:t xml:space="preserve">Terms &amp; labels in geometry</w:t>
               </w:r>
             </w:hyperlink>
           </w:p>
@@ -6426,7 +6426,7 @@
               <w:spacing w:after="10" w:before="0"/>
               <w:ind w:left="120"/>
             </w:pPr>
-            <w:hyperlink w:history="1" r:id="rIdzaagpccguehaqozgze4n8">
+            <w:hyperlink w:history="1" r:id="rIdod2lsp5dwdyhfiuxthngk">
               <w:r>
                 <w:rPr>
                   <w:rFonts w:ascii="Arial" w:cs="Arial" w:eastAsia="Arial" w:hAnsi="Arial"/>
@@ -6464,14 +6464,14 @@
                 <w:sz w:val="16"/>
                 <w:szCs w:val="16"/>
               </w:rPr>
-              <w:t xml:space="preserve">📖 HTML:</w:t>
+              <w:t xml:space="preserve">📖 EXERCISE:</w:t>
             </w:r>
           </w:p>
           <w:p>
             <w:pPr>
               <w:spacing w:after="20" w:before="0"/>
             </w:pPr>
-            <w:hyperlink w:history="1" r:id="rId3tqs0272_c0-zjtjiguyf">
+            <w:hyperlink w:history="1" r:id="rId9amvdep28rrmpybag7wdu">
               <w:r>
                 <w:rPr>
                   <w:rFonts w:ascii="Arial" w:cs="Arial" w:eastAsia="Arial" w:hAnsi="Arial"/>
@@ -6480,7 +6480,7 @@
                   <w:szCs w:val="16"/>
                   <w:u w:val="single" w:color="2E75B6"/>
                 </w:rPr>
-                <w:t xml:space="preserve">Linear Equations: Deep Dish Pizza (PLIX)</w:t>
+                <w:t xml:space="preserve">Prove triangle similarity</w:t>
               </w:r>
             </w:hyperlink>
           </w:p>
@@ -6496,7 +6496,7 @@
                 <w:sz w:val="14"/>
                 <w:szCs w:val="14"/>
               </w:rPr>
-              <w:t xml:space="preserve">Source: CK-12</w:t>
+              <w:t xml:space="preserve">Source: Khan Academy (English - US curriculum)</w:t>
             </w:r>
           </w:p>
           <w:p>
@@ -6504,7 +6504,7 @@
               <w:spacing w:after="10" w:before="0"/>
               <w:ind w:left="120"/>
             </w:pPr>
-            <w:hyperlink w:history="1" r:id="rIdp2_py3zchtwtwv2saseob">
+            <w:hyperlink w:history="1" r:id="rIdzttrucqqdoo4p3hjoklxn">
               <w:r>
                 <w:rPr>
                   <w:rFonts w:ascii="Arial" w:cs="Arial" w:eastAsia="Arial" w:hAnsi="Arial"/>
@@ -6699,7 +6699,7 @@
             <w:pPr>
               <w:spacing w:after="20" w:before="0"/>
             </w:pPr>
-            <w:hyperlink w:history="1" r:id="rIdjva4fksxfec9qppkj60ys">
+            <w:hyperlink w:history="1" r:id="rIdrkb2anpxoujzdk2at9uyk">
               <w:r>
                 <w:rPr>
                   <w:rFonts w:ascii="Arial" w:cs="Arial" w:eastAsia="Arial" w:hAnsi="Arial"/>
@@ -6708,7 +6708,7 @@
                   <w:szCs w:val="16"/>
                   <w:u w:val="single" w:color="2E75B6"/>
                 </w:rPr>
-                <w:t xml:space="preserve">Genetics vocabulary</w:t>
+                <w:t xml:space="preserve">3. Calculate intersection point</w:t>
               </w:r>
             </w:hyperlink>
           </w:p>
@@ -6732,7 +6732,7 @@
               <w:spacing w:after="10" w:before="0"/>
               <w:ind w:left="120"/>
             </w:pPr>
-            <w:hyperlink w:history="1" r:id="rIdgf5b0z3xpomgrmhltlkcc">
+            <w:hyperlink w:history="1" r:id="rIdoixphyh7iro195ei199s1">
               <w:r>
                 <w:rPr>
                   <w:rFonts w:ascii="Arial" w:cs="Arial" w:eastAsia="Arial" w:hAnsi="Arial"/>
@@ -6770,14 +6770,14 @@
                 <w:sz w:val="16"/>
                 <w:szCs w:val="16"/>
               </w:rPr>
-              <w:t xml:space="preserve">📖 HTML:</w:t>
+              <w:t xml:space="preserve">📖 EXERCISE:</w:t>
             </w:r>
           </w:p>
           <w:p>
             <w:pPr>
               <w:spacing w:after="20" w:before="0"/>
             </w:pPr>
-            <w:hyperlink w:history="1" r:id="rIdhccnuin1npeco3wg0mqnb">
+            <w:hyperlink w:history="1" r:id="rIdhd4dhj_pyqzwocrb4wudv">
               <w:r>
                 <w:rPr>
                   <w:rFonts w:ascii="Arial" w:cs="Arial" w:eastAsia="Arial" w:hAnsi="Arial"/>
@@ -6786,7 +6786,7 @@
                   <w:szCs w:val="16"/>
                   <w:u w:val="single" w:color="2E75B6"/>
                 </w:rPr>
-                <w:t xml:space="preserve">Linear Equations: Deep Dish Pizza (PLIX)</w:t>
+                <w:t xml:space="preserve">Identify points, lines, line segments, rays, and angles</w:t>
               </w:r>
             </w:hyperlink>
           </w:p>
@@ -6802,7 +6802,7 @@
                 <w:sz w:val="14"/>
                 <w:szCs w:val="14"/>
               </w:rPr>
-              <w:t xml:space="preserve">Source: CK-12</w:t>
+              <w:t xml:space="preserve">Source: Khan Academy (English - US curriculum)</w:t>
             </w:r>
           </w:p>
           <w:p>
@@ -6810,7 +6810,7 @@
               <w:spacing w:after="10" w:before="0"/>
               <w:ind w:left="120"/>
             </w:pPr>
-            <w:hyperlink w:history="1" r:id="rIdhhhkt28aiiv6vrovhj9r2">
+            <w:hyperlink w:history="1" r:id="rIdhmfeyswfiygm9qp_dzbla">
               <w:r>
                 <w:rPr>
                   <w:rFonts w:ascii="Arial" w:cs="Arial" w:eastAsia="Arial" w:hAnsi="Arial"/>
@@ -7005,7 +7005,7 @@
             <w:pPr>
               <w:spacing w:after="20" w:before="0"/>
             </w:pPr>
-            <w:hyperlink w:history="1" r:id="rIdszdsj_clox5kmawwxoyne">
+            <w:hyperlink w:history="1" r:id="rIddztcexnyn1-rdj6ny8x2z">
               <w:r>
                 <w:rPr>
                   <w:rFonts w:ascii="Arial" w:cs="Arial" w:eastAsia="Arial" w:hAnsi="Arial"/>
@@ -7014,7 +7014,7 @@
                   <w:szCs w:val="16"/>
                   <w:u w:val="single" w:color="2E75B6"/>
                 </w:rPr>
-                <w:t xml:space="preserve">Genetics vocabulary</w:t>
+                <w:t xml:space="preserve">2. Parametric form of a ray</w:t>
               </w:r>
             </w:hyperlink>
           </w:p>
@@ -7038,7 +7038,7 @@
               <w:spacing w:after="10" w:before="0"/>
               <w:ind w:left="120"/>
             </w:pPr>
-            <w:hyperlink w:history="1" r:id="rIdeasvh-g3kltayvms0helk">
+            <w:hyperlink w:history="1" r:id="rId6fqdfaorowb_oa9kmqhue">
               <w:r>
                 <w:rPr>
                   <w:rFonts w:ascii="Arial" w:cs="Arial" w:eastAsia="Arial" w:hAnsi="Arial"/>
@@ -7076,14 +7076,14 @@
                 <w:sz w:val="16"/>
                 <w:szCs w:val="16"/>
               </w:rPr>
-              <w:t xml:space="preserve">📖 HTML:</w:t>
+              <w:t xml:space="preserve">📖 EXERCISE:</w:t>
             </w:r>
           </w:p>
           <w:p>
             <w:pPr>
               <w:spacing w:after="20" w:before="0"/>
             </w:pPr>
-            <w:hyperlink w:history="1" r:id="rIdrdcq-flux8mqevkm9yph5">
+            <w:hyperlink w:history="1" r:id="rId5zpuww-5s8buxefam-yyw">
               <w:r>
                 <w:rPr>
                   <w:rFonts w:ascii="Arial" w:cs="Arial" w:eastAsia="Arial" w:hAnsi="Arial"/>
@@ -7092,7 +7092,7 @@
                   <w:szCs w:val="16"/>
                   <w:u w:val="single" w:color="2E75B6"/>
                 </w:rPr>
-                <w:t xml:space="preserve">Linear Equations: Deep Dish Pizza (PLIX)</w:t>
+                <w:t xml:space="preserve">Identify points, lines, line segments, rays, and angles</w:t>
               </w:r>
             </w:hyperlink>
           </w:p>
@@ -7108,7 +7108,7 @@
                 <w:sz w:val="14"/>
                 <w:szCs w:val="14"/>
               </w:rPr>
-              <w:t xml:space="preserve">Source: CK-12</w:t>
+              <w:t xml:space="preserve">Source: Khan Academy (English - US curriculum)</w:t>
             </w:r>
           </w:p>
           <w:p>
@@ -7116,7 +7116,7 @@
               <w:spacing w:after="10" w:before="0"/>
               <w:ind w:left="120"/>
             </w:pPr>
-            <w:hyperlink w:history="1" r:id="rIdj0kx9bwtnvhxghk2zls_t">
+            <w:hyperlink w:history="1" r:id="rId7dl1z093eg6mod0ohsdm6">
               <w:r>
                 <w:rPr>
                   <w:rFonts w:ascii="Arial" w:cs="Arial" w:eastAsia="Arial" w:hAnsi="Arial"/>
@@ -7311,7 +7311,7 @@
             <w:pPr>
               <w:spacing w:after="20" w:before="0"/>
             </w:pPr>
-            <w:hyperlink w:history="1" r:id="rId8_mutul1uvujro-ecgy9r">
+            <w:hyperlink w:history="1" r:id="rIdzfrsomzgoygtuzub1v-dz">
               <w:r>
                 <w:rPr>
                   <w:rFonts w:ascii="Arial" w:cs="Arial" w:eastAsia="Arial" w:hAnsi="Arial"/>
@@ -7320,7 +7320,7 @@
                   <w:szCs w:val="16"/>
                   <w:u w:val="single" w:color="2E75B6"/>
                 </w:rPr>
-                <w:t xml:space="preserve">Genetics vocabulary</w:t>
+                <w:t xml:space="preserve">2. Parametric form of a ray</w:t>
               </w:r>
             </w:hyperlink>
           </w:p>
@@ -7344,7 +7344,7 @@
               <w:spacing w:after="10" w:before="0"/>
               <w:ind w:left="120"/>
             </w:pPr>
-            <w:hyperlink w:history="1" r:id="rIdgseijtaiku24tcpwmeeia">
+            <w:hyperlink w:history="1" r:id="rIde_dm632od5abhzfo3lxbz">
               <w:r>
                 <w:rPr>
                   <w:rFonts w:ascii="Arial" w:cs="Arial" w:eastAsia="Arial" w:hAnsi="Arial"/>
@@ -7382,14 +7382,14 @@
                 <w:sz w:val="16"/>
                 <w:szCs w:val="16"/>
               </w:rPr>
-              <w:t xml:space="preserve">📖 HTML:</w:t>
+              <w:t xml:space="preserve">📖 EXERCISE:</w:t>
             </w:r>
           </w:p>
           <w:p>
             <w:pPr>
               <w:spacing w:after="20" w:before="0"/>
             </w:pPr>
-            <w:hyperlink w:history="1" r:id="rIdd4h1tvyy0ck3ijnus9lm7">
+            <w:hyperlink w:history="1" r:id="rId1o2szjasobfg0_nuqgon-">
               <w:r>
                 <w:rPr>
                   <w:rFonts w:ascii="Arial" w:cs="Arial" w:eastAsia="Arial" w:hAnsi="Arial"/>
@@ -7398,7 +7398,7 @@
                   <w:szCs w:val="16"/>
                   <w:u w:val="single" w:color="2E75B6"/>
                 </w:rPr>
-                <w:t xml:space="preserve">Linear Equations: Deep Dish Pizza (PLIX)</w:t>
+                <w:t xml:space="preserve">Identify points, lines, line segments, rays, and angles</w:t>
               </w:r>
             </w:hyperlink>
           </w:p>
@@ -7414,7 +7414,7 @@
                 <w:sz w:val="14"/>
                 <w:szCs w:val="14"/>
               </w:rPr>
-              <w:t xml:space="preserve">Source: CK-12</w:t>
+              <w:t xml:space="preserve">Source: Khan Academy (English - US curriculum)</w:t>
             </w:r>
           </w:p>
           <w:p>
@@ -7422,7 +7422,7 @@
               <w:spacing w:after="10" w:before="0"/>
               <w:ind w:left="120"/>
             </w:pPr>
-            <w:hyperlink w:history="1" r:id="rIdxvqkeytganh38sz0rp56l">
+            <w:hyperlink w:history="1" r:id="rIdfc43li0qejerryrg0v7zc">
               <w:r>
                 <w:rPr>
                   <w:rFonts w:ascii="Arial" w:cs="Arial" w:eastAsia="Arial" w:hAnsi="Arial"/>
@@ -8985,7 +8985,7 @@
             <w:pPr>
               <w:spacing w:after="20" w:before="0"/>
             </w:pPr>
-            <w:hyperlink w:history="1" r:id="rIdevw5hvpndmijr48fib-bs">
+            <w:hyperlink w:history="1" r:id="rId06xqgn5vhvq_bzokik_cw">
               <w:r>
                 <w:rPr>
                   <w:rFonts w:ascii="Arial" w:cs="Arial" w:eastAsia="Arial" w:hAnsi="Arial"/>
@@ -8994,7 +8994,7 @@
                   <w:szCs w:val="16"/>
                   <w:u w:val="single" w:color="2E75B6"/>
                 </w:rPr>
-                <w:t xml:space="preserve">Parallelogram on the coordinate plane</w:t>
+                <w:t xml:space="preserve">Using similarity to estimate ratio between side lengths</w:t>
               </w:r>
             </w:hyperlink>
           </w:p>
@@ -9018,7 +9018,7 @@
               <w:spacing w:after="10" w:before="0"/>
               <w:ind w:left="120"/>
             </w:pPr>
-            <w:hyperlink w:history="1" r:id="rIdk1muyanvp0sy9gwza0ugq">
+            <w:hyperlink w:history="1" r:id="rIdpohatyfv9v2-5tgy3wibt">
               <w:r>
                 <w:rPr>
                   <w:rFonts w:ascii="Arial" w:cs="Arial" w:eastAsia="Arial" w:hAnsi="Arial"/>
@@ -9056,14 +9056,14 @@
                 <w:sz w:val="16"/>
                 <w:szCs w:val="16"/>
               </w:rPr>
-              <w:t xml:space="preserve">📖 PDF:</w:t>
+              <w:t xml:space="preserve">📖 EXERCISE:</w:t>
             </w:r>
           </w:p>
           <w:p>
             <w:pPr>
               <w:spacing w:after="20" w:before="0"/>
             </w:pPr>
-            <w:hyperlink w:history="1" r:id="rIdigwo8omixbpu-pv9yuuks">
+            <w:hyperlink w:history="1" r:id="rIdsblrb1qoprsxyn3nxjlyq">
               <w:r>
                 <w:rPr>
                   <w:rFonts w:ascii="Arial" w:cs="Arial" w:eastAsia="Arial" w:hAnsi="Arial"/>
@@ -9072,7 +9072,7 @@
                   <w:szCs w:val="16"/>
                   <w:u w:val="single" w:color="2E75B6"/>
                 </w:rPr>
-                <w:t xml:space="preserve">KCSE 2021 BUILDING AND CONSTRUCTION PP1 PP2 ANSWERS</w:t>
+                <w:t xml:space="preserve">Transform polygons using matrices</w:t>
               </w:r>
             </w:hyperlink>
           </w:p>
@@ -9088,7 +9088,7 @@
                 <w:sz w:val="14"/>
                 <w:szCs w:val="14"/>
               </w:rPr>
-              <w:t xml:space="preserve">Source: Kenya Curriculum Tools 2025</w:t>
+              <w:t xml:space="preserve">Source: Khan Academy (English - US curriculum)</w:t>
             </w:r>
           </w:p>
           <w:p>
@@ -9096,7 +9096,7 @@
               <w:spacing w:after="10" w:before="0"/>
               <w:ind w:left="120"/>
             </w:pPr>
-            <w:hyperlink w:history="1" r:id="rIdkonz2e3iy8wdhlrvwlqti">
+            <w:hyperlink w:history="1" r:id="rIdhyb0vmykny4tf1udeo22n">
               <w:r>
                 <w:rPr>
                   <w:rFonts w:ascii="Arial" w:cs="Arial" w:eastAsia="Arial" w:hAnsi="Arial"/>
@@ -9291,7 +9291,7 @@
             <w:pPr>
               <w:spacing w:after="20" w:before="0"/>
             </w:pPr>
-            <w:hyperlink w:history="1" r:id="rIdovjv9swkj30fvv-c4uhqj">
+            <w:hyperlink w:history="1" r:id="rIdteuvjfaqbu6i0ve6ae-dq">
               <w:r>
                 <w:rPr>
                   <w:rFonts w:ascii="Arial" w:cs="Arial" w:eastAsia="Arial" w:hAnsi="Arial"/>
@@ -9300,7 +9300,7 @@
                   <w:szCs w:val="16"/>
                   <w:u w:val="single" w:color="2E75B6"/>
                 </w:rPr>
-                <w:t xml:space="preserve">Parallelogram on the coordinate plane</w:t>
+                <w:t xml:space="preserve">Dilating shapes: shrinking</w:t>
               </w:r>
             </w:hyperlink>
           </w:p>
@@ -9324,7 +9324,7 @@
               <w:spacing w:after="10" w:before="0"/>
               <w:ind w:left="120"/>
             </w:pPr>
-            <w:hyperlink w:history="1" r:id="rId7_1ij-9neojtj50f-wq_o">
+            <w:hyperlink w:history="1" r:id="rIdcbfmunk_vcrvvy7ggj299">
               <w:r>
                 <w:rPr>
                   <w:rFonts w:ascii="Arial" w:cs="Arial" w:eastAsia="Arial" w:hAnsi="Arial"/>
@@ -9362,14 +9362,14 @@
                 <w:sz w:val="16"/>
                 <w:szCs w:val="16"/>
               </w:rPr>
-              <w:t xml:space="preserve">📖 PDF:</w:t>
+              <w:t xml:space="preserve">📖 EXERCISE:</w:t>
             </w:r>
           </w:p>
           <w:p>
             <w:pPr>
               <w:spacing w:after="20" w:before="0"/>
             </w:pPr>
-            <w:hyperlink w:history="1" r:id="rIduvpmyk_xvn8nnxvzm3goc">
+            <w:hyperlink w:history="1" r:id="rIdcir_573rgx7ocqn5nltzr">
               <w:r>
                 <w:rPr>
                   <w:rFonts w:ascii="Arial" w:cs="Arial" w:eastAsia="Arial" w:hAnsi="Arial"/>
@@ -9378,7 +9378,7 @@
                   <w:szCs w:val="16"/>
                   <w:u w:val="single" w:color="2E75B6"/>
                 </w:rPr>
-                <w:t xml:space="preserve">KCSE 2021 BUILDING AND CONSTRUCTION PP1 PP2 ANSWERS</w:t>
+                <w:t xml:space="preserve">Transform polygons using matrices</w:t>
               </w:r>
             </w:hyperlink>
           </w:p>
@@ -9394,7 +9394,7 @@
                 <w:sz w:val="14"/>
                 <w:szCs w:val="14"/>
               </w:rPr>
-              <w:t xml:space="preserve">Source: Kenya Curriculum Tools 2025</w:t>
+              <w:t xml:space="preserve">Source: Khan Academy (English - US curriculum)</w:t>
             </w:r>
           </w:p>
           <w:p>
@@ -9402,7 +9402,7 @@
               <w:spacing w:after="10" w:before="0"/>
               <w:ind w:left="120"/>
             </w:pPr>
-            <w:hyperlink w:history="1" r:id="rIdrpwhy7bvq05mjzgj2me4q">
+            <w:hyperlink w:history="1" r:id="rIdheqg1tudu34wtlcoyw1ia">
               <w:r>
                 <w:rPr>
                   <w:rFonts w:ascii="Arial" w:cs="Arial" w:eastAsia="Arial" w:hAnsi="Arial"/>
@@ -9597,7 +9597,7 @@
             <w:pPr>
               <w:spacing w:after="20" w:before="0"/>
             </w:pPr>
-            <w:hyperlink w:history="1" r:id="rIdac91l4ynywnqtbzjac--3">
+            <w:hyperlink w:history="1" r:id="rIdpqf7esnjfdrzef1h6sqdw">
               <w:r>
                 <w:rPr>
                   <w:rFonts w:ascii="Arial" w:cs="Arial" w:eastAsia="Arial" w:hAnsi="Arial"/>
@@ -9606,7 +9606,7 @@
                   <w:szCs w:val="16"/>
                   <w:u w:val="single" w:color="2E75B6"/>
                 </w:rPr>
-                <w:t xml:space="preserve">Parallelogram on the coordinate plane</w:t>
+                <w:t xml:space="preserve">Dilating shapes: shrinking by 1/2</w:t>
               </w:r>
             </w:hyperlink>
           </w:p>
@@ -9630,7 +9630,7 @@
               <w:spacing w:after="10" w:before="0"/>
               <w:ind w:left="120"/>
             </w:pPr>
-            <w:hyperlink w:history="1" r:id="rIdacf0vbttkc3xxccatbas2">
+            <w:hyperlink w:history="1" r:id="rId7aty5jr0abjozerkprvwe">
               <w:r>
                 <w:rPr>
                   <w:rFonts w:ascii="Arial" w:cs="Arial" w:eastAsia="Arial" w:hAnsi="Arial"/>
@@ -9668,14 +9668,14 @@
                 <w:sz w:val="16"/>
                 <w:szCs w:val="16"/>
               </w:rPr>
-              <w:t xml:space="preserve">📖 PDF:</w:t>
+              <w:t xml:space="preserve">📖 EXERCISE:</w:t>
             </w:r>
           </w:p>
           <w:p>
             <w:pPr>
               <w:spacing w:after="20" w:before="0"/>
             </w:pPr>
-            <w:hyperlink w:history="1" r:id="rIdv-sxxebbnbgz_ty-o2zsy">
+            <w:hyperlink w:history="1" r:id="rId1k6lod7hfq5nxbxd0jlxn">
               <w:r>
                 <w:rPr>
                   <w:rFonts w:ascii="Arial" w:cs="Arial" w:eastAsia="Arial" w:hAnsi="Arial"/>
@@ -9684,7 +9684,7 @@
                   <w:szCs w:val="16"/>
                   <w:u w:val="single" w:color="2E75B6"/>
                 </w:rPr>
-                <w:t xml:space="preserve">KCSE 2021 BUILDING AND CONSTRUCTION PP1 PP2 ANSWERS</w:t>
+                <w:t xml:space="preserve">Transform polygons using matrices</w:t>
               </w:r>
             </w:hyperlink>
           </w:p>
@@ -9700,7 +9700,7 @@
                 <w:sz w:val="14"/>
                 <w:szCs w:val="14"/>
               </w:rPr>
-              <w:t xml:space="preserve">Source: Kenya Curriculum Tools 2025</w:t>
+              <w:t xml:space="preserve">Source: Khan Academy (English - US curriculum)</w:t>
             </w:r>
           </w:p>
           <w:p>
@@ -9708,7 +9708,7 @@
               <w:spacing w:after="10" w:before="0"/>
               <w:ind w:left="120"/>
             </w:pPr>
-            <w:hyperlink w:history="1" r:id="rIdntvzcso9bwac4r8pccuez">
+            <w:hyperlink w:history="1" r:id="rIdptduamrsqnbnhwixnjioa">
               <w:r>
                 <w:rPr>
                   <w:rFonts w:ascii="Arial" w:cs="Arial" w:eastAsia="Arial" w:hAnsi="Arial"/>
@@ -9903,7 +9903,7 @@
             <w:pPr>
               <w:spacing w:after="20" w:before="0"/>
             </w:pPr>
-            <w:hyperlink w:history="1" r:id="rIdb6gawppweec_gvqg4syic">
+            <w:hyperlink w:history="1" r:id="rIdh5dbcrgec8rvaeobyqiqj">
               <w:r>
                 <w:rPr>
                   <w:rFonts w:ascii="Arial" w:cs="Arial" w:eastAsia="Arial" w:hAnsi="Arial"/>
@@ -9912,7 +9912,7 @@
                   <w:szCs w:val="16"/>
                   <w:u w:val="single" w:color="2E75B6"/>
                 </w:rPr>
-                <w:t xml:space="preserve">Parallelogram on the coordinate plane</w:t>
+                <w:t xml:space="preserve">Dilating shapes: expanding</w:t>
               </w:r>
             </w:hyperlink>
           </w:p>
@@ -9936,7 +9936,7 @@
               <w:spacing w:after="10" w:before="0"/>
               <w:ind w:left="120"/>
             </w:pPr>
-            <w:hyperlink w:history="1" r:id="rId_a1zkeprrgnuepzsenmhc">
+            <w:hyperlink w:history="1" r:id="rIdyl3zlylph9dccxqcvcwec">
               <w:r>
                 <w:rPr>
                   <w:rFonts w:ascii="Arial" w:cs="Arial" w:eastAsia="Arial" w:hAnsi="Arial"/>
@@ -9974,14 +9974,14 @@
                 <w:sz w:val="16"/>
                 <w:szCs w:val="16"/>
               </w:rPr>
-              <w:t xml:space="preserve">📖 PDF:</w:t>
+              <w:t xml:space="preserve">📖 EXERCISE:</w:t>
             </w:r>
           </w:p>
           <w:p>
             <w:pPr>
               <w:spacing w:after="20" w:before="0"/>
             </w:pPr>
-            <w:hyperlink w:history="1" r:id="rId9gfimcda2zl-7v2bmqaad">
+            <w:hyperlink w:history="1" r:id="rIdwyn8hofzcxwb5v3q7qijy">
               <w:r>
                 <w:rPr>
                   <w:rFonts w:ascii="Arial" w:cs="Arial" w:eastAsia="Arial" w:hAnsi="Arial"/>
@@ -9990,7 +9990,7 @@
                   <w:szCs w:val="16"/>
                   <w:u w:val="single" w:color="2E75B6"/>
                 </w:rPr>
-                <w:t xml:space="preserve">KCSE 2021 BUILDING AND CONSTRUCTION PP1 PP2 ANSWERS</w:t>
+                <w:t xml:space="preserve">Transform polygons using matrices</w:t>
               </w:r>
             </w:hyperlink>
           </w:p>
@@ -10006,7 +10006,7 @@
                 <w:sz w:val="14"/>
                 <w:szCs w:val="14"/>
               </w:rPr>
-              <w:t xml:space="preserve">Source: Kenya Curriculum Tools 2025</w:t>
+              <w:t xml:space="preserve">Source: Khan Academy (English - US curriculum)</w:t>
             </w:r>
           </w:p>
           <w:p>
@@ -10014,7 +10014,7 @@
               <w:spacing w:after="10" w:before="0"/>
               <w:ind w:left="120"/>
             </w:pPr>
-            <w:hyperlink w:history="1" r:id="rIdf8xmhbjmpmypfqiaqtif_">
+            <w:hyperlink w:history="1" r:id="rIdvlesr0ybbenfd4aelfsfa">
               <w:r>
                 <w:rPr>
                   <w:rFonts w:ascii="Arial" w:cs="Arial" w:eastAsia="Arial" w:hAnsi="Arial"/>
@@ -10209,7 +10209,7 @@
             <w:pPr>
               <w:spacing w:after="20" w:before="0"/>
             </w:pPr>
-            <w:hyperlink w:history="1" r:id="rIdde0_nddbx2y9bcluuym2c">
+            <w:hyperlink w:history="1" r:id="rIdalyywmywupoiaq09nizhd">
               <w:r>
                 <w:rPr>
                   <w:rFonts w:ascii="Arial" w:cs="Arial" w:eastAsia="Arial" w:hAnsi="Arial"/>
@@ -10218,7 +10218,7 @@
                   <w:szCs w:val="16"/>
                   <w:u w:val="single" w:color="2E75B6"/>
                 </w:rPr>
-                <w:t xml:space="preserve">Parallelogram on the coordinate plane</w:t>
+                <w:t xml:space="preserve">Using similarity to estimate ratio between side lengths</w:t>
               </w:r>
             </w:hyperlink>
           </w:p>
@@ -10242,7 +10242,7 @@
               <w:spacing w:after="10" w:before="0"/>
               <w:ind w:left="120"/>
             </w:pPr>
-            <w:hyperlink w:history="1" r:id="rIdwhx2suqhu9tusrgntffdi">
+            <w:hyperlink w:history="1" r:id="rIdjzh2gxjrzrmgqd8bpg1yl">
               <w:r>
                 <w:rPr>
                   <w:rFonts w:ascii="Arial" w:cs="Arial" w:eastAsia="Arial" w:hAnsi="Arial"/>
@@ -10280,14 +10280,14 @@
                 <w:sz w:val="16"/>
                 <w:szCs w:val="16"/>
               </w:rPr>
-              <w:t xml:space="preserve">📖 PDF:</w:t>
+              <w:t xml:space="preserve">📖 EXERCISE:</w:t>
             </w:r>
           </w:p>
           <w:p>
             <w:pPr>
               <w:spacing w:after="20" w:before="0"/>
             </w:pPr>
-            <w:hyperlink w:history="1" r:id="rId31jaconedafpuj7g-yuk3">
+            <w:hyperlink w:history="1" r:id="rId2ng_dyccntzbvxx2jngb-">
               <w:r>
                 <w:rPr>
                   <w:rFonts w:ascii="Arial" w:cs="Arial" w:eastAsia="Arial" w:hAnsi="Arial"/>
@@ -10296,7 +10296,7 @@
                   <w:szCs w:val="16"/>
                   <w:u w:val="single" w:color="2E75B6"/>
                 </w:rPr>
-                <w:t xml:space="preserve">KCSE 2021 BUILDING AND CONSTRUCTION PP1 PP2 ANSWERS</w:t>
+                <w:t xml:space="preserve">Transform polygons using matrices</w:t>
               </w:r>
             </w:hyperlink>
           </w:p>
@@ -10312,7 +10312,7 @@
                 <w:sz w:val="14"/>
                 <w:szCs w:val="14"/>
               </w:rPr>
-              <w:t xml:space="preserve">Source: Kenya Curriculum Tools 2025</w:t>
+              <w:t xml:space="preserve">Source: Khan Academy (English - US curriculum)</w:t>
             </w:r>
           </w:p>
           <w:p>
@@ -10320,7 +10320,7 @@
               <w:spacing w:after="10" w:before="0"/>
               <w:ind w:left="120"/>
             </w:pPr>
-            <w:hyperlink w:history="1" r:id="rIdoz5qswzyder6cb5jooigr">
+            <w:hyperlink w:history="1" r:id="rIdgcqa6t0a1c5bzh6aqkpdp">
               <w:r>
                 <w:rPr>
                   <w:rFonts w:ascii="Arial" w:cs="Arial" w:eastAsia="Arial" w:hAnsi="Arial"/>
@@ -11807,7 +11807,7 @@
             <w:pPr>
               <w:spacing w:after="20" w:before="0"/>
             </w:pPr>
-            <w:hyperlink w:history="1" r:id="rIduvlibb03iyf1kxvbzrecj">
+            <w:hyperlink w:history="1" r:id="rId3w8xukvecetgyrkehe4a4">
               <w:r>
                 <w:rPr>
                   <w:rFonts w:ascii="Arial" w:cs="Arial" w:eastAsia="Arial" w:hAnsi="Arial"/>
@@ -11816,7 +11816,7 @@
                   <w:szCs w:val="16"/>
                   <w:u w:val="single" w:color="2E75B6"/>
                 </w:rPr>
-                <w:t xml:space="preserve">Intro to the coordinate plane</w:t>
+                <w:t xml:space="preserve">Dilating points</w:t>
               </w:r>
             </w:hyperlink>
           </w:p>
@@ -11840,7 +11840,7 @@
               <w:spacing w:after="10" w:before="0"/>
               <w:ind w:left="120"/>
             </w:pPr>
-            <w:hyperlink w:history="1" r:id="rIdj8pzvghldyqt9zhjiwnyw">
+            <w:hyperlink w:history="1" r:id="rIdaeuxhzjhvytm-hrjaadmb">
               <w:r>
                 <w:rPr>
                   <w:rFonts w:ascii="Arial" w:cs="Arial" w:eastAsia="Arial" w:hAnsi="Arial"/>
@@ -11878,14 +11878,14 @@
                 <w:sz w:val="16"/>
                 <w:szCs w:val="16"/>
               </w:rPr>
-              <w:t xml:space="preserve">📖 HTML:</w:t>
+              <w:t xml:space="preserve">📖 EXERCISE:</w:t>
             </w:r>
           </w:p>
           <w:p>
             <w:pPr>
               <w:spacing w:after="20" w:before="0"/>
             </w:pPr>
-            <w:hyperlink w:history="1" r:id="rId25u8akepktjblghsjyip_">
+            <w:hyperlink w:history="1" r:id="rIdoqrppxvxgkjegugkb6v-f">
               <w:r>
                 <w:rPr>
                   <w:rFonts w:ascii="Arial" w:cs="Arial" w:eastAsia="Arial" w:hAnsi="Arial"/>
@@ -11894,7 +11894,7 @@
                   <w:szCs w:val="16"/>
                   <w:u w:val="single" w:color="2E75B6"/>
                 </w:rPr>
-                <w:t xml:space="preserve">Functions on a Cartesian Plane (Flexbook)</w:t>
+                <w:t xml:space="preserve">Similarity &amp; transformations</w:t>
               </w:r>
             </w:hyperlink>
           </w:p>
@@ -11910,7 +11910,7 @@
                 <w:sz w:val="14"/>
                 <w:szCs w:val="14"/>
               </w:rPr>
-              <w:t xml:space="preserve">Source: CK-12</w:t>
+              <w:t xml:space="preserve">Source: Khan Academy (English - US curriculum)</w:t>
             </w:r>
           </w:p>
           <w:p>
@@ -11918,7 +11918,7 @@
               <w:spacing w:after="10" w:before="0"/>
               <w:ind w:left="120"/>
             </w:pPr>
-            <w:hyperlink w:history="1" r:id="rIdj72qy-j8nlsepjx-cooaf">
+            <w:hyperlink w:history="1" r:id="rIdmsgwehvr_wlrtrwamhilw">
               <w:r>
                 <w:rPr>
                   <w:rFonts w:ascii="Arial" w:cs="Arial" w:eastAsia="Arial" w:hAnsi="Arial"/>
@@ -12113,7 +12113,7 @@
             <w:pPr>
               <w:spacing w:after="20" w:before="0"/>
             </w:pPr>
-            <w:hyperlink w:history="1" r:id="rIdfrpylqxxarvdcy6qzbf-a">
+            <w:hyperlink w:history="1" r:id="rIdrfyvppvbvm_ghtz9nus2q">
               <w:r>
                 <w:rPr>
                   <w:rFonts w:ascii="Arial" w:cs="Arial" w:eastAsia="Arial" w:hAnsi="Arial"/>
@@ -12122,7 +12122,7 @@
                   <w:szCs w:val="16"/>
                   <w:u w:val="single" w:color="2E75B6"/>
                 </w:rPr>
-                <w:t xml:space="preserve">Intro to the coordinate plane</w:t>
+                <w:t xml:space="preserve">Dilating shapes: shrinking</w:t>
               </w:r>
             </w:hyperlink>
           </w:p>
@@ -12146,7 +12146,7 @@
               <w:spacing w:after="10" w:before="0"/>
               <w:ind w:left="120"/>
             </w:pPr>
-            <w:hyperlink w:history="1" r:id="rId1s-vz-ctfu2bhs4ara8fv">
+            <w:hyperlink w:history="1" r:id="rIdaoaobvzsj-chgwu3dnbff">
               <w:r>
                 <w:rPr>
                   <w:rFonts w:ascii="Arial" w:cs="Arial" w:eastAsia="Arial" w:hAnsi="Arial"/>
@@ -12184,14 +12184,14 @@
                 <w:sz w:val="16"/>
                 <w:szCs w:val="16"/>
               </w:rPr>
-              <w:t xml:space="preserve">📖 HTML:</w:t>
+              <w:t xml:space="preserve">📖 EXERCISE:</w:t>
             </w:r>
           </w:p>
           <w:p>
             <w:pPr>
               <w:spacing w:after="20" w:before="0"/>
             </w:pPr>
-            <w:hyperlink w:history="1" r:id="rId0ym8tkgqmch8kne8yqmgz">
+            <w:hyperlink w:history="1" r:id="rIdrtyqfgpnpaf_s9lhx4gh3">
               <w:r>
                 <w:rPr>
                   <w:rFonts w:ascii="Arial" w:cs="Arial" w:eastAsia="Arial" w:hAnsi="Arial"/>
@@ -12200,7 +12200,7 @@
                   <w:szCs w:val="16"/>
                   <w:u w:val="single" w:color="2E75B6"/>
                 </w:rPr>
-                <w:t xml:space="preserve">Functions on a Cartesian Plane (Flexbook)</w:t>
+                <w:t xml:space="preserve">Similarity &amp; transformations</w:t>
               </w:r>
             </w:hyperlink>
           </w:p>
@@ -12216,7 +12216,7 @@
                 <w:sz w:val="14"/>
                 <w:szCs w:val="14"/>
               </w:rPr>
-              <w:t xml:space="preserve">Source: CK-12</w:t>
+              <w:t xml:space="preserve">Source: Khan Academy (English - US curriculum)</w:t>
             </w:r>
           </w:p>
           <w:p>
@@ -12224,7 +12224,7 @@
               <w:spacing w:after="10" w:before="0"/>
               <w:ind w:left="120"/>
             </w:pPr>
-            <w:hyperlink w:history="1" r:id="rIdjyasvl2icwxeuqikfcprf">
+            <w:hyperlink w:history="1" r:id="rIdv8h1hc5t9rm4cg1r3avrw">
               <w:r>
                 <w:rPr>
                   <w:rFonts w:ascii="Arial" w:cs="Arial" w:eastAsia="Arial" w:hAnsi="Arial"/>
@@ -12419,7 +12419,7 @@
             <w:pPr>
               <w:spacing w:after="20" w:before="0"/>
             </w:pPr>
-            <w:hyperlink w:history="1" r:id="rIduqqfoarwbnwx5xnu5_d2p">
+            <w:hyperlink w:history="1" r:id="rIdpctmtxezm5cp_u0qedzqg">
               <w:r>
                 <w:rPr>
                   <w:rFonts w:ascii="Arial" w:cs="Arial" w:eastAsia="Arial" w:hAnsi="Arial"/>
@@ -12428,7 +12428,7 @@
                   <w:szCs w:val="16"/>
                   <w:u w:val="single" w:color="2E75B6"/>
                 </w:rPr>
-                <w:t xml:space="preserve">Intro to the coordinate plane</w:t>
+                <w:t xml:space="preserve">Dilating shapes: shrinking by 1/2</w:t>
               </w:r>
             </w:hyperlink>
           </w:p>
@@ -12452,7 +12452,7 @@
               <w:spacing w:after="10" w:before="0"/>
               <w:ind w:left="120"/>
             </w:pPr>
-            <w:hyperlink w:history="1" r:id="rIdh828_pj2_efoyap-b0-am">
+            <w:hyperlink w:history="1" r:id="rIdfznaj_recrgseb0b4s21n">
               <w:r>
                 <w:rPr>
                   <w:rFonts w:ascii="Arial" w:cs="Arial" w:eastAsia="Arial" w:hAnsi="Arial"/>
@@ -12490,14 +12490,14 @@
                 <w:sz w:val="16"/>
                 <w:szCs w:val="16"/>
               </w:rPr>
-              <w:t xml:space="preserve">📖 HTML:</w:t>
+              <w:t xml:space="preserve">📖 EXERCISE:</w:t>
             </w:r>
           </w:p>
           <w:p>
             <w:pPr>
               <w:spacing w:after="20" w:before="0"/>
             </w:pPr>
-            <w:hyperlink w:history="1" r:id="rIdvjnfr5c45iux2siqeba6l">
+            <w:hyperlink w:history="1" r:id="rIdd-l159mfblg3j-6uonvdk">
               <w:r>
                 <w:rPr>
                   <w:rFonts w:ascii="Arial" w:cs="Arial" w:eastAsia="Arial" w:hAnsi="Arial"/>
@@ -12506,7 +12506,7 @@
                   <w:szCs w:val="16"/>
                   <w:u w:val="single" w:color="2E75B6"/>
                 </w:rPr>
-                <w:t xml:space="preserve">Functions on a Cartesian Plane (Flexbook)</w:t>
+                <w:t xml:space="preserve">Similarity &amp; transformations</w:t>
               </w:r>
             </w:hyperlink>
           </w:p>
@@ -12522,7 +12522,7 @@
                 <w:sz w:val="14"/>
                 <w:szCs w:val="14"/>
               </w:rPr>
-              <w:t xml:space="preserve">Source: CK-12</w:t>
+              <w:t xml:space="preserve">Source: Khan Academy (English - US curriculum)</w:t>
             </w:r>
           </w:p>
           <w:p>
@@ -12530,7 +12530,7 @@
               <w:spacing w:after="10" w:before="0"/>
               <w:ind w:left="120"/>
             </w:pPr>
-            <w:hyperlink w:history="1" r:id="rIdpkbwo2lglqgydzoiibkmu">
+            <w:hyperlink w:history="1" r:id="rIduiqpz1qxacj1hpnbhg9ca">
               <w:r>
                 <w:rPr>
                   <w:rFonts w:ascii="Arial" w:cs="Arial" w:eastAsia="Arial" w:hAnsi="Arial"/>
@@ -12725,7 +12725,7 @@
             <w:pPr>
               <w:spacing w:after="20" w:before="0"/>
             </w:pPr>
-            <w:hyperlink w:history="1" r:id="rIdxxq_d-uzzvo_lwklkdpdi">
+            <w:hyperlink w:history="1" r:id="rIdypw1jsmmvxdtxl4l43gow">
               <w:r>
                 <w:rPr>
                   <w:rFonts w:ascii="Arial" w:cs="Arial" w:eastAsia="Arial" w:hAnsi="Arial"/>
@@ -12734,7 +12734,7 @@
                   <w:szCs w:val="16"/>
                   <w:u w:val="single" w:color="2E75B6"/>
                 </w:rPr>
-                <w:t xml:space="preserve">Intro to the coordinate plane</w:t>
+                <w:t xml:space="preserve">Dilating shapes: expanding</w:t>
               </w:r>
             </w:hyperlink>
           </w:p>
@@ -12758,7 +12758,7 @@
               <w:spacing w:after="10" w:before="0"/>
               <w:ind w:left="120"/>
             </w:pPr>
-            <w:hyperlink w:history="1" r:id="rIdfb9i8w4g9ysqi08pwvusf">
+            <w:hyperlink w:history="1" r:id="rIdru6iryhsa5guljrlkckcf">
               <w:r>
                 <w:rPr>
                   <w:rFonts w:ascii="Arial" w:cs="Arial" w:eastAsia="Arial" w:hAnsi="Arial"/>
@@ -12796,14 +12796,14 @@
                 <w:sz w:val="16"/>
                 <w:szCs w:val="16"/>
               </w:rPr>
-              <w:t xml:space="preserve">📖 HTML:</w:t>
+              <w:t xml:space="preserve">📖 EXERCISE:</w:t>
             </w:r>
           </w:p>
           <w:p>
             <w:pPr>
               <w:spacing w:after="20" w:before="0"/>
             </w:pPr>
-            <w:hyperlink w:history="1" r:id="rIdv2v6tjgpmeq6orwc5cuv6">
+            <w:hyperlink w:history="1" r:id="rIdlrg-3nnzaezgtx5nvm409">
               <w:r>
                 <w:rPr>
                   <w:rFonts w:ascii="Arial" w:cs="Arial" w:eastAsia="Arial" w:hAnsi="Arial"/>
@@ -12812,7 +12812,7 @@
                   <w:szCs w:val="16"/>
                   <w:u w:val="single" w:color="2E75B6"/>
                 </w:rPr>
-                <w:t xml:space="preserve">Functions on a Cartesian Plane (Flexbook)</w:t>
+                <w:t xml:space="preserve">Similarity &amp; transformations</w:t>
               </w:r>
             </w:hyperlink>
           </w:p>
@@ -12828,7 +12828,7 @@
                 <w:sz w:val="14"/>
                 <w:szCs w:val="14"/>
               </w:rPr>
-              <w:t xml:space="preserve">Source: CK-12</w:t>
+              <w:t xml:space="preserve">Source: Khan Academy (English - US curriculum)</w:t>
             </w:r>
           </w:p>
           <w:p>
@@ -12836,7 +12836,7 @@
               <w:spacing w:after="10" w:before="0"/>
               <w:ind w:left="120"/>
             </w:pPr>
-            <w:hyperlink w:history="1" r:id="rIdy-v_upukln5w9y9chlaz2">
+            <w:hyperlink w:history="1" r:id="rId2r3gyp3bxragtmlgvyoo-">
               <w:r>
                 <w:rPr>
                   <w:rFonts w:ascii="Arial" w:cs="Arial" w:eastAsia="Arial" w:hAnsi="Arial"/>
@@ -13031,7 +13031,7 @@
             <w:pPr>
               <w:spacing w:after="20" w:before="0"/>
             </w:pPr>
-            <w:hyperlink w:history="1" r:id="rIdt4twsipchrjszvth0blsr">
+            <w:hyperlink w:history="1" r:id="rIdfn9cs2rhwgkncxkzdvjcv">
               <w:r>
                 <w:rPr>
                   <w:rFonts w:ascii="Arial" w:cs="Arial" w:eastAsia="Arial" w:hAnsi="Arial"/>
@@ -13040,7 +13040,7 @@
                   <w:szCs w:val="16"/>
                   <w:u w:val="single" w:color="2E75B6"/>
                 </w:rPr>
-                <w:t xml:space="preserve">Intro to the coordinate plane</w:t>
+                <w:t xml:space="preserve">Dilating points</w:t>
               </w:r>
             </w:hyperlink>
           </w:p>
@@ -13064,7 +13064,7 @@
               <w:spacing w:after="10" w:before="0"/>
               <w:ind w:left="120"/>
             </w:pPr>
-            <w:hyperlink w:history="1" r:id="rIdupxefzgwm23z2e6rvvurh">
+            <w:hyperlink w:history="1" r:id="rIdb90olusswxly75nrlruv9">
               <w:r>
                 <w:rPr>
                   <w:rFonts w:ascii="Arial" w:cs="Arial" w:eastAsia="Arial" w:hAnsi="Arial"/>
@@ -13102,14 +13102,14 @@
                 <w:sz w:val="16"/>
                 <w:szCs w:val="16"/>
               </w:rPr>
-              <w:t xml:space="preserve">📖 HTML:</w:t>
+              <w:t xml:space="preserve">📖 EXERCISE:</w:t>
             </w:r>
           </w:p>
           <w:p>
             <w:pPr>
               <w:spacing w:after="20" w:before="0"/>
             </w:pPr>
-            <w:hyperlink w:history="1" r:id="rIdk0xi51esrdrvzbpjjzj-j">
+            <w:hyperlink w:history="1" r:id="rIdziwdmejvjsl_toys0cafs">
               <w:r>
                 <w:rPr>
                   <w:rFonts w:ascii="Arial" w:cs="Arial" w:eastAsia="Arial" w:hAnsi="Arial"/>
@@ -13118,7 +13118,7 @@
                   <w:szCs w:val="16"/>
                   <w:u w:val="single" w:color="2E75B6"/>
                 </w:rPr>
-                <w:t xml:space="preserve">Functions on a Cartesian Plane (Flexbook)</w:t>
+                <w:t xml:space="preserve">Similarity &amp; transformations</w:t>
               </w:r>
             </w:hyperlink>
           </w:p>
@@ -13134,7 +13134,7 @@
                 <w:sz w:val="14"/>
                 <w:szCs w:val="14"/>
               </w:rPr>
-              <w:t xml:space="preserve">Source: CK-12</w:t>
+              <w:t xml:space="preserve">Source: Khan Academy (English - US curriculum)</w:t>
             </w:r>
           </w:p>
           <w:p>
@@ -13142,7 +13142,7 @@
               <w:spacing w:after="10" w:before="0"/>
               <w:ind w:left="120"/>
             </w:pPr>
-            <w:hyperlink w:history="1" r:id="rIdrg_6qrgfuy-du5qr4yoft">
+            <w:hyperlink w:history="1" r:id="rIdln8xzle4vscxc4exbuesy">
               <w:r>
                 <w:rPr>
                   <w:rFonts w:ascii="Arial" w:cs="Arial" w:eastAsia="Arial" w:hAnsi="Arial"/>
@@ -14629,7 +14629,7 @@
             <w:pPr>
               <w:spacing w:after="20" w:before="0"/>
             </w:pPr>
-            <w:hyperlink w:history="1" r:id="rIdzchl4rlg1rejqp1cr1ezc">
+            <w:hyperlink w:history="1" r:id="rIdqrfhf1mgvfyfyj5ej7rsb">
               <w:r>
                 <w:rPr>
                   <w:rFonts w:ascii="Arial" w:cs="Arial" w:eastAsia="Arial" w:hAnsi="Arial"/>
@@ -14638,7 +14638,7 @@
                   <w:szCs w:val="16"/>
                   <w:u w:val="single" w:color="2E75B6"/>
                 </w:rPr>
-                <w:t xml:space="preserve">Equivalent ratios: recipe</w:t>
+                <w:t xml:space="preserve">Scale factors and area</w:t>
               </w:r>
             </w:hyperlink>
           </w:p>
@@ -14662,7 +14662,7 @@
               <w:spacing w:after="10" w:before="0"/>
               <w:ind w:left="120"/>
             </w:pPr>
-            <w:hyperlink w:history="1" r:id="rIdmh8tpcsxlefm0bawcnd44">
+            <w:hyperlink w:history="1" r:id="rIdkzl9lgxrmzxytinb7tp3m">
               <w:r>
                 <w:rPr>
                   <w:rFonts w:ascii="Arial" w:cs="Arial" w:eastAsia="Arial" w:hAnsi="Arial"/>
@@ -14700,14 +14700,14 @@
                 <w:sz w:val="16"/>
                 <w:szCs w:val="16"/>
               </w:rPr>
-              <w:t xml:space="preserve">📖 HTML:</w:t>
+              <w:t xml:space="preserve">📖 EXERCISE:</w:t>
             </w:r>
           </w:p>
           <w:p>
             <w:pPr>
               <w:spacing w:after="20" w:before="0"/>
             </w:pPr>
-            <w:hyperlink w:history="1" r:id="rIdkurktuvr9exluuvapjfit">
+            <w:hyperlink w:history="1" r:id="rIdnmueso4jkxbyvezcdtjlj">
               <w:r>
                 <w:rPr>
                   <w:rFonts w:ascii="Arial" w:cs="Arial" w:eastAsia="Arial" w:hAnsi="Arial"/>
@@ -14716,7 +14716,7 @@
                   <w:szCs w:val="16"/>
                   <w:u w:val="single" w:color="2E75B6"/>
                 </w:rPr>
-                <w:t xml:space="preserve">Area Models for Decimal Multiplication (Flexbook)</w:t>
+                <w:t xml:space="preserve">Prove triangle similarity</w:t>
               </w:r>
             </w:hyperlink>
           </w:p>
@@ -14732,7 +14732,7 @@
                 <w:sz w:val="14"/>
                 <w:szCs w:val="14"/>
               </w:rPr>
-              <w:t xml:space="preserve">Source: CK-12</w:t>
+              <w:t xml:space="preserve">Source: Khan Academy (English - US curriculum)</w:t>
             </w:r>
           </w:p>
           <w:p>
@@ -14740,7 +14740,7 @@
               <w:spacing w:after="10" w:before="0"/>
               <w:ind w:left="120"/>
             </w:pPr>
-            <w:hyperlink w:history="1" r:id="rIdeqz6nundfyuy9ink69uwr">
+            <w:hyperlink w:history="1" r:id="rIdkoqnbqmti989skiogjzue">
               <w:r>
                 <w:rPr>
                   <w:rFonts w:ascii="Arial" w:cs="Arial" w:eastAsia="Arial" w:hAnsi="Arial"/>
@@ -14935,7 +14935,7 @@
             <w:pPr>
               <w:spacing w:after="20" w:before="0"/>
             </w:pPr>
-            <w:hyperlink w:history="1" r:id="rIdtdb8eihsajjlnbd0kjido">
+            <w:hyperlink w:history="1" r:id="rIdar18mazdq-1xtffcc2pt9">
               <w:r>
                 <w:rPr>
                   <w:rFonts w:ascii="Arial" w:cs="Arial" w:eastAsia="Arial" w:hAnsi="Arial"/>
@@ -14944,7 +14944,7 @@
                   <w:szCs w:val="16"/>
                   <w:u w:val="single" w:color="2E75B6"/>
                 </w:rPr>
-                <w:t xml:space="preserve">Equivalent ratios: recipe</w:t>
+                <w:t xml:space="preserve">Proving slope is constant using similarity</w:t>
               </w:r>
             </w:hyperlink>
           </w:p>
@@ -14968,7 +14968,7 @@
               <w:spacing w:after="10" w:before="0"/>
               <w:ind w:left="120"/>
             </w:pPr>
-            <w:hyperlink w:history="1" r:id="rIdapptogmk0gb2xw8zsgzw-">
+            <w:hyperlink w:history="1" r:id="rId3gfm9wvt3uhjoayhd_twg">
               <w:r>
                 <w:rPr>
                   <w:rFonts w:ascii="Arial" w:cs="Arial" w:eastAsia="Arial" w:hAnsi="Arial"/>
@@ -15006,14 +15006,14 @@
                 <w:sz w:val="16"/>
                 <w:szCs w:val="16"/>
               </w:rPr>
-              <w:t xml:space="preserve">📖 HTML:</w:t>
+              <w:t xml:space="preserve">📖 EXERCISE:</w:t>
             </w:r>
           </w:p>
           <w:p>
             <w:pPr>
               <w:spacing w:after="20" w:before="0"/>
             </w:pPr>
-            <w:hyperlink w:history="1" r:id="rIddwevhb__ejtpdr-4wzykv">
+            <w:hyperlink w:history="1" r:id="rIdtw7arn7byl7uaul1vkww0">
               <w:r>
                 <w:rPr>
                   <w:rFonts w:ascii="Arial" w:cs="Arial" w:eastAsia="Arial" w:hAnsi="Arial"/>
@@ -15022,7 +15022,7 @@
                   <w:szCs w:val="16"/>
                   <w:u w:val="single" w:color="2E75B6"/>
                 </w:rPr>
-                <w:t xml:space="preserve">Area Models for Decimal Multiplication (Flexbook)</w:t>
+                <w:t xml:space="preserve">Prove triangle similarity</w:t>
               </w:r>
             </w:hyperlink>
           </w:p>
@@ -15038,7 +15038,7 @@
                 <w:sz w:val="14"/>
                 <w:szCs w:val="14"/>
               </w:rPr>
-              <w:t xml:space="preserve">Source: CK-12</w:t>
+              <w:t xml:space="preserve">Source: Khan Academy (English - US curriculum)</w:t>
             </w:r>
           </w:p>
           <w:p>
@@ -15046,7 +15046,7 @@
               <w:spacing w:after="10" w:before="0"/>
               <w:ind w:left="120"/>
             </w:pPr>
-            <w:hyperlink w:history="1" r:id="rId0zbiipto5u7x77jtfp-6k">
+            <w:hyperlink w:history="1" r:id="rIdpvj4wkrsqewwskeltrv0a">
               <w:r>
                 <w:rPr>
                   <w:rFonts w:ascii="Arial" w:cs="Arial" w:eastAsia="Arial" w:hAnsi="Arial"/>
@@ -15241,7 +15241,7 @@
             <w:pPr>
               <w:spacing w:after="20" w:before="0"/>
             </w:pPr>
-            <w:hyperlink w:history="1" r:id="rIdnucapbgvd7zqzop-yzzrc">
+            <w:hyperlink w:history="1" r:id="rIdyptjvinbdhfwmirflkpum">
               <w:r>
                 <w:rPr>
                   <w:rFonts w:ascii="Arial" w:cs="Arial" w:eastAsia="Arial" w:hAnsi="Arial"/>
@@ -15250,7 +15250,7 @@
                   <w:szCs w:val="16"/>
                   <w:u w:val="single" w:color="2E75B6"/>
                 </w:rPr>
-                <w:t xml:space="preserve">Equivalent ratios: recipe</w:t>
+                <w:t xml:space="preserve">Intro to triangle similarity</w:t>
               </w:r>
             </w:hyperlink>
           </w:p>
@@ -15274,7 +15274,7 @@
               <w:spacing w:after="10" w:before="0"/>
               <w:ind w:left="120"/>
             </w:pPr>
-            <w:hyperlink w:history="1" r:id="rId76qdrj0u-jaoq35nzhquz">
+            <w:hyperlink w:history="1" r:id="rId1f8zv6r-y-nfhlcwljbtk">
               <w:r>
                 <w:rPr>
                   <w:rFonts w:ascii="Arial" w:cs="Arial" w:eastAsia="Arial" w:hAnsi="Arial"/>
@@ -15312,14 +15312,14 @@
                 <w:sz w:val="16"/>
                 <w:szCs w:val="16"/>
               </w:rPr>
-              <w:t xml:space="preserve">📖 HTML:</w:t>
+              <w:t xml:space="preserve">📖 EXERCISE:</w:t>
             </w:r>
           </w:p>
           <w:p>
             <w:pPr>
               <w:spacing w:after="20" w:before="0"/>
             </w:pPr>
-            <w:hyperlink w:history="1" r:id="rIdft7m2entlt-75mv6ng2dw">
+            <w:hyperlink w:history="1" r:id="rIdhudo3a00x4d7slftkv0wl">
               <w:r>
                 <w:rPr>
                   <w:rFonts w:ascii="Arial" w:cs="Arial" w:eastAsia="Arial" w:hAnsi="Arial"/>
@@ -15328,7 +15328,7 @@
                   <w:szCs w:val="16"/>
                   <w:u w:val="single" w:color="2E75B6"/>
                 </w:rPr>
-                <w:t xml:space="preserve">Area Models for Decimal Multiplication (Flexbook)</w:t>
+                <w:t xml:space="preserve">Prove triangle similarity</w:t>
               </w:r>
             </w:hyperlink>
           </w:p>
@@ -15344,7 +15344,7 @@
                 <w:sz w:val="14"/>
                 <w:szCs w:val="14"/>
               </w:rPr>
-              <w:t xml:space="preserve">Source: CK-12</w:t>
+              <w:t xml:space="preserve">Source: Khan Academy (English - US curriculum)</w:t>
             </w:r>
           </w:p>
           <w:p>
@@ -15352,7 +15352,7 @@
               <w:spacing w:after="10" w:before="0"/>
               <w:ind w:left="120"/>
             </w:pPr>
-            <w:hyperlink w:history="1" r:id="rIdndgz3iiyodysieqb0ny4i">
+            <w:hyperlink w:history="1" r:id="rIdz7flutdxoxbxca0gb7i2i">
               <w:r>
                 <w:rPr>
                   <w:rFonts w:ascii="Arial" w:cs="Arial" w:eastAsia="Arial" w:hAnsi="Arial"/>
@@ -15547,7 +15547,7 @@
             <w:pPr>
               <w:spacing w:after="20" w:before="0"/>
             </w:pPr>
-            <w:hyperlink w:history="1" r:id="rIdphrmvhl9pagqtqbvrgjjq">
+            <w:hyperlink w:history="1" r:id="rIddo546w-xqrwxaldf5mi1i">
               <w:r>
                 <w:rPr>
                   <w:rFonts w:ascii="Arial" w:cs="Arial" w:eastAsia="Arial" w:hAnsi="Arial"/>
@@ -15556,7 +15556,7 @@
                   <w:szCs w:val="16"/>
                   <w:u w:val="single" w:color="2E75B6"/>
                 </w:rPr>
-                <w:t xml:space="preserve">Equivalent ratios: recipe</w:t>
+                <w:t xml:space="preserve">Triangle similarity postulates/criteria</w:t>
               </w:r>
             </w:hyperlink>
           </w:p>
@@ -15580,7 +15580,7 @@
               <w:spacing w:after="10" w:before="0"/>
               <w:ind w:left="120"/>
             </w:pPr>
-            <w:hyperlink w:history="1" r:id="rIdtfmwyl3bn-c79ipixk74n">
+            <w:hyperlink w:history="1" r:id="rIdebkyiz4mqlkzszzhqosbm">
               <w:r>
                 <w:rPr>
                   <w:rFonts w:ascii="Arial" w:cs="Arial" w:eastAsia="Arial" w:hAnsi="Arial"/>
@@ -15618,14 +15618,14 @@
                 <w:sz w:val="16"/>
                 <w:szCs w:val="16"/>
               </w:rPr>
-              <w:t xml:space="preserve">📖 HTML:</w:t>
+              <w:t xml:space="preserve">📖 EXERCISE:</w:t>
             </w:r>
           </w:p>
           <w:p>
             <w:pPr>
               <w:spacing w:after="20" w:before="0"/>
             </w:pPr>
-            <w:hyperlink w:history="1" r:id="rIdonkzjprrj3gfnt_wvan-m">
+            <w:hyperlink w:history="1" r:id="rId-dwtxrqp6spt81pwpmaks">
               <w:r>
                 <w:rPr>
                   <w:rFonts w:ascii="Arial" w:cs="Arial" w:eastAsia="Arial" w:hAnsi="Arial"/>
@@ -15634,7 +15634,7 @@
                   <w:szCs w:val="16"/>
                   <w:u w:val="single" w:color="2E75B6"/>
                 </w:rPr>
-                <w:t xml:space="preserve">Area Models for Decimal Multiplication (Flexbook)</w:t>
+                <w:t xml:space="preserve">Prove triangle similarity</w:t>
               </w:r>
             </w:hyperlink>
           </w:p>
@@ -15650,7 +15650,7 @@
                 <w:sz w:val="14"/>
                 <w:szCs w:val="14"/>
               </w:rPr>
-              <w:t xml:space="preserve">Source: CK-12</w:t>
+              <w:t xml:space="preserve">Source: Khan Academy (English - US curriculum)</w:t>
             </w:r>
           </w:p>
           <w:p>
@@ -15658,7 +15658,7 @@
               <w:spacing w:after="10" w:before="0"/>
               <w:ind w:left="120"/>
             </w:pPr>
-            <w:hyperlink w:history="1" r:id="rIdbnuogvgva_akwkik-vjsk">
+            <w:hyperlink w:history="1" r:id="rIdsy1r4yyqyag21w269949n">
               <w:r>
                 <w:rPr>
                   <w:rFonts w:ascii="Arial" w:cs="Arial" w:eastAsia="Arial" w:hAnsi="Arial"/>
@@ -15853,7 +15853,7 @@
             <w:pPr>
               <w:spacing w:after="20" w:before="0"/>
             </w:pPr>
-            <w:hyperlink w:history="1" r:id="rIdu4ohsahnixxxyr5kgp_3k">
+            <w:hyperlink w:history="1" r:id="rIdk2bfskowvcnfdbb0tudm5">
               <w:r>
                 <w:rPr>
                   <w:rFonts w:ascii="Arial" w:cs="Arial" w:eastAsia="Arial" w:hAnsi="Arial"/>
@@ -15862,7 +15862,7 @@
                   <w:szCs w:val="16"/>
                   <w:u w:val="single" w:color="2E75B6"/>
                 </w:rPr>
-                <w:t xml:space="preserve">Equivalent ratios: recipe</w:t>
+                <w:t xml:space="preserve">Determining similar triangles</w:t>
               </w:r>
             </w:hyperlink>
           </w:p>
@@ -15886,7 +15886,7 @@
               <w:spacing w:after="10" w:before="0"/>
               <w:ind w:left="120"/>
             </w:pPr>
-            <w:hyperlink w:history="1" r:id="rIdruafv9kk79i8kqfxoscz5">
+            <w:hyperlink w:history="1" r:id="rIdgjtgdduadojxo1sualli7">
               <w:r>
                 <w:rPr>
                   <w:rFonts w:ascii="Arial" w:cs="Arial" w:eastAsia="Arial" w:hAnsi="Arial"/>
@@ -15924,14 +15924,14 @@
                 <w:sz w:val="16"/>
                 <w:szCs w:val="16"/>
               </w:rPr>
-              <w:t xml:space="preserve">📖 HTML:</w:t>
+              <w:t xml:space="preserve">📖 EXERCISE:</w:t>
             </w:r>
           </w:p>
           <w:p>
             <w:pPr>
               <w:spacing w:after="20" w:before="0"/>
             </w:pPr>
-            <w:hyperlink w:history="1" r:id="rIdckzccsxlgfzomesm_8ysd">
+            <w:hyperlink w:history="1" r:id="rIdtwylr3d66b7v62sc9oker">
               <w:r>
                 <w:rPr>
                   <w:rFonts w:ascii="Arial" w:cs="Arial" w:eastAsia="Arial" w:hAnsi="Arial"/>
@@ -15940,7 +15940,7 @@
                   <w:szCs w:val="16"/>
                   <w:u w:val="single" w:color="2E75B6"/>
                 </w:rPr>
-                <w:t xml:space="preserve">Area Models for Decimal Multiplication (Flexbook)</w:t>
+                <w:t xml:space="preserve">Prove triangle similarity</w:t>
               </w:r>
             </w:hyperlink>
           </w:p>
@@ -15956,7 +15956,7 @@
                 <w:sz w:val="14"/>
                 <w:szCs w:val="14"/>
               </w:rPr>
-              <w:t xml:space="preserve">Source: CK-12</w:t>
+              <w:t xml:space="preserve">Source: Khan Academy (English - US curriculum)</w:t>
             </w:r>
           </w:p>
           <w:p>
@@ -15964,7 +15964,7 @@
               <w:spacing w:after="10" w:before="0"/>
               <w:ind w:left="120"/>
             </w:pPr>
-            <w:hyperlink w:history="1" r:id="rIdvmv1b67twhgwdwqsprcpp">
+            <w:hyperlink w:history="1" r:id="rIdquec8dcy9ir4mt0-tnein">
               <w:r>
                 <w:rPr>
                   <w:rFonts w:ascii="Arial" w:cs="Arial" w:eastAsia="Arial" w:hAnsi="Arial"/>
@@ -17451,7 +17451,7 @@
             <w:pPr>
               <w:spacing w:after="20" w:before="0"/>
             </w:pPr>
-            <w:hyperlink w:history="1" r:id="rIdrpkevmnn6vrcsivyn5gwt">
+            <w:hyperlink w:history="1" r:id="rId0lxks7i_knqg6a-iou8eb">
               <w:r>
                 <w:rPr>
                   <w:rFonts w:ascii="Arial" w:cs="Arial" w:eastAsia="Arial" w:hAnsi="Arial"/>
@@ -17460,7 +17460,7 @@
                   <w:szCs w:val="16"/>
                   <w:u w:val="single" w:color="2E75B6"/>
                 </w:rPr>
-                <w:t xml:space="preserve">Function notation example</w:t>
+                <w:t xml:space="preserve">Area and Volume of Similar Solids Principles</w:t>
               </w:r>
             </w:hyperlink>
           </w:p>
@@ -17476,7 +17476,7 @@
                 <w:sz w:val="14"/>
                 <w:szCs w:val="14"/>
               </w:rPr>
-              <w:t xml:space="preserve">Source: Khan Academy (English - US curriculum)</w:t>
+              <w:t xml:space="preserve">Source: CK-12</w:t>
             </w:r>
           </w:p>
           <w:p>
@@ -17484,7 +17484,7 @@
               <w:spacing w:after="10" w:before="0"/>
               <w:ind w:left="120"/>
             </w:pPr>
-            <w:hyperlink w:history="1" r:id="rIdfo3jcknoglb4-iacnjepx">
+            <w:hyperlink w:history="1" r:id="rId0fyi2eoedhdmfg6fqprju">
               <w:r>
                 <w:rPr>
                   <w:rFonts w:ascii="Arial" w:cs="Arial" w:eastAsia="Arial" w:hAnsi="Arial"/>
@@ -17529,7 +17529,7 @@
             <w:pPr>
               <w:spacing w:after="20" w:before="0"/>
             </w:pPr>
-            <w:hyperlink w:history="1" r:id="rIdctt8ascg8m9ki4kwycruk">
+            <w:hyperlink w:history="1" r:id="rId8oqpx_qcrr04tar-b4sfl">
               <w:r>
                 <w:rPr>
                   <w:rFonts w:ascii="Arial" w:cs="Arial" w:eastAsia="Arial" w:hAnsi="Arial"/>
@@ -17538,7 +17538,7 @@
                   <w:szCs w:val="16"/>
                   <w:u w:val="single" w:color="2E75B6"/>
                 </w:rPr>
-                <w:t xml:space="preserve">Comparing Standard Units of Volume (PLIX)</w:t>
+                <w:t xml:space="preserve">Area and Volume of Similar Solids (Flexbook)</w:t>
               </w:r>
             </w:hyperlink>
           </w:p>
@@ -17562,7 +17562,7 @@
               <w:spacing w:after="10" w:before="0"/>
               <w:ind w:left="120"/>
             </w:pPr>
-            <w:hyperlink w:history="1" r:id="rIdjc_wz5uccjhs9tsn1edwi">
+            <w:hyperlink w:history="1" r:id="rIdskd4kz9z3un8yhvwzzf8k">
               <w:r>
                 <w:rPr>
                   <w:rFonts w:ascii="Arial" w:cs="Arial" w:eastAsia="Arial" w:hAnsi="Arial"/>
@@ -17757,7 +17757,7 @@
             <w:pPr>
               <w:spacing w:after="20" w:before="0"/>
             </w:pPr>
-            <w:hyperlink w:history="1" r:id="rIdm3honugqm0fjlixdqzcqi">
+            <w:hyperlink w:history="1" r:id="rIdqlk0keoq7gfp8ak6bmilh">
               <w:r>
                 <w:rPr>
                   <w:rFonts w:ascii="Arial" w:cs="Arial" w:eastAsia="Arial" w:hAnsi="Arial"/>
@@ -17766,7 +17766,7 @@
                   <w:szCs w:val="16"/>
                   <w:u w:val="single" w:color="2E75B6"/>
                 </w:rPr>
-                <w:t xml:space="preserve">Function notation example</w:t>
+                <w:t xml:space="preserve">Area and Volume of Similar Solids Principles</w:t>
               </w:r>
             </w:hyperlink>
           </w:p>
@@ -17782,7 +17782,7 @@
                 <w:sz w:val="14"/>
                 <w:szCs w:val="14"/>
               </w:rPr>
-              <w:t xml:space="preserve">Source: Khan Academy (English - US curriculum)</w:t>
+              <w:t xml:space="preserve">Source: CK-12</w:t>
             </w:r>
           </w:p>
           <w:p>
@@ -17790,7 +17790,7 @@
               <w:spacing w:after="10" w:before="0"/>
               <w:ind w:left="120"/>
             </w:pPr>
-            <w:hyperlink w:history="1" r:id="rIdojsn6h481pnz1ke8byfka">
+            <w:hyperlink w:history="1" r:id="rIdenjxoupvwvms3dlq6bw6h">
               <w:r>
                 <w:rPr>
                   <w:rFonts w:ascii="Arial" w:cs="Arial" w:eastAsia="Arial" w:hAnsi="Arial"/>
@@ -17828,14 +17828,14 @@
                 <w:sz w:val="16"/>
                 <w:szCs w:val="16"/>
               </w:rPr>
-              <w:t xml:space="preserve">📖 HTML:</w:t>
+              <w:t xml:space="preserve">📖 EXERCISE:</w:t>
             </w:r>
           </w:p>
           <w:p>
             <w:pPr>
               <w:spacing w:after="20" w:before="0"/>
             </w:pPr>
-            <w:hyperlink w:history="1" r:id="rId39qcd-6o-py7lq_y7uak2">
+            <w:hyperlink w:history="1" r:id="rIdqw3fgg0t_ymh107jmu37r">
               <w:r>
                 <w:rPr>
                   <w:rFonts w:ascii="Arial" w:cs="Arial" w:eastAsia="Arial" w:hAnsi="Arial"/>
@@ -17844,7 +17844,7 @@
                   <w:szCs w:val="16"/>
                   <w:u w:val="single" w:color="2E75B6"/>
                 </w:rPr>
-                <w:t xml:space="preserve">Comparing Standard Units of Volume (PLIX)</w:t>
+                <w:t xml:space="preserve">Area and Volume of Similar Solids Practice</w:t>
               </w:r>
             </w:hyperlink>
           </w:p>
@@ -17868,7 +17868,7 @@
               <w:spacing w:after="10" w:before="0"/>
               <w:ind w:left="120"/>
             </w:pPr>
-            <w:hyperlink w:history="1" r:id="rIdl-wudabkxm4co8jndjhxb">
+            <w:hyperlink w:history="1" r:id="rIdjv0dp0m_i695td8tcr22k">
               <w:r>
                 <w:rPr>
                   <w:rFonts w:ascii="Arial" w:cs="Arial" w:eastAsia="Arial" w:hAnsi="Arial"/>
@@ -18063,7 +18063,7 @@
             <w:pPr>
               <w:spacing w:after="20" w:before="0"/>
             </w:pPr>
-            <w:hyperlink w:history="1" r:id="rIdkjgdabfmjyndid7untwx7">
+            <w:hyperlink w:history="1" r:id="rIdho3jf60vrpfxflz_-mttp">
               <w:r>
                 <w:rPr>
                   <w:rFonts w:ascii="Arial" w:cs="Arial" w:eastAsia="Arial" w:hAnsi="Arial"/>
@@ -18072,7 +18072,7 @@
                   <w:szCs w:val="16"/>
                   <w:u w:val="single" w:color="2E75B6"/>
                 </w:rPr>
-                <w:t xml:space="preserve">Function notation example</w:t>
+                <w:t xml:space="preserve">Area and Volume of Similar Solids Principles</w:t>
               </w:r>
             </w:hyperlink>
           </w:p>
@@ -18088,7 +18088,7 @@
                 <w:sz w:val="14"/>
                 <w:szCs w:val="14"/>
               </w:rPr>
-              <w:t xml:space="preserve">Source: Khan Academy (English - US curriculum)</w:t>
+              <w:t xml:space="preserve">Source: CK-12</w:t>
             </w:r>
           </w:p>
           <w:p>
@@ -18096,7 +18096,7 @@
               <w:spacing w:after="10" w:before="0"/>
               <w:ind w:left="120"/>
             </w:pPr>
-            <w:hyperlink w:history="1" r:id="rIdvq4twyxlfpuhvw7rsqai2">
+            <w:hyperlink w:history="1" r:id="rId_czaeyglsjy5g5hfjuucs">
               <w:r>
                 <w:rPr>
                   <w:rFonts w:ascii="Arial" w:cs="Arial" w:eastAsia="Arial" w:hAnsi="Arial"/>
@@ -18141,7 +18141,7 @@
             <w:pPr>
               <w:spacing w:after="20" w:before="0"/>
             </w:pPr>
-            <w:hyperlink w:history="1" r:id="rIdwkoirotul7mr4nuqxxusp">
+            <w:hyperlink w:history="1" r:id="rIdsdgw6httisckhvqu9q6qy">
               <w:r>
                 <w:rPr>
                   <w:rFonts w:ascii="Arial" w:cs="Arial" w:eastAsia="Arial" w:hAnsi="Arial"/>
@@ -18150,7 +18150,7 @@
                   <w:szCs w:val="16"/>
                   <w:u w:val="single" w:color="2E75B6"/>
                 </w:rPr>
-                <w:t xml:space="preserve">Comparing Standard Units of Volume (PLIX)</w:t>
+                <w:t xml:space="preserve">Area and Volume of Similar Solids (Flexbook)</w:t>
               </w:r>
             </w:hyperlink>
           </w:p>
@@ -18174,7 +18174,7 @@
               <w:spacing w:after="10" w:before="0"/>
               <w:ind w:left="120"/>
             </w:pPr>
-            <w:hyperlink w:history="1" r:id="rIdtfqpta_6gc3egarlblffm">
+            <w:hyperlink w:history="1" r:id="rIdrhdsl7rvdyem_tdd3pxtx">
               <w:r>
                 <w:rPr>
                   <w:rFonts w:ascii="Arial" w:cs="Arial" w:eastAsia="Arial" w:hAnsi="Arial"/>
@@ -18369,7 +18369,7 @@
             <w:pPr>
               <w:spacing w:after="20" w:before="0"/>
             </w:pPr>
-            <w:hyperlink w:history="1" r:id="rId-y9p9iz83fu4xcjup9zf9">
+            <w:hyperlink w:history="1" r:id="rIdlf_a290sjjoclfamxurih">
               <w:r>
                 <w:rPr>
                   <w:rFonts w:ascii="Arial" w:cs="Arial" w:eastAsia="Arial" w:hAnsi="Arial"/>
@@ -18378,7 +18378,7 @@
                   <w:szCs w:val="16"/>
                   <w:u w:val="single" w:color="2E75B6"/>
                 </w:rPr>
-                <w:t xml:space="preserve">Function notation example</w:t>
+                <w:t xml:space="preserve">Area and Volume of Similar Solids Principles</w:t>
               </w:r>
             </w:hyperlink>
           </w:p>
@@ -18394,7 +18394,7 @@
                 <w:sz w:val="14"/>
                 <w:szCs w:val="14"/>
               </w:rPr>
-              <w:t xml:space="preserve">Source: Khan Academy (English - US curriculum)</w:t>
+              <w:t xml:space="preserve">Source: CK-12</w:t>
             </w:r>
           </w:p>
           <w:p>
@@ -18402,7 +18402,7 @@
               <w:spacing w:after="10" w:before="0"/>
               <w:ind w:left="120"/>
             </w:pPr>
-            <w:hyperlink w:history="1" r:id="rIdlbdtbwlxzwsi99en_ze5u">
+            <w:hyperlink w:history="1" r:id="rId4efbpqqt3a8z0vrww3ya2">
               <w:r>
                 <w:rPr>
                   <w:rFonts w:ascii="Arial" w:cs="Arial" w:eastAsia="Arial" w:hAnsi="Arial"/>
@@ -18447,7 +18447,7 @@
             <w:pPr>
               <w:spacing w:after="20" w:before="0"/>
             </w:pPr>
-            <w:hyperlink w:history="1" r:id="rIdxa_leat-sjlg9hp8j0jw5">
+            <w:hyperlink w:history="1" r:id="rIdenn0ixbzcpnehk4f9hcv-">
               <w:r>
                 <w:rPr>
                   <w:rFonts w:ascii="Arial" w:cs="Arial" w:eastAsia="Arial" w:hAnsi="Arial"/>
@@ -18456,7 +18456,7 @@
                   <w:szCs w:val="16"/>
                   <w:u w:val="single" w:color="2E75B6"/>
                 </w:rPr>
-                <w:t xml:space="preserve">Comparing Standard Units of Volume (PLIX)</w:t>
+                <w:t xml:space="preserve">Area and Volume of Similar Solids (Flexbook)</w:t>
               </w:r>
             </w:hyperlink>
           </w:p>
@@ -18480,7 +18480,7 @@
               <w:spacing w:after="10" w:before="0"/>
               <w:ind w:left="120"/>
             </w:pPr>
-            <w:hyperlink w:history="1" r:id="rIdyl2qup3a-07khb6zvz_zz">
+            <w:hyperlink w:history="1" r:id="rIdklj9ezk4xtegkr3h9huwa">
               <w:r>
                 <w:rPr>
                   <w:rFonts w:ascii="Arial" w:cs="Arial" w:eastAsia="Arial" w:hAnsi="Arial"/>
@@ -18675,7 +18675,7 @@
             <w:pPr>
               <w:spacing w:after="20" w:before="0"/>
             </w:pPr>
-            <w:hyperlink w:history="1" r:id="rIdklcdl931qnf3uiujsnkos">
+            <w:hyperlink w:history="1" r:id="rIdz2y0d_88yu2avp2valzpj">
               <w:r>
                 <w:rPr>
                   <w:rFonts w:ascii="Arial" w:cs="Arial" w:eastAsia="Arial" w:hAnsi="Arial"/>
@@ -18684,7 +18684,7 @@
                   <w:szCs w:val="16"/>
                   <w:u w:val="single" w:color="2E75B6"/>
                 </w:rPr>
-                <w:t xml:space="preserve">Function notation example</w:t>
+                <w:t xml:space="preserve">Area and Volume of Similar Solids Principles</w:t>
               </w:r>
             </w:hyperlink>
           </w:p>
@@ -18700,7 +18700,7 @@
                 <w:sz w:val="14"/>
                 <w:szCs w:val="14"/>
               </w:rPr>
-              <w:t xml:space="preserve">Source: Khan Academy (English - US curriculum)</w:t>
+              <w:t xml:space="preserve">Source: CK-12</w:t>
             </w:r>
           </w:p>
           <w:p>
@@ -18708,7 +18708,7 @@
               <w:spacing w:after="10" w:before="0"/>
               <w:ind w:left="120"/>
             </w:pPr>
-            <w:hyperlink w:history="1" r:id="rIdkglvoqza7wnvclkf0op5m">
+            <w:hyperlink w:history="1" r:id="rIdpyosxyys64zpt8t24nwzw">
               <w:r>
                 <w:rPr>
                   <w:rFonts w:ascii="Arial" w:cs="Arial" w:eastAsia="Arial" w:hAnsi="Arial"/>
@@ -18753,7 +18753,7 @@
             <w:pPr>
               <w:spacing w:after="20" w:before="0"/>
             </w:pPr>
-            <w:hyperlink w:history="1" r:id="rIdjpmsjqvjkvnjomcsg6s1j">
+            <w:hyperlink w:history="1" r:id="rIdzl-64nvgl8igpfebo_eex">
               <w:r>
                 <w:rPr>
                   <w:rFonts w:ascii="Arial" w:cs="Arial" w:eastAsia="Arial" w:hAnsi="Arial"/>
@@ -18762,7 +18762,7 @@
                   <w:szCs w:val="16"/>
                   <w:u w:val="single" w:color="2E75B6"/>
                 </w:rPr>
-                <w:t xml:space="preserve">Comparing Standard Units of Volume (PLIX)</w:t>
+                <w:t xml:space="preserve">Area and Volume of Similar Solids (Flexbook)</w:t>
               </w:r>
             </w:hyperlink>
           </w:p>
@@ -18786,7 +18786,7 @@
               <w:spacing w:after="10" w:before="0"/>
               <w:ind w:left="120"/>
             </w:pPr>
-            <w:hyperlink w:history="1" r:id="rId_m-pg384jqtv3b0hlgbfu">
+            <w:hyperlink w:history="1" r:id="rIdq23ph_vmhixdyosjhqrtg">
               <w:r>
                 <w:rPr>
                   <w:rFonts w:ascii="Arial" w:cs="Arial" w:eastAsia="Arial" w:hAnsi="Arial"/>
@@ -20273,7 +20273,7 @@
             <w:pPr>
               <w:spacing w:after="20" w:before="0"/>
             </w:pPr>
-            <w:hyperlink w:history="1" r:id="rIdzbsugbbb9uljtz8nqy4m3">
+            <w:hyperlink w:history="1" r:id="rIdqhk__c2xjt6lj34ngv4it">
               <w:r>
                 <w:rPr>
                   <w:rFonts w:ascii="Arial" w:cs="Arial" w:eastAsia="Arial" w:hAnsi="Arial"/>
@@ -20282,7 +20282,7 @@
                   <w:szCs w:val="16"/>
                   <w:u w:val="single" w:color="2E75B6"/>
                 </w:rPr>
-                <w:t xml:space="preserve">Geometry and motion in Borromini's San Carlo</w:t>
+                <w:t xml:space="preserve">Scale factors and area</w:t>
               </w:r>
             </w:hyperlink>
           </w:p>
@@ -20306,7 +20306,7 @@
               <w:spacing w:after="10" w:before="0"/>
               <w:ind w:left="120"/>
             </w:pPr>
-            <w:hyperlink w:history="1" r:id="rId9lg7mvktzfkbhcnmou_ai">
+            <w:hyperlink w:history="1" r:id="rIdjbnnjkt7l2oozyrcmqa4e">
               <w:r>
                 <w:rPr>
                   <w:rFonts w:ascii="Arial" w:cs="Arial" w:eastAsia="Arial" w:hAnsi="Arial"/>
@@ -20344,14 +20344,14 @@
                 <w:sz w:val="16"/>
                 <w:szCs w:val="16"/>
               </w:rPr>
-              <w:t xml:space="preserve">📖 HTML:</w:t>
+              <w:t xml:space="preserve">📖 EXERCISE:</w:t>
             </w:r>
           </w:p>
           <w:p>
             <w:pPr>
               <w:spacing w:after="20" w:before="0"/>
             </w:pPr>
-            <w:hyperlink w:history="1" r:id="rId_e5--xfu77oa_sy0djthe">
+            <w:hyperlink w:history="1" r:id="rIddhiey2rfpp2kpc83q6b9k">
               <w:r>
                 <w:rPr>
                   <w:rFonts w:ascii="Arial" w:cs="Arial" w:eastAsia="Arial" w:hAnsi="Arial"/>
@@ -20360,7 +20360,7 @@
                   <w:szCs w:val="16"/>
                   <w:u w:val="single" w:color="2E75B6"/>
                 </w:rPr>
-                <w:t xml:space="preserve">Similarity (Flexbook)</w:t>
+                <w:t xml:space="preserve">Dilations: scale factor</w:t>
               </w:r>
             </w:hyperlink>
           </w:p>
@@ -20376,7 +20376,7 @@
                 <w:sz w:val="14"/>
                 <w:szCs w:val="14"/>
               </w:rPr>
-              <w:t xml:space="preserve">Source: CK-12</w:t>
+              <w:t xml:space="preserve">Source: Khan Academy (English - US curriculum)</w:t>
             </w:r>
           </w:p>
           <w:p>
@@ -20384,7 +20384,7 @@
               <w:spacing w:after="10" w:before="0"/>
               <w:ind w:left="120"/>
             </w:pPr>
-            <w:hyperlink w:history="1" r:id="rIdztrz3i7e08n3ibciykyef">
+            <w:hyperlink w:history="1" r:id="rIdlxuiqbdfasfqhnhko3cqf">
               <w:r>
                 <w:rPr>
                   <w:rFonts w:ascii="Arial" w:cs="Arial" w:eastAsia="Arial" w:hAnsi="Arial"/>
@@ -20579,7 +20579,7 @@
             <w:pPr>
               <w:spacing w:after="20" w:before="0"/>
             </w:pPr>
-            <w:hyperlink w:history="1" r:id="rIdwt-ff9oyyw9d-x00gnww0">
+            <w:hyperlink w:history="1" r:id="rIdzqjm45n-izxbgkti5spzw">
               <w:r>
                 <w:rPr>
                   <w:rFonts w:ascii="Arial" w:cs="Arial" w:eastAsia="Arial" w:hAnsi="Arial"/>
@@ -20588,7 +20588,7 @@
                   <w:szCs w:val="16"/>
                   <w:u w:val="single" w:color="2E75B6"/>
                 </w:rPr>
-                <w:t xml:space="preserve">Geometry and motion in Borromini's San Carlo</w:t>
+                <w:t xml:space="preserve">Dilations: scale factor</w:t>
               </w:r>
             </w:hyperlink>
           </w:p>
@@ -20612,7 +20612,7 @@
               <w:spacing w:after="10" w:before="0"/>
               <w:ind w:left="120"/>
             </w:pPr>
-            <w:hyperlink w:history="1" r:id="rIdfxpwkriykvm3tqlbknncj">
+            <w:hyperlink w:history="1" r:id="rIdp3lp_8yzhxswuuzdfv4g7">
               <w:r>
                 <w:rPr>
                   <w:rFonts w:ascii="Arial" w:cs="Arial" w:eastAsia="Arial" w:hAnsi="Arial"/>
@@ -20650,14 +20650,14 @@
                 <w:sz w:val="16"/>
                 <w:szCs w:val="16"/>
               </w:rPr>
-              <w:t xml:space="preserve">📖 HTML:</w:t>
+              <w:t xml:space="preserve">📖 EXERCISE:</w:t>
             </w:r>
           </w:p>
           <w:p>
             <w:pPr>
               <w:spacing w:after="20" w:before="0"/>
             </w:pPr>
-            <w:hyperlink w:history="1" r:id="rIdqerlvuhwtx9jb0dn6m3c1">
+            <w:hyperlink w:history="1" r:id="rIdxxu2ar8xuagvxexhfp6kb">
               <w:r>
                 <w:rPr>
                   <w:rFonts w:ascii="Arial" w:cs="Arial" w:eastAsia="Arial" w:hAnsi="Arial"/>
@@ -20666,7 +20666,7 @@
                   <w:szCs w:val="16"/>
                   <w:u w:val="single" w:color="2E75B6"/>
                 </w:rPr>
-                <w:t xml:space="preserve">Similarity (Flexbook)</w:t>
+                <w:t xml:space="preserve">Construct scale drawings</w:t>
               </w:r>
             </w:hyperlink>
           </w:p>
@@ -20682,7 +20682,7 @@
                 <w:sz w:val="14"/>
                 <w:szCs w:val="14"/>
               </w:rPr>
-              <w:t xml:space="preserve">Source: CK-12</w:t>
+              <w:t xml:space="preserve">Source: Khan Academy (English - US curriculum)</w:t>
             </w:r>
           </w:p>
           <w:p>
@@ -20690,7 +20690,7 @@
               <w:spacing w:after="10" w:before="0"/>
               <w:ind w:left="120"/>
             </w:pPr>
-            <w:hyperlink w:history="1" r:id="rId5ck_0eepsn7peehpskqrc">
+            <w:hyperlink w:history="1" r:id="rIdxdqwu2pc7wum5xrtgfwre">
               <w:r>
                 <w:rPr>
                   <w:rFonts w:ascii="Arial" w:cs="Arial" w:eastAsia="Arial" w:hAnsi="Arial"/>
@@ -20885,7 +20885,7 @@
             <w:pPr>
               <w:spacing w:after="20" w:before="0"/>
             </w:pPr>
-            <w:hyperlink w:history="1" r:id="rIdxp-edjmm2ajclwhjsqnsm">
+            <w:hyperlink w:history="1" r:id="rId-9mq-rcggtwzgmj7ytxvm">
               <w:r>
                 <w:rPr>
                   <w:rFonts w:ascii="Arial" w:cs="Arial" w:eastAsia="Arial" w:hAnsi="Arial"/>
@@ -20894,7 +20894,7 @@
                   <w:szCs w:val="16"/>
                   <w:u w:val="single" w:color="2E75B6"/>
                 </w:rPr>
-                <w:t xml:space="preserve">Geometry and motion in Borromini's San Carlo</w:t>
+                <w:t xml:space="preserve">Making a scale drawing</w:t>
               </w:r>
             </w:hyperlink>
           </w:p>
@@ -20918,7 +20918,7 @@
               <w:spacing w:after="10" w:before="0"/>
               <w:ind w:left="120"/>
             </w:pPr>
-            <w:hyperlink w:history="1" r:id="rIdphqoicz_ha_xk2bonmgqe">
+            <w:hyperlink w:history="1" r:id="rIdzqgzcyseykpj3k0zahsec">
               <w:r>
                 <w:rPr>
                   <w:rFonts w:ascii="Arial" w:cs="Arial" w:eastAsia="Arial" w:hAnsi="Arial"/>
@@ -20956,14 +20956,14 @@
                 <w:sz w:val="16"/>
                 <w:szCs w:val="16"/>
               </w:rPr>
-              <w:t xml:space="preserve">📖 HTML:</w:t>
+              <w:t xml:space="preserve">📖 EXERCISE:</w:t>
             </w:r>
           </w:p>
           <w:p>
             <w:pPr>
               <w:spacing w:after="20" w:before="0"/>
             </w:pPr>
-            <w:hyperlink w:history="1" r:id="rIdmxlq5bdjy-2fjp7z2afwh">
+            <w:hyperlink w:history="1" r:id="rIdzrb2dv92ij1iv8dmgrix5">
               <w:r>
                 <w:rPr>
                   <w:rFonts w:ascii="Arial" w:cs="Arial" w:eastAsia="Arial" w:hAnsi="Arial"/>
@@ -20972,7 +20972,7 @@
                   <w:szCs w:val="16"/>
                   <w:u w:val="single" w:color="2E75B6"/>
                 </w:rPr>
-                <w:t xml:space="preserve">Similarity (Flexbook)</w:t>
+                <w:t xml:space="preserve">Reading Maps, Legends/Scale Practice</w:t>
               </w:r>
             </w:hyperlink>
           </w:p>
@@ -20996,7 +20996,7 @@
               <w:spacing w:after="10" w:before="0"/>
               <w:ind w:left="120"/>
             </w:pPr>
-            <w:hyperlink w:history="1" r:id="rIdmt-csbb05_wv9for_sfyx">
+            <w:hyperlink w:history="1" r:id="rIdg47bgjhvuu5mb0v6sjev-">
               <w:r>
                 <w:rPr>
                   <w:rFonts w:ascii="Arial" w:cs="Arial" w:eastAsia="Arial" w:hAnsi="Arial"/>
@@ -21191,7 +21191,7 @@
             <w:pPr>
               <w:spacing w:after="20" w:before="0"/>
             </w:pPr>
-            <w:hyperlink w:history="1" r:id="rIdxlkfkgy0jz-jwho0emqbm">
+            <w:hyperlink w:history="1" r:id="rIda9qulpjseryxeitcofjsb">
               <w:r>
                 <w:rPr>
                   <w:rFonts w:ascii="Arial" w:cs="Arial" w:eastAsia="Arial" w:hAnsi="Arial"/>
@@ -21200,7 +21200,7 @@
                   <w:szCs w:val="16"/>
                   <w:u w:val="single" w:color="2E75B6"/>
                 </w:rPr>
-                <w:t xml:space="preserve">Geometry and motion in Borromini's San Carlo</w:t>
+                <w:t xml:space="preserve">Scale factors and area</w:t>
               </w:r>
             </w:hyperlink>
           </w:p>
@@ -21224,7 +21224,7 @@
               <w:spacing w:after="10" w:before="0"/>
               <w:ind w:left="120"/>
             </w:pPr>
-            <w:hyperlink w:history="1" r:id="rIdzpne15y-fkcryc0vmmwgm">
+            <w:hyperlink w:history="1" r:id="rIdaawmkczktpag6zosbcheu">
               <w:r>
                 <w:rPr>
                   <w:rFonts w:ascii="Arial" w:cs="Arial" w:eastAsia="Arial" w:hAnsi="Arial"/>
@@ -21262,14 +21262,14 @@
                 <w:sz w:val="16"/>
                 <w:szCs w:val="16"/>
               </w:rPr>
-              <w:t xml:space="preserve">📖 HTML:</w:t>
+              <w:t xml:space="preserve">📖 EXERCISE:</w:t>
             </w:r>
           </w:p>
           <w:p>
             <w:pPr>
               <w:spacing w:after="20" w:before="0"/>
             </w:pPr>
-            <w:hyperlink w:history="1" r:id="rIdcbwviyol4pfyjevdeo0j8">
+            <w:hyperlink w:history="1" r:id="rIdropqjg9ceof-qqrlws98k">
               <w:r>
                 <w:rPr>
                   <w:rFonts w:ascii="Arial" w:cs="Arial" w:eastAsia="Arial" w:hAnsi="Arial"/>
@@ -21278,7 +21278,7 @@
                   <w:szCs w:val="16"/>
                   <w:u w:val="single" w:color="2E75B6"/>
                 </w:rPr>
-                <w:t xml:space="preserve">Similarity (Flexbook)</w:t>
+                <w:t xml:space="preserve">Dilations: scale factor</w:t>
               </w:r>
             </w:hyperlink>
           </w:p>
@@ -21294,7 +21294,7 @@
                 <w:sz w:val="14"/>
                 <w:szCs w:val="14"/>
               </w:rPr>
-              <w:t xml:space="preserve">Source: CK-12</w:t>
+              <w:t xml:space="preserve">Source: Khan Academy (English - US curriculum)</w:t>
             </w:r>
           </w:p>
           <w:p>
@@ -21302,7 +21302,7 @@
               <w:spacing w:after="10" w:before="0"/>
               <w:ind w:left="120"/>
             </w:pPr>
-            <w:hyperlink w:history="1" r:id="rIdpyfpl9puesxg_cubepyxx">
+            <w:hyperlink w:history="1" r:id="rId2kgrezamgs4uorrgtzaqd">
               <w:r>
                 <w:rPr>
                   <w:rFonts w:ascii="Arial" w:cs="Arial" w:eastAsia="Arial" w:hAnsi="Arial"/>
@@ -21497,7 +21497,7 @@
             <w:pPr>
               <w:spacing w:after="20" w:before="0"/>
             </w:pPr>
-            <w:hyperlink w:history="1" r:id="rIdz7xdfi8dqcdc4lfk-13oh">
+            <w:hyperlink w:history="1" r:id="rIdceynqmanaiuzvzcqxjbpd">
               <w:r>
                 <w:rPr>
                   <w:rFonts w:ascii="Arial" w:cs="Arial" w:eastAsia="Arial" w:hAnsi="Arial"/>
@@ -21506,7 +21506,7 @@
                   <w:szCs w:val="16"/>
                   <w:u w:val="single" w:color="2E75B6"/>
                 </w:rPr>
-                <w:t xml:space="preserve">Geometry and motion in Borromini's San Carlo</w:t>
+                <w:t xml:space="preserve">Scale factors and area</w:t>
               </w:r>
             </w:hyperlink>
           </w:p>
@@ -21530,7 +21530,7 @@
               <w:spacing w:after="10" w:before="0"/>
               <w:ind w:left="120"/>
             </w:pPr>
-            <w:hyperlink w:history="1" r:id="rIdkkuoktjbzsjfdloohq5gn">
+            <w:hyperlink w:history="1" r:id="rIdet7eynsi0dhsry8mgbblj">
               <w:r>
                 <w:rPr>
                   <w:rFonts w:ascii="Arial" w:cs="Arial" w:eastAsia="Arial" w:hAnsi="Arial"/>
@@ -21568,14 +21568,14 @@
                 <w:sz w:val="16"/>
                 <w:szCs w:val="16"/>
               </w:rPr>
-              <w:t xml:space="preserve">📖 HTML:</w:t>
+              <w:t xml:space="preserve">📖 EXERCISE:</w:t>
             </w:r>
           </w:p>
           <w:p>
             <w:pPr>
               <w:spacing w:after="20" w:before="0"/>
             </w:pPr>
-            <w:hyperlink w:history="1" r:id="rIdtgxcdjcwvuhhvsx4vgahs">
+            <w:hyperlink w:history="1" r:id="rIdik-zswqeysd_9z6wbys_0">
               <w:r>
                 <w:rPr>
                   <w:rFonts w:ascii="Arial" w:cs="Arial" w:eastAsia="Arial" w:hAnsi="Arial"/>
@@ -21584,7 +21584,7 @@
                   <w:szCs w:val="16"/>
                   <w:u w:val="single" w:color="2E75B6"/>
                 </w:rPr>
-                <w:t xml:space="preserve">Similarity (Flexbook)</w:t>
+                <w:t xml:space="preserve">Dilations: scale factor</w:t>
               </w:r>
             </w:hyperlink>
           </w:p>
@@ -21600,7 +21600,7 @@
                 <w:sz w:val="14"/>
                 <w:szCs w:val="14"/>
               </w:rPr>
-              <w:t xml:space="preserve">Source: CK-12</w:t>
+              <w:t xml:space="preserve">Source: Khan Academy (English - US curriculum)</w:t>
             </w:r>
           </w:p>
           <w:p>
@@ -21608,7 +21608,7 @@
               <w:spacing w:after="10" w:before="0"/>
               <w:ind w:left="120"/>
             </w:pPr>
-            <w:hyperlink w:history="1" r:id="rIdco7tz6e3cxjbdw4kdxjfm">
+            <w:hyperlink w:history="1" r:id="rIdri5ciqxjvk944iata1tes">
               <w:r>
                 <w:rPr>
                   <w:rFonts w:ascii="Arial" w:cs="Arial" w:eastAsia="Arial" w:hAnsi="Arial"/>
@@ -23095,7 +23095,7 @@
             <w:pPr>
               <w:spacing w:after="20" w:before="0"/>
             </w:pPr>
-            <w:hyperlink w:history="1" r:id="rIdylelm_jv_aiee3rjznvwg">
+            <w:hyperlink w:history="1" r:id="rIdhub6b3b1xz-4piochizta">
               <w:r>
                 <w:rPr>
                   <w:rFonts w:ascii="Arial" w:cs="Arial" w:eastAsia="Arial" w:hAnsi="Arial"/>
@@ -23104,7 +23104,7 @@
                   <w:szCs w:val="16"/>
                   <w:u w:val="single" w:color="2E75B6"/>
                 </w:rPr>
-                <w:t xml:space="preserve">Geometry and motion in Borromini's San Carlo</w:t>
+                <w:t xml:space="preserve">Scale factors and area</w:t>
               </w:r>
             </w:hyperlink>
           </w:p>
@@ -23128,7 +23128,7 @@
               <w:spacing w:after="10" w:before="0"/>
               <w:ind w:left="120"/>
             </w:pPr>
-            <w:hyperlink w:history="1" r:id="rIds_ywtejzmmtttmfesj289">
+            <w:hyperlink w:history="1" r:id="rId7wl3qv0dym7zftl8i5s5r">
               <w:r>
                 <w:rPr>
                   <w:rFonts w:ascii="Arial" w:cs="Arial" w:eastAsia="Arial" w:hAnsi="Arial"/>
@@ -23166,14 +23166,14 @@
                 <w:sz w:val="16"/>
                 <w:szCs w:val="16"/>
               </w:rPr>
-              <w:t xml:space="preserve">📖 HTML:</w:t>
+              <w:t xml:space="preserve">📖 EXERCISE:</w:t>
             </w:r>
           </w:p>
           <w:p>
             <w:pPr>
               <w:spacing w:after="20" w:before="0"/>
             </w:pPr>
-            <w:hyperlink w:history="1" r:id="rIdmkvz6kwyeztrua8m16kf_">
+            <w:hyperlink w:history="1" r:id="rId7bwu91_gdbojqyjbtkmyo">
               <w:r>
                 <w:rPr>
                   <w:rFonts w:ascii="Arial" w:cs="Arial" w:eastAsia="Arial" w:hAnsi="Arial"/>
@@ -23182,7 +23182,7 @@
                   <w:szCs w:val="16"/>
                   <w:u w:val="single" w:color="2E75B6"/>
                 </w:rPr>
-                <w:t xml:space="preserve">Similarity (Flexbook)</w:t>
+                <w:t xml:space="preserve">Construct scale drawings</w:t>
               </w:r>
             </w:hyperlink>
           </w:p>
@@ -23198,7 +23198,7 @@
                 <w:sz w:val="14"/>
                 <w:szCs w:val="14"/>
               </w:rPr>
-              <w:t xml:space="preserve">Source: CK-12</w:t>
+              <w:t xml:space="preserve">Source: Khan Academy (English - US curriculum)</w:t>
             </w:r>
           </w:p>
           <w:p>
@@ -23206,7 +23206,7 @@
               <w:spacing w:after="10" w:before="0"/>
               <w:ind w:left="120"/>
             </w:pPr>
-            <w:hyperlink w:history="1" r:id="rIdrjnodjc7jhrsdsedw3l33">
+            <w:hyperlink w:history="1" r:id="rIdbcxyixhm56d5wdnzq9udr">
               <w:r>
                 <w:rPr>
                   <w:rFonts w:ascii="Arial" w:cs="Arial" w:eastAsia="Arial" w:hAnsi="Arial"/>
@@ -23401,7 +23401,7 @@
             <w:pPr>
               <w:spacing w:after="20" w:before="0"/>
             </w:pPr>
-            <w:hyperlink w:history="1" r:id="rIdquxtx-sbxv-k79kabq1k6">
+            <w:hyperlink w:history="1" r:id="rIdznjmdcskikkfxfx6pwl2v">
               <w:r>
                 <w:rPr>
                   <w:rFonts w:ascii="Arial" w:cs="Arial" w:eastAsia="Arial" w:hAnsi="Arial"/>
@@ -23410,7 +23410,7 @@
                   <w:szCs w:val="16"/>
                   <w:u w:val="single" w:color="2E75B6"/>
                 </w:rPr>
-                <w:t xml:space="preserve">Geometry and motion in Borromini's San Carlo</w:t>
+                <w:t xml:space="preserve">Making a scale drawing</w:t>
               </w:r>
             </w:hyperlink>
           </w:p>
@@ -23434,7 +23434,7 @@
               <w:spacing w:after="10" w:before="0"/>
               <w:ind w:left="120"/>
             </w:pPr>
-            <w:hyperlink w:history="1" r:id="rIdpms_7vnaqydbnk4ewm3k9">
+            <w:hyperlink w:history="1" r:id="rId_bfuzxiy6ewdlcrjzvnbf">
               <w:r>
                 <w:rPr>
                   <w:rFonts w:ascii="Arial" w:cs="Arial" w:eastAsia="Arial" w:hAnsi="Arial"/>
@@ -23472,14 +23472,14 @@
                 <w:sz w:val="16"/>
                 <w:szCs w:val="16"/>
               </w:rPr>
-              <w:t xml:space="preserve">📖 HTML:</w:t>
+              <w:t xml:space="preserve">📖 EXERCISE:</w:t>
             </w:r>
           </w:p>
           <w:p>
             <w:pPr>
               <w:spacing w:after="20" w:before="0"/>
             </w:pPr>
-            <w:hyperlink w:history="1" r:id="rIdz-e0cf2duqpmwj5p-eoh8">
+            <w:hyperlink w:history="1" r:id="rIdpn0qsbqpfskvdsfy04anl">
               <w:r>
                 <w:rPr>
                   <w:rFonts w:ascii="Arial" w:cs="Arial" w:eastAsia="Arial" w:hAnsi="Arial"/>
@@ -23488,7 +23488,7 @@
                   <w:szCs w:val="16"/>
                   <w:u w:val="single" w:color="2E75B6"/>
                 </w:rPr>
-                <w:t xml:space="preserve">Similarity (Flexbook)</w:t>
+                <w:t xml:space="preserve">Construct scale drawings</w:t>
               </w:r>
             </w:hyperlink>
           </w:p>
@@ -23504,7 +23504,7 @@
                 <w:sz w:val="14"/>
                 <w:szCs w:val="14"/>
               </w:rPr>
-              <w:t xml:space="preserve">Source: CK-12</w:t>
+              <w:t xml:space="preserve">Source: Khan Academy (English - US curriculum)</w:t>
             </w:r>
           </w:p>
           <w:p>
@@ -23512,7 +23512,7 @@
               <w:spacing w:after="10" w:before="0"/>
               <w:ind w:left="120"/>
             </w:pPr>
-            <w:hyperlink w:history="1" r:id="rId_8_zguwtd6msrowpb1dcr">
+            <w:hyperlink w:history="1" r:id="rIdom_tgnnbu_weptm-d8g1v">
               <w:r>
                 <w:rPr>
                   <w:rFonts w:ascii="Arial" w:cs="Arial" w:eastAsia="Arial" w:hAnsi="Arial"/>
@@ -23707,7 +23707,7 @@
             <w:pPr>
               <w:spacing w:after="20" w:before="0"/>
             </w:pPr>
-            <w:hyperlink w:history="1" r:id="rIdxjcl5cnbcavbaluamize_">
+            <w:hyperlink w:history="1" r:id="rIdsuo2pwlbzxngd1dfnuvqx">
               <w:r>
                 <w:rPr>
                   <w:rFonts w:ascii="Arial" w:cs="Arial" w:eastAsia="Arial" w:hAnsi="Arial"/>
@@ -23716,7 +23716,7 @@
                   <w:szCs w:val="16"/>
                   <w:u w:val="single" w:color="2E75B6"/>
                 </w:rPr>
-                <w:t xml:space="preserve">Geometry and motion in Borromini's San Carlo</w:t>
+                <w:t xml:space="preserve">Scale factors and area</w:t>
               </w:r>
             </w:hyperlink>
           </w:p>
@@ -23740,7 +23740,7 @@
               <w:spacing w:after="10" w:before="0"/>
               <w:ind w:left="120"/>
             </w:pPr>
-            <w:hyperlink w:history="1" r:id="rIdcutshwfqyy8_gbegbuhaq">
+            <w:hyperlink w:history="1" r:id="rId1usu6x8olpsyfuchnlm3z">
               <w:r>
                 <w:rPr>
                   <w:rFonts w:ascii="Arial" w:cs="Arial" w:eastAsia="Arial" w:hAnsi="Arial"/>
@@ -23778,14 +23778,14 @@
                 <w:sz w:val="16"/>
                 <w:szCs w:val="16"/>
               </w:rPr>
-              <w:t xml:space="preserve">📖 HTML:</w:t>
+              <w:t xml:space="preserve">📖 EXERCISE:</w:t>
             </w:r>
           </w:p>
           <w:p>
             <w:pPr>
               <w:spacing w:after="20" w:before="0"/>
             </w:pPr>
-            <w:hyperlink w:history="1" r:id="rIdrmztmwzqxydrd2kxvqsyg">
+            <w:hyperlink w:history="1" r:id="rIdq98mw33kvoj-unermqene">
               <w:r>
                 <w:rPr>
                   <w:rFonts w:ascii="Arial" w:cs="Arial" w:eastAsia="Arial" w:hAnsi="Arial"/>
@@ -23794,7 +23794,7 @@
                   <w:szCs w:val="16"/>
                   <w:u w:val="single" w:color="2E75B6"/>
                 </w:rPr>
-                <w:t xml:space="preserve">Similarity (Flexbook)</w:t>
+                <w:t xml:space="preserve">Construct scale drawings</w:t>
               </w:r>
             </w:hyperlink>
           </w:p>
@@ -23810,7 +23810,7 @@
                 <w:sz w:val="14"/>
                 <w:szCs w:val="14"/>
               </w:rPr>
-              <w:t xml:space="preserve">Source: CK-12</w:t>
+              <w:t xml:space="preserve">Source: Khan Academy (English - US curriculum)</w:t>
             </w:r>
           </w:p>
           <w:p>
@@ -23818,7 +23818,7 @@
               <w:spacing w:after="10" w:before="0"/>
               <w:ind w:left="120"/>
             </w:pPr>
-            <w:hyperlink w:history="1" r:id="rIdvva_vntdczbg1dopujakm">
+            <w:hyperlink w:history="1" r:id="rIdqfrywjqpzarroxndg6qlq">
               <w:r>
                 <w:rPr>
                   <w:rFonts w:ascii="Arial" w:cs="Arial" w:eastAsia="Arial" w:hAnsi="Arial"/>
@@ -24013,7 +24013,7 @@
             <w:pPr>
               <w:spacing w:after="20" w:before="0"/>
             </w:pPr>
-            <w:hyperlink w:history="1" r:id="rId6s9nzehlbwjknzbsueruk">
+            <w:hyperlink w:history="1" r:id="rIdkbjajbawnbnzimabaejqa">
               <w:r>
                 <w:rPr>
                   <w:rFonts w:ascii="Arial" w:cs="Arial" w:eastAsia="Arial" w:hAnsi="Arial"/>
@@ -24022,7 +24022,7 @@
                   <w:szCs w:val="16"/>
                   <w:u w:val="single" w:color="2E75B6"/>
                 </w:rPr>
-                <w:t xml:space="preserve">Geometry and motion in Borromini's San Carlo</w:t>
+                <w:t xml:space="preserve">Scale factors and area</w:t>
               </w:r>
             </w:hyperlink>
           </w:p>
@@ -24046,7 +24046,7 @@
               <w:spacing w:after="10" w:before="0"/>
               <w:ind w:left="120"/>
             </w:pPr>
-            <w:hyperlink w:history="1" r:id="rIdldewu1rkxksc2ukniqnvw">
+            <w:hyperlink w:history="1" r:id="rIdf5hcgpvjhizvagudavsjp">
               <w:r>
                 <w:rPr>
                   <w:rFonts w:ascii="Arial" w:cs="Arial" w:eastAsia="Arial" w:hAnsi="Arial"/>
@@ -24084,14 +24084,14 @@
                 <w:sz w:val="16"/>
                 <w:szCs w:val="16"/>
               </w:rPr>
-              <w:t xml:space="preserve">📖 HTML:</w:t>
+              <w:t xml:space="preserve">📖 EXERCISE:</w:t>
             </w:r>
           </w:p>
           <w:p>
             <w:pPr>
               <w:spacing w:after="20" w:before="0"/>
             </w:pPr>
-            <w:hyperlink w:history="1" r:id="rIddhxv-_6jptzbn1p6ji3n_">
+            <w:hyperlink w:history="1" r:id="rIdq9ggscwuyx2w7fedgcbs2">
               <w:r>
                 <w:rPr>
                   <w:rFonts w:ascii="Arial" w:cs="Arial" w:eastAsia="Arial" w:hAnsi="Arial"/>
@@ -24100,7 +24100,7 @@
                   <w:szCs w:val="16"/>
                   <w:u w:val="single" w:color="2E75B6"/>
                 </w:rPr>
-                <w:t xml:space="preserve">Similarity (Flexbook)</w:t>
+                <w:t xml:space="preserve">Construct scale drawings</w:t>
               </w:r>
             </w:hyperlink>
           </w:p>
@@ -24116,7 +24116,7 @@
                 <w:sz w:val="14"/>
                 <w:szCs w:val="14"/>
               </w:rPr>
-              <w:t xml:space="preserve">Source: CK-12</w:t>
+              <w:t xml:space="preserve">Source: Khan Academy (English - US curriculum)</w:t>
             </w:r>
           </w:p>
           <w:p>
@@ -24124,7 +24124,7 @@
               <w:spacing w:after="10" w:before="0"/>
               <w:ind w:left="120"/>
             </w:pPr>
-            <w:hyperlink w:history="1" r:id="rIdn0ks7g1kxteaylmgpl5kq">
+            <w:hyperlink w:history="1" r:id="rIdamr8ialnvmrjtxkb_uz8z">
               <w:r>
                 <w:rPr>
                   <w:rFonts w:ascii="Arial" w:cs="Arial" w:eastAsia="Arial" w:hAnsi="Arial"/>
@@ -24319,7 +24319,7 @@
             <w:pPr>
               <w:spacing w:after="20" w:before="0"/>
             </w:pPr>
-            <w:hyperlink w:history="1" r:id="rIdad9bnjkhijppqs_dzpm8l">
+            <w:hyperlink w:history="1" r:id="rIdpxdqyvgtd_ebvx-5f1htx">
               <w:r>
                 <w:rPr>
                   <w:rFonts w:ascii="Arial" w:cs="Arial" w:eastAsia="Arial" w:hAnsi="Arial"/>
@@ -24328,7 +24328,7 @@
                   <w:szCs w:val="16"/>
                   <w:u w:val="single" w:color="2E75B6"/>
                 </w:rPr>
-                <w:t xml:space="preserve">Geometry and motion in Borromini's San Carlo</w:t>
+                <w:t xml:space="preserve">Scale factors and area</w:t>
               </w:r>
             </w:hyperlink>
           </w:p>
@@ -24352,7 +24352,7 @@
               <w:spacing w:after="10" w:before="0"/>
               <w:ind w:left="120"/>
             </w:pPr>
-            <w:hyperlink w:history="1" r:id="rIddsbwt0jrdthejbbvy1hvp">
+            <w:hyperlink w:history="1" r:id="rIdrs4vxkh_qandnmtkvwi-0">
               <w:r>
                 <w:rPr>
                   <w:rFonts w:ascii="Arial" w:cs="Arial" w:eastAsia="Arial" w:hAnsi="Arial"/>
@@ -24390,14 +24390,14 @@
                 <w:sz w:val="16"/>
                 <w:szCs w:val="16"/>
               </w:rPr>
-              <w:t xml:space="preserve">📖 HTML:</w:t>
+              <w:t xml:space="preserve">📖 EXERCISE:</w:t>
             </w:r>
           </w:p>
           <w:p>
             <w:pPr>
               <w:spacing w:after="20" w:before="0"/>
             </w:pPr>
-            <w:hyperlink w:history="1" r:id="rIdokv-zkb1xwcumhvc5cwym">
+            <w:hyperlink w:history="1" r:id="rIdevnzcksvmb_rsj-9l0fcf">
               <w:r>
                 <w:rPr>
                   <w:rFonts w:ascii="Arial" w:cs="Arial" w:eastAsia="Arial" w:hAnsi="Arial"/>
@@ -24406,7 +24406,7 @@
                   <w:szCs w:val="16"/>
                   <w:u w:val="single" w:color="2E75B6"/>
                 </w:rPr>
-                <w:t xml:space="preserve">Similarity (Flexbook)</w:t>
+                <w:t xml:space="preserve">Construct scale drawings</w:t>
               </w:r>
             </w:hyperlink>
           </w:p>
@@ -24422,7 +24422,7 @@
                 <w:sz w:val="14"/>
                 <w:szCs w:val="14"/>
               </w:rPr>
-              <w:t xml:space="preserve">Source: CK-12</w:t>
+              <w:t xml:space="preserve">Source: Khan Academy (English - US curriculum)</w:t>
             </w:r>
           </w:p>
           <w:p>
@@ -24430,7 +24430,7 @@
               <w:spacing w:after="10" w:before="0"/>
               <w:ind w:left="120"/>
             </w:pPr>
-            <w:hyperlink w:history="1" r:id="rIdelwbxbajfpabog28lqr7x">
+            <w:hyperlink w:history="1" r:id="rIdhuumuzrilup2uxe06xp9h">
               <w:r>
                 <w:rPr>
                   <w:rFonts w:ascii="Arial" w:cs="Arial" w:eastAsia="Arial" w:hAnsi="Arial"/>

--- a/data/outputs/v2/Core_Mathematics/SS2.1_Similarity_and_Enlargement/Core_Mathematics_Similarity_and_Enlargement_CBE_LessonSequence.docx
+++ b/data/outputs/v2/Core_Mathematics/SS2.1_Similarity_and_Enlargement/Core_Mathematics_Similarity_and_Enlargement_CBE_LessonSequence.docx
@@ -42,6 +42,177 @@
     </w:p>
     <w:p>
       <w:pPr>
+        <w:spacing w:after="80" w:before="120"/>
+      </w:pPr>
+      <w:r>
+        <w:rPr>
+          <w:rFonts w:ascii="Arial" w:cs="Arial" w:eastAsia="Arial" w:hAnsi="Arial"/>
+          <w:b/>
+          <w:bCs/>
+          <w:color w:val="1F3864"/>
+          <w:sz w:val="20"/>
+          <w:szCs w:val="20"/>
+        </w:rPr>
+        <w:t xml:space="preserve">ATTRIBUTION AND LICENSING</w:t>
+      </w:r>
+    </w:p>
+    <w:p>
+      <w:pPr>
+        <w:spacing w:after="60" w:before="0"/>
+      </w:pPr>
+      <w:r>
+        <w:rPr>
+          <w:rFonts w:ascii="Arial" w:cs="Arial" w:eastAsia="Arial" w:hAnsi="Arial"/>
+          <w:b/>
+          <w:bCs/>
+          <w:sz w:val="17"/>
+          <w:szCs w:val="17"/>
+        </w:rPr>
+        <w:t xml:space="preserve">Curriculum Alignment: </w:t>
+      </w:r>
+      <w:r>
+        <w:rPr>
+          <w:rFonts w:ascii="Arial" w:cs="Arial" w:eastAsia="Arial" w:hAnsi="Arial"/>
+          <w:sz w:val="17"/>
+          <w:szCs w:val="17"/>
+        </w:rPr>
+        <w:t xml:space="preserve">Structured in pedagogical alignment with the competence-based curriculum format and learning outcomes established by the Kenya Institute of Curriculum Development (KICD). This material is independently developed and is not officially endorsed or published by KICD.</w:t>
+      </w:r>
+    </w:p>
+    <w:p>
+      <w:pPr>
+        <w:spacing w:after="60" w:before="0"/>
+      </w:pPr>
+      <w:r>
+        <w:rPr>
+          <w:rFonts w:ascii="Arial" w:cs="Arial" w:eastAsia="Arial" w:hAnsi="Arial"/>
+          <w:b/>
+          <w:bCs/>
+          <w:sz w:val="17"/>
+          <w:szCs w:val="17"/>
+        </w:rPr>
+        <w:t xml:space="preserve">Content &amp; Pedagogy: </w:t>
+      </w:r>
+      <w:r>
+        <w:rPr>
+          <w:rFonts w:ascii="Arial" w:cs="Arial" w:eastAsia="Arial" w:hAnsi="Arial"/>
+          <w:sz w:val="17"/>
+          <w:szCs w:val="17"/>
+        </w:rPr>
+        <w:t xml:space="preserve">Developed and adapted by the educator team at SeaVuria (registered 501(c)(3) in the United States and registered NGO in Kenya, No. 872-850A-BF11), who designed the pedagogical framework, lesson templates and exemplar lessons on which this material is based.</w:t>
+      </w:r>
+    </w:p>
+    <w:p>
+      <w:pPr>
+        <w:spacing w:after="60" w:before="0"/>
+      </w:pPr>
+      <w:r>
+        <w:rPr>
+          <w:rFonts w:ascii="Arial" w:cs="Arial" w:eastAsia="Arial" w:hAnsi="Arial"/>
+          <w:b/>
+          <w:bCs/>
+          <w:sz w:val="17"/>
+          <w:szCs w:val="17"/>
+        </w:rPr>
+        <w:t xml:space="preserve">Production &amp; Layout: </w:t>
+      </w:r>
+      <w:r>
+        <w:rPr>
+          <w:rFonts w:ascii="Arial" w:cs="Arial" w:eastAsia="Arial" w:hAnsi="Arial"/>
+          <w:sz w:val="17"/>
+          <w:szCs w:val="17"/>
+        </w:rPr>
+        <w:t xml:space="preserve">Educational design and curriculum sequencing by SeaVuria. Technical layout, structural formatting, and digital optimization/implementation executed in partnership with ARES Education (registered 501(c)(3) in the United States and Canada (as Afretech Aid) and registered NGO in Kenya), with lesson drafting and compilation assisted by AI (Claude, Anthropic).</w:t>
+      </w:r>
+    </w:p>
+    <w:p>
+      <w:pPr>
+        <w:pBdr>
+          <w:bottom w:val="single" w:color="1F3864" w:sz="6" w:space="6"/>
+        </w:pBdr>
+        <w:spacing w:after="60" w:before="0"/>
+      </w:pPr>
+      <w:r>
+        <w:rPr>
+          <w:rFonts w:ascii="Arial" w:cs="Arial" w:eastAsia="Arial" w:hAnsi="Arial"/>
+          <w:b/>
+          <w:bCs/>
+          <w:sz w:val="17"/>
+          <w:szCs w:val="17"/>
+        </w:rPr>
+        <w:t xml:space="preserve">Licensing &amp; Copyright: </w:t>
+      </w:r>
+      <w:r>
+        <w:rPr>
+          <w:rFonts w:ascii="Arial" w:cs="Arial" w:eastAsia="Arial" w:hAnsi="Arial"/>
+          <w:sz w:val="17"/>
+          <w:szCs w:val="17"/>
+        </w:rPr>
+        <w:t xml:space="preserve">© 2026 SeaVuria and ARES. This work is licensed under a </w:t>
+      </w:r>
+      <w:hyperlink w:history="1" r:id="rIdlfr7-smeac_4lslhagpul">
+        <w:r>
+          <w:rPr>
+            <w:rFonts w:ascii="Arial" w:cs="Arial" w:eastAsia="Arial" w:hAnsi="Arial"/>
+            <w:color w:val="1F6B75"/>
+            <w:sz w:val="17"/>
+            <w:szCs w:val="17"/>
+            <w:u w:val="single" w:color="1F6B75"/>
+          </w:rPr>
+          <w:t xml:space="preserve">Creative Commons Attribution-NonCommercial 4.0 International License</w:t>
+        </w:r>
+      </w:hyperlink>
+      <w:r>
+        <w:rPr>
+          <w:rFonts w:ascii="Arial" w:cs="Arial" w:eastAsia="Arial" w:hAnsi="Arial"/>
+          <w:sz w:val="17"/>
+          <w:szCs w:val="17"/>
+        </w:rPr>
+        <w:t xml:space="preserve"> (</w:t>
+      </w:r>
+      <w:hyperlink w:history="1" r:id="rIdorq9a-1edbkqieygbxkdo">
+        <w:r>
+          <w:rPr>
+            <w:rFonts w:ascii="Arial" w:cs="Arial" w:eastAsia="Arial" w:hAnsi="Arial"/>
+            <w:color w:val="1F6B75"/>
+            <w:sz w:val="17"/>
+            <w:szCs w:val="17"/>
+            <w:u w:val="single" w:color="1F6B75"/>
+          </w:rPr>
+          <w:t xml:space="preserve">CC BY-NC 4.0</w:t>
+        </w:r>
+      </w:hyperlink>
+      <w:r>
+        <w:rPr>
+          <w:rFonts w:ascii="Arial" w:cs="Arial" w:eastAsia="Arial" w:hAnsi="Arial"/>
+          <w:sz w:val="17"/>
+          <w:szCs w:val="17"/>
+        </w:rPr>
+        <w:t xml:space="preserve">). To view a copy of this license, visit </w:t>
+      </w:r>
+      <w:hyperlink w:history="1" r:id="rIdcco4rnezml6qwp9z_hlkf">
+        <w:r>
+          <w:rPr>
+            <w:rFonts w:ascii="Arial" w:cs="Arial" w:eastAsia="Arial" w:hAnsi="Arial"/>
+            <w:color w:val="1F6B75"/>
+            <w:sz w:val="17"/>
+            <w:szCs w:val="17"/>
+            <w:u w:val="single" w:color="1F6B75"/>
+          </w:rPr>
+          <w:t xml:space="preserve">https://creativecommons.org/licenses/by-nc/4.0/</w:t>
+        </w:r>
+      </w:hyperlink>
+      <w:r>
+        <w:rPr>
+          <w:rFonts w:ascii="Arial" w:cs="Arial" w:eastAsia="Arial" w:hAnsi="Arial"/>
+          <w:sz w:val="17"/>
+          <w:szCs w:val="17"/>
+        </w:rPr>
+        <w:t xml:space="preserve">. You are free to copy, redistribute, and adapt this material in any medium or format, provided appropriate credit is given and the material is not used for commercial purposes. KICD learning outcomes and curriculum designations reproduced here for alignment purposes remain the property of KICD and are not covered by this license. Linked external resources (e.g. CK-12, Khan Academy, PhET) are subject to their own licenses.</w:t>
+      </w:r>
+    </w:p>
+    <w:p>
+      <w:pPr>
         <w:spacing w:after="120"/>
       </w:pPr>
       <w:r>
@@ -3106,7 +3277,7 @@
             <w:pPr>
               <w:spacing w:after="20" w:before="0"/>
             </w:pPr>
-            <w:hyperlink w:history="1" r:id="rId-_5knr8lmtdqqsbk_grz6">
+            <w:hyperlink w:history="1" r:id="rIdchq-ruho30mgwwepn_y67">
               <w:r>
                 <w:rPr>
                   <w:rFonts w:ascii="Arial" w:cs="Arial" w:eastAsia="Arial" w:hAnsi="Arial"/>
@@ -3139,7 +3310,7 @@
               <w:spacing w:after="10" w:before="0"/>
               <w:ind w:left="120"/>
             </w:pPr>
-            <w:hyperlink w:history="1" r:id="rIdpngcnsmtjlelqdmsk9qk3">
+            <w:hyperlink w:history="1" r:id="rIdjtsjupic9p0sekeuagt9n">
               <w:r>
                 <w:rPr>
                   <w:rFonts w:ascii="Arial" w:cs="Arial" w:eastAsia="Arial" w:hAnsi="Arial"/>
@@ -3184,7 +3355,7 @@
             <w:pPr>
               <w:spacing w:after="20" w:before="0"/>
             </w:pPr>
-            <w:hyperlink w:history="1" r:id="rIdwaghjyuacafcjf310swr_">
+            <w:hyperlink w:history="1" r:id="rIdhvfayucsqdi_pakzyltdx">
               <w:r>
                 <w:rPr>
                   <w:rFonts w:ascii="Arial" w:cs="Arial" w:eastAsia="Arial" w:hAnsi="Arial"/>
@@ -3217,7 +3388,7 @@
               <w:spacing w:after="10" w:before="0"/>
               <w:ind w:left="120"/>
             </w:pPr>
-            <w:hyperlink w:history="1" r:id="rIdzffawg9lzqkj3yb81m3rr">
+            <w:hyperlink w:history="1" r:id="rIdvl5kjqmeblqs-nzegfthe">
               <w:r>
                 <w:rPr>
                   <w:rFonts w:ascii="Arial" w:cs="Arial" w:eastAsia="Arial" w:hAnsi="Arial"/>
@@ -3412,7 +3583,7 @@
             <w:pPr>
               <w:spacing w:after="20" w:before="0"/>
             </w:pPr>
-            <w:hyperlink w:history="1" r:id="rIdzis_hkax6ew1fvkpqsuxp">
+            <w:hyperlink w:history="1" r:id="rIdbjirdpxg8ddv61c2b0qow">
               <w:r>
                 <w:rPr>
                   <w:rFonts w:ascii="Arial" w:cs="Arial" w:eastAsia="Arial" w:hAnsi="Arial"/>
@@ -3445,7 +3616,7 @@
               <w:spacing w:after="10" w:before="0"/>
               <w:ind w:left="120"/>
             </w:pPr>
-            <w:hyperlink w:history="1" r:id="rIdpqpuvrgvhshb9850w91_4">
+            <w:hyperlink w:history="1" r:id="rId4vnjjw4i_0a1x3ufpivqy">
               <w:r>
                 <w:rPr>
                   <w:rFonts w:ascii="Arial" w:cs="Arial" w:eastAsia="Arial" w:hAnsi="Arial"/>
@@ -3490,7 +3661,7 @@
             <w:pPr>
               <w:spacing w:after="20" w:before="0"/>
             </w:pPr>
-            <w:hyperlink w:history="1" r:id="rIdpviunk2vip-5-9qendtag">
+            <w:hyperlink w:history="1" r:id="rIdx0uofqlxmlkpbhvb64wew">
               <w:r>
                 <w:rPr>
                   <w:rFonts w:ascii="Arial" w:cs="Arial" w:eastAsia="Arial" w:hAnsi="Arial"/>
@@ -3523,7 +3694,7 @@
               <w:spacing w:after="10" w:before="0"/>
               <w:ind w:left="120"/>
             </w:pPr>
-            <w:hyperlink w:history="1" r:id="rIdbtshz1apytpgqokdok6-6">
+            <w:hyperlink w:history="1" r:id="rIdhetahlxapmsgobvnbd9is">
               <w:r>
                 <w:rPr>
                   <w:rFonts w:ascii="Arial" w:cs="Arial" w:eastAsia="Arial" w:hAnsi="Arial"/>
@@ -3718,7 +3889,7 @@
             <w:pPr>
               <w:spacing w:after="20" w:before="0"/>
             </w:pPr>
-            <w:hyperlink w:history="1" r:id="rIdmrtxjdunmdzydyembknjk">
+            <w:hyperlink w:history="1" r:id="rIdjystu4qzvd01sjpzl8rce">
               <w:r>
                 <w:rPr>
                   <w:rFonts w:ascii="Arial" w:cs="Arial" w:eastAsia="Arial" w:hAnsi="Arial"/>
@@ -3751,7 +3922,7 @@
               <w:spacing w:after="10" w:before="0"/>
               <w:ind w:left="120"/>
             </w:pPr>
-            <w:hyperlink w:history="1" r:id="rIdc9sdu3psexulw3p9srndo">
+            <w:hyperlink w:history="1" r:id="rIdybcnyigmzb0_xytkda9d_">
               <w:r>
                 <w:rPr>
                   <w:rFonts w:ascii="Arial" w:cs="Arial" w:eastAsia="Arial" w:hAnsi="Arial"/>
@@ -3796,7 +3967,7 @@
             <w:pPr>
               <w:spacing w:after="20" w:before="0"/>
             </w:pPr>
-            <w:hyperlink w:history="1" r:id="rIdklgbsxcqyckgdbo6pfy50">
+            <w:hyperlink w:history="1" r:id="rIdovpz7p7xhs74kykbwmyko">
               <w:r>
                 <w:rPr>
                   <w:rFonts w:ascii="Arial" w:cs="Arial" w:eastAsia="Arial" w:hAnsi="Arial"/>
@@ -3829,7 +4000,7 @@
               <w:spacing w:after="10" w:before="0"/>
               <w:ind w:left="120"/>
             </w:pPr>
-            <w:hyperlink w:history="1" r:id="rIdeobja7co2b4gfsawslanx">
+            <w:hyperlink w:history="1" r:id="rIdbtyx4ajfuavjpb3j5anez">
               <w:r>
                 <w:rPr>
                   <w:rFonts w:ascii="Arial" w:cs="Arial" w:eastAsia="Arial" w:hAnsi="Arial"/>
@@ -4024,7 +4195,7 @@
             <w:pPr>
               <w:spacing w:after="20" w:before="0"/>
             </w:pPr>
-            <w:hyperlink w:history="1" r:id="rIdsvkprfrcpdwsve-xxajlz">
+            <w:hyperlink w:history="1" r:id="rIdnuzm2ifgj0633hp-g3ibi">
               <w:r>
                 <w:rPr>
                   <w:rFonts w:ascii="Arial" w:cs="Arial" w:eastAsia="Arial" w:hAnsi="Arial"/>
@@ -4057,7 +4228,7 @@
               <w:spacing w:after="10" w:before="0"/>
               <w:ind w:left="120"/>
             </w:pPr>
-            <w:hyperlink w:history="1" r:id="rId_0ah-h4widgom4d8s6-yl">
+            <w:hyperlink w:history="1" r:id="rId5ybbv3r_uuepjdmj8c9j6">
               <w:r>
                 <w:rPr>
                   <w:rFonts w:ascii="Arial" w:cs="Arial" w:eastAsia="Arial" w:hAnsi="Arial"/>
@@ -4102,7 +4273,7 @@
             <w:pPr>
               <w:spacing w:after="20" w:before="0"/>
             </w:pPr>
-            <w:hyperlink w:history="1" r:id="rId5p_ju953atlriwmhhdevu">
+            <w:hyperlink w:history="1" r:id="rIdgyeqerjsp3i129v1-v0ii">
               <w:r>
                 <w:rPr>
                   <w:rFonts w:ascii="Arial" w:cs="Arial" w:eastAsia="Arial" w:hAnsi="Arial"/>
@@ -4135,7 +4306,7 @@
               <w:spacing w:after="10" w:before="0"/>
               <w:ind w:left="120"/>
             </w:pPr>
-            <w:hyperlink w:history="1" r:id="rIdstv38-sn4_h4lrh_seucj">
+            <w:hyperlink w:history="1" r:id="rId1zu6jzjylbnb4krng-ltq">
               <w:r>
                 <w:rPr>
                   <w:rFonts w:ascii="Arial" w:cs="Arial" w:eastAsia="Arial" w:hAnsi="Arial"/>
@@ -4330,7 +4501,7 @@
             <w:pPr>
               <w:spacing w:after="20" w:before="0"/>
             </w:pPr>
-            <w:hyperlink w:history="1" r:id="rIdoym8mbadypz_voz4jbpkl">
+            <w:hyperlink w:history="1" r:id="rIdirssb7vkxe43ovnaacfpq">
               <w:r>
                 <w:rPr>
                   <w:rFonts w:ascii="Arial" w:cs="Arial" w:eastAsia="Arial" w:hAnsi="Arial"/>
@@ -4363,7 +4534,7 @@
               <w:spacing w:after="10" w:before="0"/>
               <w:ind w:left="120"/>
             </w:pPr>
-            <w:hyperlink w:history="1" r:id="rIdlhgazmolw0gqyefzdkh-r">
+            <w:hyperlink w:history="1" r:id="rId75phyxathqtfyber0qkyt">
               <w:r>
                 <w:rPr>
                   <w:rFonts w:ascii="Arial" w:cs="Arial" w:eastAsia="Arial" w:hAnsi="Arial"/>
@@ -4408,7 +4579,7 @@
             <w:pPr>
               <w:spacing w:after="20" w:before="0"/>
             </w:pPr>
-            <w:hyperlink w:history="1" r:id="rId6o7xixy8geualp8aa-gb3">
+            <w:hyperlink w:history="1" r:id="rIdxdxvfcjt0yisg8daw8wu6">
               <w:r>
                 <w:rPr>
                   <w:rFonts w:ascii="Arial" w:cs="Arial" w:eastAsia="Arial" w:hAnsi="Arial"/>
@@ -4441,7 +4612,7 @@
               <w:spacing w:after="10" w:before="0"/>
               <w:ind w:left="120"/>
             </w:pPr>
-            <w:hyperlink w:history="1" r:id="rIdxaoixlazdkxa6gl3q64pw">
+            <w:hyperlink w:history="1" r:id="rIdngv0tmrgizyp65grkpx7e">
               <w:r>
                 <w:rPr>
                   <w:rFonts w:ascii="Arial" w:cs="Arial" w:eastAsia="Arial" w:hAnsi="Arial"/>
@@ -4937,6 +5108,65 @@
         </w:tc>
       </w:tr>
     </w:tbl>
+    <w:p>
+      <w:pPr>
+        <w:pBdr>
+          <w:top w:val="single" w:color="BBBBBB" w:sz="4" w:space="4"/>
+        </w:pBdr>
+        <w:spacing w:after="0" w:before="160"/>
+      </w:pPr>
+      <w:r>
+        <w:rPr>
+          <w:rFonts w:ascii="Arial" w:cs="Arial" w:eastAsia="Arial" w:hAnsi="Arial"/>
+          <w:color w:val="666666"/>
+          <w:sz w:val="14"/>
+          <w:szCs w:val="14"/>
+        </w:rPr>
+        <w:t xml:space="preserve">© 2026 SeaVuria and ARES. Aligned with KICD objectives. Developed by SeaVuria; technical implementation by ARES (with AI assistance from Claude). Licensed under </w:t>
+      </w:r>
+      <w:hyperlink w:history="1" r:id="rIdusyeczsuj2s4x4ucgvamg">
+        <w:r>
+          <w:rPr>
+            <w:rFonts w:ascii="Arial" w:cs="Arial" w:eastAsia="Arial" w:hAnsi="Arial"/>
+            <w:color w:val="1F6B75"/>
+            <w:sz w:val="14"/>
+            <w:szCs w:val="14"/>
+            <w:u w:val="single" w:color="1F6B75"/>
+          </w:rPr>
+          <w:t xml:space="preserve">CC BY-NC 4.0</w:t>
+        </w:r>
+      </w:hyperlink>
+      <w:r>
+        <w:rPr>
+          <w:rFonts w:ascii="Arial" w:cs="Arial" w:eastAsia="Arial" w:hAnsi="Arial"/>
+          <w:color w:val="666666"/>
+          <w:sz w:val="14"/>
+          <w:szCs w:val="14"/>
+        </w:rPr>
+        <w:t xml:space="preserve"> (</w:t>
+      </w:r>
+      <w:hyperlink w:history="1" r:id="rIdfjiw1zvdkd-wo4wf_vxdn">
+        <w:r>
+          <w:rPr>
+            <w:rFonts w:ascii="Arial" w:cs="Arial" w:eastAsia="Arial" w:hAnsi="Arial"/>
+            <w:color w:val="1F6B75"/>
+            <w:sz w:val="14"/>
+            <w:szCs w:val="14"/>
+            <w:u w:val="single" w:color="1F6B75"/>
+          </w:rPr>
+          <w:t xml:space="preserve">https://creativecommons.org/licenses/by-nc/4.0/</w:t>
+        </w:r>
+      </w:hyperlink>
+      <w:r>
+        <w:rPr>
+          <w:rFonts w:ascii="Arial" w:cs="Arial" w:eastAsia="Arial" w:hAnsi="Arial"/>
+          <w:color w:val="666666"/>
+          <w:sz w:val="14"/>
+          <w:szCs w:val="14"/>
+        </w:rPr>
+        <w:t xml:space="preserve">).</w:t>
+      </w:r>
+    </w:p>
     <w:p>
       <w:r>
         <w:br w:type="page"/>
@@ -6087,7 +6317,7 @@
             <w:pPr>
               <w:spacing w:after="20" w:before="0"/>
             </w:pPr>
-            <w:hyperlink w:history="1" r:id="rId-btollzseqvdewpiilzyu">
+            <w:hyperlink w:history="1" r:id="rIdnxpcl_0htj6zvety2itur">
               <w:r>
                 <w:rPr>
                   <w:rFonts w:ascii="Arial" w:cs="Arial" w:eastAsia="Arial" w:hAnsi="Arial"/>
@@ -6120,7 +6350,7 @@
               <w:spacing w:after="10" w:before="0"/>
               <w:ind w:left="120"/>
             </w:pPr>
-            <w:hyperlink w:history="1" r:id="rId7ghtrlz26mjz0khh9qwib">
+            <w:hyperlink w:history="1" r:id="rIdnshda5kqnp8be9dfqbzdc">
               <w:r>
                 <w:rPr>
                   <w:rFonts w:ascii="Arial" w:cs="Arial" w:eastAsia="Arial" w:hAnsi="Arial"/>
@@ -6165,7 +6395,7 @@
             <w:pPr>
               <w:spacing w:after="20" w:before="0"/>
             </w:pPr>
-            <w:hyperlink w:history="1" r:id="rIdqvy7lytew0ug9s0kdw8zb">
+            <w:hyperlink w:history="1" r:id="rIdmqo21z3lgz0wu433v5txa">
               <w:r>
                 <w:rPr>
                   <w:rFonts w:ascii="Arial" w:cs="Arial" w:eastAsia="Arial" w:hAnsi="Arial"/>
@@ -6198,7 +6428,7 @@
               <w:spacing w:after="10" w:before="0"/>
               <w:ind w:left="120"/>
             </w:pPr>
-            <w:hyperlink w:history="1" r:id="rIdjkwcdyccji_qbb3gdhqmn">
+            <w:hyperlink w:history="1" r:id="rIdeu6t82yln3rdt2zaqecbq">
               <w:r>
                 <w:rPr>
                   <w:rFonts w:ascii="Arial" w:cs="Arial" w:eastAsia="Arial" w:hAnsi="Arial"/>
@@ -6393,7 +6623,7 @@
             <w:pPr>
               <w:spacing w:after="20" w:before="0"/>
             </w:pPr>
-            <w:hyperlink w:history="1" r:id="rIdsyk7toim0h0vhiqdobbpt">
+            <w:hyperlink w:history="1" r:id="rIdvxut7avgalshxpyeabo9q">
               <w:r>
                 <w:rPr>
                   <w:rFonts w:ascii="Arial" w:cs="Arial" w:eastAsia="Arial" w:hAnsi="Arial"/>
@@ -6426,7 +6656,7 @@
               <w:spacing w:after="10" w:before="0"/>
               <w:ind w:left="120"/>
             </w:pPr>
-            <w:hyperlink w:history="1" r:id="rIdkxdnkkgufj6fejp6akrtb">
+            <w:hyperlink w:history="1" r:id="rIdw7mtlompidt-smosmc2no">
               <w:r>
                 <w:rPr>
                   <w:rFonts w:ascii="Arial" w:cs="Arial" w:eastAsia="Arial" w:hAnsi="Arial"/>
@@ -6471,7 +6701,7 @@
             <w:pPr>
               <w:spacing w:after="20" w:before="0"/>
             </w:pPr>
-            <w:hyperlink w:history="1" r:id="rIddpqg6s6ml7xgb0t9mahio">
+            <w:hyperlink w:history="1" r:id="rId6sednbv3rf1cugvuq2g-r">
               <w:r>
                 <w:rPr>
                   <w:rFonts w:ascii="Arial" w:cs="Arial" w:eastAsia="Arial" w:hAnsi="Arial"/>
@@ -6504,7 +6734,7 @@
               <w:spacing w:after="10" w:before="0"/>
               <w:ind w:left="120"/>
             </w:pPr>
-            <w:hyperlink w:history="1" r:id="rIdjyhl4f3gd8tszfsf_m5go">
+            <w:hyperlink w:history="1" r:id="rIdzednn2elhn7ph7k3rxzwq">
               <w:r>
                 <w:rPr>
                   <w:rFonts w:ascii="Arial" w:cs="Arial" w:eastAsia="Arial" w:hAnsi="Arial"/>
@@ -6699,7 +6929,7 @@
             <w:pPr>
               <w:spacing w:after="20" w:before="0"/>
             </w:pPr>
-            <w:hyperlink w:history="1" r:id="rIdgdsn3tfqsn583arx2rb-4">
+            <w:hyperlink w:history="1" r:id="rId60hvxdnjkpb1okgbex1gn">
               <w:r>
                 <w:rPr>
                   <w:rFonts w:ascii="Arial" w:cs="Arial" w:eastAsia="Arial" w:hAnsi="Arial"/>
@@ -6732,7 +6962,7 @@
               <w:spacing w:after="10" w:before="0"/>
               <w:ind w:left="120"/>
             </w:pPr>
-            <w:hyperlink w:history="1" r:id="rIdfvqib0qnvhtpgat2z_pit">
+            <w:hyperlink w:history="1" r:id="rId1hgjqip0cxvnezgqner3p">
               <w:r>
                 <w:rPr>
                   <w:rFonts w:ascii="Arial" w:cs="Arial" w:eastAsia="Arial" w:hAnsi="Arial"/>
@@ -6777,7 +7007,7 @@
             <w:pPr>
               <w:spacing w:after="20" w:before="0"/>
             </w:pPr>
-            <w:hyperlink w:history="1" r:id="rIdrg2mt-epbkf-tbaisoscy">
+            <w:hyperlink w:history="1" r:id="rIdmt_m4chtcsoakhxxzeg2-">
               <w:r>
                 <w:rPr>
                   <w:rFonts w:ascii="Arial" w:cs="Arial" w:eastAsia="Arial" w:hAnsi="Arial"/>
@@ -6810,7 +7040,7 @@
               <w:spacing w:after="10" w:before="0"/>
               <w:ind w:left="120"/>
             </w:pPr>
-            <w:hyperlink w:history="1" r:id="rIdln1rxi807aw270uhha9ai">
+            <w:hyperlink w:history="1" r:id="rIdmqcvv_juodwnojl8uyzdm">
               <w:r>
                 <w:rPr>
                   <w:rFonts w:ascii="Arial" w:cs="Arial" w:eastAsia="Arial" w:hAnsi="Arial"/>
@@ -7005,7 +7235,7 @@
             <w:pPr>
               <w:spacing w:after="20" w:before="0"/>
             </w:pPr>
-            <w:hyperlink w:history="1" r:id="rIdfqbwzv53xt4gaeuskenty">
+            <w:hyperlink w:history="1" r:id="rIdehbjl75twspt7yr1jz3pv">
               <w:r>
                 <w:rPr>
                   <w:rFonts w:ascii="Arial" w:cs="Arial" w:eastAsia="Arial" w:hAnsi="Arial"/>
@@ -7038,7 +7268,7 @@
               <w:spacing w:after="10" w:before="0"/>
               <w:ind w:left="120"/>
             </w:pPr>
-            <w:hyperlink w:history="1" r:id="rIdd5ec0ovkjgtllnjckk6tp">
+            <w:hyperlink w:history="1" r:id="rIdgzzxh257mmx4chwhhandb">
               <w:r>
                 <w:rPr>
                   <w:rFonts w:ascii="Arial" w:cs="Arial" w:eastAsia="Arial" w:hAnsi="Arial"/>
@@ -7083,7 +7313,7 @@
             <w:pPr>
               <w:spacing w:after="20" w:before="0"/>
             </w:pPr>
-            <w:hyperlink w:history="1" r:id="rIdfzkcsuy81kfkjdanl8317">
+            <w:hyperlink w:history="1" r:id="rIdvh9bcfqomnqknnlsrqota">
               <w:r>
                 <w:rPr>
                   <w:rFonts w:ascii="Arial" w:cs="Arial" w:eastAsia="Arial" w:hAnsi="Arial"/>
@@ -7116,7 +7346,7 @@
               <w:spacing w:after="10" w:before="0"/>
               <w:ind w:left="120"/>
             </w:pPr>
-            <w:hyperlink w:history="1" r:id="rIdetfhoyv5q9xnlt95sdrvs">
+            <w:hyperlink w:history="1" r:id="rIdrdoa3mdi2zvxtw4vpwxlf">
               <w:r>
                 <w:rPr>
                   <w:rFonts w:ascii="Arial" w:cs="Arial" w:eastAsia="Arial" w:hAnsi="Arial"/>
@@ -7311,7 +7541,7 @@
             <w:pPr>
               <w:spacing w:after="20" w:before="0"/>
             </w:pPr>
-            <w:hyperlink w:history="1" r:id="rIdv7csfhfn-1lrl4izvlwdm">
+            <w:hyperlink w:history="1" r:id="rId6dhbtcicdcpwjrvqiiimm">
               <w:r>
                 <w:rPr>
                   <w:rFonts w:ascii="Arial" w:cs="Arial" w:eastAsia="Arial" w:hAnsi="Arial"/>
@@ -7344,7 +7574,7 @@
               <w:spacing w:after="10" w:before="0"/>
               <w:ind w:left="120"/>
             </w:pPr>
-            <w:hyperlink w:history="1" r:id="rIdnvlggx4ieojtojre1ywtf">
+            <w:hyperlink w:history="1" r:id="rId2oqdababzakshs2c76ok9">
               <w:r>
                 <w:rPr>
                   <w:rFonts w:ascii="Arial" w:cs="Arial" w:eastAsia="Arial" w:hAnsi="Arial"/>
@@ -7389,7 +7619,7 @@
             <w:pPr>
               <w:spacing w:after="20" w:before="0"/>
             </w:pPr>
-            <w:hyperlink w:history="1" r:id="rIdgogwziyxsuy3zgljyeuqv">
+            <w:hyperlink w:history="1" r:id="rIdloa67vkyn-2s5s_hbszge">
               <w:r>
                 <w:rPr>
                   <w:rFonts w:ascii="Arial" w:cs="Arial" w:eastAsia="Arial" w:hAnsi="Arial"/>
@@ -7422,7 +7652,7 @@
               <w:spacing w:after="10" w:before="0"/>
               <w:ind w:left="120"/>
             </w:pPr>
-            <w:hyperlink w:history="1" r:id="rIdcxjmwuaghzmzzrqre4j-5">
+            <w:hyperlink w:history="1" r:id="rIddqj1se6itg3mfcqmeflqz">
               <w:r>
                 <w:rPr>
                   <w:rFonts w:ascii="Arial" w:cs="Arial" w:eastAsia="Arial" w:hAnsi="Arial"/>
@@ -7994,6 +8224,65 @@
         </w:tc>
       </w:tr>
     </w:tbl>
+    <w:p>
+      <w:pPr>
+        <w:pBdr>
+          <w:top w:val="single" w:color="BBBBBB" w:sz="4" w:space="4"/>
+        </w:pBdr>
+        <w:spacing w:after="0" w:before="160"/>
+      </w:pPr>
+      <w:r>
+        <w:rPr>
+          <w:rFonts w:ascii="Arial" w:cs="Arial" w:eastAsia="Arial" w:hAnsi="Arial"/>
+          <w:color w:val="666666"/>
+          <w:sz w:val="14"/>
+          <w:szCs w:val="14"/>
+        </w:rPr>
+        <w:t xml:space="preserve">© 2026 SeaVuria and ARES. Aligned with KICD objectives. Developed by SeaVuria; technical implementation by ARES (with AI assistance from Claude). Licensed under </w:t>
+      </w:r>
+      <w:hyperlink w:history="1" r:id="rId1rlxrsunht9f2hyngkdlq">
+        <w:r>
+          <w:rPr>
+            <w:rFonts w:ascii="Arial" w:cs="Arial" w:eastAsia="Arial" w:hAnsi="Arial"/>
+            <w:color w:val="1F6B75"/>
+            <w:sz w:val="14"/>
+            <w:szCs w:val="14"/>
+            <w:u w:val="single" w:color="1F6B75"/>
+          </w:rPr>
+          <w:t xml:space="preserve">CC BY-NC 4.0</w:t>
+        </w:r>
+      </w:hyperlink>
+      <w:r>
+        <w:rPr>
+          <w:rFonts w:ascii="Arial" w:cs="Arial" w:eastAsia="Arial" w:hAnsi="Arial"/>
+          <w:color w:val="666666"/>
+          <w:sz w:val="14"/>
+          <w:szCs w:val="14"/>
+        </w:rPr>
+        <w:t xml:space="preserve"> (</w:t>
+      </w:r>
+      <w:hyperlink w:history="1" r:id="rIdewvgenb3fm5jzj7kf75rc">
+        <w:r>
+          <w:rPr>
+            <w:rFonts w:ascii="Arial" w:cs="Arial" w:eastAsia="Arial" w:hAnsi="Arial"/>
+            <w:color w:val="1F6B75"/>
+            <w:sz w:val="14"/>
+            <w:szCs w:val="14"/>
+            <w:u w:val="single" w:color="1F6B75"/>
+          </w:rPr>
+          <w:t xml:space="preserve">https://creativecommons.org/licenses/by-nc/4.0/</w:t>
+        </w:r>
+      </w:hyperlink>
+      <w:r>
+        <w:rPr>
+          <w:rFonts w:ascii="Arial" w:cs="Arial" w:eastAsia="Arial" w:hAnsi="Arial"/>
+          <w:color w:val="666666"/>
+          <w:sz w:val="14"/>
+          <w:szCs w:val="14"/>
+        </w:rPr>
+        <w:t xml:space="preserve">).</w:t>
+      </w:r>
+    </w:p>
     <w:p>
       <w:r>
         <w:br w:type="page"/>
@@ -8985,7 +9274,7 @@
             <w:pPr>
               <w:spacing w:after="20" w:before="0"/>
             </w:pPr>
-            <w:hyperlink w:history="1" r:id="rIdc7y_2tnvvptg6-4m_jedk">
+            <w:hyperlink w:history="1" r:id="rIdmto0d5sln3kaznpuysccw">
               <w:r>
                 <w:rPr>
                   <w:rFonts w:ascii="Arial" w:cs="Arial" w:eastAsia="Arial" w:hAnsi="Arial"/>
@@ -9018,7 +9307,7 @@
               <w:spacing w:after="10" w:before="0"/>
               <w:ind w:left="120"/>
             </w:pPr>
-            <w:hyperlink w:history="1" r:id="rId3l_jt9hinvl2jawleajoh">
+            <w:hyperlink w:history="1" r:id="rIdvjiamxn9swvmtw5quky9u">
               <w:r>
                 <w:rPr>
                   <w:rFonts w:ascii="Arial" w:cs="Arial" w:eastAsia="Arial" w:hAnsi="Arial"/>
@@ -9063,7 +9352,7 @@
             <w:pPr>
               <w:spacing w:after="20" w:before="0"/>
             </w:pPr>
-            <w:hyperlink w:history="1" r:id="rIdbrd6scrbpilfvk7xu2fm5">
+            <w:hyperlink w:history="1" r:id="rIdz6247sebavme0-7qa2vvg">
               <w:r>
                 <w:rPr>
                   <w:rFonts w:ascii="Arial" w:cs="Arial" w:eastAsia="Arial" w:hAnsi="Arial"/>
@@ -9096,7 +9385,7 @@
               <w:spacing w:after="10" w:before="0"/>
               <w:ind w:left="120"/>
             </w:pPr>
-            <w:hyperlink w:history="1" r:id="rIdhjmbljn_vdoknglr8zkuu">
+            <w:hyperlink w:history="1" r:id="rIdfrk0yh6yutekut2yec9x4">
               <w:r>
                 <w:rPr>
                   <w:rFonts w:ascii="Arial" w:cs="Arial" w:eastAsia="Arial" w:hAnsi="Arial"/>
@@ -9291,7 +9580,7 @@
             <w:pPr>
               <w:spacing w:after="20" w:before="0"/>
             </w:pPr>
-            <w:hyperlink w:history="1" r:id="rIducxdc-kk7r21ewkigjjk4">
+            <w:hyperlink w:history="1" r:id="rIdoqv491bfnub2qdfckbacq">
               <w:r>
                 <w:rPr>
                   <w:rFonts w:ascii="Arial" w:cs="Arial" w:eastAsia="Arial" w:hAnsi="Arial"/>
@@ -9324,7 +9613,7 @@
               <w:spacing w:after="10" w:before="0"/>
               <w:ind w:left="120"/>
             </w:pPr>
-            <w:hyperlink w:history="1" r:id="rIdzg4jaaxcjsvqhojvsbcty">
+            <w:hyperlink w:history="1" r:id="rIdd5kxv2j0nykkpjnxe7uxv">
               <w:r>
                 <w:rPr>
                   <w:rFonts w:ascii="Arial" w:cs="Arial" w:eastAsia="Arial" w:hAnsi="Arial"/>
@@ -9369,7 +9658,7 @@
             <w:pPr>
               <w:spacing w:after="20" w:before="0"/>
             </w:pPr>
-            <w:hyperlink w:history="1" r:id="rIdsiami1xqjrt1tx3qehpw4">
+            <w:hyperlink w:history="1" r:id="rIdoh-rljtqtzjfvrqzac8co">
               <w:r>
                 <w:rPr>
                   <w:rFonts w:ascii="Arial" w:cs="Arial" w:eastAsia="Arial" w:hAnsi="Arial"/>
@@ -9402,7 +9691,7 @@
               <w:spacing w:after="10" w:before="0"/>
               <w:ind w:left="120"/>
             </w:pPr>
-            <w:hyperlink w:history="1" r:id="rId-kdpxyf2kiarutl3y_9iu">
+            <w:hyperlink w:history="1" r:id="rId0heons3iffizkdt0iefrp">
               <w:r>
                 <w:rPr>
                   <w:rFonts w:ascii="Arial" w:cs="Arial" w:eastAsia="Arial" w:hAnsi="Arial"/>
@@ -9597,7 +9886,7 @@
             <w:pPr>
               <w:spacing w:after="20" w:before="0"/>
             </w:pPr>
-            <w:hyperlink w:history="1" r:id="rIdfds1qmnz8lph8kjs8cmem">
+            <w:hyperlink w:history="1" r:id="rIdbpjvu5qzq5js-stvqhwxf">
               <w:r>
                 <w:rPr>
                   <w:rFonts w:ascii="Arial" w:cs="Arial" w:eastAsia="Arial" w:hAnsi="Arial"/>
@@ -9630,7 +9919,7 @@
               <w:spacing w:after="10" w:before="0"/>
               <w:ind w:left="120"/>
             </w:pPr>
-            <w:hyperlink w:history="1" r:id="rIdq1zsp-k-2fllu8xwzr_vf">
+            <w:hyperlink w:history="1" r:id="rIds6g_2hwztecuc77owi9m2">
               <w:r>
                 <w:rPr>
                   <w:rFonts w:ascii="Arial" w:cs="Arial" w:eastAsia="Arial" w:hAnsi="Arial"/>
@@ -9675,7 +9964,7 @@
             <w:pPr>
               <w:spacing w:after="20" w:before="0"/>
             </w:pPr>
-            <w:hyperlink w:history="1" r:id="rIdjv07yujoka0ylpl_ag2vt">
+            <w:hyperlink w:history="1" r:id="rIdjw5j4wkauhaygfb4pfsgd">
               <w:r>
                 <w:rPr>
                   <w:rFonts w:ascii="Arial" w:cs="Arial" w:eastAsia="Arial" w:hAnsi="Arial"/>
@@ -9708,7 +9997,7 @@
               <w:spacing w:after="10" w:before="0"/>
               <w:ind w:left="120"/>
             </w:pPr>
-            <w:hyperlink w:history="1" r:id="rIdjmbc1v4vzovbyyow_oohd">
+            <w:hyperlink w:history="1" r:id="rId7oiuwmy0tu-y2yq-zzmu0">
               <w:r>
                 <w:rPr>
                   <w:rFonts w:ascii="Arial" w:cs="Arial" w:eastAsia="Arial" w:hAnsi="Arial"/>
@@ -9903,7 +10192,7 @@
             <w:pPr>
               <w:spacing w:after="20" w:before="0"/>
             </w:pPr>
-            <w:hyperlink w:history="1" r:id="rIdgtt3iee1g4zverphx5xat">
+            <w:hyperlink w:history="1" r:id="rIdsmcckvf6tl8sol1embipg">
               <w:r>
                 <w:rPr>
                   <w:rFonts w:ascii="Arial" w:cs="Arial" w:eastAsia="Arial" w:hAnsi="Arial"/>
@@ -9936,7 +10225,7 @@
               <w:spacing w:after="10" w:before="0"/>
               <w:ind w:left="120"/>
             </w:pPr>
-            <w:hyperlink w:history="1" r:id="rIdx5w7aznxmkc358cdoxk7i">
+            <w:hyperlink w:history="1" r:id="rId7knjncrxpoaszv4g4ycow">
               <w:r>
                 <w:rPr>
                   <w:rFonts w:ascii="Arial" w:cs="Arial" w:eastAsia="Arial" w:hAnsi="Arial"/>
@@ -9981,7 +10270,7 @@
             <w:pPr>
               <w:spacing w:after="20" w:before="0"/>
             </w:pPr>
-            <w:hyperlink w:history="1" r:id="rId7adzc5au0gfikx8ijxqzr">
+            <w:hyperlink w:history="1" r:id="rId9tsig7ozjejfyi3y8oqfn">
               <w:r>
                 <w:rPr>
                   <w:rFonts w:ascii="Arial" w:cs="Arial" w:eastAsia="Arial" w:hAnsi="Arial"/>
@@ -10014,7 +10303,7 @@
               <w:spacing w:after="10" w:before="0"/>
               <w:ind w:left="120"/>
             </w:pPr>
-            <w:hyperlink w:history="1" r:id="rIdod-l96h48xh1h9jlhot-p">
+            <w:hyperlink w:history="1" r:id="rId2aqwxygalrojhbknysbmw">
               <w:r>
                 <w:rPr>
                   <w:rFonts w:ascii="Arial" w:cs="Arial" w:eastAsia="Arial" w:hAnsi="Arial"/>
@@ -10209,7 +10498,7 @@
             <w:pPr>
               <w:spacing w:after="20" w:before="0"/>
             </w:pPr>
-            <w:hyperlink w:history="1" r:id="rIdaxaqvrearpbh-s3x3vl8f">
+            <w:hyperlink w:history="1" r:id="rIdoolwkobfpkoruy4p26tp3">
               <w:r>
                 <w:rPr>
                   <w:rFonts w:ascii="Arial" w:cs="Arial" w:eastAsia="Arial" w:hAnsi="Arial"/>
@@ -10242,7 +10531,7 @@
               <w:spacing w:after="10" w:before="0"/>
               <w:ind w:left="120"/>
             </w:pPr>
-            <w:hyperlink w:history="1" r:id="rIdrcks9trsscxzr7ovosvzo">
+            <w:hyperlink w:history="1" r:id="rIdzlrd7crogrj8nx344uuuo">
               <w:r>
                 <w:rPr>
                   <w:rFonts w:ascii="Arial" w:cs="Arial" w:eastAsia="Arial" w:hAnsi="Arial"/>
@@ -10287,7 +10576,7 @@
             <w:pPr>
               <w:spacing w:after="20" w:before="0"/>
             </w:pPr>
-            <w:hyperlink w:history="1" r:id="rId3cu2gymx4ktlhfyxjkxog">
+            <w:hyperlink w:history="1" r:id="rIddudkyxwp19gnjmcirpoz-">
               <w:r>
                 <w:rPr>
                   <w:rFonts w:ascii="Arial" w:cs="Arial" w:eastAsia="Arial" w:hAnsi="Arial"/>
@@ -10320,7 +10609,7 @@
               <w:spacing w:after="10" w:before="0"/>
               <w:ind w:left="120"/>
             </w:pPr>
-            <w:hyperlink w:history="1" r:id="rIdikztmnwnmi7fcgz08fvss">
+            <w:hyperlink w:history="1" r:id="rIdmcaczxwnpxitpajiulu91">
               <w:r>
                 <w:rPr>
                   <w:rFonts w:ascii="Arial" w:cs="Arial" w:eastAsia="Arial" w:hAnsi="Arial"/>
@@ -10816,6 +11105,65 @@
         </w:tc>
       </w:tr>
     </w:tbl>
+    <w:p>
+      <w:pPr>
+        <w:pBdr>
+          <w:top w:val="single" w:color="BBBBBB" w:sz="4" w:space="4"/>
+        </w:pBdr>
+        <w:spacing w:after="0" w:before="160"/>
+      </w:pPr>
+      <w:r>
+        <w:rPr>
+          <w:rFonts w:ascii="Arial" w:cs="Arial" w:eastAsia="Arial" w:hAnsi="Arial"/>
+          <w:color w:val="666666"/>
+          <w:sz w:val="14"/>
+          <w:szCs w:val="14"/>
+        </w:rPr>
+        <w:t xml:space="preserve">© 2026 SeaVuria and ARES. Aligned with KICD objectives. Developed by SeaVuria; technical implementation by ARES (with AI assistance from Claude). Licensed under </w:t>
+      </w:r>
+      <w:hyperlink w:history="1" r:id="rIdb-cxolddy3wzx4ouk3sgp">
+        <w:r>
+          <w:rPr>
+            <w:rFonts w:ascii="Arial" w:cs="Arial" w:eastAsia="Arial" w:hAnsi="Arial"/>
+            <w:color w:val="1F6B75"/>
+            <w:sz w:val="14"/>
+            <w:szCs w:val="14"/>
+            <w:u w:val="single" w:color="1F6B75"/>
+          </w:rPr>
+          <w:t xml:space="preserve">CC BY-NC 4.0</w:t>
+        </w:r>
+      </w:hyperlink>
+      <w:r>
+        <w:rPr>
+          <w:rFonts w:ascii="Arial" w:cs="Arial" w:eastAsia="Arial" w:hAnsi="Arial"/>
+          <w:color w:val="666666"/>
+          <w:sz w:val="14"/>
+          <w:szCs w:val="14"/>
+        </w:rPr>
+        <w:t xml:space="preserve"> (</w:t>
+      </w:r>
+      <w:hyperlink w:history="1" r:id="rIdttvol6yozdvvqq-wvbmsd">
+        <w:r>
+          <w:rPr>
+            <w:rFonts w:ascii="Arial" w:cs="Arial" w:eastAsia="Arial" w:hAnsi="Arial"/>
+            <w:color w:val="1F6B75"/>
+            <w:sz w:val="14"/>
+            <w:szCs w:val="14"/>
+            <w:u w:val="single" w:color="1F6B75"/>
+          </w:rPr>
+          <w:t xml:space="preserve">https://creativecommons.org/licenses/by-nc/4.0/</w:t>
+        </w:r>
+      </w:hyperlink>
+      <w:r>
+        <w:rPr>
+          <w:rFonts w:ascii="Arial" w:cs="Arial" w:eastAsia="Arial" w:hAnsi="Arial"/>
+          <w:color w:val="666666"/>
+          <w:sz w:val="14"/>
+          <w:szCs w:val="14"/>
+        </w:rPr>
+        <w:t xml:space="preserve">).</w:t>
+      </w:r>
+    </w:p>
     <w:p>
       <w:r>
         <w:br w:type="page"/>
@@ -11807,7 +12155,7 @@
             <w:pPr>
               <w:spacing w:after="20" w:before="0"/>
             </w:pPr>
-            <w:hyperlink w:history="1" r:id="rIddsu3qvwh8a_oopnrcnoqg">
+            <w:hyperlink w:history="1" r:id="rIddj9nppw03hxsndba4spmt">
               <w:r>
                 <w:rPr>
                   <w:rFonts w:ascii="Arial" w:cs="Arial" w:eastAsia="Arial" w:hAnsi="Arial"/>
@@ -11840,7 +12188,7 @@
               <w:spacing w:after="10" w:before="0"/>
               <w:ind w:left="120"/>
             </w:pPr>
-            <w:hyperlink w:history="1" r:id="rIdessa6otwo-virttis07l6">
+            <w:hyperlink w:history="1" r:id="rIdkzz-uora96nt4_enjquu9">
               <w:r>
                 <w:rPr>
                   <w:rFonts w:ascii="Arial" w:cs="Arial" w:eastAsia="Arial" w:hAnsi="Arial"/>
@@ -11885,7 +12233,7 @@
             <w:pPr>
               <w:spacing w:after="20" w:before="0"/>
             </w:pPr>
-            <w:hyperlink w:history="1" r:id="rIdd4svals2oz5hcd3xz2d-o">
+            <w:hyperlink w:history="1" r:id="rIdew7t-32tkua9qzmi3jxqq">
               <w:r>
                 <w:rPr>
                   <w:rFonts w:ascii="Arial" w:cs="Arial" w:eastAsia="Arial" w:hAnsi="Arial"/>
@@ -11918,7 +12266,7 @@
               <w:spacing w:after="10" w:before="0"/>
               <w:ind w:left="120"/>
             </w:pPr>
-            <w:hyperlink w:history="1" r:id="rIdu9nwbqshf6jpdl908felj">
+            <w:hyperlink w:history="1" r:id="rIds20_hi04tvllpnhd3yxzx">
               <w:r>
                 <w:rPr>
                   <w:rFonts w:ascii="Arial" w:cs="Arial" w:eastAsia="Arial" w:hAnsi="Arial"/>
@@ -12113,7 +12461,7 @@
             <w:pPr>
               <w:spacing w:after="20" w:before="0"/>
             </w:pPr>
-            <w:hyperlink w:history="1" r:id="rIdfuuaex21beobf9qqmjmda">
+            <w:hyperlink w:history="1" r:id="rIdodxp-zy2ii2uj_lhaafkz">
               <w:r>
                 <w:rPr>
                   <w:rFonts w:ascii="Arial" w:cs="Arial" w:eastAsia="Arial" w:hAnsi="Arial"/>
@@ -12146,7 +12494,7 @@
               <w:spacing w:after="10" w:before="0"/>
               <w:ind w:left="120"/>
             </w:pPr>
-            <w:hyperlink w:history="1" r:id="rId93jcdciemjax5xcicpzhc">
+            <w:hyperlink w:history="1" r:id="rIdrnh_bqpqrkbonubnswmtm">
               <w:r>
                 <w:rPr>
                   <w:rFonts w:ascii="Arial" w:cs="Arial" w:eastAsia="Arial" w:hAnsi="Arial"/>
@@ -12191,7 +12539,7 @@
             <w:pPr>
               <w:spacing w:after="20" w:before="0"/>
             </w:pPr>
-            <w:hyperlink w:history="1" r:id="rId1m6bw913cxettp8rv9-3q">
+            <w:hyperlink w:history="1" r:id="rIdg60rj3ylfszyjeizrbyms">
               <w:r>
                 <w:rPr>
                   <w:rFonts w:ascii="Arial" w:cs="Arial" w:eastAsia="Arial" w:hAnsi="Arial"/>
@@ -12224,7 +12572,7 @@
               <w:spacing w:after="10" w:before="0"/>
               <w:ind w:left="120"/>
             </w:pPr>
-            <w:hyperlink w:history="1" r:id="rIdjshgdphmkadhqe4spwaal">
+            <w:hyperlink w:history="1" r:id="rId7voudcclwmnv8jb5hv6h_">
               <w:r>
                 <w:rPr>
                   <w:rFonts w:ascii="Arial" w:cs="Arial" w:eastAsia="Arial" w:hAnsi="Arial"/>
@@ -12419,7 +12767,7 @@
             <w:pPr>
               <w:spacing w:after="20" w:before="0"/>
             </w:pPr>
-            <w:hyperlink w:history="1" r:id="rIdvr5bii700s8czppea9-b6">
+            <w:hyperlink w:history="1" r:id="rIdf5it0jfwucxne_2okrdn3">
               <w:r>
                 <w:rPr>
                   <w:rFonts w:ascii="Arial" w:cs="Arial" w:eastAsia="Arial" w:hAnsi="Arial"/>
@@ -12452,7 +12800,7 @@
               <w:spacing w:after="10" w:before="0"/>
               <w:ind w:left="120"/>
             </w:pPr>
-            <w:hyperlink w:history="1" r:id="rIdrrgapqwos0c80bwcr_guh">
+            <w:hyperlink w:history="1" r:id="rIdlzxoytwt1e9dorjvmbnjr">
               <w:r>
                 <w:rPr>
                   <w:rFonts w:ascii="Arial" w:cs="Arial" w:eastAsia="Arial" w:hAnsi="Arial"/>
@@ -12497,7 +12845,7 @@
             <w:pPr>
               <w:spacing w:after="20" w:before="0"/>
             </w:pPr>
-            <w:hyperlink w:history="1" r:id="rIdx2crfqmm7sczj7vv0hds8">
+            <w:hyperlink w:history="1" r:id="rIdeviexvtt4bc4lf-v4lcb1">
               <w:r>
                 <w:rPr>
                   <w:rFonts w:ascii="Arial" w:cs="Arial" w:eastAsia="Arial" w:hAnsi="Arial"/>
@@ -12530,7 +12878,7 @@
               <w:spacing w:after="10" w:before="0"/>
               <w:ind w:left="120"/>
             </w:pPr>
-            <w:hyperlink w:history="1" r:id="rIdo64yppezh15hdzw6gp78a">
+            <w:hyperlink w:history="1" r:id="rIdbolqdxg0nupr6gcjbo_ol">
               <w:r>
                 <w:rPr>
                   <w:rFonts w:ascii="Arial" w:cs="Arial" w:eastAsia="Arial" w:hAnsi="Arial"/>
@@ -12725,7 +13073,7 @@
             <w:pPr>
               <w:spacing w:after="20" w:before="0"/>
             </w:pPr>
-            <w:hyperlink w:history="1" r:id="rIder9a6wd2aacbljlvatyah">
+            <w:hyperlink w:history="1" r:id="rIdcmox5c3_umb-x2kajuzep">
               <w:r>
                 <w:rPr>
                   <w:rFonts w:ascii="Arial" w:cs="Arial" w:eastAsia="Arial" w:hAnsi="Arial"/>
@@ -12758,7 +13106,7 @@
               <w:spacing w:after="10" w:before="0"/>
               <w:ind w:left="120"/>
             </w:pPr>
-            <w:hyperlink w:history="1" r:id="rIddo6ntsy4mrv8lvpvz3ac-">
+            <w:hyperlink w:history="1" r:id="rIdcm1o_amfy5wzuk0ojr7cz">
               <w:r>
                 <w:rPr>
                   <w:rFonts w:ascii="Arial" w:cs="Arial" w:eastAsia="Arial" w:hAnsi="Arial"/>
@@ -12803,7 +13151,7 @@
             <w:pPr>
               <w:spacing w:after="20" w:before="0"/>
             </w:pPr>
-            <w:hyperlink w:history="1" r:id="rIdcyx9hu_tzdg-qj6oxhk_o">
+            <w:hyperlink w:history="1" r:id="rIdiwywqvsaaaiok62_cromg">
               <w:r>
                 <w:rPr>
                   <w:rFonts w:ascii="Arial" w:cs="Arial" w:eastAsia="Arial" w:hAnsi="Arial"/>
@@ -12836,7 +13184,7 @@
               <w:spacing w:after="10" w:before="0"/>
               <w:ind w:left="120"/>
             </w:pPr>
-            <w:hyperlink w:history="1" r:id="rIdhltgqun8ps6jkiurx0cpp">
+            <w:hyperlink w:history="1" r:id="rIdphe4sjvhhhu1xdowgafng">
               <w:r>
                 <w:rPr>
                   <w:rFonts w:ascii="Arial" w:cs="Arial" w:eastAsia="Arial" w:hAnsi="Arial"/>
@@ -13031,7 +13379,7 @@
             <w:pPr>
               <w:spacing w:after="20" w:before="0"/>
             </w:pPr>
-            <w:hyperlink w:history="1" r:id="rIdbp_psagr_n6ywztnclik5">
+            <w:hyperlink w:history="1" r:id="rIdxiyiakowkwpxjqdaimt8w">
               <w:r>
                 <w:rPr>
                   <w:rFonts w:ascii="Arial" w:cs="Arial" w:eastAsia="Arial" w:hAnsi="Arial"/>
@@ -13064,7 +13412,7 @@
               <w:spacing w:after="10" w:before="0"/>
               <w:ind w:left="120"/>
             </w:pPr>
-            <w:hyperlink w:history="1" r:id="rIdnfjuexk0yjpnpnabltpd6">
+            <w:hyperlink w:history="1" r:id="rId5rvo1tdxhdpqgotqzwkm4">
               <w:r>
                 <w:rPr>
                   <w:rFonts w:ascii="Arial" w:cs="Arial" w:eastAsia="Arial" w:hAnsi="Arial"/>
@@ -13109,7 +13457,7 @@
             <w:pPr>
               <w:spacing w:after="20" w:before="0"/>
             </w:pPr>
-            <w:hyperlink w:history="1" r:id="rId1ina4cnb_qxa9xnnb2val">
+            <w:hyperlink w:history="1" r:id="rIdoressmds4kfdea_ojfppq">
               <w:r>
                 <w:rPr>
                   <w:rFonts w:ascii="Arial" w:cs="Arial" w:eastAsia="Arial" w:hAnsi="Arial"/>
@@ -13142,7 +13490,7 @@
               <w:spacing w:after="10" w:before="0"/>
               <w:ind w:left="120"/>
             </w:pPr>
-            <w:hyperlink w:history="1" r:id="rIdzlpr9msgd65bn9wbqn7xc">
+            <w:hyperlink w:history="1" r:id="rIdhleees0g0yynnulfvnsla">
               <w:r>
                 <w:rPr>
                   <w:rFonts w:ascii="Arial" w:cs="Arial" w:eastAsia="Arial" w:hAnsi="Arial"/>
@@ -13638,6 +13986,65 @@
         </w:tc>
       </w:tr>
     </w:tbl>
+    <w:p>
+      <w:pPr>
+        <w:pBdr>
+          <w:top w:val="single" w:color="BBBBBB" w:sz="4" w:space="4"/>
+        </w:pBdr>
+        <w:spacing w:after="0" w:before="160"/>
+      </w:pPr>
+      <w:r>
+        <w:rPr>
+          <w:rFonts w:ascii="Arial" w:cs="Arial" w:eastAsia="Arial" w:hAnsi="Arial"/>
+          <w:color w:val="666666"/>
+          <w:sz w:val="14"/>
+          <w:szCs w:val="14"/>
+        </w:rPr>
+        <w:t xml:space="preserve">© 2026 SeaVuria and ARES. Aligned with KICD objectives. Developed by SeaVuria; technical implementation by ARES (with AI assistance from Claude). Licensed under </w:t>
+      </w:r>
+      <w:hyperlink w:history="1" r:id="rIdbqhbfyaqsqnnbhzczzac8">
+        <w:r>
+          <w:rPr>
+            <w:rFonts w:ascii="Arial" w:cs="Arial" w:eastAsia="Arial" w:hAnsi="Arial"/>
+            <w:color w:val="1F6B75"/>
+            <w:sz w:val="14"/>
+            <w:szCs w:val="14"/>
+            <w:u w:val="single" w:color="1F6B75"/>
+          </w:rPr>
+          <w:t xml:space="preserve">CC BY-NC 4.0</w:t>
+        </w:r>
+      </w:hyperlink>
+      <w:r>
+        <w:rPr>
+          <w:rFonts w:ascii="Arial" w:cs="Arial" w:eastAsia="Arial" w:hAnsi="Arial"/>
+          <w:color w:val="666666"/>
+          <w:sz w:val="14"/>
+          <w:szCs w:val="14"/>
+        </w:rPr>
+        <w:t xml:space="preserve"> (</w:t>
+      </w:r>
+      <w:hyperlink w:history="1" r:id="rIdlakgzzrmx3ya6uh1g-x-2">
+        <w:r>
+          <w:rPr>
+            <w:rFonts w:ascii="Arial" w:cs="Arial" w:eastAsia="Arial" w:hAnsi="Arial"/>
+            <w:color w:val="1F6B75"/>
+            <w:sz w:val="14"/>
+            <w:szCs w:val="14"/>
+            <w:u w:val="single" w:color="1F6B75"/>
+          </w:rPr>
+          <w:t xml:space="preserve">https://creativecommons.org/licenses/by-nc/4.0/</w:t>
+        </w:r>
+      </w:hyperlink>
+      <w:r>
+        <w:rPr>
+          <w:rFonts w:ascii="Arial" w:cs="Arial" w:eastAsia="Arial" w:hAnsi="Arial"/>
+          <w:color w:val="666666"/>
+          <w:sz w:val="14"/>
+          <w:szCs w:val="14"/>
+        </w:rPr>
+        <w:t xml:space="preserve">).</w:t>
+      </w:r>
+    </w:p>
     <w:p>
       <w:r>
         <w:br w:type="page"/>
@@ -14629,7 +15036,7 @@
             <w:pPr>
               <w:spacing w:after="20" w:before="0"/>
             </w:pPr>
-            <w:hyperlink w:history="1" r:id="rId6sc7pvq8ciwahv9rnum8g">
+            <w:hyperlink w:history="1" r:id="rIdcfphvcxsbu2k8z1o6soax">
               <w:r>
                 <w:rPr>
                   <w:rFonts w:ascii="Arial" w:cs="Arial" w:eastAsia="Arial" w:hAnsi="Arial"/>
@@ -14662,7 +15069,7 @@
               <w:spacing w:after="10" w:before="0"/>
               <w:ind w:left="120"/>
             </w:pPr>
-            <w:hyperlink w:history="1" r:id="rIdbh0umux5omkt49tisqsvb">
+            <w:hyperlink w:history="1" r:id="rIdq2hnyh4f632vwb5gdhzz-">
               <w:r>
                 <w:rPr>
                   <w:rFonts w:ascii="Arial" w:cs="Arial" w:eastAsia="Arial" w:hAnsi="Arial"/>
@@ -14707,7 +15114,7 @@
             <w:pPr>
               <w:spacing w:after="20" w:before="0"/>
             </w:pPr>
-            <w:hyperlink w:history="1" r:id="rIdlp5nlcrgtjd-_vx6dihe8">
+            <w:hyperlink w:history="1" r:id="rIdvahu8xbgvaosbtjev3uhj">
               <w:r>
                 <w:rPr>
                   <w:rFonts w:ascii="Arial" w:cs="Arial" w:eastAsia="Arial" w:hAnsi="Arial"/>
@@ -14740,7 +15147,7 @@
               <w:spacing w:after="10" w:before="0"/>
               <w:ind w:left="120"/>
             </w:pPr>
-            <w:hyperlink w:history="1" r:id="rIds88xrn2ie_jjlk4d3n_gn">
+            <w:hyperlink w:history="1" r:id="rIdt-2xac-zradfh__k0txc0">
               <w:r>
                 <w:rPr>
                   <w:rFonts w:ascii="Arial" w:cs="Arial" w:eastAsia="Arial" w:hAnsi="Arial"/>
@@ -14935,7 +15342,7 @@
             <w:pPr>
               <w:spacing w:after="20" w:before="0"/>
             </w:pPr>
-            <w:hyperlink w:history="1" r:id="rIdbitn4je94f97kj0l7nxso">
+            <w:hyperlink w:history="1" r:id="rIdkmpmtzww23qd5uqjmy_jl">
               <w:r>
                 <w:rPr>
                   <w:rFonts w:ascii="Arial" w:cs="Arial" w:eastAsia="Arial" w:hAnsi="Arial"/>
@@ -14968,7 +15375,7 @@
               <w:spacing w:after="10" w:before="0"/>
               <w:ind w:left="120"/>
             </w:pPr>
-            <w:hyperlink w:history="1" r:id="rIdyl9qry-u0txtmmns7ue6l">
+            <w:hyperlink w:history="1" r:id="rId3sp0eiqmmd41qh2g_-jpe">
               <w:r>
                 <w:rPr>
                   <w:rFonts w:ascii="Arial" w:cs="Arial" w:eastAsia="Arial" w:hAnsi="Arial"/>
@@ -15013,7 +15420,7 @@
             <w:pPr>
               <w:spacing w:after="20" w:before="0"/>
             </w:pPr>
-            <w:hyperlink w:history="1" r:id="rId2jlxidjnfai2wkixscmai">
+            <w:hyperlink w:history="1" r:id="rIdafo3adhzugtpvdeaqimi8">
               <w:r>
                 <w:rPr>
                   <w:rFonts w:ascii="Arial" w:cs="Arial" w:eastAsia="Arial" w:hAnsi="Arial"/>
@@ -15046,7 +15453,7 @@
               <w:spacing w:after="10" w:before="0"/>
               <w:ind w:left="120"/>
             </w:pPr>
-            <w:hyperlink w:history="1" r:id="rIdc_mpsw3hszniylu2qhuis">
+            <w:hyperlink w:history="1" r:id="rIduamhl9ezcgoi025oxws1e">
               <w:r>
                 <w:rPr>
                   <w:rFonts w:ascii="Arial" w:cs="Arial" w:eastAsia="Arial" w:hAnsi="Arial"/>
@@ -15241,7 +15648,7 @@
             <w:pPr>
               <w:spacing w:after="20" w:before="0"/>
             </w:pPr>
-            <w:hyperlink w:history="1" r:id="rIdy-8f3rtbvwddvjt5zicex">
+            <w:hyperlink w:history="1" r:id="rIddexfgtieyymw0whxgqd-r">
               <w:r>
                 <w:rPr>
                   <w:rFonts w:ascii="Arial" w:cs="Arial" w:eastAsia="Arial" w:hAnsi="Arial"/>
@@ -15274,7 +15681,7 @@
               <w:spacing w:after="10" w:before="0"/>
               <w:ind w:left="120"/>
             </w:pPr>
-            <w:hyperlink w:history="1" r:id="rIdo0ghyhovblr1eph9rzhig">
+            <w:hyperlink w:history="1" r:id="rIddrswocjlsyr2bbr1me9dm">
               <w:r>
                 <w:rPr>
                   <w:rFonts w:ascii="Arial" w:cs="Arial" w:eastAsia="Arial" w:hAnsi="Arial"/>
@@ -15319,7 +15726,7 @@
             <w:pPr>
               <w:spacing w:after="20" w:before="0"/>
             </w:pPr>
-            <w:hyperlink w:history="1" r:id="rIdvps2q-u7i6l_r4h1xrshr">
+            <w:hyperlink w:history="1" r:id="rIdxm43gboyxjebpbse5w8nz">
               <w:r>
                 <w:rPr>
                   <w:rFonts w:ascii="Arial" w:cs="Arial" w:eastAsia="Arial" w:hAnsi="Arial"/>
@@ -15352,7 +15759,7 @@
               <w:spacing w:after="10" w:before="0"/>
               <w:ind w:left="120"/>
             </w:pPr>
-            <w:hyperlink w:history="1" r:id="rIdeuxotdapmai7gdlcw_pat">
+            <w:hyperlink w:history="1" r:id="rId9axl1nsgadkenlqvmgnw-">
               <w:r>
                 <w:rPr>
                   <w:rFonts w:ascii="Arial" w:cs="Arial" w:eastAsia="Arial" w:hAnsi="Arial"/>
@@ -15547,7 +15954,7 @@
             <w:pPr>
               <w:spacing w:after="20" w:before="0"/>
             </w:pPr>
-            <w:hyperlink w:history="1" r:id="rId6pdoq2dodh2_isfjabyuj">
+            <w:hyperlink w:history="1" r:id="rId_6kakim_nlp22l5cdmst-">
               <w:r>
                 <w:rPr>
                   <w:rFonts w:ascii="Arial" w:cs="Arial" w:eastAsia="Arial" w:hAnsi="Arial"/>
@@ -15580,7 +15987,7 @@
               <w:spacing w:after="10" w:before="0"/>
               <w:ind w:left="120"/>
             </w:pPr>
-            <w:hyperlink w:history="1" r:id="rIdvjq111pemslxm_xwal0f3">
+            <w:hyperlink w:history="1" r:id="rIdiknivu7ryirjpo9ljjxbj">
               <w:r>
                 <w:rPr>
                   <w:rFonts w:ascii="Arial" w:cs="Arial" w:eastAsia="Arial" w:hAnsi="Arial"/>
@@ -15625,7 +16032,7 @@
             <w:pPr>
               <w:spacing w:after="20" w:before="0"/>
             </w:pPr>
-            <w:hyperlink w:history="1" r:id="rIdwxbhk7rjvygjiig2yugn7">
+            <w:hyperlink w:history="1" r:id="rIdhsxxb-7eukmp9rhuo14aw">
               <w:r>
                 <w:rPr>
                   <w:rFonts w:ascii="Arial" w:cs="Arial" w:eastAsia="Arial" w:hAnsi="Arial"/>
@@ -15658,7 +16065,7 @@
               <w:spacing w:after="10" w:before="0"/>
               <w:ind w:left="120"/>
             </w:pPr>
-            <w:hyperlink w:history="1" r:id="rId3kwwx6chq-uglvtqppgn4">
+            <w:hyperlink w:history="1" r:id="rId85ag6rmqf5_w3zyboirmb">
               <w:r>
                 <w:rPr>
                   <w:rFonts w:ascii="Arial" w:cs="Arial" w:eastAsia="Arial" w:hAnsi="Arial"/>
@@ -15853,7 +16260,7 @@
             <w:pPr>
               <w:spacing w:after="20" w:before="0"/>
             </w:pPr>
-            <w:hyperlink w:history="1" r:id="rIdkqak5evrt3gf5dhsixaqc">
+            <w:hyperlink w:history="1" r:id="rIdsspvq4flcfc-mwrrt8tuf">
               <w:r>
                 <w:rPr>
                   <w:rFonts w:ascii="Arial" w:cs="Arial" w:eastAsia="Arial" w:hAnsi="Arial"/>
@@ -15886,7 +16293,7 @@
               <w:spacing w:after="10" w:before="0"/>
               <w:ind w:left="120"/>
             </w:pPr>
-            <w:hyperlink w:history="1" r:id="rIdl2eqzcqaiawuzvfrjwohu">
+            <w:hyperlink w:history="1" r:id="rIdb8ulvis2iwdu240l498bi">
               <w:r>
                 <w:rPr>
                   <w:rFonts w:ascii="Arial" w:cs="Arial" w:eastAsia="Arial" w:hAnsi="Arial"/>
@@ -15931,7 +16338,7 @@
             <w:pPr>
               <w:spacing w:after="20" w:before="0"/>
             </w:pPr>
-            <w:hyperlink w:history="1" r:id="rIdrl6myb26yt3zjfzfh5vjz">
+            <w:hyperlink w:history="1" r:id="rIdnsukrf174oyrtzxntd_k0">
               <w:r>
                 <w:rPr>
                   <w:rFonts w:ascii="Arial" w:cs="Arial" w:eastAsia="Arial" w:hAnsi="Arial"/>
@@ -15964,7 +16371,7 @@
               <w:spacing w:after="10" w:before="0"/>
               <w:ind w:left="120"/>
             </w:pPr>
-            <w:hyperlink w:history="1" r:id="rIdwkx5ef7ntrpoldsoqbtdn">
+            <w:hyperlink w:history="1" r:id="rIdgtqbn8etp35ufzwo7t56s">
               <w:r>
                 <w:rPr>
                   <w:rFonts w:ascii="Arial" w:cs="Arial" w:eastAsia="Arial" w:hAnsi="Arial"/>
@@ -16460,6 +16867,65 @@
         </w:tc>
       </w:tr>
     </w:tbl>
+    <w:p>
+      <w:pPr>
+        <w:pBdr>
+          <w:top w:val="single" w:color="BBBBBB" w:sz="4" w:space="4"/>
+        </w:pBdr>
+        <w:spacing w:after="0" w:before="160"/>
+      </w:pPr>
+      <w:r>
+        <w:rPr>
+          <w:rFonts w:ascii="Arial" w:cs="Arial" w:eastAsia="Arial" w:hAnsi="Arial"/>
+          <w:color w:val="666666"/>
+          <w:sz w:val="14"/>
+          <w:szCs w:val="14"/>
+        </w:rPr>
+        <w:t xml:space="preserve">© 2026 SeaVuria and ARES. Aligned with KICD objectives. Developed by SeaVuria; technical implementation by ARES (with AI assistance from Claude). Licensed under </w:t>
+      </w:r>
+      <w:hyperlink w:history="1" r:id="rIdjx0qhsh_wdghmjtube3eu">
+        <w:r>
+          <w:rPr>
+            <w:rFonts w:ascii="Arial" w:cs="Arial" w:eastAsia="Arial" w:hAnsi="Arial"/>
+            <w:color w:val="1F6B75"/>
+            <w:sz w:val="14"/>
+            <w:szCs w:val="14"/>
+            <w:u w:val="single" w:color="1F6B75"/>
+          </w:rPr>
+          <w:t xml:space="preserve">CC BY-NC 4.0</w:t>
+        </w:r>
+      </w:hyperlink>
+      <w:r>
+        <w:rPr>
+          <w:rFonts w:ascii="Arial" w:cs="Arial" w:eastAsia="Arial" w:hAnsi="Arial"/>
+          <w:color w:val="666666"/>
+          <w:sz w:val="14"/>
+          <w:szCs w:val="14"/>
+        </w:rPr>
+        <w:t xml:space="preserve"> (</w:t>
+      </w:r>
+      <w:hyperlink w:history="1" r:id="rIdhoizwqgk3pc4adk8gwjw3">
+        <w:r>
+          <w:rPr>
+            <w:rFonts w:ascii="Arial" w:cs="Arial" w:eastAsia="Arial" w:hAnsi="Arial"/>
+            <w:color w:val="1F6B75"/>
+            <w:sz w:val="14"/>
+            <w:szCs w:val="14"/>
+            <w:u w:val="single" w:color="1F6B75"/>
+          </w:rPr>
+          <w:t xml:space="preserve">https://creativecommons.org/licenses/by-nc/4.0/</w:t>
+        </w:r>
+      </w:hyperlink>
+      <w:r>
+        <w:rPr>
+          <w:rFonts w:ascii="Arial" w:cs="Arial" w:eastAsia="Arial" w:hAnsi="Arial"/>
+          <w:color w:val="666666"/>
+          <w:sz w:val="14"/>
+          <w:szCs w:val="14"/>
+        </w:rPr>
+        <w:t xml:space="preserve">).</w:t>
+      </w:r>
+    </w:p>
     <w:p>
       <w:r>
         <w:br w:type="page"/>
@@ -17451,7 +17917,7 @@
             <w:pPr>
               <w:spacing w:after="20" w:before="0"/>
             </w:pPr>
-            <w:hyperlink w:history="1" r:id="rIdp7lbvs24jg7lwtpjjeog8">
+            <w:hyperlink w:history="1" r:id="rIdalcfik9psvhfmg6ggimpe">
               <w:r>
                 <w:rPr>
                   <w:rFonts w:ascii="Arial" w:cs="Arial" w:eastAsia="Arial" w:hAnsi="Arial"/>
@@ -17484,7 +17950,7 @@
               <w:spacing w:after="10" w:before="0"/>
               <w:ind w:left="120"/>
             </w:pPr>
-            <w:hyperlink w:history="1" r:id="rIdrvyifsthzw7kzm9krt1we">
+            <w:hyperlink w:history="1" r:id="rIdd3_upvl7t2ngrxqbfchxc">
               <w:r>
                 <w:rPr>
                   <w:rFonts w:ascii="Arial" w:cs="Arial" w:eastAsia="Arial" w:hAnsi="Arial"/>
@@ -17529,7 +17995,7 @@
             <w:pPr>
               <w:spacing w:after="20" w:before="0"/>
             </w:pPr>
-            <w:hyperlink w:history="1" r:id="rIdcgtvdjid1156bfwjjhfix">
+            <w:hyperlink w:history="1" r:id="rIdv19-oq-x08sonalhnnfbi">
               <w:r>
                 <w:rPr>
                   <w:rFonts w:ascii="Arial" w:cs="Arial" w:eastAsia="Arial" w:hAnsi="Arial"/>
@@ -17562,7 +18028,7 @@
               <w:spacing w:after="10" w:before="0"/>
               <w:ind w:left="120"/>
             </w:pPr>
-            <w:hyperlink w:history="1" r:id="rIdk4dkkb3z2nmbh6x_70xjo">
+            <w:hyperlink w:history="1" r:id="rIdjuvvm06h_glb0awhcievw">
               <w:r>
                 <w:rPr>
                   <w:rFonts w:ascii="Arial" w:cs="Arial" w:eastAsia="Arial" w:hAnsi="Arial"/>
@@ -17757,7 +18223,7 @@
             <w:pPr>
               <w:spacing w:after="20" w:before="0"/>
             </w:pPr>
-            <w:hyperlink w:history="1" r:id="rIdfbw3wdfzrxc2uqxjzqxmv">
+            <w:hyperlink w:history="1" r:id="rIdwufbb-_narwndo75-eix0">
               <w:r>
                 <w:rPr>
                   <w:rFonts w:ascii="Arial" w:cs="Arial" w:eastAsia="Arial" w:hAnsi="Arial"/>
@@ -17790,7 +18256,7 @@
               <w:spacing w:after="10" w:before="0"/>
               <w:ind w:left="120"/>
             </w:pPr>
-            <w:hyperlink w:history="1" r:id="rId9a8zjg8qwrcflvy_jhpb0">
+            <w:hyperlink w:history="1" r:id="rIdcr6rjpdstenfjdmoygf1f">
               <w:r>
                 <w:rPr>
                   <w:rFonts w:ascii="Arial" w:cs="Arial" w:eastAsia="Arial" w:hAnsi="Arial"/>
@@ -17835,7 +18301,7 @@
             <w:pPr>
               <w:spacing w:after="20" w:before="0"/>
             </w:pPr>
-            <w:hyperlink w:history="1" r:id="rIddnr6f7bor72cx0hfro7w0">
+            <w:hyperlink w:history="1" r:id="rIdtlkojbflf-edq80pw4zjc">
               <w:r>
                 <w:rPr>
                   <w:rFonts w:ascii="Arial" w:cs="Arial" w:eastAsia="Arial" w:hAnsi="Arial"/>
@@ -17868,7 +18334,7 @@
               <w:spacing w:after="10" w:before="0"/>
               <w:ind w:left="120"/>
             </w:pPr>
-            <w:hyperlink w:history="1" r:id="rIdxejzpb07_qyomtp1efqp8">
+            <w:hyperlink w:history="1" r:id="rIdlr0ylhc2tebn_j6i7owq4">
               <w:r>
                 <w:rPr>
                   <w:rFonts w:ascii="Arial" w:cs="Arial" w:eastAsia="Arial" w:hAnsi="Arial"/>
@@ -18063,7 +18529,7 @@
             <w:pPr>
               <w:spacing w:after="20" w:before="0"/>
             </w:pPr>
-            <w:hyperlink w:history="1" r:id="rIdfxzdj7ynsi4khpjtwwie0">
+            <w:hyperlink w:history="1" r:id="rIdzchlifzppucio69bqcpc2">
               <w:r>
                 <w:rPr>
                   <w:rFonts w:ascii="Arial" w:cs="Arial" w:eastAsia="Arial" w:hAnsi="Arial"/>
@@ -18096,7 +18562,7 @@
               <w:spacing w:after="10" w:before="0"/>
               <w:ind w:left="120"/>
             </w:pPr>
-            <w:hyperlink w:history="1" r:id="rIdx3m0-00e-w5kxquodc7up">
+            <w:hyperlink w:history="1" r:id="rIdppi5egewhfvstxpe8sors">
               <w:r>
                 <w:rPr>
                   <w:rFonts w:ascii="Arial" w:cs="Arial" w:eastAsia="Arial" w:hAnsi="Arial"/>
@@ -18141,7 +18607,7 @@
             <w:pPr>
               <w:spacing w:after="20" w:before="0"/>
             </w:pPr>
-            <w:hyperlink w:history="1" r:id="rIdi5wk4cqwvmqtoi8-whx8p">
+            <w:hyperlink w:history="1" r:id="rIdfd6xb0xalf1afn6lo-2hx">
               <w:r>
                 <w:rPr>
                   <w:rFonts w:ascii="Arial" w:cs="Arial" w:eastAsia="Arial" w:hAnsi="Arial"/>
@@ -18174,7 +18640,7 @@
               <w:spacing w:after="10" w:before="0"/>
               <w:ind w:left="120"/>
             </w:pPr>
-            <w:hyperlink w:history="1" r:id="rIdip0s5tpbv9hjoilndeutn">
+            <w:hyperlink w:history="1" r:id="rIdikyf1upcji7uvsyvrgj_s">
               <w:r>
                 <w:rPr>
                   <w:rFonts w:ascii="Arial" w:cs="Arial" w:eastAsia="Arial" w:hAnsi="Arial"/>
@@ -18369,7 +18835,7 @@
             <w:pPr>
               <w:spacing w:after="20" w:before="0"/>
             </w:pPr>
-            <w:hyperlink w:history="1" r:id="rIdz2xpwnkot3z4ym0q7fgo7">
+            <w:hyperlink w:history="1" r:id="rIdg_imeue4x-ghdrxgqdieq">
               <w:r>
                 <w:rPr>
                   <w:rFonts w:ascii="Arial" w:cs="Arial" w:eastAsia="Arial" w:hAnsi="Arial"/>
@@ -18402,7 +18868,7 @@
               <w:spacing w:after="10" w:before="0"/>
               <w:ind w:left="120"/>
             </w:pPr>
-            <w:hyperlink w:history="1" r:id="rId0quetbfnwt-gesffnsedl">
+            <w:hyperlink w:history="1" r:id="rIdlghtwabclr_iip_m6syhk">
               <w:r>
                 <w:rPr>
                   <w:rFonts w:ascii="Arial" w:cs="Arial" w:eastAsia="Arial" w:hAnsi="Arial"/>
@@ -18447,7 +18913,7 @@
             <w:pPr>
               <w:spacing w:after="20" w:before="0"/>
             </w:pPr>
-            <w:hyperlink w:history="1" r:id="rIdm9sfak1d8fit0-6zaxxob">
+            <w:hyperlink w:history="1" r:id="rIddiv9glnn7ieq81flbyutk">
               <w:r>
                 <w:rPr>
                   <w:rFonts w:ascii="Arial" w:cs="Arial" w:eastAsia="Arial" w:hAnsi="Arial"/>
@@ -18480,7 +18946,7 @@
               <w:spacing w:after="10" w:before="0"/>
               <w:ind w:left="120"/>
             </w:pPr>
-            <w:hyperlink w:history="1" r:id="rIdrxgjpgz00o8mc2-qrkfzk">
+            <w:hyperlink w:history="1" r:id="rIdkgltij21hwc7j5j71v3cp">
               <w:r>
                 <w:rPr>
                   <w:rFonts w:ascii="Arial" w:cs="Arial" w:eastAsia="Arial" w:hAnsi="Arial"/>
@@ -18675,7 +19141,7 @@
             <w:pPr>
               <w:spacing w:after="20" w:before="0"/>
             </w:pPr>
-            <w:hyperlink w:history="1" r:id="rId_bjsajpojvxtet6ko-d1j">
+            <w:hyperlink w:history="1" r:id="rId80a310dbln2ad-r4rq52d">
               <w:r>
                 <w:rPr>
                   <w:rFonts w:ascii="Arial" w:cs="Arial" w:eastAsia="Arial" w:hAnsi="Arial"/>
@@ -18708,7 +19174,7 @@
               <w:spacing w:after="10" w:before="0"/>
               <w:ind w:left="120"/>
             </w:pPr>
-            <w:hyperlink w:history="1" r:id="rIdlbbfuendo_ry7tejlndts">
+            <w:hyperlink w:history="1" r:id="rIdf8byig7jiwmuxwvjbznho">
               <w:r>
                 <w:rPr>
                   <w:rFonts w:ascii="Arial" w:cs="Arial" w:eastAsia="Arial" w:hAnsi="Arial"/>
@@ -18753,7 +19219,7 @@
             <w:pPr>
               <w:spacing w:after="20" w:before="0"/>
             </w:pPr>
-            <w:hyperlink w:history="1" r:id="rId-w5sngxjvgfv-y3dffejx">
+            <w:hyperlink w:history="1" r:id="rIdj34ay0q25wgoezfysksbn">
               <w:r>
                 <w:rPr>
                   <w:rFonts w:ascii="Arial" w:cs="Arial" w:eastAsia="Arial" w:hAnsi="Arial"/>
@@ -18786,7 +19252,7 @@
               <w:spacing w:after="10" w:before="0"/>
               <w:ind w:left="120"/>
             </w:pPr>
-            <w:hyperlink w:history="1" r:id="rIdz3ohnuuso5ewiqb9o5ekr">
+            <w:hyperlink w:history="1" r:id="rIdzoeccj54xegl_vvx5wgnr">
               <w:r>
                 <w:rPr>
                   <w:rFonts w:ascii="Arial" w:cs="Arial" w:eastAsia="Arial" w:hAnsi="Arial"/>
@@ -19282,6 +19748,65 @@
         </w:tc>
       </w:tr>
     </w:tbl>
+    <w:p>
+      <w:pPr>
+        <w:pBdr>
+          <w:top w:val="single" w:color="BBBBBB" w:sz="4" w:space="4"/>
+        </w:pBdr>
+        <w:spacing w:after="0" w:before="160"/>
+      </w:pPr>
+      <w:r>
+        <w:rPr>
+          <w:rFonts w:ascii="Arial" w:cs="Arial" w:eastAsia="Arial" w:hAnsi="Arial"/>
+          <w:color w:val="666666"/>
+          <w:sz w:val="14"/>
+          <w:szCs w:val="14"/>
+        </w:rPr>
+        <w:t xml:space="preserve">© 2026 SeaVuria and ARES. Aligned with KICD objectives. Developed by SeaVuria; technical implementation by ARES (with AI assistance from Claude). Licensed under </w:t>
+      </w:r>
+      <w:hyperlink w:history="1" r:id="rIdv2sizepjoxxgyasaqdwqy">
+        <w:r>
+          <w:rPr>
+            <w:rFonts w:ascii="Arial" w:cs="Arial" w:eastAsia="Arial" w:hAnsi="Arial"/>
+            <w:color w:val="1F6B75"/>
+            <w:sz w:val="14"/>
+            <w:szCs w:val="14"/>
+            <w:u w:val="single" w:color="1F6B75"/>
+          </w:rPr>
+          <w:t xml:space="preserve">CC BY-NC 4.0</w:t>
+        </w:r>
+      </w:hyperlink>
+      <w:r>
+        <w:rPr>
+          <w:rFonts w:ascii="Arial" w:cs="Arial" w:eastAsia="Arial" w:hAnsi="Arial"/>
+          <w:color w:val="666666"/>
+          <w:sz w:val="14"/>
+          <w:szCs w:val="14"/>
+        </w:rPr>
+        <w:t xml:space="preserve"> (</w:t>
+      </w:r>
+      <w:hyperlink w:history="1" r:id="rIdtt1pifmu77bjrj6aqro4z">
+        <w:r>
+          <w:rPr>
+            <w:rFonts w:ascii="Arial" w:cs="Arial" w:eastAsia="Arial" w:hAnsi="Arial"/>
+            <w:color w:val="1F6B75"/>
+            <w:sz w:val="14"/>
+            <w:szCs w:val="14"/>
+            <w:u w:val="single" w:color="1F6B75"/>
+          </w:rPr>
+          <w:t xml:space="preserve">https://creativecommons.org/licenses/by-nc/4.0/</w:t>
+        </w:r>
+      </w:hyperlink>
+      <w:r>
+        <w:rPr>
+          <w:rFonts w:ascii="Arial" w:cs="Arial" w:eastAsia="Arial" w:hAnsi="Arial"/>
+          <w:color w:val="666666"/>
+          <w:sz w:val="14"/>
+          <w:szCs w:val="14"/>
+        </w:rPr>
+        <w:t xml:space="preserve">).</w:t>
+      </w:r>
+    </w:p>
     <w:p>
       <w:r>
         <w:br w:type="page"/>
@@ -20273,7 +20798,7 @@
             <w:pPr>
               <w:spacing w:after="20" w:before="0"/>
             </w:pPr>
-            <w:hyperlink w:history="1" r:id="rIdy0vq8bivsioxdixu-ncuj">
+            <w:hyperlink w:history="1" r:id="rIdemi5r5z9w6i3wmgf08fei">
               <w:r>
                 <w:rPr>
                   <w:rFonts w:ascii="Arial" w:cs="Arial" w:eastAsia="Arial" w:hAnsi="Arial"/>
@@ -20306,7 +20831,7 @@
               <w:spacing w:after="10" w:before="0"/>
               <w:ind w:left="120"/>
             </w:pPr>
-            <w:hyperlink w:history="1" r:id="rId7jkbvfnxzrgq-2w8x1ces">
+            <w:hyperlink w:history="1" r:id="rIdcmd3e46w5cpqrzjfop1kp">
               <w:r>
                 <w:rPr>
                   <w:rFonts w:ascii="Arial" w:cs="Arial" w:eastAsia="Arial" w:hAnsi="Arial"/>
@@ -20351,7 +20876,7 @@
             <w:pPr>
               <w:spacing w:after="20" w:before="0"/>
             </w:pPr>
-            <w:hyperlink w:history="1" r:id="rIdhl-z3sgxnds6fk4mfq3dn">
+            <w:hyperlink w:history="1" r:id="rIdcw2qqlrflxtilza5jm42i">
               <w:r>
                 <w:rPr>
                   <w:rFonts w:ascii="Arial" w:cs="Arial" w:eastAsia="Arial" w:hAnsi="Arial"/>
@@ -20384,7 +20909,7 @@
               <w:spacing w:after="10" w:before="0"/>
               <w:ind w:left="120"/>
             </w:pPr>
-            <w:hyperlink w:history="1" r:id="rIdanveuyejawdvoe1ejdh0f">
+            <w:hyperlink w:history="1" r:id="rIdv9n8denvv49xtwo1mz1kl">
               <w:r>
                 <w:rPr>
                   <w:rFonts w:ascii="Arial" w:cs="Arial" w:eastAsia="Arial" w:hAnsi="Arial"/>
@@ -20579,7 +21104,7 @@
             <w:pPr>
               <w:spacing w:after="20" w:before="0"/>
             </w:pPr>
-            <w:hyperlink w:history="1" r:id="rIdie52vwaq_bx3cabt1xxjw">
+            <w:hyperlink w:history="1" r:id="rId31bo7roeeln8iid0pgu02">
               <w:r>
                 <w:rPr>
                   <w:rFonts w:ascii="Arial" w:cs="Arial" w:eastAsia="Arial" w:hAnsi="Arial"/>
@@ -20612,7 +21137,7 @@
               <w:spacing w:after="10" w:before="0"/>
               <w:ind w:left="120"/>
             </w:pPr>
-            <w:hyperlink w:history="1" r:id="rIdfjskoprkd6cz6ubkjz1yd">
+            <w:hyperlink w:history="1" r:id="rIdgaua5ufxzt2bawjns8od6">
               <w:r>
                 <w:rPr>
                   <w:rFonts w:ascii="Arial" w:cs="Arial" w:eastAsia="Arial" w:hAnsi="Arial"/>
@@ -20657,7 +21182,7 @@
             <w:pPr>
               <w:spacing w:after="20" w:before="0"/>
             </w:pPr>
-            <w:hyperlink w:history="1" r:id="rIdnb_vbqqmrk0b0mi6ykan-">
+            <w:hyperlink w:history="1" r:id="rIdjoidbbntgzn8o48n5lrow">
               <w:r>
                 <w:rPr>
                   <w:rFonts w:ascii="Arial" w:cs="Arial" w:eastAsia="Arial" w:hAnsi="Arial"/>
@@ -20690,7 +21215,7 @@
               <w:spacing w:after="10" w:before="0"/>
               <w:ind w:left="120"/>
             </w:pPr>
-            <w:hyperlink w:history="1" r:id="rIdq3rwk-d4k11zmzdzu-k2c">
+            <w:hyperlink w:history="1" r:id="rIddv_fbjgtis4qmwp42h3in">
               <w:r>
                 <w:rPr>
                   <w:rFonts w:ascii="Arial" w:cs="Arial" w:eastAsia="Arial" w:hAnsi="Arial"/>
@@ -20885,7 +21410,7 @@
             <w:pPr>
               <w:spacing w:after="20" w:before="0"/>
             </w:pPr>
-            <w:hyperlink w:history="1" r:id="rId5kzqhgj4ynurx3nuhutg8">
+            <w:hyperlink w:history="1" r:id="rIdril2s2mtyvgj_r0enkahq">
               <w:r>
                 <w:rPr>
                   <w:rFonts w:ascii="Arial" w:cs="Arial" w:eastAsia="Arial" w:hAnsi="Arial"/>
@@ -20918,7 +21443,7 @@
               <w:spacing w:after="10" w:before="0"/>
               <w:ind w:left="120"/>
             </w:pPr>
-            <w:hyperlink w:history="1" r:id="rIdu4iaxdsznzzacodizy0-d">
+            <w:hyperlink w:history="1" r:id="rIdpmkmix5p1kkvngt-6olp6">
               <w:r>
                 <w:rPr>
                   <w:rFonts w:ascii="Arial" w:cs="Arial" w:eastAsia="Arial" w:hAnsi="Arial"/>
@@ -20963,7 +21488,7 @@
             <w:pPr>
               <w:spacing w:after="20" w:before="0"/>
             </w:pPr>
-            <w:hyperlink w:history="1" r:id="rIdhttiilcjx3dfztssoqtto">
+            <w:hyperlink w:history="1" r:id="rIdcnlg8d_gwketi0cigjili">
               <w:r>
                 <w:rPr>
                   <w:rFonts w:ascii="Arial" w:cs="Arial" w:eastAsia="Arial" w:hAnsi="Arial"/>
@@ -20996,7 +21521,7 @@
               <w:spacing w:after="10" w:before="0"/>
               <w:ind w:left="120"/>
             </w:pPr>
-            <w:hyperlink w:history="1" r:id="rId-ywuewxpmlnvg0e3hqtuj">
+            <w:hyperlink w:history="1" r:id="rId8bx2e53aaccfzeu6ejwj4">
               <w:r>
                 <w:rPr>
                   <w:rFonts w:ascii="Arial" w:cs="Arial" w:eastAsia="Arial" w:hAnsi="Arial"/>
@@ -21191,7 +21716,7 @@
             <w:pPr>
               <w:spacing w:after="20" w:before="0"/>
             </w:pPr>
-            <w:hyperlink w:history="1" r:id="rIdltih8v68s0do4ydjo9ods">
+            <w:hyperlink w:history="1" r:id="rIdbl60ygj_gdb95dtgmfyie">
               <w:r>
                 <w:rPr>
                   <w:rFonts w:ascii="Arial" w:cs="Arial" w:eastAsia="Arial" w:hAnsi="Arial"/>
@@ -21224,7 +21749,7 @@
               <w:spacing w:after="10" w:before="0"/>
               <w:ind w:left="120"/>
             </w:pPr>
-            <w:hyperlink w:history="1" r:id="rIdnu2gn0sk7qxlix8e97vps">
+            <w:hyperlink w:history="1" r:id="rIdxxyhcjlfxclc9gdgli-m_">
               <w:r>
                 <w:rPr>
                   <w:rFonts w:ascii="Arial" w:cs="Arial" w:eastAsia="Arial" w:hAnsi="Arial"/>
@@ -21269,7 +21794,7 @@
             <w:pPr>
               <w:spacing w:after="20" w:before="0"/>
             </w:pPr>
-            <w:hyperlink w:history="1" r:id="rIdqkrsmwok0s4qnh__s8j3-">
+            <w:hyperlink w:history="1" r:id="rIdequpcm9fzro2q-wogicqf">
               <w:r>
                 <w:rPr>
                   <w:rFonts w:ascii="Arial" w:cs="Arial" w:eastAsia="Arial" w:hAnsi="Arial"/>
@@ -21302,7 +21827,7 @@
               <w:spacing w:after="10" w:before="0"/>
               <w:ind w:left="120"/>
             </w:pPr>
-            <w:hyperlink w:history="1" r:id="rIdo9r9in1icevypvacle37l">
+            <w:hyperlink w:history="1" r:id="rIdhunqr77tm1fmdrggivr0w">
               <w:r>
                 <w:rPr>
                   <w:rFonts w:ascii="Arial" w:cs="Arial" w:eastAsia="Arial" w:hAnsi="Arial"/>
@@ -21497,7 +22022,7 @@
             <w:pPr>
               <w:spacing w:after="20" w:before="0"/>
             </w:pPr>
-            <w:hyperlink w:history="1" r:id="rId0ok9o1mgvz4vz1qctcwpe">
+            <w:hyperlink w:history="1" r:id="rIdxpbvvzs3yxerp5slv285n">
               <w:r>
                 <w:rPr>
                   <w:rFonts w:ascii="Arial" w:cs="Arial" w:eastAsia="Arial" w:hAnsi="Arial"/>
@@ -21530,7 +22055,7 @@
               <w:spacing w:after="10" w:before="0"/>
               <w:ind w:left="120"/>
             </w:pPr>
-            <w:hyperlink w:history="1" r:id="rId4rwhdwwpydflz6li2ca47">
+            <w:hyperlink w:history="1" r:id="rIdqtekop84f2w6gmamloyiy">
               <w:r>
                 <w:rPr>
                   <w:rFonts w:ascii="Arial" w:cs="Arial" w:eastAsia="Arial" w:hAnsi="Arial"/>
@@ -21575,7 +22100,7 @@
             <w:pPr>
               <w:spacing w:after="20" w:before="0"/>
             </w:pPr>
-            <w:hyperlink w:history="1" r:id="rIdnrig3j3nhzaxc8zgbp9k9">
+            <w:hyperlink w:history="1" r:id="rIdgddtzwvwwln89djchwe2o">
               <w:r>
                 <w:rPr>
                   <w:rFonts w:ascii="Arial" w:cs="Arial" w:eastAsia="Arial" w:hAnsi="Arial"/>
@@ -21608,7 +22133,7 @@
               <w:spacing w:after="10" w:before="0"/>
               <w:ind w:left="120"/>
             </w:pPr>
-            <w:hyperlink w:history="1" r:id="rIdzbrzsx_yxxvvbvbgxc0hd">
+            <w:hyperlink w:history="1" r:id="rIdeuwse8fihsgnib0na3we-">
               <w:r>
                 <w:rPr>
                   <w:rFonts w:ascii="Arial" w:cs="Arial" w:eastAsia="Arial" w:hAnsi="Arial"/>
@@ -22104,6 +22629,65 @@
         </w:tc>
       </w:tr>
     </w:tbl>
+    <w:p>
+      <w:pPr>
+        <w:pBdr>
+          <w:top w:val="single" w:color="BBBBBB" w:sz="4" w:space="4"/>
+        </w:pBdr>
+        <w:spacing w:after="0" w:before="160"/>
+      </w:pPr>
+      <w:r>
+        <w:rPr>
+          <w:rFonts w:ascii="Arial" w:cs="Arial" w:eastAsia="Arial" w:hAnsi="Arial"/>
+          <w:color w:val="666666"/>
+          <w:sz w:val="14"/>
+          <w:szCs w:val="14"/>
+        </w:rPr>
+        <w:t xml:space="preserve">© 2026 SeaVuria and ARES. Aligned with KICD objectives. Developed by SeaVuria; technical implementation by ARES (with AI assistance from Claude). Licensed under </w:t>
+      </w:r>
+      <w:hyperlink w:history="1" r:id="rIdvvrbmzbdercerl7nx8th0">
+        <w:r>
+          <w:rPr>
+            <w:rFonts w:ascii="Arial" w:cs="Arial" w:eastAsia="Arial" w:hAnsi="Arial"/>
+            <w:color w:val="1F6B75"/>
+            <w:sz w:val="14"/>
+            <w:szCs w:val="14"/>
+            <w:u w:val="single" w:color="1F6B75"/>
+          </w:rPr>
+          <w:t xml:space="preserve">CC BY-NC 4.0</w:t>
+        </w:r>
+      </w:hyperlink>
+      <w:r>
+        <w:rPr>
+          <w:rFonts w:ascii="Arial" w:cs="Arial" w:eastAsia="Arial" w:hAnsi="Arial"/>
+          <w:color w:val="666666"/>
+          <w:sz w:val="14"/>
+          <w:szCs w:val="14"/>
+        </w:rPr>
+        <w:t xml:space="preserve"> (</w:t>
+      </w:r>
+      <w:hyperlink w:history="1" r:id="rIdwyiup8krzgjhoj_wzxvib">
+        <w:r>
+          <w:rPr>
+            <w:rFonts w:ascii="Arial" w:cs="Arial" w:eastAsia="Arial" w:hAnsi="Arial"/>
+            <w:color w:val="1F6B75"/>
+            <w:sz w:val="14"/>
+            <w:szCs w:val="14"/>
+            <w:u w:val="single" w:color="1F6B75"/>
+          </w:rPr>
+          <w:t xml:space="preserve">https://creativecommons.org/licenses/by-nc/4.0/</w:t>
+        </w:r>
+      </w:hyperlink>
+      <w:r>
+        <w:rPr>
+          <w:rFonts w:ascii="Arial" w:cs="Arial" w:eastAsia="Arial" w:hAnsi="Arial"/>
+          <w:color w:val="666666"/>
+          <w:sz w:val="14"/>
+          <w:szCs w:val="14"/>
+        </w:rPr>
+        <w:t xml:space="preserve">).</w:t>
+      </w:r>
+    </w:p>
     <w:p>
       <w:r>
         <w:br w:type="page"/>
@@ -23095,7 +23679,7 @@
             <w:pPr>
               <w:spacing w:after="20" w:before="0"/>
             </w:pPr>
-            <w:hyperlink w:history="1" r:id="rIddzl03pcnbpwst0ft1nvys">
+            <w:hyperlink w:history="1" r:id="rIdl6njhikokbpubmigqjlaj">
               <w:r>
                 <w:rPr>
                   <w:rFonts w:ascii="Arial" w:cs="Arial" w:eastAsia="Arial" w:hAnsi="Arial"/>
@@ -23128,7 +23712,7 @@
               <w:spacing w:after="10" w:before="0"/>
               <w:ind w:left="120"/>
             </w:pPr>
-            <w:hyperlink w:history="1" r:id="rIdgxa4_p5rbxycsyxdbvnte">
+            <w:hyperlink w:history="1" r:id="rIdovnwq__fqutvmmfturh31">
               <w:r>
                 <w:rPr>
                   <w:rFonts w:ascii="Arial" w:cs="Arial" w:eastAsia="Arial" w:hAnsi="Arial"/>
@@ -23173,7 +23757,7 @@
             <w:pPr>
               <w:spacing w:after="20" w:before="0"/>
             </w:pPr>
-            <w:hyperlink w:history="1" r:id="rIdll4zmeg8qv690eurcjotu">
+            <w:hyperlink w:history="1" r:id="rIdp9lw8g5t6ftc-cqvqj2uu">
               <w:r>
                 <w:rPr>
                   <w:rFonts w:ascii="Arial" w:cs="Arial" w:eastAsia="Arial" w:hAnsi="Arial"/>
@@ -23206,7 +23790,7 @@
               <w:spacing w:after="10" w:before="0"/>
               <w:ind w:left="120"/>
             </w:pPr>
-            <w:hyperlink w:history="1" r:id="rIdhaz-6qiffbiwx9zqogcpo">
+            <w:hyperlink w:history="1" r:id="rIdlsnkdpy5v77va82tvtsvt">
               <w:r>
                 <w:rPr>
                   <w:rFonts w:ascii="Arial" w:cs="Arial" w:eastAsia="Arial" w:hAnsi="Arial"/>
@@ -23401,7 +23985,7 @@
             <w:pPr>
               <w:spacing w:after="20" w:before="0"/>
             </w:pPr>
-            <w:hyperlink w:history="1" r:id="rIdwdak_4bcbkot8b7msicm3">
+            <w:hyperlink w:history="1" r:id="rIduwoyikdyrrne_rxcsnxbk">
               <w:r>
                 <w:rPr>
                   <w:rFonts w:ascii="Arial" w:cs="Arial" w:eastAsia="Arial" w:hAnsi="Arial"/>
@@ -23434,7 +24018,7 @@
               <w:spacing w:after="10" w:before="0"/>
               <w:ind w:left="120"/>
             </w:pPr>
-            <w:hyperlink w:history="1" r:id="rIdnu9ena9v0watfjd-pj97g">
+            <w:hyperlink w:history="1" r:id="rIdxipqwd_d2hqtoq96x664w">
               <w:r>
                 <w:rPr>
                   <w:rFonts w:ascii="Arial" w:cs="Arial" w:eastAsia="Arial" w:hAnsi="Arial"/>
@@ -23479,7 +24063,7 @@
             <w:pPr>
               <w:spacing w:after="20" w:before="0"/>
             </w:pPr>
-            <w:hyperlink w:history="1" r:id="rIdhbsiqyoibukgmenhdkbdt">
+            <w:hyperlink w:history="1" r:id="rIdiy4hnme2jf9u9ens02cmu">
               <w:r>
                 <w:rPr>
                   <w:rFonts w:ascii="Arial" w:cs="Arial" w:eastAsia="Arial" w:hAnsi="Arial"/>
@@ -23512,7 +24096,7 @@
               <w:spacing w:after="10" w:before="0"/>
               <w:ind w:left="120"/>
             </w:pPr>
-            <w:hyperlink w:history="1" r:id="rIdfsl84n8er6mdglxeoegru">
+            <w:hyperlink w:history="1" r:id="rIdv6trze4yqjghplmdmtl4r">
               <w:r>
                 <w:rPr>
                   <w:rFonts w:ascii="Arial" w:cs="Arial" w:eastAsia="Arial" w:hAnsi="Arial"/>
@@ -23707,7 +24291,7 @@
             <w:pPr>
               <w:spacing w:after="20" w:before="0"/>
             </w:pPr>
-            <w:hyperlink w:history="1" r:id="rIdvwdferln2ugk5xo2_laq1">
+            <w:hyperlink w:history="1" r:id="rIdxssy-4fu-3xdrqfiqh87k">
               <w:r>
                 <w:rPr>
                   <w:rFonts w:ascii="Arial" w:cs="Arial" w:eastAsia="Arial" w:hAnsi="Arial"/>
@@ -23740,7 +24324,7 @@
               <w:spacing w:after="10" w:before="0"/>
               <w:ind w:left="120"/>
             </w:pPr>
-            <w:hyperlink w:history="1" r:id="rIdgui1t3cq2mbr6forymaj1">
+            <w:hyperlink w:history="1" r:id="rIdc5eplvdk_cpho07enjloy">
               <w:r>
                 <w:rPr>
                   <w:rFonts w:ascii="Arial" w:cs="Arial" w:eastAsia="Arial" w:hAnsi="Arial"/>
@@ -23785,7 +24369,7 @@
             <w:pPr>
               <w:spacing w:after="20" w:before="0"/>
             </w:pPr>
-            <w:hyperlink w:history="1" r:id="rIdq3oblfckogffeqsxtrsmy">
+            <w:hyperlink w:history="1" r:id="rIdqqctfjlkukmogjn0-khu8">
               <w:r>
                 <w:rPr>
                   <w:rFonts w:ascii="Arial" w:cs="Arial" w:eastAsia="Arial" w:hAnsi="Arial"/>
@@ -23818,7 +24402,7 @@
               <w:spacing w:after="10" w:before="0"/>
               <w:ind w:left="120"/>
             </w:pPr>
-            <w:hyperlink w:history="1" r:id="rId-nhesc-ktuir2gpuoq8by">
+            <w:hyperlink w:history="1" r:id="rId6speq1qbkbortm9naqoe7">
               <w:r>
                 <w:rPr>
                   <w:rFonts w:ascii="Arial" w:cs="Arial" w:eastAsia="Arial" w:hAnsi="Arial"/>
@@ -24013,7 +24597,7 @@
             <w:pPr>
               <w:spacing w:after="20" w:before="0"/>
             </w:pPr>
-            <w:hyperlink w:history="1" r:id="rIdsltht64zcl1gvkv64zidw">
+            <w:hyperlink w:history="1" r:id="rIded3cgu_w34pixwajhd55h">
               <w:r>
                 <w:rPr>
                   <w:rFonts w:ascii="Arial" w:cs="Arial" w:eastAsia="Arial" w:hAnsi="Arial"/>
@@ -24046,7 +24630,7 @@
               <w:spacing w:after="10" w:before="0"/>
               <w:ind w:left="120"/>
             </w:pPr>
-            <w:hyperlink w:history="1" r:id="rIdpacakar3yr8ehlb_h1wap">
+            <w:hyperlink w:history="1" r:id="rId_0n0uurgcso2lr285bsmp">
               <w:r>
                 <w:rPr>
                   <w:rFonts w:ascii="Arial" w:cs="Arial" w:eastAsia="Arial" w:hAnsi="Arial"/>
@@ -24091,7 +24675,7 @@
             <w:pPr>
               <w:spacing w:after="20" w:before="0"/>
             </w:pPr>
-            <w:hyperlink w:history="1" r:id="rIdfz7tkehgjt4znhhqdlsqh">
+            <w:hyperlink w:history="1" r:id="rIdzjyvxmoemzesebowwiwyg">
               <w:r>
                 <w:rPr>
                   <w:rFonts w:ascii="Arial" w:cs="Arial" w:eastAsia="Arial" w:hAnsi="Arial"/>
@@ -24124,7 +24708,7 @@
               <w:spacing w:after="10" w:before="0"/>
               <w:ind w:left="120"/>
             </w:pPr>
-            <w:hyperlink w:history="1" r:id="rIdbdzxwxae3vv4q35y_jevp">
+            <w:hyperlink w:history="1" r:id="rId3jv-nowj_vmaqlhwdarek">
               <w:r>
                 <w:rPr>
                   <w:rFonts w:ascii="Arial" w:cs="Arial" w:eastAsia="Arial" w:hAnsi="Arial"/>
@@ -24319,7 +24903,7 @@
             <w:pPr>
               <w:spacing w:after="20" w:before="0"/>
             </w:pPr>
-            <w:hyperlink w:history="1" r:id="rIduk1fda0te9fj7p5tsxr3j">
+            <w:hyperlink w:history="1" r:id="rIdkud_ozqd6zws3ztn04fu2">
               <w:r>
                 <w:rPr>
                   <w:rFonts w:ascii="Arial" w:cs="Arial" w:eastAsia="Arial" w:hAnsi="Arial"/>
@@ -24352,7 +24936,7 @@
               <w:spacing w:after="10" w:before="0"/>
               <w:ind w:left="120"/>
             </w:pPr>
-            <w:hyperlink w:history="1" r:id="rIdljh3v4onrq0mjhgnnswzk">
+            <w:hyperlink w:history="1" r:id="rId4afuxcuaeuuv-_bxaeqj1">
               <w:r>
                 <w:rPr>
                   <w:rFonts w:ascii="Arial" w:cs="Arial" w:eastAsia="Arial" w:hAnsi="Arial"/>
@@ -24397,7 +24981,7 @@
             <w:pPr>
               <w:spacing w:after="20" w:before="0"/>
             </w:pPr>
-            <w:hyperlink w:history="1" r:id="rId0lcdamuwxroepomvhh2sd">
+            <w:hyperlink w:history="1" r:id="rIdybnthnr6xvkow3kp1xvbv">
               <w:r>
                 <w:rPr>
                   <w:rFonts w:ascii="Arial" w:cs="Arial" w:eastAsia="Arial" w:hAnsi="Arial"/>
@@ -24430,7 +25014,7 @@
               <w:spacing w:after="10" w:before="0"/>
               <w:ind w:left="120"/>
             </w:pPr>
-            <w:hyperlink w:history="1" r:id="rIddrma63de-svopll81tyep">
+            <w:hyperlink w:history="1" r:id="rId8fy_9hla4bzkcv81e1xuh">
               <w:r>
                 <w:rPr>
                   <w:rFonts w:ascii="Arial" w:cs="Arial" w:eastAsia="Arial" w:hAnsi="Arial"/>
@@ -24926,6 +25510,65 @@
         </w:tc>
       </w:tr>
     </w:tbl>
+    <w:p>
+      <w:pPr>
+        <w:pBdr>
+          <w:top w:val="single" w:color="BBBBBB" w:sz="4" w:space="4"/>
+        </w:pBdr>
+        <w:spacing w:after="0" w:before="160"/>
+      </w:pPr>
+      <w:r>
+        <w:rPr>
+          <w:rFonts w:ascii="Arial" w:cs="Arial" w:eastAsia="Arial" w:hAnsi="Arial"/>
+          <w:color w:val="666666"/>
+          <w:sz w:val="14"/>
+          <w:szCs w:val="14"/>
+        </w:rPr>
+        <w:t xml:space="preserve">© 2026 SeaVuria and ARES. Aligned with KICD objectives. Developed by SeaVuria; technical implementation by ARES (with AI assistance from Claude). Licensed under </w:t>
+      </w:r>
+      <w:hyperlink w:history="1" r:id="rIdndhbpktqxoxbsrkxqxjkw">
+        <w:r>
+          <w:rPr>
+            <w:rFonts w:ascii="Arial" w:cs="Arial" w:eastAsia="Arial" w:hAnsi="Arial"/>
+            <w:color w:val="1F6B75"/>
+            <w:sz w:val="14"/>
+            <w:szCs w:val="14"/>
+            <w:u w:val="single" w:color="1F6B75"/>
+          </w:rPr>
+          <w:t xml:space="preserve">CC BY-NC 4.0</w:t>
+        </w:r>
+      </w:hyperlink>
+      <w:r>
+        <w:rPr>
+          <w:rFonts w:ascii="Arial" w:cs="Arial" w:eastAsia="Arial" w:hAnsi="Arial"/>
+          <w:color w:val="666666"/>
+          <w:sz w:val="14"/>
+          <w:szCs w:val="14"/>
+        </w:rPr>
+        <w:t xml:space="preserve"> (</w:t>
+      </w:r>
+      <w:hyperlink w:history="1" r:id="rId8wwynw4bulu6ct6p70eff">
+        <w:r>
+          <w:rPr>
+            <w:rFonts w:ascii="Arial" w:cs="Arial" w:eastAsia="Arial" w:hAnsi="Arial"/>
+            <w:color w:val="1F6B75"/>
+            <w:sz w:val="14"/>
+            <w:szCs w:val="14"/>
+            <w:u w:val="single" w:color="1F6B75"/>
+          </w:rPr>
+          <w:t xml:space="preserve">https://creativecommons.org/licenses/by-nc/4.0/</w:t>
+        </w:r>
+      </w:hyperlink>
+      <w:r>
+        <w:rPr>
+          <w:rFonts w:ascii="Arial" w:cs="Arial" w:eastAsia="Arial" w:hAnsi="Arial"/>
+          <w:color w:val="666666"/>
+          <w:sz w:val="14"/>
+          <w:szCs w:val="14"/>
+        </w:rPr>
+        <w:t xml:space="preserve">).</w:t>
+      </w:r>
+    </w:p>
     <w:p>
       <w:r>
         <w:br w:type="page"/>

--- a/data/outputs/v2/Core_Mathematics/SS2.1_Similarity_and_Enlargement/Core_Mathematics_Similarity_and_Enlargement_CBE_LessonSequence.docx
+++ b/data/outputs/v2/Core_Mathematics/SS2.1_Similarity_and_Enlargement/Core_Mathematics_Similarity_and_Enlargement_CBE_LessonSequence.docx
@@ -38,6 +38,2081 @@
           <w:szCs w:val="22"/>
         </w:rPr>
         <w:t xml:space="preserve">CBE Phenomenon-Driven Lesson Sequence — Sub-Strand 2.1 (8 Lessons)</w:t>
+      </w:r>
+    </w:p>
+    <w:p>
+      <w:pPr>
+        <w:spacing w:after="120"/>
+      </w:pPr>
+      <w:r>
+        <w:t xml:space="preserve"/>
+      </w:r>
+    </w:p>
+    <w:tbl>
+      <w:tblPr>
+        <w:tblW w:type="dxa" w:w="13680"/>
+        <w:tblBorders>
+          <w:top w:val="single" w:color="AAAAAA" w:sz="4"/>
+          <w:left w:val="single" w:color="AAAAAA" w:sz="4"/>
+          <w:bottom w:val="single" w:color="AAAAAA" w:sz="4"/>
+          <w:right w:val="single" w:color="AAAAAA" w:sz="4"/>
+          <w:insideH w:val="single" w:color="auto" w:sz="4"/>
+          <w:insideV w:val="single" w:color="auto" w:sz="4"/>
+        </w:tblBorders>
+        <w:tblLayout w:type="fixed"/>
+      </w:tblPr>
+      <w:tblGrid>
+        <w:gridCol w:w="3000"/>
+        <w:gridCol w:w="10680"/>
+      </w:tblGrid>
+      <w:tr>
+        <w:tc>
+          <w:tcPr>
+            <w:tcW w:type="dxa" w:w="13680"/>
+            <w:gridSpan w:val="2"/>
+            <w:shd w:fill="1F3864" w:color="auto" w:val="clear"/>
+            <w:tcMar>
+              <w:top w:type="dxa" w:w="60"/>
+              <w:left w:type="dxa" w:w="120"/>
+              <w:bottom w:type="dxa" w:w="60"/>
+              <w:right w:type="dxa" w:w="120"/>
+            </w:tcMar>
+            <w:vAlign w:val="top"/>
+          </w:tcPr>
+          <w:p>
+            <w:pPr>
+              <w:spacing w:after="40" w:before="0"/>
+              <w:jc w:val="center"/>
+            </w:pPr>
+            <w:r>
+              <w:rPr>
+                <w:rFonts w:ascii="Arial" w:cs="Arial" w:eastAsia="Arial" w:hAnsi="Arial"/>
+                <w:b/>
+                <w:bCs/>
+                <w:i w:val="false"/>
+                <w:iCs w:val="false"/>
+                <w:color w:val="FFFFFF"/>
+                <w:sz w:val="22"/>
+                <w:szCs w:val="22"/>
+              </w:rPr>
+              <w:t xml:space="preserve">SUB-STRAND OVERVIEW</w:t>
+            </w:r>
+          </w:p>
+        </w:tc>
+      </w:tr>
+      <w:tr>
+        <w:tc>
+          <w:tcPr>
+            <w:tcW w:type="dxa" w:w="3000"/>
+            <w:shd w:fill="D5E8F0" w:color="auto" w:val="clear"/>
+            <w:tcMar>
+              <w:top w:type="dxa" w:w="60"/>
+              <w:left w:type="dxa" w:w="120"/>
+              <w:bottom w:type="dxa" w:w="60"/>
+              <w:right w:type="dxa" w:w="120"/>
+            </w:tcMar>
+            <w:vAlign w:val="top"/>
+          </w:tcPr>
+          <w:p>
+            <w:pPr>
+              <w:spacing w:after="40" w:before="0"/>
+              <w:jc w:val="left"/>
+            </w:pPr>
+            <w:r>
+              <w:rPr>
+                <w:rFonts w:ascii="Arial" w:cs="Arial" w:eastAsia="Arial" w:hAnsi="Arial"/>
+                <w:b/>
+                <w:bCs/>
+                <w:i w:val="false"/>
+                <w:iCs w:val="false"/>
+                <w:color w:val="000000"/>
+                <w:sz w:val="18"/>
+                <w:szCs w:val="18"/>
+              </w:rPr>
+              <w:t xml:space="preserve">Grade Level</w:t>
+            </w:r>
+          </w:p>
+        </w:tc>
+        <w:tc>
+          <w:tcPr>
+            <w:tcW w:type="dxa" w:w="10680"/>
+            <w:shd w:fill="FFFFFF" w:color="auto" w:val="clear"/>
+            <w:tcMar>
+              <w:top w:type="dxa" w:w="60"/>
+              <w:left w:type="dxa" w:w="120"/>
+              <w:bottom w:type="dxa" w:w="60"/>
+              <w:right w:type="dxa" w:w="120"/>
+            </w:tcMar>
+            <w:vAlign w:val="top"/>
+          </w:tcPr>
+          <w:p>
+            <w:pPr>
+              <w:spacing w:after="40" w:before="0"/>
+              <w:jc w:val="left"/>
+            </w:pPr>
+            <w:r>
+              <w:rPr>
+                <w:rFonts w:ascii="Arial" w:cs="Arial" w:eastAsia="Arial" w:hAnsi="Arial"/>
+                <w:b w:val="false"/>
+                <w:bCs w:val="false"/>
+                <w:i w:val="false"/>
+                <w:iCs w:val="false"/>
+                <w:color w:val="000000"/>
+                <w:sz w:val="18"/>
+                <w:szCs w:val="18"/>
+              </w:rPr>
+              <w:t xml:space="preserve">10</w:t>
+            </w:r>
+          </w:p>
+        </w:tc>
+      </w:tr>
+      <w:tr>
+        <w:tc>
+          <w:tcPr>
+            <w:tcW w:type="dxa" w:w="3000"/>
+            <w:shd w:fill="D5E8F0" w:color="auto" w:val="clear"/>
+            <w:tcMar>
+              <w:top w:type="dxa" w:w="60"/>
+              <w:left w:type="dxa" w:w="120"/>
+              <w:bottom w:type="dxa" w:w="60"/>
+              <w:right w:type="dxa" w:w="120"/>
+            </w:tcMar>
+            <w:vAlign w:val="top"/>
+          </w:tcPr>
+          <w:p>
+            <w:pPr>
+              <w:spacing w:after="40" w:before="0"/>
+              <w:jc w:val="left"/>
+            </w:pPr>
+            <w:r>
+              <w:rPr>
+                <w:rFonts w:ascii="Arial" w:cs="Arial" w:eastAsia="Arial" w:hAnsi="Arial"/>
+                <w:b/>
+                <w:bCs/>
+                <w:i w:val="false"/>
+                <w:iCs w:val="false"/>
+                <w:color w:val="000000"/>
+                <w:sz w:val="18"/>
+                <w:szCs w:val="18"/>
+              </w:rPr>
+              <w:t xml:space="preserve">Subject</w:t>
+            </w:r>
+          </w:p>
+        </w:tc>
+        <w:tc>
+          <w:tcPr>
+            <w:tcW w:type="dxa" w:w="10680"/>
+            <w:shd w:fill="FFFFFF" w:color="auto" w:val="clear"/>
+            <w:tcMar>
+              <w:top w:type="dxa" w:w="60"/>
+              <w:left w:type="dxa" w:w="120"/>
+              <w:bottom w:type="dxa" w:w="60"/>
+              <w:right w:type="dxa" w:w="120"/>
+            </w:tcMar>
+            <w:vAlign w:val="top"/>
+          </w:tcPr>
+          <w:p>
+            <w:pPr>
+              <w:spacing w:after="40" w:before="0"/>
+              <w:jc w:val="left"/>
+            </w:pPr>
+            <w:r>
+              <w:rPr>
+                <w:rFonts w:ascii="Arial" w:cs="Arial" w:eastAsia="Arial" w:hAnsi="Arial"/>
+                <w:b w:val="false"/>
+                <w:bCs w:val="false"/>
+                <w:i w:val="false"/>
+                <w:iCs w:val="false"/>
+                <w:color w:val="000000"/>
+                <w:sz w:val="18"/>
+                <w:szCs w:val="18"/>
+              </w:rPr>
+              <w:t xml:space="preserve">Core Mathematics</w:t>
+            </w:r>
+          </w:p>
+        </w:tc>
+      </w:tr>
+      <w:tr>
+        <w:tc>
+          <w:tcPr>
+            <w:tcW w:type="dxa" w:w="3000"/>
+            <w:shd w:fill="D5E8F0" w:color="auto" w:val="clear"/>
+            <w:tcMar>
+              <w:top w:type="dxa" w:w="60"/>
+              <w:left w:type="dxa" w:w="120"/>
+              <w:bottom w:type="dxa" w:w="60"/>
+              <w:right w:type="dxa" w:w="120"/>
+            </w:tcMar>
+            <w:vAlign w:val="top"/>
+          </w:tcPr>
+          <w:p>
+            <w:pPr>
+              <w:spacing w:after="40" w:before="0"/>
+              <w:jc w:val="left"/>
+            </w:pPr>
+            <w:r>
+              <w:rPr>
+                <w:rFonts w:ascii="Arial" w:cs="Arial" w:eastAsia="Arial" w:hAnsi="Arial"/>
+                <w:b/>
+                <w:bCs/>
+                <w:i w:val="false"/>
+                <w:iCs w:val="false"/>
+                <w:color w:val="000000"/>
+                <w:sz w:val="18"/>
+                <w:szCs w:val="18"/>
+              </w:rPr>
+              <w:t xml:space="preserve">Strand</w:t>
+            </w:r>
+          </w:p>
+        </w:tc>
+        <w:tc>
+          <w:tcPr>
+            <w:tcW w:type="dxa" w:w="10680"/>
+            <w:shd w:fill="FFFFFF" w:color="auto" w:val="clear"/>
+            <w:tcMar>
+              <w:top w:type="dxa" w:w="60"/>
+              <w:left w:type="dxa" w:w="120"/>
+              <w:bottom w:type="dxa" w:w="60"/>
+              <w:right w:type="dxa" w:w="120"/>
+            </w:tcMar>
+            <w:vAlign w:val="top"/>
+          </w:tcPr>
+          <w:p>
+            <w:pPr>
+              <w:spacing w:after="40" w:before="0"/>
+              <w:jc w:val="left"/>
+            </w:pPr>
+            <w:r>
+              <w:rPr>
+                <w:rFonts w:ascii="Arial" w:cs="Arial" w:eastAsia="Arial" w:hAnsi="Arial"/>
+                <w:b w:val="false"/>
+                <w:bCs w:val="false"/>
+                <w:i w:val="false"/>
+                <w:iCs w:val="false"/>
+                <w:color w:val="000000"/>
+                <w:sz w:val="18"/>
+                <w:szCs w:val="18"/>
+              </w:rPr>
+              <w:t xml:space="preserve">Strand 2.0: Measurements and Geometry</w:t>
+            </w:r>
+          </w:p>
+        </w:tc>
+      </w:tr>
+      <w:tr>
+        <w:tc>
+          <w:tcPr>
+            <w:tcW w:type="dxa" w:w="3000"/>
+            <w:shd w:fill="D5E8F0" w:color="auto" w:val="clear"/>
+            <w:tcMar>
+              <w:top w:type="dxa" w:w="60"/>
+              <w:left w:type="dxa" w:w="120"/>
+              <w:bottom w:type="dxa" w:w="60"/>
+              <w:right w:type="dxa" w:w="120"/>
+            </w:tcMar>
+            <w:vAlign w:val="top"/>
+          </w:tcPr>
+          <w:p>
+            <w:pPr>
+              <w:spacing w:after="40" w:before="0"/>
+              <w:jc w:val="left"/>
+            </w:pPr>
+            <w:r>
+              <w:rPr>
+                <w:rFonts w:ascii="Arial" w:cs="Arial" w:eastAsia="Arial" w:hAnsi="Arial"/>
+                <w:b/>
+                <w:bCs/>
+                <w:i w:val="false"/>
+                <w:iCs w:val="false"/>
+                <w:color w:val="000000"/>
+                <w:sz w:val="18"/>
+                <w:szCs w:val="18"/>
+              </w:rPr>
+              <w:t xml:space="preserve">Sub-Strand</w:t>
+            </w:r>
+          </w:p>
+        </w:tc>
+        <w:tc>
+          <w:tcPr>
+            <w:tcW w:type="dxa" w:w="10680"/>
+            <w:shd w:fill="FFFFFF" w:color="auto" w:val="clear"/>
+            <w:tcMar>
+              <w:top w:type="dxa" w:w="60"/>
+              <w:left w:type="dxa" w:w="120"/>
+              <w:bottom w:type="dxa" w:w="60"/>
+              <w:right w:type="dxa" w:w="120"/>
+            </w:tcMar>
+            <w:vAlign w:val="top"/>
+          </w:tcPr>
+          <w:p>
+            <w:pPr>
+              <w:spacing w:after="40" w:before="0"/>
+              <w:jc w:val="left"/>
+            </w:pPr>
+            <w:r>
+              <w:rPr>
+                <w:rFonts w:ascii="Arial" w:cs="Arial" w:eastAsia="Arial" w:hAnsi="Arial"/>
+                <w:b w:val="false"/>
+                <w:bCs w:val="false"/>
+                <w:i w:val="false"/>
+                <w:iCs w:val="false"/>
+                <w:color w:val="000000"/>
+                <w:sz w:val="18"/>
+                <w:szCs w:val="18"/>
+              </w:rPr>
+              <w:t xml:space="preserve">Sub-Strand 2.1: Similarity and Enlargement</w:t>
+            </w:r>
+          </w:p>
+        </w:tc>
+      </w:tr>
+      <w:tr>
+        <w:tc>
+          <w:tcPr>
+            <w:tcW w:type="dxa" w:w="3000"/>
+            <w:shd w:fill="D5E8F0" w:color="auto" w:val="clear"/>
+            <w:tcMar>
+              <w:top w:type="dxa" w:w="60"/>
+              <w:left w:type="dxa" w:w="120"/>
+              <w:bottom w:type="dxa" w:w="60"/>
+              <w:right w:type="dxa" w:w="120"/>
+            </w:tcMar>
+            <w:vAlign w:val="top"/>
+          </w:tcPr>
+          <w:p>
+            <w:pPr>
+              <w:spacing w:after="40" w:before="0"/>
+              <w:jc w:val="left"/>
+            </w:pPr>
+            <w:r>
+              <w:rPr>
+                <w:rFonts w:ascii="Arial" w:cs="Arial" w:eastAsia="Arial" w:hAnsi="Arial"/>
+                <w:b/>
+                <w:bCs/>
+                <w:i w:val="false"/>
+                <w:iCs w:val="false"/>
+                <w:color w:val="000000"/>
+                <w:sz w:val="18"/>
+                <w:szCs w:val="18"/>
+              </w:rPr>
+              <w:t xml:space="preserve">Total Duration</w:t>
+            </w:r>
+          </w:p>
+        </w:tc>
+        <w:tc>
+          <w:tcPr>
+            <w:tcW w:type="dxa" w:w="10680"/>
+            <w:shd w:fill="FFFFFF" w:color="auto" w:val="clear"/>
+            <w:tcMar>
+              <w:top w:type="dxa" w:w="60"/>
+              <w:left w:type="dxa" w:w="120"/>
+              <w:bottom w:type="dxa" w:w="60"/>
+              <w:right w:type="dxa" w:w="120"/>
+            </w:tcMar>
+            <w:vAlign w:val="top"/>
+          </w:tcPr>
+          <w:p>
+            <w:pPr>
+              <w:spacing w:after="40" w:before="0"/>
+              <w:jc w:val="left"/>
+            </w:pPr>
+            <w:r>
+              <w:rPr>
+                <w:rFonts w:ascii="Arial" w:cs="Arial" w:eastAsia="Arial" w:hAnsi="Arial"/>
+                <w:b w:val="false"/>
+                <w:bCs w:val="false"/>
+                <w:i w:val="false"/>
+                <w:iCs w:val="false"/>
+                <w:color w:val="000000"/>
+                <w:sz w:val="18"/>
+                <w:szCs w:val="18"/>
+              </w:rPr>
+              <w:t xml:space="preserve">8 lessons × 40 minutes = 320 minutes total</w:t>
+            </w:r>
+          </w:p>
+        </w:tc>
+      </w:tr>
+      <w:tr>
+        <w:tc>
+          <w:tcPr>
+            <w:tcW w:type="dxa" w:w="3000"/>
+            <w:shd w:fill="D5E8F0" w:color="auto" w:val="clear"/>
+            <w:tcMar>
+              <w:top w:type="dxa" w:w="60"/>
+              <w:left w:type="dxa" w:w="120"/>
+              <w:bottom w:type="dxa" w:w="60"/>
+              <w:right w:type="dxa" w:w="120"/>
+            </w:tcMar>
+            <w:vAlign w:val="top"/>
+          </w:tcPr>
+          <w:p>
+            <w:pPr>
+              <w:spacing w:after="40" w:before="0"/>
+              <w:jc w:val="left"/>
+            </w:pPr>
+            <w:r>
+              <w:rPr>
+                <w:rFonts w:ascii="Arial" w:cs="Arial" w:eastAsia="Arial" w:hAnsi="Arial"/>
+                <w:b/>
+                <w:bCs/>
+                <w:i w:val="false"/>
+                <w:iCs w:val="false"/>
+                <w:color w:val="000000"/>
+                <w:sz w:val="18"/>
+                <w:szCs w:val="18"/>
+              </w:rPr>
+              <w:t xml:space="preserve">Sub-Strand Content</w:t>
+            </w:r>
+          </w:p>
+        </w:tc>
+        <w:tc>
+          <w:tcPr>
+            <w:tcW w:type="dxa" w:w="10680"/>
+            <w:shd w:fill="FFFFFF" w:color="auto" w:val="clear"/>
+            <w:tcMar>
+              <w:top w:type="dxa" w:w="60"/>
+              <w:left w:type="dxa" w:w="120"/>
+              <w:bottom w:type="dxa" w:w="60"/>
+              <w:right w:type="dxa" w:w="120"/>
+            </w:tcMar>
+            <w:vAlign w:val="top"/>
+          </w:tcPr>
+          <w:p>
+            <w:pPr>
+              <w:spacing w:after="30" w:before="0"/>
+              <w:ind w:left="360" w:hanging="180"/>
+              <w:jc w:val="left"/>
+            </w:pPr>
+            <w:r>
+              <w:rPr>
+                <w:rFonts w:ascii="Arial" w:cs="Arial" w:eastAsia="Arial" w:hAnsi="Arial"/>
+                <w:b w:val="false"/>
+                <w:bCs w:val="false"/>
+                <w:i w:val="false"/>
+                <w:iCs w:val="false"/>
+                <w:color w:val="000000"/>
+                <w:sz w:val="18"/>
+                <w:szCs w:val="18"/>
+              </w:rPr>
+              <w:t xml:space="preserve">–  Similarity: properties of similar figures and identifying similar objects from the environment</w:t>
+            </w:r>
+          </w:p>
+          <w:p>
+            <w:pPr>
+              <w:spacing w:after="30" w:before="0"/>
+              <w:ind w:left="360" w:hanging="180"/>
+              <w:jc w:val="left"/>
+            </w:pPr>
+            <w:r>
+              <w:rPr>
+                <w:rFonts w:ascii="Arial" w:cs="Arial" w:eastAsia="Arial" w:hAnsi="Arial"/>
+                <w:b w:val="false"/>
+                <w:bCs w:val="false"/>
+                <w:i w:val="false"/>
+                <w:iCs w:val="false"/>
+                <w:color w:val="000000"/>
+                <w:sz w:val="18"/>
+                <w:szCs w:val="18"/>
+              </w:rPr>
+              <w:t xml:space="preserve">–  Centre of Enlargement: establishing the centre using an object and its image</w:t>
+            </w:r>
+          </w:p>
+          <w:p>
+            <w:pPr>
+              <w:spacing w:after="30" w:before="0"/>
+              <w:ind w:left="360" w:hanging="180"/>
+              <w:jc w:val="left"/>
+            </w:pPr>
+            <w:r>
+              <w:rPr>
+                <w:rFonts w:ascii="Arial" w:cs="Arial" w:eastAsia="Arial" w:hAnsi="Arial"/>
+                <w:b w:val="false"/>
+                <w:bCs w:val="false"/>
+                <w:i w:val="false"/>
+                <w:iCs w:val="false"/>
+                <w:color w:val="000000"/>
+                <w:sz w:val="18"/>
+                <w:szCs w:val="18"/>
+              </w:rPr>
+              <w:t xml:space="preserve">–  Linear Scale Factor (L.S.F): determining L.S.F from corresponding side lengths of similar figures</w:t>
+            </w:r>
+          </w:p>
+          <w:p>
+            <w:pPr>
+              <w:spacing w:after="30" w:before="0"/>
+              <w:ind w:left="360" w:hanging="180"/>
+              <w:jc w:val="left"/>
+            </w:pPr>
+            <w:r>
+              <w:rPr>
+                <w:rFonts w:ascii="Arial" w:cs="Arial" w:eastAsia="Arial" w:hAnsi="Arial"/>
+                <w:b w:val="false"/>
+                <w:bCs w:val="false"/>
+                <w:i w:val="false"/>
+                <w:iCs w:val="false"/>
+                <w:color w:val="000000"/>
+                <w:sz w:val="18"/>
+                <w:szCs w:val="18"/>
+              </w:rPr>
+              <w:t xml:space="preserve">–  Constructing images under enlargement on a plane surface given centre and L.S.F</w:t>
+            </w:r>
+          </w:p>
+          <w:p>
+            <w:pPr>
+              <w:spacing w:after="30" w:before="0"/>
+              <w:ind w:left="360" w:hanging="180"/>
+              <w:jc w:val="left"/>
+            </w:pPr>
+            <w:r>
+              <w:rPr>
+                <w:rFonts w:ascii="Arial" w:cs="Arial" w:eastAsia="Arial" w:hAnsi="Arial"/>
+                <w:b w:val="false"/>
+                <w:bCs w:val="false"/>
+                <w:i w:val="false"/>
+                <w:iCs w:val="false"/>
+                <w:color w:val="000000"/>
+                <w:sz w:val="18"/>
+                <w:szCs w:val="18"/>
+              </w:rPr>
+              <w:t xml:space="preserve">–  Enlargement on the Cartesian plane given centre and linear scale factor</w:t>
+            </w:r>
+          </w:p>
+          <w:p>
+            <w:pPr>
+              <w:spacing w:after="30" w:before="0"/>
+              <w:ind w:left="360" w:hanging="180"/>
+              <w:jc w:val="left"/>
+            </w:pPr>
+            <w:r>
+              <w:rPr>
+                <w:rFonts w:ascii="Arial" w:cs="Arial" w:eastAsia="Arial" w:hAnsi="Arial"/>
+                <w:b w:val="false"/>
+                <w:bCs w:val="false"/>
+                <w:i w:val="false"/>
+                <w:iCs w:val="false"/>
+                <w:color w:val="000000"/>
+                <w:sz w:val="18"/>
+                <w:szCs w:val="18"/>
+              </w:rPr>
+              <w:t xml:space="preserve">–  Area Scale Factor (A.S.F): working out the ratio of areas of similar plane figures</w:t>
+            </w:r>
+          </w:p>
+          <w:p>
+            <w:pPr>
+              <w:spacing w:after="30" w:before="0"/>
+              <w:ind w:left="360" w:hanging="180"/>
+              <w:jc w:val="left"/>
+            </w:pPr>
+            <w:r>
+              <w:rPr>
+                <w:rFonts w:ascii="Arial" w:cs="Arial" w:eastAsia="Arial" w:hAnsi="Arial"/>
+                <w:b w:val="false"/>
+                <w:bCs w:val="false"/>
+                <w:i w:val="false"/>
+                <w:iCs w:val="false"/>
+                <w:color w:val="000000"/>
+                <w:sz w:val="18"/>
+                <w:szCs w:val="18"/>
+              </w:rPr>
+              <w:t xml:space="preserve">–  Volume Scale Factor (V.S.F): working out the ratio of volumes of similar solids</w:t>
+            </w:r>
+          </w:p>
+          <w:p>
+            <w:pPr>
+              <w:spacing w:after="30" w:before="0"/>
+              <w:ind w:left="360" w:hanging="180"/>
+              <w:jc w:val="left"/>
+            </w:pPr>
+            <w:r>
+              <w:rPr>
+                <w:rFonts w:ascii="Arial" w:cs="Arial" w:eastAsia="Arial" w:hAnsi="Arial"/>
+                <w:b w:val="false"/>
+                <w:bCs w:val="false"/>
+                <w:i w:val="false"/>
+                <w:iCs w:val="false"/>
+                <w:color w:val="000000"/>
+                <w:sz w:val="18"/>
+                <w:szCs w:val="18"/>
+              </w:rPr>
+              <w:t xml:space="preserve">–  Relationship between L.S.F, A.S.F and V.S.F</w:t>
+            </w:r>
+          </w:p>
+          <w:p>
+            <w:pPr>
+              <w:spacing w:after="30" w:before="0"/>
+              <w:ind w:left="360" w:hanging="180"/>
+              <w:jc w:val="left"/>
+            </w:pPr>
+            <w:r>
+              <w:rPr>
+                <w:rFonts w:ascii="Arial" w:cs="Arial" w:eastAsia="Arial" w:hAnsi="Arial"/>
+                <w:b w:val="false"/>
+                <w:bCs w:val="false"/>
+                <w:i w:val="false"/>
+                <w:iCs w:val="false"/>
+                <w:color w:val="000000"/>
+                <w:sz w:val="18"/>
+                <w:szCs w:val="18"/>
+              </w:rPr>
+              <w:t xml:space="preserve">–  Application of similarity and enlargement to real-life situations</w:t>
+            </w:r>
+          </w:p>
+          <w:p>
+            <w:pPr>
+              <w:spacing w:after="30" w:before="0"/>
+              <w:ind w:left="360" w:hanging="180"/>
+              <w:jc w:val="left"/>
+            </w:pPr>
+            <w:r>
+              <w:rPr>
+                <w:rFonts w:ascii="Arial" w:cs="Arial" w:eastAsia="Arial" w:hAnsi="Arial"/>
+                <w:b w:val="false"/>
+                <w:bCs w:val="false"/>
+                <w:i w:val="false"/>
+                <w:iCs w:val="false"/>
+                <w:color w:val="000000"/>
+                <w:sz w:val="18"/>
+                <w:szCs w:val="18"/>
+              </w:rPr>
+              <w:t xml:space="preserve">–  Project: making models of similar solids (cubes, cuboids, cylinders, spheres) using locally available materials</w:t>
+            </w:r>
+          </w:p>
+        </w:tc>
+      </w:tr>
+      <w:tr>
+        <w:tc>
+          <w:tcPr>
+            <w:tcW w:type="dxa" w:w="3000"/>
+            <w:shd w:fill="D5E8F0" w:color="auto" w:val="clear"/>
+            <w:tcMar>
+              <w:top w:type="dxa" w:w="60"/>
+              <w:left w:type="dxa" w:w="120"/>
+              <w:bottom w:type="dxa" w:w="60"/>
+              <w:right w:type="dxa" w:w="120"/>
+            </w:tcMar>
+            <w:vAlign w:val="top"/>
+          </w:tcPr>
+          <w:p>
+            <w:pPr>
+              <w:spacing w:after="40" w:before="0"/>
+              <w:jc w:val="left"/>
+            </w:pPr>
+            <w:r>
+              <w:rPr>
+                <w:rFonts w:ascii="Arial" w:cs="Arial" w:eastAsia="Arial" w:hAnsi="Arial"/>
+                <w:b/>
+                <w:bCs/>
+                <w:i w:val="false"/>
+                <w:iCs w:val="false"/>
+                <w:color w:val="000000"/>
+                <w:sz w:val="18"/>
+                <w:szCs w:val="18"/>
+              </w:rPr>
+              <w:t xml:space="preserve">Learning Outcomes</w:t>
+            </w:r>
+          </w:p>
+        </w:tc>
+        <w:tc>
+          <w:tcPr>
+            <w:tcW w:type="dxa" w:w="10680"/>
+            <w:shd w:fill="FFFFFF" w:color="auto" w:val="clear"/>
+            <w:tcMar>
+              <w:top w:type="dxa" w:w="60"/>
+              <w:left w:type="dxa" w:w="120"/>
+              <w:bottom w:type="dxa" w:w="60"/>
+              <w:right w:type="dxa" w:w="120"/>
+            </w:tcMar>
+            <w:vAlign w:val="top"/>
+          </w:tcPr>
+          <w:p>
+            <w:pPr>
+              <w:spacing w:after="40" w:before="0"/>
+              <w:jc w:val="left"/>
+            </w:pPr>
+            <w:r>
+              <w:rPr>
+                <w:rFonts w:ascii="Arial" w:cs="Arial" w:eastAsia="Arial" w:hAnsi="Arial"/>
+                <w:b w:val="false"/>
+                <w:bCs w:val="false"/>
+                <w:i w:val="false"/>
+                <w:iCs w:val="false"/>
+                <w:color w:val="000000"/>
+                <w:sz w:val="18"/>
+                <w:szCs w:val="18"/>
+              </w:rPr>
+              <w:t xml:space="preserve">By the end of the sub-strand, the learner should be able to:</w:t>
+            </w:r>
+          </w:p>
+          <w:p>
+            <w:pPr>
+              <w:spacing w:after="40" w:before="0"/>
+              <w:jc w:val="left"/>
+            </w:pPr>
+            <w:r>
+              <w:rPr>
+                <w:rFonts w:ascii="Arial" w:cs="Arial" w:eastAsia="Arial" w:hAnsi="Arial"/>
+                <w:b w:val="false"/>
+                <w:bCs w:val="false"/>
+                <w:i w:val="false"/>
+                <w:iCs w:val="false"/>
+                <w:color w:val="000000"/>
+                <w:sz w:val="18"/>
+                <w:szCs w:val="18"/>
+              </w:rPr>
+              <w:t xml:space="preserve">a) determine the centre of enlargement and the linear scale factor for similar figures,</w:t>
+            </w:r>
+          </w:p>
+          <w:p>
+            <w:pPr>
+              <w:spacing w:after="40" w:before="0"/>
+              <w:jc w:val="left"/>
+            </w:pPr>
+            <w:r>
+              <w:rPr>
+                <w:rFonts w:ascii="Arial" w:cs="Arial" w:eastAsia="Arial" w:hAnsi="Arial"/>
+                <w:b w:val="false"/>
+                <w:bCs w:val="false"/>
+                <w:i w:val="false"/>
+                <w:iCs w:val="false"/>
+                <w:color w:val="000000"/>
+                <w:sz w:val="18"/>
+                <w:szCs w:val="18"/>
+              </w:rPr>
+              <w:t xml:space="preserve">b) construct the image of an object under an enlargement given the centre and the linear scale factor,</w:t>
+            </w:r>
+          </w:p>
+          <w:p>
+            <w:pPr>
+              <w:spacing w:after="40" w:before="0"/>
+              <w:jc w:val="left"/>
+            </w:pPr>
+            <w:r>
+              <w:rPr>
+                <w:rFonts w:ascii="Arial" w:cs="Arial" w:eastAsia="Arial" w:hAnsi="Arial"/>
+                <w:b w:val="false"/>
+                <w:bCs w:val="false"/>
+                <w:i w:val="false"/>
+                <w:iCs w:val="false"/>
+                <w:color w:val="000000"/>
+                <w:sz w:val="18"/>
+                <w:szCs w:val="18"/>
+              </w:rPr>
+              <w:t xml:space="preserve">c) determine the area and volume scale factor of different figures and solids,</w:t>
+            </w:r>
+          </w:p>
+          <w:p>
+            <w:pPr>
+              <w:spacing w:after="40" w:before="0"/>
+              <w:jc w:val="left"/>
+            </w:pPr>
+            <w:r>
+              <w:rPr>
+                <w:rFonts w:ascii="Arial" w:cs="Arial" w:eastAsia="Arial" w:hAnsi="Arial"/>
+                <w:b w:val="false"/>
+                <w:bCs w:val="false"/>
+                <w:i w:val="false"/>
+                <w:iCs w:val="false"/>
+                <w:color w:val="000000"/>
+                <w:sz w:val="18"/>
+                <w:szCs w:val="18"/>
+              </w:rPr>
+              <w:t xml:space="preserve">d) relate linear scale factor, area scale factor, and volume scale factor in enlargements,</w:t>
+            </w:r>
+          </w:p>
+          <w:p>
+            <w:pPr>
+              <w:spacing w:after="40" w:before="0"/>
+              <w:jc w:val="left"/>
+            </w:pPr>
+            <w:r>
+              <w:rPr>
+                <w:rFonts w:ascii="Arial" w:cs="Arial" w:eastAsia="Arial" w:hAnsi="Arial"/>
+                <w:b w:val="false"/>
+                <w:bCs w:val="false"/>
+                <w:i w:val="false"/>
+                <w:iCs w:val="false"/>
+                <w:color w:val="000000"/>
+                <w:sz w:val="18"/>
+                <w:szCs w:val="18"/>
+              </w:rPr>
+              <w:t xml:space="preserve">e) apply similarity and enlargement to real-life situations,</w:t>
+            </w:r>
+          </w:p>
+          <w:p>
+            <w:pPr>
+              <w:spacing w:after="40" w:before="0"/>
+              <w:jc w:val="left"/>
+            </w:pPr>
+            <w:r>
+              <w:rPr>
+                <w:rFonts w:ascii="Arial" w:cs="Arial" w:eastAsia="Arial" w:hAnsi="Arial"/>
+                <w:b w:val="false"/>
+                <w:bCs w:val="false"/>
+                <w:i w:val="false"/>
+                <w:iCs w:val="false"/>
+                <w:color w:val="000000"/>
+                <w:sz w:val="18"/>
+                <w:szCs w:val="18"/>
+              </w:rPr>
+              <w:t xml:space="preserve">f) appreciate the use of similarity and enlargement in real-life situations.</w:t>
+            </w:r>
+          </w:p>
+        </w:tc>
+      </w:tr>
+      <w:tr>
+        <w:tc>
+          <w:tcPr>
+            <w:tcW w:type="dxa" w:w="3000"/>
+            <w:shd w:fill="D5E8F0" w:color="auto" w:val="clear"/>
+            <w:tcMar>
+              <w:top w:type="dxa" w:w="60"/>
+              <w:left w:type="dxa" w:w="120"/>
+              <w:bottom w:type="dxa" w:w="60"/>
+              <w:right w:type="dxa" w:w="120"/>
+            </w:tcMar>
+            <w:vAlign w:val="top"/>
+          </w:tcPr>
+          <w:p>
+            <w:pPr>
+              <w:spacing w:after="40" w:before="0"/>
+              <w:jc w:val="left"/>
+            </w:pPr>
+            <w:r>
+              <w:rPr>
+                <w:rFonts w:ascii="Arial" w:cs="Arial" w:eastAsia="Arial" w:hAnsi="Arial"/>
+                <w:b/>
+                <w:bCs/>
+                <w:i w:val="false"/>
+                <w:iCs w:val="false"/>
+                <w:color w:val="000000"/>
+                <w:sz w:val="18"/>
+                <w:szCs w:val="18"/>
+              </w:rPr>
+              <w:t xml:space="preserve">Core Competencies</w:t>
+            </w:r>
+          </w:p>
+        </w:tc>
+        <w:tc>
+          <w:tcPr>
+            <w:tcW w:type="dxa" w:w="10680"/>
+            <w:shd w:fill="FFFFFF" w:color="auto" w:val="clear"/>
+            <w:tcMar>
+              <w:top w:type="dxa" w:w="60"/>
+              <w:left w:type="dxa" w:w="120"/>
+              <w:bottom w:type="dxa" w:w="60"/>
+              <w:right w:type="dxa" w:w="120"/>
+            </w:tcMar>
+            <w:vAlign w:val="top"/>
+          </w:tcPr>
+          <w:p>
+            <w:pPr>
+              <w:spacing w:after="30" w:before="0"/>
+              <w:ind w:left="360" w:hanging="180"/>
+              <w:jc w:val="left"/>
+            </w:pPr>
+            <w:r>
+              <w:rPr>
+                <w:rFonts w:ascii="Arial" w:cs="Arial" w:eastAsia="Arial" w:hAnsi="Arial"/>
+                <w:b w:val="false"/>
+                <w:bCs w:val="false"/>
+                <w:i w:val="false"/>
+                <w:iCs w:val="false"/>
+                <w:color w:val="000000"/>
+                <w:sz w:val="18"/>
+                <w:szCs w:val="18"/>
+              </w:rPr>
+              <w:t xml:space="preserve">–  Communication and Collaboration: the learner discusses and recognises similar objects from their immediate environment, sharing observations in group activities and presenting model-building findings to peers.</w:t>
+            </w:r>
+          </w:p>
+          <w:p>
+            <w:pPr>
+              <w:spacing w:after="30" w:before="0"/>
+              <w:ind w:left="360" w:hanging="180"/>
+              <w:jc w:val="left"/>
+            </w:pPr>
+            <w:r>
+              <w:rPr>
+                <w:rFonts w:ascii="Arial" w:cs="Arial" w:eastAsia="Arial" w:hAnsi="Arial"/>
+                <w:b w:val="false"/>
+                <w:bCs w:val="false"/>
+                <w:i w:val="false"/>
+                <w:iCs w:val="false"/>
+                <w:color w:val="000000"/>
+                <w:sz w:val="18"/>
+                <w:szCs w:val="18"/>
+              </w:rPr>
+              <w:t xml:space="preserve">–  Creativity and Imagination: the learner makes models of solids of different sizes (cubes, cuboids, cylinders, spheres) using locally available materials, applying similarity and enlargement concepts to design and construct them accurately.</w:t>
+            </w:r>
+          </w:p>
+        </w:tc>
+      </w:tr>
+      <w:tr>
+        <w:tc>
+          <w:tcPr>
+            <w:tcW w:type="dxa" w:w="3000"/>
+            <w:shd w:fill="E2EFDA" w:color="auto" w:val="clear"/>
+            <w:tcMar>
+              <w:top w:type="dxa" w:w="60"/>
+              <w:left w:type="dxa" w:w="120"/>
+              <w:bottom w:type="dxa" w:w="60"/>
+              <w:right w:type="dxa" w:w="120"/>
+            </w:tcMar>
+            <w:vAlign w:val="top"/>
+          </w:tcPr>
+          <w:p>
+            <w:pPr>
+              <w:spacing w:after="40" w:before="0"/>
+              <w:jc w:val="left"/>
+            </w:pPr>
+            <w:r>
+              <w:rPr>
+                <w:rFonts w:ascii="Arial" w:cs="Arial" w:eastAsia="Arial" w:hAnsi="Arial"/>
+                <w:b/>
+                <w:bCs/>
+                <w:i w:val="false"/>
+                <w:iCs w:val="false"/>
+                <w:color w:val="000000"/>
+                <w:sz w:val="18"/>
+                <w:szCs w:val="18"/>
+              </w:rPr>
+              <w:t xml:space="preserve">Core Values</w:t>
+            </w:r>
+          </w:p>
+        </w:tc>
+        <w:tc>
+          <w:tcPr>
+            <w:tcW w:type="dxa" w:w="10680"/>
+            <w:shd w:fill="FFFFFF" w:color="auto" w:val="clear"/>
+            <w:tcMar>
+              <w:top w:type="dxa" w:w="60"/>
+              <w:left w:type="dxa" w:w="120"/>
+              <w:bottom w:type="dxa" w:w="60"/>
+              <w:right w:type="dxa" w:w="120"/>
+            </w:tcMar>
+            <w:vAlign w:val="top"/>
+          </w:tcPr>
+          <w:p>
+            <w:pPr>
+              <w:spacing w:after="30" w:before="0"/>
+              <w:ind w:left="360" w:hanging="180"/>
+              <w:jc w:val="left"/>
+            </w:pPr>
+            <w:r>
+              <w:rPr>
+                <w:rFonts w:ascii="Arial" w:cs="Arial" w:eastAsia="Arial" w:hAnsi="Arial"/>
+                <w:b w:val="false"/>
+                <w:bCs w:val="false"/>
+                <w:i w:val="false"/>
+                <w:iCs w:val="false"/>
+                <w:color w:val="000000"/>
+                <w:sz w:val="18"/>
+                <w:szCs w:val="18"/>
+              </w:rPr>
+              <w:t xml:space="preserve">–  Responsibility: the learner collects and takes care of objects from the immediate environment to recognise those that are similar and discusses what makes them similar.</w:t>
+            </w:r>
+          </w:p>
+          <w:p>
+            <w:pPr>
+              <w:spacing w:after="30" w:before="0"/>
+              <w:ind w:left="360" w:hanging="180"/>
+              <w:jc w:val="left"/>
+            </w:pPr>
+            <w:r>
+              <w:rPr>
+                <w:rFonts w:ascii="Arial" w:cs="Arial" w:eastAsia="Arial" w:hAnsi="Arial"/>
+                <w:b w:val="false"/>
+                <w:bCs w:val="false"/>
+                <w:i w:val="false"/>
+                <w:iCs w:val="false"/>
+                <w:color w:val="000000"/>
+                <w:sz w:val="18"/>
+                <w:szCs w:val="18"/>
+              </w:rPr>
+              <w:t xml:space="preserve">–  Integrity: the learner makes models with accurate measurements, adhering to the concept of similarity and enlargement.</w:t>
+            </w:r>
+          </w:p>
+        </w:tc>
+      </w:tr>
+      <w:tr>
+        <w:tc>
+          <w:tcPr>
+            <w:tcW w:type="dxa" w:w="3000"/>
+            <w:shd w:fill="D5E8F0" w:color="auto" w:val="clear"/>
+            <w:tcMar>
+              <w:top w:type="dxa" w:w="60"/>
+              <w:left w:type="dxa" w:w="120"/>
+              <w:bottom w:type="dxa" w:w="60"/>
+              <w:right w:type="dxa" w:w="120"/>
+            </w:tcMar>
+            <w:vAlign w:val="top"/>
+          </w:tcPr>
+          <w:p>
+            <w:pPr>
+              <w:spacing w:after="40" w:before="0"/>
+              <w:jc w:val="left"/>
+            </w:pPr>
+            <w:r>
+              <w:rPr>
+                <w:rFonts w:ascii="Arial" w:cs="Arial" w:eastAsia="Arial" w:hAnsi="Arial"/>
+                <w:b/>
+                <w:bCs/>
+                <w:i w:val="false"/>
+                <w:iCs w:val="false"/>
+                <w:color w:val="000000"/>
+                <w:sz w:val="18"/>
+                <w:szCs w:val="18"/>
+              </w:rPr>
+              <w:t xml:space="preserve">Science &amp; Engineering Practices</w:t>
+            </w:r>
+          </w:p>
+        </w:tc>
+        <w:tc>
+          <w:tcPr>
+            <w:tcW w:type="dxa" w:w="10680"/>
+            <w:shd w:fill="FFFFFF" w:color="auto" w:val="clear"/>
+            <w:tcMar>
+              <w:top w:type="dxa" w:w="60"/>
+              <w:left w:type="dxa" w:w="120"/>
+              <w:bottom w:type="dxa" w:w="60"/>
+              <w:right w:type="dxa" w:w="120"/>
+            </w:tcMar>
+            <w:vAlign w:val="top"/>
+          </w:tcPr>
+          <w:p>
+            <w:pPr>
+              <w:spacing w:after="30" w:before="0"/>
+              <w:ind w:left="360" w:hanging="180"/>
+              <w:jc w:val="left"/>
+            </w:pPr>
+            <w:r>
+              <w:rPr>
+                <w:rFonts w:ascii="Arial" w:cs="Arial" w:eastAsia="Arial" w:hAnsi="Arial"/>
+                <w:b w:val="false"/>
+                <w:bCs w:val="false"/>
+                <w:i w:val="false"/>
+                <w:iCs w:val="false"/>
+                <w:color w:val="000000"/>
+                <w:sz w:val="18"/>
+                <w:szCs w:val="18"/>
+              </w:rPr>
+              <w:t xml:space="preserve">–  Using Mathematics and Computational Thinking: learners compute linear scale factors by taking ratios of corresponding side lengths, derive area and volume scale factors algebraically, and use these relationships to solve quantitative real-life problems.</w:t>
+            </w:r>
+          </w:p>
+          <w:p>
+            <w:pPr>
+              <w:spacing w:after="30" w:before="0"/>
+              <w:ind w:left="360" w:hanging="180"/>
+              <w:jc w:val="left"/>
+            </w:pPr>
+            <w:r>
+              <w:rPr>
+                <w:rFonts w:ascii="Arial" w:cs="Arial" w:eastAsia="Arial" w:hAnsi="Arial"/>
+                <w:b w:val="false"/>
+                <w:bCs w:val="false"/>
+                <w:i w:val="false"/>
+                <w:iCs w:val="false"/>
+                <w:color w:val="000000"/>
+                <w:sz w:val="18"/>
+                <w:szCs w:val="18"/>
+              </w:rPr>
+              <w:t xml:space="preserve">–  Analysing and Interpreting Data: learners measure corresponding sides of similar figures and solids, organise the data in tables, and identify patterns linking L.S.F, A.S.F, and V.S.F.</w:t>
+            </w:r>
+          </w:p>
+          <w:p>
+            <w:pPr>
+              <w:spacing w:after="30" w:before="0"/>
+              <w:ind w:left="360" w:hanging="180"/>
+              <w:jc w:val="left"/>
+            </w:pPr>
+            <w:r>
+              <w:rPr>
+                <w:rFonts w:ascii="Arial" w:cs="Arial" w:eastAsia="Arial" w:hAnsi="Arial"/>
+                <w:b w:val="false"/>
+                <w:bCs w:val="false"/>
+                <w:i w:val="false"/>
+                <w:iCs w:val="false"/>
+                <w:color w:val="000000"/>
+                <w:sz w:val="18"/>
+                <w:szCs w:val="18"/>
+              </w:rPr>
+              <w:t xml:space="preserve">–  Constructing Explanations and Designing Solutions: learners construct geometric images on plain paper and on the Cartesian plane, explain why the construction produces a similar figure, and design a set of scale models as a project solution.</w:t>
+            </w:r>
+          </w:p>
+          <w:p>
+            <w:pPr>
+              <w:spacing w:after="30" w:before="0"/>
+              <w:ind w:left="360" w:hanging="180"/>
+              <w:jc w:val="left"/>
+            </w:pPr>
+            <w:r>
+              <w:rPr>
+                <w:rFonts w:ascii="Arial" w:cs="Arial" w:eastAsia="Arial" w:hAnsi="Arial"/>
+                <w:b w:val="false"/>
+                <w:bCs w:val="false"/>
+                <w:i w:val="false"/>
+                <w:iCs w:val="false"/>
+                <w:color w:val="000000"/>
+                <w:sz w:val="18"/>
+                <w:szCs w:val="18"/>
+              </w:rPr>
+              <w:t xml:space="preserve">–  Obtaining, Evaluating, and Communicating Information: learners use digital devices and other resources to explore real-life applications of similarity and enlargement (maps, architectural plans, Kenyan road signage, National Parks maps), then communicate findings to the class.</w:t>
+            </w:r>
+          </w:p>
+        </w:tc>
+      </w:tr>
+      <w:tr>
+        <w:tc>
+          <w:tcPr>
+            <w:tcW w:type="dxa" w:w="3000"/>
+            <w:shd w:fill="FCE4D6" w:color="auto" w:val="clear"/>
+            <w:tcMar>
+              <w:top w:type="dxa" w:w="60"/>
+              <w:left w:type="dxa" w:w="120"/>
+              <w:bottom w:type="dxa" w:w="60"/>
+              <w:right w:type="dxa" w:w="120"/>
+            </w:tcMar>
+            <w:vAlign w:val="top"/>
+          </w:tcPr>
+          <w:p>
+            <w:pPr>
+              <w:spacing w:after="40" w:before="0"/>
+              <w:jc w:val="left"/>
+            </w:pPr>
+            <w:r>
+              <w:rPr>
+                <w:rFonts w:ascii="Arial" w:cs="Arial" w:eastAsia="Arial" w:hAnsi="Arial"/>
+                <w:b/>
+                <w:bCs/>
+                <w:i w:val="false"/>
+                <w:iCs w:val="false"/>
+                <w:color w:val="000000"/>
+                <w:sz w:val="18"/>
+                <w:szCs w:val="18"/>
+              </w:rPr>
+              <w:t xml:space="preserve">Pertinent &amp; Contemporary Issues (PCIs)</w:t>
+            </w:r>
+          </w:p>
+        </w:tc>
+        <w:tc>
+          <w:tcPr>
+            <w:tcW w:type="dxa" w:w="10680"/>
+            <w:shd w:fill="FFFFFF" w:color="auto" w:val="clear"/>
+            <w:tcMar>
+              <w:top w:type="dxa" w:w="60"/>
+              <w:left w:type="dxa" w:w="120"/>
+              <w:bottom w:type="dxa" w:w="60"/>
+              <w:right w:type="dxa" w:w="120"/>
+            </w:tcMar>
+            <w:vAlign w:val="top"/>
+          </w:tcPr>
+          <w:p>
+            <w:pPr>
+              <w:spacing w:after="30" w:before="0"/>
+              <w:ind w:left="360" w:hanging="180"/>
+              <w:jc w:val="left"/>
+            </w:pPr>
+            <w:r>
+              <w:rPr>
+                <w:rFonts w:ascii="Arial" w:cs="Arial" w:eastAsia="Arial" w:hAnsi="Arial"/>
+                <w:b w:val="false"/>
+                <w:bCs w:val="false"/>
+                <w:i w:val="false"/>
+                <w:iCs w:val="false"/>
+                <w:color w:val="000000"/>
+                <w:sz w:val="18"/>
+                <w:szCs w:val="18"/>
+              </w:rPr>
+              <w:t xml:space="preserve">–  Social Cohesion: the learner works in a group to create models of various similar solids, building teamwork and respect for peers' contributions across different backgrounds.</w:t>
+            </w:r>
+          </w:p>
+          <w:p>
+            <w:pPr>
+              <w:spacing w:after="30" w:before="0"/>
+              <w:ind w:left="360" w:hanging="180"/>
+              <w:jc w:val="left"/>
+            </w:pPr>
+            <w:r>
+              <w:rPr>
+                <w:rFonts w:ascii="Arial" w:cs="Arial" w:eastAsia="Arial" w:hAnsi="Arial"/>
+                <w:b w:val="false"/>
+                <w:bCs w:val="false"/>
+                <w:i w:val="false"/>
+                <w:iCs w:val="false"/>
+                <w:color w:val="000000"/>
+                <w:sz w:val="18"/>
+                <w:szCs w:val="18"/>
+              </w:rPr>
+              <w:t xml:space="preserve">–  Education for Sustainable Development (Environmental Education): the learner collects and uses objects from the immediate environment (e.g., tins, bottles, seed pods found around the school compound) and discusses with peers to recognise those that are similar, promoting environmental awareness and responsible use of local resources.</w:t>
+            </w:r>
+          </w:p>
+        </w:tc>
+      </w:tr>
+      <w:tr>
+        <w:tc>
+          <w:tcPr>
+            <w:tcW w:type="dxa" w:w="3000"/>
+            <w:shd w:fill="D9EEF1" w:color="auto" w:val="clear"/>
+            <w:tcMar>
+              <w:top w:type="dxa" w:w="60"/>
+              <w:left w:type="dxa" w:w="120"/>
+              <w:bottom w:type="dxa" w:w="60"/>
+              <w:right w:type="dxa" w:w="120"/>
+            </w:tcMar>
+            <w:vAlign w:val="top"/>
+          </w:tcPr>
+          <w:p>
+            <w:pPr>
+              <w:spacing w:after="40" w:before="0"/>
+              <w:jc w:val="left"/>
+            </w:pPr>
+            <w:r>
+              <w:rPr>
+                <w:rFonts w:ascii="Arial" w:cs="Arial" w:eastAsia="Arial" w:hAnsi="Arial"/>
+                <w:b/>
+                <w:bCs/>
+                <w:i w:val="false"/>
+                <w:iCs w:val="false"/>
+                <w:color w:val="000000"/>
+                <w:sz w:val="18"/>
+                <w:szCs w:val="18"/>
+              </w:rPr>
+              <w:t xml:space="preserve">Career Connections</w:t>
+            </w:r>
+          </w:p>
+        </w:tc>
+        <w:tc>
+          <w:tcPr>
+            <w:tcW w:type="dxa" w:w="10680"/>
+            <w:shd w:fill="FFFFFF" w:color="auto" w:val="clear"/>
+            <w:tcMar>
+              <w:top w:type="dxa" w:w="60"/>
+              <w:left w:type="dxa" w:w="120"/>
+              <w:bottom w:type="dxa" w:w="60"/>
+              <w:right w:type="dxa" w:w="120"/>
+            </w:tcMar>
+            <w:vAlign w:val="top"/>
+          </w:tcPr>
+          <w:p>
+            <w:pPr>
+              <w:spacing w:after="30" w:before="0"/>
+              <w:ind w:left="360" w:hanging="180"/>
+              <w:jc w:val="left"/>
+            </w:pPr>
+            <w:r>
+              <w:rPr>
+                <w:rFonts w:ascii="Arial" w:cs="Arial" w:eastAsia="Arial" w:hAnsi="Arial"/>
+                <w:b w:val="false"/>
+                <w:bCs w:val="false"/>
+                <w:i w:val="false"/>
+                <w:iCs w:val="false"/>
+                <w:color w:val="000000"/>
+                <w:sz w:val="18"/>
+                <w:szCs w:val="18"/>
+              </w:rPr>
+              <w:t xml:space="preserve">–  Architecture and Construction: architects and building contractors in Kenya use similarity and scale factors when reading and drawing construction plans for houses and public buildings — knowledge of L.S.F, A.S.F, and V.S.F is directly applied when scaling blueprints.</w:t>
+            </w:r>
+          </w:p>
+          <w:p>
+            <w:pPr>
+              <w:spacing w:after="30" w:before="0"/>
+              <w:ind w:left="360" w:hanging="180"/>
+              <w:jc w:val="left"/>
+            </w:pPr>
+            <w:r>
+              <w:rPr>
+                <w:rFonts w:ascii="Arial" w:cs="Arial" w:eastAsia="Arial" w:hAnsi="Arial"/>
+                <w:b w:val="false"/>
+                <w:bCs w:val="false"/>
+                <w:i w:val="false"/>
+                <w:iCs w:val="false"/>
+                <w:color w:val="000000"/>
+                <w:sz w:val="18"/>
+                <w:szCs w:val="18"/>
+              </w:rPr>
+              <w:t xml:space="preserve">–  Cartography and Surveying: land surveyors and cartographers at Kenya's Survey of Kenya use enlargement and scale to produce maps — the ratio between map distances and real ground distances is a direct application of linear scale factor.</w:t>
+            </w:r>
+          </w:p>
+          <w:p>
+            <w:pPr>
+              <w:spacing w:after="30" w:before="0"/>
+              <w:ind w:left="360" w:hanging="180"/>
+              <w:jc w:val="left"/>
+            </w:pPr>
+            <w:r>
+              <w:rPr>
+                <w:rFonts w:ascii="Arial" w:cs="Arial" w:eastAsia="Arial" w:hAnsi="Arial"/>
+                <w:b w:val="false"/>
+                <w:bCs w:val="false"/>
+                <w:i w:val="false"/>
+                <w:iCs w:val="false"/>
+                <w:color w:val="000000"/>
+                <w:sz w:val="18"/>
+                <w:szCs w:val="18"/>
+              </w:rPr>
+              <w:t xml:space="preserve">–  Engineering and Manufacturing: engineers designing machinery, vehicles, or agricultural equipment use geometric similarity to create prototype models before full-scale production.</w:t>
+            </w:r>
+          </w:p>
+          <w:p>
+            <w:pPr>
+              <w:spacing w:after="30" w:before="0"/>
+              <w:ind w:left="360" w:hanging="180"/>
+              <w:jc w:val="left"/>
+            </w:pPr>
+            <w:r>
+              <w:rPr>
+                <w:rFonts w:ascii="Arial" w:cs="Arial" w:eastAsia="Arial" w:hAnsi="Arial"/>
+                <w:b w:val="false"/>
+                <w:bCs w:val="false"/>
+                <w:i w:val="false"/>
+                <w:iCs w:val="false"/>
+                <w:color w:val="000000"/>
+                <w:sz w:val="18"/>
+                <w:szCs w:val="18"/>
+              </w:rPr>
+              <w:t xml:space="preserve">–  Fine Art, Design, and Advertising: graphic designers and artists in Nairobi's creative industry use enlargement principles when resizing logos, posters, and digital artwork while preserving proportions.</w:t>
+            </w:r>
+          </w:p>
+          <w:p>
+            <w:pPr>
+              <w:spacing w:after="30" w:before="0"/>
+              <w:ind w:left="360" w:hanging="180"/>
+              <w:jc w:val="left"/>
+            </w:pPr>
+            <w:r>
+              <w:rPr>
+                <w:rFonts w:ascii="Arial" w:cs="Arial" w:eastAsia="Arial" w:hAnsi="Arial"/>
+                <w:b w:val="false"/>
+                <w:bCs w:val="false"/>
+                <w:i w:val="false"/>
+                <w:iCs w:val="false"/>
+                <w:color w:val="000000"/>
+                <w:sz w:val="18"/>
+                <w:szCs w:val="18"/>
+              </w:rPr>
+              <w:t xml:space="preserve">–  Medical Imaging and Pharmacy: radiographers and medical laboratory technicians use scale factors when interpreting X-rays, scans, and microscope images to relate image dimensions to actual anatomical sizes.</w:t>
+            </w:r>
+          </w:p>
+        </w:tc>
+      </w:tr>
+      <w:tr>
+        <w:tc>
+          <w:tcPr>
+            <w:tcW w:type="dxa" w:w="3000"/>
+            <w:shd w:fill="D5E8F0" w:color="auto" w:val="clear"/>
+            <w:tcMar>
+              <w:top w:type="dxa" w:w="60"/>
+              <w:left w:type="dxa" w:w="120"/>
+              <w:bottom w:type="dxa" w:w="60"/>
+              <w:right w:type="dxa" w:w="120"/>
+            </w:tcMar>
+            <w:vAlign w:val="top"/>
+          </w:tcPr>
+          <w:p>
+            <w:pPr>
+              <w:spacing w:after="40" w:before="0"/>
+              <w:jc w:val="left"/>
+            </w:pPr>
+            <w:r>
+              <w:rPr>
+                <w:rFonts w:ascii="Arial" w:cs="Arial" w:eastAsia="Arial" w:hAnsi="Arial"/>
+                <w:b/>
+                <w:bCs/>
+                <w:i w:val="false"/>
+                <w:iCs w:val="false"/>
+                <w:color w:val="000000"/>
+                <w:sz w:val="18"/>
+                <w:szCs w:val="18"/>
+              </w:rPr>
+              <w:t xml:space="preserve">Focus for Lessons</w:t>
+            </w:r>
+          </w:p>
+        </w:tc>
+        <w:tc>
+          <w:tcPr>
+            <w:tcW w:type="dxa" w:w="10680"/>
+            <w:shd w:fill="FFFFFF" w:color="auto" w:val="clear"/>
+            <w:tcMar>
+              <w:top w:type="dxa" w:w="60"/>
+              <w:left w:type="dxa" w:w="120"/>
+              <w:bottom w:type="dxa" w:w="60"/>
+              <w:right w:type="dxa" w:w="120"/>
+            </w:tcMar>
+            <w:vAlign w:val="top"/>
+          </w:tcPr>
+          <w:p>
+            <w:pPr>
+              <w:spacing w:after="40" w:before="0"/>
+              <w:jc w:val="left"/>
+            </w:pPr>
+            <w:r>
+              <w:rPr>
+                <w:rFonts w:ascii="Arial" w:cs="Arial" w:eastAsia="Arial" w:hAnsi="Arial"/>
+                <w:b w:val="false"/>
+                <w:bCs w:val="false"/>
+                <w:i w:val="false"/>
+                <w:iCs w:val="false"/>
+                <w:color w:val="000000"/>
+                <w:sz w:val="18"/>
+                <w:szCs w:val="18"/>
+              </w:rPr>
+              <w:t xml:space="preserve">This unit develops learners' understanding of similarity and enlargement as tools for describing how shapes and solids scale in the real world. Beginning from concrete Kenyan contexts — such as the scaled floor plans of Nairobi city buildings, the proportional artwork on Maasai shields, and the similar shapes of maize cobs of different sizes — learners progress from identifying similar figures and their properties, through constructing enlargements geometrically and on the Cartesian plane, to establishing and applying the powerful relationships between linear, area, and volume scale factors. A hands-on model-building project using locally available materials anchors abstract concepts in practical, creative work.</w:t>
+            </w:r>
+          </w:p>
+        </w:tc>
+      </w:tr>
+      <w:tr>
+        <w:tc>
+          <w:tcPr>
+            <w:tcW w:type="dxa" w:w="3000"/>
+            <w:shd w:fill="EAD1F5" w:color="auto" w:val="clear"/>
+            <w:tcMar>
+              <w:top w:type="dxa" w:w="60"/>
+              <w:left w:type="dxa" w:w="120"/>
+              <w:bottom w:type="dxa" w:w="60"/>
+              <w:right w:type="dxa" w:w="120"/>
+            </w:tcMar>
+            <w:vAlign w:val="top"/>
+          </w:tcPr>
+          <w:p>
+            <w:pPr>
+              <w:spacing w:after="40" w:before="0"/>
+              <w:jc w:val="left"/>
+            </w:pPr>
+            <w:r>
+              <w:rPr>
+                <w:rFonts w:ascii="Arial" w:cs="Arial" w:eastAsia="Arial" w:hAnsi="Arial"/>
+                <w:b/>
+                <w:bCs/>
+                <w:i w:val="false"/>
+                <w:iCs w:val="false"/>
+                <w:color w:val="000000"/>
+                <w:sz w:val="18"/>
+                <w:szCs w:val="18"/>
+              </w:rPr>
+              <w:t xml:space="preserve">Driving Question / Key Inquiry Questions</w:t>
+            </w:r>
+          </w:p>
+        </w:tc>
+        <w:tc>
+          <w:tcPr>
+            <w:tcW w:type="dxa" w:w="10680"/>
+            <w:shd w:fill="FFFFFF" w:color="auto" w:val="clear"/>
+            <w:tcMar>
+              <w:top w:type="dxa" w:w="60"/>
+              <w:left w:type="dxa" w:w="120"/>
+              <w:bottom w:type="dxa" w:w="60"/>
+              <w:right w:type="dxa" w:w="120"/>
+            </w:tcMar>
+            <w:vAlign w:val="top"/>
+          </w:tcPr>
+          <w:p>
+            <w:pPr>
+              <w:spacing w:after="40" w:before="0"/>
+              <w:jc w:val="left"/>
+            </w:pPr>
+            <w:r>
+              <w:rPr>
+                <w:rFonts w:ascii="Arial" w:cs="Arial" w:eastAsia="Arial" w:hAnsi="Arial"/>
+                <w:b w:val="false"/>
+                <w:bCs w:val="false"/>
+                <w:i w:val="false"/>
+                <w:iCs w:val="false"/>
+                <w:color w:val="000000"/>
+                <w:sz w:val="18"/>
+                <w:szCs w:val="18"/>
+              </w:rPr>
+              <w:t xml:space="preserve">DRIVING QUESTION: When you scale up a shape or solid — like doubling the size of a water tank or enlarging a building plan — what exactly happens to its lengths, its area, and its volume, and how can we use this to solve real problems in our community?</w:t>
+            </w:r>
+          </w:p>
+          <w:p>
+            <w:pPr>
+              <w:spacing w:after="40" w:before="0"/>
+              <w:jc w:val="left"/>
+            </w:pPr>
+            <w:r>
+              <w:rPr>
+                <w:rFonts w:ascii="Arial" w:cs="Arial" w:eastAsia="Arial" w:hAnsi="Arial"/>
+                <w:b w:val="false"/>
+                <w:bCs w:val="false"/>
+                <w:i w:val="false"/>
+                <w:iCs w:val="false"/>
+                <w:color w:val="000000"/>
+                <w:sz w:val="18"/>
+                <w:szCs w:val="18"/>
+              </w:rPr>
+              <w:t xml:space="preserve"/>
+            </w:r>
+          </w:p>
+          <w:p>
+            <w:pPr>
+              <w:spacing w:after="40" w:before="0"/>
+              <w:jc w:val="left"/>
+            </w:pPr>
+            <w:r>
+              <w:rPr>
+                <w:rFonts w:ascii="Arial" w:cs="Arial" w:eastAsia="Arial" w:hAnsi="Arial"/>
+                <w:b w:val="false"/>
+                <w:bCs w:val="false"/>
+                <w:i w:val="false"/>
+                <w:iCs w:val="false"/>
+                <w:color w:val="000000"/>
+                <w:sz w:val="18"/>
+                <w:szCs w:val="18"/>
+              </w:rPr>
+              <w:t xml:space="preserve">KICD KEY INQUIRY QUESTION:</w:t>
+            </w:r>
+          </w:p>
+          <w:p>
+            <w:pPr>
+              <w:spacing w:after="40" w:before="0"/>
+              <w:jc w:val="left"/>
+            </w:pPr>
+            <w:r>
+              <w:rPr>
+                <w:rFonts w:ascii="Arial" w:cs="Arial" w:eastAsia="Arial" w:hAnsi="Arial"/>
+                <w:b w:val="false"/>
+                <w:bCs w:val="false"/>
+                <w:i w:val="false"/>
+                <w:iCs w:val="false"/>
+                <w:color w:val="000000"/>
+                <w:sz w:val="18"/>
+                <w:szCs w:val="18"/>
+              </w:rPr>
+              <w:t xml:space="preserve">1. How are similarity and enlargement applied in day-to-day life?</w:t>
+            </w:r>
+          </w:p>
+        </w:tc>
+      </w:tr>
+      <w:tr>
+        <w:tc>
+          <w:tcPr>
+            <w:tcW w:type="dxa" w:w="3000"/>
+            <w:shd w:fill="EAD1F5" w:color="auto" w:val="clear"/>
+            <w:tcMar>
+              <w:top w:type="dxa" w:w="60"/>
+              <w:left w:type="dxa" w:w="120"/>
+              <w:bottom w:type="dxa" w:w="60"/>
+              <w:right w:type="dxa" w:w="120"/>
+            </w:tcMar>
+            <w:vAlign w:val="top"/>
+          </w:tcPr>
+          <w:p>
+            <w:pPr>
+              <w:spacing w:after="40" w:before="0"/>
+              <w:jc w:val="left"/>
+            </w:pPr>
+            <w:r>
+              <w:rPr>
+                <w:rFonts w:ascii="Arial" w:cs="Arial" w:eastAsia="Arial" w:hAnsi="Arial"/>
+                <w:b/>
+                <w:bCs/>
+                <w:i w:val="false"/>
+                <w:iCs w:val="false"/>
+                <w:color w:val="000000"/>
+                <w:sz w:val="18"/>
+                <w:szCs w:val="18"/>
+              </w:rPr>
+              <w:t xml:space="preserve">Anchoring Phenomenon</w:t>
+            </w:r>
+          </w:p>
+        </w:tc>
+        <w:tc>
+          <w:tcPr>
+            <w:tcW w:type="dxa" w:w="10680"/>
+            <w:shd w:fill="FFFFFF" w:color="auto" w:val="clear"/>
+            <w:tcMar>
+              <w:top w:type="dxa" w:w="60"/>
+              <w:left w:type="dxa" w:w="120"/>
+              <w:bottom w:type="dxa" w:w="60"/>
+              <w:right w:type="dxa" w:w="120"/>
+            </w:tcMar>
+            <w:vAlign w:val="top"/>
+          </w:tcPr>
+          <w:p>
+            <w:pPr>
+              <w:spacing w:after="40" w:before="0"/>
+              <w:jc w:val="left"/>
+            </w:pPr>
+            <w:r>
+              <w:rPr>
+                <w:rFonts w:ascii="Arial" w:cs="Arial" w:eastAsia="Arial" w:hAnsi="Arial"/>
+                <w:b w:val="false"/>
+                <w:bCs w:val="false"/>
+                <w:i w:val="false"/>
+                <w:iCs w:val="false"/>
+                <w:color w:val="000000"/>
+                <w:sz w:val="18"/>
+                <w:szCs w:val="18"/>
+              </w:rPr>
+              <w:t xml:space="preserve">A Grade 10 class in Kisumu notices that their school's architectural plan pinned to the staffroom wall shows the entire school compound fitting on a single A3 sheet of paper, yet every classroom block, the water tank, and the football pitch are clearly recognisable and perfectly proportional to the real structures. The plan is labelled "Scale 1 : 200." Students are puzzled: How can a building that is 10 metres wide appear as only 5 centimetres on paper — and yet every window, door, and corridor is still in exactly the right proportion? They also notice that two water storage tanks on the compound look identical in shape but one holds exactly 8 times as much water as the other, even though it appears only twice as tall. This sparks a deeper question: if you scale up a shape by a factor of 2 in length, does the area double and the volume double as well — or does something very different happen? The phenomenon is anchored in a familiar, tangible Kenyan school environment and generates genuine cognitive conflict between learners' intuitive expectation (double the size → double everything) and the mathematical reality of squared and cubed scale factors.</w:t>
+            </w:r>
+          </w:p>
+        </w:tc>
+      </w:tr>
+      <w:tr>
+        <w:tc>
+          <w:tcPr>
+            <w:tcW w:type="dxa" w:w="3000"/>
+            <w:shd w:fill="D9EEF1" w:color="auto" w:val="clear"/>
+            <w:tcMar>
+              <w:top w:type="dxa" w:w="60"/>
+              <w:left w:type="dxa" w:w="120"/>
+              <w:bottom w:type="dxa" w:w="60"/>
+              <w:right w:type="dxa" w:w="120"/>
+            </w:tcMar>
+            <w:vAlign w:val="top"/>
+          </w:tcPr>
+          <w:p>
+            <w:pPr>
+              <w:spacing w:after="40" w:before="0"/>
+              <w:jc w:val="left"/>
+            </w:pPr>
+            <w:r>
+              <w:rPr>
+                <w:rFonts w:ascii="Arial" w:cs="Arial" w:eastAsia="Arial" w:hAnsi="Arial"/>
+                <w:b/>
+                <w:bCs/>
+                <w:i w:val="false"/>
+                <w:iCs w:val="false"/>
+                <w:color w:val="000000"/>
+                <w:sz w:val="18"/>
+                <w:szCs w:val="18"/>
+              </w:rPr>
+              <w:t xml:space="preserve">Storyline Thread</w:t>
+            </w:r>
+          </w:p>
+        </w:tc>
+        <w:tc>
+          <w:tcPr>
+            <w:tcW w:type="dxa" w:w="10680"/>
+            <w:shd w:fill="FFFFFF" w:color="auto" w:val="clear"/>
+            <w:tcMar>
+              <w:top w:type="dxa" w:w="60"/>
+              <w:left w:type="dxa" w:w="120"/>
+              <w:bottom w:type="dxa" w:w="60"/>
+              <w:right w:type="dxa" w:w="120"/>
+            </w:tcMar>
+            <w:vAlign w:val="top"/>
+          </w:tcPr>
+          <w:p>
+            <w:pPr>
+              <w:spacing w:after="40" w:before="0"/>
+              <w:jc w:val="left"/>
+            </w:pPr>
+            <w:r>
+              <w:rPr>
+                <w:rFonts w:ascii="Arial" w:cs="Arial" w:eastAsia="Arial" w:hAnsi="Arial"/>
+                <w:b w:val="false"/>
+                <w:bCs w:val="false"/>
+                <w:i w:val="false"/>
+                <w:iCs w:val="false"/>
+                <w:color w:val="000000"/>
+                <w:sz w:val="18"/>
+                <w:szCs w:val="18"/>
+              </w:rPr>
+              <w:t xml:space="preserve">Lesson 1 — Anchoring Phenomenon &amp; Properties of Similar Figures: Learners examine the school architectural plan and the two water tanks (anchoring phenomenon). In groups they collect objects from the school environment (tins, exercise books, seed pods) and sort them into similar and non-similar sets. They discuss and review the properties of similar figures — equal corresponding angles, proportional corresponding sides — and record observations on a group chart. The driving question is introduced and posted on the Driving Question Board (DQB).</w:t>
+            </w:r>
+          </w:p>
+          <w:p>
+            <w:pPr>
+              <w:spacing w:after="40" w:before="0"/>
+              <w:jc w:val="left"/>
+            </w:pPr>
+            <w:r>
+              <w:rPr>
+                <w:rFonts w:ascii="Arial" w:cs="Arial" w:eastAsia="Arial" w:hAnsi="Arial"/>
+                <w:b w:val="false"/>
+                <w:bCs w:val="false"/>
+                <w:i w:val="false"/>
+                <w:iCs w:val="false"/>
+                <w:color w:val="000000"/>
+                <w:sz w:val="18"/>
+                <w:szCs w:val="18"/>
+              </w:rPr>
+              <w:t xml:space="preserve"/>
+            </w:r>
+          </w:p>
+          <w:p>
+            <w:pPr>
+              <w:spacing w:after="40" w:before="0"/>
+              <w:jc w:val="left"/>
+            </w:pPr>
+            <w:r>
+              <w:rPr>
+                <w:rFonts w:ascii="Arial" w:cs="Arial" w:eastAsia="Arial" w:hAnsi="Arial"/>
+                <w:b w:val="false"/>
+                <w:bCs w:val="false"/>
+                <w:i w:val="false"/>
+                <w:iCs w:val="false"/>
+                <w:color w:val="000000"/>
+                <w:sz w:val="18"/>
+                <w:szCs w:val="18"/>
+              </w:rPr>
+              <w:t xml:space="preserve">Lesson 2 — Centre of Enlargement and Linear Scale Factor (L.S.F): Using an object drawn on plain paper and its enlarged image, learners draw lines through corresponding vertices and discover that all lines meet at a single point — the centre of enlargement. They measure corresponding sides and compute L.S.F = image length ÷ object length. They connect this back to the school plan: L.S.F = 1/200. Learners update the DQB with new understanding about what L.S.F means.</w:t>
+            </w:r>
+          </w:p>
+          <w:p>
+            <w:pPr>
+              <w:spacing w:after="40" w:before="0"/>
+              <w:jc w:val="left"/>
+            </w:pPr>
+            <w:r>
+              <w:rPr>
+                <w:rFonts w:ascii="Arial" w:cs="Arial" w:eastAsia="Arial" w:hAnsi="Arial"/>
+                <w:b w:val="false"/>
+                <w:bCs w:val="false"/>
+                <w:i w:val="false"/>
+                <w:iCs w:val="false"/>
+                <w:color w:val="000000"/>
+                <w:sz w:val="18"/>
+                <w:szCs w:val="18"/>
+              </w:rPr>
+              <w:t xml:space="preserve"/>
+            </w:r>
+          </w:p>
+          <w:p>
+            <w:pPr>
+              <w:spacing w:after="40" w:before="0"/>
+              <w:jc w:val="left"/>
+            </w:pPr>
+            <w:r>
+              <w:rPr>
+                <w:rFonts w:ascii="Arial" w:cs="Arial" w:eastAsia="Arial" w:hAnsi="Arial"/>
+                <w:b w:val="false"/>
+                <w:bCs w:val="false"/>
+                <w:i w:val="false"/>
+                <w:iCs w:val="false"/>
+                <w:color w:val="000000"/>
+                <w:sz w:val="18"/>
+                <w:szCs w:val="18"/>
+              </w:rPr>
+              <w:t xml:space="preserve">Lesson 3 — Constructing Images under Enlargement on a Plane Surface: Learners are guided to draw the image of a given polygon (e.g., a triangle representing a classroom block) on plain paper under a given centre and L.S.F (positive and negative values). They follow a step-by-step construction process using rulers and a geometrical set. Pairs compare constructions and check accuracy by verifying that all image sides are in the correct ratio to the object sides. They revisit the architectural plan phenomenon to confirm understanding.</w:t>
+            </w:r>
+          </w:p>
+          <w:p>
+            <w:pPr>
+              <w:spacing w:after="40" w:before="0"/>
+              <w:jc w:val="left"/>
+            </w:pPr>
+            <w:r>
+              <w:rPr>
+                <w:rFonts w:ascii="Arial" w:cs="Arial" w:eastAsia="Arial" w:hAnsi="Arial"/>
+                <w:b w:val="false"/>
+                <w:bCs w:val="false"/>
+                <w:i w:val="false"/>
+                <w:iCs w:val="false"/>
+                <w:color w:val="000000"/>
+                <w:sz w:val="18"/>
+                <w:szCs w:val="18"/>
+              </w:rPr>
+              <w:t xml:space="preserve"/>
+            </w:r>
+          </w:p>
+          <w:p>
+            <w:pPr>
+              <w:spacing w:after="40" w:before="0"/>
+              <w:jc w:val="left"/>
+            </w:pPr>
+            <w:r>
+              <w:rPr>
+                <w:rFonts w:ascii="Arial" w:cs="Arial" w:eastAsia="Arial" w:hAnsi="Arial"/>
+                <w:b w:val="false"/>
+                <w:bCs w:val="false"/>
+                <w:i w:val="false"/>
+                <w:iCs w:val="false"/>
+                <w:color w:val="000000"/>
+                <w:sz w:val="18"/>
+                <w:szCs w:val="18"/>
+              </w:rPr>
+              <w:t xml:space="preserve">Lesson 4 — Enlargement on the Cartesian Plane: Learners plot a given object on the Cartesian plane and construct its image under enlargement with a specified centre (including the origin) and L.S.F. They practise with both positive L.S.F (image on same side as object) and negative L.S.F (image on opposite side). Connections are made to GPS grid coordinates used in Kenyan land surveying. The Cartesian plane work is linked to the Kisumu school-plan phenomenon by treating the plan as a coordinate grid.</w:t>
+            </w:r>
+          </w:p>
+          <w:p>
+            <w:pPr>
+              <w:spacing w:after="40" w:before="0"/>
+              <w:jc w:val="left"/>
+            </w:pPr>
+            <w:r>
+              <w:rPr>
+                <w:rFonts w:ascii="Arial" w:cs="Arial" w:eastAsia="Arial" w:hAnsi="Arial"/>
+                <w:b w:val="false"/>
+                <w:bCs w:val="false"/>
+                <w:i w:val="false"/>
+                <w:iCs w:val="false"/>
+                <w:color w:val="000000"/>
+                <w:sz w:val="18"/>
+                <w:szCs w:val="18"/>
+              </w:rPr>
+              <w:t xml:space="preserve"/>
+            </w:r>
+          </w:p>
+          <w:p>
+            <w:pPr>
+              <w:spacing w:after="40" w:before="0"/>
+              <w:jc w:val="left"/>
+            </w:pPr>
+            <w:r>
+              <w:rPr>
+                <w:rFonts w:ascii="Arial" w:cs="Arial" w:eastAsia="Arial" w:hAnsi="Arial"/>
+                <w:b w:val="false"/>
+                <w:bCs w:val="false"/>
+                <w:i w:val="false"/>
+                <w:iCs w:val="false"/>
+                <w:color w:val="000000"/>
+                <w:sz w:val="18"/>
+                <w:szCs w:val="18"/>
+              </w:rPr>
+              <w:t xml:space="preserve">Lesson 5 — Area Scale Factor (A.S.F): Learners draw pairs of similar plane figures (rectangles, triangles) with known L.S.F, calculate their areas, and tabulate L.S.F vs. ratio of areas. They discover A.S.F = (L.S.F)². They apply this to the Unga Pembe flour packet supporting phenomenon — if the 2 kg packet has a base area 4 times that of the 1 kg packet, what is the L.S.F? Learners update the DQB: "Area scales as the square of the linear scale factor."</w:t>
+            </w:r>
+          </w:p>
+          <w:p>
+            <w:pPr>
+              <w:spacing w:after="40" w:before="0"/>
+              <w:jc w:val="left"/>
+            </w:pPr>
+            <w:r>
+              <w:rPr>
+                <w:rFonts w:ascii="Arial" w:cs="Arial" w:eastAsia="Arial" w:hAnsi="Arial"/>
+                <w:b w:val="false"/>
+                <w:bCs w:val="false"/>
+                <w:i w:val="false"/>
+                <w:iCs w:val="false"/>
+                <w:color w:val="000000"/>
+                <w:sz w:val="18"/>
+                <w:szCs w:val="18"/>
+              </w:rPr>
+              <w:t xml:space="preserve"/>
+            </w:r>
+          </w:p>
+          <w:p>
+            <w:pPr>
+              <w:spacing w:after="40" w:before="0"/>
+              <w:jc w:val="left"/>
+            </w:pPr>
+            <w:r>
+              <w:rPr>
+                <w:rFonts w:ascii="Arial" w:cs="Arial" w:eastAsia="Arial" w:hAnsi="Arial"/>
+                <w:b w:val="false"/>
+                <w:bCs w:val="false"/>
+                <w:i w:val="false"/>
+                <w:iCs w:val="false"/>
+                <w:color w:val="000000"/>
+                <w:sz w:val="18"/>
+                <w:szCs w:val="18"/>
+              </w:rPr>
+              <w:t xml:space="preserve">Lesson 6 — Volume Scale Factor (V.S.F) and the L.S.F–A.S.F–V.S.F Relationship: Learners handle (or calculate dimensions of) pairs of similar solids — the sufuria cooking pots and the two school water tanks from the anchoring phenomenon. They tabulate L.S.F, A.S.F, and V.S.F and establish V.S.F = (L.S.F)³. The group that predicted the water-tank capacity in Lesson 1 now confirms or corrects their prediction using V.S.F. Learners formalise the three-way relationship and record it on the DQB.</w:t>
+            </w:r>
+          </w:p>
+          <w:p>
+            <w:pPr>
+              <w:spacing w:after="40" w:before="0"/>
+              <w:jc w:val="left"/>
+            </w:pPr>
+            <w:r>
+              <w:rPr>
+                <w:rFonts w:ascii="Arial" w:cs="Arial" w:eastAsia="Arial" w:hAnsi="Arial"/>
+                <w:b w:val="false"/>
+                <w:bCs w:val="false"/>
+                <w:i w:val="false"/>
+                <w:iCs w:val="false"/>
+                <w:color w:val="000000"/>
+                <w:sz w:val="18"/>
+                <w:szCs w:val="18"/>
+              </w:rPr>
+              <w:t xml:space="preserve"/>
+            </w:r>
+          </w:p>
+          <w:p>
+            <w:pPr>
+              <w:spacing w:after="40" w:before="0"/>
+              <w:jc w:val="left"/>
+            </w:pPr>
+            <w:r>
+              <w:rPr>
+                <w:rFonts w:ascii="Arial" w:cs="Arial" w:eastAsia="Arial" w:hAnsi="Arial"/>
+                <w:b w:val="false"/>
+                <w:bCs w:val="false"/>
+                <w:i w:val="false"/>
+                <w:iCs w:val="false"/>
+                <w:color w:val="000000"/>
+                <w:sz w:val="18"/>
+                <w:szCs w:val="18"/>
+              </w:rPr>
+              <w:t xml:space="preserve">Lesson 7 — Application to Real-Life Situations &amp; Model-Building Project Launch: Learners work through real-life problems involving maps (Survey of Kenya scale), architectural plans, and packaging design using L.S.F, A.S.F, and V.S.F. The project is formally launched: groups select a solid (cube, cuboid, cylinder, or sphere), choose a scale factor, and use locally available materials (cardboard, clay, bottle caps, maize cobs) to construct a set of at least two similar models. Groups plan their models, calculate required dimensions, and begin construction.</w:t>
+            </w:r>
+          </w:p>
+          <w:p>
+            <w:pPr>
+              <w:spacing w:after="40" w:before="0"/>
+              <w:jc w:val="left"/>
+            </w:pPr>
+            <w:r>
+              <w:rPr>
+                <w:rFonts w:ascii="Arial" w:cs="Arial" w:eastAsia="Arial" w:hAnsi="Arial"/>
+                <w:b w:val="false"/>
+                <w:bCs w:val="false"/>
+                <w:i w:val="false"/>
+                <w:iCs w:val="false"/>
+                <w:color w:val="000000"/>
+                <w:sz w:val="18"/>
+                <w:szCs w:val="18"/>
+              </w:rPr>
+              <w:t xml:space="preserve"/>
+            </w:r>
+          </w:p>
+          <w:p>
+            <w:pPr>
+              <w:spacing w:after="40" w:before="0"/>
+              <w:jc w:val="left"/>
+            </w:pPr>
+            <w:r>
+              <w:rPr>
+                <w:rFonts w:ascii="Arial" w:cs="Arial" w:eastAsia="Arial" w:hAnsi="Arial"/>
+                <w:b w:val="false"/>
+                <w:bCs w:val="false"/>
+                <w:i w:val="false"/>
+                <w:iCs w:val="false"/>
+                <w:color w:val="000000"/>
+                <w:sz w:val="18"/>
+                <w:szCs w:val="18"/>
+              </w:rPr>
+              <w:t xml:space="preserve">Lesson 8 — Project Presentations, Model Exhibition &amp; Unit Consolidation: Groups complete and present their similar-solid models, explaining the L.S.F used and demonstrating the corresponding A.S.F and V.S.F. The class holds a mini-exhibition. Learners revisit the anchoring phenomenon (school plan and water tanks) and articulate full answers to the driving question. The DQB is reviewed collaboratively, remaining questions are addressed, and a cumulative annotated diagram model (object → image with all three scale factors labelled) is drawn individually as a consolidation activity.</w:t>
+            </w:r>
+          </w:p>
+        </w:tc>
+      </w:tr>
+      <w:tr>
+        <w:tc>
+          <w:tcPr>
+            <w:tcW w:type="dxa" w:w="3000"/>
+            <w:shd w:fill="EAD1F5" w:color="auto" w:val="clear"/>
+            <w:tcMar>
+              <w:top w:type="dxa" w:w="60"/>
+              <w:left w:type="dxa" w:w="120"/>
+              <w:bottom w:type="dxa" w:w="60"/>
+              <w:right w:type="dxa" w:w="120"/>
+            </w:tcMar>
+            <w:vAlign w:val="top"/>
+          </w:tcPr>
+          <w:p>
+            <w:pPr>
+              <w:spacing w:after="40" w:before="0"/>
+              <w:jc w:val="left"/>
+            </w:pPr>
+            <w:r>
+              <w:rPr>
+                <w:rFonts w:ascii="Arial" w:cs="Arial" w:eastAsia="Arial" w:hAnsi="Arial"/>
+                <w:b/>
+                <w:bCs/>
+                <w:i w:val="false"/>
+                <w:iCs w:val="false"/>
+                <w:color w:val="000000"/>
+                <w:sz w:val="18"/>
+                <w:szCs w:val="18"/>
+              </w:rPr>
+              <w:t xml:space="preserve">Supporting Phenomena</w:t>
+            </w:r>
+          </w:p>
+        </w:tc>
+        <w:tc>
+          <w:tcPr>
+            <w:tcW w:type="dxa" w:w="10680"/>
+            <w:shd w:fill="FFFFFF" w:color="auto" w:val="clear"/>
+            <w:tcMar>
+              <w:top w:type="dxa" w:w="60"/>
+              <w:left w:type="dxa" w:w="120"/>
+              <w:bottom w:type="dxa" w:w="60"/>
+              <w:right w:type="dxa" w:w="120"/>
+            </w:tcMar>
+            <w:vAlign w:val="top"/>
+          </w:tcPr>
+          <w:p>
+            <w:pPr>
+              <w:spacing w:after="30" w:before="0"/>
+              <w:ind w:left="360" w:hanging="180"/>
+              <w:jc w:val="left"/>
+            </w:pPr>
+            <w:r>
+              <w:rPr>
+                <w:rFonts w:ascii="Arial" w:cs="Arial" w:eastAsia="Arial" w:hAnsi="Arial"/>
+                <w:b w:val="false"/>
+                <w:bCs w:val="false"/>
+                <w:i w:val="false"/>
+                <w:iCs w:val="false"/>
+                <w:color w:val="000000"/>
+                <w:sz w:val="18"/>
+                <w:szCs w:val="18"/>
+              </w:rPr>
+              <w:t xml:space="preserve">–  A packet of Unga Pembe maize flour comes in three sizes — 1 kg, 2 kg, and 5 kg — whose packaging boxes are similar in shape. Learners measure the boxes and find that the 2 kg box is not simply twice as wide as the 1 kg box; they explore how the manufacturers calculated the dimensions so that the volume (and hence the flour capacity) scales correctly.</w:t>
+            </w:r>
+          </w:p>
+          <w:p>
+            <w:pPr>
+              <w:spacing w:after="30" w:before="0"/>
+              <w:ind w:left="360" w:hanging="180"/>
+              <w:jc w:val="left"/>
+            </w:pPr>
+            <w:r>
+              <w:rPr>
+                <w:rFonts w:ascii="Arial" w:cs="Arial" w:eastAsia="Arial" w:hAnsi="Arial"/>
+                <w:b w:val="false"/>
+                <w:bCs w:val="false"/>
+                <w:i w:val="false"/>
+                <w:iCs w:val="false"/>
+                <w:color w:val="000000"/>
+                <w:sz w:val="18"/>
+                <w:szCs w:val="18"/>
+              </w:rPr>
+              <w:t xml:space="preserve">–  Google Maps / a printed Survey of Kenya topographic map of the Rift Valley shows Lake Nakuru National Park at a stated scale. Learners measure a distance on the map and calculate the actual ground distance, directly applying linear scale factor in a geographic Kenyan context.</w:t>
+            </w:r>
+          </w:p>
+          <w:p>
+            <w:pPr>
+              <w:spacing w:after="30" w:before="0"/>
+              <w:ind w:left="360" w:hanging="180"/>
+              <w:jc w:val="left"/>
+            </w:pPr>
+            <w:r>
+              <w:rPr>
+                <w:rFonts w:ascii="Arial" w:cs="Arial" w:eastAsia="Arial" w:hAnsi="Arial"/>
+                <w:b w:val="false"/>
+                <w:bCs w:val="false"/>
+                <w:i w:val="false"/>
+                <w:iCs w:val="false"/>
+                <w:color w:val="000000"/>
+                <w:sz w:val="18"/>
+                <w:szCs w:val="18"/>
+              </w:rPr>
+              <w:t xml:space="preserve">–  Photographs of a Maasai junior warrior (moran) standing next to a scale model of a traditional manyatta homestead reveal that the model is geometrically similar to the real homestead. Learners identify corresponding lengths and calculate the scale factor used by the craftsman.</w:t>
+            </w:r>
+          </w:p>
+          <w:p>
+            <w:pPr>
+              <w:spacing w:after="30" w:before="0"/>
+              <w:ind w:left="360" w:hanging="180"/>
+              <w:jc w:val="left"/>
+            </w:pPr>
+            <w:r>
+              <w:rPr>
+                <w:rFonts w:ascii="Arial" w:cs="Arial" w:eastAsia="Arial" w:hAnsi="Arial"/>
+                <w:b w:val="false"/>
+                <w:bCs w:val="false"/>
+                <w:i w:val="false"/>
+                <w:iCs w:val="false"/>
+                <w:color w:val="000000"/>
+                <w:sz w:val="18"/>
+                <w:szCs w:val="18"/>
+              </w:rPr>
+              <w:t xml:space="preserve">–  Two similar cylindrical metal cooking pots (sufuria) of different sizes are displayed: one is used for cooking ugali for a family of 5, the other for a school kitchen feeding 200 learners. Learners predict how many times more water the larger pot holds given that its diameter is 3 times that of the smaller one, confronting the volume scale factor concept.</w:t>
+            </w:r>
+          </w:p>
+        </w:tc>
+      </w:tr>
+    </w:tbl>
+    <w:p>
+      <w:pPr>
+        <w:spacing w:after="120"/>
+      </w:pPr>
+      <w:r>
+        <w:t xml:space="preserve"/>
       </w:r>
     </w:p>
     <w:p>
@@ -150,7 +2225,7 @@
         </w:rPr>
         <w:t xml:space="preserve">© 2026 SeaVuria and ARES. This work is licensed under a </w:t>
       </w:r>
-      <w:hyperlink w:history="1" r:id="rIdlfr7-smeac_4lslhagpul">
+      <w:hyperlink w:history="1" r:id="rIdn-8rnoawf2vaitgzagaa3">
         <w:r>
           <w:rPr>
             <w:rFonts w:ascii="Arial" w:cs="Arial" w:eastAsia="Arial" w:hAnsi="Arial"/>
@@ -170,7 +2245,7 @@
         </w:rPr>
         <w:t xml:space="preserve"> (</w:t>
       </w:r>
-      <w:hyperlink w:history="1" r:id="rIdorq9a-1edbkqieygbxkdo">
+      <w:hyperlink w:history="1" r:id="rIdwn7kuaefgm1zhy1gtc6mr">
         <w:r>
           <w:rPr>
             <w:rFonts w:ascii="Arial" w:cs="Arial" w:eastAsia="Arial" w:hAnsi="Arial"/>
@@ -190,7 +2265,7 @@
         </w:rPr>
         <w:t xml:space="preserve">). To view a copy of this license, visit </w:t>
       </w:r>
-      <w:hyperlink w:history="1" r:id="rIdcco4rnezml6qwp9z_hlkf">
+      <w:hyperlink w:history="1" r:id="rIdn5ftfqzmnvu_latse1wxh">
         <w:r>
           <w:rPr>
             <w:rFonts w:ascii="Arial" w:cs="Arial" w:eastAsia="Arial" w:hAnsi="Arial"/>
@@ -209,2081 +2284,6 @@
           <w:szCs w:val="17"/>
         </w:rPr>
         <w:t xml:space="preserve">. You are free to copy, redistribute, and adapt this material in any medium or format, provided appropriate credit is given and the material is not used for commercial purposes. KICD learning outcomes and curriculum designations reproduced here for alignment purposes remain the property of KICD and are not covered by this license. Linked external resources (e.g. CK-12, Khan Academy, PhET) are subject to their own licenses.</w:t>
-      </w:r>
-    </w:p>
-    <w:p>
-      <w:pPr>
-        <w:spacing w:after="120"/>
-      </w:pPr>
-      <w:r>
-        <w:t xml:space="preserve"/>
-      </w:r>
-    </w:p>
-    <w:tbl>
-      <w:tblPr>
-        <w:tblW w:type="dxa" w:w="13680"/>
-        <w:tblBorders>
-          <w:top w:val="single" w:color="AAAAAA" w:sz="4"/>
-          <w:left w:val="single" w:color="AAAAAA" w:sz="4"/>
-          <w:bottom w:val="single" w:color="AAAAAA" w:sz="4"/>
-          <w:right w:val="single" w:color="AAAAAA" w:sz="4"/>
-          <w:insideH w:val="single" w:color="auto" w:sz="4"/>
-          <w:insideV w:val="single" w:color="auto" w:sz="4"/>
-        </w:tblBorders>
-        <w:tblLayout w:type="fixed"/>
-      </w:tblPr>
-      <w:tblGrid>
-        <w:gridCol w:w="3000"/>
-        <w:gridCol w:w="10680"/>
-      </w:tblGrid>
-      <w:tr>
-        <w:tc>
-          <w:tcPr>
-            <w:tcW w:type="dxa" w:w="13680"/>
-            <w:gridSpan w:val="2"/>
-            <w:shd w:fill="1F3864" w:color="auto" w:val="clear"/>
-            <w:tcMar>
-              <w:top w:type="dxa" w:w="60"/>
-              <w:left w:type="dxa" w:w="120"/>
-              <w:bottom w:type="dxa" w:w="60"/>
-              <w:right w:type="dxa" w:w="120"/>
-            </w:tcMar>
-            <w:vAlign w:val="top"/>
-          </w:tcPr>
-          <w:p>
-            <w:pPr>
-              <w:spacing w:after="40" w:before="0"/>
-              <w:jc w:val="center"/>
-            </w:pPr>
-            <w:r>
-              <w:rPr>
-                <w:rFonts w:ascii="Arial" w:cs="Arial" w:eastAsia="Arial" w:hAnsi="Arial"/>
-                <w:b/>
-                <w:bCs/>
-                <w:i w:val="false"/>
-                <w:iCs w:val="false"/>
-                <w:color w:val="FFFFFF"/>
-                <w:sz w:val="22"/>
-                <w:szCs w:val="22"/>
-              </w:rPr>
-              <w:t xml:space="preserve">SUB-STRAND OVERVIEW</w:t>
-            </w:r>
-          </w:p>
-        </w:tc>
-      </w:tr>
-      <w:tr>
-        <w:tc>
-          <w:tcPr>
-            <w:tcW w:type="dxa" w:w="3000"/>
-            <w:shd w:fill="D5E8F0" w:color="auto" w:val="clear"/>
-            <w:tcMar>
-              <w:top w:type="dxa" w:w="60"/>
-              <w:left w:type="dxa" w:w="120"/>
-              <w:bottom w:type="dxa" w:w="60"/>
-              <w:right w:type="dxa" w:w="120"/>
-            </w:tcMar>
-            <w:vAlign w:val="top"/>
-          </w:tcPr>
-          <w:p>
-            <w:pPr>
-              <w:spacing w:after="40" w:before="0"/>
-              <w:jc w:val="left"/>
-            </w:pPr>
-            <w:r>
-              <w:rPr>
-                <w:rFonts w:ascii="Arial" w:cs="Arial" w:eastAsia="Arial" w:hAnsi="Arial"/>
-                <w:b/>
-                <w:bCs/>
-                <w:i w:val="false"/>
-                <w:iCs w:val="false"/>
-                <w:color w:val="000000"/>
-                <w:sz w:val="18"/>
-                <w:szCs w:val="18"/>
-              </w:rPr>
-              <w:t xml:space="preserve">Grade Level</w:t>
-            </w:r>
-          </w:p>
-        </w:tc>
-        <w:tc>
-          <w:tcPr>
-            <w:tcW w:type="dxa" w:w="10680"/>
-            <w:shd w:fill="FFFFFF" w:color="auto" w:val="clear"/>
-            <w:tcMar>
-              <w:top w:type="dxa" w:w="60"/>
-              <w:left w:type="dxa" w:w="120"/>
-              <w:bottom w:type="dxa" w:w="60"/>
-              <w:right w:type="dxa" w:w="120"/>
-            </w:tcMar>
-            <w:vAlign w:val="top"/>
-          </w:tcPr>
-          <w:p>
-            <w:pPr>
-              <w:spacing w:after="40" w:before="0"/>
-              <w:jc w:val="left"/>
-            </w:pPr>
-            <w:r>
-              <w:rPr>
-                <w:rFonts w:ascii="Arial" w:cs="Arial" w:eastAsia="Arial" w:hAnsi="Arial"/>
-                <w:b w:val="false"/>
-                <w:bCs w:val="false"/>
-                <w:i w:val="false"/>
-                <w:iCs w:val="false"/>
-                <w:color w:val="000000"/>
-                <w:sz w:val="18"/>
-                <w:szCs w:val="18"/>
-              </w:rPr>
-              <w:t xml:space="preserve">10</w:t>
-            </w:r>
-          </w:p>
-        </w:tc>
-      </w:tr>
-      <w:tr>
-        <w:tc>
-          <w:tcPr>
-            <w:tcW w:type="dxa" w:w="3000"/>
-            <w:shd w:fill="D5E8F0" w:color="auto" w:val="clear"/>
-            <w:tcMar>
-              <w:top w:type="dxa" w:w="60"/>
-              <w:left w:type="dxa" w:w="120"/>
-              <w:bottom w:type="dxa" w:w="60"/>
-              <w:right w:type="dxa" w:w="120"/>
-            </w:tcMar>
-            <w:vAlign w:val="top"/>
-          </w:tcPr>
-          <w:p>
-            <w:pPr>
-              <w:spacing w:after="40" w:before="0"/>
-              <w:jc w:val="left"/>
-            </w:pPr>
-            <w:r>
-              <w:rPr>
-                <w:rFonts w:ascii="Arial" w:cs="Arial" w:eastAsia="Arial" w:hAnsi="Arial"/>
-                <w:b/>
-                <w:bCs/>
-                <w:i w:val="false"/>
-                <w:iCs w:val="false"/>
-                <w:color w:val="000000"/>
-                <w:sz w:val="18"/>
-                <w:szCs w:val="18"/>
-              </w:rPr>
-              <w:t xml:space="preserve">Subject</w:t>
-            </w:r>
-          </w:p>
-        </w:tc>
-        <w:tc>
-          <w:tcPr>
-            <w:tcW w:type="dxa" w:w="10680"/>
-            <w:shd w:fill="FFFFFF" w:color="auto" w:val="clear"/>
-            <w:tcMar>
-              <w:top w:type="dxa" w:w="60"/>
-              <w:left w:type="dxa" w:w="120"/>
-              <w:bottom w:type="dxa" w:w="60"/>
-              <w:right w:type="dxa" w:w="120"/>
-            </w:tcMar>
-            <w:vAlign w:val="top"/>
-          </w:tcPr>
-          <w:p>
-            <w:pPr>
-              <w:spacing w:after="40" w:before="0"/>
-              <w:jc w:val="left"/>
-            </w:pPr>
-            <w:r>
-              <w:rPr>
-                <w:rFonts w:ascii="Arial" w:cs="Arial" w:eastAsia="Arial" w:hAnsi="Arial"/>
-                <w:b w:val="false"/>
-                <w:bCs w:val="false"/>
-                <w:i w:val="false"/>
-                <w:iCs w:val="false"/>
-                <w:color w:val="000000"/>
-                <w:sz w:val="18"/>
-                <w:szCs w:val="18"/>
-              </w:rPr>
-              <w:t xml:space="preserve">Core Mathematics</w:t>
-            </w:r>
-          </w:p>
-        </w:tc>
-      </w:tr>
-      <w:tr>
-        <w:tc>
-          <w:tcPr>
-            <w:tcW w:type="dxa" w:w="3000"/>
-            <w:shd w:fill="D5E8F0" w:color="auto" w:val="clear"/>
-            <w:tcMar>
-              <w:top w:type="dxa" w:w="60"/>
-              <w:left w:type="dxa" w:w="120"/>
-              <w:bottom w:type="dxa" w:w="60"/>
-              <w:right w:type="dxa" w:w="120"/>
-            </w:tcMar>
-            <w:vAlign w:val="top"/>
-          </w:tcPr>
-          <w:p>
-            <w:pPr>
-              <w:spacing w:after="40" w:before="0"/>
-              <w:jc w:val="left"/>
-            </w:pPr>
-            <w:r>
-              <w:rPr>
-                <w:rFonts w:ascii="Arial" w:cs="Arial" w:eastAsia="Arial" w:hAnsi="Arial"/>
-                <w:b/>
-                <w:bCs/>
-                <w:i w:val="false"/>
-                <w:iCs w:val="false"/>
-                <w:color w:val="000000"/>
-                <w:sz w:val="18"/>
-                <w:szCs w:val="18"/>
-              </w:rPr>
-              <w:t xml:space="preserve">Strand</w:t>
-            </w:r>
-          </w:p>
-        </w:tc>
-        <w:tc>
-          <w:tcPr>
-            <w:tcW w:type="dxa" w:w="10680"/>
-            <w:shd w:fill="FFFFFF" w:color="auto" w:val="clear"/>
-            <w:tcMar>
-              <w:top w:type="dxa" w:w="60"/>
-              <w:left w:type="dxa" w:w="120"/>
-              <w:bottom w:type="dxa" w:w="60"/>
-              <w:right w:type="dxa" w:w="120"/>
-            </w:tcMar>
-            <w:vAlign w:val="top"/>
-          </w:tcPr>
-          <w:p>
-            <w:pPr>
-              <w:spacing w:after="40" w:before="0"/>
-              <w:jc w:val="left"/>
-            </w:pPr>
-            <w:r>
-              <w:rPr>
-                <w:rFonts w:ascii="Arial" w:cs="Arial" w:eastAsia="Arial" w:hAnsi="Arial"/>
-                <w:b w:val="false"/>
-                <w:bCs w:val="false"/>
-                <w:i w:val="false"/>
-                <w:iCs w:val="false"/>
-                <w:color w:val="000000"/>
-                <w:sz w:val="18"/>
-                <w:szCs w:val="18"/>
-              </w:rPr>
-              <w:t xml:space="preserve">Strand 2.0: Measurements and Geometry</w:t>
-            </w:r>
-          </w:p>
-        </w:tc>
-      </w:tr>
-      <w:tr>
-        <w:tc>
-          <w:tcPr>
-            <w:tcW w:type="dxa" w:w="3000"/>
-            <w:shd w:fill="D5E8F0" w:color="auto" w:val="clear"/>
-            <w:tcMar>
-              <w:top w:type="dxa" w:w="60"/>
-              <w:left w:type="dxa" w:w="120"/>
-              <w:bottom w:type="dxa" w:w="60"/>
-              <w:right w:type="dxa" w:w="120"/>
-            </w:tcMar>
-            <w:vAlign w:val="top"/>
-          </w:tcPr>
-          <w:p>
-            <w:pPr>
-              <w:spacing w:after="40" w:before="0"/>
-              <w:jc w:val="left"/>
-            </w:pPr>
-            <w:r>
-              <w:rPr>
-                <w:rFonts w:ascii="Arial" w:cs="Arial" w:eastAsia="Arial" w:hAnsi="Arial"/>
-                <w:b/>
-                <w:bCs/>
-                <w:i w:val="false"/>
-                <w:iCs w:val="false"/>
-                <w:color w:val="000000"/>
-                <w:sz w:val="18"/>
-                <w:szCs w:val="18"/>
-              </w:rPr>
-              <w:t xml:space="preserve">Sub-Strand</w:t>
-            </w:r>
-          </w:p>
-        </w:tc>
-        <w:tc>
-          <w:tcPr>
-            <w:tcW w:type="dxa" w:w="10680"/>
-            <w:shd w:fill="FFFFFF" w:color="auto" w:val="clear"/>
-            <w:tcMar>
-              <w:top w:type="dxa" w:w="60"/>
-              <w:left w:type="dxa" w:w="120"/>
-              <w:bottom w:type="dxa" w:w="60"/>
-              <w:right w:type="dxa" w:w="120"/>
-            </w:tcMar>
-            <w:vAlign w:val="top"/>
-          </w:tcPr>
-          <w:p>
-            <w:pPr>
-              <w:spacing w:after="40" w:before="0"/>
-              <w:jc w:val="left"/>
-            </w:pPr>
-            <w:r>
-              <w:rPr>
-                <w:rFonts w:ascii="Arial" w:cs="Arial" w:eastAsia="Arial" w:hAnsi="Arial"/>
-                <w:b w:val="false"/>
-                <w:bCs w:val="false"/>
-                <w:i w:val="false"/>
-                <w:iCs w:val="false"/>
-                <w:color w:val="000000"/>
-                <w:sz w:val="18"/>
-                <w:szCs w:val="18"/>
-              </w:rPr>
-              <w:t xml:space="preserve">Sub-Strand 2.1: Similarity and Enlargement</w:t>
-            </w:r>
-          </w:p>
-        </w:tc>
-      </w:tr>
-      <w:tr>
-        <w:tc>
-          <w:tcPr>
-            <w:tcW w:type="dxa" w:w="3000"/>
-            <w:shd w:fill="D5E8F0" w:color="auto" w:val="clear"/>
-            <w:tcMar>
-              <w:top w:type="dxa" w:w="60"/>
-              <w:left w:type="dxa" w:w="120"/>
-              <w:bottom w:type="dxa" w:w="60"/>
-              <w:right w:type="dxa" w:w="120"/>
-            </w:tcMar>
-            <w:vAlign w:val="top"/>
-          </w:tcPr>
-          <w:p>
-            <w:pPr>
-              <w:spacing w:after="40" w:before="0"/>
-              <w:jc w:val="left"/>
-            </w:pPr>
-            <w:r>
-              <w:rPr>
-                <w:rFonts w:ascii="Arial" w:cs="Arial" w:eastAsia="Arial" w:hAnsi="Arial"/>
-                <w:b/>
-                <w:bCs/>
-                <w:i w:val="false"/>
-                <w:iCs w:val="false"/>
-                <w:color w:val="000000"/>
-                <w:sz w:val="18"/>
-                <w:szCs w:val="18"/>
-              </w:rPr>
-              <w:t xml:space="preserve">Total Duration</w:t>
-            </w:r>
-          </w:p>
-        </w:tc>
-        <w:tc>
-          <w:tcPr>
-            <w:tcW w:type="dxa" w:w="10680"/>
-            <w:shd w:fill="FFFFFF" w:color="auto" w:val="clear"/>
-            <w:tcMar>
-              <w:top w:type="dxa" w:w="60"/>
-              <w:left w:type="dxa" w:w="120"/>
-              <w:bottom w:type="dxa" w:w="60"/>
-              <w:right w:type="dxa" w:w="120"/>
-            </w:tcMar>
-            <w:vAlign w:val="top"/>
-          </w:tcPr>
-          <w:p>
-            <w:pPr>
-              <w:spacing w:after="40" w:before="0"/>
-              <w:jc w:val="left"/>
-            </w:pPr>
-            <w:r>
-              <w:rPr>
-                <w:rFonts w:ascii="Arial" w:cs="Arial" w:eastAsia="Arial" w:hAnsi="Arial"/>
-                <w:b w:val="false"/>
-                <w:bCs w:val="false"/>
-                <w:i w:val="false"/>
-                <w:iCs w:val="false"/>
-                <w:color w:val="000000"/>
-                <w:sz w:val="18"/>
-                <w:szCs w:val="18"/>
-              </w:rPr>
-              <w:t xml:space="preserve">8 lessons × 40 minutes = 320 minutes total</w:t>
-            </w:r>
-          </w:p>
-        </w:tc>
-      </w:tr>
-      <w:tr>
-        <w:tc>
-          <w:tcPr>
-            <w:tcW w:type="dxa" w:w="3000"/>
-            <w:shd w:fill="D5E8F0" w:color="auto" w:val="clear"/>
-            <w:tcMar>
-              <w:top w:type="dxa" w:w="60"/>
-              <w:left w:type="dxa" w:w="120"/>
-              <w:bottom w:type="dxa" w:w="60"/>
-              <w:right w:type="dxa" w:w="120"/>
-            </w:tcMar>
-            <w:vAlign w:val="top"/>
-          </w:tcPr>
-          <w:p>
-            <w:pPr>
-              <w:spacing w:after="40" w:before="0"/>
-              <w:jc w:val="left"/>
-            </w:pPr>
-            <w:r>
-              <w:rPr>
-                <w:rFonts w:ascii="Arial" w:cs="Arial" w:eastAsia="Arial" w:hAnsi="Arial"/>
-                <w:b/>
-                <w:bCs/>
-                <w:i w:val="false"/>
-                <w:iCs w:val="false"/>
-                <w:color w:val="000000"/>
-                <w:sz w:val="18"/>
-                <w:szCs w:val="18"/>
-              </w:rPr>
-              <w:t xml:space="preserve">Sub-Strand Content</w:t>
-            </w:r>
-          </w:p>
-        </w:tc>
-        <w:tc>
-          <w:tcPr>
-            <w:tcW w:type="dxa" w:w="10680"/>
-            <w:shd w:fill="FFFFFF" w:color="auto" w:val="clear"/>
-            <w:tcMar>
-              <w:top w:type="dxa" w:w="60"/>
-              <w:left w:type="dxa" w:w="120"/>
-              <w:bottom w:type="dxa" w:w="60"/>
-              <w:right w:type="dxa" w:w="120"/>
-            </w:tcMar>
-            <w:vAlign w:val="top"/>
-          </w:tcPr>
-          <w:p>
-            <w:pPr>
-              <w:spacing w:after="30" w:before="0"/>
-              <w:ind w:left="360" w:hanging="180"/>
-              <w:jc w:val="left"/>
-            </w:pPr>
-            <w:r>
-              <w:rPr>
-                <w:rFonts w:ascii="Arial" w:cs="Arial" w:eastAsia="Arial" w:hAnsi="Arial"/>
-                <w:b w:val="false"/>
-                <w:bCs w:val="false"/>
-                <w:i w:val="false"/>
-                <w:iCs w:val="false"/>
-                <w:color w:val="000000"/>
-                <w:sz w:val="18"/>
-                <w:szCs w:val="18"/>
-              </w:rPr>
-              <w:t xml:space="preserve">–  Similarity: properties of similar figures and identifying similar objects from the environment</w:t>
-            </w:r>
-          </w:p>
-          <w:p>
-            <w:pPr>
-              <w:spacing w:after="30" w:before="0"/>
-              <w:ind w:left="360" w:hanging="180"/>
-              <w:jc w:val="left"/>
-            </w:pPr>
-            <w:r>
-              <w:rPr>
-                <w:rFonts w:ascii="Arial" w:cs="Arial" w:eastAsia="Arial" w:hAnsi="Arial"/>
-                <w:b w:val="false"/>
-                <w:bCs w:val="false"/>
-                <w:i w:val="false"/>
-                <w:iCs w:val="false"/>
-                <w:color w:val="000000"/>
-                <w:sz w:val="18"/>
-                <w:szCs w:val="18"/>
-              </w:rPr>
-              <w:t xml:space="preserve">–  Centre of Enlargement: establishing the centre using an object and its image</w:t>
-            </w:r>
-          </w:p>
-          <w:p>
-            <w:pPr>
-              <w:spacing w:after="30" w:before="0"/>
-              <w:ind w:left="360" w:hanging="180"/>
-              <w:jc w:val="left"/>
-            </w:pPr>
-            <w:r>
-              <w:rPr>
-                <w:rFonts w:ascii="Arial" w:cs="Arial" w:eastAsia="Arial" w:hAnsi="Arial"/>
-                <w:b w:val="false"/>
-                <w:bCs w:val="false"/>
-                <w:i w:val="false"/>
-                <w:iCs w:val="false"/>
-                <w:color w:val="000000"/>
-                <w:sz w:val="18"/>
-                <w:szCs w:val="18"/>
-              </w:rPr>
-              <w:t xml:space="preserve">–  Linear Scale Factor (L.S.F): determining L.S.F from corresponding side lengths of similar figures</w:t>
-            </w:r>
-          </w:p>
-          <w:p>
-            <w:pPr>
-              <w:spacing w:after="30" w:before="0"/>
-              <w:ind w:left="360" w:hanging="180"/>
-              <w:jc w:val="left"/>
-            </w:pPr>
-            <w:r>
-              <w:rPr>
-                <w:rFonts w:ascii="Arial" w:cs="Arial" w:eastAsia="Arial" w:hAnsi="Arial"/>
-                <w:b w:val="false"/>
-                <w:bCs w:val="false"/>
-                <w:i w:val="false"/>
-                <w:iCs w:val="false"/>
-                <w:color w:val="000000"/>
-                <w:sz w:val="18"/>
-                <w:szCs w:val="18"/>
-              </w:rPr>
-              <w:t xml:space="preserve">–  Constructing images under enlargement on a plane surface given centre and L.S.F</w:t>
-            </w:r>
-          </w:p>
-          <w:p>
-            <w:pPr>
-              <w:spacing w:after="30" w:before="0"/>
-              <w:ind w:left="360" w:hanging="180"/>
-              <w:jc w:val="left"/>
-            </w:pPr>
-            <w:r>
-              <w:rPr>
-                <w:rFonts w:ascii="Arial" w:cs="Arial" w:eastAsia="Arial" w:hAnsi="Arial"/>
-                <w:b w:val="false"/>
-                <w:bCs w:val="false"/>
-                <w:i w:val="false"/>
-                <w:iCs w:val="false"/>
-                <w:color w:val="000000"/>
-                <w:sz w:val="18"/>
-                <w:szCs w:val="18"/>
-              </w:rPr>
-              <w:t xml:space="preserve">–  Enlargement on the Cartesian plane given centre and linear scale factor</w:t>
-            </w:r>
-          </w:p>
-          <w:p>
-            <w:pPr>
-              <w:spacing w:after="30" w:before="0"/>
-              <w:ind w:left="360" w:hanging="180"/>
-              <w:jc w:val="left"/>
-            </w:pPr>
-            <w:r>
-              <w:rPr>
-                <w:rFonts w:ascii="Arial" w:cs="Arial" w:eastAsia="Arial" w:hAnsi="Arial"/>
-                <w:b w:val="false"/>
-                <w:bCs w:val="false"/>
-                <w:i w:val="false"/>
-                <w:iCs w:val="false"/>
-                <w:color w:val="000000"/>
-                <w:sz w:val="18"/>
-                <w:szCs w:val="18"/>
-              </w:rPr>
-              <w:t xml:space="preserve">–  Area Scale Factor (A.S.F): working out the ratio of areas of similar plane figures</w:t>
-            </w:r>
-          </w:p>
-          <w:p>
-            <w:pPr>
-              <w:spacing w:after="30" w:before="0"/>
-              <w:ind w:left="360" w:hanging="180"/>
-              <w:jc w:val="left"/>
-            </w:pPr>
-            <w:r>
-              <w:rPr>
-                <w:rFonts w:ascii="Arial" w:cs="Arial" w:eastAsia="Arial" w:hAnsi="Arial"/>
-                <w:b w:val="false"/>
-                <w:bCs w:val="false"/>
-                <w:i w:val="false"/>
-                <w:iCs w:val="false"/>
-                <w:color w:val="000000"/>
-                <w:sz w:val="18"/>
-                <w:szCs w:val="18"/>
-              </w:rPr>
-              <w:t xml:space="preserve">–  Volume Scale Factor (V.S.F): working out the ratio of volumes of similar solids</w:t>
-            </w:r>
-          </w:p>
-          <w:p>
-            <w:pPr>
-              <w:spacing w:after="30" w:before="0"/>
-              <w:ind w:left="360" w:hanging="180"/>
-              <w:jc w:val="left"/>
-            </w:pPr>
-            <w:r>
-              <w:rPr>
-                <w:rFonts w:ascii="Arial" w:cs="Arial" w:eastAsia="Arial" w:hAnsi="Arial"/>
-                <w:b w:val="false"/>
-                <w:bCs w:val="false"/>
-                <w:i w:val="false"/>
-                <w:iCs w:val="false"/>
-                <w:color w:val="000000"/>
-                <w:sz w:val="18"/>
-                <w:szCs w:val="18"/>
-              </w:rPr>
-              <w:t xml:space="preserve">–  Relationship between L.S.F, A.S.F and V.S.F</w:t>
-            </w:r>
-          </w:p>
-          <w:p>
-            <w:pPr>
-              <w:spacing w:after="30" w:before="0"/>
-              <w:ind w:left="360" w:hanging="180"/>
-              <w:jc w:val="left"/>
-            </w:pPr>
-            <w:r>
-              <w:rPr>
-                <w:rFonts w:ascii="Arial" w:cs="Arial" w:eastAsia="Arial" w:hAnsi="Arial"/>
-                <w:b w:val="false"/>
-                <w:bCs w:val="false"/>
-                <w:i w:val="false"/>
-                <w:iCs w:val="false"/>
-                <w:color w:val="000000"/>
-                <w:sz w:val="18"/>
-                <w:szCs w:val="18"/>
-              </w:rPr>
-              <w:t xml:space="preserve">–  Application of similarity and enlargement to real-life situations</w:t>
-            </w:r>
-          </w:p>
-          <w:p>
-            <w:pPr>
-              <w:spacing w:after="30" w:before="0"/>
-              <w:ind w:left="360" w:hanging="180"/>
-              <w:jc w:val="left"/>
-            </w:pPr>
-            <w:r>
-              <w:rPr>
-                <w:rFonts w:ascii="Arial" w:cs="Arial" w:eastAsia="Arial" w:hAnsi="Arial"/>
-                <w:b w:val="false"/>
-                <w:bCs w:val="false"/>
-                <w:i w:val="false"/>
-                <w:iCs w:val="false"/>
-                <w:color w:val="000000"/>
-                <w:sz w:val="18"/>
-                <w:szCs w:val="18"/>
-              </w:rPr>
-              <w:t xml:space="preserve">–  Project: making models of similar solids (cubes, cuboids, cylinders, spheres) using locally available materials</w:t>
-            </w:r>
-          </w:p>
-        </w:tc>
-      </w:tr>
-      <w:tr>
-        <w:tc>
-          <w:tcPr>
-            <w:tcW w:type="dxa" w:w="3000"/>
-            <w:shd w:fill="D5E8F0" w:color="auto" w:val="clear"/>
-            <w:tcMar>
-              <w:top w:type="dxa" w:w="60"/>
-              <w:left w:type="dxa" w:w="120"/>
-              <w:bottom w:type="dxa" w:w="60"/>
-              <w:right w:type="dxa" w:w="120"/>
-            </w:tcMar>
-            <w:vAlign w:val="top"/>
-          </w:tcPr>
-          <w:p>
-            <w:pPr>
-              <w:spacing w:after="40" w:before="0"/>
-              <w:jc w:val="left"/>
-            </w:pPr>
-            <w:r>
-              <w:rPr>
-                <w:rFonts w:ascii="Arial" w:cs="Arial" w:eastAsia="Arial" w:hAnsi="Arial"/>
-                <w:b/>
-                <w:bCs/>
-                <w:i w:val="false"/>
-                <w:iCs w:val="false"/>
-                <w:color w:val="000000"/>
-                <w:sz w:val="18"/>
-                <w:szCs w:val="18"/>
-              </w:rPr>
-              <w:t xml:space="preserve">Learning Outcomes</w:t>
-            </w:r>
-          </w:p>
-        </w:tc>
-        <w:tc>
-          <w:tcPr>
-            <w:tcW w:type="dxa" w:w="10680"/>
-            <w:shd w:fill="FFFFFF" w:color="auto" w:val="clear"/>
-            <w:tcMar>
-              <w:top w:type="dxa" w:w="60"/>
-              <w:left w:type="dxa" w:w="120"/>
-              <w:bottom w:type="dxa" w:w="60"/>
-              <w:right w:type="dxa" w:w="120"/>
-            </w:tcMar>
-            <w:vAlign w:val="top"/>
-          </w:tcPr>
-          <w:p>
-            <w:pPr>
-              <w:spacing w:after="40" w:before="0"/>
-              <w:jc w:val="left"/>
-            </w:pPr>
-            <w:r>
-              <w:rPr>
-                <w:rFonts w:ascii="Arial" w:cs="Arial" w:eastAsia="Arial" w:hAnsi="Arial"/>
-                <w:b w:val="false"/>
-                <w:bCs w:val="false"/>
-                <w:i w:val="false"/>
-                <w:iCs w:val="false"/>
-                <w:color w:val="000000"/>
-                <w:sz w:val="18"/>
-                <w:szCs w:val="18"/>
-              </w:rPr>
-              <w:t xml:space="preserve">By the end of the sub-strand, the learner should be able to:</w:t>
-            </w:r>
-          </w:p>
-          <w:p>
-            <w:pPr>
-              <w:spacing w:after="40" w:before="0"/>
-              <w:jc w:val="left"/>
-            </w:pPr>
-            <w:r>
-              <w:rPr>
-                <w:rFonts w:ascii="Arial" w:cs="Arial" w:eastAsia="Arial" w:hAnsi="Arial"/>
-                <w:b w:val="false"/>
-                <w:bCs w:val="false"/>
-                <w:i w:val="false"/>
-                <w:iCs w:val="false"/>
-                <w:color w:val="000000"/>
-                <w:sz w:val="18"/>
-                <w:szCs w:val="18"/>
-              </w:rPr>
-              <w:t xml:space="preserve">a) determine the centre of enlargement and the linear scale factor for similar figures,</w:t>
-            </w:r>
-          </w:p>
-          <w:p>
-            <w:pPr>
-              <w:spacing w:after="40" w:before="0"/>
-              <w:jc w:val="left"/>
-            </w:pPr>
-            <w:r>
-              <w:rPr>
-                <w:rFonts w:ascii="Arial" w:cs="Arial" w:eastAsia="Arial" w:hAnsi="Arial"/>
-                <w:b w:val="false"/>
-                <w:bCs w:val="false"/>
-                <w:i w:val="false"/>
-                <w:iCs w:val="false"/>
-                <w:color w:val="000000"/>
-                <w:sz w:val="18"/>
-                <w:szCs w:val="18"/>
-              </w:rPr>
-              <w:t xml:space="preserve">b) construct the image of an object under an enlargement given the centre and the linear scale factor,</w:t>
-            </w:r>
-          </w:p>
-          <w:p>
-            <w:pPr>
-              <w:spacing w:after="40" w:before="0"/>
-              <w:jc w:val="left"/>
-            </w:pPr>
-            <w:r>
-              <w:rPr>
-                <w:rFonts w:ascii="Arial" w:cs="Arial" w:eastAsia="Arial" w:hAnsi="Arial"/>
-                <w:b w:val="false"/>
-                <w:bCs w:val="false"/>
-                <w:i w:val="false"/>
-                <w:iCs w:val="false"/>
-                <w:color w:val="000000"/>
-                <w:sz w:val="18"/>
-                <w:szCs w:val="18"/>
-              </w:rPr>
-              <w:t xml:space="preserve">c) determine the area and volume scale factor of different figures and solids,</w:t>
-            </w:r>
-          </w:p>
-          <w:p>
-            <w:pPr>
-              <w:spacing w:after="40" w:before="0"/>
-              <w:jc w:val="left"/>
-            </w:pPr>
-            <w:r>
-              <w:rPr>
-                <w:rFonts w:ascii="Arial" w:cs="Arial" w:eastAsia="Arial" w:hAnsi="Arial"/>
-                <w:b w:val="false"/>
-                <w:bCs w:val="false"/>
-                <w:i w:val="false"/>
-                <w:iCs w:val="false"/>
-                <w:color w:val="000000"/>
-                <w:sz w:val="18"/>
-                <w:szCs w:val="18"/>
-              </w:rPr>
-              <w:t xml:space="preserve">d) relate linear scale factor, area scale factor, and volume scale factor in enlargements,</w:t>
-            </w:r>
-          </w:p>
-          <w:p>
-            <w:pPr>
-              <w:spacing w:after="40" w:before="0"/>
-              <w:jc w:val="left"/>
-            </w:pPr>
-            <w:r>
-              <w:rPr>
-                <w:rFonts w:ascii="Arial" w:cs="Arial" w:eastAsia="Arial" w:hAnsi="Arial"/>
-                <w:b w:val="false"/>
-                <w:bCs w:val="false"/>
-                <w:i w:val="false"/>
-                <w:iCs w:val="false"/>
-                <w:color w:val="000000"/>
-                <w:sz w:val="18"/>
-                <w:szCs w:val="18"/>
-              </w:rPr>
-              <w:t xml:space="preserve">e) apply similarity and enlargement to real-life situations,</w:t>
-            </w:r>
-          </w:p>
-          <w:p>
-            <w:pPr>
-              <w:spacing w:after="40" w:before="0"/>
-              <w:jc w:val="left"/>
-            </w:pPr>
-            <w:r>
-              <w:rPr>
-                <w:rFonts w:ascii="Arial" w:cs="Arial" w:eastAsia="Arial" w:hAnsi="Arial"/>
-                <w:b w:val="false"/>
-                <w:bCs w:val="false"/>
-                <w:i w:val="false"/>
-                <w:iCs w:val="false"/>
-                <w:color w:val="000000"/>
-                <w:sz w:val="18"/>
-                <w:szCs w:val="18"/>
-              </w:rPr>
-              <w:t xml:space="preserve">f) appreciate the use of similarity and enlargement in real-life situations.</w:t>
-            </w:r>
-          </w:p>
-        </w:tc>
-      </w:tr>
-      <w:tr>
-        <w:tc>
-          <w:tcPr>
-            <w:tcW w:type="dxa" w:w="3000"/>
-            <w:shd w:fill="D5E8F0" w:color="auto" w:val="clear"/>
-            <w:tcMar>
-              <w:top w:type="dxa" w:w="60"/>
-              <w:left w:type="dxa" w:w="120"/>
-              <w:bottom w:type="dxa" w:w="60"/>
-              <w:right w:type="dxa" w:w="120"/>
-            </w:tcMar>
-            <w:vAlign w:val="top"/>
-          </w:tcPr>
-          <w:p>
-            <w:pPr>
-              <w:spacing w:after="40" w:before="0"/>
-              <w:jc w:val="left"/>
-            </w:pPr>
-            <w:r>
-              <w:rPr>
-                <w:rFonts w:ascii="Arial" w:cs="Arial" w:eastAsia="Arial" w:hAnsi="Arial"/>
-                <w:b/>
-                <w:bCs/>
-                <w:i w:val="false"/>
-                <w:iCs w:val="false"/>
-                <w:color w:val="000000"/>
-                <w:sz w:val="18"/>
-                <w:szCs w:val="18"/>
-              </w:rPr>
-              <w:t xml:space="preserve">Core Competencies</w:t>
-            </w:r>
-          </w:p>
-        </w:tc>
-        <w:tc>
-          <w:tcPr>
-            <w:tcW w:type="dxa" w:w="10680"/>
-            <w:shd w:fill="FFFFFF" w:color="auto" w:val="clear"/>
-            <w:tcMar>
-              <w:top w:type="dxa" w:w="60"/>
-              <w:left w:type="dxa" w:w="120"/>
-              <w:bottom w:type="dxa" w:w="60"/>
-              <w:right w:type="dxa" w:w="120"/>
-            </w:tcMar>
-            <w:vAlign w:val="top"/>
-          </w:tcPr>
-          <w:p>
-            <w:pPr>
-              <w:spacing w:after="30" w:before="0"/>
-              <w:ind w:left="360" w:hanging="180"/>
-              <w:jc w:val="left"/>
-            </w:pPr>
-            <w:r>
-              <w:rPr>
-                <w:rFonts w:ascii="Arial" w:cs="Arial" w:eastAsia="Arial" w:hAnsi="Arial"/>
-                <w:b w:val="false"/>
-                <w:bCs w:val="false"/>
-                <w:i w:val="false"/>
-                <w:iCs w:val="false"/>
-                <w:color w:val="000000"/>
-                <w:sz w:val="18"/>
-                <w:szCs w:val="18"/>
-              </w:rPr>
-              <w:t xml:space="preserve">–  Communication and Collaboration: the learner discusses and recognises similar objects from their immediate environment, sharing observations in group activities and presenting model-building findings to peers.</w:t>
-            </w:r>
-          </w:p>
-          <w:p>
-            <w:pPr>
-              <w:spacing w:after="30" w:before="0"/>
-              <w:ind w:left="360" w:hanging="180"/>
-              <w:jc w:val="left"/>
-            </w:pPr>
-            <w:r>
-              <w:rPr>
-                <w:rFonts w:ascii="Arial" w:cs="Arial" w:eastAsia="Arial" w:hAnsi="Arial"/>
-                <w:b w:val="false"/>
-                <w:bCs w:val="false"/>
-                <w:i w:val="false"/>
-                <w:iCs w:val="false"/>
-                <w:color w:val="000000"/>
-                <w:sz w:val="18"/>
-                <w:szCs w:val="18"/>
-              </w:rPr>
-              <w:t xml:space="preserve">–  Creativity and Imagination: the learner makes models of solids of different sizes (cubes, cuboids, cylinders, spheres) using locally available materials, applying similarity and enlargement concepts to design and construct them accurately.</w:t>
-            </w:r>
-          </w:p>
-        </w:tc>
-      </w:tr>
-      <w:tr>
-        <w:tc>
-          <w:tcPr>
-            <w:tcW w:type="dxa" w:w="3000"/>
-            <w:shd w:fill="E2EFDA" w:color="auto" w:val="clear"/>
-            <w:tcMar>
-              <w:top w:type="dxa" w:w="60"/>
-              <w:left w:type="dxa" w:w="120"/>
-              <w:bottom w:type="dxa" w:w="60"/>
-              <w:right w:type="dxa" w:w="120"/>
-            </w:tcMar>
-            <w:vAlign w:val="top"/>
-          </w:tcPr>
-          <w:p>
-            <w:pPr>
-              <w:spacing w:after="40" w:before="0"/>
-              <w:jc w:val="left"/>
-            </w:pPr>
-            <w:r>
-              <w:rPr>
-                <w:rFonts w:ascii="Arial" w:cs="Arial" w:eastAsia="Arial" w:hAnsi="Arial"/>
-                <w:b/>
-                <w:bCs/>
-                <w:i w:val="false"/>
-                <w:iCs w:val="false"/>
-                <w:color w:val="000000"/>
-                <w:sz w:val="18"/>
-                <w:szCs w:val="18"/>
-              </w:rPr>
-              <w:t xml:space="preserve">Core Values</w:t>
-            </w:r>
-          </w:p>
-        </w:tc>
-        <w:tc>
-          <w:tcPr>
-            <w:tcW w:type="dxa" w:w="10680"/>
-            <w:shd w:fill="FFFFFF" w:color="auto" w:val="clear"/>
-            <w:tcMar>
-              <w:top w:type="dxa" w:w="60"/>
-              <w:left w:type="dxa" w:w="120"/>
-              <w:bottom w:type="dxa" w:w="60"/>
-              <w:right w:type="dxa" w:w="120"/>
-            </w:tcMar>
-            <w:vAlign w:val="top"/>
-          </w:tcPr>
-          <w:p>
-            <w:pPr>
-              <w:spacing w:after="30" w:before="0"/>
-              <w:ind w:left="360" w:hanging="180"/>
-              <w:jc w:val="left"/>
-            </w:pPr>
-            <w:r>
-              <w:rPr>
-                <w:rFonts w:ascii="Arial" w:cs="Arial" w:eastAsia="Arial" w:hAnsi="Arial"/>
-                <w:b w:val="false"/>
-                <w:bCs w:val="false"/>
-                <w:i w:val="false"/>
-                <w:iCs w:val="false"/>
-                <w:color w:val="000000"/>
-                <w:sz w:val="18"/>
-                <w:szCs w:val="18"/>
-              </w:rPr>
-              <w:t xml:space="preserve">–  Responsibility: the learner collects and takes care of objects from the immediate environment to recognise those that are similar and discusses what makes them similar.</w:t>
-            </w:r>
-          </w:p>
-          <w:p>
-            <w:pPr>
-              <w:spacing w:after="30" w:before="0"/>
-              <w:ind w:left="360" w:hanging="180"/>
-              <w:jc w:val="left"/>
-            </w:pPr>
-            <w:r>
-              <w:rPr>
-                <w:rFonts w:ascii="Arial" w:cs="Arial" w:eastAsia="Arial" w:hAnsi="Arial"/>
-                <w:b w:val="false"/>
-                <w:bCs w:val="false"/>
-                <w:i w:val="false"/>
-                <w:iCs w:val="false"/>
-                <w:color w:val="000000"/>
-                <w:sz w:val="18"/>
-                <w:szCs w:val="18"/>
-              </w:rPr>
-              <w:t xml:space="preserve">–  Integrity: the learner makes models with accurate measurements, adhering to the concept of similarity and enlargement.</w:t>
-            </w:r>
-          </w:p>
-        </w:tc>
-      </w:tr>
-      <w:tr>
-        <w:tc>
-          <w:tcPr>
-            <w:tcW w:type="dxa" w:w="3000"/>
-            <w:shd w:fill="D5E8F0" w:color="auto" w:val="clear"/>
-            <w:tcMar>
-              <w:top w:type="dxa" w:w="60"/>
-              <w:left w:type="dxa" w:w="120"/>
-              <w:bottom w:type="dxa" w:w="60"/>
-              <w:right w:type="dxa" w:w="120"/>
-            </w:tcMar>
-            <w:vAlign w:val="top"/>
-          </w:tcPr>
-          <w:p>
-            <w:pPr>
-              <w:spacing w:after="40" w:before="0"/>
-              <w:jc w:val="left"/>
-            </w:pPr>
-            <w:r>
-              <w:rPr>
-                <w:rFonts w:ascii="Arial" w:cs="Arial" w:eastAsia="Arial" w:hAnsi="Arial"/>
-                <w:b/>
-                <w:bCs/>
-                <w:i w:val="false"/>
-                <w:iCs w:val="false"/>
-                <w:color w:val="000000"/>
-                <w:sz w:val="18"/>
-                <w:szCs w:val="18"/>
-              </w:rPr>
-              <w:t xml:space="preserve">Science &amp; Engineering Practices</w:t>
-            </w:r>
-          </w:p>
-        </w:tc>
-        <w:tc>
-          <w:tcPr>
-            <w:tcW w:type="dxa" w:w="10680"/>
-            <w:shd w:fill="FFFFFF" w:color="auto" w:val="clear"/>
-            <w:tcMar>
-              <w:top w:type="dxa" w:w="60"/>
-              <w:left w:type="dxa" w:w="120"/>
-              <w:bottom w:type="dxa" w:w="60"/>
-              <w:right w:type="dxa" w:w="120"/>
-            </w:tcMar>
-            <w:vAlign w:val="top"/>
-          </w:tcPr>
-          <w:p>
-            <w:pPr>
-              <w:spacing w:after="30" w:before="0"/>
-              <w:ind w:left="360" w:hanging="180"/>
-              <w:jc w:val="left"/>
-            </w:pPr>
-            <w:r>
-              <w:rPr>
-                <w:rFonts w:ascii="Arial" w:cs="Arial" w:eastAsia="Arial" w:hAnsi="Arial"/>
-                <w:b w:val="false"/>
-                <w:bCs w:val="false"/>
-                <w:i w:val="false"/>
-                <w:iCs w:val="false"/>
-                <w:color w:val="000000"/>
-                <w:sz w:val="18"/>
-                <w:szCs w:val="18"/>
-              </w:rPr>
-              <w:t xml:space="preserve">–  Using Mathematics and Computational Thinking: learners compute linear scale factors by taking ratios of corresponding side lengths, derive area and volume scale factors algebraically, and use these relationships to solve quantitative real-life problems.</w:t>
-            </w:r>
-          </w:p>
-          <w:p>
-            <w:pPr>
-              <w:spacing w:after="30" w:before="0"/>
-              <w:ind w:left="360" w:hanging="180"/>
-              <w:jc w:val="left"/>
-            </w:pPr>
-            <w:r>
-              <w:rPr>
-                <w:rFonts w:ascii="Arial" w:cs="Arial" w:eastAsia="Arial" w:hAnsi="Arial"/>
-                <w:b w:val="false"/>
-                <w:bCs w:val="false"/>
-                <w:i w:val="false"/>
-                <w:iCs w:val="false"/>
-                <w:color w:val="000000"/>
-                <w:sz w:val="18"/>
-                <w:szCs w:val="18"/>
-              </w:rPr>
-              <w:t xml:space="preserve">–  Analysing and Interpreting Data: learners measure corresponding sides of similar figures and solids, organise the data in tables, and identify patterns linking L.S.F, A.S.F, and V.S.F.</w:t>
-            </w:r>
-          </w:p>
-          <w:p>
-            <w:pPr>
-              <w:spacing w:after="30" w:before="0"/>
-              <w:ind w:left="360" w:hanging="180"/>
-              <w:jc w:val="left"/>
-            </w:pPr>
-            <w:r>
-              <w:rPr>
-                <w:rFonts w:ascii="Arial" w:cs="Arial" w:eastAsia="Arial" w:hAnsi="Arial"/>
-                <w:b w:val="false"/>
-                <w:bCs w:val="false"/>
-                <w:i w:val="false"/>
-                <w:iCs w:val="false"/>
-                <w:color w:val="000000"/>
-                <w:sz w:val="18"/>
-                <w:szCs w:val="18"/>
-              </w:rPr>
-              <w:t xml:space="preserve">–  Constructing Explanations and Designing Solutions: learners construct geometric images on plain paper and on the Cartesian plane, explain why the construction produces a similar figure, and design a set of scale models as a project solution.</w:t>
-            </w:r>
-          </w:p>
-          <w:p>
-            <w:pPr>
-              <w:spacing w:after="30" w:before="0"/>
-              <w:ind w:left="360" w:hanging="180"/>
-              <w:jc w:val="left"/>
-            </w:pPr>
-            <w:r>
-              <w:rPr>
-                <w:rFonts w:ascii="Arial" w:cs="Arial" w:eastAsia="Arial" w:hAnsi="Arial"/>
-                <w:b w:val="false"/>
-                <w:bCs w:val="false"/>
-                <w:i w:val="false"/>
-                <w:iCs w:val="false"/>
-                <w:color w:val="000000"/>
-                <w:sz w:val="18"/>
-                <w:szCs w:val="18"/>
-              </w:rPr>
-              <w:t xml:space="preserve">–  Obtaining, Evaluating, and Communicating Information: learners use digital devices and other resources to explore real-life applications of similarity and enlargement (maps, architectural plans, Kenyan road signage, National Parks maps), then communicate findings to the class.</w:t>
-            </w:r>
-          </w:p>
-        </w:tc>
-      </w:tr>
-      <w:tr>
-        <w:tc>
-          <w:tcPr>
-            <w:tcW w:type="dxa" w:w="3000"/>
-            <w:shd w:fill="FCE4D6" w:color="auto" w:val="clear"/>
-            <w:tcMar>
-              <w:top w:type="dxa" w:w="60"/>
-              <w:left w:type="dxa" w:w="120"/>
-              <w:bottom w:type="dxa" w:w="60"/>
-              <w:right w:type="dxa" w:w="120"/>
-            </w:tcMar>
-            <w:vAlign w:val="top"/>
-          </w:tcPr>
-          <w:p>
-            <w:pPr>
-              <w:spacing w:after="40" w:before="0"/>
-              <w:jc w:val="left"/>
-            </w:pPr>
-            <w:r>
-              <w:rPr>
-                <w:rFonts w:ascii="Arial" w:cs="Arial" w:eastAsia="Arial" w:hAnsi="Arial"/>
-                <w:b/>
-                <w:bCs/>
-                <w:i w:val="false"/>
-                <w:iCs w:val="false"/>
-                <w:color w:val="000000"/>
-                <w:sz w:val="18"/>
-                <w:szCs w:val="18"/>
-              </w:rPr>
-              <w:t xml:space="preserve">Pertinent &amp; Contemporary Issues (PCIs)</w:t>
-            </w:r>
-          </w:p>
-        </w:tc>
-        <w:tc>
-          <w:tcPr>
-            <w:tcW w:type="dxa" w:w="10680"/>
-            <w:shd w:fill="FFFFFF" w:color="auto" w:val="clear"/>
-            <w:tcMar>
-              <w:top w:type="dxa" w:w="60"/>
-              <w:left w:type="dxa" w:w="120"/>
-              <w:bottom w:type="dxa" w:w="60"/>
-              <w:right w:type="dxa" w:w="120"/>
-            </w:tcMar>
-            <w:vAlign w:val="top"/>
-          </w:tcPr>
-          <w:p>
-            <w:pPr>
-              <w:spacing w:after="30" w:before="0"/>
-              <w:ind w:left="360" w:hanging="180"/>
-              <w:jc w:val="left"/>
-            </w:pPr>
-            <w:r>
-              <w:rPr>
-                <w:rFonts w:ascii="Arial" w:cs="Arial" w:eastAsia="Arial" w:hAnsi="Arial"/>
-                <w:b w:val="false"/>
-                <w:bCs w:val="false"/>
-                <w:i w:val="false"/>
-                <w:iCs w:val="false"/>
-                <w:color w:val="000000"/>
-                <w:sz w:val="18"/>
-                <w:szCs w:val="18"/>
-              </w:rPr>
-              <w:t xml:space="preserve">–  Social Cohesion: the learner works in a group to create models of various similar solids, building teamwork and respect for peers' contributions across different backgrounds.</w:t>
-            </w:r>
-          </w:p>
-          <w:p>
-            <w:pPr>
-              <w:spacing w:after="30" w:before="0"/>
-              <w:ind w:left="360" w:hanging="180"/>
-              <w:jc w:val="left"/>
-            </w:pPr>
-            <w:r>
-              <w:rPr>
-                <w:rFonts w:ascii="Arial" w:cs="Arial" w:eastAsia="Arial" w:hAnsi="Arial"/>
-                <w:b w:val="false"/>
-                <w:bCs w:val="false"/>
-                <w:i w:val="false"/>
-                <w:iCs w:val="false"/>
-                <w:color w:val="000000"/>
-                <w:sz w:val="18"/>
-                <w:szCs w:val="18"/>
-              </w:rPr>
-              <w:t xml:space="preserve">–  Education for Sustainable Development (Environmental Education): the learner collects and uses objects from the immediate environment (e.g., tins, bottles, seed pods found around the school compound) and discusses with peers to recognise those that are similar, promoting environmental awareness and responsible use of local resources.</w:t>
-            </w:r>
-          </w:p>
-        </w:tc>
-      </w:tr>
-      <w:tr>
-        <w:tc>
-          <w:tcPr>
-            <w:tcW w:type="dxa" w:w="3000"/>
-            <w:shd w:fill="D9EEF1" w:color="auto" w:val="clear"/>
-            <w:tcMar>
-              <w:top w:type="dxa" w:w="60"/>
-              <w:left w:type="dxa" w:w="120"/>
-              <w:bottom w:type="dxa" w:w="60"/>
-              <w:right w:type="dxa" w:w="120"/>
-            </w:tcMar>
-            <w:vAlign w:val="top"/>
-          </w:tcPr>
-          <w:p>
-            <w:pPr>
-              <w:spacing w:after="40" w:before="0"/>
-              <w:jc w:val="left"/>
-            </w:pPr>
-            <w:r>
-              <w:rPr>
-                <w:rFonts w:ascii="Arial" w:cs="Arial" w:eastAsia="Arial" w:hAnsi="Arial"/>
-                <w:b/>
-                <w:bCs/>
-                <w:i w:val="false"/>
-                <w:iCs w:val="false"/>
-                <w:color w:val="000000"/>
-                <w:sz w:val="18"/>
-                <w:szCs w:val="18"/>
-              </w:rPr>
-              <w:t xml:space="preserve">Career Connections</w:t>
-            </w:r>
-          </w:p>
-        </w:tc>
-        <w:tc>
-          <w:tcPr>
-            <w:tcW w:type="dxa" w:w="10680"/>
-            <w:shd w:fill="FFFFFF" w:color="auto" w:val="clear"/>
-            <w:tcMar>
-              <w:top w:type="dxa" w:w="60"/>
-              <w:left w:type="dxa" w:w="120"/>
-              <w:bottom w:type="dxa" w:w="60"/>
-              <w:right w:type="dxa" w:w="120"/>
-            </w:tcMar>
-            <w:vAlign w:val="top"/>
-          </w:tcPr>
-          <w:p>
-            <w:pPr>
-              <w:spacing w:after="30" w:before="0"/>
-              <w:ind w:left="360" w:hanging="180"/>
-              <w:jc w:val="left"/>
-            </w:pPr>
-            <w:r>
-              <w:rPr>
-                <w:rFonts w:ascii="Arial" w:cs="Arial" w:eastAsia="Arial" w:hAnsi="Arial"/>
-                <w:b w:val="false"/>
-                <w:bCs w:val="false"/>
-                <w:i w:val="false"/>
-                <w:iCs w:val="false"/>
-                <w:color w:val="000000"/>
-                <w:sz w:val="18"/>
-                <w:szCs w:val="18"/>
-              </w:rPr>
-              <w:t xml:space="preserve">–  Architecture and Construction: architects and building contractors in Kenya use similarity and scale factors when reading and drawing construction plans for houses and public buildings — knowledge of L.S.F, A.S.F, and V.S.F is directly applied when scaling blueprints.</w:t>
-            </w:r>
-          </w:p>
-          <w:p>
-            <w:pPr>
-              <w:spacing w:after="30" w:before="0"/>
-              <w:ind w:left="360" w:hanging="180"/>
-              <w:jc w:val="left"/>
-            </w:pPr>
-            <w:r>
-              <w:rPr>
-                <w:rFonts w:ascii="Arial" w:cs="Arial" w:eastAsia="Arial" w:hAnsi="Arial"/>
-                <w:b w:val="false"/>
-                <w:bCs w:val="false"/>
-                <w:i w:val="false"/>
-                <w:iCs w:val="false"/>
-                <w:color w:val="000000"/>
-                <w:sz w:val="18"/>
-                <w:szCs w:val="18"/>
-              </w:rPr>
-              <w:t xml:space="preserve">–  Cartography and Surveying: land surveyors and cartographers at Kenya's Survey of Kenya use enlargement and scale to produce maps — the ratio between map distances and real ground distances is a direct application of linear scale factor.</w:t>
-            </w:r>
-          </w:p>
-          <w:p>
-            <w:pPr>
-              <w:spacing w:after="30" w:before="0"/>
-              <w:ind w:left="360" w:hanging="180"/>
-              <w:jc w:val="left"/>
-            </w:pPr>
-            <w:r>
-              <w:rPr>
-                <w:rFonts w:ascii="Arial" w:cs="Arial" w:eastAsia="Arial" w:hAnsi="Arial"/>
-                <w:b w:val="false"/>
-                <w:bCs w:val="false"/>
-                <w:i w:val="false"/>
-                <w:iCs w:val="false"/>
-                <w:color w:val="000000"/>
-                <w:sz w:val="18"/>
-                <w:szCs w:val="18"/>
-              </w:rPr>
-              <w:t xml:space="preserve">–  Engineering and Manufacturing: engineers designing machinery, vehicles, or agricultural equipment use geometric similarity to create prototype models before full-scale production.</w:t>
-            </w:r>
-          </w:p>
-          <w:p>
-            <w:pPr>
-              <w:spacing w:after="30" w:before="0"/>
-              <w:ind w:left="360" w:hanging="180"/>
-              <w:jc w:val="left"/>
-            </w:pPr>
-            <w:r>
-              <w:rPr>
-                <w:rFonts w:ascii="Arial" w:cs="Arial" w:eastAsia="Arial" w:hAnsi="Arial"/>
-                <w:b w:val="false"/>
-                <w:bCs w:val="false"/>
-                <w:i w:val="false"/>
-                <w:iCs w:val="false"/>
-                <w:color w:val="000000"/>
-                <w:sz w:val="18"/>
-                <w:szCs w:val="18"/>
-              </w:rPr>
-              <w:t xml:space="preserve">–  Fine Art, Design, and Advertising: graphic designers and artists in Nairobi's creative industry use enlargement principles when resizing logos, posters, and digital artwork while preserving proportions.</w:t>
-            </w:r>
-          </w:p>
-          <w:p>
-            <w:pPr>
-              <w:spacing w:after="30" w:before="0"/>
-              <w:ind w:left="360" w:hanging="180"/>
-              <w:jc w:val="left"/>
-            </w:pPr>
-            <w:r>
-              <w:rPr>
-                <w:rFonts w:ascii="Arial" w:cs="Arial" w:eastAsia="Arial" w:hAnsi="Arial"/>
-                <w:b w:val="false"/>
-                <w:bCs w:val="false"/>
-                <w:i w:val="false"/>
-                <w:iCs w:val="false"/>
-                <w:color w:val="000000"/>
-                <w:sz w:val="18"/>
-                <w:szCs w:val="18"/>
-              </w:rPr>
-              <w:t xml:space="preserve">–  Medical Imaging and Pharmacy: radiographers and medical laboratory technicians use scale factors when interpreting X-rays, scans, and microscope images to relate image dimensions to actual anatomical sizes.</w:t>
-            </w:r>
-          </w:p>
-        </w:tc>
-      </w:tr>
-      <w:tr>
-        <w:tc>
-          <w:tcPr>
-            <w:tcW w:type="dxa" w:w="3000"/>
-            <w:shd w:fill="D5E8F0" w:color="auto" w:val="clear"/>
-            <w:tcMar>
-              <w:top w:type="dxa" w:w="60"/>
-              <w:left w:type="dxa" w:w="120"/>
-              <w:bottom w:type="dxa" w:w="60"/>
-              <w:right w:type="dxa" w:w="120"/>
-            </w:tcMar>
-            <w:vAlign w:val="top"/>
-          </w:tcPr>
-          <w:p>
-            <w:pPr>
-              <w:spacing w:after="40" w:before="0"/>
-              <w:jc w:val="left"/>
-            </w:pPr>
-            <w:r>
-              <w:rPr>
-                <w:rFonts w:ascii="Arial" w:cs="Arial" w:eastAsia="Arial" w:hAnsi="Arial"/>
-                <w:b/>
-                <w:bCs/>
-                <w:i w:val="false"/>
-                <w:iCs w:val="false"/>
-                <w:color w:val="000000"/>
-                <w:sz w:val="18"/>
-                <w:szCs w:val="18"/>
-              </w:rPr>
-              <w:t xml:space="preserve">Focus for Lessons</w:t>
-            </w:r>
-          </w:p>
-        </w:tc>
-        <w:tc>
-          <w:tcPr>
-            <w:tcW w:type="dxa" w:w="10680"/>
-            <w:shd w:fill="FFFFFF" w:color="auto" w:val="clear"/>
-            <w:tcMar>
-              <w:top w:type="dxa" w:w="60"/>
-              <w:left w:type="dxa" w:w="120"/>
-              <w:bottom w:type="dxa" w:w="60"/>
-              <w:right w:type="dxa" w:w="120"/>
-            </w:tcMar>
-            <w:vAlign w:val="top"/>
-          </w:tcPr>
-          <w:p>
-            <w:pPr>
-              <w:spacing w:after="40" w:before="0"/>
-              <w:jc w:val="left"/>
-            </w:pPr>
-            <w:r>
-              <w:rPr>
-                <w:rFonts w:ascii="Arial" w:cs="Arial" w:eastAsia="Arial" w:hAnsi="Arial"/>
-                <w:b w:val="false"/>
-                <w:bCs w:val="false"/>
-                <w:i w:val="false"/>
-                <w:iCs w:val="false"/>
-                <w:color w:val="000000"/>
-                <w:sz w:val="18"/>
-                <w:szCs w:val="18"/>
-              </w:rPr>
-              <w:t xml:space="preserve">This unit develops learners' understanding of similarity and enlargement as tools for describing how shapes and solids scale in the real world. Beginning from concrete Kenyan contexts — such as the scaled floor plans of Nairobi city buildings, the proportional artwork on Maasai shields, and the similar shapes of maize cobs of different sizes — learners progress from identifying similar figures and their properties, through constructing enlargements geometrically and on the Cartesian plane, to establishing and applying the powerful relationships between linear, area, and volume scale factors. A hands-on model-building project using locally available materials anchors abstract concepts in practical, creative work.</w:t>
-            </w:r>
-          </w:p>
-        </w:tc>
-      </w:tr>
-      <w:tr>
-        <w:tc>
-          <w:tcPr>
-            <w:tcW w:type="dxa" w:w="3000"/>
-            <w:shd w:fill="EAD1F5" w:color="auto" w:val="clear"/>
-            <w:tcMar>
-              <w:top w:type="dxa" w:w="60"/>
-              <w:left w:type="dxa" w:w="120"/>
-              <w:bottom w:type="dxa" w:w="60"/>
-              <w:right w:type="dxa" w:w="120"/>
-            </w:tcMar>
-            <w:vAlign w:val="top"/>
-          </w:tcPr>
-          <w:p>
-            <w:pPr>
-              <w:spacing w:after="40" w:before="0"/>
-              <w:jc w:val="left"/>
-            </w:pPr>
-            <w:r>
-              <w:rPr>
-                <w:rFonts w:ascii="Arial" w:cs="Arial" w:eastAsia="Arial" w:hAnsi="Arial"/>
-                <w:b/>
-                <w:bCs/>
-                <w:i w:val="false"/>
-                <w:iCs w:val="false"/>
-                <w:color w:val="000000"/>
-                <w:sz w:val="18"/>
-                <w:szCs w:val="18"/>
-              </w:rPr>
-              <w:t xml:space="preserve">Driving Question / Key Inquiry Questions</w:t>
-            </w:r>
-          </w:p>
-        </w:tc>
-        <w:tc>
-          <w:tcPr>
-            <w:tcW w:type="dxa" w:w="10680"/>
-            <w:shd w:fill="FFFFFF" w:color="auto" w:val="clear"/>
-            <w:tcMar>
-              <w:top w:type="dxa" w:w="60"/>
-              <w:left w:type="dxa" w:w="120"/>
-              <w:bottom w:type="dxa" w:w="60"/>
-              <w:right w:type="dxa" w:w="120"/>
-            </w:tcMar>
-            <w:vAlign w:val="top"/>
-          </w:tcPr>
-          <w:p>
-            <w:pPr>
-              <w:spacing w:after="40" w:before="0"/>
-              <w:jc w:val="left"/>
-            </w:pPr>
-            <w:r>
-              <w:rPr>
-                <w:rFonts w:ascii="Arial" w:cs="Arial" w:eastAsia="Arial" w:hAnsi="Arial"/>
-                <w:b w:val="false"/>
-                <w:bCs w:val="false"/>
-                <w:i w:val="false"/>
-                <w:iCs w:val="false"/>
-                <w:color w:val="000000"/>
-                <w:sz w:val="18"/>
-                <w:szCs w:val="18"/>
-              </w:rPr>
-              <w:t xml:space="preserve">DRIVING QUESTION: When you scale up a shape or solid — like doubling the size of a water tank or enlarging a building plan — what exactly happens to its lengths, its area, and its volume, and how can we use this to solve real problems in our community?</w:t>
-            </w:r>
-          </w:p>
-          <w:p>
-            <w:pPr>
-              <w:spacing w:after="40" w:before="0"/>
-              <w:jc w:val="left"/>
-            </w:pPr>
-            <w:r>
-              <w:rPr>
-                <w:rFonts w:ascii="Arial" w:cs="Arial" w:eastAsia="Arial" w:hAnsi="Arial"/>
-                <w:b w:val="false"/>
-                <w:bCs w:val="false"/>
-                <w:i w:val="false"/>
-                <w:iCs w:val="false"/>
-                <w:color w:val="000000"/>
-                <w:sz w:val="18"/>
-                <w:szCs w:val="18"/>
-              </w:rPr>
-              <w:t xml:space="preserve"/>
-            </w:r>
-          </w:p>
-          <w:p>
-            <w:pPr>
-              <w:spacing w:after="40" w:before="0"/>
-              <w:jc w:val="left"/>
-            </w:pPr>
-            <w:r>
-              <w:rPr>
-                <w:rFonts w:ascii="Arial" w:cs="Arial" w:eastAsia="Arial" w:hAnsi="Arial"/>
-                <w:b w:val="false"/>
-                <w:bCs w:val="false"/>
-                <w:i w:val="false"/>
-                <w:iCs w:val="false"/>
-                <w:color w:val="000000"/>
-                <w:sz w:val="18"/>
-                <w:szCs w:val="18"/>
-              </w:rPr>
-              <w:t xml:space="preserve">KICD KEY INQUIRY QUESTION:</w:t>
-            </w:r>
-          </w:p>
-          <w:p>
-            <w:pPr>
-              <w:spacing w:after="40" w:before="0"/>
-              <w:jc w:val="left"/>
-            </w:pPr>
-            <w:r>
-              <w:rPr>
-                <w:rFonts w:ascii="Arial" w:cs="Arial" w:eastAsia="Arial" w:hAnsi="Arial"/>
-                <w:b w:val="false"/>
-                <w:bCs w:val="false"/>
-                <w:i w:val="false"/>
-                <w:iCs w:val="false"/>
-                <w:color w:val="000000"/>
-                <w:sz w:val="18"/>
-                <w:szCs w:val="18"/>
-              </w:rPr>
-              <w:t xml:space="preserve">1. How are similarity and enlargement applied in day-to-day life?</w:t>
-            </w:r>
-          </w:p>
-        </w:tc>
-      </w:tr>
-      <w:tr>
-        <w:tc>
-          <w:tcPr>
-            <w:tcW w:type="dxa" w:w="3000"/>
-            <w:shd w:fill="EAD1F5" w:color="auto" w:val="clear"/>
-            <w:tcMar>
-              <w:top w:type="dxa" w:w="60"/>
-              <w:left w:type="dxa" w:w="120"/>
-              <w:bottom w:type="dxa" w:w="60"/>
-              <w:right w:type="dxa" w:w="120"/>
-            </w:tcMar>
-            <w:vAlign w:val="top"/>
-          </w:tcPr>
-          <w:p>
-            <w:pPr>
-              <w:spacing w:after="40" w:before="0"/>
-              <w:jc w:val="left"/>
-            </w:pPr>
-            <w:r>
-              <w:rPr>
-                <w:rFonts w:ascii="Arial" w:cs="Arial" w:eastAsia="Arial" w:hAnsi="Arial"/>
-                <w:b/>
-                <w:bCs/>
-                <w:i w:val="false"/>
-                <w:iCs w:val="false"/>
-                <w:color w:val="000000"/>
-                <w:sz w:val="18"/>
-                <w:szCs w:val="18"/>
-              </w:rPr>
-              <w:t xml:space="preserve">Anchoring Phenomenon</w:t>
-            </w:r>
-          </w:p>
-        </w:tc>
-        <w:tc>
-          <w:tcPr>
-            <w:tcW w:type="dxa" w:w="10680"/>
-            <w:shd w:fill="FFFFFF" w:color="auto" w:val="clear"/>
-            <w:tcMar>
-              <w:top w:type="dxa" w:w="60"/>
-              <w:left w:type="dxa" w:w="120"/>
-              <w:bottom w:type="dxa" w:w="60"/>
-              <w:right w:type="dxa" w:w="120"/>
-            </w:tcMar>
-            <w:vAlign w:val="top"/>
-          </w:tcPr>
-          <w:p>
-            <w:pPr>
-              <w:spacing w:after="40" w:before="0"/>
-              <w:jc w:val="left"/>
-            </w:pPr>
-            <w:r>
-              <w:rPr>
-                <w:rFonts w:ascii="Arial" w:cs="Arial" w:eastAsia="Arial" w:hAnsi="Arial"/>
-                <w:b w:val="false"/>
-                <w:bCs w:val="false"/>
-                <w:i w:val="false"/>
-                <w:iCs w:val="false"/>
-                <w:color w:val="000000"/>
-                <w:sz w:val="18"/>
-                <w:szCs w:val="18"/>
-              </w:rPr>
-              <w:t xml:space="preserve">A Grade 10 class in Kisumu notices that their school's architectural plan pinned to the staffroom wall shows the entire school compound fitting on a single A3 sheet of paper, yet every classroom block, the water tank, and the football pitch are clearly recognisable and perfectly proportional to the real structures. The plan is labelled "Scale 1 : 200." Students are puzzled: How can a building that is 10 metres wide appear as only 5 centimetres on paper — and yet every window, door, and corridor is still in exactly the right proportion? They also notice that two water storage tanks on the compound look identical in shape but one holds exactly 8 times as much water as the other, even though it appears only twice as tall. This sparks a deeper question: if you scale up a shape by a factor of 2 in length, does the area double and the volume double as well — or does something very different happen? The phenomenon is anchored in a familiar, tangible Kenyan school environment and generates genuine cognitive conflict between learners' intuitive expectation (double the size → double everything) and the mathematical reality of squared and cubed scale factors.</w:t>
-            </w:r>
-          </w:p>
-        </w:tc>
-      </w:tr>
-      <w:tr>
-        <w:tc>
-          <w:tcPr>
-            <w:tcW w:type="dxa" w:w="3000"/>
-            <w:shd w:fill="D9EEF1" w:color="auto" w:val="clear"/>
-            <w:tcMar>
-              <w:top w:type="dxa" w:w="60"/>
-              <w:left w:type="dxa" w:w="120"/>
-              <w:bottom w:type="dxa" w:w="60"/>
-              <w:right w:type="dxa" w:w="120"/>
-            </w:tcMar>
-            <w:vAlign w:val="top"/>
-          </w:tcPr>
-          <w:p>
-            <w:pPr>
-              <w:spacing w:after="40" w:before="0"/>
-              <w:jc w:val="left"/>
-            </w:pPr>
-            <w:r>
-              <w:rPr>
-                <w:rFonts w:ascii="Arial" w:cs="Arial" w:eastAsia="Arial" w:hAnsi="Arial"/>
-                <w:b/>
-                <w:bCs/>
-                <w:i w:val="false"/>
-                <w:iCs w:val="false"/>
-                <w:color w:val="000000"/>
-                <w:sz w:val="18"/>
-                <w:szCs w:val="18"/>
-              </w:rPr>
-              <w:t xml:space="preserve">Storyline Thread</w:t>
-            </w:r>
-          </w:p>
-        </w:tc>
-        <w:tc>
-          <w:tcPr>
-            <w:tcW w:type="dxa" w:w="10680"/>
-            <w:shd w:fill="FFFFFF" w:color="auto" w:val="clear"/>
-            <w:tcMar>
-              <w:top w:type="dxa" w:w="60"/>
-              <w:left w:type="dxa" w:w="120"/>
-              <w:bottom w:type="dxa" w:w="60"/>
-              <w:right w:type="dxa" w:w="120"/>
-            </w:tcMar>
-            <w:vAlign w:val="top"/>
-          </w:tcPr>
-          <w:p>
-            <w:pPr>
-              <w:spacing w:after="40" w:before="0"/>
-              <w:jc w:val="left"/>
-            </w:pPr>
-            <w:r>
-              <w:rPr>
-                <w:rFonts w:ascii="Arial" w:cs="Arial" w:eastAsia="Arial" w:hAnsi="Arial"/>
-                <w:b w:val="false"/>
-                <w:bCs w:val="false"/>
-                <w:i w:val="false"/>
-                <w:iCs w:val="false"/>
-                <w:color w:val="000000"/>
-                <w:sz w:val="18"/>
-                <w:szCs w:val="18"/>
-              </w:rPr>
-              <w:t xml:space="preserve">Lesson 1 — Anchoring Phenomenon &amp; Properties of Similar Figures: Learners examine the school architectural plan and the two water tanks (anchoring phenomenon). In groups they collect objects from the school environment (tins, exercise books, seed pods) and sort them into similar and non-similar sets. They discuss and review the properties of similar figures — equal corresponding angles, proportional corresponding sides — and record observations on a group chart. The driving question is introduced and posted on the Driving Question Board (DQB).</w:t>
-            </w:r>
-          </w:p>
-          <w:p>
-            <w:pPr>
-              <w:spacing w:after="40" w:before="0"/>
-              <w:jc w:val="left"/>
-            </w:pPr>
-            <w:r>
-              <w:rPr>
-                <w:rFonts w:ascii="Arial" w:cs="Arial" w:eastAsia="Arial" w:hAnsi="Arial"/>
-                <w:b w:val="false"/>
-                <w:bCs w:val="false"/>
-                <w:i w:val="false"/>
-                <w:iCs w:val="false"/>
-                <w:color w:val="000000"/>
-                <w:sz w:val="18"/>
-                <w:szCs w:val="18"/>
-              </w:rPr>
-              <w:t xml:space="preserve"/>
-            </w:r>
-          </w:p>
-          <w:p>
-            <w:pPr>
-              <w:spacing w:after="40" w:before="0"/>
-              <w:jc w:val="left"/>
-            </w:pPr>
-            <w:r>
-              <w:rPr>
-                <w:rFonts w:ascii="Arial" w:cs="Arial" w:eastAsia="Arial" w:hAnsi="Arial"/>
-                <w:b w:val="false"/>
-                <w:bCs w:val="false"/>
-                <w:i w:val="false"/>
-                <w:iCs w:val="false"/>
-                <w:color w:val="000000"/>
-                <w:sz w:val="18"/>
-                <w:szCs w:val="18"/>
-              </w:rPr>
-              <w:t xml:space="preserve">Lesson 2 — Centre of Enlargement and Linear Scale Factor (L.S.F): Using an object drawn on plain paper and its enlarged image, learners draw lines through corresponding vertices and discover that all lines meet at a single point — the centre of enlargement. They measure corresponding sides and compute L.S.F = image length ÷ object length. They connect this back to the school plan: L.S.F = 1/200. Learners update the DQB with new understanding about what L.S.F means.</w:t>
-            </w:r>
-          </w:p>
-          <w:p>
-            <w:pPr>
-              <w:spacing w:after="40" w:before="0"/>
-              <w:jc w:val="left"/>
-            </w:pPr>
-            <w:r>
-              <w:rPr>
-                <w:rFonts w:ascii="Arial" w:cs="Arial" w:eastAsia="Arial" w:hAnsi="Arial"/>
-                <w:b w:val="false"/>
-                <w:bCs w:val="false"/>
-                <w:i w:val="false"/>
-                <w:iCs w:val="false"/>
-                <w:color w:val="000000"/>
-                <w:sz w:val="18"/>
-                <w:szCs w:val="18"/>
-              </w:rPr>
-              <w:t xml:space="preserve"/>
-            </w:r>
-          </w:p>
-          <w:p>
-            <w:pPr>
-              <w:spacing w:after="40" w:before="0"/>
-              <w:jc w:val="left"/>
-            </w:pPr>
-            <w:r>
-              <w:rPr>
-                <w:rFonts w:ascii="Arial" w:cs="Arial" w:eastAsia="Arial" w:hAnsi="Arial"/>
-                <w:b w:val="false"/>
-                <w:bCs w:val="false"/>
-                <w:i w:val="false"/>
-                <w:iCs w:val="false"/>
-                <w:color w:val="000000"/>
-                <w:sz w:val="18"/>
-                <w:szCs w:val="18"/>
-              </w:rPr>
-              <w:t xml:space="preserve">Lesson 3 — Constructing Images under Enlargement on a Plane Surface: Learners are guided to draw the image of a given polygon (e.g., a triangle representing a classroom block) on plain paper under a given centre and L.S.F (positive and negative values). They follow a step-by-step construction process using rulers and a geometrical set. Pairs compare constructions and check accuracy by verifying that all image sides are in the correct ratio to the object sides. They revisit the architectural plan phenomenon to confirm understanding.</w:t>
-            </w:r>
-          </w:p>
-          <w:p>
-            <w:pPr>
-              <w:spacing w:after="40" w:before="0"/>
-              <w:jc w:val="left"/>
-            </w:pPr>
-            <w:r>
-              <w:rPr>
-                <w:rFonts w:ascii="Arial" w:cs="Arial" w:eastAsia="Arial" w:hAnsi="Arial"/>
-                <w:b w:val="false"/>
-                <w:bCs w:val="false"/>
-                <w:i w:val="false"/>
-                <w:iCs w:val="false"/>
-                <w:color w:val="000000"/>
-                <w:sz w:val="18"/>
-                <w:szCs w:val="18"/>
-              </w:rPr>
-              <w:t xml:space="preserve"/>
-            </w:r>
-          </w:p>
-          <w:p>
-            <w:pPr>
-              <w:spacing w:after="40" w:before="0"/>
-              <w:jc w:val="left"/>
-            </w:pPr>
-            <w:r>
-              <w:rPr>
-                <w:rFonts w:ascii="Arial" w:cs="Arial" w:eastAsia="Arial" w:hAnsi="Arial"/>
-                <w:b w:val="false"/>
-                <w:bCs w:val="false"/>
-                <w:i w:val="false"/>
-                <w:iCs w:val="false"/>
-                <w:color w:val="000000"/>
-                <w:sz w:val="18"/>
-                <w:szCs w:val="18"/>
-              </w:rPr>
-              <w:t xml:space="preserve">Lesson 4 — Enlargement on the Cartesian Plane: Learners plot a given object on the Cartesian plane and construct its image under enlargement with a specified centre (including the origin) and L.S.F. They practise with both positive L.S.F (image on same side as object) and negative L.S.F (image on opposite side). Connections are made to GPS grid coordinates used in Kenyan land surveying. The Cartesian plane work is linked to the Kisumu school-plan phenomenon by treating the plan as a coordinate grid.</w:t>
-            </w:r>
-          </w:p>
-          <w:p>
-            <w:pPr>
-              <w:spacing w:after="40" w:before="0"/>
-              <w:jc w:val="left"/>
-            </w:pPr>
-            <w:r>
-              <w:rPr>
-                <w:rFonts w:ascii="Arial" w:cs="Arial" w:eastAsia="Arial" w:hAnsi="Arial"/>
-                <w:b w:val="false"/>
-                <w:bCs w:val="false"/>
-                <w:i w:val="false"/>
-                <w:iCs w:val="false"/>
-                <w:color w:val="000000"/>
-                <w:sz w:val="18"/>
-                <w:szCs w:val="18"/>
-              </w:rPr>
-              <w:t xml:space="preserve"/>
-            </w:r>
-          </w:p>
-          <w:p>
-            <w:pPr>
-              <w:spacing w:after="40" w:before="0"/>
-              <w:jc w:val="left"/>
-            </w:pPr>
-            <w:r>
-              <w:rPr>
-                <w:rFonts w:ascii="Arial" w:cs="Arial" w:eastAsia="Arial" w:hAnsi="Arial"/>
-                <w:b w:val="false"/>
-                <w:bCs w:val="false"/>
-                <w:i w:val="false"/>
-                <w:iCs w:val="false"/>
-                <w:color w:val="000000"/>
-                <w:sz w:val="18"/>
-                <w:szCs w:val="18"/>
-              </w:rPr>
-              <w:t xml:space="preserve">Lesson 5 — Area Scale Factor (A.S.F): Learners draw pairs of similar plane figures (rectangles, triangles) with known L.S.F, calculate their areas, and tabulate L.S.F vs. ratio of areas. They discover A.S.F = (L.S.F)². They apply this to the Unga Pembe flour packet supporting phenomenon — if the 2 kg packet has a base area 4 times that of the 1 kg packet, what is the L.S.F? Learners update the DQB: "Area scales as the square of the linear scale factor."</w:t>
-            </w:r>
-          </w:p>
-          <w:p>
-            <w:pPr>
-              <w:spacing w:after="40" w:before="0"/>
-              <w:jc w:val="left"/>
-            </w:pPr>
-            <w:r>
-              <w:rPr>
-                <w:rFonts w:ascii="Arial" w:cs="Arial" w:eastAsia="Arial" w:hAnsi="Arial"/>
-                <w:b w:val="false"/>
-                <w:bCs w:val="false"/>
-                <w:i w:val="false"/>
-                <w:iCs w:val="false"/>
-                <w:color w:val="000000"/>
-                <w:sz w:val="18"/>
-                <w:szCs w:val="18"/>
-              </w:rPr>
-              <w:t xml:space="preserve"/>
-            </w:r>
-          </w:p>
-          <w:p>
-            <w:pPr>
-              <w:spacing w:after="40" w:before="0"/>
-              <w:jc w:val="left"/>
-            </w:pPr>
-            <w:r>
-              <w:rPr>
-                <w:rFonts w:ascii="Arial" w:cs="Arial" w:eastAsia="Arial" w:hAnsi="Arial"/>
-                <w:b w:val="false"/>
-                <w:bCs w:val="false"/>
-                <w:i w:val="false"/>
-                <w:iCs w:val="false"/>
-                <w:color w:val="000000"/>
-                <w:sz w:val="18"/>
-                <w:szCs w:val="18"/>
-              </w:rPr>
-              <w:t xml:space="preserve">Lesson 6 — Volume Scale Factor (V.S.F) and the L.S.F–A.S.F–V.S.F Relationship: Learners handle (or calculate dimensions of) pairs of similar solids — the sufuria cooking pots and the two school water tanks from the anchoring phenomenon. They tabulate L.S.F, A.S.F, and V.S.F and establish V.S.F = (L.S.F)³. The group that predicted the water-tank capacity in Lesson 1 now confirms or corrects their prediction using V.S.F. Learners formalise the three-way relationship and record it on the DQB.</w:t>
-            </w:r>
-          </w:p>
-          <w:p>
-            <w:pPr>
-              <w:spacing w:after="40" w:before="0"/>
-              <w:jc w:val="left"/>
-            </w:pPr>
-            <w:r>
-              <w:rPr>
-                <w:rFonts w:ascii="Arial" w:cs="Arial" w:eastAsia="Arial" w:hAnsi="Arial"/>
-                <w:b w:val="false"/>
-                <w:bCs w:val="false"/>
-                <w:i w:val="false"/>
-                <w:iCs w:val="false"/>
-                <w:color w:val="000000"/>
-                <w:sz w:val="18"/>
-                <w:szCs w:val="18"/>
-              </w:rPr>
-              <w:t xml:space="preserve"/>
-            </w:r>
-          </w:p>
-          <w:p>
-            <w:pPr>
-              <w:spacing w:after="40" w:before="0"/>
-              <w:jc w:val="left"/>
-            </w:pPr>
-            <w:r>
-              <w:rPr>
-                <w:rFonts w:ascii="Arial" w:cs="Arial" w:eastAsia="Arial" w:hAnsi="Arial"/>
-                <w:b w:val="false"/>
-                <w:bCs w:val="false"/>
-                <w:i w:val="false"/>
-                <w:iCs w:val="false"/>
-                <w:color w:val="000000"/>
-                <w:sz w:val="18"/>
-                <w:szCs w:val="18"/>
-              </w:rPr>
-              <w:t xml:space="preserve">Lesson 7 — Application to Real-Life Situations &amp; Model-Building Project Launch: Learners work through real-life problems involving maps (Survey of Kenya scale), architectural plans, and packaging design using L.S.F, A.S.F, and V.S.F. The project is formally launched: groups select a solid (cube, cuboid, cylinder, or sphere), choose a scale factor, and use locally available materials (cardboard, clay, bottle caps, maize cobs) to construct a set of at least two similar models. Groups plan their models, calculate required dimensions, and begin construction.</w:t>
-            </w:r>
-          </w:p>
-          <w:p>
-            <w:pPr>
-              <w:spacing w:after="40" w:before="0"/>
-              <w:jc w:val="left"/>
-            </w:pPr>
-            <w:r>
-              <w:rPr>
-                <w:rFonts w:ascii="Arial" w:cs="Arial" w:eastAsia="Arial" w:hAnsi="Arial"/>
-                <w:b w:val="false"/>
-                <w:bCs w:val="false"/>
-                <w:i w:val="false"/>
-                <w:iCs w:val="false"/>
-                <w:color w:val="000000"/>
-                <w:sz w:val="18"/>
-                <w:szCs w:val="18"/>
-              </w:rPr>
-              <w:t xml:space="preserve"/>
-            </w:r>
-          </w:p>
-          <w:p>
-            <w:pPr>
-              <w:spacing w:after="40" w:before="0"/>
-              <w:jc w:val="left"/>
-            </w:pPr>
-            <w:r>
-              <w:rPr>
-                <w:rFonts w:ascii="Arial" w:cs="Arial" w:eastAsia="Arial" w:hAnsi="Arial"/>
-                <w:b w:val="false"/>
-                <w:bCs w:val="false"/>
-                <w:i w:val="false"/>
-                <w:iCs w:val="false"/>
-                <w:color w:val="000000"/>
-                <w:sz w:val="18"/>
-                <w:szCs w:val="18"/>
-              </w:rPr>
-              <w:t xml:space="preserve">Lesson 8 — Project Presentations, Model Exhibition &amp; Unit Consolidation: Groups complete and present their similar-solid models, explaining the L.S.F used and demonstrating the corresponding A.S.F and V.S.F. The class holds a mini-exhibition. Learners revisit the anchoring phenomenon (school plan and water tanks) and articulate full answers to the driving question. The DQB is reviewed collaboratively, remaining questions are addressed, and a cumulative annotated diagram model (object → image with all three scale factors labelled) is drawn individually as a consolidation activity.</w:t>
-            </w:r>
-          </w:p>
-        </w:tc>
-      </w:tr>
-      <w:tr>
-        <w:tc>
-          <w:tcPr>
-            <w:tcW w:type="dxa" w:w="3000"/>
-            <w:shd w:fill="EAD1F5" w:color="auto" w:val="clear"/>
-            <w:tcMar>
-              <w:top w:type="dxa" w:w="60"/>
-              <w:left w:type="dxa" w:w="120"/>
-              <w:bottom w:type="dxa" w:w="60"/>
-              <w:right w:type="dxa" w:w="120"/>
-            </w:tcMar>
-            <w:vAlign w:val="top"/>
-          </w:tcPr>
-          <w:p>
-            <w:pPr>
-              <w:spacing w:after="40" w:before="0"/>
-              <w:jc w:val="left"/>
-            </w:pPr>
-            <w:r>
-              <w:rPr>
-                <w:rFonts w:ascii="Arial" w:cs="Arial" w:eastAsia="Arial" w:hAnsi="Arial"/>
-                <w:b/>
-                <w:bCs/>
-                <w:i w:val="false"/>
-                <w:iCs w:val="false"/>
-                <w:color w:val="000000"/>
-                <w:sz w:val="18"/>
-                <w:szCs w:val="18"/>
-              </w:rPr>
-              <w:t xml:space="preserve">Supporting Phenomena</w:t>
-            </w:r>
-          </w:p>
-        </w:tc>
-        <w:tc>
-          <w:tcPr>
-            <w:tcW w:type="dxa" w:w="10680"/>
-            <w:shd w:fill="FFFFFF" w:color="auto" w:val="clear"/>
-            <w:tcMar>
-              <w:top w:type="dxa" w:w="60"/>
-              <w:left w:type="dxa" w:w="120"/>
-              <w:bottom w:type="dxa" w:w="60"/>
-              <w:right w:type="dxa" w:w="120"/>
-            </w:tcMar>
-            <w:vAlign w:val="top"/>
-          </w:tcPr>
-          <w:p>
-            <w:pPr>
-              <w:spacing w:after="30" w:before="0"/>
-              <w:ind w:left="360" w:hanging="180"/>
-              <w:jc w:val="left"/>
-            </w:pPr>
-            <w:r>
-              <w:rPr>
-                <w:rFonts w:ascii="Arial" w:cs="Arial" w:eastAsia="Arial" w:hAnsi="Arial"/>
-                <w:b w:val="false"/>
-                <w:bCs w:val="false"/>
-                <w:i w:val="false"/>
-                <w:iCs w:val="false"/>
-                <w:color w:val="000000"/>
-                <w:sz w:val="18"/>
-                <w:szCs w:val="18"/>
-              </w:rPr>
-              <w:t xml:space="preserve">–  A packet of Unga Pembe maize flour comes in three sizes — 1 kg, 2 kg, and 5 kg — whose packaging boxes are similar in shape. Learners measure the boxes and find that the 2 kg box is not simply twice as wide as the 1 kg box; they explore how the manufacturers calculated the dimensions so that the volume (and hence the flour capacity) scales correctly.</w:t>
-            </w:r>
-          </w:p>
-          <w:p>
-            <w:pPr>
-              <w:spacing w:after="30" w:before="0"/>
-              <w:ind w:left="360" w:hanging="180"/>
-              <w:jc w:val="left"/>
-            </w:pPr>
-            <w:r>
-              <w:rPr>
-                <w:rFonts w:ascii="Arial" w:cs="Arial" w:eastAsia="Arial" w:hAnsi="Arial"/>
-                <w:b w:val="false"/>
-                <w:bCs w:val="false"/>
-                <w:i w:val="false"/>
-                <w:iCs w:val="false"/>
-                <w:color w:val="000000"/>
-                <w:sz w:val="18"/>
-                <w:szCs w:val="18"/>
-              </w:rPr>
-              <w:t xml:space="preserve">–  Google Maps / a printed Survey of Kenya topographic map of the Rift Valley shows Lake Nakuru National Park at a stated scale. Learners measure a distance on the map and calculate the actual ground distance, directly applying linear scale factor in a geographic Kenyan context.</w:t>
-            </w:r>
-          </w:p>
-          <w:p>
-            <w:pPr>
-              <w:spacing w:after="30" w:before="0"/>
-              <w:ind w:left="360" w:hanging="180"/>
-              <w:jc w:val="left"/>
-            </w:pPr>
-            <w:r>
-              <w:rPr>
-                <w:rFonts w:ascii="Arial" w:cs="Arial" w:eastAsia="Arial" w:hAnsi="Arial"/>
-                <w:b w:val="false"/>
-                <w:bCs w:val="false"/>
-                <w:i w:val="false"/>
-                <w:iCs w:val="false"/>
-                <w:color w:val="000000"/>
-                <w:sz w:val="18"/>
-                <w:szCs w:val="18"/>
-              </w:rPr>
-              <w:t xml:space="preserve">–  Photographs of a Maasai junior warrior (moran) standing next to a scale model of a traditional manyatta homestead reveal that the model is geometrically similar to the real homestead. Learners identify corresponding lengths and calculate the scale factor used by the craftsman.</w:t>
-            </w:r>
-          </w:p>
-          <w:p>
-            <w:pPr>
-              <w:spacing w:after="30" w:before="0"/>
-              <w:ind w:left="360" w:hanging="180"/>
-              <w:jc w:val="left"/>
-            </w:pPr>
-            <w:r>
-              <w:rPr>
-                <w:rFonts w:ascii="Arial" w:cs="Arial" w:eastAsia="Arial" w:hAnsi="Arial"/>
-                <w:b w:val="false"/>
-                <w:bCs w:val="false"/>
-                <w:i w:val="false"/>
-                <w:iCs w:val="false"/>
-                <w:color w:val="000000"/>
-                <w:sz w:val="18"/>
-                <w:szCs w:val="18"/>
-              </w:rPr>
-              <w:t xml:space="preserve">–  Two similar cylindrical metal cooking pots (sufuria) of different sizes are displayed: one is used for cooking ugali for a family of 5, the other for a school kitchen feeding 200 learners. Learners predict how many times more water the larger pot holds given that its diameter is 3 times that of the smaller one, confronting the volume scale factor concept.</w:t>
-            </w:r>
-          </w:p>
-        </w:tc>
-      </w:tr>
-    </w:tbl>
-    <w:p>
-      <w:pPr>
-        <w:spacing w:after="120"/>
-      </w:pPr>
-      <w:r>
-        <w:t xml:space="preserve"/>
       </w:r>
     </w:p>
     <w:p>
@@ -3277,7 +3277,7 @@
             <w:pPr>
               <w:spacing w:after="20" w:before="0"/>
             </w:pPr>
-            <w:hyperlink w:history="1" r:id="rIdchq-ruho30mgwwepn_y67">
+            <w:hyperlink w:history="1" r:id="rIda4tmsswgxaudemuxsd6fn">
               <w:r>
                 <w:rPr>
                   <w:rFonts w:ascii="Arial" w:cs="Arial" w:eastAsia="Arial" w:hAnsi="Arial"/>
@@ -3310,7 +3310,7 @@
               <w:spacing w:after="10" w:before="0"/>
               <w:ind w:left="120"/>
             </w:pPr>
-            <w:hyperlink w:history="1" r:id="rIdjtsjupic9p0sekeuagt9n">
+            <w:hyperlink w:history="1" r:id="rIdzcv1n1rjfoslwfgwwk9ty">
               <w:r>
                 <w:rPr>
                   <w:rFonts w:ascii="Arial" w:cs="Arial" w:eastAsia="Arial" w:hAnsi="Arial"/>
@@ -3355,7 +3355,7 @@
             <w:pPr>
               <w:spacing w:after="20" w:before="0"/>
             </w:pPr>
-            <w:hyperlink w:history="1" r:id="rIdhvfayucsqdi_pakzyltdx">
+            <w:hyperlink w:history="1" r:id="rIdwaiooqwuz_prvkjxptszl">
               <w:r>
                 <w:rPr>
                   <w:rFonts w:ascii="Arial" w:cs="Arial" w:eastAsia="Arial" w:hAnsi="Arial"/>
@@ -3388,7 +3388,7 @@
               <w:spacing w:after="10" w:before="0"/>
               <w:ind w:left="120"/>
             </w:pPr>
-            <w:hyperlink w:history="1" r:id="rIdvl5kjqmeblqs-nzegfthe">
+            <w:hyperlink w:history="1" r:id="rIdu2ban7kjrte0nkcmpxnjh">
               <w:r>
                 <w:rPr>
                   <w:rFonts w:ascii="Arial" w:cs="Arial" w:eastAsia="Arial" w:hAnsi="Arial"/>
@@ -3583,7 +3583,7 @@
             <w:pPr>
               <w:spacing w:after="20" w:before="0"/>
             </w:pPr>
-            <w:hyperlink w:history="1" r:id="rIdbjirdpxg8ddv61c2b0qow">
+            <w:hyperlink w:history="1" r:id="rId1opdayq7w-jx3h8bqxact">
               <w:r>
                 <w:rPr>
                   <w:rFonts w:ascii="Arial" w:cs="Arial" w:eastAsia="Arial" w:hAnsi="Arial"/>
@@ -3616,7 +3616,7 @@
               <w:spacing w:after="10" w:before="0"/>
               <w:ind w:left="120"/>
             </w:pPr>
-            <w:hyperlink w:history="1" r:id="rId4vnjjw4i_0a1x3ufpivqy">
+            <w:hyperlink w:history="1" r:id="rId7ongnd0kdqfaioml8g7i5">
               <w:r>
                 <w:rPr>
                   <w:rFonts w:ascii="Arial" w:cs="Arial" w:eastAsia="Arial" w:hAnsi="Arial"/>
@@ -3661,7 +3661,7 @@
             <w:pPr>
               <w:spacing w:after="20" w:before="0"/>
             </w:pPr>
-            <w:hyperlink w:history="1" r:id="rIdx0uofqlxmlkpbhvb64wew">
+            <w:hyperlink w:history="1" r:id="rIdpm46bx3owvopyc_1uqwn1">
               <w:r>
                 <w:rPr>
                   <w:rFonts w:ascii="Arial" w:cs="Arial" w:eastAsia="Arial" w:hAnsi="Arial"/>
@@ -3694,7 +3694,7 @@
               <w:spacing w:after="10" w:before="0"/>
               <w:ind w:left="120"/>
             </w:pPr>
-            <w:hyperlink w:history="1" r:id="rIdhetahlxapmsgobvnbd9is">
+            <w:hyperlink w:history="1" r:id="rIdqqwt1jbjgpqmdvhc9ljkl">
               <w:r>
                 <w:rPr>
                   <w:rFonts w:ascii="Arial" w:cs="Arial" w:eastAsia="Arial" w:hAnsi="Arial"/>
@@ -3889,7 +3889,7 @@
             <w:pPr>
               <w:spacing w:after="20" w:before="0"/>
             </w:pPr>
-            <w:hyperlink w:history="1" r:id="rIdjystu4qzvd01sjpzl8rce">
+            <w:hyperlink w:history="1" r:id="rIdted9yjuhxxtzue1xsh93t">
               <w:r>
                 <w:rPr>
                   <w:rFonts w:ascii="Arial" w:cs="Arial" w:eastAsia="Arial" w:hAnsi="Arial"/>
@@ -3922,7 +3922,7 @@
               <w:spacing w:after="10" w:before="0"/>
               <w:ind w:left="120"/>
             </w:pPr>
-            <w:hyperlink w:history="1" r:id="rIdybcnyigmzb0_xytkda9d_">
+            <w:hyperlink w:history="1" r:id="rIdhlt10mphdcpk77za6mmej">
               <w:r>
                 <w:rPr>
                   <w:rFonts w:ascii="Arial" w:cs="Arial" w:eastAsia="Arial" w:hAnsi="Arial"/>
@@ -3967,7 +3967,7 @@
             <w:pPr>
               <w:spacing w:after="20" w:before="0"/>
             </w:pPr>
-            <w:hyperlink w:history="1" r:id="rIdovpz7p7xhs74kykbwmyko">
+            <w:hyperlink w:history="1" r:id="rIdnpt1nt7mvxa1hl29zdahg">
               <w:r>
                 <w:rPr>
                   <w:rFonts w:ascii="Arial" w:cs="Arial" w:eastAsia="Arial" w:hAnsi="Arial"/>
@@ -4000,7 +4000,7 @@
               <w:spacing w:after="10" w:before="0"/>
               <w:ind w:left="120"/>
             </w:pPr>
-            <w:hyperlink w:history="1" r:id="rIdbtyx4ajfuavjpb3j5anez">
+            <w:hyperlink w:history="1" r:id="rIdka55pjpd6vyhlcwpglmzt">
               <w:r>
                 <w:rPr>
                   <w:rFonts w:ascii="Arial" w:cs="Arial" w:eastAsia="Arial" w:hAnsi="Arial"/>
@@ -4195,7 +4195,7 @@
             <w:pPr>
               <w:spacing w:after="20" w:before="0"/>
             </w:pPr>
-            <w:hyperlink w:history="1" r:id="rIdnuzm2ifgj0633hp-g3ibi">
+            <w:hyperlink w:history="1" r:id="rIdbdifodqagmsu1ht9zcn-d">
               <w:r>
                 <w:rPr>
                   <w:rFonts w:ascii="Arial" w:cs="Arial" w:eastAsia="Arial" w:hAnsi="Arial"/>
@@ -4228,7 +4228,7 @@
               <w:spacing w:after="10" w:before="0"/>
               <w:ind w:left="120"/>
             </w:pPr>
-            <w:hyperlink w:history="1" r:id="rId5ybbv3r_uuepjdmj8c9j6">
+            <w:hyperlink w:history="1" r:id="rIdvuxxm5fwz-r9ft7wfx-qv">
               <w:r>
                 <w:rPr>
                   <w:rFonts w:ascii="Arial" w:cs="Arial" w:eastAsia="Arial" w:hAnsi="Arial"/>
@@ -4273,7 +4273,7 @@
             <w:pPr>
               <w:spacing w:after="20" w:before="0"/>
             </w:pPr>
-            <w:hyperlink w:history="1" r:id="rIdgyeqerjsp3i129v1-v0ii">
+            <w:hyperlink w:history="1" r:id="rIdoymudloc66onfznjt72ct">
               <w:r>
                 <w:rPr>
                   <w:rFonts w:ascii="Arial" w:cs="Arial" w:eastAsia="Arial" w:hAnsi="Arial"/>
@@ -4306,7 +4306,7 @@
               <w:spacing w:after="10" w:before="0"/>
               <w:ind w:left="120"/>
             </w:pPr>
-            <w:hyperlink w:history="1" r:id="rId1zu6jzjylbnb4krng-ltq">
+            <w:hyperlink w:history="1" r:id="rIdghufhtx0oz3dpv-uiu9e6">
               <w:r>
                 <w:rPr>
                   <w:rFonts w:ascii="Arial" w:cs="Arial" w:eastAsia="Arial" w:hAnsi="Arial"/>
@@ -4501,7 +4501,7 @@
             <w:pPr>
               <w:spacing w:after="20" w:before="0"/>
             </w:pPr>
-            <w:hyperlink w:history="1" r:id="rIdirssb7vkxe43ovnaacfpq">
+            <w:hyperlink w:history="1" r:id="rId0qdb7m4zsxncivttpgjie">
               <w:r>
                 <w:rPr>
                   <w:rFonts w:ascii="Arial" w:cs="Arial" w:eastAsia="Arial" w:hAnsi="Arial"/>
@@ -4534,7 +4534,7 @@
               <w:spacing w:after="10" w:before="0"/>
               <w:ind w:left="120"/>
             </w:pPr>
-            <w:hyperlink w:history="1" r:id="rId75phyxathqtfyber0qkyt">
+            <w:hyperlink w:history="1" r:id="rId1j6vxnvhtwt9zgpddkvxn">
               <w:r>
                 <w:rPr>
                   <w:rFonts w:ascii="Arial" w:cs="Arial" w:eastAsia="Arial" w:hAnsi="Arial"/>
@@ -4579,7 +4579,7 @@
             <w:pPr>
               <w:spacing w:after="20" w:before="0"/>
             </w:pPr>
-            <w:hyperlink w:history="1" r:id="rIdxdxvfcjt0yisg8daw8wu6">
+            <w:hyperlink w:history="1" r:id="rIdx2qe8byph8rqqpfuny8rt">
               <w:r>
                 <w:rPr>
                   <w:rFonts w:ascii="Arial" w:cs="Arial" w:eastAsia="Arial" w:hAnsi="Arial"/>
@@ -4612,7 +4612,7 @@
               <w:spacing w:after="10" w:before="0"/>
               <w:ind w:left="120"/>
             </w:pPr>
-            <w:hyperlink w:history="1" r:id="rIdngv0tmrgizyp65grkpx7e">
+            <w:hyperlink w:history="1" r:id="rIdp5rgvc5bzedvfzyy8nomh">
               <w:r>
                 <w:rPr>
                   <w:rFonts w:ascii="Arial" w:cs="Arial" w:eastAsia="Arial" w:hAnsi="Arial"/>
@@ -5124,7 +5124,7 @@
         </w:rPr>
         <w:t xml:space="preserve">© 2026 SeaVuria and ARES. Aligned with KICD objectives. Developed by SeaVuria; technical implementation by ARES (with AI assistance from Claude). Licensed under </w:t>
       </w:r>
-      <w:hyperlink w:history="1" r:id="rIdusyeczsuj2s4x4ucgvamg">
+      <w:hyperlink w:history="1" r:id="rIdj28woultigstkakfsssvg">
         <w:r>
           <w:rPr>
             <w:rFonts w:ascii="Arial" w:cs="Arial" w:eastAsia="Arial" w:hAnsi="Arial"/>
@@ -5145,7 +5145,7 @@
         </w:rPr>
         <w:t xml:space="preserve"> (</w:t>
       </w:r>
-      <w:hyperlink w:history="1" r:id="rIdfjiw1zvdkd-wo4wf_vxdn">
+      <w:hyperlink w:history="1" r:id="rIdbuz623g6bqz-o_tse7nhe">
         <w:r>
           <w:rPr>
             <w:rFonts w:ascii="Arial" w:cs="Arial" w:eastAsia="Arial" w:hAnsi="Arial"/>
@@ -6317,7 +6317,7 @@
             <w:pPr>
               <w:spacing w:after="20" w:before="0"/>
             </w:pPr>
-            <w:hyperlink w:history="1" r:id="rIdnxpcl_0htj6zvety2itur">
+            <w:hyperlink w:history="1" r:id="rIdvyghwtjyna7p4czw1gz6d">
               <w:r>
                 <w:rPr>
                   <w:rFonts w:ascii="Arial" w:cs="Arial" w:eastAsia="Arial" w:hAnsi="Arial"/>
@@ -6350,7 +6350,7 @@
               <w:spacing w:after="10" w:before="0"/>
               <w:ind w:left="120"/>
             </w:pPr>
-            <w:hyperlink w:history="1" r:id="rIdnshda5kqnp8be9dfqbzdc">
+            <w:hyperlink w:history="1" r:id="rId3vd-11ssd_laueqj3ol1g">
               <w:r>
                 <w:rPr>
                   <w:rFonts w:ascii="Arial" w:cs="Arial" w:eastAsia="Arial" w:hAnsi="Arial"/>
@@ -6395,7 +6395,7 @@
             <w:pPr>
               <w:spacing w:after="20" w:before="0"/>
             </w:pPr>
-            <w:hyperlink w:history="1" r:id="rIdmqo21z3lgz0wu433v5txa">
+            <w:hyperlink w:history="1" r:id="rId1dk73mu1mp90ipletvpi3">
               <w:r>
                 <w:rPr>
                   <w:rFonts w:ascii="Arial" w:cs="Arial" w:eastAsia="Arial" w:hAnsi="Arial"/>
@@ -6428,7 +6428,7 @@
               <w:spacing w:after="10" w:before="0"/>
               <w:ind w:left="120"/>
             </w:pPr>
-            <w:hyperlink w:history="1" r:id="rIdeu6t82yln3rdt2zaqecbq">
+            <w:hyperlink w:history="1" r:id="rIdm6zpht9fkp1ahhrt-z8p7">
               <w:r>
                 <w:rPr>
                   <w:rFonts w:ascii="Arial" w:cs="Arial" w:eastAsia="Arial" w:hAnsi="Arial"/>
@@ -6623,7 +6623,7 @@
             <w:pPr>
               <w:spacing w:after="20" w:before="0"/>
             </w:pPr>
-            <w:hyperlink w:history="1" r:id="rIdvxut7avgalshxpyeabo9q">
+            <w:hyperlink w:history="1" r:id="rIdwry-whade2wmume9ua_fm">
               <w:r>
                 <w:rPr>
                   <w:rFonts w:ascii="Arial" w:cs="Arial" w:eastAsia="Arial" w:hAnsi="Arial"/>
@@ -6656,7 +6656,7 @@
               <w:spacing w:after="10" w:before="0"/>
               <w:ind w:left="120"/>
             </w:pPr>
-            <w:hyperlink w:history="1" r:id="rIdw7mtlompidt-smosmc2no">
+            <w:hyperlink w:history="1" r:id="rIdsaf29est-zwxh1zbz3xwn">
               <w:r>
                 <w:rPr>
                   <w:rFonts w:ascii="Arial" w:cs="Arial" w:eastAsia="Arial" w:hAnsi="Arial"/>
@@ -6701,7 +6701,7 @@
             <w:pPr>
               <w:spacing w:after="20" w:before="0"/>
             </w:pPr>
-            <w:hyperlink w:history="1" r:id="rId6sednbv3rf1cugvuq2g-r">
+            <w:hyperlink w:history="1" r:id="rIdcbulvpj3qmego55f4tncd">
               <w:r>
                 <w:rPr>
                   <w:rFonts w:ascii="Arial" w:cs="Arial" w:eastAsia="Arial" w:hAnsi="Arial"/>
@@ -6734,7 +6734,7 @@
               <w:spacing w:after="10" w:before="0"/>
               <w:ind w:left="120"/>
             </w:pPr>
-            <w:hyperlink w:history="1" r:id="rIdzednn2elhn7ph7k3rxzwq">
+            <w:hyperlink w:history="1" r:id="rIdgzdqvgmsap4xxd6enbzwq">
               <w:r>
                 <w:rPr>
                   <w:rFonts w:ascii="Arial" w:cs="Arial" w:eastAsia="Arial" w:hAnsi="Arial"/>
@@ -6929,7 +6929,7 @@
             <w:pPr>
               <w:spacing w:after="20" w:before="0"/>
             </w:pPr>
-            <w:hyperlink w:history="1" r:id="rId60hvxdnjkpb1okgbex1gn">
+            <w:hyperlink w:history="1" r:id="rId6yk1ndajccr0iyzrrow3c">
               <w:r>
                 <w:rPr>
                   <w:rFonts w:ascii="Arial" w:cs="Arial" w:eastAsia="Arial" w:hAnsi="Arial"/>
@@ -6962,7 +6962,7 @@
               <w:spacing w:after="10" w:before="0"/>
               <w:ind w:left="120"/>
             </w:pPr>
-            <w:hyperlink w:history="1" r:id="rId1hgjqip0cxvnezgqner3p">
+            <w:hyperlink w:history="1" r:id="rIdfgpi3ydpz2ijwmu2sunfm">
               <w:r>
                 <w:rPr>
                   <w:rFonts w:ascii="Arial" w:cs="Arial" w:eastAsia="Arial" w:hAnsi="Arial"/>
@@ -7007,7 +7007,7 @@
             <w:pPr>
               <w:spacing w:after="20" w:before="0"/>
             </w:pPr>
-            <w:hyperlink w:history="1" r:id="rIdmt_m4chtcsoakhxxzeg2-">
+            <w:hyperlink w:history="1" r:id="rIdvwxypogqqbe7zg0r-qmzk">
               <w:r>
                 <w:rPr>
                   <w:rFonts w:ascii="Arial" w:cs="Arial" w:eastAsia="Arial" w:hAnsi="Arial"/>
@@ -7040,7 +7040,7 @@
               <w:spacing w:after="10" w:before="0"/>
               <w:ind w:left="120"/>
             </w:pPr>
-            <w:hyperlink w:history="1" r:id="rIdmqcvv_juodwnojl8uyzdm">
+            <w:hyperlink w:history="1" r:id="rIdjwwx4xrmohb66h4ybywpz">
               <w:r>
                 <w:rPr>
                   <w:rFonts w:ascii="Arial" w:cs="Arial" w:eastAsia="Arial" w:hAnsi="Arial"/>
@@ -7235,7 +7235,7 @@
             <w:pPr>
               <w:spacing w:after="20" w:before="0"/>
             </w:pPr>
-            <w:hyperlink w:history="1" r:id="rIdehbjl75twspt7yr1jz3pv">
+            <w:hyperlink w:history="1" r:id="rIdbrqiqun4-_y2o0fcyfzwc">
               <w:r>
                 <w:rPr>
                   <w:rFonts w:ascii="Arial" w:cs="Arial" w:eastAsia="Arial" w:hAnsi="Arial"/>
@@ -7268,7 +7268,7 @@
               <w:spacing w:after="10" w:before="0"/>
               <w:ind w:left="120"/>
             </w:pPr>
-            <w:hyperlink w:history="1" r:id="rIdgzzxh257mmx4chwhhandb">
+            <w:hyperlink w:history="1" r:id="rIdpimusmaxjzgatvgdhrqdr">
               <w:r>
                 <w:rPr>
                   <w:rFonts w:ascii="Arial" w:cs="Arial" w:eastAsia="Arial" w:hAnsi="Arial"/>
@@ -7313,7 +7313,7 @@
             <w:pPr>
               <w:spacing w:after="20" w:before="0"/>
             </w:pPr>
-            <w:hyperlink w:history="1" r:id="rIdvh9bcfqomnqknnlsrqota">
+            <w:hyperlink w:history="1" r:id="rIdmp6ddqk8kixqfvsymqqj9">
               <w:r>
                 <w:rPr>
                   <w:rFonts w:ascii="Arial" w:cs="Arial" w:eastAsia="Arial" w:hAnsi="Arial"/>
@@ -7346,7 +7346,7 @@
               <w:spacing w:after="10" w:before="0"/>
               <w:ind w:left="120"/>
             </w:pPr>
-            <w:hyperlink w:history="1" r:id="rIdrdoa3mdi2zvxtw4vpwxlf">
+            <w:hyperlink w:history="1" r:id="rIdvvuz3kbgqtbobozledsuh">
               <w:r>
                 <w:rPr>
                   <w:rFonts w:ascii="Arial" w:cs="Arial" w:eastAsia="Arial" w:hAnsi="Arial"/>
@@ -7541,7 +7541,7 @@
             <w:pPr>
               <w:spacing w:after="20" w:before="0"/>
             </w:pPr>
-            <w:hyperlink w:history="1" r:id="rId6dhbtcicdcpwjrvqiiimm">
+            <w:hyperlink w:history="1" r:id="rIdbwsygcdwopiwrp0nthu5b">
               <w:r>
                 <w:rPr>
                   <w:rFonts w:ascii="Arial" w:cs="Arial" w:eastAsia="Arial" w:hAnsi="Arial"/>
@@ -7574,7 +7574,7 @@
               <w:spacing w:after="10" w:before="0"/>
               <w:ind w:left="120"/>
             </w:pPr>
-            <w:hyperlink w:history="1" r:id="rId2oqdababzakshs2c76ok9">
+            <w:hyperlink w:history="1" r:id="rIducb6jwtod_bipleu5egvl">
               <w:r>
                 <w:rPr>
                   <w:rFonts w:ascii="Arial" w:cs="Arial" w:eastAsia="Arial" w:hAnsi="Arial"/>
@@ -7619,7 +7619,7 @@
             <w:pPr>
               <w:spacing w:after="20" w:before="0"/>
             </w:pPr>
-            <w:hyperlink w:history="1" r:id="rIdloa67vkyn-2s5s_hbszge">
+            <w:hyperlink w:history="1" r:id="rIdfijheni7phy_zpqrgi_zz">
               <w:r>
                 <w:rPr>
                   <w:rFonts w:ascii="Arial" w:cs="Arial" w:eastAsia="Arial" w:hAnsi="Arial"/>
@@ -7652,7 +7652,7 @@
               <w:spacing w:after="10" w:before="0"/>
               <w:ind w:left="120"/>
             </w:pPr>
-            <w:hyperlink w:history="1" r:id="rIddqj1se6itg3mfcqmeflqz">
+            <w:hyperlink w:history="1" r:id="rIdkij5pgdj7aj2gryvuaafg">
               <w:r>
                 <w:rPr>
                   <w:rFonts w:ascii="Arial" w:cs="Arial" w:eastAsia="Arial" w:hAnsi="Arial"/>
@@ -8240,7 +8240,7 @@
         </w:rPr>
         <w:t xml:space="preserve">© 2026 SeaVuria and ARES. Aligned with KICD objectives. Developed by SeaVuria; technical implementation by ARES (with AI assistance from Claude). Licensed under </w:t>
       </w:r>
-      <w:hyperlink w:history="1" r:id="rId1rlxrsunht9f2hyngkdlq">
+      <w:hyperlink w:history="1" r:id="rIdimfe6lqb4iv_szdzu2f9p">
         <w:r>
           <w:rPr>
             <w:rFonts w:ascii="Arial" w:cs="Arial" w:eastAsia="Arial" w:hAnsi="Arial"/>
@@ -8261,7 +8261,7 @@
         </w:rPr>
         <w:t xml:space="preserve"> (</w:t>
       </w:r>
-      <w:hyperlink w:history="1" r:id="rIdewvgenb3fm5jzj7kf75rc">
+      <w:hyperlink w:history="1" r:id="rIdc37yq55betb_7vht4b1kx">
         <w:r>
           <w:rPr>
             <w:rFonts w:ascii="Arial" w:cs="Arial" w:eastAsia="Arial" w:hAnsi="Arial"/>
@@ -9274,7 +9274,7 @@
             <w:pPr>
               <w:spacing w:after="20" w:before="0"/>
             </w:pPr>
-            <w:hyperlink w:history="1" r:id="rIdmto0d5sln3kaznpuysccw">
+            <w:hyperlink w:history="1" r:id="rIdzypyyeztr3aznj4txnulm">
               <w:r>
                 <w:rPr>
                   <w:rFonts w:ascii="Arial" w:cs="Arial" w:eastAsia="Arial" w:hAnsi="Arial"/>
@@ -9307,7 +9307,7 @@
               <w:spacing w:after="10" w:before="0"/>
               <w:ind w:left="120"/>
             </w:pPr>
-            <w:hyperlink w:history="1" r:id="rIdvjiamxn9swvmtw5quky9u">
+            <w:hyperlink w:history="1" r:id="rIdudjs8usvrmpyfm6ebd8ny">
               <w:r>
                 <w:rPr>
                   <w:rFonts w:ascii="Arial" w:cs="Arial" w:eastAsia="Arial" w:hAnsi="Arial"/>
@@ -9352,7 +9352,7 @@
             <w:pPr>
               <w:spacing w:after="20" w:before="0"/>
             </w:pPr>
-            <w:hyperlink w:history="1" r:id="rIdz6247sebavme0-7qa2vvg">
+            <w:hyperlink w:history="1" r:id="rIdqipffq74w9rjghoij5bqi">
               <w:r>
                 <w:rPr>
                   <w:rFonts w:ascii="Arial" w:cs="Arial" w:eastAsia="Arial" w:hAnsi="Arial"/>
@@ -9385,7 +9385,7 @@
               <w:spacing w:after="10" w:before="0"/>
               <w:ind w:left="120"/>
             </w:pPr>
-            <w:hyperlink w:history="1" r:id="rIdfrk0yh6yutekut2yec9x4">
+            <w:hyperlink w:history="1" r:id="rIdhvmbuigo_by3fgc_s9pfe">
               <w:r>
                 <w:rPr>
                   <w:rFonts w:ascii="Arial" w:cs="Arial" w:eastAsia="Arial" w:hAnsi="Arial"/>
@@ -9580,7 +9580,7 @@
             <w:pPr>
               <w:spacing w:after="20" w:before="0"/>
             </w:pPr>
-            <w:hyperlink w:history="1" r:id="rIdoqv491bfnub2qdfckbacq">
+            <w:hyperlink w:history="1" r:id="rId1kr1o4vgfkkq8ybnfhosf">
               <w:r>
                 <w:rPr>
                   <w:rFonts w:ascii="Arial" w:cs="Arial" w:eastAsia="Arial" w:hAnsi="Arial"/>
@@ -9613,7 +9613,7 @@
               <w:spacing w:after="10" w:before="0"/>
               <w:ind w:left="120"/>
             </w:pPr>
-            <w:hyperlink w:history="1" r:id="rIdd5kxv2j0nykkpjnxe7uxv">
+            <w:hyperlink w:history="1" r:id="rIdfoyscyslnuplmph-mos1z">
               <w:r>
                 <w:rPr>
                   <w:rFonts w:ascii="Arial" w:cs="Arial" w:eastAsia="Arial" w:hAnsi="Arial"/>
@@ -9658,7 +9658,7 @@
             <w:pPr>
               <w:spacing w:after="20" w:before="0"/>
             </w:pPr>
-            <w:hyperlink w:history="1" r:id="rIdoh-rljtqtzjfvrqzac8co">
+            <w:hyperlink w:history="1" r:id="rIdqh5to-hdhlv2ocqgazkzp">
               <w:r>
                 <w:rPr>
                   <w:rFonts w:ascii="Arial" w:cs="Arial" w:eastAsia="Arial" w:hAnsi="Arial"/>
@@ -9691,7 +9691,7 @@
               <w:spacing w:after="10" w:before="0"/>
               <w:ind w:left="120"/>
             </w:pPr>
-            <w:hyperlink w:history="1" r:id="rId0heons3iffizkdt0iefrp">
+            <w:hyperlink w:history="1" r:id="rIdudj4l_by3k0ikdrxx4wa8">
               <w:r>
                 <w:rPr>
                   <w:rFonts w:ascii="Arial" w:cs="Arial" w:eastAsia="Arial" w:hAnsi="Arial"/>
@@ -9886,7 +9886,7 @@
             <w:pPr>
               <w:spacing w:after="20" w:before="0"/>
             </w:pPr>
-            <w:hyperlink w:history="1" r:id="rIdbpjvu5qzq5js-stvqhwxf">
+            <w:hyperlink w:history="1" r:id="rIdlnty4zxoe29tjxlhtpx5d">
               <w:r>
                 <w:rPr>
                   <w:rFonts w:ascii="Arial" w:cs="Arial" w:eastAsia="Arial" w:hAnsi="Arial"/>
@@ -9919,7 +9919,7 @@
               <w:spacing w:after="10" w:before="0"/>
               <w:ind w:left="120"/>
             </w:pPr>
-            <w:hyperlink w:history="1" r:id="rIds6g_2hwztecuc77owi9m2">
+            <w:hyperlink w:history="1" r:id="rIdngkdm3py7mrmahtu8vxwy">
               <w:r>
                 <w:rPr>
                   <w:rFonts w:ascii="Arial" w:cs="Arial" w:eastAsia="Arial" w:hAnsi="Arial"/>
@@ -9964,7 +9964,7 @@
             <w:pPr>
               <w:spacing w:after="20" w:before="0"/>
             </w:pPr>
-            <w:hyperlink w:history="1" r:id="rIdjw5j4wkauhaygfb4pfsgd">
+            <w:hyperlink w:history="1" r:id="rId74jimqel6pp6x70drwmpa">
               <w:r>
                 <w:rPr>
                   <w:rFonts w:ascii="Arial" w:cs="Arial" w:eastAsia="Arial" w:hAnsi="Arial"/>
@@ -9997,7 +9997,7 @@
               <w:spacing w:after="10" w:before="0"/>
               <w:ind w:left="120"/>
             </w:pPr>
-            <w:hyperlink w:history="1" r:id="rId7oiuwmy0tu-y2yq-zzmu0">
+            <w:hyperlink w:history="1" r:id="rIdana8fe2kgqtqs8bkofpki">
               <w:r>
                 <w:rPr>
                   <w:rFonts w:ascii="Arial" w:cs="Arial" w:eastAsia="Arial" w:hAnsi="Arial"/>
@@ -10192,7 +10192,7 @@
             <w:pPr>
               <w:spacing w:after="20" w:before="0"/>
             </w:pPr>
-            <w:hyperlink w:history="1" r:id="rIdsmcckvf6tl8sol1embipg">
+            <w:hyperlink w:history="1" r:id="rIdjwmfdxjytjplkrhjo99i0">
               <w:r>
                 <w:rPr>
                   <w:rFonts w:ascii="Arial" w:cs="Arial" w:eastAsia="Arial" w:hAnsi="Arial"/>
@@ -10225,7 +10225,7 @@
               <w:spacing w:after="10" w:before="0"/>
               <w:ind w:left="120"/>
             </w:pPr>
-            <w:hyperlink w:history="1" r:id="rId7knjncrxpoaszv4g4ycow">
+            <w:hyperlink w:history="1" r:id="rIdl4vmjlerdrnxfavhoyfut">
               <w:r>
                 <w:rPr>
                   <w:rFonts w:ascii="Arial" w:cs="Arial" w:eastAsia="Arial" w:hAnsi="Arial"/>
@@ -10270,7 +10270,7 @@
             <w:pPr>
               <w:spacing w:after="20" w:before="0"/>
             </w:pPr>
-            <w:hyperlink w:history="1" r:id="rId9tsig7ozjejfyi3y8oqfn">
+            <w:hyperlink w:history="1" r:id="rIdhhgzjmuewu-slfcy-sd2r">
               <w:r>
                 <w:rPr>
                   <w:rFonts w:ascii="Arial" w:cs="Arial" w:eastAsia="Arial" w:hAnsi="Arial"/>
@@ -10303,7 +10303,7 @@
               <w:spacing w:after="10" w:before="0"/>
               <w:ind w:left="120"/>
             </w:pPr>
-            <w:hyperlink w:history="1" r:id="rId2aqwxygalrojhbknysbmw">
+            <w:hyperlink w:history="1" r:id="rIdfwmirz3z9txkwhhd79ac3">
               <w:r>
                 <w:rPr>
                   <w:rFonts w:ascii="Arial" w:cs="Arial" w:eastAsia="Arial" w:hAnsi="Arial"/>
@@ -10498,7 +10498,7 @@
             <w:pPr>
               <w:spacing w:after="20" w:before="0"/>
             </w:pPr>
-            <w:hyperlink w:history="1" r:id="rIdoolwkobfpkoruy4p26tp3">
+            <w:hyperlink w:history="1" r:id="rIdewlqeydwlr80vft-bb3-r">
               <w:r>
                 <w:rPr>
                   <w:rFonts w:ascii="Arial" w:cs="Arial" w:eastAsia="Arial" w:hAnsi="Arial"/>
@@ -10531,7 +10531,7 @@
               <w:spacing w:after="10" w:before="0"/>
               <w:ind w:left="120"/>
             </w:pPr>
-            <w:hyperlink w:history="1" r:id="rIdzlrd7crogrj8nx344uuuo">
+            <w:hyperlink w:history="1" r:id="rIdp4so9wafo0g7hwpa-jigl">
               <w:r>
                 <w:rPr>
                   <w:rFonts w:ascii="Arial" w:cs="Arial" w:eastAsia="Arial" w:hAnsi="Arial"/>
@@ -10576,7 +10576,7 @@
             <w:pPr>
               <w:spacing w:after="20" w:before="0"/>
             </w:pPr>
-            <w:hyperlink w:history="1" r:id="rIddudkyxwp19gnjmcirpoz-">
+            <w:hyperlink w:history="1" r:id="rIdzwosanwj0rt0vfg6yp-8z">
               <w:r>
                 <w:rPr>
                   <w:rFonts w:ascii="Arial" w:cs="Arial" w:eastAsia="Arial" w:hAnsi="Arial"/>
@@ -10609,7 +10609,7 @@
               <w:spacing w:after="10" w:before="0"/>
               <w:ind w:left="120"/>
             </w:pPr>
-            <w:hyperlink w:history="1" r:id="rIdmcaczxwnpxitpajiulu91">
+            <w:hyperlink w:history="1" r:id="rIdczqsnpk668wua4tstnxvq">
               <w:r>
                 <w:rPr>
                   <w:rFonts w:ascii="Arial" w:cs="Arial" w:eastAsia="Arial" w:hAnsi="Arial"/>
@@ -11121,7 +11121,7 @@
         </w:rPr>
         <w:t xml:space="preserve">© 2026 SeaVuria and ARES. Aligned with KICD objectives. Developed by SeaVuria; technical implementation by ARES (with AI assistance from Claude). Licensed under </w:t>
       </w:r>
-      <w:hyperlink w:history="1" r:id="rIdb-cxolddy3wzx4ouk3sgp">
+      <w:hyperlink w:history="1" r:id="rIdlkhczp_gxb90jhmilzzce">
         <w:r>
           <w:rPr>
             <w:rFonts w:ascii="Arial" w:cs="Arial" w:eastAsia="Arial" w:hAnsi="Arial"/>
@@ -11142,7 +11142,7 @@
         </w:rPr>
         <w:t xml:space="preserve"> (</w:t>
       </w:r>
-      <w:hyperlink w:history="1" r:id="rIdttvol6yozdvvqq-wvbmsd">
+      <w:hyperlink w:history="1" r:id="rIdivhqlrzc8k-clx4lvzoyl">
         <w:r>
           <w:rPr>
             <w:rFonts w:ascii="Arial" w:cs="Arial" w:eastAsia="Arial" w:hAnsi="Arial"/>
@@ -12155,7 +12155,7 @@
             <w:pPr>
               <w:spacing w:after="20" w:before="0"/>
             </w:pPr>
-            <w:hyperlink w:history="1" r:id="rIddj9nppw03hxsndba4spmt">
+            <w:hyperlink w:history="1" r:id="rIdfwfpzju68i6yodkeil7qz">
               <w:r>
                 <w:rPr>
                   <w:rFonts w:ascii="Arial" w:cs="Arial" w:eastAsia="Arial" w:hAnsi="Arial"/>
@@ -12188,7 +12188,7 @@
               <w:spacing w:after="10" w:before="0"/>
               <w:ind w:left="120"/>
             </w:pPr>
-            <w:hyperlink w:history="1" r:id="rIdkzz-uora96nt4_enjquu9">
+            <w:hyperlink w:history="1" r:id="rIdxvobzbyvuid6rgoubsrd6">
               <w:r>
                 <w:rPr>
                   <w:rFonts w:ascii="Arial" w:cs="Arial" w:eastAsia="Arial" w:hAnsi="Arial"/>
@@ -12233,7 +12233,7 @@
             <w:pPr>
               <w:spacing w:after="20" w:before="0"/>
             </w:pPr>
-            <w:hyperlink w:history="1" r:id="rIdew7t-32tkua9qzmi3jxqq">
+            <w:hyperlink w:history="1" r:id="rIdjye19mwxap7y5xhqtmwpo">
               <w:r>
                 <w:rPr>
                   <w:rFonts w:ascii="Arial" w:cs="Arial" w:eastAsia="Arial" w:hAnsi="Arial"/>
@@ -12266,7 +12266,7 @@
               <w:spacing w:after="10" w:before="0"/>
               <w:ind w:left="120"/>
             </w:pPr>
-            <w:hyperlink w:history="1" r:id="rIds20_hi04tvllpnhd3yxzx">
+            <w:hyperlink w:history="1" r:id="rId-vuhpf6jptiiidpwm1h6e">
               <w:r>
                 <w:rPr>
                   <w:rFonts w:ascii="Arial" w:cs="Arial" w:eastAsia="Arial" w:hAnsi="Arial"/>
@@ -12461,7 +12461,7 @@
             <w:pPr>
               <w:spacing w:after="20" w:before="0"/>
             </w:pPr>
-            <w:hyperlink w:history="1" r:id="rIdodxp-zy2ii2uj_lhaafkz">
+            <w:hyperlink w:history="1" r:id="rId6k9yhjusb3oiefkybcvku">
               <w:r>
                 <w:rPr>
                   <w:rFonts w:ascii="Arial" w:cs="Arial" w:eastAsia="Arial" w:hAnsi="Arial"/>
@@ -12494,7 +12494,7 @@
               <w:spacing w:after="10" w:before="0"/>
               <w:ind w:left="120"/>
             </w:pPr>
-            <w:hyperlink w:history="1" r:id="rIdrnh_bqpqrkbonubnswmtm">
+            <w:hyperlink w:history="1" r:id="rIdd8b9-vtb-yie11wh3kgsy">
               <w:r>
                 <w:rPr>
                   <w:rFonts w:ascii="Arial" w:cs="Arial" w:eastAsia="Arial" w:hAnsi="Arial"/>
@@ -12539,7 +12539,7 @@
             <w:pPr>
               <w:spacing w:after="20" w:before="0"/>
             </w:pPr>
-            <w:hyperlink w:history="1" r:id="rIdg60rj3ylfszyjeizrbyms">
+            <w:hyperlink w:history="1" r:id="rIdwbyxqds7ufrcvnbzpccmh">
               <w:r>
                 <w:rPr>
                   <w:rFonts w:ascii="Arial" w:cs="Arial" w:eastAsia="Arial" w:hAnsi="Arial"/>
@@ -12572,7 +12572,7 @@
               <w:spacing w:after="10" w:before="0"/>
               <w:ind w:left="120"/>
             </w:pPr>
-            <w:hyperlink w:history="1" r:id="rId7voudcclwmnv8jb5hv6h_">
+            <w:hyperlink w:history="1" r:id="rIdnib4elmi6kgjsm97bpsmg">
               <w:r>
                 <w:rPr>
                   <w:rFonts w:ascii="Arial" w:cs="Arial" w:eastAsia="Arial" w:hAnsi="Arial"/>
@@ -12767,7 +12767,7 @@
             <w:pPr>
               <w:spacing w:after="20" w:before="0"/>
             </w:pPr>
-            <w:hyperlink w:history="1" r:id="rIdf5it0jfwucxne_2okrdn3">
+            <w:hyperlink w:history="1" r:id="rIdzomvfukctcg9zdgz_yw_l">
               <w:r>
                 <w:rPr>
                   <w:rFonts w:ascii="Arial" w:cs="Arial" w:eastAsia="Arial" w:hAnsi="Arial"/>
@@ -12800,7 +12800,7 @@
               <w:spacing w:after="10" w:before="0"/>
               <w:ind w:left="120"/>
             </w:pPr>
-            <w:hyperlink w:history="1" r:id="rIdlzxoytwt1e9dorjvmbnjr">
+            <w:hyperlink w:history="1" r:id="rIdmkla5-kveqvttzttxu6bc">
               <w:r>
                 <w:rPr>
                   <w:rFonts w:ascii="Arial" w:cs="Arial" w:eastAsia="Arial" w:hAnsi="Arial"/>
@@ -12845,7 +12845,7 @@
             <w:pPr>
               <w:spacing w:after="20" w:before="0"/>
             </w:pPr>
-            <w:hyperlink w:history="1" r:id="rIdeviexvtt4bc4lf-v4lcb1">
+            <w:hyperlink w:history="1" r:id="rIdr-vzcssfjmja1f97uf3zr">
               <w:r>
                 <w:rPr>
                   <w:rFonts w:ascii="Arial" w:cs="Arial" w:eastAsia="Arial" w:hAnsi="Arial"/>
@@ -12878,7 +12878,7 @@
               <w:spacing w:after="10" w:before="0"/>
               <w:ind w:left="120"/>
             </w:pPr>
-            <w:hyperlink w:history="1" r:id="rIdbolqdxg0nupr6gcjbo_ol">
+            <w:hyperlink w:history="1" r:id="rIdhjbormjks_pnkhp2x7djx">
               <w:r>
                 <w:rPr>
                   <w:rFonts w:ascii="Arial" w:cs="Arial" w:eastAsia="Arial" w:hAnsi="Arial"/>
@@ -13073,7 +13073,7 @@
             <w:pPr>
               <w:spacing w:after="20" w:before="0"/>
             </w:pPr>
-            <w:hyperlink w:history="1" r:id="rIdcmox5c3_umb-x2kajuzep">
+            <w:hyperlink w:history="1" r:id="rIdionhdvgp1uetphcdymlya">
               <w:r>
                 <w:rPr>
                   <w:rFonts w:ascii="Arial" w:cs="Arial" w:eastAsia="Arial" w:hAnsi="Arial"/>
@@ -13106,7 +13106,7 @@
               <w:spacing w:after="10" w:before="0"/>
               <w:ind w:left="120"/>
             </w:pPr>
-            <w:hyperlink w:history="1" r:id="rIdcm1o_amfy5wzuk0ojr7cz">
+            <w:hyperlink w:history="1" r:id="rIdvuh1zfy_u77iunbqpjlys">
               <w:r>
                 <w:rPr>
                   <w:rFonts w:ascii="Arial" w:cs="Arial" w:eastAsia="Arial" w:hAnsi="Arial"/>
@@ -13151,7 +13151,7 @@
             <w:pPr>
               <w:spacing w:after="20" w:before="0"/>
             </w:pPr>
-            <w:hyperlink w:history="1" r:id="rIdiwywqvsaaaiok62_cromg">
+            <w:hyperlink w:history="1" r:id="rIdmgdlt8qriah6wrtrwufxz">
               <w:r>
                 <w:rPr>
                   <w:rFonts w:ascii="Arial" w:cs="Arial" w:eastAsia="Arial" w:hAnsi="Arial"/>
@@ -13184,7 +13184,7 @@
               <w:spacing w:after="10" w:before="0"/>
               <w:ind w:left="120"/>
             </w:pPr>
-            <w:hyperlink w:history="1" r:id="rIdphe4sjvhhhu1xdowgafng">
+            <w:hyperlink w:history="1" r:id="rId7wpgyagf_c3bveovphsfd">
               <w:r>
                 <w:rPr>
                   <w:rFonts w:ascii="Arial" w:cs="Arial" w:eastAsia="Arial" w:hAnsi="Arial"/>
@@ -13379,7 +13379,7 @@
             <w:pPr>
               <w:spacing w:after="20" w:before="0"/>
             </w:pPr>
-            <w:hyperlink w:history="1" r:id="rIdxiyiakowkwpxjqdaimt8w">
+            <w:hyperlink w:history="1" r:id="rIde0ifflcu37llfmrhzu_np">
               <w:r>
                 <w:rPr>
                   <w:rFonts w:ascii="Arial" w:cs="Arial" w:eastAsia="Arial" w:hAnsi="Arial"/>
@@ -13412,7 +13412,7 @@
               <w:spacing w:after="10" w:before="0"/>
               <w:ind w:left="120"/>
             </w:pPr>
-            <w:hyperlink w:history="1" r:id="rId5rvo1tdxhdpqgotqzwkm4">
+            <w:hyperlink w:history="1" r:id="rIdyw14itgky1vgn3ad-chrw">
               <w:r>
                 <w:rPr>
                   <w:rFonts w:ascii="Arial" w:cs="Arial" w:eastAsia="Arial" w:hAnsi="Arial"/>
@@ -13457,7 +13457,7 @@
             <w:pPr>
               <w:spacing w:after="20" w:before="0"/>
             </w:pPr>
-            <w:hyperlink w:history="1" r:id="rIdoressmds4kfdea_ojfppq">
+            <w:hyperlink w:history="1" r:id="rIdfbuwz57aff1ouyvilyxss">
               <w:r>
                 <w:rPr>
                   <w:rFonts w:ascii="Arial" w:cs="Arial" w:eastAsia="Arial" w:hAnsi="Arial"/>
@@ -13490,7 +13490,7 @@
               <w:spacing w:after="10" w:before="0"/>
               <w:ind w:left="120"/>
             </w:pPr>
-            <w:hyperlink w:history="1" r:id="rIdhleees0g0yynnulfvnsla">
+            <w:hyperlink w:history="1" r:id="rIdsy18whqqdvudlvuiesz2p">
               <w:r>
                 <w:rPr>
                   <w:rFonts w:ascii="Arial" w:cs="Arial" w:eastAsia="Arial" w:hAnsi="Arial"/>
@@ -14002,7 +14002,7 @@
         </w:rPr>
         <w:t xml:space="preserve">© 2026 SeaVuria and ARES. Aligned with KICD objectives. Developed by SeaVuria; technical implementation by ARES (with AI assistance from Claude). Licensed under </w:t>
       </w:r>
-      <w:hyperlink w:history="1" r:id="rIdbqhbfyaqsqnnbhzczzac8">
+      <w:hyperlink w:history="1" r:id="rIde9sj0b2s5eov0epla2cfm">
         <w:r>
           <w:rPr>
             <w:rFonts w:ascii="Arial" w:cs="Arial" w:eastAsia="Arial" w:hAnsi="Arial"/>
@@ -14023,7 +14023,7 @@
         </w:rPr>
         <w:t xml:space="preserve"> (</w:t>
       </w:r>
-      <w:hyperlink w:history="1" r:id="rIdlakgzzrmx3ya6uh1g-x-2">
+      <w:hyperlink w:history="1" r:id="rIdurzuuvwp91-olb-nonznc">
         <w:r>
           <w:rPr>
             <w:rFonts w:ascii="Arial" w:cs="Arial" w:eastAsia="Arial" w:hAnsi="Arial"/>
@@ -15036,7 +15036,7 @@
             <w:pPr>
               <w:spacing w:after="20" w:before="0"/>
             </w:pPr>
-            <w:hyperlink w:history="1" r:id="rIdcfphvcxsbu2k8z1o6soax">
+            <w:hyperlink w:history="1" r:id="rIdkjp2x28fwxqp0hu5eaoxk">
               <w:r>
                 <w:rPr>
                   <w:rFonts w:ascii="Arial" w:cs="Arial" w:eastAsia="Arial" w:hAnsi="Arial"/>
@@ -15069,7 +15069,7 @@
               <w:spacing w:after="10" w:before="0"/>
               <w:ind w:left="120"/>
             </w:pPr>
-            <w:hyperlink w:history="1" r:id="rIdq2hnyh4f632vwb5gdhzz-">
+            <w:hyperlink w:history="1" r:id="rIdsfmzlh24kvnl8qvm2nq6w">
               <w:r>
                 <w:rPr>
                   <w:rFonts w:ascii="Arial" w:cs="Arial" w:eastAsia="Arial" w:hAnsi="Arial"/>
@@ -15114,7 +15114,7 @@
             <w:pPr>
               <w:spacing w:after="20" w:before="0"/>
             </w:pPr>
-            <w:hyperlink w:history="1" r:id="rIdvahu8xbgvaosbtjev3uhj">
+            <w:hyperlink w:history="1" r:id="rIdfl_vgoy5ffchd1mi7mbmo">
               <w:r>
                 <w:rPr>
                   <w:rFonts w:ascii="Arial" w:cs="Arial" w:eastAsia="Arial" w:hAnsi="Arial"/>
@@ -15147,7 +15147,7 @@
               <w:spacing w:after="10" w:before="0"/>
               <w:ind w:left="120"/>
             </w:pPr>
-            <w:hyperlink w:history="1" r:id="rIdt-2xac-zradfh__k0txc0">
+            <w:hyperlink w:history="1" r:id="rIdqf_nf56qbzldgpleeq_k1">
               <w:r>
                 <w:rPr>
                   <w:rFonts w:ascii="Arial" w:cs="Arial" w:eastAsia="Arial" w:hAnsi="Arial"/>
@@ -15342,7 +15342,7 @@
             <w:pPr>
               <w:spacing w:after="20" w:before="0"/>
             </w:pPr>
-            <w:hyperlink w:history="1" r:id="rIdkmpmtzww23qd5uqjmy_jl">
+            <w:hyperlink w:history="1" r:id="rIdglgcntwh0dvdlm8nmdqtz">
               <w:r>
                 <w:rPr>
                   <w:rFonts w:ascii="Arial" w:cs="Arial" w:eastAsia="Arial" w:hAnsi="Arial"/>
@@ -15375,7 +15375,7 @@
               <w:spacing w:after="10" w:before="0"/>
               <w:ind w:left="120"/>
             </w:pPr>
-            <w:hyperlink w:history="1" r:id="rId3sp0eiqmmd41qh2g_-jpe">
+            <w:hyperlink w:history="1" r:id="rIdx9zjamrpducplfo3e0uuv">
               <w:r>
                 <w:rPr>
                   <w:rFonts w:ascii="Arial" w:cs="Arial" w:eastAsia="Arial" w:hAnsi="Arial"/>
@@ -15420,7 +15420,7 @@
             <w:pPr>
               <w:spacing w:after="20" w:before="0"/>
             </w:pPr>
-            <w:hyperlink w:history="1" r:id="rIdafo3adhzugtpvdeaqimi8">
+            <w:hyperlink w:history="1" r:id="rIdnxukerttjciupqrnvy4fz">
               <w:r>
                 <w:rPr>
                   <w:rFonts w:ascii="Arial" w:cs="Arial" w:eastAsia="Arial" w:hAnsi="Arial"/>
@@ -15453,7 +15453,7 @@
               <w:spacing w:after="10" w:before="0"/>
               <w:ind w:left="120"/>
             </w:pPr>
-            <w:hyperlink w:history="1" r:id="rIduamhl9ezcgoi025oxws1e">
+            <w:hyperlink w:history="1" r:id="rIdecuyi9o3jldgnsbhiwozj">
               <w:r>
                 <w:rPr>
                   <w:rFonts w:ascii="Arial" w:cs="Arial" w:eastAsia="Arial" w:hAnsi="Arial"/>
@@ -15648,7 +15648,7 @@
             <w:pPr>
               <w:spacing w:after="20" w:before="0"/>
             </w:pPr>
-            <w:hyperlink w:history="1" r:id="rIddexfgtieyymw0whxgqd-r">
+            <w:hyperlink w:history="1" r:id="rId3kajteesxrwzwabmecw35">
               <w:r>
                 <w:rPr>
                   <w:rFonts w:ascii="Arial" w:cs="Arial" w:eastAsia="Arial" w:hAnsi="Arial"/>
@@ -15681,7 +15681,7 @@
               <w:spacing w:after="10" w:before="0"/>
               <w:ind w:left="120"/>
             </w:pPr>
-            <w:hyperlink w:history="1" r:id="rIddrswocjlsyr2bbr1me9dm">
+            <w:hyperlink w:history="1" r:id="rId9bcatxi2xh6pgw1yfdlvx">
               <w:r>
                 <w:rPr>
                   <w:rFonts w:ascii="Arial" w:cs="Arial" w:eastAsia="Arial" w:hAnsi="Arial"/>
@@ -15726,7 +15726,7 @@
             <w:pPr>
               <w:spacing w:after="20" w:before="0"/>
             </w:pPr>
-            <w:hyperlink w:history="1" r:id="rIdxm43gboyxjebpbse5w8nz">
+            <w:hyperlink w:history="1" r:id="rId1lf5znrwlarzgjpmyytm5">
               <w:r>
                 <w:rPr>
                   <w:rFonts w:ascii="Arial" w:cs="Arial" w:eastAsia="Arial" w:hAnsi="Arial"/>
@@ -15759,7 +15759,7 @@
               <w:spacing w:after="10" w:before="0"/>
               <w:ind w:left="120"/>
             </w:pPr>
-            <w:hyperlink w:history="1" r:id="rId9axl1nsgadkenlqvmgnw-">
+            <w:hyperlink w:history="1" r:id="rIdmcczs2uhygzhkdpepoilq">
               <w:r>
                 <w:rPr>
                   <w:rFonts w:ascii="Arial" w:cs="Arial" w:eastAsia="Arial" w:hAnsi="Arial"/>
@@ -15954,7 +15954,7 @@
             <w:pPr>
               <w:spacing w:after="20" w:before="0"/>
             </w:pPr>
-            <w:hyperlink w:history="1" r:id="rId_6kakim_nlp22l5cdmst-">
+            <w:hyperlink w:history="1" r:id="rIdysm_l37x2mrbow9zjlclt">
               <w:r>
                 <w:rPr>
                   <w:rFonts w:ascii="Arial" w:cs="Arial" w:eastAsia="Arial" w:hAnsi="Arial"/>
@@ -15987,7 +15987,7 @@
               <w:spacing w:after="10" w:before="0"/>
               <w:ind w:left="120"/>
             </w:pPr>
-            <w:hyperlink w:history="1" r:id="rIdiknivu7ryirjpo9ljjxbj">
+            <w:hyperlink w:history="1" r:id="rId8kgksemzvnpgu8h6va6wy">
               <w:r>
                 <w:rPr>
                   <w:rFonts w:ascii="Arial" w:cs="Arial" w:eastAsia="Arial" w:hAnsi="Arial"/>
@@ -16032,7 +16032,7 @@
             <w:pPr>
               <w:spacing w:after="20" w:before="0"/>
             </w:pPr>
-            <w:hyperlink w:history="1" r:id="rIdhsxxb-7eukmp9rhuo14aw">
+            <w:hyperlink w:history="1" r:id="rIdddqndzacjjueen3j63jzs">
               <w:r>
                 <w:rPr>
                   <w:rFonts w:ascii="Arial" w:cs="Arial" w:eastAsia="Arial" w:hAnsi="Arial"/>
@@ -16065,7 +16065,7 @@
               <w:spacing w:after="10" w:before="0"/>
               <w:ind w:left="120"/>
             </w:pPr>
-            <w:hyperlink w:history="1" r:id="rId85ag6rmqf5_w3zyboirmb">
+            <w:hyperlink w:history="1" r:id="rIdgfvynhezi5qut83gt315m">
               <w:r>
                 <w:rPr>
                   <w:rFonts w:ascii="Arial" w:cs="Arial" w:eastAsia="Arial" w:hAnsi="Arial"/>
@@ -16260,7 +16260,7 @@
             <w:pPr>
               <w:spacing w:after="20" w:before="0"/>
             </w:pPr>
-            <w:hyperlink w:history="1" r:id="rIdsspvq4flcfc-mwrrt8tuf">
+            <w:hyperlink w:history="1" r:id="rIdnlchhzdi4zmvkrdnppalg">
               <w:r>
                 <w:rPr>
                   <w:rFonts w:ascii="Arial" w:cs="Arial" w:eastAsia="Arial" w:hAnsi="Arial"/>
@@ -16293,7 +16293,7 @@
               <w:spacing w:after="10" w:before="0"/>
               <w:ind w:left="120"/>
             </w:pPr>
-            <w:hyperlink w:history="1" r:id="rIdb8ulvis2iwdu240l498bi">
+            <w:hyperlink w:history="1" r:id="rIda7ft-ru0ggm0_maljeun2">
               <w:r>
                 <w:rPr>
                   <w:rFonts w:ascii="Arial" w:cs="Arial" w:eastAsia="Arial" w:hAnsi="Arial"/>
@@ -16338,7 +16338,7 @@
             <w:pPr>
               <w:spacing w:after="20" w:before="0"/>
             </w:pPr>
-            <w:hyperlink w:history="1" r:id="rIdnsukrf174oyrtzxntd_k0">
+            <w:hyperlink w:history="1" r:id="rIdh3yaskmi_kadom4t5ezdm">
               <w:r>
                 <w:rPr>
                   <w:rFonts w:ascii="Arial" w:cs="Arial" w:eastAsia="Arial" w:hAnsi="Arial"/>
@@ -16371,7 +16371,7 @@
               <w:spacing w:after="10" w:before="0"/>
               <w:ind w:left="120"/>
             </w:pPr>
-            <w:hyperlink w:history="1" r:id="rIdgtqbn8etp35ufzwo7t56s">
+            <w:hyperlink w:history="1" r:id="rIde6eacfou-hqtrlogaqbre">
               <w:r>
                 <w:rPr>
                   <w:rFonts w:ascii="Arial" w:cs="Arial" w:eastAsia="Arial" w:hAnsi="Arial"/>
@@ -16883,7 +16883,7 @@
         </w:rPr>
         <w:t xml:space="preserve">© 2026 SeaVuria and ARES. Aligned with KICD objectives. Developed by SeaVuria; technical implementation by ARES (with AI assistance from Claude). Licensed under </w:t>
       </w:r>
-      <w:hyperlink w:history="1" r:id="rIdjx0qhsh_wdghmjtube3eu">
+      <w:hyperlink w:history="1" r:id="rIddbwksou-l5zx5g_jov9lx">
         <w:r>
           <w:rPr>
             <w:rFonts w:ascii="Arial" w:cs="Arial" w:eastAsia="Arial" w:hAnsi="Arial"/>
@@ -16904,7 +16904,7 @@
         </w:rPr>
         <w:t xml:space="preserve"> (</w:t>
       </w:r>
-      <w:hyperlink w:history="1" r:id="rIdhoizwqgk3pc4adk8gwjw3">
+      <w:hyperlink w:history="1" r:id="rIdpxz2jyi2mevnqkyqa8ec8">
         <w:r>
           <w:rPr>
             <w:rFonts w:ascii="Arial" w:cs="Arial" w:eastAsia="Arial" w:hAnsi="Arial"/>
@@ -17917,7 +17917,7 @@
             <w:pPr>
               <w:spacing w:after="20" w:before="0"/>
             </w:pPr>
-            <w:hyperlink w:history="1" r:id="rIdalcfik9psvhfmg6ggimpe">
+            <w:hyperlink w:history="1" r:id="rIdw7hfbwp_jzbvsuz_3vioa">
               <w:r>
                 <w:rPr>
                   <w:rFonts w:ascii="Arial" w:cs="Arial" w:eastAsia="Arial" w:hAnsi="Arial"/>
@@ -17950,7 +17950,7 @@
               <w:spacing w:after="10" w:before="0"/>
               <w:ind w:left="120"/>
             </w:pPr>
-            <w:hyperlink w:history="1" r:id="rIdd3_upvl7t2ngrxqbfchxc">
+            <w:hyperlink w:history="1" r:id="rIdittwmujgczzn8dvvl1hpi">
               <w:r>
                 <w:rPr>
                   <w:rFonts w:ascii="Arial" w:cs="Arial" w:eastAsia="Arial" w:hAnsi="Arial"/>
@@ -17995,7 +17995,7 @@
             <w:pPr>
               <w:spacing w:after="20" w:before="0"/>
             </w:pPr>
-            <w:hyperlink w:history="1" r:id="rIdv19-oq-x08sonalhnnfbi">
+            <w:hyperlink w:history="1" r:id="rIdsseso5ga-qfkx0fayoya_">
               <w:r>
                 <w:rPr>
                   <w:rFonts w:ascii="Arial" w:cs="Arial" w:eastAsia="Arial" w:hAnsi="Arial"/>
@@ -18028,7 +18028,7 @@
               <w:spacing w:after="10" w:before="0"/>
               <w:ind w:left="120"/>
             </w:pPr>
-            <w:hyperlink w:history="1" r:id="rIdjuvvm06h_glb0awhcievw">
+            <w:hyperlink w:history="1" r:id="rId8nbnb88r2acjtp3ymiqxo">
               <w:r>
                 <w:rPr>
                   <w:rFonts w:ascii="Arial" w:cs="Arial" w:eastAsia="Arial" w:hAnsi="Arial"/>
@@ -18223,7 +18223,7 @@
             <w:pPr>
               <w:spacing w:after="20" w:before="0"/>
             </w:pPr>
-            <w:hyperlink w:history="1" r:id="rIdwufbb-_narwndo75-eix0">
+            <w:hyperlink w:history="1" r:id="rIdgrie4jzfrqq-wgqkc217b">
               <w:r>
                 <w:rPr>
                   <w:rFonts w:ascii="Arial" w:cs="Arial" w:eastAsia="Arial" w:hAnsi="Arial"/>
@@ -18256,7 +18256,7 @@
               <w:spacing w:after="10" w:before="0"/>
               <w:ind w:left="120"/>
             </w:pPr>
-            <w:hyperlink w:history="1" r:id="rIdcr6rjpdstenfjdmoygf1f">
+            <w:hyperlink w:history="1" r:id="rIddb9cm95venjvabbnrxdq6">
               <w:r>
                 <w:rPr>
                   <w:rFonts w:ascii="Arial" w:cs="Arial" w:eastAsia="Arial" w:hAnsi="Arial"/>
@@ -18301,7 +18301,7 @@
             <w:pPr>
               <w:spacing w:after="20" w:before="0"/>
             </w:pPr>
-            <w:hyperlink w:history="1" r:id="rIdtlkojbflf-edq80pw4zjc">
+            <w:hyperlink w:history="1" r:id="rId1btsy2641ernqhtk8n5yt">
               <w:r>
                 <w:rPr>
                   <w:rFonts w:ascii="Arial" w:cs="Arial" w:eastAsia="Arial" w:hAnsi="Arial"/>
@@ -18334,7 +18334,7 @@
               <w:spacing w:after="10" w:before="0"/>
               <w:ind w:left="120"/>
             </w:pPr>
-            <w:hyperlink w:history="1" r:id="rIdlr0ylhc2tebn_j6i7owq4">
+            <w:hyperlink w:history="1" r:id="rIdydhmlll97h3ytvldk2_h8">
               <w:r>
                 <w:rPr>
                   <w:rFonts w:ascii="Arial" w:cs="Arial" w:eastAsia="Arial" w:hAnsi="Arial"/>
@@ -18529,7 +18529,7 @@
             <w:pPr>
               <w:spacing w:after="20" w:before="0"/>
             </w:pPr>
-            <w:hyperlink w:history="1" r:id="rIdzchlifzppucio69bqcpc2">
+            <w:hyperlink w:history="1" r:id="rIdwy8kve8of3a3qwsshv88p">
               <w:r>
                 <w:rPr>
                   <w:rFonts w:ascii="Arial" w:cs="Arial" w:eastAsia="Arial" w:hAnsi="Arial"/>
@@ -18562,7 +18562,7 @@
               <w:spacing w:after="10" w:before="0"/>
               <w:ind w:left="120"/>
             </w:pPr>
-            <w:hyperlink w:history="1" r:id="rIdppi5egewhfvstxpe8sors">
+            <w:hyperlink w:history="1" r:id="rIdy1k4gnd7ewihunwrddjb3">
               <w:r>
                 <w:rPr>
                   <w:rFonts w:ascii="Arial" w:cs="Arial" w:eastAsia="Arial" w:hAnsi="Arial"/>
@@ -18607,7 +18607,7 @@
             <w:pPr>
               <w:spacing w:after="20" w:before="0"/>
             </w:pPr>
-            <w:hyperlink w:history="1" r:id="rIdfd6xb0xalf1afn6lo-2hx">
+            <w:hyperlink w:history="1" r:id="rIdjewfkraoohtqxn8oalu73">
               <w:r>
                 <w:rPr>
                   <w:rFonts w:ascii="Arial" w:cs="Arial" w:eastAsia="Arial" w:hAnsi="Arial"/>
@@ -18640,7 +18640,7 @@
               <w:spacing w:after="10" w:before="0"/>
               <w:ind w:left="120"/>
             </w:pPr>
-            <w:hyperlink w:history="1" r:id="rIdikyf1upcji7uvsyvrgj_s">
+            <w:hyperlink w:history="1" r:id="rIdsvx5ajtudzpygzbyveauz">
               <w:r>
                 <w:rPr>
                   <w:rFonts w:ascii="Arial" w:cs="Arial" w:eastAsia="Arial" w:hAnsi="Arial"/>
@@ -18835,7 +18835,7 @@
             <w:pPr>
               <w:spacing w:after="20" w:before="0"/>
             </w:pPr>
-            <w:hyperlink w:history="1" r:id="rIdg_imeue4x-ghdrxgqdieq">
+            <w:hyperlink w:history="1" r:id="rIdeqrzqlsqd30t9gg6s4ctc">
               <w:r>
                 <w:rPr>
                   <w:rFonts w:ascii="Arial" w:cs="Arial" w:eastAsia="Arial" w:hAnsi="Arial"/>
@@ -18868,7 +18868,7 @@
               <w:spacing w:after="10" w:before="0"/>
               <w:ind w:left="120"/>
             </w:pPr>
-            <w:hyperlink w:history="1" r:id="rIdlghtwabclr_iip_m6syhk">
+            <w:hyperlink w:history="1" r:id="rId5movtq2xfjs6ggc11gdad">
               <w:r>
                 <w:rPr>
                   <w:rFonts w:ascii="Arial" w:cs="Arial" w:eastAsia="Arial" w:hAnsi="Arial"/>
@@ -18913,7 +18913,7 @@
             <w:pPr>
               <w:spacing w:after="20" w:before="0"/>
             </w:pPr>
-            <w:hyperlink w:history="1" r:id="rIddiv9glnn7ieq81flbyutk">
+            <w:hyperlink w:history="1" r:id="rId9e6qnt4dzda1axqeexqiy">
               <w:r>
                 <w:rPr>
                   <w:rFonts w:ascii="Arial" w:cs="Arial" w:eastAsia="Arial" w:hAnsi="Arial"/>
@@ -18946,7 +18946,7 @@
               <w:spacing w:after="10" w:before="0"/>
               <w:ind w:left="120"/>
             </w:pPr>
-            <w:hyperlink w:history="1" r:id="rIdkgltij21hwc7j5j71v3cp">
+            <w:hyperlink w:history="1" r:id="rIdyex-xemugczhskz96s-4n">
               <w:r>
                 <w:rPr>
                   <w:rFonts w:ascii="Arial" w:cs="Arial" w:eastAsia="Arial" w:hAnsi="Arial"/>
@@ -19141,7 +19141,7 @@
             <w:pPr>
               <w:spacing w:after="20" w:before="0"/>
             </w:pPr>
-            <w:hyperlink w:history="1" r:id="rId80a310dbln2ad-r4rq52d">
+            <w:hyperlink w:history="1" r:id="rIdsqq7rz5xovjwq1mmoujkz">
               <w:r>
                 <w:rPr>
                   <w:rFonts w:ascii="Arial" w:cs="Arial" w:eastAsia="Arial" w:hAnsi="Arial"/>
@@ -19174,7 +19174,7 @@
               <w:spacing w:after="10" w:before="0"/>
               <w:ind w:left="120"/>
             </w:pPr>
-            <w:hyperlink w:history="1" r:id="rIdf8byig7jiwmuxwvjbznho">
+            <w:hyperlink w:history="1" r:id="rIditxaelqcvvnljwahm-adw">
               <w:r>
                 <w:rPr>
                   <w:rFonts w:ascii="Arial" w:cs="Arial" w:eastAsia="Arial" w:hAnsi="Arial"/>
@@ -19219,7 +19219,7 @@
             <w:pPr>
               <w:spacing w:after="20" w:before="0"/>
             </w:pPr>
-            <w:hyperlink w:history="1" r:id="rIdj34ay0q25wgoezfysksbn">
+            <w:hyperlink w:history="1" r:id="rIdhurwjbuzjj1oo_vf1wwvj">
               <w:r>
                 <w:rPr>
                   <w:rFonts w:ascii="Arial" w:cs="Arial" w:eastAsia="Arial" w:hAnsi="Arial"/>
@@ -19252,7 +19252,7 @@
               <w:spacing w:after="10" w:before="0"/>
               <w:ind w:left="120"/>
             </w:pPr>
-            <w:hyperlink w:history="1" r:id="rIdzoeccj54xegl_vvx5wgnr">
+            <w:hyperlink w:history="1" r:id="rIdio8qlle0snaaonex8ere8">
               <w:r>
                 <w:rPr>
                   <w:rFonts w:ascii="Arial" w:cs="Arial" w:eastAsia="Arial" w:hAnsi="Arial"/>
@@ -19764,7 +19764,7 @@
         </w:rPr>
         <w:t xml:space="preserve">© 2026 SeaVuria and ARES. Aligned with KICD objectives. Developed by SeaVuria; technical implementation by ARES (with AI assistance from Claude). Licensed under </w:t>
       </w:r>
-      <w:hyperlink w:history="1" r:id="rIdv2sizepjoxxgyasaqdwqy">
+      <w:hyperlink w:history="1" r:id="rIdh8uxom-_qvolkkvbpvxic">
         <w:r>
           <w:rPr>
             <w:rFonts w:ascii="Arial" w:cs="Arial" w:eastAsia="Arial" w:hAnsi="Arial"/>
@@ -19785,7 +19785,7 @@
         </w:rPr>
         <w:t xml:space="preserve"> (</w:t>
       </w:r>
-      <w:hyperlink w:history="1" r:id="rIdtt1pifmu77bjrj6aqro4z">
+      <w:hyperlink w:history="1" r:id="rId4qyjxztasxxjqc2z49juv">
         <w:r>
           <w:rPr>
             <w:rFonts w:ascii="Arial" w:cs="Arial" w:eastAsia="Arial" w:hAnsi="Arial"/>
@@ -20798,7 +20798,7 @@
             <w:pPr>
               <w:spacing w:after="20" w:before="0"/>
             </w:pPr>
-            <w:hyperlink w:history="1" r:id="rIdemi5r5z9w6i3wmgf08fei">
+            <w:hyperlink w:history="1" r:id="rIdqswp6az6yfchtlcbx98yb">
               <w:r>
                 <w:rPr>
                   <w:rFonts w:ascii="Arial" w:cs="Arial" w:eastAsia="Arial" w:hAnsi="Arial"/>
@@ -20831,7 +20831,7 @@
               <w:spacing w:after="10" w:before="0"/>
               <w:ind w:left="120"/>
             </w:pPr>
-            <w:hyperlink w:history="1" r:id="rIdcmd3e46w5cpqrzjfop1kp">
+            <w:hyperlink w:history="1" r:id="rIdls8dydpjlnz2-yw4lfknn">
               <w:r>
                 <w:rPr>
                   <w:rFonts w:ascii="Arial" w:cs="Arial" w:eastAsia="Arial" w:hAnsi="Arial"/>
@@ -20876,7 +20876,7 @@
             <w:pPr>
               <w:spacing w:after="20" w:before="0"/>
             </w:pPr>
-            <w:hyperlink w:history="1" r:id="rIdcw2qqlrflxtilza5jm42i">
+            <w:hyperlink w:history="1" r:id="rId7axl5fezbpvr6fzmc0i-f">
               <w:r>
                 <w:rPr>
                   <w:rFonts w:ascii="Arial" w:cs="Arial" w:eastAsia="Arial" w:hAnsi="Arial"/>
@@ -20909,7 +20909,7 @@
               <w:spacing w:after="10" w:before="0"/>
               <w:ind w:left="120"/>
             </w:pPr>
-            <w:hyperlink w:history="1" r:id="rIdv9n8denvv49xtwo1mz1kl">
+            <w:hyperlink w:history="1" r:id="rIdea64los_4k3tac1ggm8gx">
               <w:r>
                 <w:rPr>
                   <w:rFonts w:ascii="Arial" w:cs="Arial" w:eastAsia="Arial" w:hAnsi="Arial"/>
@@ -21104,7 +21104,7 @@
             <w:pPr>
               <w:spacing w:after="20" w:before="0"/>
             </w:pPr>
-            <w:hyperlink w:history="1" r:id="rId31bo7roeeln8iid0pgu02">
+            <w:hyperlink w:history="1" r:id="rIdfuhtkkaeiwbqmzknjyph3">
               <w:r>
                 <w:rPr>
                   <w:rFonts w:ascii="Arial" w:cs="Arial" w:eastAsia="Arial" w:hAnsi="Arial"/>
@@ -21137,7 +21137,7 @@
               <w:spacing w:after="10" w:before="0"/>
               <w:ind w:left="120"/>
             </w:pPr>
-            <w:hyperlink w:history="1" r:id="rIdgaua5ufxzt2bawjns8od6">
+            <w:hyperlink w:history="1" r:id="rId56srb_wr5nfldmnkdgie6">
               <w:r>
                 <w:rPr>
                   <w:rFonts w:ascii="Arial" w:cs="Arial" w:eastAsia="Arial" w:hAnsi="Arial"/>
@@ -21182,7 +21182,7 @@
             <w:pPr>
               <w:spacing w:after="20" w:before="0"/>
             </w:pPr>
-            <w:hyperlink w:history="1" r:id="rIdjoidbbntgzn8o48n5lrow">
+            <w:hyperlink w:history="1" r:id="rIdoys3pr35gwnptp7lxw6qi">
               <w:r>
                 <w:rPr>
                   <w:rFonts w:ascii="Arial" w:cs="Arial" w:eastAsia="Arial" w:hAnsi="Arial"/>
@@ -21215,7 +21215,7 @@
               <w:spacing w:after="10" w:before="0"/>
               <w:ind w:left="120"/>
             </w:pPr>
-            <w:hyperlink w:history="1" r:id="rIddv_fbjgtis4qmwp42h3in">
+            <w:hyperlink w:history="1" r:id="rIdnrdsvj0sgz9r4qb3poc8c">
               <w:r>
                 <w:rPr>
                   <w:rFonts w:ascii="Arial" w:cs="Arial" w:eastAsia="Arial" w:hAnsi="Arial"/>
@@ -21410,7 +21410,7 @@
             <w:pPr>
               <w:spacing w:after="20" w:before="0"/>
             </w:pPr>
-            <w:hyperlink w:history="1" r:id="rIdril2s2mtyvgj_r0enkahq">
+            <w:hyperlink w:history="1" r:id="rIdbcyr6z9di0b1yzdw1gaav">
               <w:r>
                 <w:rPr>
                   <w:rFonts w:ascii="Arial" w:cs="Arial" w:eastAsia="Arial" w:hAnsi="Arial"/>
@@ -21443,7 +21443,7 @@
               <w:spacing w:after="10" w:before="0"/>
               <w:ind w:left="120"/>
             </w:pPr>
-            <w:hyperlink w:history="1" r:id="rIdpmkmix5p1kkvngt-6olp6">
+            <w:hyperlink w:history="1" r:id="rId6f0zvav7--xyyrixekimq">
               <w:r>
                 <w:rPr>
                   <w:rFonts w:ascii="Arial" w:cs="Arial" w:eastAsia="Arial" w:hAnsi="Arial"/>
@@ -21488,7 +21488,7 @@
             <w:pPr>
               <w:spacing w:after="20" w:before="0"/>
             </w:pPr>
-            <w:hyperlink w:history="1" r:id="rIdcnlg8d_gwketi0cigjili">
+            <w:hyperlink w:history="1" r:id="rIdfhermmf6hahfurrc5u9by">
               <w:r>
                 <w:rPr>
                   <w:rFonts w:ascii="Arial" w:cs="Arial" w:eastAsia="Arial" w:hAnsi="Arial"/>
@@ -21521,7 +21521,7 @@
               <w:spacing w:after="10" w:before="0"/>
               <w:ind w:left="120"/>
             </w:pPr>
-            <w:hyperlink w:history="1" r:id="rId8bx2e53aaccfzeu6ejwj4">
+            <w:hyperlink w:history="1" r:id="rId607_kej6bumpcuhkagfbe">
               <w:r>
                 <w:rPr>
                   <w:rFonts w:ascii="Arial" w:cs="Arial" w:eastAsia="Arial" w:hAnsi="Arial"/>
@@ -21716,7 +21716,7 @@
             <w:pPr>
               <w:spacing w:after="20" w:before="0"/>
             </w:pPr>
-            <w:hyperlink w:history="1" r:id="rIdbl60ygj_gdb95dtgmfyie">
+            <w:hyperlink w:history="1" r:id="rIdd9c6ycxhdofl2naakyp8j">
               <w:r>
                 <w:rPr>
                   <w:rFonts w:ascii="Arial" w:cs="Arial" w:eastAsia="Arial" w:hAnsi="Arial"/>
@@ -21749,7 +21749,7 @@
               <w:spacing w:after="10" w:before="0"/>
               <w:ind w:left="120"/>
             </w:pPr>
-            <w:hyperlink w:history="1" r:id="rIdxxyhcjlfxclc9gdgli-m_">
+            <w:hyperlink w:history="1" r:id="rIdjopryg-atlw50tu0bcwcq">
               <w:r>
                 <w:rPr>
                   <w:rFonts w:ascii="Arial" w:cs="Arial" w:eastAsia="Arial" w:hAnsi="Arial"/>
@@ -21794,7 +21794,7 @@
             <w:pPr>
               <w:spacing w:after="20" w:before="0"/>
             </w:pPr>
-            <w:hyperlink w:history="1" r:id="rIdequpcm9fzro2q-wogicqf">
+            <w:hyperlink w:history="1" r:id="rIdj-pceyqg4uqejx3mihckm">
               <w:r>
                 <w:rPr>
                   <w:rFonts w:ascii="Arial" w:cs="Arial" w:eastAsia="Arial" w:hAnsi="Arial"/>
@@ -21827,7 +21827,7 @@
               <w:spacing w:after="10" w:before="0"/>
               <w:ind w:left="120"/>
             </w:pPr>
-            <w:hyperlink w:history="1" r:id="rIdhunqr77tm1fmdrggivr0w">
+            <w:hyperlink w:history="1" r:id="rId8paco6cwsqg6zqbdvl7wx">
               <w:r>
                 <w:rPr>
                   <w:rFonts w:ascii="Arial" w:cs="Arial" w:eastAsia="Arial" w:hAnsi="Arial"/>
@@ -22022,7 +22022,7 @@
             <w:pPr>
               <w:spacing w:after="20" w:before="0"/>
             </w:pPr>
-            <w:hyperlink w:history="1" r:id="rIdxpbvvzs3yxerp5slv285n">
+            <w:hyperlink w:history="1" r:id="rId4pvdzqte-dytswqaodumi">
               <w:r>
                 <w:rPr>
                   <w:rFonts w:ascii="Arial" w:cs="Arial" w:eastAsia="Arial" w:hAnsi="Arial"/>
@@ -22055,7 +22055,7 @@
               <w:spacing w:after="10" w:before="0"/>
               <w:ind w:left="120"/>
             </w:pPr>
-            <w:hyperlink w:history="1" r:id="rIdqtekop84f2w6gmamloyiy">
+            <w:hyperlink w:history="1" r:id="rIdop__i8z_pbinmxrlttxjy">
               <w:r>
                 <w:rPr>
                   <w:rFonts w:ascii="Arial" w:cs="Arial" w:eastAsia="Arial" w:hAnsi="Arial"/>
@@ -22100,7 +22100,7 @@
             <w:pPr>
               <w:spacing w:after="20" w:before="0"/>
             </w:pPr>
-            <w:hyperlink w:history="1" r:id="rIdgddtzwvwwln89djchwe2o">
+            <w:hyperlink w:history="1" r:id="rIdt8itje4uyqul7twpmhoqm">
               <w:r>
                 <w:rPr>
                   <w:rFonts w:ascii="Arial" w:cs="Arial" w:eastAsia="Arial" w:hAnsi="Arial"/>
@@ -22133,7 +22133,7 @@
               <w:spacing w:after="10" w:before="0"/>
               <w:ind w:left="120"/>
             </w:pPr>
-            <w:hyperlink w:history="1" r:id="rIdeuwse8fihsgnib0na3we-">
+            <w:hyperlink w:history="1" r:id="rIdzoyrmltrkkdm7wv_pfw54">
               <w:r>
                 <w:rPr>
                   <w:rFonts w:ascii="Arial" w:cs="Arial" w:eastAsia="Arial" w:hAnsi="Arial"/>
@@ -22645,7 +22645,7 @@
         </w:rPr>
         <w:t xml:space="preserve">© 2026 SeaVuria and ARES. Aligned with KICD objectives. Developed by SeaVuria; technical implementation by ARES (with AI assistance from Claude). Licensed under </w:t>
       </w:r>
-      <w:hyperlink w:history="1" r:id="rIdvvrbmzbdercerl7nx8th0">
+      <w:hyperlink w:history="1" r:id="rIdtf5-qo_r3qtnoceyhohen">
         <w:r>
           <w:rPr>
             <w:rFonts w:ascii="Arial" w:cs="Arial" w:eastAsia="Arial" w:hAnsi="Arial"/>
@@ -22666,7 +22666,7 @@
         </w:rPr>
         <w:t xml:space="preserve"> (</w:t>
       </w:r>
-      <w:hyperlink w:history="1" r:id="rIdwyiup8krzgjhoj_wzxvib">
+      <w:hyperlink w:history="1" r:id="rIdvug7ulu3ycbkm1kbk221x">
         <w:r>
           <w:rPr>
             <w:rFonts w:ascii="Arial" w:cs="Arial" w:eastAsia="Arial" w:hAnsi="Arial"/>
@@ -23679,7 +23679,7 @@
             <w:pPr>
               <w:spacing w:after="20" w:before="0"/>
             </w:pPr>
-            <w:hyperlink w:history="1" r:id="rIdl6njhikokbpubmigqjlaj">
+            <w:hyperlink w:history="1" r:id="rIdylh8togdvrhbwg7nbc0mz">
               <w:r>
                 <w:rPr>
                   <w:rFonts w:ascii="Arial" w:cs="Arial" w:eastAsia="Arial" w:hAnsi="Arial"/>
@@ -23712,7 +23712,7 @@
               <w:spacing w:after="10" w:before="0"/>
               <w:ind w:left="120"/>
             </w:pPr>
-            <w:hyperlink w:history="1" r:id="rIdovnwq__fqutvmmfturh31">
+            <w:hyperlink w:history="1" r:id="rIdtwhkmcd4qwzlts-s7ghln">
               <w:r>
                 <w:rPr>
                   <w:rFonts w:ascii="Arial" w:cs="Arial" w:eastAsia="Arial" w:hAnsi="Arial"/>
@@ -23757,7 +23757,7 @@
             <w:pPr>
               <w:spacing w:after="20" w:before="0"/>
             </w:pPr>
-            <w:hyperlink w:history="1" r:id="rIdp9lw8g5t6ftc-cqvqj2uu">
+            <w:hyperlink w:history="1" r:id="rIdsjbdr4jz8ouk6eg-b0_us">
               <w:r>
                 <w:rPr>
                   <w:rFonts w:ascii="Arial" w:cs="Arial" w:eastAsia="Arial" w:hAnsi="Arial"/>
@@ -23790,7 +23790,7 @@
               <w:spacing w:after="10" w:before="0"/>
               <w:ind w:left="120"/>
             </w:pPr>
-            <w:hyperlink w:history="1" r:id="rIdlsnkdpy5v77va82tvtsvt">
+            <w:hyperlink w:history="1" r:id="rIdx4ef5gexj33v-g55zcvdp">
               <w:r>
                 <w:rPr>
                   <w:rFonts w:ascii="Arial" w:cs="Arial" w:eastAsia="Arial" w:hAnsi="Arial"/>
@@ -23985,7 +23985,7 @@
             <w:pPr>
               <w:spacing w:after="20" w:before="0"/>
             </w:pPr>
-            <w:hyperlink w:history="1" r:id="rIduwoyikdyrrne_rxcsnxbk">
+            <w:hyperlink w:history="1" r:id="rIdiwctivzmzujhnmwkdlbj0">
               <w:r>
                 <w:rPr>
                   <w:rFonts w:ascii="Arial" w:cs="Arial" w:eastAsia="Arial" w:hAnsi="Arial"/>
@@ -24018,7 +24018,7 @@
               <w:spacing w:after="10" w:before="0"/>
               <w:ind w:left="120"/>
             </w:pPr>
-            <w:hyperlink w:history="1" r:id="rIdxipqwd_d2hqtoq96x664w">
+            <w:hyperlink w:history="1" r:id="rIdjhdjqdeymr8eejddukk_x">
               <w:r>
                 <w:rPr>
                   <w:rFonts w:ascii="Arial" w:cs="Arial" w:eastAsia="Arial" w:hAnsi="Arial"/>
@@ -24063,7 +24063,7 @@
             <w:pPr>
               <w:spacing w:after="20" w:before="0"/>
             </w:pPr>
-            <w:hyperlink w:history="1" r:id="rIdiy4hnme2jf9u9ens02cmu">
+            <w:hyperlink w:history="1" r:id="rIdi5pjiro6j5vwuvrvdlwxm">
               <w:r>
                 <w:rPr>
                   <w:rFonts w:ascii="Arial" w:cs="Arial" w:eastAsia="Arial" w:hAnsi="Arial"/>
@@ -24096,7 +24096,7 @@
               <w:spacing w:after="10" w:before="0"/>
               <w:ind w:left="120"/>
             </w:pPr>
-            <w:hyperlink w:history="1" r:id="rIdv6trze4yqjghplmdmtl4r">
+            <w:hyperlink w:history="1" r:id="rIdal5z19h4goxzp13qzee-n">
               <w:r>
                 <w:rPr>
                   <w:rFonts w:ascii="Arial" w:cs="Arial" w:eastAsia="Arial" w:hAnsi="Arial"/>
@@ -24291,7 +24291,7 @@
             <w:pPr>
               <w:spacing w:after="20" w:before="0"/>
             </w:pPr>
-            <w:hyperlink w:history="1" r:id="rIdxssy-4fu-3xdrqfiqh87k">
+            <w:hyperlink w:history="1" r:id="rIdc0zeddxd_pv4yn40h9a86">
               <w:r>
                 <w:rPr>
                   <w:rFonts w:ascii="Arial" w:cs="Arial" w:eastAsia="Arial" w:hAnsi="Arial"/>
@@ -24324,7 +24324,7 @@
               <w:spacing w:after="10" w:before="0"/>
               <w:ind w:left="120"/>
             </w:pPr>
-            <w:hyperlink w:history="1" r:id="rIdc5eplvdk_cpho07enjloy">
+            <w:hyperlink w:history="1" r:id="rIdrx6lpybprjakmgq0cpvg9">
               <w:r>
                 <w:rPr>
                   <w:rFonts w:ascii="Arial" w:cs="Arial" w:eastAsia="Arial" w:hAnsi="Arial"/>
@@ -24369,7 +24369,7 @@
             <w:pPr>
               <w:spacing w:after="20" w:before="0"/>
             </w:pPr>
-            <w:hyperlink w:history="1" r:id="rIdqqctfjlkukmogjn0-khu8">
+            <w:hyperlink w:history="1" r:id="rId7sqz1l7zzxdv6vtcy_-_w">
               <w:r>
                 <w:rPr>
                   <w:rFonts w:ascii="Arial" w:cs="Arial" w:eastAsia="Arial" w:hAnsi="Arial"/>
@@ -24402,7 +24402,7 @@
               <w:spacing w:after="10" w:before="0"/>
               <w:ind w:left="120"/>
             </w:pPr>
-            <w:hyperlink w:history="1" r:id="rId6speq1qbkbortm9naqoe7">
+            <w:hyperlink w:history="1" r:id="rIdvfeur9z8zonqw89cijune">
               <w:r>
                 <w:rPr>
                   <w:rFonts w:ascii="Arial" w:cs="Arial" w:eastAsia="Arial" w:hAnsi="Arial"/>
@@ -24597,7 +24597,7 @@
             <w:pPr>
               <w:spacing w:after="20" w:before="0"/>
             </w:pPr>
-            <w:hyperlink w:history="1" r:id="rIded3cgu_w34pixwajhd55h">
+            <w:hyperlink w:history="1" r:id="rIdczeej0evqsxcrm-omyglw">
               <w:r>
                 <w:rPr>
                   <w:rFonts w:ascii="Arial" w:cs="Arial" w:eastAsia="Arial" w:hAnsi="Arial"/>
@@ -24630,7 +24630,7 @@
               <w:spacing w:after="10" w:before="0"/>
               <w:ind w:left="120"/>
             </w:pPr>
-            <w:hyperlink w:history="1" r:id="rId_0n0uurgcso2lr285bsmp">
+            <w:hyperlink w:history="1" r:id="rIdvcrfh70g2wvqvjkjobnvq">
               <w:r>
                 <w:rPr>
                   <w:rFonts w:ascii="Arial" w:cs="Arial" w:eastAsia="Arial" w:hAnsi="Arial"/>
@@ -24675,7 +24675,7 @@
             <w:pPr>
               <w:spacing w:after="20" w:before="0"/>
             </w:pPr>
-            <w:hyperlink w:history="1" r:id="rIdzjyvxmoemzesebowwiwyg">
+            <w:hyperlink w:history="1" r:id="rId7p8k9g6n_po1rii9vesgt">
               <w:r>
                 <w:rPr>
                   <w:rFonts w:ascii="Arial" w:cs="Arial" w:eastAsia="Arial" w:hAnsi="Arial"/>
@@ -24708,7 +24708,7 @@
               <w:spacing w:after="10" w:before="0"/>
               <w:ind w:left="120"/>
             </w:pPr>
-            <w:hyperlink w:history="1" r:id="rId3jv-nowj_vmaqlhwdarek">
+            <w:hyperlink w:history="1" r:id="rIdd2fwbjixvfmh_nbavwjbn">
               <w:r>
                 <w:rPr>
                   <w:rFonts w:ascii="Arial" w:cs="Arial" w:eastAsia="Arial" w:hAnsi="Arial"/>
@@ -24903,7 +24903,7 @@
             <w:pPr>
               <w:spacing w:after="20" w:before="0"/>
             </w:pPr>
-            <w:hyperlink w:history="1" r:id="rIdkud_ozqd6zws3ztn04fu2">
+            <w:hyperlink w:history="1" r:id="rIdgpewm2evdqqhe0c3vrajb">
               <w:r>
                 <w:rPr>
                   <w:rFonts w:ascii="Arial" w:cs="Arial" w:eastAsia="Arial" w:hAnsi="Arial"/>
@@ -24936,7 +24936,7 @@
               <w:spacing w:after="10" w:before="0"/>
               <w:ind w:left="120"/>
             </w:pPr>
-            <w:hyperlink w:history="1" r:id="rId4afuxcuaeuuv-_bxaeqj1">
+            <w:hyperlink w:history="1" r:id="rIds2htknoc-9pg_gcebui4w">
               <w:r>
                 <w:rPr>
                   <w:rFonts w:ascii="Arial" w:cs="Arial" w:eastAsia="Arial" w:hAnsi="Arial"/>
@@ -24981,7 +24981,7 @@
             <w:pPr>
               <w:spacing w:after="20" w:before="0"/>
             </w:pPr>
-            <w:hyperlink w:history="1" r:id="rIdybnthnr6xvkow3kp1xvbv">
+            <w:hyperlink w:history="1" r:id="rIdmehgthr7iud294xu05o2q">
               <w:r>
                 <w:rPr>
                   <w:rFonts w:ascii="Arial" w:cs="Arial" w:eastAsia="Arial" w:hAnsi="Arial"/>
@@ -25014,7 +25014,7 @@
               <w:spacing w:after="10" w:before="0"/>
               <w:ind w:left="120"/>
             </w:pPr>
-            <w:hyperlink w:history="1" r:id="rId8fy_9hla4bzkcv81e1xuh">
+            <w:hyperlink w:history="1" r:id="rIddyt7gjqnovt5dhzuoi8os">
               <w:r>
                 <w:rPr>
                   <w:rFonts w:ascii="Arial" w:cs="Arial" w:eastAsia="Arial" w:hAnsi="Arial"/>
@@ -25526,7 +25526,7 @@
         </w:rPr>
         <w:t xml:space="preserve">© 2026 SeaVuria and ARES. Aligned with KICD objectives. Developed by SeaVuria; technical implementation by ARES (with AI assistance from Claude). Licensed under </w:t>
       </w:r>
-      <w:hyperlink w:history="1" r:id="rIdndhbpktqxoxbsrkxqxjkw">
+      <w:hyperlink w:history="1" r:id="rIdl80atufg0yiaieloq9sfz">
         <w:r>
           <w:rPr>
             <w:rFonts w:ascii="Arial" w:cs="Arial" w:eastAsia="Arial" w:hAnsi="Arial"/>
@@ -25547,7 +25547,7 @@
         </w:rPr>
         <w:t xml:space="preserve"> (</w:t>
       </w:r>
-      <w:hyperlink w:history="1" r:id="rId8wwynw4bulu6ct6p70eff">
+      <w:hyperlink w:history="1" r:id="rIdluq3m_fqrmbhrl2sno6lg">
         <w:r>
           <w:rPr>
             <w:rFonts w:ascii="Arial" w:cs="Arial" w:eastAsia="Arial" w:hAnsi="Arial"/>

--- a/data/outputs/v2/Core_Mathematics/SS2.1_Similarity_and_Enlargement/Core_Mathematics_Similarity_and_Enlargement_CBE_LessonSequence.docx
+++ b/data/outputs/v2/Core_Mathematics/SS2.1_Similarity_and_Enlargement/Core_Mathematics_Similarity_and_Enlargement_CBE_LessonSequence.docx
@@ -2225,7 +2225,7 @@
         </w:rPr>
         <w:t xml:space="preserve">© 2026 SeaVuria and ARES. This work is licensed under a </w:t>
       </w:r>
-      <w:hyperlink w:history="1" r:id="rIdp9qufbhi5wrohstoacwmi">
+      <w:hyperlink w:history="1" r:id="rIdy51fbkythdupsrynua1jz">
         <w:r>
           <w:rPr>
             <w:rFonts w:ascii="Arial" w:cs="Arial" w:eastAsia="Arial" w:hAnsi="Arial"/>
@@ -2245,7 +2245,7 @@
         </w:rPr>
         <w:t xml:space="preserve"> (</w:t>
       </w:r>
-      <w:hyperlink w:history="1" r:id="rIdpe4xzsdh3rohf7laxewtx">
+      <w:hyperlink w:history="1" r:id="rIdvtp5jgsu62fgs0wbrmag0">
         <w:r>
           <w:rPr>
             <w:rFonts w:ascii="Arial" w:cs="Arial" w:eastAsia="Arial" w:hAnsi="Arial"/>
@@ -2265,7 +2265,7 @@
         </w:rPr>
         <w:t xml:space="preserve">). To view a copy of this license, visit </w:t>
       </w:r>
-      <w:hyperlink w:history="1" r:id="rId4cey6rqll0tc5feacqym_">
+      <w:hyperlink w:history="1" r:id="rId4vh9bw1plv5vgakw_9iuc">
         <w:r>
           <w:rPr>
             <w:rFonts w:ascii="Arial" w:cs="Arial" w:eastAsia="Arial" w:hAnsi="Arial"/>
@@ -3277,7 +3277,7 @@
             <w:pPr>
               <w:spacing w:after="20" w:before="0"/>
             </w:pPr>
-            <w:hyperlink w:history="1" r:id="rIde2vir4t-uoxqweeg0sd1k">
+            <w:hyperlink w:history="1" r:id="rId4vmvpv8hmbtzriozdrbkp">
               <w:r>
                 <w:rPr>
                   <w:rFonts w:ascii="Arial" w:cs="Arial" w:eastAsia="Arial" w:hAnsi="Arial"/>
@@ -3310,7 +3310,7 @@
               <w:spacing w:after="10" w:before="0"/>
               <w:ind w:left="120"/>
             </w:pPr>
-            <w:hyperlink w:history="1" r:id="rIdmlbmgwv3r6bmwcrdph22q">
+            <w:hyperlink w:history="1" r:id="rId1obhexvvjfrr7gmnv3kzq">
               <w:r>
                 <w:rPr>
                   <w:rFonts w:ascii="Arial" w:cs="Arial" w:eastAsia="Arial" w:hAnsi="Arial"/>
@@ -3355,7 +3355,7 @@
             <w:pPr>
               <w:spacing w:after="20" w:before="0"/>
             </w:pPr>
-            <w:hyperlink w:history="1" r:id="rIdphvjqode4c3bludt-chcz">
+            <w:hyperlink w:history="1" r:id="rIdonuf1h6sdkpmdkn5pqow_">
               <w:r>
                 <w:rPr>
                   <w:rFonts w:ascii="Arial" w:cs="Arial" w:eastAsia="Arial" w:hAnsi="Arial"/>
@@ -3388,7 +3388,7 @@
               <w:spacing w:after="10" w:before="0"/>
               <w:ind w:left="120"/>
             </w:pPr>
-            <w:hyperlink w:history="1" r:id="rIdbhzbmtmdm7s9nbxa_3pqn">
+            <w:hyperlink w:history="1" r:id="rIdteumpw3ny2ywclufed-eu">
               <w:r>
                 <w:rPr>
                   <w:rFonts w:ascii="Arial" w:cs="Arial" w:eastAsia="Arial" w:hAnsi="Arial"/>
@@ -3583,7 +3583,7 @@
             <w:pPr>
               <w:spacing w:after="20" w:before="0"/>
             </w:pPr>
-            <w:hyperlink w:history="1" r:id="rId4tooesa2mjvy4kysqvmjd">
+            <w:hyperlink w:history="1" r:id="rIdy2tzmhhin_ldgp7ij_6e0">
               <w:r>
                 <w:rPr>
                   <w:rFonts w:ascii="Arial" w:cs="Arial" w:eastAsia="Arial" w:hAnsi="Arial"/>
@@ -3616,7 +3616,7 @@
               <w:spacing w:after="10" w:before="0"/>
               <w:ind w:left="120"/>
             </w:pPr>
-            <w:hyperlink w:history="1" r:id="rIdzshxuvnrcrhjo_vvjimei">
+            <w:hyperlink w:history="1" r:id="rIdxwfyl365elmpp8dvc0xfw">
               <w:r>
                 <w:rPr>
                   <w:rFonts w:ascii="Arial" w:cs="Arial" w:eastAsia="Arial" w:hAnsi="Arial"/>
@@ -3661,7 +3661,7 @@
             <w:pPr>
               <w:spacing w:after="20" w:before="0"/>
             </w:pPr>
-            <w:hyperlink w:history="1" r:id="rIdqrx_4wqfxvo8mom7kxzma">
+            <w:hyperlink w:history="1" r:id="rIdzkkloyz0l2aiehicjsdwq">
               <w:r>
                 <w:rPr>
                   <w:rFonts w:ascii="Arial" w:cs="Arial" w:eastAsia="Arial" w:hAnsi="Arial"/>
@@ -3694,7 +3694,7 @@
               <w:spacing w:after="10" w:before="0"/>
               <w:ind w:left="120"/>
             </w:pPr>
-            <w:hyperlink w:history="1" r:id="rIdgl7egqbh5agxpzoun8ni_">
+            <w:hyperlink w:history="1" r:id="rIdgrjs_f55c_44hvjtfyqah">
               <w:r>
                 <w:rPr>
                   <w:rFonts w:ascii="Arial" w:cs="Arial" w:eastAsia="Arial" w:hAnsi="Arial"/>
@@ -3889,7 +3889,7 @@
             <w:pPr>
               <w:spacing w:after="20" w:before="0"/>
             </w:pPr>
-            <w:hyperlink w:history="1" r:id="rIdis7zb83ge9zmbr1zntvif">
+            <w:hyperlink w:history="1" r:id="rId6usb_52v4tmdjat5ky3fv">
               <w:r>
                 <w:rPr>
                   <w:rFonts w:ascii="Arial" w:cs="Arial" w:eastAsia="Arial" w:hAnsi="Arial"/>
@@ -3938,7 +3938,7 @@
               <w:spacing w:after="10" w:before="0"/>
               <w:ind w:left="120"/>
             </w:pPr>
-            <w:hyperlink w:history="1" r:id="rIdx38wjjrxzjahi0agbu4ld">
+            <w:hyperlink w:history="1" r:id="rId-8c_1okchg6uwzydscvky">
               <w:r>
                 <w:rPr>
                   <w:rFonts w:ascii="Arial" w:cs="Arial" w:eastAsia="Arial" w:hAnsi="Arial"/>
@@ -3983,7 +3983,7 @@
             <w:pPr>
               <w:spacing w:after="20" w:before="0"/>
             </w:pPr>
-            <w:hyperlink w:history="1" r:id="rIdx3l3lkij7ycl_4elrr5qf">
+            <w:hyperlink w:history="1" r:id="rIdqzme7qu8k4muitp5dyxsz">
               <w:r>
                 <w:rPr>
                   <w:rFonts w:ascii="Arial" w:cs="Arial" w:eastAsia="Arial" w:hAnsi="Arial"/>
@@ -4016,7 +4016,7 @@
               <w:spacing w:after="10" w:before="0"/>
               <w:ind w:left="120"/>
             </w:pPr>
-            <w:hyperlink w:history="1" r:id="rIdztjhqx9fcrynmtya-fxsf">
+            <w:hyperlink w:history="1" r:id="rIdoluamsyw6ci6pd5nquqpi">
               <w:r>
                 <w:rPr>
                   <w:rFonts w:ascii="Arial" w:cs="Arial" w:eastAsia="Arial" w:hAnsi="Arial"/>
@@ -4211,7 +4211,7 @@
             <w:pPr>
               <w:spacing w:after="20" w:before="0"/>
             </w:pPr>
-            <w:hyperlink w:history="1" r:id="rIdmdhkr0574hcefguvr0sr0">
+            <w:hyperlink w:history="1" r:id="rIdc9bbmehwzghz0g2b8txf1">
               <w:r>
                 <w:rPr>
                   <w:rFonts w:ascii="Arial" w:cs="Arial" w:eastAsia="Arial" w:hAnsi="Arial"/>
@@ -4260,7 +4260,7 @@
               <w:spacing w:after="10" w:before="0"/>
               <w:ind w:left="120"/>
             </w:pPr>
-            <w:hyperlink w:history="1" r:id="rId9np_t_q1y2opgk_z5yabz">
+            <w:hyperlink w:history="1" r:id="rIdncpngx1agk-_x9qanf-mg">
               <w:r>
                 <w:rPr>
                   <w:rFonts w:ascii="Arial" w:cs="Arial" w:eastAsia="Arial" w:hAnsi="Arial"/>
@@ -4305,7 +4305,7 @@
             <w:pPr>
               <w:spacing w:after="20" w:before="0"/>
             </w:pPr>
-            <w:hyperlink w:history="1" r:id="rId6fflncxsd3ma6x4rjiq1v">
+            <w:hyperlink w:history="1" r:id="rIdtdrhjz59qtcf9qbw0ufhl">
               <w:r>
                 <w:rPr>
                   <w:rFonts w:ascii="Arial" w:cs="Arial" w:eastAsia="Arial" w:hAnsi="Arial"/>
@@ -4338,7 +4338,7 @@
               <w:spacing w:after="10" w:before="0"/>
               <w:ind w:left="120"/>
             </w:pPr>
-            <w:hyperlink w:history="1" r:id="rIdikv__mfswaqemy6zj1w0b">
+            <w:hyperlink w:history="1" r:id="rIdnvo3rrdy6z_h4rvonq6cf">
               <w:r>
                 <w:rPr>
                   <w:rFonts w:ascii="Arial" w:cs="Arial" w:eastAsia="Arial" w:hAnsi="Arial"/>
@@ -4533,7 +4533,7 @@
             <w:pPr>
               <w:spacing w:after="20" w:before="0"/>
             </w:pPr>
-            <w:hyperlink w:history="1" r:id="rIdp78dosw0jrzwz8rceslmg">
+            <w:hyperlink w:history="1" r:id="rIdwpjb5ewc8ooirx-xsohro">
               <w:r>
                 <w:rPr>
                   <w:rFonts w:ascii="Arial" w:cs="Arial" w:eastAsia="Arial" w:hAnsi="Arial"/>
@@ -4582,7 +4582,7 @@
               <w:spacing w:after="10" w:before="0"/>
               <w:ind w:left="120"/>
             </w:pPr>
-            <w:hyperlink w:history="1" r:id="rIdfljtrfehnufgb41ss2mpx">
+            <w:hyperlink w:history="1" r:id="rIdrpz9mtqgpb_o_yyc1focd">
               <w:r>
                 <w:rPr>
                   <w:rFonts w:ascii="Arial" w:cs="Arial" w:eastAsia="Arial" w:hAnsi="Arial"/>
@@ -4627,7 +4627,7 @@
             <w:pPr>
               <w:spacing w:after="20" w:before="0"/>
             </w:pPr>
-            <w:hyperlink w:history="1" r:id="rIdc0vmsw8o-xjvhnyk07vyt">
+            <w:hyperlink w:history="1" r:id="rIdlxu5zbejalm1mfifs6nkx">
               <w:r>
                 <w:rPr>
                   <w:rFonts w:ascii="Arial" w:cs="Arial" w:eastAsia="Arial" w:hAnsi="Arial"/>
@@ -4660,7 +4660,7 @@
               <w:spacing w:after="10" w:before="0"/>
               <w:ind w:left="120"/>
             </w:pPr>
-            <w:hyperlink w:history="1" r:id="rIdij1soqyejovewkvidp6ha">
+            <w:hyperlink w:history="1" r:id="rIdhzzajoqkdwpqfdingfkva">
               <w:r>
                 <w:rPr>
                   <w:rFonts w:ascii="Arial" w:cs="Arial" w:eastAsia="Arial" w:hAnsi="Arial"/>
@@ -5172,7 +5172,7 @@
         </w:rPr>
         <w:t xml:space="preserve">© 2026 SeaVuria and ARES. Aligned with KICD objectives. Developed by SeaVuria; technical implementation by ARES (with AI assistance from Claude). Licensed under </w:t>
       </w:r>
-      <w:hyperlink w:history="1" r:id="rIdoedcjpgajbt8iq7rjlhna">
+      <w:hyperlink w:history="1" r:id="rId6kpehxdybxo86ffdbyqaw">
         <w:r>
           <w:rPr>
             <w:rFonts w:ascii="Arial" w:cs="Arial" w:eastAsia="Arial" w:hAnsi="Arial"/>
@@ -5193,7 +5193,7 @@
         </w:rPr>
         <w:t xml:space="preserve"> (</w:t>
       </w:r>
-      <w:hyperlink w:history="1" r:id="rIdonwjokw69djk0wvfrc1wa">
+      <w:hyperlink w:history="1" r:id="rId_b9ieyt9sqhs-gan0a5ef">
         <w:r>
           <w:rPr>
             <w:rFonts w:ascii="Arial" w:cs="Arial" w:eastAsia="Arial" w:hAnsi="Arial"/>
@@ -6365,7 +6365,7 @@
             <w:pPr>
               <w:spacing w:after="20" w:before="0"/>
             </w:pPr>
-            <w:hyperlink w:history="1" r:id="rIdpguu5sr1-1jpfukplvuzb">
+            <w:hyperlink w:history="1" r:id="rIdk3ztscmn1xdkweehdx92z">
               <w:r>
                 <w:rPr>
                   <w:rFonts w:ascii="Arial" w:cs="Arial" w:eastAsia="Arial" w:hAnsi="Arial"/>
@@ -6398,7 +6398,7 @@
               <w:spacing w:after="10" w:before="0"/>
               <w:ind w:left="120"/>
             </w:pPr>
-            <w:hyperlink w:history="1" r:id="rIdz9oqlldq-5lv2dssg6goa">
+            <w:hyperlink w:history="1" r:id="rId7-p0qaddfeb_q93wz54yn">
               <w:r>
                 <w:rPr>
                   <w:rFonts w:ascii="Arial" w:cs="Arial" w:eastAsia="Arial" w:hAnsi="Arial"/>
@@ -6443,7 +6443,7 @@
             <w:pPr>
               <w:spacing w:after="20" w:before="0"/>
             </w:pPr>
-            <w:hyperlink w:history="1" r:id="rIdnizids9ksamojqflw8k9l">
+            <w:hyperlink w:history="1" r:id="rIdkklzowpui3_evvd00jwox">
               <w:r>
                 <w:rPr>
                   <w:rFonts w:ascii="Arial" w:cs="Arial" w:eastAsia="Arial" w:hAnsi="Arial"/>
@@ -6476,7 +6476,7 @@
               <w:spacing w:after="10" w:before="0"/>
               <w:ind w:left="120"/>
             </w:pPr>
-            <w:hyperlink w:history="1" r:id="rIdeov9pnwd9cznfz1bbzb_k">
+            <w:hyperlink w:history="1" r:id="rIdf0gutkp04tp48sskn6pmd">
               <w:r>
                 <w:rPr>
                   <w:rFonts w:ascii="Arial" w:cs="Arial" w:eastAsia="Arial" w:hAnsi="Arial"/>
@@ -6671,7 +6671,7 @@
             <w:pPr>
               <w:spacing w:after="20" w:before="0"/>
             </w:pPr>
-            <w:hyperlink w:history="1" r:id="rId4p14fmj-e23bx5gysgc1t">
+            <w:hyperlink w:history="1" r:id="rIdvlizxlzctkymillmwfsrx">
               <w:r>
                 <w:rPr>
                   <w:rFonts w:ascii="Arial" w:cs="Arial" w:eastAsia="Arial" w:hAnsi="Arial"/>
@@ -6704,7 +6704,7 @@
               <w:spacing w:after="10" w:before="0"/>
               <w:ind w:left="120"/>
             </w:pPr>
-            <w:hyperlink w:history="1" r:id="rId1vgnyahntnmhar3dimoqa">
+            <w:hyperlink w:history="1" r:id="rIdfokoxilgjbjeyhpxsax-n">
               <w:r>
                 <w:rPr>
                   <w:rFonts w:ascii="Arial" w:cs="Arial" w:eastAsia="Arial" w:hAnsi="Arial"/>
@@ -6749,7 +6749,7 @@
             <w:pPr>
               <w:spacing w:after="20" w:before="0"/>
             </w:pPr>
-            <w:hyperlink w:history="1" r:id="rIdnks_puzs-s0t-zo0lg5hu">
+            <w:hyperlink w:history="1" r:id="rIdkn--y3widbwofy93rofpr">
               <w:r>
                 <w:rPr>
                   <w:rFonts w:ascii="Arial" w:cs="Arial" w:eastAsia="Arial" w:hAnsi="Arial"/>
@@ -6782,7 +6782,7 @@
               <w:spacing w:after="10" w:before="0"/>
               <w:ind w:left="120"/>
             </w:pPr>
-            <w:hyperlink w:history="1" r:id="rIdpetovv6zsjvyjhg0sehck">
+            <w:hyperlink w:history="1" r:id="rId0efrftjqoafw8h4gjlyrs">
               <w:r>
                 <w:rPr>
                   <w:rFonts w:ascii="Arial" w:cs="Arial" w:eastAsia="Arial" w:hAnsi="Arial"/>
@@ -6977,7 +6977,7 @@
             <w:pPr>
               <w:spacing w:after="20" w:before="0"/>
             </w:pPr>
-            <w:hyperlink w:history="1" r:id="rIdw8tx8qo_2yhoni37l9rz3">
+            <w:hyperlink w:history="1" r:id="rIdlgsoyfdulzeb4hwwpc7ks">
               <w:r>
                 <w:rPr>
                   <w:rFonts w:ascii="Arial" w:cs="Arial" w:eastAsia="Arial" w:hAnsi="Arial"/>
@@ -7010,7 +7010,7 @@
               <w:spacing w:after="10" w:before="0"/>
               <w:ind w:left="120"/>
             </w:pPr>
-            <w:hyperlink w:history="1" r:id="rIds08xhakj1rrbietv2t_k7">
+            <w:hyperlink w:history="1" r:id="rIdp9jmfhtno-c6zhtnxq4zd">
               <w:r>
                 <w:rPr>
                   <w:rFonts w:ascii="Arial" w:cs="Arial" w:eastAsia="Arial" w:hAnsi="Arial"/>
@@ -7055,7 +7055,7 @@
             <w:pPr>
               <w:spacing w:after="20" w:before="0"/>
             </w:pPr>
-            <w:hyperlink w:history="1" r:id="rIdkweub6yd2l6mu11csfxv5">
+            <w:hyperlink w:history="1" r:id="rId9op5svbr3jyf6zmx9xu6i">
               <w:r>
                 <w:rPr>
                   <w:rFonts w:ascii="Arial" w:cs="Arial" w:eastAsia="Arial" w:hAnsi="Arial"/>
@@ -7088,7 +7088,7 @@
               <w:spacing w:after="10" w:before="0"/>
               <w:ind w:left="120"/>
             </w:pPr>
-            <w:hyperlink w:history="1" r:id="rIdlw57sckezlsu31axccgyp">
+            <w:hyperlink w:history="1" r:id="rIdckjxa3s96voshcl_15173">
               <w:r>
                 <w:rPr>
                   <w:rFonts w:ascii="Arial" w:cs="Arial" w:eastAsia="Arial" w:hAnsi="Arial"/>
@@ -7283,7 +7283,7 @@
             <w:pPr>
               <w:spacing w:after="20" w:before="0"/>
             </w:pPr>
-            <w:hyperlink w:history="1" r:id="rIdtw3laorje7fmia5a8y3dy">
+            <w:hyperlink w:history="1" r:id="rId1grpxln-w6kkehturjtuo">
               <w:r>
                 <w:rPr>
                   <w:rFonts w:ascii="Arial" w:cs="Arial" w:eastAsia="Arial" w:hAnsi="Arial"/>
@@ -7316,7 +7316,7 @@
               <w:spacing w:after="10" w:before="0"/>
               <w:ind w:left="120"/>
             </w:pPr>
-            <w:hyperlink w:history="1" r:id="rIdvptes_dglchxfqfiyfwx4">
+            <w:hyperlink w:history="1" r:id="rIdbcyy5o3og4c4vpw6wg9gl">
               <w:r>
                 <w:rPr>
                   <w:rFonts w:ascii="Arial" w:cs="Arial" w:eastAsia="Arial" w:hAnsi="Arial"/>
@@ -7361,7 +7361,7 @@
             <w:pPr>
               <w:spacing w:after="20" w:before="0"/>
             </w:pPr>
-            <w:hyperlink w:history="1" r:id="rIdrpdvvybqfsafpi5diqv-n">
+            <w:hyperlink w:history="1" r:id="rId887ax_6yxd1bn_p56ucwk">
               <w:r>
                 <w:rPr>
                   <w:rFonts w:ascii="Arial" w:cs="Arial" w:eastAsia="Arial" w:hAnsi="Arial"/>
@@ -7394,7 +7394,7 @@
               <w:spacing w:after="10" w:before="0"/>
               <w:ind w:left="120"/>
             </w:pPr>
-            <w:hyperlink w:history="1" r:id="rId2ccwoctj1gta5kvsm6aag">
+            <w:hyperlink w:history="1" r:id="rId9h6vervaijslqaudm2p6u">
               <w:r>
                 <w:rPr>
                   <w:rFonts w:ascii="Arial" w:cs="Arial" w:eastAsia="Arial" w:hAnsi="Arial"/>
@@ -7589,7 +7589,7 @@
             <w:pPr>
               <w:spacing w:after="20" w:before="0"/>
             </w:pPr>
-            <w:hyperlink w:history="1" r:id="rId5xhdarqvfu42pmwfhhhcq">
+            <w:hyperlink w:history="1" r:id="rIdproljo3de5fj-ys-fnptn">
               <w:r>
                 <w:rPr>
                   <w:rFonts w:ascii="Arial" w:cs="Arial" w:eastAsia="Arial" w:hAnsi="Arial"/>
@@ -7638,7 +7638,7 @@
               <w:spacing w:after="10" w:before="0"/>
               <w:ind w:left="120"/>
             </w:pPr>
-            <w:hyperlink w:history="1" r:id="rIdkmdbxydcqsg8hg-uzkgoj">
+            <w:hyperlink w:history="1" r:id="rIdzcap4wakmzwytn8ocyi6z">
               <w:r>
                 <w:rPr>
                   <w:rFonts w:ascii="Arial" w:cs="Arial" w:eastAsia="Arial" w:hAnsi="Arial"/>
@@ -7683,7 +7683,7 @@
             <w:pPr>
               <w:spacing w:after="20" w:before="0"/>
             </w:pPr>
-            <w:hyperlink w:history="1" r:id="rId7cxfoiqubngn6epwsfu4k">
+            <w:hyperlink w:history="1" r:id="rIdayit3u4p2ppxoodje8jsb">
               <w:r>
                 <w:rPr>
                   <w:rFonts w:ascii="Arial" w:cs="Arial" w:eastAsia="Arial" w:hAnsi="Arial"/>
@@ -7732,7 +7732,7 @@
               <w:spacing w:after="10" w:before="0"/>
               <w:ind w:left="120"/>
             </w:pPr>
-            <w:hyperlink w:history="1" r:id="rIdwfsc-kf1vvgouihmx426r">
+            <w:hyperlink w:history="1" r:id="rId7wbv8gvkzokx0y7fytjk9">
               <w:r>
                 <w:rPr>
                   <w:rFonts w:ascii="Arial" w:cs="Arial" w:eastAsia="Arial" w:hAnsi="Arial"/>
@@ -8320,7 +8320,7 @@
         </w:rPr>
         <w:t xml:space="preserve">© 2026 SeaVuria and ARES. Aligned with KICD objectives. Developed by SeaVuria; technical implementation by ARES (with AI assistance from Claude). Licensed under </w:t>
       </w:r>
-      <w:hyperlink w:history="1" r:id="rIdon8zeqsw_3ne_43lshhq7">
+      <w:hyperlink w:history="1" r:id="rIdl3mc8vomf-hr7v6hesbrz">
         <w:r>
           <w:rPr>
             <w:rFonts w:ascii="Arial" w:cs="Arial" w:eastAsia="Arial" w:hAnsi="Arial"/>
@@ -8341,7 +8341,7 @@
         </w:rPr>
         <w:t xml:space="preserve"> (</w:t>
       </w:r>
-      <w:hyperlink w:history="1" r:id="rIdznonndcnozgwvdmgj-ckz">
+      <w:hyperlink w:history="1" r:id="rIdl1sf1mvlgp6c29nwwooma">
         <w:r>
           <w:rPr>
             <w:rFonts w:ascii="Arial" w:cs="Arial" w:eastAsia="Arial" w:hAnsi="Arial"/>
@@ -9354,7 +9354,7 @@
             <w:pPr>
               <w:spacing w:after="20" w:before="0"/>
             </w:pPr>
-            <w:hyperlink w:history="1" r:id="rIdpfra42y-ocb_fg_bpobpm">
+            <w:hyperlink w:history="1" r:id="rId-mgkyqw9cjw9jfx6zsrus">
               <w:r>
                 <w:rPr>
                   <w:rFonts w:ascii="Arial" w:cs="Arial" w:eastAsia="Arial" w:hAnsi="Arial"/>
@@ -9387,7 +9387,7 @@
               <w:spacing w:after="10" w:before="0"/>
               <w:ind w:left="120"/>
             </w:pPr>
-            <w:hyperlink w:history="1" r:id="rIdtmw3nnxiqegygpblu8jfb">
+            <w:hyperlink w:history="1" r:id="rIdfgoelikqxpuhnndkm6eut">
               <w:r>
                 <w:rPr>
                   <w:rFonts w:ascii="Arial" w:cs="Arial" w:eastAsia="Arial" w:hAnsi="Arial"/>
@@ -9432,7 +9432,7 @@
             <w:pPr>
               <w:spacing w:after="20" w:before="0"/>
             </w:pPr>
-            <w:hyperlink w:history="1" r:id="rId914yi-_4jsvsviavpaxve">
+            <w:hyperlink w:history="1" r:id="rIdcdyyrprv6zb3vac3ll-nc">
               <w:r>
                 <w:rPr>
                   <w:rFonts w:ascii="Arial" w:cs="Arial" w:eastAsia="Arial" w:hAnsi="Arial"/>
@@ -9465,7 +9465,7 @@
               <w:spacing w:after="10" w:before="0"/>
               <w:ind w:left="120"/>
             </w:pPr>
-            <w:hyperlink w:history="1" r:id="rIdeacmark7svsxbpkdv78u_">
+            <w:hyperlink w:history="1" r:id="rId-cwhhrft1gpaya1zc_ndk">
               <w:r>
                 <w:rPr>
                   <w:rFonts w:ascii="Arial" w:cs="Arial" w:eastAsia="Arial" w:hAnsi="Arial"/>
@@ -9660,7 +9660,7 @@
             <w:pPr>
               <w:spacing w:after="20" w:before="0"/>
             </w:pPr>
-            <w:hyperlink w:history="1" r:id="rIdvljwwieymhgtgl8uzld4-">
+            <w:hyperlink w:history="1" r:id="rIdqijklv8kzw4zan4abujxy">
               <w:r>
                 <w:rPr>
                   <w:rFonts w:ascii="Arial" w:cs="Arial" w:eastAsia="Arial" w:hAnsi="Arial"/>
@@ -9693,7 +9693,7 @@
               <w:spacing w:after="10" w:before="0"/>
               <w:ind w:left="120"/>
             </w:pPr>
-            <w:hyperlink w:history="1" r:id="rIdovoupcgovsvc2bgu-whgc">
+            <w:hyperlink w:history="1" r:id="rIdlta1mxs5hnwgdfmpci_x0">
               <w:r>
                 <w:rPr>
                   <w:rFonts w:ascii="Arial" w:cs="Arial" w:eastAsia="Arial" w:hAnsi="Arial"/>
@@ -9738,7 +9738,7 @@
             <w:pPr>
               <w:spacing w:after="20" w:before="0"/>
             </w:pPr>
-            <w:hyperlink w:history="1" r:id="rIdnc9xq4bmnebeum87nhank">
+            <w:hyperlink w:history="1" r:id="rIds48ik9h-diollbb-vpqj5">
               <w:r>
                 <w:rPr>
                   <w:rFonts w:ascii="Arial" w:cs="Arial" w:eastAsia="Arial" w:hAnsi="Arial"/>
@@ -9771,7 +9771,7 @@
               <w:spacing w:after="10" w:before="0"/>
               <w:ind w:left="120"/>
             </w:pPr>
-            <w:hyperlink w:history="1" r:id="rId_1qoeluui8uzr2xxzlpmh">
+            <w:hyperlink w:history="1" r:id="rIdbnvghzia3hqzq3_hqbqbl">
               <w:r>
                 <w:rPr>
                   <w:rFonts w:ascii="Arial" w:cs="Arial" w:eastAsia="Arial" w:hAnsi="Arial"/>
@@ -9966,7 +9966,7 @@
             <w:pPr>
               <w:spacing w:after="20" w:before="0"/>
             </w:pPr>
-            <w:hyperlink w:history="1" r:id="rId7_eh0webj3qez85ovjnry">
+            <w:hyperlink w:history="1" r:id="rId0zbb1neh8dxzyblsb_ttd">
               <w:r>
                 <w:rPr>
                   <w:rFonts w:ascii="Arial" w:cs="Arial" w:eastAsia="Arial" w:hAnsi="Arial"/>
@@ -9999,7 +9999,7 @@
               <w:spacing w:after="10" w:before="0"/>
               <w:ind w:left="120"/>
             </w:pPr>
-            <w:hyperlink w:history="1" r:id="rId9q-fd-lgzblzrdllfqm7a">
+            <w:hyperlink w:history="1" r:id="rIduq_jidci4vsar7i7eoquj">
               <w:r>
                 <w:rPr>
                   <w:rFonts w:ascii="Arial" w:cs="Arial" w:eastAsia="Arial" w:hAnsi="Arial"/>
@@ -10044,7 +10044,7 @@
             <w:pPr>
               <w:spacing w:after="20" w:before="0"/>
             </w:pPr>
-            <w:hyperlink w:history="1" r:id="rIdlrj7l6ootxu8b8cgwderd">
+            <w:hyperlink w:history="1" r:id="rIdfafshplw1yhvppycqjokf">
               <w:r>
                 <w:rPr>
                   <w:rFonts w:ascii="Arial" w:cs="Arial" w:eastAsia="Arial" w:hAnsi="Arial"/>
@@ -10077,7 +10077,7 @@
               <w:spacing w:after="10" w:before="0"/>
               <w:ind w:left="120"/>
             </w:pPr>
-            <w:hyperlink w:history="1" r:id="rIdrkkoclzc_iaogdhg_vahg">
+            <w:hyperlink w:history="1" r:id="rIdzqc8ua_ocvetx5uhzdrys">
               <w:r>
                 <w:rPr>
                   <w:rFonts w:ascii="Arial" w:cs="Arial" w:eastAsia="Arial" w:hAnsi="Arial"/>
@@ -10272,7 +10272,7 @@
             <w:pPr>
               <w:spacing w:after="20" w:before="0"/>
             </w:pPr>
-            <w:hyperlink w:history="1" r:id="rIdvimi8nrkxfpk7qbizrwhb">
+            <w:hyperlink w:history="1" r:id="rIdnkvvpp7zujylz9yr-0eb9">
               <w:r>
                 <w:rPr>
                   <w:rFonts w:ascii="Arial" w:cs="Arial" w:eastAsia="Arial" w:hAnsi="Arial"/>
@@ -10305,7 +10305,7 @@
               <w:spacing w:after="10" w:before="0"/>
               <w:ind w:left="120"/>
             </w:pPr>
-            <w:hyperlink w:history="1" r:id="rIdkqroqhe-ponnuzftaxrt-">
+            <w:hyperlink w:history="1" r:id="rId6b-euyi5vr2fbg2bcrqb-">
               <w:r>
                 <w:rPr>
                   <w:rFonts w:ascii="Arial" w:cs="Arial" w:eastAsia="Arial" w:hAnsi="Arial"/>
@@ -10350,7 +10350,7 @@
             <w:pPr>
               <w:spacing w:after="20" w:before="0"/>
             </w:pPr>
-            <w:hyperlink w:history="1" r:id="rIdzaeubjegqmzxzrxid_uni">
+            <w:hyperlink w:history="1" r:id="rId8ymwkipkyjt0wbn5tw4h9">
               <w:r>
                 <w:rPr>
                   <w:rFonts w:ascii="Arial" w:cs="Arial" w:eastAsia="Arial" w:hAnsi="Arial"/>
@@ -10383,7 +10383,7 @@
               <w:spacing w:after="10" w:before="0"/>
               <w:ind w:left="120"/>
             </w:pPr>
-            <w:hyperlink w:history="1" r:id="rIdho_didhgmdjarkd13e930">
+            <w:hyperlink w:history="1" r:id="rIditdivl1doxu5dir_zwg1r">
               <w:r>
                 <w:rPr>
                   <w:rFonts w:ascii="Arial" w:cs="Arial" w:eastAsia="Arial" w:hAnsi="Arial"/>
@@ -10578,7 +10578,7 @@
             <w:pPr>
               <w:spacing w:after="20" w:before="0"/>
             </w:pPr>
-            <w:hyperlink w:history="1" r:id="rIdlhw-fnba9j4yj9jtutyaa">
+            <w:hyperlink w:history="1" r:id="rIdtg2ty-x2s6otiu8t-cjzp">
               <w:r>
                 <w:rPr>
                   <w:rFonts w:ascii="Arial" w:cs="Arial" w:eastAsia="Arial" w:hAnsi="Arial"/>
@@ -10627,7 +10627,7 @@
               <w:spacing w:after="10" w:before="0"/>
               <w:ind w:left="120"/>
             </w:pPr>
-            <w:hyperlink w:history="1" r:id="rIdpdnm33qsf7n-qlyehsrdu">
+            <w:hyperlink w:history="1" r:id="rIdkkrpw-zv-wfkjc_wsivbg">
               <w:r>
                 <w:rPr>
                   <w:rFonts w:ascii="Arial" w:cs="Arial" w:eastAsia="Arial" w:hAnsi="Arial"/>
@@ -10672,7 +10672,7 @@
             <w:pPr>
               <w:spacing w:after="20" w:before="0"/>
             </w:pPr>
-            <w:hyperlink w:history="1" r:id="rIdry2vexqgfhw5zvavbcm7e">
+            <w:hyperlink w:history="1" r:id="rId7v8mifpui7sgciheen1u3">
               <w:r>
                 <w:rPr>
                   <w:rFonts w:ascii="Arial" w:cs="Arial" w:eastAsia="Arial" w:hAnsi="Arial"/>
@@ -10721,7 +10721,7 @@
               <w:spacing w:after="10" w:before="0"/>
               <w:ind w:left="120"/>
             </w:pPr>
-            <w:hyperlink w:history="1" r:id="rIdqtxzicb8exl8iyu6s2_n5">
+            <w:hyperlink w:history="1" r:id="rId9pfokid-u-9heeyipc2t5">
               <w:r>
                 <w:rPr>
                   <w:rFonts w:ascii="Arial" w:cs="Arial" w:eastAsia="Arial" w:hAnsi="Arial"/>
@@ -11233,7 +11233,7 @@
         </w:rPr>
         <w:t xml:space="preserve">© 2026 SeaVuria and ARES. Aligned with KICD objectives. Developed by SeaVuria; technical implementation by ARES (with AI assistance from Claude). Licensed under </w:t>
       </w:r>
-      <w:hyperlink w:history="1" r:id="rIdv7irbxxrs_oacxq3n30ya">
+      <w:hyperlink w:history="1" r:id="rIdhtwg8em-srvavj98tqev-">
         <w:r>
           <w:rPr>
             <w:rFonts w:ascii="Arial" w:cs="Arial" w:eastAsia="Arial" w:hAnsi="Arial"/>
@@ -11254,7 +11254,7 @@
         </w:rPr>
         <w:t xml:space="preserve"> (</w:t>
       </w:r>
-      <w:hyperlink w:history="1" r:id="rIdnnydx9wlmfsudrsgcbzhh">
+      <w:hyperlink w:history="1" r:id="rIdqp-r4pms2aa-q97v7dpl-">
         <w:r>
           <w:rPr>
             <w:rFonts w:ascii="Arial" w:cs="Arial" w:eastAsia="Arial" w:hAnsi="Arial"/>
@@ -12267,7 +12267,7 @@
             <w:pPr>
               <w:spacing w:after="20" w:before="0"/>
             </w:pPr>
-            <w:hyperlink w:history="1" r:id="rIdit_u4yob9lplofpc0cs7k">
+            <w:hyperlink w:history="1" r:id="rIdm47hba0krpmeqlfy0qmwx">
               <w:r>
                 <w:rPr>
                   <w:rFonts w:ascii="Arial" w:cs="Arial" w:eastAsia="Arial" w:hAnsi="Arial"/>
@@ -12300,7 +12300,7 @@
               <w:spacing w:after="10" w:before="0"/>
               <w:ind w:left="120"/>
             </w:pPr>
-            <w:hyperlink w:history="1" r:id="rIdikvpl44cypxg640de8rrf">
+            <w:hyperlink w:history="1" r:id="rIdqejzrqwcb9wgmfjiycbja">
               <w:r>
                 <w:rPr>
                   <w:rFonts w:ascii="Arial" w:cs="Arial" w:eastAsia="Arial" w:hAnsi="Arial"/>
@@ -12345,7 +12345,7 @@
             <w:pPr>
               <w:spacing w:after="20" w:before="0"/>
             </w:pPr>
-            <w:hyperlink w:history="1" r:id="rId3y0bagmv0ppgpxdyp2n_a">
+            <w:hyperlink w:history="1" r:id="rIdqqkwml4ta-wqhza386les">
               <w:r>
                 <w:rPr>
                   <w:rFonts w:ascii="Arial" w:cs="Arial" w:eastAsia="Arial" w:hAnsi="Arial"/>
@@ -12378,7 +12378,7 @@
               <w:spacing w:after="10" w:before="0"/>
               <w:ind w:left="120"/>
             </w:pPr>
-            <w:hyperlink w:history="1" r:id="rIdl1bwduwgxxnkcylchuvuu">
+            <w:hyperlink w:history="1" r:id="rIdgnds7tsc59c6bazuv6bxi">
               <w:r>
                 <w:rPr>
                   <w:rFonts w:ascii="Arial" w:cs="Arial" w:eastAsia="Arial" w:hAnsi="Arial"/>
@@ -12573,7 +12573,7 @@
             <w:pPr>
               <w:spacing w:after="20" w:before="0"/>
             </w:pPr>
-            <w:hyperlink w:history="1" r:id="rIdz6x2otvqpshvzgycmh8jk">
+            <w:hyperlink w:history="1" r:id="rIdjdhwn88o4hoz4sfo4u3pp">
               <w:r>
                 <w:rPr>
                   <w:rFonts w:ascii="Arial" w:cs="Arial" w:eastAsia="Arial" w:hAnsi="Arial"/>
@@ -12606,7 +12606,7 @@
               <w:spacing w:after="10" w:before="0"/>
               <w:ind w:left="120"/>
             </w:pPr>
-            <w:hyperlink w:history="1" r:id="rIdfhaovs08pviilr7q8szl8">
+            <w:hyperlink w:history="1" r:id="rIduxfesni4e_f_h2jdvixdu">
               <w:r>
                 <w:rPr>
                   <w:rFonts w:ascii="Arial" w:cs="Arial" w:eastAsia="Arial" w:hAnsi="Arial"/>
@@ -12651,7 +12651,7 @@
             <w:pPr>
               <w:spacing w:after="20" w:before="0"/>
             </w:pPr>
-            <w:hyperlink w:history="1" r:id="rId3puermq3pgtodjdf4u8zh">
+            <w:hyperlink w:history="1" r:id="rIdesnxozvjxu2g_b0wmj4e_">
               <w:r>
                 <w:rPr>
                   <w:rFonts w:ascii="Arial" w:cs="Arial" w:eastAsia="Arial" w:hAnsi="Arial"/>
@@ -12684,7 +12684,7 @@
               <w:spacing w:after="10" w:before="0"/>
               <w:ind w:left="120"/>
             </w:pPr>
-            <w:hyperlink w:history="1" r:id="rIdl2xgroa2chgamvjv9kt66">
+            <w:hyperlink w:history="1" r:id="rIdn5x_7b1dz7cu1_nwny_kb">
               <w:r>
                 <w:rPr>
                   <w:rFonts w:ascii="Arial" w:cs="Arial" w:eastAsia="Arial" w:hAnsi="Arial"/>
@@ -12879,7 +12879,7 @@
             <w:pPr>
               <w:spacing w:after="20" w:before="0"/>
             </w:pPr>
-            <w:hyperlink w:history="1" r:id="rId54yxix5b6dheekixudhhg">
+            <w:hyperlink w:history="1" r:id="rIdfdm7t99ar5tjstxx5c9_i">
               <w:r>
                 <w:rPr>
                   <w:rFonts w:ascii="Arial" w:cs="Arial" w:eastAsia="Arial" w:hAnsi="Arial"/>
@@ -12928,7 +12928,7 @@
               <w:spacing w:after="10" w:before="0"/>
               <w:ind w:left="120"/>
             </w:pPr>
-            <w:hyperlink w:history="1" r:id="rIdcosowyzhkez8n8tzm0nhc">
+            <w:hyperlink w:history="1" r:id="rIds_ljpvgskhtiw7obeplln">
               <w:r>
                 <w:rPr>
                   <w:rFonts w:ascii="Arial" w:cs="Arial" w:eastAsia="Arial" w:hAnsi="Arial"/>
@@ -12973,7 +12973,7 @@
             <w:pPr>
               <w:spacing w:after="20" w:before="0"/>
             </w:pPr>
-            <w:hyperlink w:history="1" r:id="rIdx5_zoqfhfvjb7cnhswoev">
+            <w:hyperlink w:history="1" r:id="rId_3jkr0ezc8tvs1et3bcwv">
               <w:r>
                 <w:rPr>
                   <w:rFonts w:ascii="Arial" w:cs="Arial" w:eastAsia="Arial" w:hAnsi="Arial"/>
@@ -13022,7 +13022,7 @@
               <w:spacing w:after="10" w:before="0"/>
               <w:ind w:left="120"/>
             </w:pPr>
-            <w:hyperlink w:history="1" r:id="rIdxdfs2a58sanj88lhxivij">
+            <w:hyperlink w:history="1" r:id="rIdd8nojkcp4dfitlidxk8b5">
               <w:r>
                 <w:rPr>
                   <w:rFonts w:ascii="Arial" w:cs="Arial" w:eastAsia="Arial" w:hAnsi="Arial"/>
@@ -13217,7 +13217,7 @@
             <w:pPr>
               <w:spacing w:after="20" w:before="0"/>
             </w:pPr>
-            <w:hyperlink w:history="1" r:id="rIdsmx4xvcff7dilu3x76cja">
+            <w:hyperlink w:history="1" r:id="rIdzgq8exrk-5fb9gnr81whb">
               <w:r>
                 <w:rPr>
                   <w:rFonts w:ascii="Arial" w:cs="Arial" w:eastAsia="Arial" w:hAnsi="Arial"/>
@@ -13266,7 +13266,7 @@
               <w:spacing w:after="10" w:before="0"/>
               <w:ind w:left="120"/>
             </w:pPr>
-            <w:hyperlink w:history="1" r:id="rId7tjojjuiplxifacogluxr">
+            <w:hyperlink w:history="1" r:id="rIdmuurf95ydqcupcb-cl7rd">
               <w:r>
                 <w:rPr>
                   <w:rFonts w:ascii="Arial" w:cs="Arial" w:eastAsia="Arial" w:hAnsi="Arial"/>
@@ -13311,7 +13311,7 @@
             <w:pPr>
               <w:spacing w:after="20" w:before="0"/>
             </w:pPr>
-            <w:hyperlink w:history="1" r:id="rIdnfsblk120ld1rv45izhy2">
+            <w:hyperlink w:history="1" r:id="rIdpdlf-k8ktkhovkt-oopkg">
               <w:r>
                 <w:rPr>
                   <w:rFonts w:ascii="Arial" w:cs="Arial" w:eastAsia="Arial" w:hAnsi="Arial"/>
@@ -13360,7 +13360,7 @@
               <w:spacing w:after="10" w:before="0"/>
               <w:ind w:left="120"/>
             </w:pPr>
-            <w:hyperlink w:history="1" r:id="rIdcekmcyulfkqam_zs4_cez">
+            <w:hyperlink w:history="1" r:id="rIdn47331urmxm1ygjjewaxi">
               <w:r>
                 <w:rPr>
                   <w:rFonts w:ascii="Arial" w:cs="Arial" w:eastAsia="Arial" w:hAnsi="Arial"/>
@@ -13555,7 +13555,7 @@
             <w:pPr>
               <w:spacing w:after="20" w:before="0"/>
             </w:pPr>
-            <w:hyperlink w:history="1" r:id="rIdeyonr6ugcsoi2eslnmbnj">
+            <w:hyperlink w:history="1" r:id="rIdjqyicpc8t4im-tlphohm6">
               <w:r>
                 <w:rPr>
                   <w:rFonts w:ascii="Arial" w:cs="Arial" w:eastAsia="Arial" w:hAnsi="Arial"/>
@@ -13604,7 +13604,7 @@
               <w:spacing w:after="10" w:before="0"/>
               <w:ind w:left="120"/>
             </w:pPr>
-            <w:hyperlink w:history="1" r:id="rIdb7xgay6y7apbn7r4iexes">
+            <w:hyperlink w:history="1" r:id="rId_znlsnjlxrl55cf2gi42d">
               <w:r>
                 <w:rPr>
                   <w:rFonts w:ascii="Arial" w:cs="Arial" w:eastAsia="Arial" w:hAnsi="Arial"/>
@@ -13649,7 +13649,7 @@
             <w:pPr>
               <w:spacing w:after="20" w:before="0"/>
             </w:pPr>
-            <w:hyperlink w:history="1" r:id="rIdbqnvednt_mihmnkkuykjs">
+            <w:hyperlink w:history="1" r:id="rIdf54uju4oaq-g4dhgbaenf">
               <w:r>
                 <w:rPr>
                   <w:rFonts w:ascii="Arial" w:cs="Arial" w:eastAsia="Arial" w:hAnsi="Arial"/>
@@ -13682,7 +13682,7 @@
               <w:spacing w:after="10" w:before="0"/>
               <w:ind w:left="120"/>
             </w:pPr>
-            <w:hyperlink w:history="1" r:id="rIdvdupkqdq4oex-mzzkuu2p">
+            <w:hyperlink w:history="1" r:id="rIdhkexyelap3vbpuvmjjo2m">
               <w:r>
                 <w:rPr>
                   <w:rFonts w:ascii="Arial" w:cs="Arial" w:eastAsia="Arial" w:hAnsi="Arial"/>
@@ -14194,7 +14194,7 @@
         </w:rPr>
         <w:t xml:space="preserve">© 2026 SeaVuria and ARES. Aligned with KICD objectives. Developed by SeaVuria; technical implementation by ARES (with AI assistance from Claude). Licensed under </w:t>
       </w:r>
-      <w:hyperlink w:history="1" r:id="rId56toksm27tpu09e5kkx6v">
+      <w:hyperlink w:history="1" r:id="rIdqj5r8_wrig5jyhpljbuqo">
         <w:r>
           <w:rPr>
             <w:rFonts w:ascii="Arial" w:cs="Arial" w:eastAsia="Arial" w:hAnsi="Arial"/>
@@ -14215,7 +14215,7 @@
         </w:rPr>
         <w:t xml:space="preserve"> (</w:t>
       </w:r>
-      <w:hyperlink w:history="1" r:id="rId1q3ccoph9mt6geagyh-j2">
+      <w:hyperlink w:history="1" r:id="rIdylvosyuwzm-g9sl_hwola">
         <w:r>
           <w:rPr>
             <w:rFonts w:ascii="Arial" w:cs="Arial" w:eastAsia="Arial" w:hAnsi="Arial"/>
@@ -15228,7 +15228,7 @@
             <w:pPr>
               <w:spacing w:after="20" w:before="0"/>
             </w:pPr>
-            <w:hyperlink w:history="1" r:id="rIdgytv1aojwpai1ernoremd">
+            <w:hyperlink w:history="1" r:id="rIdyknos2avlcdlw9g_k5zzg">
               <w:r>
                 <w:rPr>
                   <w:rFonts w:ascii="Arial" w:cs="Arial" w:eastAsia="Arial" w:hAnsi="Arial"/>
@@ -15261,7 +15261,7 @@
               <w:spacing w:after="10" w:before="0"/>
               <w:ind w:left="120"/>
             </w:pPr>
-            <w:hyperlink w:history="1" r:id="rIdhwaigu3wmpg76bl0abjl7">
+            <w:hyperlink w:history="1" r:id="rIdoixhhl0gk-fgxegarg0i-">
               <w:r>
                 <w:rPr>
                   <w:rFonts w:ascii="Arial" w:cs="Arial" w:eastAsia="Arial" w:hAnsi="Arial"/>
@@ -15306,7 +15306,7 @@
             <w:pPr>
               <w:spacing w:after="20" w:before="0"/>
             </w:pPr>
-            <w:hyperlink w:history="1" r:id="rId4qq9dadoqaclkh1ckv7m3">
+            <w:hyperlink w:history="1" r:id="rIdq_wwbdfxu0puvhvk_5589">
               <w:r>
                 <w:rPr>
                   <w:rFonts w:ascii="Arial" w:cs="Arial" w:eastAsia="Arial" w:hAnsi="Arial"/>
@@ -15339,7 +15339,7 @@
               <w:spacing w:after="10" w:before="0"/>
               <w:ind w:left="120"/>
             </w:pPr>
-            <w:hyperlink w:history="1" r:id="rIdunsxzelho-y2e8gppaqen">
+            <w:hyperlink w:history="1" r:id="rId0fqmz_eex4ynudqytaurd">
               <w:r>
                 <w:rPr>
                   <w:rFonts w:ascii="Arial" w:cs="Arial" w:eastAsia="Arial" w:hAnsi="Arial"/>
@@ -15534,7 +15534,7 @@
             <w:pPr>
               <w:spacing w:after="20" w:before="0"/>
             </w:pPr>
-            <w:hyperlink w:history="1" r:id="rIdechuqh1yuyslpbay4pxp1">
+            <w:hyperlink w:history="1" r:id="rIduts1bbiwsqe6njprkdfrg">
               <w:r>
                 <w:rPr>
                   <w:rFonts w:ascii="Arial" w:cs="Arial" w:eastAsia="Arial" w:hAnsi="Arial"/>
@@ -15567,7 +15567,7 @@
               <w:spacing w:after="10" w:before="0"/>
               <w:ind w:left="120"/>
             </w:pPr>
-            <w:hyperlink w:history="1" r:id="rId6zidhyqrykvgcmraqlgme">
+            <w:hyperlink w:history="1" r:id="rIddcjnfvbo4jkzjlzsrsy7j">
               <w:r>
                 <w:rPr>
                   <w:rFonts w:ascii="Arial" w:cs="Arial" w:eastAsia="Arial" w:hAnsi="Arial"/>
@@ -15612,7 +15612,7 @@
             <w:pPr>
               <w:spacing w:after="20" w:before="0"/>
             </w:pPr>
-            <w:hyperlink w:history="1" r:id="rIdbepgtasg1tz7rdqwzfpys">
+            <w:hyperlink w:history="1" r:id="rIdlbg5nfmw80j-vdzlc-6je">
               <w:r>
                 <w:rPr>
                   <w:rFonts w:ascii="Arial" w:cs="Arial" w:eastAsia="Arial" w:hAnsi="Arial"/>
@@ -15645,7 +15645,7 @@
               <w:spacing w:after="10" w:before="0"/>
               <w:ind w:left="120"/>
             </w:pPr>
-            <w:hyperlink w:history="1" r:id="rIdwqyiiyioewenji0-zmfqs">
+            <w:hyperlink w:history="1" r:id="rIdf1og9ixy04_kj8z9snur2">
               <w:r>
                 <w:rPr>
                   <w:rFonts w:ascii="Arial" w:cs="Arial" w:eastAsia="Arial" w:hAnsi="Arial"/>
@@ -15840,7 +15840,7 @@
             <w:pPr>
               <w:spacing w:after="20" w:before="0"/>
             </w:pPr>
-            <w:hyperlink w:history="1" r:id="rIdggki0lf1ccnpgbgjegswt">
+            <w:hyperlink w:history="1" r:id="rIdnwksyce4hgv2i9seq_vjj">
               <w:r>
                 <w:rPr>
                   <w:rFonts w:ascii="Arial" w:cs="Arial" w:eastAsia="Arial" w:hAnsi="Arial"/>
@@ -15889,7 +15889,7 @@
               <w:spacing w:after="10" w:before="0"/>
               <w:ind w:left="120"/>
             </w:pPr>
-            <w:hyperlink w:history="1" r:id="rIdt_quywcblpkg3yvt-nayw">
+            <w:hyperlink w:history="1" r:id="rIdesae9_x9rrqtxiojq77y6">
               <w:r>
                 <w:rPr>
                   <w:rFonts w:ascii="Arial" w:cs="Arial" w:eastAsia="Arial" w:hAnsi="Arial"/>
@@ -15934,7 +15934,7 @@
             <w:pPr>
               <w:spacing w:after="20" w:before="0"/>
             </w:pPr>
-            <w:hyperlink w:history="1" r:id="rIdigjiyxytc8xz0cqn_vnld">
+            <w:hyperlink w:history="1" r:id="rIdawl49kpgfwesol9cyp-px">
               <w:r>
                 <w:rPr>
                   <w:rFonts w:ascii="Arial" w:cs="Arial" w:eastAsia="Arial" w:hAnsi="Arial"/>
@@ -15983,7 +15983,7 @@
               <w:spacing w:after="10" w:before="0"/>
               <w:ind w:left="120"/>
             </w:pPr>
-            <w:hyperlink w:history="1" r:id="rIdwewzo9cxmg2ara8ufiuqq">
+            <w:hyperlink w:history="1" r:id="rId9uiqvo9eafa_jnvo2_s2p">
               <w:r>
                 <w:rPr>
                   <w:rFonts w:ascii="Arial" w:cs="Arial" w:eastAsia="Arial" w:hAnsi="Arial"/>
@@ -16178,7 +16178,7 @@
             <w:pPr>
               <w:spacing w:after="20" w:before="0"/>
             </w:pPr>
-            <w:hyperlink w:history="1" r:id="rIdnhsq8h5i8aajpvczgjklo">
+            <w:hyperlink w:history="1" r:id="rIduo0uuoftvyunmwv53f1-m">
               <w:r>
                 <w:rPr>
                   <w:rFonts w:ascii="Arial" w:cs="Arial" w:eastAsia="Arial" w:hAnsi="Arial"/>
@@ -16227,7 +16227,7 @@
               <w:spacing w:after="10" w:before="0"/>
               <w:ind w:left="120"/>
             </w:pPr>
-            <w:hyperlink w:history="1" r:id="rId59qsedwz5owfkoofsmfpm">
+            <w:hyperlink w:history="1" r:id="rIdqlo_yrmf9iv8gr74ukdnk">
               <w:r>
                 <w:rPr>
                   <w:rFonts w:ascii="Arial" w:cs="Arial" w:eastAsia="Arial" w:hAnsi="Arial"/>
@@ -16272,7 +16272,7 @@
             <w:pPr>
               <w:spacing w:after="20" w:before="0"/>
             </w:pPr>
-            <w:hyperlink w:history="1" r:id="rIdbsbfvdx4_oxlpk2ggf3f9">
+            <w:hyperlink w:history="1" r:id="rIdnxzgc1fmvq5nxhvr1wd_8">
               <w:r>
                 <w:rPr>
                   <w:rFonts w:ascii="Arial" w:cs="Arial" w:eastAsia="Arial" w:hAnsi="Arial"/>
@@ -16321,7 +16321,7 @@
               <w:spacing w:after="10" w:before="0"/>
               <w:ind w:left="120"/>
             </w:pPr>
-            <w:hyperlink w:history="1" r:id="rIdhykasswq9v2drq-dyn8hh">
+            <w:hyperlink w:history="1" r:id="rIdj3kf0-_e6g5cisfn8weyl">
               <w:r>
                 <w:rPr>
                   <w:rFonts w:ascii="Arial" w:cs="Arial" w:eastAsia="Arial" w:hAnsi="Arial"/>
@@ -16516,7 +16516,7 @@
             <w:pPr>
               <w:spacing w:after="20" w:before="0"/>
             </w:pPr>
-            <w:hyperlink w:history="1" r:id="rIdwltmk4vbqnebkm9bzj4ri">
+            <w:hyperlink w:history="1" r:id="rIdaebdmxgakgfzvak-65j6s">
               <w:r>
                 <w:rPr>
                   <w:rFonts w:ascii="Arial" w:cs="Arial" w:eastAsia="Arial" w:hAnsi="Arial"/>
@@ -16565,7 +16565,7 @@
               <w:spacing w:after="10" w:before="0"/>
               <w:ind w:left="120"/>
             </w:pPr>
-            <w:hyperlink w:history="1" r:id="rId3lmia6h3ewps3i32w4tq7">
+            <w:hyperlink w:history="1" r:id="rIdiiqbxoz6y-h7rcighy8n_">
               <w:r>
                 <w:rPr>
                   <w:rFonts w:ascii="Arial" w:cs="Arial" w:eastAsia="Arial" w:hAnsi="Arial"/>
@@ -16610,7 +16610,7 @@
             <w:pPr>
               <w:spacing w:after="20" w:before="0"/>
             </w:pPr>
-            <w:hyperlink w:history="1" r:id="rIdrsfptqf7n9i2bd3-pqxjj">
+            <w:hyperlink w:history="1" r:id="rIden3wnx0ndpnqskjaxgu-b">
               <w:r>
                 <w:rPr>
                   <w:rFonts w:ascii="Arial" w:cs="Arial" w:eastAsia="Arial" w:hAnsi="Arial"/>
@@ -16659,7 +16659,7 @@
               <w:spacing w:after="10" w:before="0"/>
               <w:ind w:left="120"/>
             </w:pPr>
-            <w:hyperlink w:history="1" r:id="rIdksjmx7h9pzl04wjcsbgdn">
+            <w:hyperlink w:history="1" r:id="rIdbm5amgnl-r5rmxvsles0j">
               <w:r>
                 <w:rPr>
                   <w:rFonts w:ascii="Arial" w:cs="Arial" w:eastAsia="Arial" w:hAnsi="Arial"/>
@@ -16701,7 +16701,7 @@
                 <w:sz w:val="18"/>
                 <w:szCs w:val="18"/>
               </w:rPr>
-              <w:t xml:space="preserve">Learners return to their cumulative 'Similarity and Enlargement' model diagram, begun in Lesson 1 and revised in each subsequent lesson. Today they add a new annotated layer: alongside the linear dimensions already marked on their similar figures, they now label the area of each figure and draw a double-headed arrow between them labelled '× (L.S.F)²'. For the school-plan rectangle representing the administration block (introduced in Lesson 1 as 5 cm on the plan, 10 m in reality, L.S.F = 1:200), learners calculate and annotate the plan area and real area, confirming the factor of 40 000. They also add a mini worked example at the bottom of their model page: the Unga Pembe flour-packet sketch with L.S.F = 2 labelled on lengths and × 4 labelled on areas. Finally, learners write a two-sentence 'Model Revision Note' explaining what changed in their understanding today compared to Lesson 4.</w:t>
+              <w:t xml:space="preserve">Learners return to their cumulative 'Similarity and Enlargement' model diagram, begun in Lesson 1 and revised in each subsequent lesson. Today they add a new annotated layer: alongside the linear dimensions already marked on their similar figures, they now label the area of each figure and draw a double-headed arrow between them labelled '× (L.S.F)²'. For the school-plan rectangle representing the classroom block (introduced in Lesson 1 as 5 cm on the plan, 10 m in reality, L.S.F = 1:200), learners calculate and annotate the plan area and real area, confirming the factor of 40 000. They also add a mini worked example at the bottom of their model page: the Unga Pembe flour-packet sketch with L.S.F = 2 labelled on lengths and × 4 labelled on areas. Finally, learners write a two-sentence 'Model Revision Note' explaining what changed in their understanding today compared to Lesson 4.</w:t>
             </w:r>
           </w:p>
         </w:tc>
@@ -17171,7 +17171,7 @@
         </w:rPr>
         <w:t xml:space="preserve">© 2026 SeaVuria and ARES. Aligned with KICD objectives. Developed by SeaVuria; technical implementation by ARES (with AI assistance from Claude). Licensed under </w:t>
       </w:r>
-      <w:hyperlink w:history="1" r:id="rIdwxwm9yq2il7lunkelfffh">
+      <w:hyperlink w:history="1" r:id="rIdtspm3toa5l4d1lx7e1x4o">
         <w:r>
           <w:rPr>
             <w:rFonts w:ascii="Arial" w:cs="Arial" w:eastAsia="Arial" w:hAnsi="Arial"/>
@@ -17192,7 +17192,7 @@
         </w:rPr>
         <w:t xml:space="preserve"> (</w:t>
       </w:r>
-      <w:hyperlink w:history="1" r:id="rIdp53n3_9_ybokcsmfxxhgz">
+      <w:hyperlink w:history="1" r:id="rIdlsp9anqeyvhn8gnjhutcl">
         <w:r>
           <w:rPr>
             <w:rFonts w:ascii="Arial" w:cs="Arial" w:eastAsia="Arial" w:hAnsi="Arial"/>
@@ -17922,7 +17922,7 @@
                 <w:sz w:val="18"/>
                 <w:szCs w:val="18"/>
               </w:rPr>
-              <w:t xml:space="preserve">Lesson 6 of 8 in the Similarity and Enlargement sequence. Learners revisit the anchoring phenomenon — the two water tanks at their Kisumu school that look identical in shape but where one holds exactly 8 times as much as the other despite being only twice as tall. Building on their established understanding of LSF (Lesson 4) and ASF (Lesson 5), learners now investigate Volume Scale Factor (VSF) by working with pairs of similar solids (sufuria cooking pots of two sizes, and the school water tanks represented by scale models or calculated data). They tabulate LSF, ASF, and VSF across multiple pairs, notice the cubic pattern, and formalise VSF = (LSF)³. The group that made a Lesson 1 prediction about tank capacity now revisits and confirms or corrects that prediction. The lesson closes with learners updating their cumulative models and the Driving Question Board with the complete LSF–ASF–VSF relationship.</w:t>
+              <w:t xml:space="preserve">Lesson 6 of 8 in the Similarity and Enlargement sequence. Learners revisit the anchoring phenomenon — the two water tanks at their Kisumu school that look identical in shape but where one holds exactly 8 times as much as the other despite being only twice as tall. Building on their established understanding of LSF (Lessons 1–4) and ASF (Lesson 5), learners now investigate Volume Scale Factor (VSF) by working with pairs of similar solids (sufuria cooking pots of two sizes, and the school water tanks represented by scale models or calculated data). They tabulate LSF, ASF, and VSF across multiple pairs, notice the cubic pattern, and formalise VSF = (LSF)³. The group that made a Lesson 1 prediction about tank capacity now revisits and confirms or corrects that prediction. The lesson closes with learners updating their cumulative models and the Driving Question Board with the complete LSF–ASF–VSF relationship.</w:t>
             </w:r>
           </w:p>
         </w:tc>
@@ -18205,7 +18205,7 @@
             <w:pPr>
               <w:spacing w:after="20" w:before="0"/>
             </w:pPr>
-            <w:hyperlink w:history="1" r:id="rIdvf5tpkkqnnzxicwvi4zrt">
+            <w:hyperlink w:history="1" r:id="rIdwgvtg0r4qnkxfxjo_n7-x">
               <w:r>
                 <w:rPr>
                   <w:rFonts w:ascii="Arial" w:cs="Arial" w:eastAsia="Arial" w:hAnsi="Arial"/>
@@ -18238,7 +18238,7 @@
               <w:spacing w:after="10" w:before="0"/>
               <w:ind w:left="120"/>
             </w:pPr>
-            <w:hyperlink w:history="1" r:id="rIdnxoyugqvkiye3laeyjebl">
+            <w:hyperlink w:history="1" r:id="rIdm8a3qfatewj3peufav8nb">
               <w:r>
                 <w:rPr>
                   <w:rFonts w:ascii="Arial" w:cs="Arial" w:eastAsia="Arial" w:hAnsi="Arial"/>
@@ -18283,7 +18283,7 @@
             <w:pPr>
               <w:spacing w:after="20" w:before="0"/>
             </w:pPr>
-            <w:hyperlink w:history="1" r:id="rIdeu2ujbivwsk5mg9zgxewd">
+            <w:hyperlink w:history="1" r:id="rIdtu1hhg_wwo_pajgjmkuoa">
               <w:r>
                 <w:rPr>
                   <w:rFonts w:ascii="Arial" w:cs="Arial" w:eastAsia="Arial" w:hAnsi="Arial"/>
@@ -18316,7 +18316,7 @@
               <w:spacing w:after="10" w:before="0"/>
               <w:ind w:left="120"/>
             </w:pPr>
-            <w:hyperlink w:history="1" r:id="rIdvomr3hawi2vprzyuu7ict">
+            <w:hyperlink w:history="1" r:id="rIdddl7jrbyail_qlnwvb5uj">
               <w:r>
                 <w:rPr>
                   <w:rFonts w:ascii="Arial" w:cs="Arial" w:eastAsia="Arial" w:hAnsi="Arial"/>
@@ -18511,7 +18511,7 @@
             <w:pPr>
               <w:spacing w:after="20" w:before="0"/>
             </w:pPr>
-            <w:hyperlink w:history="1" r:id="rIdzz0rogk6xcgmt5fjrje46">
+            <w:hyperlink w:history="1" r:id="rIde6lbg3l04ixlr0bwtvrlr">
               <w:r>
                 <w:rPr>
                   <w:rFonts w:ascii="Arial" w:cs="Arial" w:eastAsia="Arial" w:hAnsi="Arial"/>
@@ -18544,7 +18544,7 @@
               <w:spacing w:after="10" w:before="0"/>
               <w:ind w:left="120"/>
             </w:pPr>
-            <w:hyperlink w:history="1" r:id="rIdeln_wggngv2x5wefgcreo">
+            <w:hyperlink w:history="1" r:id="rId8vrg_pyzykstc5qe0u8z-">
               <w:r>
                 <w:rPr>
                   <w:rFonts w:ascii="Arial" w:cs="Arial" w:eastAsia="Arial" w:hAnsi="Arial"/>
@@ -18589,7 +18589,7 @@
             <w:pPr>
               <w:spacing w:after="20" w:before="0"/>
             </w:pPr>
-            <w:hyperlink w:history="1" r:id="rId30_3v4g-1ztzraqknpu34">
+            <w:hyperlink w:history="1" r:id="rIdjae9bjjw_gxhdr0jonhfj">
               <w:r>
                 <w:rPr>
                   <w:rFonts w:ascii="Arial" w:cs="Arial" w:eastAsia="Arial" w:hAnsi="Arial"/>
@@ -18622,7 +18622,7 @@
               <w:spacing w:after="10" w:before="0"/>
               <w:ind w:left="120"/>
             </w:pPr>
-            <w:hyperlink w:history="1" r:id="rIdxdkz11bemgs2ez5g8u2qx">
+            <w:hyperlink w:history="1" r:id="rIdqxkvjs6zblxaewtxekwxy">
               <w:r>
                 <w:rPr>
                   <w:rFonts w:ascii="Arial" w:cs="Arial" w:eastAsia="Arial" w:hAnsi="Arial"/>
@@ -18817,7 +18817,7 @@
             <w:pPr>
               <w:spacing w:after="20" w:before="0"/>
             </w:pPr>
-            <w:hyperlink w:history="1" r:id="rIdy6kdtgasbubipisqcepi3">
+            <w:hyperlink w:history="1" r:id="rIdrhuzfuct9rrzxdosuzs-7">
               <w:r>
                 <w:rPr>
                   <w:rFonts w:ascii="Arial" w:cs="Arial" w:eastAsia="Arial" w:hAnsi="Arial"/>
@@ -18866,7 +18866,7 @@
               <w:spacing w:after="10" w:before="0"/>
               <w:ind w:left="120"/>
             </w:pPr>
-            <w:hyperlink w:history="1" r:id="rIdwoognfuyxlxsmjv0ljemp">
+            <w:hyperlink w:history="1" r:id="rId4mzgpcxqrvsrcyzfxs7cj">
               <w:r>
                 <w:rPr>
                   <w:rFonts w:ascii="Arial" w:cs="Arial" w:eastAsia="Arial" w:hAnsi="Arial"/>
@@ -18911,7 +18911,7 @@
             <w:pPr>
               <w:spacing w:after="20" w:before="0"/>
             </w:pPr>
-            <w:hyperlink w:history="1" r:id="rIds0z1ew81k7sqftx7fgclk">
+            <w:hyperlink w:history="1" r:id="rIdz7i3cfryx8hu77opzcdi4">
               <w:r>
                 <w:rPr>
                   <w:rFonts w:ascii="Arial" w:cs="Arial" w:eastAsia="Arial" w:hAnsi="Arial"/>
@@ -18944,7 +18944,7 @@
               <w:spacing w:after="10" w:before="0"/>
               <w:ind w:left="120"/>
             </w:pPr>
-            <w:hyperlink w:history="1" r:id="rIdaflztd875ldgujigr0g6l">
+            <w:hyperlink w:history="1" r:id="rId8sdm18a61dfjcgdjmqce4">
               <w:r>
                 <w:rPr>
                   <w:rFonts w:ascii="Arial" w:cs="Arial" w:eastAsia="Arial" w:hAnsi="Arial"/>
@@ -19139,7 +19139,7 @@
             <w:pPr>
               <w:spacing w:after="20" w:before="0"/>
             </w:pPr>
-            <w:hyperlink w:history="1" r:id="rIdcqc0xiamy0dsj9hzkeiga">
+            <w:hyperlink w:history="1" r:id="rIdp9eocqz-mg7w9jyqjbfjw">
               <w:r>
                 <w:rPr>
                   <w:rFonts w:ascii="Arial" w:cs="Arial" w:eastAsia="Arial" w:hAnsi="Arial"/>
@@ -19188,7 +19188,7 @@
               <w:spacing w:after="10" w:before="0"/>
               <w:ind w:left="120"/>
             </w:pPr>
-            <w:hyperlink w:history="1" r:id="rIdy34nproqe0niddrwtiyve">
+            <w:hyperlink w:history="1" r:id="rId3b-vqpbr3z04f6xsih1hq">
               <w:r>
                 <w:rPr>
                   <w:rFonts w:ascii="Arial" w:cs="Arial" w:eastAsia="Arial" w:hAnsi="Arial"/>
@@ -19233,7 +19233,7 @@
             <w:pPr>
               <w:spacing w:after="20" w:before="0"/>
             </w:pPr>
-            <w:hyperlink w:history="1" r:id="rIdw_56m8pu1gzrj3d9y6y6y">
+            <w:hyperlink w:history="1" r:id="rId7-d2uhbwbmdju4r73cnvf">
               <w:r>
                 <w:rPr>
                   <w:rFonts w:ascii="Arial" w:cs="Arial" w:eastAsia="Arial" w:hAnsi="Arial"/>
@@ -19266,7 +19266,7 @@
               <w:spacing w:after="10" w:before="0"/>
               <w:ind w:left="120"/>
             </w:pPr>
-            <w:hyperlink w:history="1" r:id="rIdo0buixlm4eiea-vwc-bhd">
+            <w:hyperlink w:history="1" r:id="rIdjlzt-zwxk8vqm1mzofaky">
               <w:r>
                 <w:rPr>
                   <w:rFonts w:ascii="Arial" w:cs="Arial" w:eastAsia="Arial" w:hAnsi="Arial"/>
@@ -19461,7 +19461,7 @@
             <w:pPr>
               <w:spacing w:after="20" w:before="0"/>
             </w:pPr>
-            <w:hyperlink w:history="1" r:id="rIdkyndquii0kce49iasiylf">
+            <w:hyperlink w:history="1" r:id="rIdcv30auktbrark4qat3it8">
               <w:r>
                 <w:rPr>
                   <w:rFonts w:ascii="Arial" w:cs="Arial" w:eastAsia="Arial" w:hAnsi="Arial"/>
@@ -19510,7 +19510,7 @@
               <w:spacing w:after="10" w:before="0"/>
               <w:ind w:left="120"/>
             </w:pPr>
-            <w:hyperlink w:history="1" r:id="rIdrkqbgfvovgfpkn_diltva">
+            <w:hyperlink w:history="1" r:id="rId2xq-kduevumafyxrk2yfx">
               <w:r>
                 <w:rPr>
                   <w:rFonts w:ascii="Arial" w:cs="Arial" w:eastAsia="Arial" w:hAnsi="Arial"/>
@@ -19555,7 +19555,7 @@
             <w:pPr>
               <w:spacing w:after="20" w:before="0"/>
             </w:pPr>
-            <w:hyperlink w:history="1" r:id="rId92p05ef9eupawt9q7rm51">
+            <w:hyperlink w:history="1" r:id="rIdybdz29b6xowq3rievkyiw">
               <w:r>
                 <w:rPr>
                   <w:rFonts w:ascii="Arial" w:cs="Arial" w:eastAsia="Arial" w:hAnsi="Arial"/>
@@ -19588,7 +19588,7 @@
               <w:spacing w:after="10" w:before="0"/>
               <w:ind w:left="120"/>
             </w:pPr>
-            <w:hyperlink w:history="1" r:id="rIdqpfdru-celsxjyd-tlehj">
+            <w:hyperlink w:history="1" r:id="rIdmp_mny104ci522v8rcatl">
               <w:r>
                 <w:rPr>
                   <w:rFonts w:ascii="Arial" w:cs="Arial" w:eastAsia="Arial" w:hAnsi="Arial"/>
@@ -19630,7 +19630,7 @@
                 <w:sz w:val="18"/>
                 <w:szCs w:val="18"/>
               </w:rPr>
-              <w:t xml:space="preserve">Learners retrieve their cumulative 'Scale Factor Model' diagram started in Lesson 4, which currently shows LSF → ASF with the relationship ASF = (LSF)². They now extend the model by: (i) adding a third layer labelled 'VOLUME (3D)' with the relationship VSF = (LSF)³; (ii) annotating each layer with a Kenyan example (Lesson 4: architectural plan scale, Lesson 5: painted surface area of a tank, Lesson 6: water storage capacity); (iii) drawing arrows from LSF to ASF to VSF labelled '× k' and '× k' to show the multiplicative chain; (iv) writing the complete Scale Factor Law as a boxed statement at the bottom: 'For similar figures/solids with LSF = k: LSF = k, ASF = k², VSF = k³.' Learners share their updated model with their group for peer feedback using the prompt: 'Can you see all three scale factors clearly? Is the Kenyan example specific enough?'</w:t>
+              <w:t xml:space="preserve">Learners retrieve their cumulative 'Scale Factor Model' diagram started in Lesson 1, which currently shows LSF → ASF with the relationship ASF = (LSF)². They now extend the model by: (i) adding a third layer labelled 'VOLUME (3D)' with the relationship VSF = (LSF)³; (ii) annotating each layer with a Kenyan example (Lesson 4: architectural plan scale, Lesson 5: Unga Pembe flour-packet base area, Lesson 6: water storage capacity); (iii) drawing arrows from LSF to ASF to VSF labelled '× k' and '× k' to show the multiplicative chain; (iv) writing the complete Scale Factor Law as a boxed statement at the bottom: 'For similar figures/solids with LSF = k: LSF = k, ASF = k², VSF = k³.' Learners share their updated model with their group for peer feedback using the prompt: 'Can you see all three scale factors clearly? Is the Kenyan example specific enough?'</w:t>
             </w:r>
           </w:p>
         </w:tc>
@@ -19662,7 +19662,7 @@
                 <w:sz w:val="18"/>
                 <w:szCs w:val="18"/>
               </w:rPr>
-              <w:t xml:space="preserve">1. Say: 'Take out your Scale Factor Model from Lesson 4. Today you add the final layer — Volume.' Display a projected template showing the three-layer structure. 2. Say: 'You have 7 minutes. Your model must show: three layers (Length, Area, Volume), the formula for each scale factor, one Kenyan real-life example per layer, and arrows showing how they connect.' 3. Circulate — check that the multiplicative arrows (× k between layers) are present. If missing, ask: 'If ASF = k² and you multiply by k again, what do you get?' Wait 10 seconds. 4. At 5 minutes, prompt peer feedback: 'Show your model to your group. Peer reviewer: find ONE thing that is clear and ONE thing that could be improved.' Allow 2 minutes of peer feedback. 5. Close the lesson: 'By the end of Lesson 8 this model will answer our full driving question. Today you added the volume piece — the piece that explains why our school's large water tank holds exactly 8 times as much as the small one, even though it is only twice as tall.' 6. Set exit task (to be checked at start of Lesson 7): 'A cylindrical grain silo in Eldoret has LSF = 5 compared to a model silo. The model holds 12 litres. Calculate the volume of the real silo in litres.'</w:t>
+              <w:t xml:space="preserve">1. Say: 'Take out your Scale Factor Model from Lesson 1. Today you add the final layer — Volume.' Display a projected template showing the three-layer structure. 2. Say: 'You have 7 minutes. Your model must show: three layers (Length, Area, Volume), the formula for each scale factor, one Kenyan real-life example per layer, and arrows showing how they connect.' 3. Circulate — check that the multiplicative arrows (× k between layers) are present. If missing, ask: 'If ASF = k² and you multiply by k again, what do you get?' Wait 10 seconds. 4. At 5 minutes, prompt peer feedback: 'Show your model to your group. Peer reviewer: find ONE thing that is clear and ONE thing that could be improved.' Allow 2 minutes of peer feedback. 5. Close the lesson: 'By the end of Lesson 8 this model will answer our full driving question. Today you added the volume piece — the piece that explains why our school's large water tank holds exactly 8 times as much as the small one, even though it is only twice as tall.' 6. Set exit task (to be checked at start of Lesson 7): 'A cylindrical grain silo in Eldoret has LSF = 5 compared to a model silo. The model holds 12 litres. Calculate the volume of the real silo in litres.'</w:t>
             </w:r>
           </w:p>
         </w:tc>
@@ -20100,7 +20100,7 @@
         </w:rPr>
         <w:t xml:space="preserve">© 2026 SeaVuria and ARES. Aligned with KICD objectives. Developed by SeaVuria; technical implementation by ARES (with AI assistance from Claude). Licensed under </w:t>
       </w:r>
-      <w:hyperlink w:history="1" r:id="rIdo4w2rhggp5osoxaem5a60">
+      <w:hyperlink w:history="1" r:id="rIdj6zan05b6-uky0iimrapx">
         <w:r>
           <w:rPr>
             <w:rFonts w:ascii="Arial" w:cs="Arial" w:eastAsia="Arial" w:hAnsi="Arial"/>
@@ -20121,7 +20121,7 @@
         </w:rPr>
         <w:t xml:space="preserve"> (</w:t>
       </w:r>
-      <w:hyperlink w:history="1" r:id="rId4kw5e2wv6rmbcqisawwma">
+      <w:hyperlink w:history="1" r:id="rIdcredupfpk7p-h83p6q_do">
         <w:r>
           <w:rPr>
             <w:rFonts w:ascii="Arial" w:cs="Arial" w:eastAsia="Arial" w:hAnsi="Arial"/>
@@ -21134,7 +21134,7 @@
             <w:pPr>
               <w:spacing w:after="20" w:before="0"/>
             </w:pPr>
-            <w:hyperlink w:history="1" r:id="rId8qlirzuk_ss-3mytcg4bz">
+            <w:hyperlink w:history="1" r:id="rIddt70kob8lgfz15m2dt2cr">
               <w:r>
                 <w:rPr>
                   <w:rFonts w:ascii="Arial" w:cs="Arial" w:eastAsia="Arial" w:hAnsi="Arial"/>
@@ -21167,7 +21167,7 @@
               <w:spacing w:after="10" w:before="0"/>
               <w:ind w:left="120"/>
             </w:pPr>
-            <w:hyperlink w:history="1" r:id="rIdifrudwaamdzbtrrrc1rcl">
+            <w:hyperlink w:history="1" r:id="rIdierjfjmr8_wkppjbi2_vt">
               <w:r>
                 <w:rPr>
                   <w:rFonts w:ascii="Arial" w:cs="Arial" w:eastAsia="Arial" w:hAnsi="Arial"/>
@@ -21212,7 +21212,7 @@
             <w:pPr>
               <w:spacing w:after="20" w:before="0"/>
             </w:pPr>
-            <w:hyperlink w:history="1" r:id="rIdwuf6y9qahfxoxkgmn1tx2">
+            <w:hyperlink w:history="1" r:id="rIdxuqhokimepv-krclbvmbz">
               <w:r>
                 <w:rPr>
                   <w:rFonts w:ascii="Arial" w:cs="Arial" w:eastAsia="Arial" w:hAnsi="Arial"/>
@@ -21261,7 +21261,7 @@
               <w:spacing w:after="10" w:before="0"/>
               <w:ind w:left="120"/>
             </w:pPr>
-            <w:hyperlink w:history="1" r:id="rIdskndlhwcoctrsc9aulrad">
+            <w:hyperlink w:history="1" r:id="rIdcl8wvdp3hnohjqbubaev2">
               <w:r>
                 <w:rPr>
                   <w:rFonts w:ascii="Arial" w:cs="Arial" w:eastAsia="Arial" w:hAnsi="Arial"/>
@@ -21456,7 +21456,7 @@
             <w:pPr>
               <w:spacing w:after="20" w:before="0"/>
             </w:pPr>
-            <w:hyperlink w:history="1" r:id="rIdv0dcqssvt-anjs0iz-lxf">
+            <w:hyperlink w:history="1" r:id="rIdrilhc7uk5u7jqwk4edax8">
               <w:r>
                 <w:rPr>
                   <w:rFonts w:ascii="Arial" w:cs="Arial" w:eastAsia="Arial" w:hAnsi="Arial"/>
@@ -21489,7 +21489,7 @@
               <w:spacing w:after="10" w:before="0"/>
               <w:ind w:left="120"/>
             </w:pPr>
-            <w:hyperlink w:history="1" r:id="rId-enmqmcj8lrfvpn2pdlig">
+            <w:hyperlink w:history="1" r:id="rId2qn2ig_lhzdlhdkqza_n4">
               <w:r>
                 <w:rPr>
                   <w:rFonts w:ascii="Arial" w:cs="Arial" w:eastAsia="Arial" w:hAnsi="Arial"/>
@@ -21534,7 +21534,7 @@
             <w:pPr>
               <w:spacing w:after="20" w:before="0"/>
             </w:pPr>
-            <w:hyperlink w:history="1" r:id="rIddog7r4yzqjudpvkjkncdx">
+            <w:hyperlink w:history="1" r:id="rIdxqvgccbmynu5akmp8krmj">
               <w:r>
                 <w:rPr>
                   <w:rFonts w:ascii="Arial" w:cs="Arial" w:eastAsia="Arial" w:hAnsi="Arial"/>
@@ -21583,7 +21583,7 @@
               <w:spacing w:after="10" w:before="0"/>
               <w:ind w:left="120"/>
             </w:pPr>
-            <w:hyperlink w:history="1" r:id="rIdbzlqyvdttten5fqpsfp3n">
+            <w:hyperlink w:history="1" r:id="rIdn6ccykut4_nfkwny2xfyh">
               <w:r>
                 <w:rPr>
                   <w:rFonts w:ascii="Arial" w:cs="Arial" w:eastAsia="Arial" w:hAnsi="Arial"/>
@@ -21778,7 +21778,7 @@
             <w:pPr>
               <w:spacing w:after="20" w:before="0"/>
             </w:pPr>
-            <w:hyperlink w:history="1" r:id="rIdgad8lpk45nnhh5hkfmojm">
+            <w:hyperlink w:history="1" r:id="rIdpk9er2n7lowtxix8lpyvl">
               <w:r>
                 <w:rPr>
                   <w:rFonts w:ascii="Arial" w:cs="Arial" w:eastAsia="Arial" w:hAnsi="Arial"/>
@@ -21811,7 +21811,7 @@
               <w:spacing w:after="10" w:before="0"/>
               <w:ind w:left="120"/>
             </w:pPr>
-            <w:hyperlink w:history="1" r:id="rId4tjotqac3gg0ju8cfjpli">
+            <w:hyperlink w:history="1" r:id="rIdfqddneytcktmgrfdlsmsf">
               <w:r>
                 <w:rPr>
                   <w:rFonts w:ascii="Arial" w:cs="Arial" w:eastAsia="Arial" w:hAnsi="Arial"/>
@@ -21856,7 +21856,7 @@
             <w:pPr>
               <w:spacing w:after="20" w:before="0"/>
             </w:pPr>
-            <w:hyperlink w:history="1" r:id="rIdgnq-z3gu6el78fysqquaa">
+            <w:hyperlink w:history="1" r:id="rIdnwe8n_yqzy5oupeh6ltb5">
               <w:r>
                 <w:rPr>
                   <w:rFonts w:ascii="Arial" w:cs="Arial" w:eastAsia="Arial" w:hAnsi="Arial"/>
@@ -21905,7 +21905,7 @@
               <w:spacing w:after="10" w:before="0"/>
               <w:ind w:left="120"/>
             </w:pPr>
-            <w:hyperlink w:history="1" r:id="rIdwase38qggomn1xyx-m4gl">
+            <w:hyperlink w:history="1" r:id="rIds6nyqh7nfbaa5lzhv-g1q">
               <w:r>
                 <w:rPr>
                   <w:rFonts w:ascii="Arial" w:cs="Arial" w:eastAsia="Arial" w:hAnsi="Arial"/>
@@ -22100,7 +22100,7 @@
             <w:pPr>
               <w:spacing w:after="20" w:before="0"/>
             </w:pPr>
-            <w:hyperlink w:history="1" r:id="rIditygritu6bghwf0j0k007">
+            <w:hyperlink w:history="1" r:id="rId-fgmtpunf4qgdg4g1bbwv">
               <w:r>
                 <w:rPr>
                   <w:rFonts w:ascii="Arial" w:cs="Arial" w:eastAsia="Arial" w:hAnsi="Arial"/>
@@ -22133,7 +22133,7 @@
               <w:spacing w:after="10" w:before="0"/>
               <w:ind w:left="120"/>
             </w:pPr>
-            <w:hyperlink w:history="1" r:id="rIdndo0tumklpxiiqq6hnf7b">
+            <w:hyperlink w:history="1" r:id="rId_hhnbzrugth73cbrnyvt9">
               <w:r>
                 <w:rPr>
                   <w:rFonts w:ascii="Arial" w:cs="Arial" w:eastAsia="Arial" w:hAnsi="Arial"/>
@@ -22178,7 +22178,7 @@
             <w:pPr>
               <w:spacing w:after="20" w:before="0"/>
             </w:pPr>
-            <w:hyperlink w:history="1" r:id="rIdcsuenpbzwwaxzq8t7hu1g">
+            <w:hyperlink w:history="1" r:id="rIdepwf0biczyyy7ts9-qhio">
               <w:r>
                 <w:rPr>
                   <w:rFonts w:ascii="Arial" w:cs="Arial" w:eastAsia="Arial" w:hAnsi="Arial"/>
@@ -22227,7 +22227,7 @@
               <w:spacing w:after="10" w:before="0"/>
               <w:ind w:left="120"/>
             </w:pPr>
-            <w:hyperlink w:history="1" r:id="rIdozjqdq-o6x6dct0jepl-h">
+            <w:hyperlink w:history="1" r:id="rIdp6shl3fxupagvu6dwkr4l">
               <w:r>
                 <w:rPr>
                   <w:rFonts w:ascii="Arial" w:cs="Arial" w:eastAsia="Arial" w:hAnsi="Arial"/>
@@ -22422,7 +22422,7 @@
             <w:pPr>
               <w:spacing w:after="20" w:before="0"/>
             </w:pPr>
-            <w:hyperlink w:history="1" r:id="rIdl5inlbgfqckjx1_dkmmej">
+            <w:hyperlink w:history="1" r:id="rId5gua-vbpdxmtldfsd6dwk">
               <w:r>
                 <w:rPr>
                   <w:rFonts w:ascii="Arial" w:cs="Arial" w:eastAsia="Arial" w:hAnsi="Arial"/>
@@ -22471,7 +22471,7 @@
               <w:spacing w:after="10" w:before="0"/>
               <w:ind w:left="120"/>
             </w:pPr>
-            <w:hyperlink w:history="1" r:id="rId6c43gaqpgbkcqbkyprxym">
+            <w:hyperlink w:history="1" r:id="rIdelyxkg9abz3rzwvpqulll">
               <w:r>
                 <w:rPr>
                   <w:rFonts w:ascii="Arial" w:cs="Arial" w:eastAsia="Arial" w:hAnsi="Arial"/>
@@ -22516,7 +22516,7 @@
             <w:pPr>
               <w:spacing w:after="20" w:before="0"/>
             </w:pPr>
-            <w:hyperlink w:history="1" r:id="rIdghwvnodtua2y95gpxebn7">
+            <w:hyperlink w:history="1" r:id="rIdwhdlxyx6fwyfit98xvu3j">
               <w:r>
                 <w:rPr>
                   <w:rFonts w:ascii="Arial" w:cs="Arial" w:eastAsia="Arial" w:hAnsi="Arial"/>
@@ -22565,7 +22565,7 @@
               <w:spacing w:after="10" w:before="0"/>
               <w:ind w:left="120"/>
             </w:pPr>
-            <w:hyperlink w:history="1" r:id="rIdczzefnbq7c4kgkehdnpxo">
+            <w:hyperlink w:history="1" r:id="rIdur50tdnv12ecc83j0jzna">
               <w:r>
                 <w:rPr>
                   <w:rFonts w:ascii="Arial" w:cs="Arial" w:eastAsia="Arial" w:hAnsi="Arial"/>
@@ -23077,7 +23077,7 @@
         </w:rPr>
         <w:t xml:space="preserve">© 2026 SeaVuria and ARES. Aligned with KICD objectives. Developed by SeaVuria; technical implementation by ARES (with AI assistance from Claude). Licensed under </w:t>
       </w:r>
-      <w:hyperlink w:history="1" r:id="rIdsrecn1hlpdyg5tba3fb_-">
+      <w:hyperlink w:history="1" r:id="rId_tm_wudbo38kljshlci2f">
         <w:r>
           <w:rPr>
             <w:rFonts w:ascii="Arial" w:cs="Arial" w:eastAsia="Arial" w:hAnsi="Arial"/>
@@ -23098,7 +23098,7 @@
         </w:rPr>
         <w:t xml:space="preserve"> (</w:t>
       </w:r>
-      <w:hyperlink w:history="1" r:id="rId6ghdkcnto1cvkul8shmqr">
+      <w:hyperlink w:history="1" r:id="rIdbxse3y1-kpdprux0fwlle">
         <w:r>
           <w:rPr>
             <w:rFonts w:ascii="Arial" w:cs="Arial" w:eastAsia="Arial" w:hAnsi="Arial"/>
@@ -24111,7 +24111,7 @@
             <w:pPr>
               <w:spacing w:after="20" w:before="0"/>
             </w:pPr>
-            <w:hyperlink w:history="1" r:id="rId_o967nxi75g2snfq_fei0">
+            <w:hyperlink w:history="1" r:id="rIds9pjiw3zzeurhfjubb6dg">
               <w:r>
                 <w:rPr>
                   <w:rFonts w:ascii="Arial" w:cs="Arial" w:eastAsia="Arial" w:hAnsi="Arial"/>
@@ -24144,7 +24144,7 @@
               <w:spacing w:after="10" w:before="0"/>
               <w:ind w:left="120"/>
             </w:pPr>
-            <w:hyperlink w:history="1" r:id="rIdvt2qbqtwm6bl9s0rtqlet">
+            <w:hyperlink w:history="1" r:id="rIdxycsxt6zm8b-ux3eh6br8">
               <w:r>
                 <w:rPr>
                   <w:rFonts w:ascii="Arial" w:cs="Arial" w:eastAsia="Arial" w:hAnsi="Arial"/>
@@ -24189,7 +24189,7 @@
             <w:pPr>
               <w:spacing w:after="20" w:before="0"/>
             </w:pPr>
-            <w:hyperlink w:history="1" r:id="rIdujndugl5fv3y5ucvsezbk">
+            <w:hyperlink w:history="1" r:id="rIdv3e_y1jltiguvfohfgigk">
               <w:r>
                 <w:rPr>
                   <w:rFonts w:ascii="Arial" w:cs="Arial" w:eastAsia="Arial" w:hAnsi="Arial"/>
@@ -24222,7 +24222,7 @@
               <w:spacing w:after="10" w:before="0"/>
               <w:ind w:left="120"/>
             </w:pPr>
-            <w:hyperlink w:history="1" r:id="rIdpkbv0mxpohavtetuhn287">
+            <w:hyperlink w:history="1" r:id="rIdxopnywji36a8r9y1ibpuh">
               <w:r>
                 <w:rPr>
                   <w:rFonts w:ascii="Arial" w:cs="Arial" w:eastAsia="Arial" w:hAnsi="Arial"/>
@@ -24417,7 +24417,7 @@
             <w:pPr>
               <w:spacing w:after="20" w:before="0"/>
             </w:pPr>
-            <w:hyperlink w:history="1" r:id="rIdgnund3dqfevlgcqh7gw9a">
+            <w:hyperlink w:history="1" r:id="rIdiypup6dclzc8_2eqtex8g">
               <w:r>
                 <w:rPr>
                   <w:rFonts w:ascii="Arial" w:cs="Arial" w:eastAsia="Arial" w:hAnsi="Arial"/>
@@ -24450,7 +24450,7 @@
               <w:spacing w:after="10" w:before="0"/>
               <w:ind w:left="120"/>
             </w:pPr>
-            <w:hyperlink w:history="1" r:id="rIdfsaov3n24md5w64iysyxw">
+            <w:hyperlink w:history="1" r:id="rIdxc3hqvqtugnqml9fpxaiu">
               <w:r>
                 <w:rPr>
                   <w:rFonts w:ascii="Arial" w:cs="Arial" w:eastAsia="Arial" w:hAnsi="Arial"/>
@@ -24495,7 +24495,7 @@
             <w:pPr>
               <w:spacing w:after="20" w:before="0"/>
             </w:pPr>
-            <w:hyperlink w:history="1" r:id="rIdn0n4clu593hpta-yvuplj">
+            <w:hyperlink w:history="1" r:id="rIdjpz9wgaru7yibqvcdh2rg">
               <w:r>
                 <w:rPr>
                   <w:rFonts w:ascii="Arial" w:cs="Arial" w:eastAsia="Arial" w:hAnsi="Arial"/>
@@ -24528,7 +24528,7 @@
               <w:spacing w:after="10" w:before="0"/>
               <w:ind w:left="120"/>
             </w:pPr>
-            <w:hyperlink w:history="1" r:id="rIdnsexeycurs6cygo1kqnxw">
+            <w:hyperlink w:history="1" r:id="rIdu2vzhq6a57ts35htk6plb">
               <w:r>
                 <w:rPr>
                   <w:rFonts w:ascii="Arial" w:cs="Arial" w:eastAsia="Arial" w:hAnsi="Arial"/>
@@ -24723,7 +24723,7 @@
             <w:pPr>
               <w:spacing w:after="20" w:before="0"/>
             </w:pPr>
-            <w:hyperlink w:history="1" r:id="rIdzd1gyi-g2ljiwj08bwt-x">
+            <w:hyperlink w:history="1" r:id="rIdbn3l0tepuzobacndexuop">
               <w:r>
                 <w:rPr>
                   <w:rFonts w:ascii="Arial" w:cs="Arial" w:eastAsia="Arial" w:hAnsi="Arial"/>
@@ -24772,7 +24772,7 @@
               <w:spacing w:after="10" w:before="0"/>
               <w:ind w:left="120"/>
             </w:pPr>
-            <w:hyperlink w:history="1" r:id="rIdurft1wimlvaqmb_e7tnr-">
+            <w:hyperlink w:history="1" r:id="rIdttaegns6wak9ndevfbtw9">
               <w:r>
                 <w:rPr>
                   <w:rFonts w:ascii="Arial" w:cs="Arial" w:eastAsia="Arial" w:hAnsi="Arial"/>
@@ -24817,7 +24817,7 @@
             <w:pPr>
               <w:spacing w:after="20" w:before="0"/>
             </w:pPr>
-            <w:hyperlink w:history="1" r:id="rIdut_e1vrxy4pttylzptxt1">
+            <w:hyperlink w:history="1" r:id="rIdvrqw-1ovzb3lorfzi112t">
               <w:r>
                 <w:rPr>
                   <w:rFonts w:ascii="Arial" w:cs="Arial" w:eastAsia="Arial" w:hAnsi="Arial"/>
@@ -24866,7 +24866,7 @@
               <w:spacing w:after="10" w:before="0"/>
               <w:ind w:left="120"/>
             </w:pPr>
-            <w:hyperlink w:history="1" r:id="rIdv9ijd_k2dmx3zg5l_kejk">
+            <w:hyperlink w:history="1" r:id="rIddf59t-ueazkzzwyecepun">
               <w:r>
                 <w:rPr>
                   <w:rFonts w:ascii="Arial" w:cs="Arial" w:eastAsia="Arial" w:hAnsi="Arial"/>
@@ -25061,7 +25061,7 @@
             <w:pPr>
               <w:spacing w:after="20" w:before="0"/>
             </w:pPr>
-            <w:hyperlink w:history="1" r:id="rIdepeav5zseqrhnxselej-p">
+            <w:hyperlink w:history="1" r:id="rId2wracdwr2beepj9q3tbrz">
               <w:r>
                 <w:rPr>
                   <w:rFonts w:ascii="Arial" w:cs="Arial" w:eastAsia="Arial" w:hAnsi="Arial"/>
@@ -25110,7 +25110,7 @@
               <w:spacing w:after="10" w:before="0"/>
               <w:ind w:left="120"/>
             </w:pPr>
-            <w:hyperlink w:history="1" r:id="rIdbwmct4g_wojdvfft1ne95">
+            <w:hyperlink w:history="1" r:id="rIdyoxa8rzxi63v2cnh9wbnv">
               <w:r>
                 <w:rPr>
                   <w:rFonts w:ascii="Arial" w:cs="Arial" w:eastAsia="Arial" w:hAnsi="Arial"/>
@@ -25155,7 +25155,7 @@
             <w:pPr>
               <w:spacing w:after="20" w:before="0"/>
             </w:pPr>
-            <w:hyperlink w:history="1" r:id="rIdgjuq6llbo9nzwov-onhvr">
+            <w:hyperlink w:history="1" r:id="rIdh3ir8ggbmmkcugwj5ywrn">
               <w:r>
                 <w:rPr>
                   <w:rFonts w:ascii="Arial" w:cs="Arial" w:eastAsia="Arial" w:hAnsi="Arial"/>
@@ -25188,7 +25188,7 @@
               <w:spacing w:after="10" w:before="0"/>
               <w:ind w:left="120"/>
             </w:pPr>
-            <w:hyperlink w:history="1" r:id="rId7auf1y0tzm5hhx-dfsza9">
+            <w:hyperlink w:history="1" r:id="rIdae7qg4wqtq10w4m6zvui-">
               <w:r>
                 <w:rPr>
                   <w:rFonts w:ascii="Arial" w:cs="Arial" w:eastAsia="Arial" w:hAnsi="Arial"/>
@@ -25383,7 +25383,7 @@
             <w:pPr>
               <w:spacing w:after="20" w:before="0"/>
             </w:pPr>
-            <w:hyperlink w:history="1" r:id="rIda5ifn_so3dc8ysrdf64c3">
+            <w:hyperlink w:history="1" r:id="rIdyvxqin-6ggn0r-i4vbv2r">
               <w:r>
                 <w:rPr>
                   <w:rFonts w:ascii="Arial" w:cs="Arial" w:eastAsia="Arial" w:hAnsi="Arial"/>
@@ -25432,7 +25432,7 @@
               <w:spacing w:after="10" w:before="0"/>
               <w:ind w:left="120"/>
             </w:pPr>
-            <w:hyperlink w:history="1" r:id="rIdrbrfa08jsx5nqukmm_hnw">
+            <w:hyperlink w:history="1" r:id="rId_aziljpdcu4z2uojmdimj">
               <w:r>
                 <w:rPr>
                   <w:rFonts w:ascii="Arial" w:cs="Arial" w:eastAsia="Arial" w:hAnsi="Arial"/>
@@ -25477,7 +25477,7 @@
             <w:pPr>
               <w:spacing w:after="20" w:before="0"/>
             </w:pPr>
-            <w:hyperlink w:history="1" r:id="rIdzojgap-oeib3otbc8wqzz">
+            <w:hyperlink w:history="1" r:id="rIdzh2yzq94wup1gy0uw4qxz">
               <w:r>
                 <w:rPr>
                   <w:rFonts w:ascii="Arial" w:cs="Arial" w:eastAsia="Arial" w:hAnsi="Arial"/>
@@ -25510,7 +25510,7 @@
               <w:spacing w:after="10" w:before="0"/>
               <w:ind w:left="120"/>
             </w:pPr>
-            <w:hyperlink w:history="1" r:id="rIddnmzi-q9fz89ed9vgnhwk">
+            <w:hyperlink w:history="1" r:id="rIdjq7lk-r0lhm99gnyeg96f">
               <w:r>
                 <w:rPr>
                   <w:rFonts w:ascii="Arial" w:cs="Arial" w:eastAsia="Arial" w:hAnsi="Arial"/>
@@ -26022,7 +26022,7 @@
         </w:rPr>
         <w:t xml:space="preserve">© 2026 SeaVuria and ARES. Aligned with KICD objectives. Developed by SeaVuria; technical implementation by ARES (with AI assistance from Claude). Licensed under </w:t>
       </w:r>
-      <w:hyperlink w:history="1" r:id="rIdwndrwrotrhc94ytlbjwby">
+      <w:hyperlink w:history="1" r:id="rId2hm8frgstmuq7qo0lgjtz">
         <w:r>
           <w:rPr>
             <w:rFonts w:ascii="Arial" w:cs="Arial" w:eastAsia="Arial" w:hAnsi="Arial"/>
@@ -26043,7 +26043,7 @@
         </w:rPr>
         <w:t xml:space="preserve"> (</w:t>
       </w:r>
-      <w:hyperlink w:history="1" r:id="rId5cxjrl0tnwikrkwffggrx">
+      <w:hyperlink w:history="1" r:id="rIdmd88javcdubbrmhc25egx">
         <w:r>
           <w:rPr>
             <w:rFonts w:ascii="Arial" w:cs="Arial" w:eastAsia="Arial" w:hAnsi="Arial"/>

--- a/data/outputs/v2/Core_Mathematics/SS2.1_Similarity_and_Enlargement/Core_Mathematics_Similarity_and_Enlargement_CBE_LessonSequence.docx
+++ b/data/outputs/v2/Core_Mathematics/SS2.1_Similarity_and_Enlargement/Core_Mathematics_Similarity_and_Enlargement_CBE_LessonSequence.docx
@@ -2225,7 +2225,7 @@
         </w:rPr>
         <w:t xml:space="preserve">© 2026 SeaVuria and ARES. This work is licensed under a </w:t>
       </w:r>
-      <w:hyperlink w:history="1" r:id="rIdy51fbkythdupsrynua1jz">
+      <w:hyperlink w:history="1" r:id="rIdlsagkbrxxsxsgvbvae7l7">
         <w:r>
           <w:rPr>
             <w:rFonts w:ascii="Arial" w:cs="Arial" w:eastAsia="Arial" w:hAnsi="Arial"/>
@@ -2245,7 +2245,7 @@
         </w:rPr>
         <w:t xml:space="preserve"> (</w:t>
       </w:r>
-      <w:hyperlink w:history="1" r:id="rIdvtp5jgsu62fgs0wbrmag0">
+      <w:hyperlink w:history="1" r:id="rIdek62i6_wr3aaea4_673ze">
         <w:r>
           <w:rPr>
             <w:rFonts w:ascii="Arial" w:cs="Arial" w:eastAsia="Arial" w:hAnsi="Arial"/>
@@ -2265,7 +2265,7 @@
         </w:rPr>
         <w:t xml:space="preserve">). To view a copy of this license, visit </w:t>
       </w:r>
-      <w:hyperlink w:history="1" r:id="rId4vh9bw1plv5vgakw_9iuc">
+      <w:hyperlink w:history="1" r:id="rId5ansxgq1jslz1fztynb4i">
         <w:r>
           <w:rPr>
             <w:rFonts w:ascii="Arial" w:cs="Arial" w:eastAsia="Arial" w:hAnsi="Arial"/>
@@ -3277,7 +3277,7 @@
             <w:pPr>
               <w:spacing w:after="20" w:before="0"/>
             </w:pPr>
-            <w:hyperlink w:history="1" r:id="rId4vmvpv8hmbtzriozdrbkp">
+            <w:hyperlink w:history="1" r:id="rId2ntvbrsx_vakgnfj9ix69">
               <w:r>
                 <w:rPr>
                   <w:rFonts w:ascii="Arial" w:cs="Arial" w:eastAsia="Arial" w:hAnsi="Arial"/>
@@ -3310,7 +3310,7 @@
               <w:spacing w:after="10" w:before="0"/>
               <w:ind w:left="120"/>
             </w:pPr>
-            <w:hyperlink w:history="1" r:id="rId1obhexvvjfrr7gmnv3kzq">
+            <w:hyperlink w:history="1" r:id="rIdvslllduftdgnspy9xvinp">
               <w:r>
                 <w:rPr>
                   <w:rFonts w:ascii="Arial" w:cs="Arial" w:eastAsia="Arial" w:hAnsi="Arial"/>
@@ -3355,7 +3355,7 @@
             <w:pPr>
               <w:spacing w:after="20" w:before="0"/>
             </w:pPr>
-            <w:hyperlink w:history="1" r:id="rIdonuf1h6sdkpmdkn5pqow_">
+            <w:hyperlink w:history="1" r:id="rIdgtz_cle4k5hxnw4zpz9rx">
               <w:r>
                 <w:rPr>
                   <w:rFonts w:ascii="Arial" w:cs="Arial" w:eastAsia="Arial" w:hAnsi="Arial"/>
@@ -3388,7 +3388,7 @@
               <w:spacing w:after="10" w:before="0"/>
               <w:ind w:left="120"/>
             </w:pPr>
-            <w:hyperlink w:history="1" r:id="rIdteumpw3ny2ywclufed-eu">
+            <w:hyperlink w:history="1" r:id="rIdkgxzzg0cyt4milbanwroq">
               <w:r>
                 <w:rPr>
                   <w:rFonts w:ascii="Arial" w:cs="Arial" w:eastAsia="Arial" w:hAnsi="Arial"/>
@@ -3583,7 +3583,7 @@
             <w:pPr>
               <w:spacing w:after="20" w:before="0"/>
             </w:pPr>
-            <w:hyperlink w:history="1" r:id="rIdy2tzmhhin_ldgp7ij_6e0">
+            <w:hyperlink w:history="1" r:id="rIdpg20qzcrmlgusgegamjku">
               <w:r>
                 <w:rPr>
                   <w:rFonts w:ascii="Arial" w:cs="Arial" w:eastAsia="Arial" w:hAnsi="Arial"/>
@@ -3616,7 +3616,7 @@
               <w:spacing w:after="10" w:before="0"/>
               <w:ind w:left="120"/>
             </w:pPr>
-            <w:hyperlink w:history="1" r:id="rIdxwfyl365elmpp8dvc0xfw">
+            <w:hyperlink w:history="1" r:id="rIdjpf_rxj-5kh1qrxqqkgrk">
               <w:r>
                 <w:rPr>
                   <w:rFonts w:ascii="Arial" w:cs="Arial" w:eastAsia="Arial" w:hAnsi="Arial"/>
@@ -3661,7 +3661,7 @@
             <w:pPr>
               <w:spacing w:after="20" w:before="0"/>
             </w:pPr>
-            <w:hyperlink w:history="1" r:id="rIdzkkloyz0l2aiehicjsdwq">
+            <w:hyperlink w:history="1" r:id="rId6rkijq3jqcw2wwj7fntjz">
               <w:r>
                 <w:rPr>
                   <w:rFonts w:ascii="Arial" w:cs="Arial" w:eastAsia="Arial" w:hAnsi="Arial"/>
@@ -3694,7 +3694,7 @@
               <w:spacing w:after="10" w:before="0"/>
               <w:ind w:left="120"/>
             </w:pPr>
-            <w:hyperlink w:history="1" r:id="rIdgrjs_f55c_44hvjtfyqah">
+            <w:hyperlink w:history="1" r:id="rIdoypwc5xmzldqiojchgjjx">
               <w:r>
                 <w:rPr>
                   <w:rFonts w:ascii="Arial" w:cs="Arial" w:eastAsia="Arial" w:hAnsi="Arial"/>
@@ -3889,7 +3889,7 @@
             <w:pPr>
               <w:spacing w:after="20" w:before="0"/>
             </w:pPr>
-            <w:hyperlink w:history="1" r:id="rId6usb_52v4tmdjat5ky3fv">
+            <w:hyperlink w:history="1" r:id="rIdazlafp4xq5iwkb8xejj2y">
               <w:r>
                 <w:rPr>
                   <w:rFonts w:ascii="Arial" w:cs="Arial" w:eastAsia="Arial" w:hAnsi="Arial"/>
@@ -3938,7 +3938,7 @@
               <w:spacing w:after="10" w:before="0"/>
               <w:ind w:left="120"/>
             </w:pPr>
-            <w:hyperlink w:history="1" r:id="rId-8c_1okchg6uwzydscvky">
+            <w:hyperlink w:history="1" r:id="rId3rmpzgv-2quau7c061_vh">
               <w:r>
                 <w:rPr>
                   <w:rFonts w:ascii="Arial" w:cs="Arial" w:eastAsia="Arial" w:hAnsi="Arial"/>
@@ -3983,7 +3983,7 @@
             <w:pPr>
               <w:spacing w:after="20" w:before="0"/>
             </w:pPr>
-            <w:hyperlink w:history="1" r:id="rIdqzme7qu8k4muitp5dyxsz">
+            <w:hyperlink w:history="1" r:id="rIdebixfts3lsj6obei5zob2">
               <w:r>
                 <w:rPr>
                   <w:rFonts w:ascii="Arial" w:cs="Arial" w:eastAsia="Arial" w:hAnsi="Arial"/>
@@ -4016,7 +4016,7 @@
               <w:spacing w:after="10" w:before="0"/>
               <w:ind w:left="120"/>
             </w:pPr>
-            <w:hyperlink w:history="1" r:id="rIdoluamsyw6ci6pd5nquqpi">
+            <w:hyperlink w:history="1" r:id="rId6qphkb3ct4gy3vhfclfvy">
               <w:r>
                 <w:rPr>
                   <w:rFonts w:ascii="Arial" w:cs="Arial" w:eastAsia="Arial" w:hAnsi="Arial"/>
@@ -4211,7 +4211,7 @@
             <w:pPr>
               <w:spacing w:after="20" w:before="0"/>
             </w:pPr>
-            <w:hyperlink w:history="1" r:id="rIdc9bbmehwzghz0g2b8txf1">
+            <w:hyperlink w:history="1" r:id="rIdchxqjmnsxbfempiv4ehrc">
               <w:r>
                 <w:rPr>
                   <w:rFonts w:ascii="Arial" w:cs="Arial" w:eastAsia="Arial" w:hAnsi="Arial"/>
@@ -4260,7 +4260,7 @@
               <w:spacing w:after="10" w:before="0"/>
               <w:ind w:left="120"/>
             </w:pPr>
-            <w:hyperlink w:history="1" r:id="rIdncpngx1agk-_x9qanf-mg">
+            <w:hyperlink w:history="1" r:id="rIdjn1nj_ysyy64gpqgpdnfv">
               <w:r>
                 <w:rPr>
                   <w:rFonts w:ascii="Arial" w:cs="Arial" w:eastAsia="Arial" w:hAnsi="Arial"/>
@@ -4305,7 +4305,7 @@
             <w:pPr>
               <w:spacing w:after="20" w:before="0"/>
             </w:pPr>
-            <w:hyperlink w:history="1" r:id="rIdtdrhjz59qtcf9qbw0ufhl">
+            <w:hyperlink w:history="1" r:id="rIdsptyucchhjffd-orotcai">
               <w:r>
                 <w:rPr>
                   <w:rFonts w:ascii="Arial" w:cs="Arial" w:eastAsia="Arial" w:hAnsi="Arial"/>
@@ -4338,7 +4338,7 @@
               <w:spacing w:after="10" w:before="0"/>
               <w:ind w:left="120"/>
             </w:pPr>
-            <w:hyperlink w:history="1" r:id="rIdnvo3rrdy6z_h4rvonq6cf">
+            <w:hyperlink w:history="1" r:id="rIdao0ghyirgfxqbp7jm4xa9">
               <w:r>
                 <w:rPr>
                   <w:rFonts w:ascii="Arial" w:cs="Arial" w:eastAsia="Arial" w:hAnsi="Arial"/>
@@ -4533,7 +4533,7 @@
             <w:pPr>
               <w:spacing w:after="20" w:before="0"/>
             </w:pPr>
-            <w:hyperlink w:history="1" r:id="rIdwpjb5ewc8ooirx-xsohro">
+            <w:hyperlink w:history="1" r:id="rIdanfbclfxyjomosjbhjx58">
               <w:r>
                 <w:rPr>
                   <w:rFonts w:ascii="Arial" w:cs="Arial" w:eastAsia="Arial" w:hAnsi="Arial"/>
@@ -4582,7 +4582,7 @@
               <w:spacing w:after="10" w:before="0"/>
               <w:ind w:left="120"/>
             </w:pPr>
-            <w:hyperlink w:history="1" r:id="rIdrpz9mtqgpb_o_yyc1focd">
+            <w:hyperlink w:history="1" r:id="rIddhhs2psyivi7mz6o7ku7j">
               <w:r>
                 <w:rPr>
                   <w:rFonts w:ascii="Arial" w:cs="Arial" w:eastAsia="Arial" w:hAnsi="Arial"/>
@@ -4627,7 +4627,7 @@
             <w:pPr>
               <w:spacing w:after="20" w:before="0"/>
             </w:pPr>
-            <w:hyperlink w:history="1" r:id="rIdlxu5zbejalm1mfifs6nkx">
+            <w:hyperlink w:history="1" r:id="rIdrcpvaqs4-7pu8emshkobx">
               <w:r>
                 <w:rPr>
                   <w:rFonts w:ascii="Arial" w:cs="Arial" w:eastAsia="Arial" w:hAnsi="Arial"/>
@@ -4660,7 +4660,7 @@
               <w:spacing w:after="10" w:before="0"/>
               <w:ind w:left="120"/>
             </w:pPr>
-            <w:hyperlink w:history="1" r:id="rIdhzzajoqkdwpqfdingfkva">
+            <w:hyperlink w:history="1" r:id="rIdwi2hlykg3amg4wrqfew8e">
               <w:r>
                 <w:rPr>
                   <w:rFonts w:ascii="Arial" w:cs="Arial" w:eastAsia="Arial" w:hAnsi="Arial"/>
@@ -5172,7 +5172,7 @@
         </w:rPr>
         <w:t xml:space="preserve">© 2026 SeaVuria and ARES. Aligned with KICD objectives. Developed by SeaVuria; technical implementation by ARES (with AI assistance from Claude). Licensed under </w:t>
       </w:r>
-      <w:hyperlink w:history="1" r:id="rId6kpehxdybxo86ffdbyqaw">
+      <w:hyperlink w:history="1" r:id="rId4eqnzmuwruhigsld9iy4i">
         <w:r>
           <w:rPr>
             <w:rFonts w:ascii="Arial" w:cs="Arial" w:eastAsia="Arial" w:hAnsi="Arial"/>
@@ -5193,7 +5193,7 @@
         </w:rPr>
         <w:t xml:space="preserve"> (</w:t>
       </w:r>
-      <w:hyperlink w:history="1" r:id="rId_b9ieyt9sqhs-gan0a5ef">
+      <w:hyperlink w:history="1" r:id="rIdepi26pig4rqchoopwbx85">
         <w:r>
           <w:rPr>
             <w:rFonts w:ascii="Arial" w:cs="Arial" w:eastAsia="Arial" w:hAnsi="Arial"/>
@@ -6365,7 +6365,7 @@
             <w:pPr>
               <w:spacing w:after="20" w:before="0"/>
             </w:pPr>
-            <w:hyperlink w:history="1" r:id="rIdk3ztscmn1xdkweehdx92z">
+            <w:hyperlink w:history="1" r:id="rIdmb08klwpuvr38x63thmmn">
               <w:r>
                 <w:rPr>
                   <w:rFonts w:ascii="Arial" w:cs="Arial" w:eastAsia="Arial" w:hAnsi="Arial"/>
@@ -6398,7 +6398,7 @@
               <w:spacing w:after="10" w:before="0"/>
               <w:ind w:left="120"/>
             </w:pPr>
-            <w:hyperlink w:history="1" r:id="rId7-p0qaddfeb_q93wz54yn">
+            <w:hyperlink w:history="1" r:id="rId38lb5nmxqggeg2tis4tiw">
               <w:r>
                 <w:rPr>
                   <w:rFonts w:ascii="Arial" w:cs="Arial" w:eastAsia="Arial" w:hAnsi="Arial"/>
@@ -6443,7 +6443,7 @@
             <w:pPr>
               <w:spacing w:after="20" w:before="0"/>
             </w:pPr>
-            <w:hyperlink w:history="1" r:id="rIdkklzowpui3_evvd00jwox">
+            <w:hyperlink w:history="1" r:id="rIdfrliu3opezfo_q-atzu39">
               <w:r>
                 <w:rPr>
                   <w:rFonts w:ascii="Arial" w:cs="Arial" w:eastAsia="Arial" w:hAnsi="Arial"/>
@@ -6476,7 +6476,7 @@
               <w:spacing w:after="10" w:before="0"/>
               <w:ind w:left="120"/>
             </w:pPr>
-            <w:hyperlink w:history="1" r:id="rIdf0gutkp04tp48sskn6pmd">
+            <w:hyperlink w:history="1" r:id="rIder-qcazphj2hzvzvvmij2">
               <w:r>
                 <w:rPr>
                   <w:rFonts w:ascii="Arial" w:cs="Arial" w:eastAsia="Arial" w:hAnsi="Arial"/>
@@ -6671,7 +6671,7 @@
             <w:pPr>
               <w:spacing w:after="20" w:before="0"/>
             </w:pPr>
-            <w:hyperlink w:history="1" r:id="rIdvlizxlzctkymillmwfsrx">
+            <w:hyperlink w:history="1" r:id="rIdmtbwhgaoxlfjeyf4naoej">
               <w:r>
                 <w:rPr>
                   <w:rFonts w:ascii="Arial" w:cs="Arial" w:eastAsia="Arial" w:hAnsi="Arial"/>
@@ -6704,7 +6704,7 @@
               <w:spacing w:after="10" w:before="0"/>
               <w:ind w:left="120"/>
             </w:pPr>
-            <w:hyperlink w:history="1" r:id="rIdfokoxilgjbjeyhpxsax-n">
+            <w:hyperlink w:history="1" r:id="rIdirn-s4pj6uecxpq7wy8ab">
               <w:r>
                 <w:rPr>
                   <w:rFonts w:ascii="Arial" w:cs="Arial" w:eastAsia="Arial" w:hAnsi="Arial"/>
@@ -6749,7 +6749,7 @@
             <w:pPr>
               <w:spacing w:after="20" w:before="0"/>
             </w:pPr>
-            <w:hyperlink w:history="1" r:id="rIdkn--y3widbwofy93rofpr">
+            <w:hyperlink w:history="1" r:id="rId8fslxupfsr81c28qf4wpr">
               <w:r>
                 <w:rPr>
                   <w:rFonts w:ascii="Arial" w:cs="Arial" w:eastAsia="Arial" w:hAnsi="Arial"/>
@@ -6782,7 +6782,7 @@
               <w:spacing w:after="10" w:before="0"/>
               <w:ind w:left="120"/>
             </w:pPr>
-            <w:hyperlink w:history="1" r:id="rId0efrftjqoafw8h4gjlyrs">
+            <w:hyperlink w:history="1" r:id="rId_ikh3-9-54ovadxmct50b">
               <w:r>
                 <w:rPr>
                   <w:rFonts w:ascii="Arial" w:cs="Arial" w:eastAsia="Arial" w:hAnsi="Arial"/>
@@ -6977,7 +6977,7 @@
             <w:pPr>
               <w:spacing w:after="20" w:before="0"/>
             </w:pPr>
-            <w:hyperlink w:history="1" r:id="rIdlgsoyfdulzeb4hwwpc7ks">
+            <w:hyperlink w:history="1" r:id="rIdtlulzd7gx-jwrfedw5_tx">
               <w:r>
                 <w:rPr>
                   <w:rFonts w:ascii="Arial" w:cs="Arial" w:eastAsia="Arial" w:hAnsi="Arial"/>
@@ -7010,7 +7010,7 @@
               <w:spacing w:after="10" w:before="0"/>
               <w:ind w:left="120"/>
             </w:pPr>
-            <w:hyperlink w:history="1" r:id="rIdp9jmfhtno-c6zhtnxq4zd">
+            <w:hyperlink w:history="1" r:id="rIdkgcoh4uvr6ollfihxke1x">
               <w:r>
                 <w:rPr>
                   <w:rFonts w:ascii="Arial" w:cs="Arial" w:eastAsia="Arial" w:hAnsi="Arial"/>
@@ -7055,7 +7055,7 @@
             <w:pPr>
               <w:spacing w:after="20" w:before="0"/>
             </w:pPr>
-            <w:hyperlink w:history="1" r:id="rId9op5svbr3jyf6zmx9xu6i">
+            <w:hyperlink w:history="1" r:id="rIdfdp4cdh5ubolbkxwcwq5t">
               <w:r>
                 <w:rPr>
                   <w:rFonts w:ascii="Arial" w:cs="Arial" w:eastAsia="Arial" w:hAnsi="Arial"/>
@@ -7088,7 +7088,7 @@
               <w:spacing w:after="10" w:before="0"/>
               <w:ind w:left="120"/>
             </w:pPr>
-            <w:hyperlink w:history="1" r:id="rIdckjxa3s96voshcl_15173">
+            <w:hyperlink w:history="1" r:id="rIdyssd9pva07q7xjqh7d65h">
               <w:r>
                 <w:rPr>
                   <w:rFonts w:ascii="Arial" w:cs="Arial" w:eastAsia="Arial" w:hAnsi="Arial"/>
@@ -7283,7 +7283,7 @@
             <w:pPr>
               <w:spacing w:after="20" w:before="0"/>
             </w:pPr>
-            <w:hyperlink w:history="1" r:id="rId1grpxln-w6kkehturjtuo">
+            <w:hyperlink w:history="1" r:id="rIdwrea9xc022lngq2nzhdq8">
               <w:r>
                 <w:rPr>
                   <w:rFonts w:ascii="Arial" w:cs="Arial" w:eastAsia="Arial" w:hAnsi="Arial"/>
@@ -7316,7 +7316,7 @@
               <w:spacing w:after="10" w:before="0"/>
               <w:ind w:left="120"/>
             </w:pPr>
-            <w:hyperlink w:history="1" r:id="rIdbcyy5o3og4c4vpw6wg9gl">
+            <w:hyperlink w:history="1" r:id="rIdkmzxdwwssa_0gipbtfmft">
               <w:r>
                 <w:rPr>
                   <w:rFonts w:ascii="Arial" w:cs="Arial" w:eastAsia="Arial" w:hAnsi="Arial"/>
@@ -7361,7 +7361,7 @@
             <w:pPr>
               <w:spacing w:after="20" w:before="0"/>
             </w:pPr>
-            <w:hyperlink w:history="1" r:id="rId887ax_6yxd1bn_p56ucwk">
+            <w:hyperlink w:history="1" r:id="rIdpxfregd5ixi-9trvtben1">
               <w:r>
                 <w:rPr>
                   <w:rFonts w:ascii="Arial" w:cs="Arial" w:eastAsia="Arial" w:hAnsi="Arial"/>
@@ -7394,7 +7394,7 @@
               <w:spacing w:after="10" w:before="0"/>
               <w:ind w:left="120"/>
             </w:pPr>
-            <w:hyperlink w:history="1" r:id="rId9h6vervaijslqaudm2p6u">
+            <w:hyperlink w:history="1" r:id="rIdf_jt4xqxhc1hdkjtfrkm0">
               <w:r>
                 <w:rPr>
                   <w:rFonts w:ascii="Arial" w:cs="Arial" w:eastAsia="Arial" w:hAnsi="Arial"/>
@@ -7589,7 +7589,7 @@
             <w:pPr>
               <w:spacing w:after="20" w:before="0"/>
             </w:pPr>
-            <w:hyperlink w:history="1" r:id="rIdproljo3de5fj-ys-fnptn">
+            <w:hyperlink w:history="1" r:id="rId86afzosefvgvmpguweswh">
               <w:r>
                 <w:rPr>
                   <w:rFonts w:ascii="Arial" w:cs="Arial" w:eastAsia="Arial" w:hAnsi="Arial"/>
@@ -7638,7 +7638,7 @@
               <w:spacing w:after="10" w:before="0"/>
               <w:ind w:left="120"/>
             </w:pPr>
-            <w:hyperlink w:history="1" r:id="rIdzcap4wakmzwytn8ocyi6z">
+            <w:hyperlink w:history="1" r:id="rIdy6wpc45bu0rislkyfo2va">
               <w:r>
                 <w:rPr>
                   <w:rFonts w:ascii="Arial" w:cs="Arial" w:eastAsia="Arial" w:hAnsi="Arial"/>
@@ -7683,7 +7683,7 @@
             <w:pPr>
               <w:spacing w:after="20" w:before="0"/>
             </w:pPr>
-            <w:hyperlink w:history="1" r:id="rIdayit3u4p2ppxoodje8jsb">
+            <w:hyperlink w:history="1" r:id="rIdstkazawotcmkmjxcysuym">
               <w:r>
                 <w:rPr>
                   <w:rFonts w:ascii="Arial" w:cs="Arial" w:eastAsia="Arial" w:hAnsi="Arial"/>
@@ -7732,7 +7732,7 @@
               <w:spacing w:after="10" w:before="0"/>
               <w:ind w:left="120"/>
             </w:pPr>
-            <w:hyperlink w:history="1" r:id="rId7wbv8gvkzokx0y7fytjk9">
+            <w:hyperlink w:history="1" r:id="rId0_kfzp3kudk41oo9qw4iz">
               <w:r>
                 <w:rPr>
                   <w:rFonts w:ascii="Arial" w:cs="Arial" w:eastAsia="Arial" w:hAnsi="Arial"/>
@@ -8320,7 +8320,7 @@
         </w:rPr>
         <w:t xml:space="preserve">© 2026 SeaVuria and ARES. Aligned with KICD objectives. Developed by SeaVuria; technical implementation by ARES (with AI assistance from Claude). Licensed under </w:t>
       </w:r>
-      <w:hyperlink w:history="1" r:id="rIdl3mc8vomf-hr7v6hesbrz">
+      <w:hyperlink w:history="1" r:id="rIdeshvuzbmtp1y1miefg17z">
         <w:r>
           <w:rPr>
             <w:rFonts w:ascii="Arial" w:cs="Arial" w:eastAsia="Arial" w:hAnsi="Arial"/>
@@ -8341,7 +8341,7 @@
         </w:rPr>
         <w:t xml:space="preserve"> (</w:t>
       </w:r>
-      <w:hyperlink w:history="1" r:id="rIdl1sf1mvlgp6c29nwwooma">
+      <w:hyperlink w:history="1" r:id="rId-cwzbgusaw7z_7ax2ml6u">
         <w:r>
           <w:rPr>
             <w:rFonts w:ascii="Arial" w:cs="Arial" w:eastAsia="Arial" w:hAnsi="Arial"/>
@@ -9354,7 +9354,7 @@
             <w:pPr>
               <w:spacing w:after="20" w:before="0"/>
             </w:pPr>
-            <w:hyperlink w:history="1" r:id="rId-mgkyqw9cjw9jfx6zsrus">
+            <w:hyperlink w:history="1" r:id="rIduroyrpbkyechawpnknnjj">
               <w:r>
                 <w:rPr>
                   <w:rFonts w:ascii="Arial" w:cs="Arial" w:eastAsia="Arial" w:hAnsi="Arial"/>
@@ -9387,7 +9387,7 @@
               <w:spacing w:after="10" w:before="0"/>
               <w:ind w:left="120"/>
             </w:pPr>
-            <w:hyperlink w:history="1" r:id="rIdfgoelikqxpuhnndkm6eut">
+            <w:hyperlink w:history="1" r:id="rIda6znkvtdbfmoawctwzdzz">
               <w:r>
                 <w:rPr>
                   <w:rFonts w:ascii="Arial" w:cs="Arial" w:eastAsia="Arial" w:hAnsi="Arial"/>
@@ -9432,7 +9432,7 @@
             <w:pPr>
               <w:spacing w:after="20" w:before="0"/>
             </w:pPr>
-            <w:hyperlink w:history="1" r:id="rIdcdyyrprv6zb3vac3ll-nc">
+            <w:hyperlink w:history="1" r:id="rId6zy-paeehtw-ure-z0vla">
               <w:r>
                 <w:rPr>
                   <w:rFonts w:ascii="Arial" w:cs="Arial" w:eastAsia="Arial" w:hAnsi="Arial"/>
@@ -9465,7 +9465,7 @@
               <w:spacing w:after="10" w:before="0"/>
               <w:ind w:left="120"/>
             </w:pPr>
-            <w:hyperlink w:history="1" r:id="rId-cwhhrft1gpaya1zc_ndk">
+            <w:hyperlink w:history="1" r:id="rIdtnzfxlhwa6yjk4egfcwap">
               <w:r>
                 <w:rPr>
                   <w:rFonts w:ascii="Arial" w:cs="Arial" w:eastAsia="Arial" w:hAnsi="Arial"/>
@@ -9660,7 +9660,7 @@
             <w:pPr>
               <w:spacing w:after="20" w:before="0"/>
             </w:pPr>
-            <w:hyperlink w:history="1" r:id="rIdqijklv8kzw4zan4abujxy">
+            <w:hyperlink w:history="1" r:id="rIdfpw6qkkoee2niq8d-amxy">
               <w:r>
                 <w:rPr>
                   <w:rFonts w:ascii="Arial" w:cs="Arial" w:eastAsia="Arial" w:hAnsi="Arial"/>
@@ -9693,7 +9693,7 @@
               <w:spacing w:after="10" w:before="0"/>
               <w:ind w:left="120"/>
             </w:pPr>
-            <w:hyperlink w:history="1" r:id="rIdlta1mxs5hnwgdfmpci_x0">
+            <w:hyperlink w:history="1" r:id="rIdbeob0xllwsatlkcahn4rd">
               <w:r>
                 <w:rPr>
                   <w:rFonts w:ascii="Arial" w:cs="Arial" w:eastAsia="Arial" w:hAnsi="Arial"/>
@@ -9738,7 +9738,7 @@
             <w:pPr>
               <w:spacing w:after="20" w:before="0"/>
             </w:pPr>
-            <w:hyperlink w:history="1" r:id="rIds48ik9h-diollbb-vpqj5">
+            <w:hyperlink w:history="1" r:id="rIdpece-5sdwbeek5sak0fnt">
               <w:r>
                 <w:rPr>
                   <w:rFonts w:ascii="Arial" w:cs="Arial" w:eastAsia="Arial" w:hAnsi="Arial"/>
@@ -9771,7 +9771,7 @@
               <w:spacing w:after="10" w:before="0"/>
               <w:ind w:left="120"/>
             </w:pPr>
-            <w:hyperlink w:history="1" r:id="rIdbnvghzia3hqzq3_hqbqbl">
+            <w:hyperlink w:history="1" r:id="rIdlzsstimhocrxeyqpifgnw">
               <w:r>
                 <w:rPr>
                   <w:rFonts w:ascii="Arial" w:cs="Arial" w:eastAsia="Arial" w:hAnsi="Arial"/>
@@ -9966,7 +9966,7 @@
             <w:pPr>
               <w:spacing w:after="20" w:before="0"/>
             </w:pPr>
-            <w:hyperlink w:history="1" r:id="rId0zbb1neh8dxzyblsb_ttd">
+            <w:hyperlink w:history="1" r:id="rId0aqhzskqaaumrzywjnb2m">
               <w:r>
                 <w:rPr>
                   <w:rFonts w:ascii="Arial" w:cs="Arial" w:eastAsia="Arial" w:hAnsi="Arial"/>
@@ -9999,7 +9999,7 @@
               <w:spacing w:after="10" w:before="0"/>
               <w:ind w:left="120"/>
             </w:pPr>
-            <w:hyperlink w:history="1" r:id="rIduq_jidci4vsar7i7eoquj">
+            <w:hyperlink w:history="1" r:id="rId4uo7lvgfbob8_prownr6m">
               <w:r>
                 <w:rPr>
                   <w:rFonts w:ascii="Arial" w:cs="Arial" w:eastAsia="Arial" w:hAnsi="Arial"/>
@@ -10044,7 +10044,7 @@
             <w:pPr>
               <w:spacing w:after="20" w:before="0"/>
             </w:pPr>
-            <w:hyperlink w:history="1" r:id="rIdfafshplw1yhvppycqjokf">
+            <w:hyperlink w:history="1" r:id="rIda7o3zd255njyrltvwl-zq">
               <w:r>
                 <w:rPr>
                   <w:rFonts w:ascii="Arial" w:cs="Arial" w:eastAsia="Arial" w:hAnsi="Arial"/>
@@ -10077,7 +10077,7 @@
               <w:spacing w:after="10" w:before="0"/>
               <w:ind w:left="120"/>
             </w:pPr>
-            <w:hyperlink w:history="1" r:id="rIdzqc8ua_ocvetx5uhzdrys">
+            <w:hyperlink w:history="1" r:id="rIdch4d-qeinnrtbocneogdo">
               <w:r>
                 <w:rPr>
                   <w:rFonts w:ascii="Arial" w:cs="Arial" w:eastAsia="Arial" w:hAnsi="Arial"/>
@@ -10272,7 +10272,7 @@
             <w:pPr>
               <w:spacing w:after="20" w:before="0"/>
             </w:pPr>
-            <w:hyperlink w:history="1" r:id="rIdnkvvpp7zujylz9yr-0eb9">
+            <w:hyperlink w:history="1" r:id="rIdek06wf3sy1xukryxtezkq">
               <w:r>
                 <w:rPr>
                   <w:rFonts w:ascii="Arial" w:cs="Arial" w:eastAsia="Arial" w:hAnsi="Arial"/>
@@ -10305,7 +10305,7 @@
               <w:spacing w:after="10" w:before="0"/>
               <w:ind w:left="120"/>
             </w:pPr>
-            <w:hyperlink w:history="1" r:id="rId6b-euyi5vr2fbg2bcrqb-">
+            <w:hyperlink w:history="1" r:id="rIdlzbgrjwtt9wesq9ke12od">
               <w:r>
                 <w:rPr>
                   <w:rFonts w:ascii="Arial" w:cs="Arial" w:eastAsia="Arial" w:hAnsi="Arial"/>
@@ -10350,7 +10350,7 @@
             <w:pPr>
               <w:spacing w:after="20" w:before="0"/>
             </w:pPr>
-            <w:hyperlink w:history="1" r:id="rId8ymwkipkyjt0wbn5tw4h9">
+            <w:hyperlink w:history="1" r:id="rIdp9foxchx6jnwq91p_4_v2">
               <w:r>
                 <w:rPr>
                   <w:rFonts w:ascii="Arial" w:cs="Arial" w:eastAsia="Arial" w:hAnsi="Arial"/>
@@ -10383,7 +10383,7 @@
               <w:spacing w:after="10" w:before="0"/>
               <w:ind w:left="120"/>
             </w:pPr>
-            <w:hyperlink w:history="1" r:id="rIditdivl1doxu5dir_zwg1r">
+            <w:hyperlink w:history="1" r:id="rIda9hwokaqiws2-74090ww6">
               <w:r>
                 <w:rPr>
                   <w:rFonts w:ascii="Arial" w:cs="Arial" w:eastAsia="Arial" w:hAnsi="Arial"/>
@@ -10578,7 +10578,7 @@
             <w:pPr>
               <w:spacing w:after="20" w:before="0"/>
             </w:pPr>
-            <w:hyperlink w:history="1" r:id="rIdtg2ty-x2s6otiu8t-cjzp">
+            <w:hyperlink w:history="1" r:id="rId_iazmkjvnilri6dpudcju">
               <w:r>
                 <w:rPr>
                   <w:rFonts w:ascii="Arial" w:cs="Arial" w:eastAsia="Arial" w:hAnsi="Arial"/>
@@ -10627,7 +10627,7 @@
               <w:spacing w:after="10" w:before="0"/>
               <w:ind w:left="120"/>
             </w:pPr>
-            <w:hyperlink w:history="1" r:id="rIdkkrpw-zv-wfkjc_wsivbg">
+            <w:hyperlink w:history="1" r:id="rIdth65a54uujxcwxdcamnfu">
               <w:r>
                 <w:rPr>
                   <w:rFonts w:ascii="Arial" w:cs="Arial" w:eastAsia="Arial" w:hAnsi="Arial"/>
@@ -10672,7 +10672,7 @@
             <w:pPr>
               <w:spacing w:after="20" w:before="0"/>
             </w:pPr>
-            <w:hyperlink w:history="1" r:id="rId7v8mifpui7sgciheen1u3">
+            <w:hyperlink w:history="1" r:id="rIdxpcqttqlqtfegjib4zmdj">
               <w:r>
                 <w:rPr>
                   <w:rFonts w:ascii="Arial" w:cs="Arial" w:eastAsia="Arial" w:hAnsi="Arial"/>
@@ -10721,7 +10721,7 @@
               <w:spacing w:after="10" w:before="0"/>
               <w:ind w:left="120"/>
             </w:pPr>
-            <w:hyperlink w:history="1" r:id="rId9pfokid-u-9heeyipc2t5">
+            <w:hyperlink w:history="1" r:id="rIddpnhuozeef0scynuslb_t">
               <w:r>
                 <w:rPr>
                   <w:rFonts w:ascii="Arial" w:cs="Arial" w:eastAsia="Arial" w:hAnsi="Arial"/>
@@ -11233,7 +11233,7 @@
         </w:rPr>
         <w:t xml:space="preserve">© 2026 SeaVuria and ARES. Aligned with KICD objectives. Developed by SeaVuria; technical implementation by ARES (with AI assistance from Claude). Licensed under </w:t>
       </w:r>
-      <w:hyperlink w:history="1" r:id="rIdhtwg8em-srvavj98tqev-">
+      <w:hyperlink w:history="1" r:id="rIdvsidibdaksr8pvltavlyk">
         <w:r>
           <w:rPr>
             <w:rFonts w:ascii="Arial" w:cs="Arial" w:eastAsia="Arial" w:hAnsi="Arial"/>
@@ -11254,7 +11254,7 @@
         </w:rPr>
         <w:t xml:space="preserve"> (</w:t>
       </w:r>
-      <w:hyperlink w:history="1" r:id="rIdqp-r4pms2aa-q97v7dpl-">
+      <w:hyperlink w:history="1" r:id="rIdxcpk44fj-pyblgdv1-rq3">
         <w:r>
           <w:rPr>
             <w:rFonts w:ascii="Arial" w:cs="Arial" w:eastAsia="Arial" w:hAnsi="Arial"/>
@@ -12267,7 +12267,7 @@
             <w:pPr>
               <w:spacing w:after="20" w:before="0"/>
             </w:pPr>
-            <w:hyperlink w:history="1" r:id="rIdm47hba0krpmeqlfy0qmwx">
+            <w:hyperlink w:history="1" r:id="rIdgu9cs01uegt-chgs2n8qc">
               <w:r>
                 <w:rPr>
                   <w:rFonts w:ascii="Arial" w:cs="Arial" w:eastAsia="Arial" w:hAnsi="Arial"/>
@@ -12300,7 +12300,7 @@
               <w:spacing w:after="10" w:before="0"/>
               <w:ind w:left="120"/>
             </w:pPr>
-            <w:hyperlink w:history="1" r:id="rIdqejzrqwcb9wgmfjiycbja">
+            <w:hyperlink w:history="1" r:id="rIdthqs8hrkwkiei2orclz-h">
               <w:r>
                 <w:rPr>
                   <w:rFonts w:ascii="Arial" w:cs="Arial" w:eastAsia="Arial" w:hAnsi="Arial"/>
@@ -12345,7 +12345,7 @@
             <w:pPr>
               <w:spacing w:after="20" w:before="0"/>
             </w:pPr>
-            <w:hyperlink w:history="1" r:id="rIdqqkwml4ta-wqhza386les">
+            <w:hyperlink w:history="1" r:id="rId_fk_llqkropmwppiuxnu8">
               <w:r>
                 <w:rPr>
                   <w:rFonts w:ascii="Arial" w:cs="Arial" w:eastAsia="Arial" w:hAnsi="Arial"/>
@@ -12378,7 +12378,7 @@
               <w:spacing w:after="10" w:before="0"/>
               <w:ind w:left="120"/>
             </w:pPr>
-            <w:hyperlink w:history="1" r:id="rIdgnds7tsc59c6bazuv6bxi">
+            <w:hyperlink w:history="1" r:id="rIdyte4lrbtai2z5mdtuhaet">
               <w:r>
                 <w:rPr>
                   <w:rFonts w:ascii="Arial" w:cs="Arial" w:eastAsia="Arial" w:hAnsi="Arial"/>
@@ -12573,7 +12573,7 @@
             <w:pPr>
               <w:spacing w:after="20" w:before="0"/>
             </w:pPr>
-            <w:hyperlink w:history="1" r:id="rIdjdhwn88o4hoz4sfo4u3pp">
+            <w:hyperlink w:history="1" r:id="rIdmdizfccbuyyt5my-tvtyt">
               <w:r>
                 <w:rPr>
                   <w:rFonts w:ascii="Arial" w:cs="Arial" w:eastAsia="Arial" w:hAnsi="Arial"/>
@@ -12606,7 +12606,7 @@
               <w:spacing w:after="10" w:before="0"/>
               <w:ind w:left="120"/>
             </w:pPr>
-            <w:hyperlink w:history="1" r:id="rIduxfesni4e_f_h2jdvixdu">
+            <w:hyperlink w:history="1" r:id="rIda4p29gqzheyajdih5twci">
               <w:r>
                 <w:rPr>
                   <w:rFonts w:ascii="Arial" w:cs="Arial" w:eastAsia="Arial" w:hAnsi="Arial"/>
@@ -12651,7 +12651,7 @@
             <w:pPr>
               <w:spacing w:after="20" w:before="0"/>
             </w:pPr>
-            <w:hyperlink w:history="1" r:id="rIdesnxozvjxu2g_b0wmj4e_">
+            <w:hyperlink w:history="1" r:id="rIdpetbzjkxybexx_uygocc2">
               <w:r>
                 <w:rPr>
                   <w:rFonts w:ascii="Arial" w:cs="Arial" w:eastAsia="Arial" w:hAnsi="Arial"/>
@@ -12684,7 +12684,7 @@
               <w:spacing w:after="10" w:before="0"/>
               <w:ind w:left="120"/>
             </w:pPr>
-            <w:hyperlink w:history="1" r:id="rIdn5x_7b1dz7cu1_nwny_kb">
+            <w:hyperlink w:history="1" r:id="rIdlc-2eysn2z5bn03-rlto1">
               <w:r>
                 <w:rPr>
                   <w:rFonts w:ascii="Arial" w:cs="Arial" w:eastAsia="Arial" w:hAnsi="Arial"/>
@@ -12879,7 +12879,7 @@
             <w:pPr>
               <w:spacing w:after="20" w:before="0"/>
             </w:pPr>
-            <w:hyperlink w:history="1" r:id="rIdfdm7t99ar5tjstxx5c9_i">
+            <w:hyperlink w:history="1" r:id="rIdy4cmtqjw7slcwnj6ylurs">
               <w:r>
                 <w:rPr>
                   <w:rFonts w:ascii="Arial" w:cs="Arial" w:eastAsia="Arial" w:hAnsi="Arial"/>
@@ -12928,7 +12928,7 @@
               <w:spacing w:after="10" w:before="0"/>
               <w:ind w:left="120"/>
             </w:pPr>
-            <w:hyperlink w:history="1" r:id="rIds_ljpvgskhtiw7obeplln">
+            <w:hyperlink w:history="1" r:id="rIdbt5zc6pe_stpnot36gjlf">
               <w:r>
                 <w:rPr>
                   <w:rFonts w:ascii="Arial" w:cs="Arial" w:eastAsia="Arial" w:hAnsi="Arial"/>
@@ -12973,7 +12973,7 @@
             <w:pPr>
               <w:spacing w:after="20" w:before="0"/>
             </w:pPr>
-            <w:hyperlink w:history="1" r:id="rId_3jkr0ezc8tvs1et3bcwv">
+            <w:hyperlink w:history="1" r:id="rIdkmbetpogla3r1qh9y4xch">
               <w:r>
                 <w:rPr>
                   <w:rFonts w:ascii="Arial" w:cs="Arial" w:eastAsia="Arial" w:hAnsi="Arial"/>
@@ -13022,7 +13022,7 @@
               <w:spacing w:after="10" w:before="0"/>
               <w:ind w:left="120"/>
             </w:pPr>
-            <w:hyperlink w:history="1" r:id="rIdd8nojkcp4dfitlidxk8b5">
+            <w:hyperlink w:history="1" r:id="rIdztzji6kpkiwuupuk-6tln">
               <w:r>
                 <w:rPr>
                   <w:rFonts w:ascii="Arial" w:cs="Arial" w:eastAsia="Arial" w:hAnsi="Arial"/>
@@ -13217,7 +13217,7 @@
             <w:pPr>
               <w:spacing w:after="20" w:before="0"/>
             </w:pPr>
-            <w:hyperlink w:history="1" r:id="rIdzgq8exrk-5fb9gnr81whb">
+            <w:hyperlink w:history="1" r:id="rIdtww1sy9xifafk1qknuviu">
               <w:r>
                 <w:rPr>
                   <w:rFonts w:ascii="Arial" w:cs="Arial" w:eastAsia="Arial" w:hAnsi="Arial"/>
@@ -13266,7 +13266,7 @@
               <w:spacing w:after="10" w:before="0"/>
               <w:ind w:left="120"/>
             </w:pPr>
-            <w:hyperlink w:history="1" r:id="rIdmuurf95ydqcupcb-cl7rd">
+            <w:hyperlink w:history="1" r:id="rIdit1x1bovffa0hcveferlb">
               <w:r>
                 <w:rPr>
                   <w:rFonts w:ascii="Arial" w:cs="Arial" w:eastAsia="Arial" w:hAnsi="Arial"/>
@@ -13311,7 +13311,7 @@
             <w:pPr>
               <w:spacing w:after="20" w:before="0"/>
             </w:pPr>
-            <w:hyperlink w:history="1" r:id="rIdpdlf-k8ktkhovkt-oopkg">
+            <w:hyperlink w:history="1" r:id="rIdstj14kg8pnvxjh0rc0ais">
               <w:r>
                 <w:rPr>
                   <w:rFonts w:ascii="Arial" w:cs="Arial" w:eastAsia="Arial" w:hAnsi="Arial"/>
@@ -13360,7 +13360,7 @@
               <w:spacing w:after="10" w:before="0"/>
               <w:ind w:left="120"/>
             </w:pPr>
-            <w:hyperlink w:history="1" r:id="rIdn47331urmxm1ygjjewaxi">
+            <w:hyperlink w:history="1" r:id="rIdolybavpbsuznq3kfatmyx">
               <w:r>
                 <w:rPr>
                   <w:rFonts w:ascii="Arial" w:cs="Arial" w:eastAsia="Arial" w:hAnsi="Arial"/>
@@ -13555,7 +13555,7 @@
             <w:pPr>
               <w:spacing w:after="20" w:before="0"/>
             </w:pPr>
-            <w:hyperlink w:history="1" r:id="rIdjqyicpc8t4im-tlphohm6">
+            <w:hyperlink w:history="1" r:id="rId1mkdlezh0cj0srroge8ph">
               <w:r>
                 <w:rPr>
                   <w:rFonts w:ascii="Arial" w:cs="Arial" w:eastAsia="Arial" w:hAnsi="Arial"/>
@@ -13604,7 +13604,7 @@
               <w:spacing w:after="10" w:before="0"/>
               <w:ind w:left="120"/>
             </w:pPr>
-            <w:hyperlink w:history="1" r:id="rId_znlsnjlxrl55cf2gi42d">
+            <w:hyperlink w:history="1" r:id="rIdzx5obxt_rgmaxivm_tq2t">
               <w:r>
                 <w:rPr>
                   <w:rFonts w:ascii="Arial" w:cs="Arial" w:eastAsia="Arial" w:hAnsi="Arial"/>
@@ -13649,7 +13649,7 @@
             <w:pPr>
               <w:spacing w:after="20" w:before="0"/>
             </w:pPr>
-            <w:hyperlink w:history="1" r:id="rIdf54uju4oaq-g4dhgbaenf">
+            <w:hyperlink w:history="1" r:id="rIdyadbntsqxcq5y9ebf1kri">
               <w:r>
                 <w:rPr>
                   <w:rFonts w:ascii="Arial" w:cs="Arial" w:eastAsia="Arial" w:hAnsi="Arial"/>
@@ -13682,7 +13682,7 @@
               <w:spacing w:after="10" w:before="0"/>
               <w:ind w:left="120"/>
             </w:pPr>
-            <w:hyperlink w:history="1" r:id="rIdhkexyelap3vbpuvmjjo2m">
+            <w:hyperlink w:history="1" r:id="rIdw0jhlqlexsolv5hhfx2go">
               <w:r>
                 <w:rPr>
                   <w:rFonts w:ascii="Arial" w:cs="Arial" w:eastAsia="Arial" w:hAnsi="Arial"/>
@@ -14194,7 +14194,7 @@
         </w:rPr>
         <w:t xml:space="preserve">© 2026 SeaVuria and ARES. Aligned with KICD objectives. Developed by SeaVuria; technical implementation by ARES (with AI assistance from Claude). Licensed under </w:t>
       </w:r>
-      <w:hyperlink w:history="1" r:id="rIdqj5r8_wrig5jyhpljbuqo">
+      <w:hyperlink w:history="1" r:id="rIdnimqgz986n27wbfsl5q0f">
         <w:r>
           <w:rPr>
             <w:rFonts w:ascii="Arial" w:cs="Arial" w:eastAsia="Arial" w:hAnsi="Arial"/>
@@ -14215,7 +14215,7 @@
         </w:rPr>
         <w:t xml:space="preserve"> (</w:t>
       </w:r>
-      <w:hyperlink w:history="1" r:id="rIdylvosyuwzm-g9sl_hwola">
+      <w:hyperlink w:history="1" r:id="rIdm9_ayilbcuwnrdxyqkvmn">
         <w:r>
           <w:rPr>
             <w:rFonts w:ascii="Arial" w:cs="Arial" w:eastAsia="Arial" w:hAnsi="Arial"/>
@@ -15228,7 +15228,7 @@
             <w:pPr>
               <w:spacing w:after="20" w:before="0"/>
             </w:pPr>
-            <w:hyperlink w:history="1" r:id="rIdyknos2avlcdlw9g_k5zzg">
+            <w:hyperlink w:history="1" r:id="rId6bsipkl-wlfqa06igf9zo">
               <w:r>
                 <w:rPr>
                   <w:rFonts w:ascii="Arial" w:cs="Arial" w:eastAsia="Arial" w:hAnsi="Arial"/>
@@ -15261,7 +15261,7 @@
               <w:spacing w:after="10" w:before="0"/>
               <w:ind w:left="120"/>
             </w:pPr>
-            <w:hyperlink w:history="1" r:id="rIdoixhhl0gk-fgxegarg0i-">
+            <w:hyperlink w:history="1" r:id="rIdkmaneicvsenizwesbybsb">
               <w:r>
                 <w:rPr>
                   <w:rFonts w:ascii="Arial" w:cs="Arial" w:eastAsia="Arial" w:hAnsi="Arial"/>
@@ -15306,7 +15306,7 @@
             <w:pPr>
               <w:spacing w:after="20" w:before="0"/>
             </w:pPr>
-            <w:hyperlink w:history="1" r:id="rIdq_wwbdfxu0puvhvk_5589">
+            <w:hyperlink w:history="1" r:id="rIdpf6hwumr_2_c7bnm3wkub">
               <w:r>
                 <w:rPr>
                   <w:rFonts w:ascii="Arial" w:cs="Arial" w:eastAsia="Arial" w:hAnsi="Arial"/>
@@ -15339,7 +15339,7 @@
               <w:spacing w:after="10" w:before="0"/>
               <w:ind w:left="120"/>
             </w:pPr>
-            <w:hyperlink w:history="1" r:id="rId0fqmz_eex4ynudqytaurd">
+            <w:hyperlink w:history="1" r:id="rIdjkyrpsqy4tjxjk_bdbwhz">
               <w:r>
                 <w:rPr>
                   <w:rFonts w:ascii="Arial" w:cs="Arial" w:eastAsia="Arial" w:hAnsi="Arial"/>
@@ -15534,7 +15534,7 @@
             <w:pPr>
               <w:spacing w:after="20" w:before="0"/>
             </w:pPr>
-            <w:hyperlink w:history="1" r:id="rIduts1bbiwsqe6njprkdfrg">
+            <w:hyperlink w:history="1" r:id="rIdfi2ebjpvbjmzamwx3ftff">
               <w:r>
                 <w:rPr>
                   <w:rFonts w:ascii="Arial" w:cs="Arial" w:eastAsia="Arial" w:hAnsi="Arial"/>
@@ -15567,7 +15567,7 @@
               <w:spacing w:after="10" w:before="0"/>
               <w:ind w:left="120"/>
             </w:pPr>
-            <w:hyperlink w:history="1" r:id="rIddcjnfvbo4jkzjlzsrsy7j">
+            <w:hyperlink w:history="1" r:id="rIdcs7rx0lhxfu49g-o4vzn3">
               <w:r>
                 <w:rPr>
                   <w:rFonts w:ascii="Arial" w:cs="Arial" w:eastAsia="Arial" w:hAnsi="Arial"/>
@@ -15612,7 +15612,7 @@
             <w:pPr>
               <w:spacing w:after="20" w:before="0"/>
             </w:pPr>
-            <w:hyperlink w:history="1" r:id="rIdlbg5nfmw80j-vdzlc-6je">
+            <w:hyperlink w:history="1" r:id="rIds1mjfaqjhhmmo26uspky1">
               <w:r>
                 <w:rPr>
                   <w:rFonts w:ascii="Arial" w:cs="Arial" w:eastAsia="Arial" w:hAnsi="Arial"/>
@@ -15645,7 +15645,7 @@
               <w:spacing w:after="10" w:before="0"/>
               <w:ind w:left="120"/>
             </w:pPr>
-            <w:hyperlink w:history="1" r:id="rIdf1og9ixy04_kj8z9snur2">
+            <w:hyperlink w:history="1" r:id="rIdey5s-a-sbvtxtc64_rbzj">
               <w:r>
                 <w:rPr>
                   <w:rFonts w:ascii="Arial" w:cs="Arial" w:eastAsia="Arial" w:hAnsi="Arial"/>
@@ -15840,7 +15840,7 @@
             <w:pPr>
               <w:spacing w:after="20" w:before="0"/>
             </w:pPr>
-            <w:hyperlink w:history="1" r:id="rIdnwksyce4hgv2i9seq_vjj">
+            <w:hyperlink w:history="1" r:id="rIdwknwxbeyfas5hdmtwq8po">
               <w:r>
                 <w:rPr>
                   <w:rFonts w:ascii="Arial" w:cs="Arial" w:eastAsia="Arial" w:hAnsi="Arial"/>
@@ -15889,7 +15889,7 @@
               <w:spacing w:after="10" w:before="0"/>
               <w:ind w:left="120"/>
             </w:pPr>
-            <w:hyperlink w:history="1" r:id="rIdesae9_x9rrqtxiojq77y6">
+            <w:hyperlink w:history="1" r:id="rIdccffbopuj1sg96gneg1ti">
               <w:r>
                 <w:rPr>
                   <w:rFonts w:ascii="Arial" w:cs="Arial" w:eastAsia="Arial" w:hAnsi="Arial"/>
@@ -15934,7 +15934,7 @@
             <w:pPr>
               <w:spacing w:after="20" w:before="0"/>
             </w:pPr>
-            <w:hyperlink w:history="1" r:id="rIdawl49kpgfwesol9cyp-px">
+            <w:hyperlink w:history="1" r:id="rIdw28qd9nwqxmtzczd7yq9h">
               <w:r>
                 <w:rPr>
                   <w:rFonts w:ascii="Arial" w:cs="Arial" w:eastAsia="Arial" w:hAnsi="Arial"/>
@@ -15983,7 +15983,7 @@
               <w:spacing w:after="10" w:before="0"/>
               <w:ind w:left="120"/>
             </w:pPr>
-            <w:hyperlink w:history="1" r:id="rId9uiqvo9eafa_jnvo2_s2p">
+            <w:hyperlink w:history="1" r:id="rIdx56dlotp8abf6sh8qw0cv">
               <w:r>
                 <w:rPr>
                   <w:rFonts w:ascii="Arial" w:cs="Arial" w:eastAsia="Arial" w:hAnsi="Arial"/>
@@ -16178,7 +16178,7 @@
             <w:pPr>
               <w:spacing w:after="20" w:before="0"/>
             </w:pPr>
-            <w:hyperlink w:history="1" r:id="rIduo0uuoftvyunmwv53f1-m">
+            <w:hyperlink w:history="1" r:id="rId7pzd0un5qzgghta39o0pv">
               <w:r>
                 <w:rPr>
                   <w:rFonts w:ascii="Arial" w:cs="Arial" w:eastAsia="Arial" w:hAnsi="Arial"/>
@@ -16227,7 +16227,7 @@
               <w:spacing w:after="10" w:before="0"/>
               <w:ind w:left="120"/>
             </w:pPr>
-            <w:hyperlink w:history="1" r:id="rIdqlo_yrmf9iv8gr74ukdnk">
+            <w:hyperlink w:history="1" r:id="rId8mplt4rexbaoihky0h8ne">
               <w:r>
                 <w:rPr>
                   <w:rFonts w:ascii="Arial" w:cs="Arial" w:eastAsia="Arial" w:hAnsi="Arial"/>
@@ -16272,7 +16272,7 @@
             <w:pPr>
               <w:spacing w:after="20" w:before="0"/>
             </w:pPr>
-            <w:hyperlink w:history="1" r:id="rIdnxzgc1fmvq5nxhvr1wd_8">
+            <w:hyperlink w:history="1" r:id="rIdbli0eqvkmendrim3kmiui">
               <w:r>
                 <w:rPr>
                   <w:rFonts w:ascii="Arial" w:cs="Arial" w:eastAsia="Arial" w:hAnsi="Arial"/>
@@ -16321,7 +16321,7 @@
               <w:spacing w:after="10" w:before="0"/>
               <w:ind w:left="120"/>
             </w:pPr>
-            <w:hyperlink w:history="1" r:id="rIdj3kf0-_e6g5cisfn8weyl">
+            <w:hyperlink w:history="1" r:id="rIdmgupzcabod0h0k98kc4jy">
               <w:r>
                 <w:rPr>
                   <w:rFonts w:ascii="Arial" w:cs="Arial" w:eastAsia="Arial" w:hAnsi="Arial"/>
@@ -16516,7 +16516,7 @@
             <w:pPr>
               <w:spacing w:after="20" w:before="0"/>
             </w:pPr>
-            <w:hyperlink w:history="1" r:id="rIdaebdmxgakgfzvak-65j6s">
+            <w:hyperlink w:history="1" r:id="rIde3hxtuzydtncdoy-h_keb">
               <w:r>
                 <w:rPr>
                   <w:rFonts w:ascii="Arial" w:cs="Arial" w:eastAsia="Arial" w:hAnsi="Arial"/>
@@ -16565,7 +16565,7 @@
               <w:spacing w:after="10" w:before="0"/>
               <w:ind w:left="120"/>
             </w:pPr>
-            <w:hyperlink w:history="1" r:id="rIdiiqbxoz6y-h7rcighy8n_">
+            <w:hyperlink w:history="1" r:id="rIdalcmq-kehjamvhsda211f">
               <w:r>
                 <w:rPr>
                   <w:rFonts w:ascii="Arial" w:cs="Arial" w:eastAsia="Arial" w:hAnsi="Arial"/>
@@ -16610,7 +16610,7 @@
             <w:pPr>
               <w:spacing w:after="20" w:before="0"/>
             </w:pPr>
-            <w:hyperlink w:history="1" r:id="rIden3wnx0ndpnqskjaxgu-b">
+            <w:hyperlink w:history="1" r:id="rIds7_xmdfzeb_q4nbxoqco6">
               <w:r>
                 <w:rPr>
                   <w:rFonts w:ascii="Arial" w:cs="Arial" w:eastAsia="Arial" w:hAnsi="Arial"/>
@@ -16659,7 +16659,7 @@
               <w:spacing w:after="10" w:before="0"/>
               <w:ind w:left="120"/>
             </w:pPr>
-            <w:hyperlink w:history="1" r:id="rIdbm5amgnl-r5rmxvsles0j">
+            <w:hyperlink w:history="1" r:id="rIdn1dignebofxt04wuarjpl">
               <w:r>
                 <w:rPr>
                   <w:rFonts w:ascii="Arial" w:cs="Arial" w:eastAsia="Arial" w:hAnsi="Arial"/>
@@ -17171,7 +17171,7 @@
         </w:rPr>
         <w:t xml:space="preserve">© 2026 SeaVuria and ARES. Aligned with KICD objectives. Developed by SeaVuria; technical implementation by ARES (with AI assistance from Claude). Licensed under </w:t>
       </w:r>
-      <w:hyperlink w:history="1" r:id="rIdtspm3toa5l4d1lx7e1x4o">
+      <w:hyperlink w:history="1" r:id="rId-ns4uwsixk_2mujsdiaum">
         <w:r>
           <w:rPr>
             <w:rFonts w:ascii="Arial" w:cs="Arial" w:eastAsia="Arial" w:hAnsi="Arial"/>
@@ -17192,7 +17192,7 @@
         </w:rPr>
         <w:t xml:space="preserve"> (</w:t>
       </w:r>
-      <w:hyperlink w:history="1" r:id="rIdlsp9anqeyvhn8gnjhutcl">
+      <w:hyperlink w:history="1" r:id="rIdrou1pcyzwzudtsojnmqcd">
         <w:r>
           <w:rPr>
             <w:rFonts w:ascii="Arial" w:cs="Arial" w:eastAsia="Arial" w:hAnsi="Arial"/>
@@ -18205,7 +18205,7 @@
             <w:pPr>
               <w:spacing w:after="20" w:before="0"/>
             </w:pPr>
-            <w:hyperlink w:history="1" r:id="rIdwgvtg0r4qnkxfxjo_n7-x">
+            <w:hyperlink w:history="1" r:id="rId3s36jphpful3uhbxmfl-a">
               <w:r>
                 <w:rPr>
                   <w:rFonts w:ascii="Arial" w:cs="Arial" w:eastAsia="Arial" w:hAnsi="Arial"/>
@@ -18238,7 +18238,7 @@
               <w:spacing w:after="10" w:before="0"/>
               <w:ind w:left="120"/>
             </w:pPr>
-            <w:hyperlink w:history="1" r:id="rIdm8a3qfatewj3peufav8nb">
+            <w:hyperlink w:history="1" r:id="rIdqcamyypja6lioqwbtsieu">
               <w:r>
                 <w:rPr>
                   <w:rFonts w:ascii="Arial" w:cs="Arial" w:eastAsia="Arial" w:hAnsi="Arial"/>
@@ -18283,7 +18283,7 @@
             <w:pPr>
               <w:spacing w:after="20" w:before="0"/>
             </w:pPr>
-            <w:hyperlink w:history="1" r:id="rIdtu1hhg_wwo_pajgjmkuoa">
+            <w:hyperlink w:history="1" r:id="rIdp1bsrvqdnfkns-xzdm8o5">
               <w:r>
                 <w:rPr>
                   <w:rFonts w:ascii="Arial" w:cs="Arial" w:eastAsia="Arial" w:hAnsi="Arial"/>
@@ -18316,7 +18316,7 @@
               <w:spacing w:after="10" w:before="0"/>
               <w:ind w:left="120"/>
             </w:pPr>
-            <w:hyperlink w:history="1" r:id="rIdddl7jrbyail_qlnwvb5uj">
+            <w:hyperlink w:history="1" r:id="rIdo9z4otx_orkzutdo0fxf2">
               <w:r>
                 <w:rPr>
                   <w:rFonts w:ascii="Arial" w:cs="Arial" w:eastAsia="Arial" w:hAnsi="Arial"/>
@@ -18511,7 +18511,7 @@
             <w:pPr>
               <w:spacing w:after="20" w:before="0"/>
             </w:pPr>
-            <w:hyperlink w:history="1" r:id="rIde6lbg3l04ixlr0bwtvrlr">
+            <w:hyperlink w:history="1" r:id="rId7thtwt7ohmglmhwvtq_lo">
               <w:r>
                 <w:rPr>
                   <w:rFonts w:ascii="Arial" w:cs="Arial" w:eastAsia="Arial" w:hAnsi="Arial"/>
@@ -18544,7 +18544,7 @@
               <w:spacing w:after="10" w:before="0"/>
               <w:ind w:left="120"/>
             </w:pPr>
-            <w:hyperlink w:history="1" r:id="rId8vrg_pyzykstc5qe0u8z-">
+            <w:hyperlink w:history="1" r:id="rIdjkzeu0mjxtiytgawzb6hw">
               <w:r>
                 <w:rPr>
                   <w:rFonts w:ascii="Arial" w:cs="Arial" w:eastAsia="Arial" w:hAnsi="Arial"/>
@@ -18589,7 +18589,7 @@
             <w:pPr>
               <w:spacing w:after="20" w:before="0"/>
             </w:pPr>
-            <w:hyperlink w:history="1" r:id="rIdjae9bjjw_gxhdr0jonhfj">
+            <w:hyperlink w:history="1" r:id="rIdynosg9xz18lj2b4ly0uc-">
               <w:r>
                 <w:rPr>
                   <w:rFonts w:ascii="Arial" w:cs="Arial" w:eastAsia="Arial" w:hAnsi="Arial"/>
@@ -18622,7 +18622,7 @@
               <w:spacing w:after="10" w:before="0"/>
               <w:ind w:left="120"/>
             </w:pPr>
-            <w:hyperlink w:history="1" r:id="rIdqxkvjs6zblxaewtxekwxy">
+            <w:hyperlink w:history="1" r:id="rIdqin8_rlofr26uemvsdd9v">
               <w:r>
                 <w:rPr>
                   <w:rFonts w:ascii="Arial" w:cs="Arial" w:eastAsia="Arial" w:hAnsi="Arial"/>
@@ -18817,7 +18817,7 @@
             <w:pPr>
               <w:spacing w:after="20" w:before="0"/>
             </w:pPr>
-            <w:hyperlink w:history="1" r:id="rIdrhuzfuct9rrzxdosuzs-7">
+            <w:hyperlink w:history="1" r:id="rIdmoccac8tyqippedy2btsb">
               <w:r>
                 <w:rPr>
                   <w:rFonts w:ascii="Arial" w:cs="Arial" w:eastAsia="Arial" w:hAnsi="Arial"/>
@@ -18866,7 +18866,7 @@
               <w:spacing w:after="10" w:before="0"/>
               <w:ind w:left="120"/>
             </w:pPr>
-            <w:hyperlink w:history="1" r:id="rId4mzgpcxqrvsrcyzfxs7cj">
+            <w:hyperlink w:history="1" r:id="rIdx3zss_gbin-88pyu6xumh">
               <w:r>
                 <w:rPr>
                   <w:rFonts w:ascii="Arial" w:cs="Arial" w:eastAsia="Arial" w:hAnsi="Arial"/>
@@ -18911,7 +18911,7 @@
             <w:pPr>
               <w:spacing w:after="20" w:before="0"/>
             </w:pPr>
-            <w:hyperlink w:history="1" r:id="rIdz7i3cfryx8hu77opzcdi4">
+            <w:hyperlink w:history="1" r:id="rIduxeji8ydjgd2zlf488ort">
               <w:r>
                 <w:rPr>
                   <w:rFonts w:ascii="Arial" w:cs="Arial" w:eastAsia="Arial" w:hAnsi="Arial"/>
@@ -18944,7 +18944,7 @@
               <w:spacing w:after="10" w:before="0"/>
               <w:ind w:left="120"/>
             </w:pPr>
-            <w:hyperlink w:history="1" r:id="rId8sdm18a61dfjcgdjmqce4">
+            <w:hyperlink w:history="1" r:id="rIdd1kmx1i6j7mgcwvrpd2mn">
               <w:r>
                 <w:rPr>
                   <w:rFonts w:ascii="Arial" w:cs="Arial" w:eastAsia="Arial" w:hAnsi="Arial"/>
@@ -19139,7 +19139,7 @@
             <w:pPr>
               <w:spacing w:after="20" w:before="0"/>
             </w:pPr>
-            <w:hyperlink w:history="1" r:id="rIdp9eocqz-mg7w9jyqjbfjw">
+            <w:hyperlink w:history="1" r:id="rIdfk2-oiazhwobdj5gubzzb">
               <w:r>
                 <w:rPr>
                   <w:rFonts w:ascii="Arial" w:cs="Arial" w:eastAsia="Arial" w:hAnsi="Arial"/>
@@ -19188,7 +19188,7 @@
               <w:spacing w:after="10" w:before="0"/>
               <w:ind w:left="120"/>
             </w:pPr>
-            <w:hyperlink w:history="1" r:id="rId3b-vqpbr3z04f6xsih1hq">
+            <w:hyperlink w:history="1" r:id="rId_ygdxukwzsvmhaoyycqun">
               <w:r>
                 <w:rPr>
                   <w:rFonts w:ascii="Arial" w:cs="Arial" w:eastAsia="Arial" w:hAnsi="Arial"/>
@@ -19233,7 +19233,7 @@
             <w:pPr>
               <w:spacing w:after="20" w:before="0"/>
             </w:pPr>
-            <w:hyperlink w:history="1" r:id="rId7-d2uhbwbmdju4r73cnvf">
+            <w:hyperlink w:history="1" r:id="rId4merzvx4xrdp6dwpk76aa">
               <w:r>
                 <w:rPr>
                   <w:rFonts w:ascii="Arial" w:cs="Arial" w:eastAsia="Arial" w:hAnsi="Arial"/>
@@ -19266,7 +19266,7 @@
               <w:spacing w:after="10" w:before="0"/>
               <w:ind w:left="120"/>
             </w:pPr>
-            <w:hyperlink w:history="1" r:id="rIdjlzt-zwxk8vqm1mzofaky">
+            <w:hyperlink w:history="1" r:id="rId2hvxbgmtjmawa93koance">
               <w:r>
                 <w:rPr>
                   <w:rFonts w:ascii="Arial" w:cs="Arial" w:eastAsia="Arial" w:hAnsi="Arial"/>
@@ -19461,7 +19461,7 @@
             <w:pPr>
               <w:spacing w:after="20" w:before="0"/>
             </w:pPr>
-            <w:hyperlink w:history="1" r:id="rIdcv30auktbrark4qat3it8">
+            <w:hyperlink w:history="1" r:id="rIdtvj_vjqztaezlngu5uc5g">
               <w:r>
                 <w:rPr>
                   <w:rFonts w:ascii="Arial" w:cs="Arial" w:eastAsia="Arial" w:hAnsi="Arial"/>
@@ -19510,7 +19510,7 @@
               <w:spacing w:after="10" w:before="0"/>
               <w:ind w:left="120"/>
             </w:pPr>
-            <w:hyperlink w:history="1" r:id="rId2xq-kduevumafyxrk2yfx">
+            <w:hyperlink w:history="1" r:id="rIddu1rw7juiqmyx1pf5ql0m">
               <w:r>
                 <w:rPr>
                   <w:rFonts w:ascii="Arial" w:cs="Arial" w:eastAsia="Arial" w:hAnsi="Arial"/>
@@ -19555,7 +19555,7 @@
             <w:pPr>
               <w:spacing w:after="20" w:before="0"/>
             </w:pPr>
-            <w:hyperlink w:history="1" r:id="rIdybdz29b6xowq3rievkyiw">
+            <w:hyperlink w:history="1" r:id="rIdc2qeid_tj15nqdhsbvf7r">
               <w:r>
                 <w:rPr>
                   <w:rFonts w:ascii="Arial" w:cs="Arial" w:eastAsia="Arial" w:hAnsi="Arial"/>
@@ -19588,7 +19588,7 @@
               <w:spacing w:after="10" w:before="0"/>
               <w:ind w:left="120"/>
             </w:pPr>
-            <w:hyperlink w:history="1" r:id="rIdmp_mny104ci522v8rcatl">
+            <w:hyperlink w:history="1" r:id="rIdxhm5rksdpdpuo2g2foxan">
               <w:r>
                 <w:rPr>
                   <w:rFonts w:ascii="Arial" w:cs="Arial" w:eastAsia="Arial" w:hAnsi="Arial"/>
@@ -20100,7 +20100,7 @@
         </w:rPr>
         <w:t xml:space="preserve">© 2026 SeaVuria and ARES. Aligned with KICD objectives. Developed by SeaVuria; technical implementation by ARES (with AI assistance from Claude). Licensed under </w:t>
       </w:r>
-      <w:hyperlink w:history="1" r:id="rIdj6zan05b6-uky0iimrapx">
+      <w:hyperlink w:history="1" r:id="rIduzbtffnziw4ffneer8jr7">
         <w:r>
           <w:rPr>
             <w:rFonts w:ascii="Arial" w:cs="Arial" w:eastAsia="Arial" w:hAnsi="Arial"/>
@@ -20121,7 +20121,7 @@
         </w:rPr>
         <w:t xml:space="preserve"> (</w:t>
       </w:r>
-      <w:hyperlink w:history="1" r:id="rIdcredupfpk7p-h83p6q_do">
+      <w:hyperlink w:history="1" r:id="rIdifk2en34tth3i7hsgzdqe">
         <w:r>
           <w:rPr>
             <w:rFonts w:ascii="Arial" w:cs="Arial" w:eastAsia="Arial" w:hAnsi="Arial"/>
@@ -21134,7 +21134,7 @@
             <w:pPr>
               <w:spacing w:after="20" w:before="0"/>
             </w:pPr>
-            <w:hyperlink w:history="1" r:id="rIddt70kob8lgfz15m2dt2cr">
+            <w:hyperlink w:history="1" r:id="rIdbms9tvo0eu8tufq0sq6n7">
               <w:r>
                 <w:rPr>
                   <w:rFonts w:ascii="Arial" w:cs="Arial" w:eastAsia="Arial" w:hAnsi="Arial"/>
@@ -21167,7 +21167,7 @@
               <w:spacing w:after="10" w:before="0"/>
               <w:ind w:left="120"/>
             </w:pPr>
-            <w:hyperlink w:history="1" r:id="rIdierjfjmr8_wkppjbi2_vt">
+            <w:hyperlink w:history="1" r:id="rIdwaysmu4_amecvaub44nkd">
               <w:r>
                 <w:rPr>
                   <w:rFonts w:ascii="Arial" w:cs="Arial" w:eastAsia="Arial" w:hAnsi="Arial"/>
@@ -21212,7 +21212,7 @@
             <w:pPr>
               <w:spacing w:after="20" w:before="0"/>
             </w:pPr>
-            <w:hyperlink w:history="1" r:id="rIdxuqhokimepv-krclbvmbz">
+            <w:hyperlink w:history="1" r:id="rIdwtszdael8g-jvzquf5j0s">
               <w:r>
                 <w:rPr>
                   <w:rFonts w:ascii="Arial" w:cs="Arial" w:eastAsia="Arial" w:hAnsi="Arial"/>
@@ -21261,7 +21261,7 @@
               <w:spacing w:after="10" w:before="0"/>
               <w:ind w:left="120"/>
             </w:pPr>
-            <w:hyperlink w:history="1" r:id="rIdcl8wvdp3hnohjqbubaev2">
+            <w:hyperlink w:history="1" r:id="rIdtsyuquue93j7imt9j6avu">
               <w:r>
                 <w:rPr>
                   <w:rFonts w:ascii="Arial" w:cs="Arial" w:eastAsia="Arial" w:hAnsi="Arial"/>
@@ -21456,7 +21456,7 @@
             <w:pPr>
               <w:spacing w:after="20" w:before="0"/>
             </w:pPr>
-            <w:hyperlink w:history="1" r:id="rIdrilhc7uk5u7jqwk4edax8">
+            <w:hyperlink w:history="1" r:id="rIdbbhw74stwmv6bc63cy9uj">
               <w:r>
                 <w:rPr>
                   <w:rFonts w:ascii="Arial" w:cs="Arial" w:eastAsia="Arial" w:hAnsi="Arial"/>
@@ -21489,7 +21489,7 @@
               <w:spacing w:after="10" w:before="0"/>
               <w:ind w:left="120"/>
             </w:pPr>
-            <w:hyperlink w:history="1" r:id="rId2qn2ig_lhzdlhdkqza_n4">
+            <w:hyperlink w:history="1" r:id="rIdom9emhptuky7yhm2-gztu">
               <w:r>
                 <w:rPr>
                   <w:rFonts w:ascii="Arial" w:cs="Arial" w:eastAsia="Arial" w:hAnsi="Arial"/>
@@ -21534,7 +21534,7 @@
             <w:pPr>
               <w:spacing w:after="20" w:before="0"/>
             </w:pPr>
-            <w:hyperlink w:history="1" r:id="rIdxqvgccbmynu5akmp8krmj">
+            <w:hyperlink w:history="1" r:id="rIdx5a6obpjrg5uqrgbywab6">
               <w:r>
                 <w:rPr>
                   <w:rFonts w:ascii="Arial" w:cs="Arial" w:eastAsia="Arial" w:hAnsi="Arial"/>
@@ -21583,7 +21583,7 @@
               <w:spacing w:after="10" w:before="0"/>
               <w:ind w:left="120"/>
             </w:pPr>
-            <w:hyperlink w:history="1" r:id="rIdn6ccykut4_nfkwny2xfyh">
+            <w:hyperlink w:history="1" r:id="rId1f_rtfzndczimjxxczqp2">
               <w:r>
                 <w:rPr>
                   <w:rFonts w:ascii="Arial" w:cs="Arial" w:eastAsia="Arial" w:hAnsi="Arial"/>
@@ -21778,7 +21778,7 @@
             <w:pPr>
               <w:spacing w:after="20" w:before="0"/>
             </w:pPr>
-            <w:hyperlink w:history="1" r:id="rIdpk9er2n7lowtxix8lpyvl">
+            <w:hyperlink w:history="1" r:id="rIdpshenhx9oo9ujwj8yoi95">
               <w:r>
                 <w:rPr>
                   <w:rFonts w:ascii="Arial" w:cs="Arial" w:eastAsia="Arial" w:hAnsi="Arial"/>
@@ -21811,7 +21811,7 @@
               <w:spacing w:after="10" w:before="0"/>
               <w:ind w:left="120"/>
             </w:pPr>
-            <w:hyperlink w:history="1" r:id="rIdfqddneytcktmgrfdlsmsf">
+            <w:hyperlink w:history="1" r:id="rIdphfz6jnkf8hd4dwqohq0c">
               <w:r>
                 <w:rPr>
                   <w:rFonts w:ascii="Arial" w:cs="Arial" w:eastAsia="Arial" w:hAnsi="Arial"/>
@@ -21856,7 +21856,7 @@
             <w:pPr>
               <w:spacing w:after="20" w:before="0"/>
             </w:pPr>
-            <w:hyperlink w:history="1" r:id="rIdnwe8n_yqzy5oupeh6ltb5">
+            <w:hyperlink w:history="1" r:id="rIdputqlpqiqsi637rr0syzh">
               <w:r>
                 <w:rPr>
                   <w:rFonts w:ascii="Arial" w:cs="Arial" w:eastAsia="Arial" w:hAnsi="Arial"/>
@@ -21905,7 +21905,7 @@
               <w:spacing w:after="10" w:before="0"/>
               <w:ind w:left="120"/>
             </w:pPr>
-            <w:hyperlink w:history="1" r:id="rIds6nyqh7nfbaa5lzhv-g1q">
+            <w:hyperlink w:history="1" r:id="rIdtlpefjqy0wj8kkgoj8pzl">
               <w:r>
                 <w:rPr>
                   <w:rFonts w:ascii="Arial" w:cs="Arial" w:eastAsia="Arial" w:hAnsi="Arial"/>
@@ -22100,7 +22100,7 @@
             <w:pPr>
               <w:spacing w:after="20" w:before="0"/>
             </w:pPr>
-            <w:hyperlink w:history="1" r:id="rId-fgmtpunf4qgdg4g1bbwv">
+            <w:hyperlink w:history="1" r:id="rIdli8kus_0wmoj0u98utqz4">
               <w:r>
                 <w:rPr>
                   <w:rFonts w:ascii="Arial" w:cs="Arial" w:eastAsia="Arial" w:hAnsi="Arial"/>
@@ -22133,7 +22133,7 @@
               <w:spacing w:after="10" w:before="0"/>
               <w:ind w:left="120"/>
             </w:pPr>
-            <w:hyperlink w:history="1" r:id="rId_hhnbzrugth73cbrnyvt9">
+            <w:hyperlink w:history="1" r:id="rIdve80yiqhzarpoe2odftta">
               <w:r>
                 <w:rPr>
                   <w:rFonts w:ascii="Arial" w:cs="Arial" w:eastAsia="Arial" w:hAnsi="Arial"/>
@@ -22178,7 +22178,7 @@
             <w:pPr>
               <w:spacing w:after="20" w:before="0"/>
             </w:pPr>
-            <w:hyperlink w:history="1" r:id="rIdepwf0biczyyy7ts9-qhio">
+            <w:hyperlink w:history="1" r:id="rId8d1cxkk9yfcgqkskaqfxb">
               <w:r>
                 <w:rPr>
                   <w:rFonts w:ascii="Arial" w:cs="Arial" w:eastAsia="Arial" w:hAnsi="Arial"/>
@@ -22227,7 +22227,7 @@
               <w:spacing w:after="10" w:before="0"/>
               <w:ind w:left="120"/>
             </w:pPr>
-            <w:hyperlink w:history="1" r:id="rIdp6shl3fxupagvu6dwkr4l">
+            <w:hyperlink w:history="1" r:id="rIdqsuk8wa9ff1ufimgesk-n">
               <w:r>
                 <w:rPr>
                   <w:rFonts w:ascii="Arial" w:cs="Arial" w:eastAsia="Arial" w:hAnsi="Arial"/>
@@ -22422,7 +22422,7 @@
             <w:pPr>
               <w:spacing w:after="20" w:before="0"/>
             </w:pPr>
-            <w:hyperlink w:history="1" r:id="rId5gua-vbpdxmtldfsd6dwk">
+            <w:hyperlink w:history="1" r:id="rIdulrzmay01bpda6pb7ilsi">
               <w:r>
                 <w:rPr>
                   <w:rFonts w:ascii="Arial" w:cs="Arial" w:eastAsia="Arial" w:hAnsi="Arial"/>
@@ -22471,7 +22471,7 @@
               <w:spacing w:after="10" w:before="0"/>
               <w:ind w:left="120"/>
             </w:pPr>
-            <w:hyperlink w:history="1" r:id="rIdelyxkg9abz3rzwvpqulll">
+            <w:hyperlink w:history="1" r:id="rId3wqmil795vk3nhkqgzp9n">
               <w:r>
                 <w:rPr>
                   <w:rFonts w:ascii="Arial" w:cs="Arial" w:eastAsia="Arial" w:hAnsi="Arial"/>
@@ -22516,7 +22516,7 @@
             <w:pPr>
               <w:spacing w:after="20" w:before="0"/>
             </w:pPr>
-            <w:hyperlink w:history="1" r:id="rIdwhdlxyx6fwyfit98xvu3j">
+            <w:hyperlink w:history="1" r:id="rIdegfd8h9zgftsgtcaorvjk">
               <w:r>
                 <w:rPr>
                   <w:rFonts w:ascii="Arial" w:cs="Arial" w:eastAsia="Arial" w:hAnsi="Arial"/>
@@ -22565,7 +22565,7 @@
               <w:spacing w:after="10" w:before="0"/>
               <w:ind w:left="120"/>
             </w:pPr>
-            <w:hyperlink w:history="1" r:id="rIdur50tdnv12ecc83j0jzna">
+            <w:hyperlink w:history="1" r:id="rIde9jlawdgxkydas5u8ilep">
               <w:r>
                 <w:rPr>
                   <w:rFonts w:ascii="Arial" w:cs="Arial" w:eastAsia="Arial" w:hAnsi="Arial"/>
@@ -23077,7 +23077,7 @@
         </w:rPr>
         <w:t xml:space="preserve">© 2026 SeaVuria and ARES. Aligned with KICD objectives. Developed by SeaVuria; technical implementation by ARES (with AI assistance from Claude). Licensed under </w:t>
       </w:r>
-      <w:hyperlink w:history="1" r:id="rId_tm_wudbo38kljshlci2f">
+      <w:hyperlink w:history="1" r:id="rIdewqispx663-pfzvjyf8jk">
         <w:r>
           <w:rPr>
             <w:rFonts w:ascii="Arial" w:cs="Arial" w:eastAsia="Arial" w:hAnsi="Arial"/>
@@ -23098,7 +23098,7 @@
         </w:rPr>
         <w:t xml:space="preserve"> (</w:t>
       </w:r>
-      <w:hyperlink w:history="1" r:id="rIdbxse3y1-kpdprux0fwlle">
+      <w:hyperlink w:history="1" r:id="rIddm4nvxigc4ekxurscfgbx">
         <w:r>
           <w:rPr>
             <w:rFonts w:ascii="Arial" w:cs="Arial" w:eastAsia="Arial" w:hAnsi="Arial"/>
@@ -24111,7 +24111,7 @@
             <w:pPr>
               <w:spacing w:after="20" w:before="0"/>
             </w:pPr>
-            <w:hyperlink w:history="1" r:id="rIds9pjiw3zzeurhfjubb6dg">
+            <w:hyperlink w:history="1" r:id="rIdrpglecsn1vjjtstfkeykb">
               <w:r>
                 <w:rPr>
                   <w:rFonts w:ascii="Arial" w:cs="Arial" w:eastAsia="Arial" w:hAnsi="Arial"/>
@@ -24144,7 +24144,7 @@
               <w:spacing w:after="10" w:before="0"/>
               <w:ind w:left="120"/>
             </w:pPr>
-            <w:hyperlink w:history="1" r:id="rIdxycsxt6zm8b-ux3eh6br8">
+            <w:hyperlink w:history="1" r:id="rIdl8iomyouvfehggflbl0wa">
               <w:r>
                 <w:rPr>
                   <w:rFonts w:ascii="Arial" w:cs="Arial" w:eastAsia="Arial" w:hAnsi="Arial"/>
@@ -24189,7 +24189,7 @@
             <w:pPr>
               <w:spacing w:after="20" w:before="0"/>
             </w:pPr>
-            <w:hyperlink w:history="1" r:id="rIdv3e_y1jltiguvfohfgigk">
+            <w:hyperlink w:history="1" r:id="rIduzuzaoshcm7qyn8zelauu">
               <w:r>
                 <w:rPr>
                   <w:rFonts w:ascii="Arial" w:cs="Arial" w:eastAsia="Arial" w:hAnsi="Arial"/>
@@ -24222,7 +24222,7 @@
               <w:spacing w:after="10" w:before="0"/>
               <w:ind w:left="120"/>
             </w:pPr>
-            <w:hyperlink w:history="1" r:id="rIdxopnywji36a8r9y1ibpuh">
+            <w:hyperlink w:history="1" r:id="rId9jbpaa8bgdor6uf1lzmfz">
               <w:r>
                 <w:rPr>
                   <w:rFonts w:ascii="Arial" w:cs="Arial" w:eastAsia="Arial" w:hAnsi="Arial"/>
@@ -24417,7 +24417,7 @@
             <w:pPr>
               <w:spacing w:after="20" w:before="0"/>
             </w:pPr>
-            <w:hyperlink w:history="1" r:id="rIdiypup6dclzc8_2eqtex8g">
+            <w:hyperlink w:history="1" r:id="rIdwg0fa-p2zogajnx9pcvcd">
               <w:r>
                 <w:rPr>
                   <w:rFonts w:ascii="Arial" w:cs="Arial" w:eastAsia="Arial" w:hAnsi="Arial"/>
@@ -24450,7 +24450,7 @@
               <w:spacing w:after="10" w:before="0"/>
               <w:ind w:left="120"/>
             </w:pPr>
-            <w:hyperlink w:history="1" r:id="rIdxc3hqvqtugnqml9fpxaiu">
+            <w:hyperlink w:history="1" r:id="rIdcgprhrxy8uyemvgssuium">
               <w:r>
                 <w:rPr>
                   <w:rFonts w:ascii="Arial" w:cs="Arial" w:eastAsia="Arial" w:hAnsi="Arial"/>
@@ -24495,7 +24495,7 @@
             <w:pPr>
               <w:spacing w:after="20" w:before="0"/>
             </w:pPr>
-            <w:hyperlink w:history="1" r:id="rIdjpz9wgaru7yibqvcdh2rg">
+            <w:hyperlink w:history="1" r:id="rId9m0dvio3tep_k7dh-gvns">
               <w:r>
                 <w:rPr>
                   <w:rFonts w:ascii="Arial" w:cs="Arial" w:eastAsia="Arial" w:hAnsi="Arial"/>
@@ -24528,7 +24528,7 @@
               <w:spacing w:after="10" w:before="0"/>
               <w:ind w:left="120"/>
             </w:pPr>
-            <w:hyperlink w:history="1" r:id="rIdu2vzhq6a57ts35htk6plb">
+            <w:hyperlink w:history="1" r:id="rIdfe8ss4bihamnvgdpvfcen">
               <w:r>
                 <w:rPr>
                   <w:rFonts w:ascii="Arial" w:cs="Arial" w:eastAsia="Arial" w:hAnsi="Arial"/>
@@ -24723,7 +24723,7 @@
             <w:pPr>
               <w:spacing w:after="20" w:before="0"/>
             </w:pPr>
-            <w:hyperlink w:history="1" r:id="rIdbn3l0tepuzobacndexuop">
+            <w:hyperlink w:history="1" r:id="rIdcljfqweev-xuxca3lnpk4">
               <w:r>
                 <w:rPr>
                   <w:rFonts w:ascii="Arial" w:cs="Arial" w:eastAsia="Arial" w:hAnsi="Arial"/>
@@ -24772,7 +24772,7 @@
               <w:spacing w:after="10" w:before="0"/>
               <w:ind w:left="120"/>
             </w:pPr>
-            <w:hyperlink w:history="1" r:id="rIdttaegns6wak9ndevfbtw9">
+            <w:hyperlink w:history="1" r:id="rIdi_7zy8zcvk7j6dsctgy2o">
               <w:r>
                 <w:rPr>
                   <w:rFonts w:ascii="Arial" w:cs="Arial" w:eastAsia="Arial" w:hAnsi="Arial"/>
@@ -24817,7 +24817,7 @@
             <w:pPr>
               <w:spacing w:after="20" w:before="0"/>
             </w:pPr>
-            <w:hyperlink w:history="1" r:id="rIdvrqw-1ovzb3lorfzi112t">
+            <w:hyperlink w:history="1" r:id="rId63jdqvmqirvyummbd0mwn">
               <w:r>
                 <w:rPr>
                   <w:rFonts w:ascii="Arial" w:cs="Arial" w:eastAsia="Arial" w:hAnsi="Arial"/>
@@ -24866,7 +24866,7 @@
               <w:spacing w:after="10" w:before="0"/>
               <w:ind w:left="120"/>
             </w:pPr>
-            <w:hyperlink w:history="1" r:id="rIddf59t-ueazkzzwyecepun">
+            <w:hyperlink w:history="1" r:id="rIdvdd_6aoq5joajgvqepsdq">
               <w:r>
                 <w:rPr>
                   <w:rFonts w:ascii="Arial" w:cs="Arial" w:eastAsia="Arial" w:hAnsi="Arial"/>
@@ -25061,7 +25061,7 @@
             <w:pPr>
               <w:spacing w:after="20" w:before="0"/>
             </w:pPr>
-            <w:hyperlink w:history="1" r:id="rId2wracdwr2beepj9q3tbrz">
+            <w:hyperlink w:history="1" r:id="rIdki3ifvfe31nmztu4fls9i">
               <w:r>
                 <w:rPr>
                   <w:rFonts w:ascii="Arial" w:cs="Arial" w:eastAsia="Arial" w:hAnsi="Arial"/>
@@ -25110,7 +25110,7 @@
               <w:spacing w:after="10" w:before="0"/>
               <w:ind w:left="120"/>
             </w:pPr>
-            <w:hyperlink w:history="1" r:id="rIdyoxa8rzxi63v2cnh9wbnv">
+            <w:hyperlink w:history="1" r:id="rIdh_6yipoos932kutzkiszo">
               <w:r>
                 <w:rPr>
                   <w:rFonts w:ascii="Arial" w:cs="Arial" w:eastAsia="Arial" w:hAnsi="Arial"/>
@@ -25155,7 +25155,7 @@
             <w:pPr>
               <w:spacing w:after="20" w:before="0"/>
             </w:pPr>
-            <w:hyperlink w:history="1" r:id="rIdh3ir8ggbmmkcugwj5ywrn">
+            <w:hyperlink w:history="1" r:id="rIdvvyhis6frykzypt5f3e-n">
               <w:r>
                 <w:rPr>
                   <w:rFonts w:ascii="Arial" w:cs="Arial" w:eastAsia="Arial" w:hAnsi="Arial"/>
@@ -25188,7 +25188,7 @@
               <w:spacing w:after="10" w:before="0"/>
               <w:ind w:left="120"/>
             </w:pPr>
-            <w:hyperlink w:history="1" r:id="rIdae7qg4wqtq10w4m6zvui-">
+            <w:hyperlink w:history="1" r:id="rIdmvfiwcietsjwh31_ahzz_">
               <w:r>
                 <w:rPr>
                   <w:rFonts w:ascii="Arial" w:cs="Arial" w:eastAsia="Arial" w:hAnsi="Arial"/>
@@ -25383,7 +25383,7 @@
             <w:pPr>
               <w:spacing w:after="20" w:before="0"/>
             </w:pPr>
-            <w:hyperlink w:history="1" r:id="rIdyvxqin-6ggn0r-i4vbv2r">
+            <w:hyperlink w:history="1" r:id="rId_1pl_-sg6htgehph_wiv5">
               <w:r>
                 <w:rPr>
                   <w:rFonts w:ascii="Arial" w:cs="Arial" w:eastAsia="Arial" w:hAnsi="Arial"/>
@@ -25432,7 +25432,7 @@
               <w:spacing w:after="10" w:before="0"/>
               <w:ind w:left="120"/>
             </w:pPr>
-            <w:hyperlink w:history="1" r:id="rId_aziljpdcu4z2uojmdimj">
+            <w:hyperlink w:history="1" r:id="rIdzmgtayzgww1bcntxxbotp">
               <w:r>
                 <w:rPr>
                   <w:rFonts w:ascii="Arial" w:cs="Arial" w:eastAsia="Arial" w:hAnsi="Arial"/>
@@ -25477,7 +25477,7 @@
             <w:pPr>
               <w:spacing w:after="20" w:before="0"/>
             </w:pPr>
-            <w:hyperlink w:history="1" r:id="rIdzh2yzq94wup1gy0uw4qxz">
+            <w:hyperlink w:history="1" r:id="rIduh5txnyk9q--lno4igewl">
               <w:r>
                 <w:rPr>
                   <w:rFonts w:ascii="Arial" w:cs="Arial" w:eastAsia="Arial" w:hAnsi="Arial"/>
@@ -25510,7 +25510,7 @@
               <w:spacing w:after="10" w:before="0"/>
               <w:ind w:left="120"/>
             </w:pPr>
-            <w:hyperlink w:history="1" r:id="rIdjq7lk-r0lhm99gnyeg96f">
+            <w:hyperlink w:history="1" r:id="rIdqnct9l0-b8ic5mepqgltr">
               <w:r>
                 <w:rPr>
                   <w:rFonts w:ascii="Arial" w:cs="Arial" w:eastAsia="Arial" w:hAnsi="Arial"/>
@@ -26022,7 +26022,7 @@
         </w:rPr>
         <w:t xml:space="preserve">© 2026 SeaVuria and ARES. Aligned with KICD objectives. Developed by SeaVuria; technical implementation by ARES (with AI assistance from Claude). Licensed under </w:t>
       </w:r>
-      <w:hyperlink w:history="1" r:id="rId2hm8frgstmuq7qo0lgjtz">
+      <w:hyperlink w:history="1" r:id="rIdbduhiv6ly04ccrqd40gch">
         <w:r>
           <w:rPr>
             <w:rFonts w:ascii="Arial" w:cs="Arial" w:eastAsia="Arial" w:hAnsi="Arial"/>
@@ -26043,7 +26043,7 @@
         </w:rPr>
         <w:t xml:space="preserve"> (</w:t>
       </w:r>
-      <w:hyperlink w:history="1" r:id="rIdmd88javcdubbrmhc25egx">
+      <w:hyperlink w:history="1" r:id="rId4bkcjtdezy6sgteeqvcfz">
         <w:r>
           <w:rPr>
             <w:rFonts w:ascii="Arial" w:cs="Arial" w:eastAsia="Arial" w:hAnsi="Arial"/>

--- a/data/outputs/v2/Core_Mathematics/SS2.1_Similarity_and_Enlargement/Core_Mathematics_Similarity_and_Enlargement_CBE_LessonSequence.docx
+++ b/data/outputs/v2/Core_Mathematics/SS2.1_Similarity_and_Enlargement/Core_Mathematics_Similarity_and_Enlargement_CBE_LessonSequence.docx
@@ -2225,7 +2225,7 @@
         </w:rPr>
         <w:t xml:space="preserve">© 2026 SeaVuria and ARES. This work is licensed under a </w:t>
       </w:r>
-      <w:hyperlink w:history="1" r:id="rIdlsagkbrxxsxsgvbvae7l7">
+      <w:hyperlink w:history="1" r:id="rIdmznryzhlxqdo4mn-hyx4s">
         <w:r>
           <w:rPr>
             <w:rFonts w:ascii="Arial" w:cs="Arial" w:eastAsia="Arial" w:hAnsi="Arial"/>
@@ -2245,7 +2245,7 @@
         </w:rPr>
         <w:t xml:space="preserve"> (</w:t>
       </w:r>
-      <w:hyperlink w:history="1" r:id="rIdek62i6_wr3aaea4_673ze">
+      <w:hyperlink w:history="1" r:id="rIdrlezxrvo3w0w3irmyokob">
         <w:r>
           <w:rPr>
             <w:rFonts w:ascii="Arial" w:cs="Arial" w:eastAsia="Arial" w:hAnsi="Arial"/>
@@ -2265,7 +2265,7 @@
         </w:rPr>
         <w:t xml:space="preserve">). To view a copy of this license, visit </w:t>
       </w:r>
-      <w:hyperlink w:history="1" r:id="rId5ansxgq1jslz1fztynb4i">
+      <w:hyperlink w:history="1" r:id="rIdbyi6teeytwocjc5d_pn7k">
         <w:r>
           <w:rPr>
             <w:rFonts w:ascii="Arial" w:cs="Arial" w:eastAsia="Arial" w:hAnsi="Arial"/>
@@ -3277,7 +3277,7 @@
             <w:pPr>
               <w:spacing w:after="20" w:before="0"/>
             </w:pPr>
-            <w:hyperlink w:history="1" r:id="rId2ntvbrsx_vakgnfj9ix69">
+            <w:hyperlink w:history="1" r:id="rIdysx05z6gun9kbddhp8uiw">
               <w:r>
                 <w:rPr>
                   <w:rFonts w:ascii="Arial" w:cs="Arial" w:eastAsia="Arial" w:hAnsi="Arial"/>
@@ -3310,7 +3310,7 @@
               <w:spacing w:after="10" w:before="0"/>
               <w:ind w:left="120"/>
             </w:pPr>
-            <w:hyperlink w:history="1" r:id="rIdvslllduftdgnspy9xvinp">
+            <w:hyperlink w:history="1" r:id="rIdhx-e4spmidpljptgc4u5v">
               <w:r>
                 <w:rPr>
                   <w:rFonts w:ascii="Arial" w:cs="Arial" w:eastAsia="Arial" w:hAnsi="Arial"/>
@@ -3355,7 +3355,7 @@
             <w:pPr>
               <w:spacing w:after="20" w:before="0"/>
             </w:pPr>
-            <w:hyperlink w:history="1" r:id="rIdgtz_cle4k5hxnw4zpz9rx">
+            <w:hyperlink w:history="1" r:id="rIdoefqo6oboxtazqjyjb5yg">
               <w:r>
                 <w:rPr>
                   <w:rFonts w:ascii="Arial" w:cs="Arial" w:eastAsia="Arial" w:hAnsi="Arial"/>
@@ -3388,7 +3388,7 @@
               <w:spacing w:after="10" w:before="0"/>
               <w:ind w:left="120"/>
             </w:pPr>
-            <w:hyperlink w:history="1" r:id="rIdkgxzzg0cyt4milbanwroq">
+            <w:hyperlink w:history="1" r:id="rIdvfqghmq3ttogyuq43idxd">
               <w:r>
                 <w:rPr>
                   <w:rFonts w:ascii="Arial" w:cs="Arial" w:eastAsia="Arial" w:hAnsi="Arial"/>
@@ -3583,7 +3583,7 @@
             <w:pPr>
               <w:spacing w:after="20" w:before="0"/>
             </w:pPr>
-            <w:hyperlink w:history="1" r:id="rIdpg20qzcrmlgusgegamjku">
+            <w:hyperlink w:history="1" r:id="rIdrbfogjx8gqpektqglatv6">
               <w:r>
                 <w:rPr>
                   <w:rFonts w:ascii="Arial" w:cs="Arial" w:eastAsia="Arial" w:hAnsi="Arial"/>
@@ -3616,7 +3616,7 @@
               <w:spacing w:after="10" w:before="0"/>
               <w:ind w:left="120"/>
             </w:pPr>
-            <w:hyperlink w:history="1" r:id="rIdjpf_rxj-5kh1qrxqqkgrk">
+            <w:hyperlink w:history="1" r:id="rIdy6k1nsm2edbssbcpp9sza">
               <w:r>
                 <w:rPr>
                   <w:rFonts w:ascii="Arial" w:cs="Arial" w:eastAsia="Arial" w:hAnsi="Arial"/>
@@ -3661,7 +3661,7 @@
             <w:pPr>
               <w:spacing w:after="20" w:before="0"/>
             </w:pPr>
-            <w:hyperlink w:history="1" r:id="rId6rkijq3jqcw2wwj7fntjz">
+            <w:hyperlink w:history="1" r:id="rIdk8y8otdmf4xxx9krjczu4">
               <w:r>
                 <w:rPr>
                   <w:rFonts w:ascii="Arial" w:cs="Arial" w:eastAsia="Arial" w:hAnsi="Arial"/>
@@ -3694,7 +3694,7 @@
               <w:spacing w:after="10" w:before="0"/>
               <w:ind w:left="120"/>
             </w:pPr>
-            <w:hyperlink w:history="1" r:id="rIdoypwc5xmzldqiojchgjjx">
+            <w:hyperlink w:history="1" r:id="rIdyqgrfwce_f81cpldsdhcg">
               <w:r>
                 <w:rPr>
                   <w:rFonts w:ascii="Arial" w:cs="Arial" w:eastAsia="Arial" w:hAnsi="Arial"/>
@@ -3889,7 +3889,7 @@
             <w:pPr>
               <w:spacing w:after="20" w:before="0"/>
             </w:pPr>
-            <w:hyperlink w:history="1" r:id="rIdazlafp4xq5iwkb8xejj2y">
+            <w:hyperlink w:history="1" r:id="rIdblf6zgqg-_t1hpkxvzngr">
               <w:r>
                 <w:rPr>
                   <w:rFonts w:ascii="Arial" w:cs="Arial" w:eastAsia="Arial" w:hAnsi="Arial"/>
@@ -3938,7 +3938,7 @@
               <w:spacing w:after="10" w:before="0"/>
               <w:ind w:left="120"/>
             </w:pPr>
-            <w:hyperlink w:history="1" r:id="rId3rmpzgv-2quau7c061_vh">
+            <w:hyperlink w:history="1" r:id="rIdgyluxmepum5522lvflbbl">
               <w:r>
                 <w:rPr>
                   <w:rFonts w:ascii="Arial" w:cs="Arial" w:eastAsia="Arial" w:hAnsi="Arial"/>
@@ -3983,7 +3983,7 @@
             <w:pPr>
               <w:spacing w:after="20" w:before="0"/>
             </w:pPr>
-            <w:hyperlink w:history="1" r:id="rIdebixfts3lsj6obei5zob2">
+            <w:hyperlink w:history="1" r:id="rIdff9ezaxk0rb9-g2tiibyg">
               <w:r>
                 <w:rPr>
                   <w:rFonts w:ascii="Arial" w:cs="Arial" w:eastAsia="Arial" w:hAnsi="Arial"/>
@@ -4016,7 +4016,7 @@
               <w:spacing w:after="10" w:before="0"/>
               <w:ind w:left="120"/>
             </w:pPr>
-            <w:hyperlink w:history="1" r:id="rId6qphkb3ct4gy3vhfclfvy">
+            <w:hyperlink w:history="1" r:id="rIdzjp8pe73qk1sow6vxamjk">
               <w:r>
                 <w:rPr>
                   <w:rFonts w:ascii="Arial" w:cs="Arial" w:eastAsia="Arial" w:hAnsi="Arial"/>
@@ -4211,7 +4211,7 @@
             <w:pPr>
               <w:spacing w:after="20" w:before="0"/>
             </w:pPr>
-            <w:hyperlink w:history="1" r:id="rIdchxqjmnsxbfempiv4ehrc">
+            <w:hyperlink w:history="1" r:id="rIdbldekxsquq8mq3cob__lk">
               <w:r>
                 <w:rPr>
                   <w:rFonts w:ascii="Arial" w:cs="Arial" w:eastAsia="Arial" w:hAnsi="Arial"/>
@@ -4260,7 +4260,7 @@
               <w:spacing w:after="10" w:before="0"/>
               <w:ind w:left="120"/>
             </w:pPr>
-            <w:hyperlink w:history="1" r:id="rIdjn1nj_ysyy64gpqgpdnfv">
+            <w:hyperlink w:history="1" r:id="rIdqbhhsqedohcarkltgcrfo">
               <w:r>
                 <w:rPr>
                   <w:rFonts w:ascii="Arial" w:cs="Arial" w:eastAsia="Arial" w:hAnsi="Arial"/>
@@ -4305,7 +4305,7 @@
             <w:pPr>
               <w:spacing w:after="20" w:before="0"/>
             </w:pPr>
-            <w:hyperlink w:history="1" r:id="rIdsptyucchhjffd-orotcai">
+            <w:hyperlink w:history="1" r:id="rIdlqoenagy0w72x_bsxcrba">
               <w:r>
                 <w:rPr>
                   <w:rFonts w:ascii="Arial" w:cs="Arial" w:eastAsia="Arial" w:hAnsi="Arial"/>
@@ -4338,7 +4338,7 @@
               <w:spacing w:after="10" w:before="0"/>
               <w:ind w:left="120"/>
             </w:pPr>
-            <w:hyperlink w:history="1" r:id="rIdao0ghyirgfxqbp7jm4xa9">
+            <w:hyperlink w:history="1" r:id="rIdt8umy5arkzizdmmdar0uv">
               <w:r>
                 <w:rPr>
                   <w:rFonts w:ascii="Arial" w:cs="Arial" w:eastAsia="Arial" w:hAnsi="Arial"/>
@@ -4533,7 +4533,7 @@
             <w:pPr>
               <w:spacing w:after="20" w:before="0"/>
             </w:pPr>
-            <w:hyperlink w:history="1" r:id="rIdanfbclfxyjomosjbhjx58">
+            <w:hyperlink w:history="1" r:id="rIdpy1taxbtv88go9x6ij7p6">
               <w:r>
                 <w:rPr>
                   <w:rFonts w:ascii="Arial" w:cs="Arial" w:eastAsia="Arial" w:hAnsi="Arial"/>
@@ -4582,7 +4582,7 @@
               <w:spacing w:after="10" w:before="0"/>
               <w:ind w:left="120"/>
             </w:pPr>
-            <w:hyperlink w:history="1" r:id="rIddhhs2psyivi7mz6o7ku7j">
+            <w:hyperlink w:history="1" r:id="rIdm-nuvwecpa7b1iuvwsrnn">
               <w:r>
                 <w:rPr>
                   <w:rFonts w:ascii="Arial" w:cs="Arial" w:eastAsia="Arial" w:hAnsi="Arial"/>
@@ -4627,7 +4627,7 @@
             <w:pPr>
               <w:spacing w:after="20" w:before="0"/>
             </w:pPr>
-            <w:hyperlink w:history="1" r:id="rIdrcpvaqs4-7pu8emshkobx">
+            <w:hyperlink w:history="1" r:id="rIdrntgir1cwv6mmykhijbeh">
               <w:r>
                 <w:rPr>
                   <w:rFonts w:ascii="Arial" w:cs="Arial" w:eastAsia="Arial" w:hAnsi="Arial"/>
@@ -4660,7 +4660,7 @@
               <w:spacing w:after="10" w:before="0"/>
               <w:ind w:left="120"/>
             </w:pPr>
-            <w:hyperlink w:history="1" r:id="rIdwi2hlykg3amg4wrqfew8e">
+            <w:hyperlink w:history="1" r:id="rIdftuhfznxqqgtzzffhtomm">
               <w:r>
                 <w:rPr>
                   <w:rFonts w:ascii="Arial" w:cs="Arial" w:eastAsia="Arial" w:hAnsi="Arial"/>
@@ -5172,7 +5172,7 @@
         </w:rPr>
         <w:t xml:space="preserve">© 2026 SeaVuria and ARES. Aligned with KICD objectives. Developed by SeaVuria; technical implementation by ARES (with AI assistance from Claude). Licensed under </w:t>
       </w:r>
-      <w:hyperlink w:history="1" r:id="rId4eqnzmuwruhigsld9iy4i">
+      <w:hyperlink w:history="1" r:id="rIdtrwf90wgjbro1duzq8a53">
         <w:r>
           <w:rPr>
             <w:rFonts w:ascii="Arial" w:cs="Arial" w:eastAsia="Arial" w:hAnsi="Arial"/>
@@ -5193,7 +5193,7 @@
         </w:rPr>
         <w:t xml:space="preserve"> (</w:t>
       </w:r>
-      <w:hyperlink w:history="1" r:id="rIdepi26pig4rqchoopwbx85">
+      <w:hyperlink w:history="1" r:id="rIdm5gj2lb4wurn3f8hjzrvl">
         <w:r>
           <w:rPr>
             <w:rFonts w:ascii="Arial" w:cs="Arial" w:eastAsia="Arial" w:hAnsi="Arial"/>
@@ -6365,7 +6365,7 @@
             <w:pPr>
               <w:spacing w:after="20" w:before="0"/>
             </w:pPr>
-            <w:hyperlink w:history="1" r:id="rIdmb08klwpuvr38x63thmmn">
+            <w:hyperlink w:history="1" r:id="rId6bt_mgujvpqzf3_nlfzuk">
               <w:r>
                 <w:rPr>
                   <w:rFonts w:ascii="Arial" w:cs="Arial" w:eastAsia="Arial" w:hAnsi="Arial"/>
@@ -6398,7 +6398,7 @@
               <w:spacing w:after="10" w:before="0"/>
               <w:ind w:left="120"/>
             </w:pPr>
-            <w:hyperlink w:history="1" r:id="rId38lb5nmxqggeg2tis4tiw">
+            <w:hyperlink w:history="1" r:id="rIdbc73teuk7lpx0ixblrmqg">
               <w:r>
                 <w:rPr>
                   <w:rFonts w:ascii="Arial" w:cs="Arial" w:eastAsia="Arial" w:hAnsi="Arial"/>
@@ -6443,7 +6443,7 @@
             <w:pPr>
               <w:spacing w:after="20" w:before="0"/>
             </w:pPr>
-            <w:hyperlink w:history="1" r:id="rIdfrliu3opezfo_q-atzu39">
+            <w:hyperlink w:history="1" r:id="rId1baxy2jftlcb6acc55gxq">
               <w:r>
                 <w:rPr>
                   <w:rFonts w:ascii="Arial" w:cs="Arial" w:eastAsia="Arial" w:hAnsi="Arial"/>
@@ -6476,7 +6476,7 @@
               <w:spacing w:after="10" w:before="0"/>
               <w:ind w:left="120"/>
             </w:pPr>
-            <w:hyperlink w:history="1" r:id="rIder-qcazphj2hzvzvvmij2">
+            <w:hyperlink w:history="1" r:id="rId-bmhpp7tox6aqycbk1y2k">
               <w:r>
                 <w:rPr>
                   <w:rFonts w:ascii="Arial" w:cs="Arial" w:eastAsia="Arial" w:hAnsi="Arial"/>
@@ -6671,7 +6671,7 @@
             <w:pPr>
               <w:spacing w:after="20" w:before="0"/>
             </w:pPr>
-            <w:hyperlink w:history="1" r:id="rIdmtbwhgaoxlfjeyf4naoej">
+            <w:hyperlink w:history="1" r:id="rIdhncwmgcpiq9qtjik2nta7">
               <w:r>
                 <w:rPr>
                   <w:rFonts w:ascii="Arial" w:cs="Arial" w:eastAsia="Arial" w:hAnsi="Arial"/>
@@ -6704,7 +6704,7 @@
               <w:spacing w:after="10" w:before="0"/>
               <w:ind w:left="120"/>
             </w:pPr>
-            <w:hyperlink w:history="1" r:id="rIdirn-s4pj6uecxpq7wy8ab">
+            <w:hyperlink w:history="1" r:id="rIdf6d-svjlyijfc-sspmsn3">
               <w:r>
                 <w:rPr>
                   <w:rFonts w:ascii="Arial" w:cs="Arial" w:eastAsia="Arial" w:hAnsi="Arial"/>
@@ -6749,7 +6749,7 @@
             <w:pPr>
               <w:spacing w:after="20" w:before="0"/>
             </w:pPr>
-            <w:hyperlink w:history="1" r:id="rId8fslxupfsr81c28qf4wpr">
+            <w:hyperlink w:history="1" r:id="rIdyvy3r_7r1eh3mskdt0pyg">
               <w:r>
                 <w:rPr>
                   <w:rFonts w:ascii="Arial" w:cs="Arial" w:eastAsia="Arial" w:hAnsi="Arial"/>
@@ -6782,7 +6782,7 @@
               <w:spacing w:after="10" w:before="0"/>
               <w:ind w:left="120"/>
             </w:pPr>
-            <w:hyperlink w:history="1" r:id="rId_ikh3-9-54ovadxmct50b">
+            <w:hyperlink w:history="1" r:id="rIddmgxsg5kmjnqvocpxioeq">
               <w:r>
                 <w:rPr>
                   <w:rFonts w:ascii="Arial" w:cs="Arial" w:eastAsia="Arial" w:hAnsi="Arial"/>
@@ -6977,7 +6977,7 @@
             <w:pPr>
               <w:spacing w:after="20" w:before="0"/>
             </w:pPr>
-            <w:hyperlink w:history="1" r:id="rIdtlulzd7gx-jwrfedw5_tx">
+            <w:hyperlink w:history="1" r:id="rIdtc6hti5d4nndahavnmx0r">
               <w:r>
                 <w:rPr>
                   <w:rFonts w:ascii="Arial" w:cs="Arial" w:eastAsia="Arial" w:hAnsi="Arial"/>
@@ -7010,7 +7010,7 @@
               <w:spacing w:after="10" w:before="0"/>
               <w:ind w:left="120"/>
             </w:pPr>
-            <w:hyperlink w:history="1" r:id="rIdkgcoh4uvr6ollfihxke1x">
+            <w:hyperlink w:history="1" r:id="rIddrz-qnh1br4rmiunjwdyu">
               <w:r>
                 <w:rPr>
                   <w:rFonts w:ascii="Arial" w:cs="Arial" w:eastAsia="Arial" w:hAnsi="Arial"/>
@@ -7055,7 +7055,7 @@
             <w:pPr>
               <w:spacing w:after="20" w:before="0"/>
             </w:pPr>
-            <w:hyperlink w:history="1" r:id="rIdfdp4cdh5ubolbkxwcwq5t">
+            <w:hyperlink w:history="1" r:id="rIdrc6uo-h94wtxuqnho2kh2">
               <w:r>
                 <w:rPr>
                   <w:rFonts w:ascii="Arial" w:cs="Arial" w:eastAsia="Arial" w:hAnsi="Arial"/>
@@ -7088,7 +7088,7 @@
               <w:spacing w:after="10" w:before="0"/>
               <w:ind w:left="120"/>
             </w:pPr>
-            <w:hyperlink w:history="1" r:id="rIdyssd9pva07q7xjqh7d65h">
+            <w:hyperlink w:history="1" r:id="rIdrya3dk_3ogknatrzt1kel">
               <w:r>
                 <w:rPr>
                   <w:rFonts w:ascii="Arial" w:cs="Arial" w:eastAsia="Arial" w:hAnsi="Arial"/>
@@ -7283,7 +7283,7 @@
             <w:pPr>
               <w:spacing w:after="20" w:before="0"/>
             </w:pPr>
-            <w:hyperlink w:history="1" r:id="rIdwrea9xc022lngq2nzhdq8">
+            <w:hyperlink w:history="1" r:id="rIdyo8gpy2ocrzfpo0kdikun">
               <w:r>
                 <w:rPr>
                   <w:rFonts w:ascii="Arial" w:cs="Arial" w:eastAsia="Arial" w:hAnsi="Arial"/>
@@ -7316,7 +7316,7 @@
               <w:spacing w:after="10" w:before="0"/>
               <w:ind w:left="120"/>
             </w:pPr>
-            <w:hyperlink w:history="1" r:id="rIdkmzxdwwssa_0gipbtfmft">
+            <w:hyperlink w:history="1" r:id="rIdaz6ouwxng8jv6eie9t-wk">
               <w:r>
                 <w:rPr>
                   <w:rFonts w:ascii="Arial" w:cs="Arial" w:eastAsia="Arial" w:hAnsi="Arial"/>
@@ -7361,7 +7361,7 @@
             <w:pPr>
               <w:spacing w:after="20" w:before="0"/>
             </w:pPr>
-            <w:hyperlink w:history="1" r:id="rIdpxfregd5ixi-9trvtben1">
+            <w:hyperlink w:history="1" r:id="rIduwlowqlqq0azhxzvbggdw">
               <w:r>
                 <w:rPr>
                   <w:rFonts w:ascii="Arial" w:cs="Arial" w:eastAsia="Arial" w:hAnsi="Arial"/>
@@ -7394,7 +7394,7 @@
               <w:spacing w:after="10" w:before="0"/>
               <w:ind w:left="120"/>
             </w:pPr>
-            <w:hyperlink w:history="1" r:id="rIdf_jt4xqxhc1hdkjtfrkm0">
+            <w:hyperlink w:history="1" r:id="rId2afxo4xqkijto1qimc_45">
               <w:r>
                 <w:rPr>
                   <w:rFonts w:ascii="Arial" w:cs="Arial" w:eastAsia="Arial" w:hAnsi="Arial"/>
@@ -7589,7 +7589,7 @@
             <w:pPr>
               <w:spacing w:after="20" w:before="0"/>
             </w:pPr>
-            <w:hyperlink w:history="1" r:id="rId86afzosefvgvmpguweswh">
+            <w:hyperlink w:history="1" r:id="rIdzkuuehztjkxpmv-ti9kq9">
               <w:r>
                 <w:rPr>
                   <w:rFonts w:ascii="Arial" w:cs="Arial" w:eastAsia="Arial" w:hAnsi="Arial"/>
@@ -7638,7 +7638,7 @@
               <w:spacing w:after="10" w:before="0"/>
               <w:ind w:left="120"/>
             </w:pPr>
-            <w:hyperlink w:history="1" r:id="rIdy6wpc45bu0rislkyfo2va">
+            <w:hyperlink w:history="1" r:id="rIdycuxrjmreslrlaskftr9n">
               <w:r>
                 <w:rPr>
                   <w:rFonts w:ascii="Arial" w:cs="Arial" w:eastAsia="Arial" w:hAnsi="Arial"/>
@@ -7683,7 +7683,7 @@
             <w:pPr>
               <w:spacing w:after="20" w:before="0"/>
             </w:pPr>
-            <w:hyperlink w:history="1" r:id="rIdstkazawotcmkmjxcysuym">
+            <w:hyperlink w:history="1" r:id="rIdhn6mazyyefqzvspquttcf">
               <w:r>
                 <w:rPr>
                   <w:rFonts w:ascii="Arial" w:cs="Arial" w:eastAsia="Arial" w:hAnsi="Arial"/>
@@ -7732,7 +7732,7 @@
               <w:spacing w:after="10" w:before="0"/>
               <w:ind w:left="120"/>
             </w:pPr>
-            <w:hyperlink w:history="1" r:id="rId0_kfzp3kudk41oo9qw4iz">
+            <w:hyperlink w:history="1" r:id="rIdvqib6ztsapwndfe85yd4q">
               <w:r>
                 <w:rPr>
                   <w:rFonts w:ascii="Arial" w:cs="Arial" w:eastAsia="Arial" w:hAnsi="Arial"/>
@@ -8320,7 +8320,7 @@
         </w:rPr>
         <w:t xml:space="preserve">© 2026 SeaVuria and ARES. Aligned with KICD objectives. Developed by SeaVuria; technical implementation by ARES (with AI assistance from Claude). Licensed under </w:t>
       </w:r>
-      <w:hyperlink w:history="1" r:id="rIdeshvuzbmtp1y1miefg17z">
+      <w:hyperlink w:history="1" r:id="rId7u4_uaz0wchclzyco4mnx">
         <w:r>
           <w:rPr>
             <w:rFonts w:ascii="Arial" w:cs="Arial" w:eastAsia="Arial" w:hAnsi="Arial"/>
@@ -8341,7 +8341,7 @@
         </w:rPr>
         <w:t xml:space="preserve"> (</w:t>
       </w:r>
-      <w:hyperlink w:history="1" r:id="rId-cwzbgusaw7z_7ax2ml6u">
+      <w:hyperlink w:history="1" r:id="rId6odpchpddroxas4pmdbzd">
         <w:r>
           <w:rPr>
             <w:rFonts w:ascii="Arial" w:cs="Arial" w:eastAsia="Arial" w:hAnsi="Arial"/>
@@ -9354,7 +9354,7 @@
             <w:pPr>
               <w:spacing w:after="20" w:before="0"/>
             </w:pPr>
-            <w:hyperlink w:history="1" r:id="rIduroyrpbkyechawpnknnjj">
+            <w:hyperlink w:history="1" r:id="rIdhhtexsgsmuqfbdoy2tlmp">
               <w:r>
                 <w:rPr>
                   <w:rFonts w:ascii="Arial" w:cs="Arial" w:eastAsia="Arial" w:hAnsi="Arial"/>
@@ -9387,7 +9387,7 @@
               <w:spacing w:after="10" w:before="0"/>
               <w:ind w:left="120"/>
             </w:pPr>
-            <w:hyperlink w:history="1" r:id="rIda6znkvtdbfmoawctwzdzz">
+            <w:hyperlink w:history="1" r:id="rIdnd1ri8s_r__2jcumqkosq">
               <w:r>
                 <w:rPr>
                   <w:rFonts w:ascii="Arial" w:cs="Arial" w:eastAsia="Arial" w:hAnsi="Arial"/>
@@ -9432,7 +9432,7 @@
             <w:pPr>
               <w:spacing w:after="20" w:before="0"/>
             </w:pPr>
-            <w:hyperlink w:history="1" r:id="rId6zy-paeehtw-ure-z0vla">
+            <w:hyperlink w:history="1" r:id="rIdb8op47t1l12drpzwscaba">
               <w:r>
                 <w:rPr>
                   <w:rFonts w:ascii="Arial" w:cs="Arial" w:eastAsia="Arial" w:hAnsi="Arial"/>
@@ -9465,7 +9465,7 @@
               <w:spacing w:after="10" w:before="0"/>
               <w:ind w:left="120"/>
             </w:pPr>
-            <w:hyperlink w:history="1" r:id="rIdtnzfxlhwa6yjk4egfcwap">
+            <w:hyperlink w:history="1" r:id="rIdylgkly-zunmgixyqrykgf">
               <w:r>
                 <w:rPr>
                   <w:rFonts w:ascii="Arial" w:cs="Arial" w:eastAsia="Arial" w:hAnsi="Arial"/>
@@ -9660,7 +9660,7 @@
             <w:pPr>
               <w:spacing w:after="20" w:before="0"/>
             </w:pPr>
-            <w:hyperlink w:history="1" r:id="rIdfpw6qkkoee2niq8d-amxy">
+            <w:hyperlink w:history="1" r:id="rIdisiczj9wmackp_bf_zvyh">
               <w:r>
                 <w:rPr>
                   <w:rFonts w:ascii="Arial" w:cs="Arial" w:eastAsia="Arial" w:hAnsi="Arial"/>
@@ -9693,7 +9693,7 @@
               <w:spacing w:after="10" w:before="0"/>
               <w:ind w:left="120"/>
             </w:pPr>
-            <w:hyperlink w:history="1" r:id="rIdbeob0xllwsatlkcahn4rd">
+            <w:hyperlink w:history="1" r:id="rIdxwricyi3tecva3nyraiuu">
               <w:r>
                 <w:rPr>
                   <w:rFonts w:ascii="Arial" w:cs="Arial" w:eastAsia="Arial" w:hAnsi="Arial"/>
@@ -9738,7 +9738,7 @@
             <w:pPr>
               <w:spacing w:after="20" w:before="0"/>
             </w:pPr>
-            <w:hyperlink w:history="1" r:id="rIdpece-5sdwbeek5sak0fnt">
+            <w:hyperlink w:history="1" r:id="rIdmnlcuzfav7kammcfc5qvt">
               <w:r>
                 <w:rPr>
                   <w:rFonts w:ascii="Arial" w:cs="Arial" w:eastAsia="Arial" w:hAnsi="Arial"/>
@@ -9771,7 +9771,7 @@
               <w:spacing w:after="10" w:before="0"/>
               <w:ind w:left="120"/>
             </w:pPr>
-            <w:hyperlink w:history="1" r:id="rIdlzsstimhocrxeyqpifgnw">
+            <w:hyperlink w:history="1" r:id="rIdxybhixykvaitkbsr4vqtp">
               <w:r>
                 <w:rPr>
                   <w:rFonts w:ascii="Arial" w:cs="Arial" w:eastAsia="Arial" w:hAnsi="Arial"/>
@@ -9966,7 +9966,7 @@
             <w:pPr>
               <w:spacing w:after="20" w:before="0"/>
             </w:pPr>
-            <w:hyperlink w:history="1" r:id="rId0aqhzskqaaumrzywjnb2m">
+            <w:hyperlink w:history="1" r:id="rIday2esmmhcyrb05lrztevl">
               <w:r>
                 <w:rPr>
                   <w:rFonts w:ascii="Arial" w:cs="Arial" w:eastAsia="Arial" w:hAnsi="Arial"/>
@@ -9999,7 +9999,7 @@
               <w:spacing w:after="10" w:before="0"/>
               <w:ind w:left="120"/>
             </w:pPr>
-            <w:hyperlink w:history="1" r:id="rId4uo7lvgfbob8_prownr6m">
+            <w:hyperlink w:history="1" r:id="rIdewa7zrbki1bnwjk8c5hi6">
               <w:r>
                 <w:rPr>
                   <w:rFonts w:ascii="Arial" w:cs="Arial" w:eastAsia="Arial" w:hAnsi="Arial"/>
@@ -10044,7 +10044,7 @@
             <w:pPr>
               <w:spacing w:after="20" w:before="0"/>
             </w:pPr>
-            <w:hyperlink w:history="1" r:id="rIda7o3zd255njyrltvwl-zq">
+            <w:hyperlink w:history="1" r:id="rIdgrqyrg4rhcfm8dywrtugw">
               <w:r>
                 <w:rPr>
                   <w:rFonts w:ascii="Arial" w:cs="Arial" w:eastAsia="Arial" w:hAnsi="Arial"/>
@@ -10077,7 +10077,7 @@
               <w:spacing w:after="10" w:before="0"/>
               <w:ind w:left="120"/>
             </w:pPr>
-            <w:hyperlink w:history="1" r:id="rIdch4d-qeinnrtbocneogdo">
+            <w:hyperlink w:history="1" r:id="rIdokbkgw42g0lyegx46a-td">
               <w:r>
                 <w:rPr>
                   <w:rFonts w:ascii="Arial" w:cs="Arial" w:eastAsia="Arial" w:hAnsi="Arial"/>
@@ -10272,7 +10272,7 @@
             <w:pPr>
               <w:spacing w:after="20" w:before="0"/>
             </w:pPr>
-            <w:hyperlink w:history="1" r:id="rIdek06wf3sy1xukryxtezkq">
+            <w:hyperlink w:history="1" r:id="rIdiasb4yp83a5kjvcmxadjx">
               <w:r>
                 <w:rPr>
                   <w:rFonts w:ascii="Arial" w:cs="Arial" w:eastAsia="Arial" w:hAnsi="Arial"/>
@@ -10305,7 +10305,7 @@
               <w:spacing w:after="10" w:before="0"/>
               <w:ind w:left="120"/>
             </w:pPr>
-            <w:hyperlink w:history="1" r:id="rIdlzbgrjwtt9wesq9ke12od">
+            <w:hyperlink w:history="1" r:id="rIdw0zitfovu1nd2k9ptrfsh">
               <w:r>
                 <w:rPr>
                   <w:rFonts w:ascii="Arial" w:cs="Arial" w:eastAsia="Arial" w:hAnsi="Arial"/>
@@ -10350,7 +10350,7 @@
             <w:pPr>
               <w:spacing w:after="20" w:before="0"/>
             </w:pPr>
-            <w:hyperlink w:history="1" r:id="rIdp9foxchx6jnwq91p_4_v2">
+            <w:hyperlink w:history="1" r:id="rIdpog_djd1lx_g_9ovqkhy2">
               <w:r>
                 <w:rPr>
                   <w:rFonts w:ascii="Arial" w:cs="Arial" w:eastAsia="Arial" w:hAnsi="Arial"/>
@@ -10383,7 +10383,7 @@
               <w:spacing w:after="10" w:before="0"/>
               <w:ind w:left="120"/>
             </w:pPr>
-            <w:hyperlink w:history="1" r:id="rIda9hwokaqiws2-74090ww6">
+            <w:hyperlink w:history="1" r:id="rIdm3srq3gn6c-ewjnh46bju">
               <w:r>
                 <w:rPr>
                   <w:rFonts w:ascii="Arial" w:cs="Arial" w:eastAsia="Arial" w:hAnsi="Arial"/>
@@ -10578,7 +10578,7 @@
             <w:pPr>
               <w:spacing w:after="20" w:before="0"/>
             </w:pPr>
-            <w:hyperlink w:history="1" r:id="rId_iazmkjvnilri6dpudcju">
+            <w:hyperlink w:history="1" r:id="rId8f-daytx-3ftbphifvcdp">
               <w:r>
                 <w:rPr>
                   <w:rFonts w:ascii="Arial" w:cs="Arial" w:eastAsia="Arial" w:hAnsi="Arial"/>
@@ -10627,7 +10627,7 @@
               <w:spacing w:after="10" w:before="0"/>
               <w:ind w:left="120"/>
             </w:pPr>
-            <w:hyperlink w:history="1" r:id="rIdth65a54uujxcwxdcamnfu">
+            <w:hyperlink w:history="1" r:id="rIdqr08xynmasfap5j8ykkvc">
               <w:r>
                 <w:rPr>
                   <w:rFonts w:ascii="Arial" w:cs="Arial" w:eastAsia="Arial" w:hAnsi="Arial"/>
@@ -10672,7 +10672,7 @@
             <w:pPr>
               <w:spacing w:after="20" w:before="0"/>
             </w:pPr>
-            <w:hyperlink w:history="1" r:id="rIdxpcqttqlqtfegjib4zmdj">
+            <w:hyperlink w:history="1" r:id="rIdn8treqpgfgge64iwoh36p">
               <w:r>
                 <w:rPr>
                   <w:rFonts w:ascii="Arial" w:cs="Arial" w:eastAsia="Arial" w:hAnsi="Arial"/>
@@ -10721,7 +10721,7 @@
               <w:spacing w:after="10" w:before="0"/>
               <w:ind w:left="120"/>
             </w:pPr>
-            <w:hyperlink w:history="1" r:id="rIddpnhuozeef0scynuslb_t">
+            <w:hyperlink w:history="1" r:id="rIdcgxcth2pegoau_g7abiej">
               <w:r>
                 <w:rPr>
                   <w:rFonts w:ascii="Arial" w:cs="Arial" w:eastAsia="Arial" w:hAnsi="Arial"/>
@@ -11233,7 +11233,7 @@
         </w:rPr>
         <w:t xml:space="preserve">© 2026 SeaVuria and ARES. Aligned with KICD objectives. Developed by SeaVuria; technical implementation by ARES (with AI assistance from Claude). Licensed under </w:t>
       </w:r>
-      <w:hyperlink w:history="1" r:id="rIdvsidibdaksr8pvltavlyk">
+      <w:hyperlink w:history="1" r:id="rIdddvsq6y4cl7bdoevaean_">
         <w:r>
           <w:rPr>
             <w:rFonts w:ascii="Arial" w:cs="Arial" w:eastAsia="Arial" w:hAnsi="Arial"/>
@@ -11254,7 +11254,7 @@
         </w:rPr>
         <w:t xml:space="preserve"> (</w:t>
       </w:r>
-      <w:hyperlink w:history="1" r:id="rIdxcpk44fj-pyblgdv1-rq3">
+      <w:hyperlink w:history="1" r:id="rIdvnlsif8hny4vi96u2-hbf">
         <w:r>
           <w:rPr>
             <w:rFonts w:ascii="Arial" w:cs="Arial" w:eastAsia="Arial" w:hAnsi="Arial"/>
@@ -12267,7 +12267,7 @@
             <w:pPr>
               <w:spacing w:after="20" w:before="0"/>
             </w:pPr>
-            <w:hyperlink w:history="1" r:id="rIdgu9cs01uegt-chgs2n8qc">
+            <w:hyperlink w:history="1" r:id="rIdzjgi8xkdq8inbw6cyjsea">
               <w:r>
                 <w:rPr>
                   <w:rFonts w:ascii="Arial" w:cs="Arial" w:eastAsia="Arial" w:hAnsi="Arial"/>
@@ -12300,7 +12300,7 @@
               <w:spacing w:after="10" w:before="0"/>
               <w:ind w:left="120"/>
             </w:pPr>
-            <w:hyperlink w:history="1" r:id="rIdthqs8hrkwkiei2orclz-h">
+            <w:hyperlink w:history="1" r:id="rId6l_r5xhtks24fewajk1kp">
               <w:r>
                 <w:rPr>
                   <w:rFonts w:ascii="Arial" w:cs="Arial" w:eastAsia="Arial" w:hAnsi="Arial"/>
@@ -12345,7 +12345,7 @@
             <w:pPr>
               <w:spacing w:after="20" w:before="0"/>
             </w:pPr>
-            <w:hyperlink w:history="1" r:id="rId_fk_llqkropmwppiuxnu8">
+            <w:hyperlink w:history="1" r:id="rIdupqf72feywaa7mzbtennt">
               <w:r>
                 <w:rPr>
                   <w:rFonts w:ascii="Arial" w:cs="Arial" w:eastAsia="Arial" w:hAnsi="Arial"/>
@@ -12378,7 +12378,7 @@
               <w:spacing w:after="10" w:before="0"/>
               <w:ind w:left="120"/>
             </w:pPr>
-            <w:hyperlink w:history="1" r:id="rIdyte4lrbtai2z5mdtuhaet">
+            <w:hyperlink w:history="1" r:id="rIdkclvxamgzeiehootdc-z3">
               <w:r>
                 <w:rPr>
                   <w:rFonts w:ascii="Arial" w:cs="Arial" w:eastAsia="Arial" w:hAnsi="Arial"/>
@@ -12573,7 +12573,7 @@
             <w:pPr>
               <w:spacing w:after="20" w:before="0"/>
             </w:pPr>
-            <w:hyperlink w:history="1" r:id="rIdmdizfccbuyyt5my-tvtyt">
+            <w:hyperlink w:history="1" r:id="rIdchgqbqdx_dahlyvegk7gb">
               <w:r>
                 <w:rPr>
                   <w:rFonts w:ascii="Arial" w:cs="Arial" w:eastAsia="Arial" w:hAnsi="Arial"/>
@@ -12606,7 +12606,7 @@
               <w:spacing w:after="10" w:before="0"/>
               <w:ind w:left="120"/>
             </w:pPr>
-            <w:hyperlink w:history="1" r:id="rIda4p29gqzheyajdih5twci">
+            <w:hyperlink w:history="1" r:id="rIduzkn7djrkygsflbtb_b3l">
               <w:r>
                 <w:rPr>
                   <w:rFonts w:ascii="Arial" w:cs="Arial" w:eastAsia="Arial" w:hAnsi="Arial"/>
@@ -12651,7 +12651,7 @@
             <w:pPr>
               <w:spacing w:after="20" w:before="0"/>
             </w:pPr>
-            <w:hyperlink w:history="1" r:id="rIdpetbzjkxybexx_uygocc2">
+            <w:hyperlink w:history="1" r:id="rId9gp9mf--ybhcasewhynx0">
               <w:r>
                 <w:rPr>
                   <w:rFonts w:ascii="Arial" w:cs="Arial" w:eastAsia="Arial" w:hAnsi="Arial"/>
@@ -12684,7 +12684,7 @@
               <w:spacing w:after="10" w:before="0"/>
               <w:ind w:left="120"/>
             </w:pPr>
-            <w:hyperlink w:history="1" r:id="rIdlc-2eysn2z5bn03-rlto1">
+            <w:hyperlink w:history="1" r:id="rIdbvvw5g4ebkovl5fes3pr7">
               <w:r>
                 <w:rPr>
                   <w:rFonts w:ascii="Arial" w:cs="Arial" w:eastAsia="Arial" w:hAnsi="Arial"/>
@@ -12879,7 +12879,7 @@
             <w:pPr>
               <w:spacing w:after="20" w:before="0"/>
             </w:pPr>
-            <w:hyperlink w:history="1" r:id="rIdy4cmtqjw7slcwnj6ylurs">
+            <w:hyperlink w:history="1" r:id="rIdgqaclmesizgoo8ic4umxf">
               <w:r>
                 <w:rPr>
                   <w:rFonts w:ascii="Arial" w:cs="Arial" w:eastAsia="Arial" w:hAnsi="Arial"/>
@@ -12928,7 +12928,7 @@
               <w:spacing w:after="10" w:before="0"/>
               <w:ind w:left="120"/>
             </w:pPr>
-            <w:hyperlink w:history="1" r:id="rIdbt5zc6pe_stpnot36gjlf">
+            <w:hyperlink w:history="1" r:id="rIdet7z-oi0qqiviurwf4h3x">
               <w:r>
                 <w:rPr>
                   <w:rFonts w:ascii="Arial" w:cs="Arial" w:eastAsia="Arial" w:hAnsi="Arial"/>
@@ -12973,7 +12973,7 @@
             <w:pPr>
               <w:spacing w:after="20" w:before="0"/>
             </w:pPr>
-            <w:hyperlink w:history="1" r:id="rIdkmbetpogla3r1qh9y4xch">
+            <w:hyperlink w:history="1" r:id="rId9dn400diplgqayyux18tf">
               <w:r>
                 <w:rPr>
                   <w:rFonts w:ascii="Arial" w:cs="Arial" w:eastAsia="Arial" w:hAnsi="Arial"/>
@@ -13022,7 +13022,7 @@
               <w:spacing w:after="10" w:before="0"/>
               <w:ind w:left="120"/>
             </w:pPr>
-            <w:hyperlink w:history="1" r:id="rIdztzji6kpkiwuupuk-6tln">
+            <w:hyperlink w:history="1" r:id="rIdn2vpk1hrm8xedb4odbieq">
               <w:r>
                 <w:rPr>
                   <w:rFonts w:ascii="Arial" w:cs="Arial" w:eastAsia="Arial" w:hAnsi="Arial"/>
@@ -13217,7 +13217,7 @@
             <w:pPr>
               <w:spacing w:after="20" w:before="0"/>
             </w:pPr>
-            <w:hyperlink w:history="1" r:id="rIdtww1sy9xifafk1qknuviu">
+            <w:hyperlink w:history="1" r:id="rIdprzbtdgtr_-z2rgxw136g">
               <w:r>
                 <w:rPr>
                   <w:rFonts w:ascii="Arial" w:cs="Arial" w:eastAsia="Arial" w:hAnsi="Arial"/>
@@ -13266,7 +13266,7 @@
               <w:spacing w:after="10" w:before="0"/>
               <w:ind w:left="120"/>
             </w:pPr>
-            <w:hyperlink w:history="1" r:id="rIdit1x1bovffa0hcveferlb">
+            <w:hyperlink w:history="1" r:id="rIdrmatbvgr2oqmhjkqwntm-">
               <w:r>
                 <w:rPr>
                   <w:rFonts w:ascii="Arial" w:cs="Arial" w:eastAsia="Arial" w:hAnsi="Arial"/>
@@ -13311,7 +13311,7 @@
             <w:pPr>
               <w:spacing w:after="20" w:before="0"/>
             </w:pPr>
-            <w:hyperlink w:history="1" r:id="rIdstj14kg8pnvxjh0rc0ais">
+            <w:hyperlink w:history="1" r:id="rIde5v3ggke-jqj2tnhoyjf9">
               <w:r>
                 <w:rPr>
                   <w:rFonts w:ascii="Arial" w:cs="Arial" w:eastAsia="Arial" w:hAnsi="Arial"/>
@@ -13360,7 +13360,7 @@
               <w:spacing w:after="10" w:before="0"/>
               <w:ind w:left="120"/>
             </w:pPr>
-            <w:hyperlink w:history="1" r:id="rIdolybavpbsuznq3kfatmyx">
+            <w:hyperlink w:history="1" r:id="rId5b9wumtxjul9gj30ug_-d">
               <w:r>
                 <w:rPr>
                   <w:rFonts w:ascii="Arial" w:cs="Arial" w:eastAsia="Arial" w:hAnsi="Arial"/>
@@ -13555,7 +13555,7 @@
             <w:pPr>
               <w:spacing w:after="20" w:before="0"/>
             </w:pPr>
-            <w:hyperlink w:history="1" r:id="rId1mkdlezh0cj0srroge8ph">
+            <w:hyperlink w:history="1" r:id="rIduolotk8umxo0hlqhwsqqz">
               <w:r>
                 <w:rPr>
                   <w:rFonts w:ascii="Arial" w:cs="Arial" w:eastAsia="Arial" w:hAnsi="Arial"/>
@@ -13604,7 +13604,7 @@
               <w:spacing w:after="10" w:before="0"/>
               <w:ind w:left="120"/>
             </w:pPr>
-            <w:hyperlink w:history="1" r:id="rIdzx5obxt_rgmaxivm_tq2t">
+            <w:hyperlink w:history="1" r:id="rIde1kmplifcdzx-umlcyzb3">
               <w:r>
                 <w:rPr>
                   <w:rFonts w:ascii="Arial" w:cs="Arial" w:eastAsia="Arial" w:hAnsi="Arial"/>
@@ -13649,7 +13649,7 @@
             <w:pPr>
               <w:spacing w:after="20" w:before="0"/>
             </w:pPr>
-            <w:hyperlink w:history="1" r:id="rIdyadbntsqxcq5y9ebf1kri">
+            <w:hyperlink w:history="1" r:id="rIdib1frgsek78zgiwp5bzrc">
               <w:r>
                 <w:rPr>
                   <w:rFonts w:ascii="Arial" w:cs="Arial" w:eastAsia="Arial" w:hAnsi="Arial"/>
@@ -13682,7 +13682,7 @@
               <w:spacing w:after="10" w:before="0"/>
               <w:ind w:left="120"/>
             </w:pPr>
-            <w:hyperlink w:history="1" r:id="rIdw0jhlqlexsolv5hhfx2go">
+            <w:hyperlink w:history="1" r:id="rId_o0xp--ckte9kegcklmm8">
               <w:r>
                 <w:rPr>
                   <w:rFonts w:ascii="Arial" w:cs="Arial" w:eastAsia="Arial" w:hAnsi="Arial"/>
@@ -14194,7 +14194,7 @@
         </w:rPr>
         <w:t xml:space="preserve">© 2026 SeaVuria and ARES. Aligned with KICD objectives. Developed by SeaVuria; technical implementation by ARES (with AI assistance from Claude). Licensed under </w:t>
       </w:r>
-      <w:hyperlink w:history="1" r:id="rIdnimqgz986n27wbfsl5q0f">
+      <w:hyperlink w:history="1" r:id="rId44vxd46pcemm9ax7bw9vf">
         <w:r>
           <w:rPr>
             <w:rFonts w:ascii="Arial" w:cs="Arial" w:eastAsia="Arial" w:hAnsi="Arial"/>
@@ -14215,7 +14215,7 @@
         </w:rPr>
         <w:t xml:space="preserve"> (</w:t>
       </w:r>
-      <w:hyperlink w:history="1" r:id="rIdm9_ayilbcuwnrdxyqkvmn">
+      <w:hyperlink w:history="1" r:id="rIdk48erylanzbrkho10iybo">
         <w:r>
           <w:rPr>
             <w:rFonts w:ascii="Arial" w:cs="Arial" w:eastAsia="Arial" w:hAnsi="Arial"/>
@@ -15228,7 +15228,7 @@
             <w:pPr>
               <w:spacing w:after="20" w:before="0"/>
             </w:pPr>
-            <w:hyperlink w:history="1" r:id="rId6bsipkl-wlfqa06igf9zo">
+            <w:hyperlink w:history="1" r:id="rIdy2mnxkyjrnas3nhvv1f3j">
               <w:r>
                 <w:rPr>
                   <w:rFonts w:ascii="Arial" w:cs="Arial" w:eastAsia="Arial" w:hAnsi="Arial"/>
@@ -15261,7 +15261,7 @@
               <w:spacing w:after="10" w:before="0"/>
               <w:ind w:left="120"/>
             </w:pPr>
-            <w:hyperlink w:history="1" r:id="rIdkmaneicvsenizwesbybsb">
+            <w:hyperlink w:history="1" r:id="rIdsjwnltvwhiyirbst1hk-h">
               <w:r>
                 <w:rPr>
                   <w:rFonts w:ascii="Arial" w:cs="Arial" w:eastAsia="Arial" w:hAnsi="Arial"/>
@@ -15306,7 +15306,7 @@
             <w:pPr>
               <w:spacing w:after="20" w:before="0"/>
             </w:pPr>
-            <w:hyperlink w:history="1" r:id="rIdpf6hwumr_2_c7bnm3wkub">
+            <w:hyperlink w:history="1" r:id="rIdnw66rzlshfcpmutsu2-lf">
               <w:r>
                 <w:rPr>
                   <w:rFonts w:ascii="Arial" w:cs="Arial" w:eastAsia="Arial" w:hAnsi="Arial"/>
@@ -15339,7 +15339,7 @@
               <w:spacing w:after="10" w:before="0"/>
               <w:ind w:left="120"/>
             </w:pPr>
-            <w:hyperlink w:history="1" r:id="rIdjkyrpsqy4tjxjk_bdbwhz">
+            <w:hyperlink w:history="1" r:id="rIdilni-xl6kr7rm0ohe8fkx">
               <w:r>
                 <w:rPr>
                   <w:rFonts w:ascii="Arial" w:cs="Arial" w:eastAsia="Arial" w:hAnsi="Arial"/>
@@ -15381,7 +15381,7 @@
                 <w:sz w:val="18"/>
                 <w:szCs w:val="18"/>
               </w:rPr>
-              <w:t xml:space="preserve">Learners are shown a sketch on the board: a small rectangle labelled 'Classroom on Plan — 2 cm × 3 cm' and told the real classroom is 4 m × 6 m (L.S.F = 1:200 from the anchoring phenomenon). The teacher asks: 'The real classroom floor has some area. The same classroom on the plan also has an area. If the L.S.F is 1:200, what do you think is the ratio of the real area to the plan area?' Learners write a personal silent prediction (just a number or expression) on a sticky note or the corner of their exercise book. They are then asked to choose one of three options displayed: (A) the area ratio equals 200, (B) the area ratio equals 200², or (C) the area ratio equals √200. Learners hold up fingers (1, 2, or 3) simultaneously so the teacher can scan the room.</w:t>
+              <w:t xml:space="preserve">Learners are shown a sketch on the board: a small rectangle labelled 'Classroom on Plan — 2 cm × 3 cm' and told the real classroom is 4 m × 6 m (scale 1:200 from the anchoring phenomenon, so the L.S.F from real classroom to plan is 1/200). The teacher asks: 'The real classroom floor has some area. The same classroom on the plan also has an area. If the scale is 1:200 (L.S.F = 1/200 from real to plan), what do you think is the ratio of the real area to the plan area?' Learners write a personal silent prediction (just a number or expression) on a sticky note or the corner of their exercise book. They are then asked to choose one of three options displayed: (A) the area ratio equals 200, (B) the area ratio equals 200², or (C) the area ratio equals √200. Learners hold up fingers (1, 2, or 3) simultaneously so the teacher can scan the room.</w:t>
             </w:r>
           </w:p>
         </w:tc>
@@ -15534,7 +15534,7 @@
             <w:pPr>
               <w:spacing w:after="20" w:before="0"/>
             </w:pPr>
-            <w:hyperlink w:history="1" r:id="rIdfi2ebjpvbjmzamwx3ftff">
+            <w:hyperlink w:history="1" r:id="rIduvt8ehqobnc0qc4p1gu1q">
               <w:r>
                 <w:rPr>
                   <w:rFonts w:ascii="Arial" w:cs="Arial" w:eastAsia="Arial" w:hAnsi="Arial"/>
@@ -15567,7 +15567,7 @@
               <w:spacing w:after="10" w:before="0"/>
               <w:ind w:left="120"/>
             </w:pPr>
-            <w:hyperlink w:history="1" r:id="rIdcs7rx0lhxfu49g-o4vzn3">
+            <w:hyperlink w:history="1" r:id="rIdajub1jf5v7epwn2s5jzyb">
               <w:r>
                 <w:rPr>
                   <w:rFonts w:ascii="Arial" w:cs="Arial" w:eastAsia="Arial" w:hAnsi="Arial"/>
@@ -15612,7 +15612,7 @@
             <w:pPr>
               <w:spacing w:after="20" w:before="0"/>
             </w:pPr>
-            <w:hyperlink w:history="1" r:id="rIds1mjfaqjhhmmo26uspky1">
+            <w:hyperlink w:history="1" r:id="rIdiw0iq8kumk8lnc5p5kc8y">
               <w:r>
                 <w:rPr>
                   <w:rFonts w:ascii="Arial" w:cs="Arial" w:eastAsia="Arial" w:hAnsi="Arial"/>
@@ -15645,7 +15645,7 @@
               <w:spacing w:after="10" w:before="0"/>
               <w:ind w:left="120"/>
             </w:pPr>
-            <w:hyperlink w:history="1" r:id="rIdey5s-a-sbvtxtc64_rbzj">
+            <w:hyperlink w:history="1" r:id="rIdjblc89doqoge9ns9betmx">
               <w:r>
                 <w:rPr>
                   <w:rFonts w:ascii="Arial" w:cs="Arial" w:eastAsia="Arial" w:hAnsi="Arial"/>
@@ -15840,7 +15840,7 @@
             <w:pPr>
               <w:spacing w:after="20" w:before="0"/>
             </w:pPr>
-            <w:hyperlink w:history="1" r:id="rIdwknwxbeyfas5hdmtwq8po">
+            <w:hyperlink w:history="1" r:id="rId9foqewlze1uerzstxshwq">
               <w:r>
                 <w:rPr>
                   <w:rFonts w:ascii="Arial" w:cs="Arial" w:eastAsia="Arial" w:hAnsi="Arial"/>
@@ -15889,7 +15889,7 @@
               <w:spacing w:after="10" w:before="0"/>
               <w:ind w:left="120"/>
             </w:pPr>
-            <w:hyperlink w:history="1" r:id="rIdccffbopuj1sg96gneg1ti">
+            <w:hyperlink w:history="1" r:id="rId7965dim0kiqak9ts9n3b-">
               <w:r>
                 <w:rPr>
                   <w:rFonts w:ascii="Arial" w:cs="Arial" w:eastAsia="Arial" w:hAnsi="Arial"/>
@@ -15934,7 +15934,7 @@
             <w:pPr>
               <w:spacing w:after="20" w:before="0"/>
             </w:pPr>
-            <w:hyperlink w:history="1" r:id="rIdw28qd9nwqxmtzczd7yq9h">
+            <w:hyperlink w:history="1" r:id="rIdkvfnevswwup7fjruhayoi">
               <w:r>
                 <w:rPr>
                   <w:rFonts w:ascii="Arial" w:cs="Arial" w:eastAsia="Arial" w:hAnsi="Arial"/>
@@ -15983,7 +15983,7 @@
               <w:spacing w:after="10" w:before="0"/>
               <w:ind w:left="120"/>
             </w:pPr>
-            <w:hyperlink w:history="1" r:id="rIdx56dlotp8abf6sh8qw0cv">
+            <w:hyperlink w:history="1" r:id="rIdnh29ygf1rm5vglsa_ddvd">
               <w:r>
                 <w:rPr>
                   <w:rFonts w:ascii="Arial" w:cs="Arial" w:eastAsia="Arial" w:hAnsi="Arial"/>
@@ -16178,7 +16178,7 @@
             <w:pPr>
               <w:spacing w:after="20" w:before="0"/>
             </w:pPr>
-            <w:hyperlink w:history="1" r:id="rId7pzd0un5qzgghta39o0pv">
+            <w:hyperlink w:history="1" r:id="rId8znyw48eimvrusw0gstf-">
               <w:r>
                 <w:rPr>
                   <w:rFonts w:ascii="Arial" w:cs="Arial" w:eastAsia="Arial" w:hAnsi="Arial"/>
@@ -16227,7 +16227,7 @@
               <w:spacing w:after="10" w:before="0"/>
               <w:ind w:left="120"/>
             </w:pPr>
-            <w:hyperlink w:history="1" r:id="rId8mplt4rexbaoihky0h8ne">
+            <w:hyperlink w:history="1" r:id="rIdaufzqzpctuzothudvsszf">
               <w:r>
                 <w:rPr>
                   <w:rFonts w:ascii="Arial" w:cs="Arial" w:eastAsia="Arial" w:hAnsi="Arial"/>
@@ -16272,7 +16272,7 @@
             <w:pPr>
               <w:spacing w:after="20" w:before="0"/>
             </w:pPr>
-            <w:hyperlink w:history="1" r:id="rIdbli0eqvkmendrim3kmiui">
+            <w:hyperlink w:history="1" r:id="rIdqnza4l8rara5jxbqcyqlg">
               <w:r>
                 <w:rPr>
                   <w:rFonts w:ascii="Arial" w:cs="Arial" w:eastAsia="Arial" w:hAnsi="Arial"/>
@@ -16321,7 +16321,7 @@
               <w:spacing w:after="10" w:before="0"/>
               <w:ind w:left="120"/>
             </w:pPr>
-            <w:hyperlink w:history="1" r:id="rIdmgupzcabod0h0k98kc4jy">
+            <w:hyperlink w:history="1" r:id="rIdlumfqkb0tcoylrhv8h-7_">
               <w:r>
                 <w:rPr>
                   <w:rFonts w:ascii="Arial" w:cs="Arial" w:eastAsia="Arial" w:hAnsi="Arial"/>
@@ -16516,7 +16516,7 @@
             <w:pPr>
               <w:spacing w:after="20" w:before="0"/>
             </w:pPr>
-            <w:hyperlink w:history="1" r:id="rIde3hxtuzydtncdoy-h_keb">
+            <w:hyperlink w:history="1" r:id="rIdvrlhaprdkcija_h1gsylz">
               <w:r>
                 <w:rPr>
                   <w:rFonts w:ascii="Arial" w:cs="Arial" w:eastAsia="Arial" w:hAnsi="Arial"/>
@@ -16565,7 +16565,7 @@
               <w:spacing w:after="10" w:before="0"/>
               <w:ind w:left="120"/>
             </w:pPr>
-            <w:hyperlink w:history="1" r:id="rIdalcmq-kehjamvhsda211f">
+            <w:hyperlink w:history="1" r:id="rIdgjgz6kgm-9bwt4emiptvb">
               <w:r>
                 <w:rPr>
                   <w:rFonts w:ascii="Arial" w:cs="Arial" w:eastAsia="Arial" w:hAnsi="Arial"/>
@@ -16610,7 +16610,7 @@
             <w:pPr>
               <w:spacing w:after="20" w:before="0"/>
             </w:pPr>
-            <w:hyperlink w:history="1" r:id="rIds7_xmdfzeb_q4nbxoqco6">
+            <w:hyperlink w:history="1" r:id="rIdmegg7jkjiqtng2x9_jjkw">
               <w:r>
                 <w:rPr>
                   <w:rFonts w:ascii="Arial" w:cs="Arial" w:eastAsia="Arial" w:hAnsi="Arial"/>
@@ -16659,7 +16659,7 @@
               <w:spacing w:after="10" w:before="0"/>
               <w:ind w:left="120"/>
             </w:pPr>
-            <w:hyperlink w:history="1" r:id="rIdn1dignebofxt04wuarjpl">
+            <w:hyperlink w:history="1" r:id="rIdbk6qoclq8_lqey6ofnt0i">
               <w:r>
                 <w:rPr>
                   <w:rFonts w:ascii="Arial" w:cs="Arial" w:eastAsia="Arial" w:hAnsi="Arial"/>
@@ -16701,7 +16701,7 @@
                 <w:sz w:val="18"/>
                 <w:szCs w:val="18"/>
               </w:rPr>
-              <w:t xml:space="preserve">Learners return to their cumulative 'Similarity and Enlargement' model diagram, begun in Lesson 1 and revised in each subsequent lesson. Today they add a new annotated layer: alongside the linear dimensions already marked on their similar figures, they now label the area of each figure and draw a double-headed arrow between them labelled '× (L.S.F)²'. For the school-plan rectangle representing the classroom block (introduced in Lesson 1 as 5 cm on the plan, 10 m in reality, L.S.F = 1:200), learners calculate and annotate the plan area and real area, confirming the factor of 40 000. They also add a mini worked example at the bottom of their model page: the Unga Pembe flour-packet sketch with L.S.F = 2 labelled on lengths and × 4 labelled on areas. Finally, learners write a two-sentence 'Model Revision Note' explaining what changed in their understanding today compared to Lesson 4.</w:t>
+              <w:t xml:space="preserve">Learners return to their cumulative 'Similarity and Enlargement' model diagram, begun in Lesson 1 and revised in each subsequent lesson. Today they add a new annotated layer: alongside the linear dimensions already marked on their similar figures, they now label the area of each figure and draw a double-headed arrow between them labelled '× (L.S.F)²'. For the school-plan rectangle representing the classroom block (introduced in Lesson 1 as 5 cm on the plan, 10 m in reality, scale 1:200, so L.S.F = 1/200 from real to plan), learners calculate and annotate the plan area and real area, confirming the factor of 40 000. They also add a mini worked example at the bottom of their model page: the Unga Pembe flour-packet sketch with L.S.F = 2 labelled on lengths and × 4 labelled on areas. Finally, learners write a two-sentence 'Model Revision Note' explaining what changed in their understanding today compared to Lesson 4.</w:t>
             </w:r>
           </w:p>
         </w:tc>
@@ -17171,7 +17171,7 @@
         </w:rPr>
         <w:t xml:space="preserve">© 2026 SeaVuria and ARES. Aligned with KICD objectives. Developed by SeaVuria; technical implementation by ARES (with AI assistance from Claude). Licensed under </w:t>
       </w:r>
-      <w:hyperlink w:history="1" r:id="rId-ns4uwsixk_2mujsdiaum">
+      <w:hyperlink w:history="1" r:id="rId8gxgy7x6umv9ysrhe0k6z">
         <w:r>
           <w:rPr>
             <w:rFonts w:ascii="Arial" w:cs="Arial" w:eastAsia="Arial" w:hAnsi="Arial"/>
@@ -17192,7 +17192,7 @@
         </w:rPr>
         <w:t xml:space="preserve"> (</w:t>
       </w:r>
-      <w:hyperlink w:history="1" r:id="rIdrou1pcyzwzudtsojnmqcd">
+      <w:hyperlink w:history="1" r:id="rIdtkocth0zzpwj3bnvysnep">
         <w:r>
           <w:rPr>
             <w:rFonts w:ascii="Arial" w:cs="Arial" w:eastAsia="Arial" w:hAnsi="Arial"/>
@@ -18205,7 +18205,7 @@
             <w:pPr>
               <w:spacing w:after="20" w:before="0"/>
             </w:pPr>
-            <w:hyperlink w:history="1" r:id="rId3s36jphpful3uhbxmfl-a">
+            <w:hyperlink w:history="1" r:id="rIdd-k4znqfg30nuyrib7ih1">
               <w:r>
                 <w:rPr>
                   <w:rFonts w:ascii="Arial" w:cs="Arial" w:eastAsia="Arial" w:hAnsi="Arial"/>
@@ -18238,7 +18238,7 @@
               <w:spacing w:after="10" w:before="0"/>
               <w:ind w:left="120"/>
             </w:pPr>
-            <w:hyperlink w:history="1" r:id="rIdqcamyypja6lioqwbtsieu">
+            <w:hyperlink w:history="1" r:id="rId-oimcdt39q4ttxjk-vfk_">
               <w:r>
                 <w:rPr>
                   <w:rFonts w:ascii="Arial" w:cs="Arial" w:eastAsia="Arial" w:hAnsi="Arial"/>
@@ -18283,7 +18283,7 @@
             <w:pPr>
               <w:spacing w:after="20" w:before="0"/>
             </w:pPr>
-            <w:hyperlink w:history="1" r:id="rIdp1bsrvqdnfkns-xzdm8o5">
+            <w:hyperlink w:history="1" r:id="rIdzoulpk0yn_k4e5w46pb81">
               <w:r>
                 <w:rPr>
                   <w:rFonts w:ascii="Arial" w:cs="Arial" w:eastAsia="Arial" w:hAnsi="Arial"/>
@@ -18316,7 +18316,7 @@
               <w:spacing w:after="10" w:before="0"/>
               <w:ind w:left="120"/>
             </w:pPr>
-            <w:hyperlink w:history="1" r:id="rIdo9z4otx_orkzutdo0fxf2">
+            <w:hyperlink w:history="1" r:id="rIddx_j68crmd_rj6cu6wjx7">
               <w:r>
                 <w:rPr>
                   <w:rFonts w:ascii="Arial" w:cs="Arial" w:eastAsia="Arial" w:hAnsi="Arial"/>
@@ -18511,7 +18511,7 @@
             <w:pPr>
               <w:spacing w:after="20" w:before="0"/>
             </w:pPr>
-            <w:hyperlink w:history="1" r:id="rId7thtwt7ohmglmhwvtq_lo">
+            <w:hyperlink w:history="1" r:id="rIdhpa7yue9jcb1rrbpcp2hh">
               <w:r>
                 <w:rPr>
                   <w:rFonts w:ascii="Arial" w:cs="Arial" w:eastAsia="Arial" w:hAnsi="Arial"/>
@@ -18544,7 +18544,7 @@
               <w:spacing w:after="10" w:before="0"/>
               <w:ind w:left="120"/>
             </w:pPr>
-            <w:hyperlink w:history="1" r:id="rIdjkzeu0mjxtiytgawzb6hw">
+            <w:hyperlink w:history="1" r:id="rId8wwrzu5tx9ndbcapcejor">
               <w:r>
                 <w:rPr>
                   <w:rFonts w:ascii="Arial" w:cs="Arial" w:eastAsia="Arial" w:hAnsi="Arial"/>
@@ -18589,7 +18589,7 @@
             <w:pPr>
               <w:spacing w:after="20" w:before="0"/>
             </w:pPr>
-            <w:hyperlink w:history="1" r:id="rIdynosg9xz18lj2b4ly0uc-">
+            <w:hyperlink w:history="1" r:id="rIdpuk6f6uq4stbqlpb4un3z">
               <w:r>
                 <w:rPr>
                   <w:rFonts w:ascii="Arial" w:cs="Arial" w:eastAsia="Arial" w:hAnsi="Arial"/>
@@ -18622,7 +18622,7 @@
               <w:spacing w:after="10" w:before="0"/>
               <w:ind w:left="120"/>
             </w:pPr>
-            <w:hyperlink w:history="1" r:id="rIdqin8_rlofr26uemvsdd9v">
+            <w:hyperlink w:history="1" r:id="rId8qjbslebhw7qov8ninmha">
               <w:r>
                 <w:rPr>
                   <w:rFonts w:ascii="Arial" w:cs="Arial" w:eastAsia="Arial" w:hAnsi="Arial"/>
@@ -18817,7 +18817,7 @@
             <w:pPr>
               <w:spacing w:after="20" w:before="0"/>
             </w:pPr>
-            <w:hyperlink w:history="1" r:id="rIdmoccac8tyqippedy2btsb">
+            <w:hyperlink w:history="1" r:id="rId2jj5okvx_af1rfaujmp62">
               <w:r>
                 <w:rPr>
                   <w:rFonts w:ascii="Arial" w:cs="Arial" w:eastAsia="Arial" w:hAnsi="Arial"/>
@@ -18866,7 +18866,7 @@
               <w:spacing w:after="10" w:before="0"/>
               <w:ind w:left="120"/>
             </w:pPr>
-            <w:hyperlink w:history="1" r:id="rIdx3zss_gbin-88pyu6xumh">
+            <w:hyperlink w:history="1" r:id="rId7-qjsz4m0limkznqhsayo">
               <w:r>
                 <w:rPr>
                   <w:rFonts w:ascii="Arial" w:cs="Arial" w:eastAsia="Arial" w:hAnsi="Arial"/>
@@ -18911,7 +18911,7 @@
             <w:pPr>
               <w:spacing w:after="20" w:before="0"/>
             </w:pPr>
-            <w:hyperlink w:history="1" r:id="rIduxeji8ydjgd2zlf488ort">
+            <w:hyperlink w:history="1" r:id="rIdhpfgslptqlapqhejl0rin">
               <w:r>
                 <w:rPr>
                   <w:rFonts w:ascii="Arial" w:cs="Arial" w:eastAsia="Arial" w:hAnsi="Arial"/>
@@ -18944,7 +18944,7 @@
               <w:spacing w:after="10" w:before="0"/>
               <w:ind w:left="120"/>
             </w:pPr>
-            <w:hyperlink w:history="1" r:id="rIdd1kmx1i6j7mgcwvrpd2mn">
+            <w:hyperlink w:history="1" r:id="rIds21gslcbaozdisnmgt4oi">
               <w:r>
                 <w:rPr>
                   <w:rFonts w:ascii="Arial" w:cs="Arial" w:eastAsia="Arial" w:hAnsi="Arial"/>
@@ -19139,7 +19139,7 @@
             <w:pPr>
               <w:spacing w:after="20" w:before="0"/>
             </w:pPr>
-            <w:hyperlink w:history="1" r:id="rIdfk2-oiazhwobdj5gubzzb">
+            <w:hyperlink w:history="1" r:id="rIdbas97zwc1v5oy69hy5hsh">
               <w:r>
                 <w:rPr>
                   <w:rFonts w:ascii="Arial" w:cs="Arial" w:eastAsia="Arial" w:hAnsi="Arial"/>
@@ -19188,7 +19188,7 @@
               <w:spacing w:after="10" w:before="0"/>
               <w:ind w:left="120"/>
             </w:pPr>
-            <w:hyperlink w:history="1" r:id="rId_ygdxukwzsvmhaoyycqun">
+            <w:hyperlink w:history="1" r:id="rIdidoelho95jnwodstlaufo">
               <w:r>
                 <w:rPr>
                   <w:rFonts w:ascii="Arial" w:cs="Arial" w:eastAsia="Arial" w:hAnsi="Arial"/>
@@ -19233,7 +19233,7 @@
             <w:pPr>
               <w:spacing w:after="20" w:before="0"/>
             </w:pPr>
-            <w:hyperlink w:history="1" r:id="rId4merzvx4xrdp6dwpk76aa">
+            <w:hyperlink w:history="1" r:id="rIdskvnr26apowkayx8ryh_6">
               <w:r>
                 <w:rPr>
                   <w:rFonts w:ascii="Arial" w:cs="Arial" w:eastAsia="Arial" w:hAnsi="Arial"/>
@@ -19266,7 +19266,7 @@
               <w:spacing w:after="10" w:before="0"/>
               <w:ind w:left="120"/>
             </w:pPr>
-            <w:hyperlink w:history="1" r:id="rId2hvxbgmtjmawa93koance">
+            <w:hyperlink w:history="1" r:id="rIdet9al6qhftgq_uoet6ztv">
               <w:r>
                 <w:rPr>
                   <w:rFonts w:ascii="Arial" w:cs="Arial" w:eastAsia="Arial" w:hAnsi="Arial"/>
@@ -19461,7 +19461,7 @@
             <w:pPr>
               <w:spacing w:after="20" w:before="0"/>
             </w:pPr>
-            <w:hyperlink w:history="1" r:id="rIdtvj_vjqztaezlngu5uc5g">
+            <w:hyperlink w:history="1" r:id="rId2bm8ozdbsiqjfswbg1bcb">
               <w:r>
                 <w:rPr>
                   <w:rFonts w:ascii="Arial" w:cs="Arial" w:eastAsia="Arial" w:hAnsi="Arial"/>
@@ -19510,7 +19510,7 @@
               <w:spacing w:after="10" w:before="0"/>
               <w:ind w:left="120"/>
             </w:pPr>
-            <w:hyperlink w:history="1" r:id="rIddu1rw7juiqmyx1pf5ql0m">
+            <w:hyperlink w:history="1" r:id="rIdqimd0h_ax7nyzzhd4klxp">
               <w:r>
                 <w:rPr>
                   <w:rFonts w:ascii="Arial" w:cs="Arial" w:eastAsia="Arial" w:hAnsi="Arial"/>
@@ -19555,7 +19555,7 @@
             <w:pPr>
               <w:spacing w:after="20" w:before="0"/>
             </w:pPr>
-            <w:hyperlink w:history="1" r:id="rIdc2qeid_tj15nqdhsbvf7r">
+            <w:hyperlink w:history="1" r:id="rIdvzlmrlbszqsx9wxdeex7f">
               <w:r>
                 <w:rPr>
                   <w:rFonts w:ascii="Arial" w:cs="Arial" w:eastAsia="Arial" w:hAnsi="Arial"/>
@@ -19588,7 +19588,7 @@
               <w:spacing w:after="10" w:before="0"/>
               <w:ind w:left="120"/>
             </w:pPr>
-            <w:hyperlink w:history="1" r:id="rIdxhm5rksdpdpuo2g2foxan">
+            <w:hyperlink w:history="1" r:id="rIdjo21q2xzc7maz03wdijad">
               <w:r>
                 <w:rPr>
                   <w:rFonts w:ascii="Arial" w:cs="Arial" w:eastAsia="Arial" w:hAnsi="Arial"/>
@@ -20100,7 +20100,7 @@
         </w:rPr>
         <w:t xml:space="preserve">© 2026 SeaVuria and ARES. Aligned with KICD objectives. Developed by SeaVuria; technical implementation by ARES (with AI assistance from Claude). Licensed under </w:t>
       </w:r>
-      <w:hyperlink w:history="1" r:id="rIduzbtffnziw4ffneer8jr7">
+      <w:hyperlink w:history="1" r:id="rIdxbsy49ij-sykcymfjazpr">
         <w:r>
           <w:rPr>
             <w:rFonts w:ascii="Arial" w:cs="Arial" w:eastAsia="Arial" w:hAnsi="Arial"/>
@@ -20121,7 +20121,7 @@
         </w:rPr>
         <w:t xml:space="preserve"> (</w:t>
       </w:r>
-      <w:hyperlink w:history="1" r:id="rIdifk2en34tth3i7hsgzdqe">
+      <w:hyperlink w:history="1" r:id="rIdtzd8dfzomvlvgyny57fwn">
         <w:r>
           <w:rPr>
             <w:rFonts w:ascii="Arial" w:cs="Arial" w:eastAsia="Arial" w:hAnsi="Arial"/>
@@ -21134,7 +21134,7 @@
             <w:pPr>
               <w:spacing w:after="20" w:before="0"/>
             </w:pPr>
-            <w:hyperlink w:history="1" r:id="rIdbms9tvo0eu8tufq0sq6n7">
+            <w:hyperlink w:history="1" r:id="rIdrbiwfreptlgqcmk9dcfez">
               <w:r>
                 <w:rPr>
                   <w:rFonts w:ascii="Arial" w:cs="Arial" w:eastAsia="Arial" w:hAnsi="Arial"/>
@@ -21167,7 +21167,7 @@
               <w:spacing w:after="10" w:before="0"/>
               <w:ind w:left="120"/>
             </w:pPr>
-            <w:hyperlink w:history="1" r:id="rIdwaysmu4_amecvaub44nkd">
+            <w:hyperlink w:history="1" r:id="rIdcka1gxi6rfphtwn70_eau">
               <w:r>
                 <w:rPr>
                   <w:rFonts w:ascii="Arial" w:cs="Arial" w:eastAsia="Arial" w:hAnsi="Arial"/>
@@ -21212,7 +21212,7 @@
             <w:pPr>
               <w:spacing w:after="20" w:before="0"/>
             </w:pPr>
-            <w:hyperlink w:history="1" r:id="rIdwtszdael8g-jvzquf5j0s">
+            <w:hyperlink w:history="1" r:id="rIdu9pnvz4w17walxb955tfd">
               <w:r>
                 <w:rPr>
                   <w:rFonts w:ascii="Arial" w:cs="Arial" w:eastAsia="Arial" w:hAnsi="Arial"/>
@@ -21261,7 +21261,7 @@
               <w:spacing w:after="10" w:before="0"/>
               <w:ind w:left="120"/>
             </w:pPr>
-            <w:hyperlink w:history="1" r:id="rIdtsyuquue93j7imt9j6avu">
+            <w:hyperlink w:history="1" r:id="rId0mz72ia7llcouw7cjaouy">
               <w:r>
                 <w:rPr>
                   <w:rFonts w:ascii="Arial" w:cs="Arial" w:eastAsia="Arial" w:hAnsi="Arial"/>
@@ -21456,7 +21456,7 @@
             <w:pPr>
               <w:spacing w:after="20" w:before="0"/>
             </w:pPr>
-            <w:hyperlink w:history="1" r:id="rIdbbhw74stwmv6bc63cy9uj">
+            <w:hyperlink w:history="1" r:id="rIdi818w8blirdid0wdnleyk">
               <w:r>
                 <w:rPr>
                   <w:rFonts w:ascii="Arial" w:cs="Arial" w:eastAsia="Arial" w:hAnsi="Arial"/>
@@ -21489,7 +21489,7 @@
               <w:spacing w:after="10" w:before="0"/>
               <w:ind w:left="120"/>
             </w:pPr>
-            <w:hyperlink w:history="1" r:id="rIdom9emhptuky7yhm2-gztu">
+            <w:hyperlink w:history="1" r:id="rId8ini-soxjiwvc_sbero1z">
               <w:r>
                 <w:rPr>
                   <w:rFonts w:ascii="Arial" w:cs="Arial" w:eastAsia="Arial" w:hAnsi="Arial"/>
@@ -21534,7 +21534,7 @@
             <w:pPr>
               <w:spacing w:after="20" w:before="0"/>
             </w:pPr>
-            <w:hyperlink w:history="1" r:id="rIdx5a6obpjrg5uqrgbywab6">
+            <w:hyperlink w:history="1" r:id="rIdhj_3rsxv37iykom6g7vhp">
               <w:r>
                 <w:rPr>
                   <w:rFonts w:ascii="Arial" w:cs="Arial" w:eastAsia="Arial" w:hAnsi="Arial"/>
@@ -21583,7 +21583,7 @@
               <w:spacing w:after="10" w:before="0"/>
               <w:ind w:left="120"/>
             </w:pPr>
-            <w:hyperlink w:history="1" r:id="rId1f_rtfzndczimjxxczqp2">
+            <w:hyperlink w:history="1" r:id="rIdq0jqw-hg3zq011cmyjczt">
               <w:r>
                 <w:rPr>
                   <w:rFonts w:ascii="Arial" w:cs="Arial" w:eastAsia="Arial" w:hAnsi="Arial"/>
@@ -21778,7 +21778,7 @@
             <w:pPr>
               <w:spacing w:after="20" w:before="0"/>
             </w:pPr>
-            <w:hyperlink w:history="1" r:id="rIdpshenhx9oo9ujwj8yoi95">
+            <w:hyperlink w:history="1" r:id="rId93khqk6pirr3atkfe8dcy">
               <w:r>
                 <w:rPr>
                   <w:rFonts w:ascii="Arial" w:cs="Arial" w:eastAsia="Arial" w:hAnsi="Arial"/>
@@ -21811,7 +21811,7 @@
               <w:spacing w:after="10" w:before="0"/>
               <w:ind w:left="120"/>
             </w:pPr>
-            <w:hyperlink w:history="1" r:id="rIdphfz6jnkf8hd4dwqohq0c">
+            <w:hyperlink w:history="1" r:id="rIdwmrcjkenf3glhz3zfe8eg">
               <w:r>
                 <w:rPr>
                   <w:rFonts w:ascii="Arial" w:cs="Arial" w:eastAsia="Arial" w:hAnsi="Arial"/>
@@ -21856,7 +21856,7 @@
             <w:pPr>
               <w:spacing w:after="20" w:before="0"/>
             </w:pPr>
-            <w:hyperlink w:history="1" r:id="rIdputqlpqiqsi637rr0syzh">
+            <w:hyperlink w:history="1" r:id="rIdfoitfayz1i3oaqr2dygmg">
               <w:r>
                 <w:rPr>
                   <w:rFonts w:ascii="Arial" w:cs="Arial" w:eastAsia="Arial" w:hAnsi="Arial"/>
@@ -21905,7 +21905,7 @@
               <w:spacing w:after="10" w:before="0"/>
               <w:ind w:left="120"/>
             </w:pPr>
-            <w:hyperlink w:history="1" r:id="rIdtlpefjqy0wj8kkgoj8pzl">
+            <w:hyperlink w:history="1" r:id="rIdpouvuwodzcecz2fshjr1f">
               <w:r>
                 <w:rPr>
                   <w:rFonts w:ascii="Arial" w:cs="Arial" w:eastAsia="Arial" w:hAnsi="Arial"/>
@@ -22100,7 +22100,7 @@
             <w:pPr>
               <w:spacing w:after="20" w:before="0"/>
             </w:pPr>
-            <w:hyperlink w:history="1" r:id="rIdli8kus_0wmoj0u98utqz4">
+            <w:hyperlink w:history="1" r:id="rIdnh2gukcqvny1fe8r_3fw_">
               <w:r>
                 <w:rPr>
                   <w:rFonts w:ascii="Arial" w:cs="Arial" w:eastAsia="Arial" w:hAnsi="Arial"/>
@@ -22133,7 +22133,7 @@
               <w:spacing w:after="10" w:before="0"/>
               <w:ind w:left="120"/>
             </w:pPr>
-            <w:hyperlink w:history="1" r:id="rIdve80yiqhzarpoe2odftta">
+            <w:hyperlink w:history="1" r:id="rIdihfu_okgyc-nbregpmexn">
               <w:r>
                 <w:rPr>
                   <w:rFonts w:ascii="Arial" w:cs="Arial" w:eastAsia="Arial" w:hAnsi="Arial"/>
@@ -22178,7 +22178,7 @@
             <w:pPr>
               <w:spacing w:after="20" w:before="0"/>
             </w:pPr>
-            <w:hyperlink w:history="1" r:id="rId8d1cxkk9yfcgqkskaqfxb">
+            <w:hyperlink w:history="1" r:id="rIdxoq0dipq8ffvj8lkxm-0c">
               <w:r>
                 <w:rPr>
                   <w:rFonts w:ascii="Arial" w:cs="Arial" w:eastAsia="Arial" w:hAnsi="Arial"/>
@@ -22227,7 +22227,7 @@
               <w:spacing w:after="10" w:before="0"/>
               <w:ind w:left="120"/>
             </w:pPr>
-            <w:hyperlink w:history="1" r:id="rIdqsuk8wa9ff1ufimgesk-n">
+            <w:hyperlink w:history="1" r:id="rIdk5zb27jzo87ossdpnmlg7">
               <w:r>
                 <w:rPr>
                   <w:rFonts w:ascii="Arial" w:cs="Arial" w:eastAsia="Arial" w:hAnsi="Arial"/>
@@ -22422,7 +22422,7 @@
             <w:pPr>
               <w:spacing w:after="20" w:before="0"/>
             </w:pPr>
-            <w:hyperlink w:history="1" r:id="rIdulrzmay01bpda6pb7ilsi">
+            <w:hyperlink w:history="1" r:id="rIdoc4dteuwb4gqlelzf1yec">
               <w:r>
                 <w:rPr>
                   <w:rFonts w:ascii="Arial" w:cs="Arial" w:eastAsia="Arial" w:hAnsi="Arial"/>
@@ -22471,7 +22471,7 @@
               <w:spacing w:after="10" w:before="0"/>
               <w:ind w:left="120"/>
             </w:pPr>
-            <w:hyperlink w:history="1" r:id="rId3wqmil795vk3nhkqgzp9n">
+            <w:hyperlink w:history="1" r:id="rIdot2csmiwiedgpnriq3u2y">
               <w:r>
                 <w:rPr>
                   <w:rFonts w:ascii="Arial" w:cs="Arial" w:eastAsia="Arial" w:hAnsi="Arial"/>
@@ -22516,7 +22516,7 @@
             <w:pPr>
               <w:spacing w:after="20" w:before="0"/>
             </w:pPr>
-            <w:hyperlink w:history="1" r:id="rIdegfd8h9zgftsgtcaorvjk">
+            <w:hyperlink w:history="1" r:id="rIdqx65tkaha_ju3sgs9ffcz">
               <w:r>
                 <w:rPr>
                   <w:rFonts w:ascii="Arial" w:cs="Arial" w:eastAsia="Arial" w:hAnsi="Arial"/>
@@ -22565,7 +22565,7 @@
               <w:spacing w:after="10" w:before="0"/>
               <w:ind w:left="120"/>
             </w:pPr>
-            <w:hyperlink w:history="1" r:id="rIde9jlawdgxkydas5u8ilep">
+            <w:hyperlink w:history="1" r:id="rIdoqolw71bkozet_hgttgpn">
               <w:r>
                 <w:rPr>
                   <w:rFonts w:ascii="Arial" w:cs="Arial" w:eastAsia="Arial" w:hAnsi="Arial"/>
@@ -23077,7 +23077,7 @@
         </w:rPr>
         <w:t xml:space="preserve">© 2026 SeaVuria and ARES. Aligned with KICD objectives. Developed by SeaVuria; technical implementation by ARES (with AI assistance from Claude). Licensed under </w:t>
       </w:r>
-      <w:hyperlink w:history="1" r:id="rIdewqispx663-pfzvjyf8jk">
+      <w:hyperlink w:history="1" r:id="rIdlquljbzlbjy925gewxbu-">
         <w:r>
           <w:rPr>
             <w:rFonts w:ascii="Arial" w:cs="Arial" w:eastAsia="Arial" w:hAnsi="Arial"/>
@@ -23098,7 +23098,7 @@
         </w:rPr>
         <w:t xml:space="preserve"> (</w:t>
       </w:r>
-      <w:hyperlink w:history="1" r:id="rIddm4nvxigc4ekxurscfgbx">
+      <w:hyperlink w:history="1" r:id="rIdvaqlbcht5mpwn_x511yru">
         <w:r>
           <w:rPr>
             <w:rFonts w:ascii="Arial" w:cs="Arial" w:eastAsia="Arial" w:hAnsi="Arial"/>
@@ -24111,7 +24111,7 @@
             <w:pPr>
               <w:spacing w:after="20" w:before="0"/>
             </w:pPr>
-            <w:hyperlink w:history="1" r:id="rIdrpglecsn1vjjtstfkeykb">
+            <w:hyperlink w:history="1" r:id="rIds5udp9cj2sx9veyeoebdw">
               <w:r>
                 <w:rPr>
                   <w:rFonts w:ascii="Arial" w:cs="Arial" w:eastAsia="Arial" w:hAnsi="Arial"/>
@@ -24144,7 +24144,7 @@
               <w:spacing w:after="10" w:before="0"/>
               <w:ind w:left="120"/>
             </w:pPr>
-            <w:hyperlink w:history="1" r:id="rIdl8iomyouvfehggflbl0wa">
+            <w:hyperlink w:history="1" r:id="rIdtrzxr38qveh43m_r2hqfy">
               <w:r>
                 <w:rPr>
                   <w:rFonts w:ascii="Arial" w:cs="Arial" w:eastAsia="Arial" w:hAnsi="Arial"/>
@@ -24189,7 +24189,7 @@
             <w:pPr>
               <w:spacing w:after="20" w:before="0"/>
             </w:pPr>
-            <w:hyperlink w:history="1" r:id="rIduzuzaoshcm7qyn8zelauu">
+            <w:hyperlink w:history="1" r:id="rIdi9lmmvp9e19_aid3d4xk6">
               <w:r>
                 <w:rPr>
                   <w:rFonts w:ascii="Arial" w:cs="Arial" w:eastAsia="Arial" w:hAnsi="Arial"/>
@@ -24222,7 +24222,7 @@
               <w:spacing w:after="10" w:before="0"/>
               <w:ind w:left="120"/>
             </w:pPr>
-            <w:hyperlink w:history="1" r:id="rId9jbpaa8bgdor6uf1lzmfz">
+            <w:hyperlink w:history="1" r:id="rIdnzg4jufieyt0xrdkoo82r">
               <w:r>
                 <w:rPr>
                   <w:rFonts w:ascii="Arial" w:cs="Arial" w:eastAsia="Arial" w:hAnsi="Arial"/>
@@ -24417,7 +24417,7 @@
             <w:pPr>
               <w:spacing w:after="20" w:before="0"/>
             </w:pPr>
-            <w:hyperlink w:history="1" r:id="rIdwg0fa-p2zogajnx9pcvcd">
+            <w:hyperlink w:history="1" r:id="rId8kpqh0thn3nk_dwob2lan">
               <w:r>
                 <w:rPr>
                   <w:rFonts w:ascii="Arial" w:cs="Arial" w:eastAsia="Arial" w:hAnsi="Arial"/>
@@ -24450,7 +24450,7 @@
               <w:spacing w:after="10" w:before="0"/>
               <w:ind w:left="120"/>
             </w:pPr>
-            <w:hyperlink w:history="1" r:id="rIdcgprhrxy8uyemvgssuium">
+            <w:hyperlink w:history="1" r:id="rIdh2txmsxrvp2cwfgxlgxfj">
               <w:r>
                 <w:rPr>
                   <w:rFonts w:ascii="Arial" w:cs="Arial" w:eastAsia="Arial" w:hAnsi="Arial"/>
@@ -24495,7 +24495,7 @@
             <w:pPr>
               <w:spacing w:after="20" w:before="0"/>
             </w:pPr>
-            <w:hyperlink w:history="1" r:id="rId9m0dvio3tep_k7dh-gvns">
+            <w:hyperlink w:history="1" r:id="rIdfkbis2oa_zyoydmkbiq7m">
               <w:r>
                 <w:rPr>
                   <w:rFonts w:ascii="Arial" w:cs="Arial" w:eastAsia="Arial" w:hAnsi="Arial"/>
@@ -24528,7 +24528,7 @@
               <w:spacing w:after="10" w:before="0"/>
               <w:ind w:left="120"/>
             </w:pPr>
-            <w:hyperlink w:history="1" r:id="rIdfe8ss4bihamnvgdpvfcen">
+            <w:hyperlink w:history="1" r:id="rIdeviojmz4otyukkyfsgyg6">
               <w:r>
                 <w:rPr>
                   <w:rFonts w:ascii="Arial" w:cs="Arial" w:eastAsia="Arial" w:hAnsi="Arial"/>
@@ -24723,7 +24723,7 @@
             <w:pPr>
               <w:spacing w:after="20" w:before="0"/>
             </w:pPr>
-            <w:hyperlink w:history="1" r:id="rIdcljfqweev-xuxca3lnpk4">
+            <w:hyperlink w:history="1" r:id="rIdquf7wb3ll2pfbx2jdjbuw">
               <w:r>
                 <w:rPr>
                   <w:rFonts w:ascii="Arial" w:cs="Arial" w:eastAsia="Arial" w:hAnsi="Arial"/>
@@ -24772,7 +24772,7 @@
               <w:spacing w:after="10" w:before="0"/>
               <w:ind w:left="120"/>
             </w:pPr>
-            <w:hyperlink w:history="1" r:id="rIdi_7zy8zcvk7j6dsctgy2o">
+            <w:hyperlink w:history="1" r:id="rId6p2sr9hxhuuxnkopxa_rt">
               <w:r>
                 <w:rPr>
                   <w:rFonts w:ascii="Arial" w:cs="Arial" w:eastAsia="Arial" w:hAnsi="Arial"/>
@@ -24817,7 +24817,7 @@
             <w:pPr>
               <w:spacing w:after="20" w:before="0"/>
             </w:pPr>
-            <w:hyperlink w:history="1" r:id="rId63jdqvmqirvyummbd0mwn">
+            <w:hyperlink w:history="1" r:id="rIdjrzdngiuowscx6gkosihn">
               <w:r>
                 <w:rPr>
                   <w:rFonts w:ascii="Arial" w:cs="Arial" w:eastAsia="Arial" w:hAnsi="Arial"/>
@@ -24866,7 +24866,7 @@
               <w:spacing w:after="10" w:before="0"/>
               <w:ind w:left="120"/>
             </w:pPr>
-            <w:hyperlink w:history="1" r:id="rIdvdd_6aoq5joajgvqepsdq">
+            <w:hyperlink w:history="1" r:id="rIdou6vpfy9gux3wqmriwk55">
               <w:r>
                 <w:rPr>
                   <w:rFonts w:ascii="Arial" w:cs="Arial" w:eastAsia="Arial" w:hAnsi="Arial"/>
@@ -25061,7 +25061,7 @@
             <w:pPr>
               <w:spacing w:after="20" w:before="0"/>
             </w:pPr>
-            <w:hyperlink w:history="1" r:id="rIdki3ifvfe31nmztu4fls9i">
+            <w:hyperlink w:history="1" r:id="rId6r0wberuw8ijfquqkxvtr">
               <w:r>
                 <w:rPr>
                   <w:rFonts w:ascii="Arial" w:cs="Arial" w:eastAsia="Arial" w:hAnsi="Arial"/>
@@ -25110,7 +25110,7 @@
               <w:spacing w:after="10" w:before="0"/>
               <w:ind w:left="120"/>
             </w:pPr>
-            <w:hyperlink w:history="1" r:id="rIdh_6yipoos932kutzkiszo">
+            <w:hyperlink w:history="1" r:id="rIdls7hgtgng5-af1l0_cvms">
               <w:r>
                 <w:rPr>
                   <w:rFonts w:ascii="Arial" w:cs="Arial" w:eastAsia="Arial" w:hAnsi="Arial"/>
@@ -25155,7 +25155,7 @@
             <w:pPr>
               <w:spacing w:after="20" w:before="0"/>
             </w:pPr>
-            <w:hyperlink w:history="1" r:id="rIdvvyhis6frykzypt5f3e-n">
+            <w:hyperlink w:history="1" r:id="rIdeoex1lsjo0laz37fc5v33">
               <w:r>
                 <w:rPr>
                   <w:rFonts w:ascii="Arial" w:cs="Arial" w:eastAsia="Arial" w:hAnsi="Arial"/>
@@ -25188,7 +25188,7 @@
               <w:spacing w:after="10" w:before="0"/>
               <w:ind w:left="120"/>
             </w:pPr>
-            <w:hyperlink w:history="1" r:id="rIdmvfiwcietsjwh31_ahzz_">
+            <w:hyperlink w:history="1" r:id="rIdfmtlurxc1bl_jmb_nxo8q">
               <w:r>
                 <w:rPr>
                   <w:rFonts w:ascii="Arial" w:cs="Arial" w:eastAsia="Arial" w:hAnsi="Arial"/>
@@ -25383,7 +25383,7 @@
             <w:pPr>
               <w:spacing w:after="20" w:before="0"/>
             </w:pPr>
-            <w:hyperlink w:history="1" r:id="rId_1pl_-sg6htgehph_wiv5">
+            <w:hyperlink w:history="1" r:id="rIdzkv9--u0atozb4c_ig6rf">
               <w:r>
                 <w:rPr>
                   <w:rFonts w:ascii="Arial" w:cs="Arial" w:eastAsia="Arial" w:hAnsi="Arial"/>
@@ -25432,7 +25432,7 @@
               <w:spacing w:after="10" w:before="0"/>
               <w:ind w:left="120"/>
             </w:pPr>
-            <w:hyperlink w:history="1" r:id="rIdzmgtayzgww1bcntxxbotp">
+            <w:hyperlink w:history="1" r:id="rIdf2rmod1famm10mcoqnv-z">
               <w:r>
                 <w:rPr>
                   <w:rFonts w:ascii="Arial" w:cs="Arial" w:eastAsia="Arial" w:hAnsi="Arial"/>
@@ -25477,7 +25477,7 @@
             <w:pPr>
               <w:spacing w:after="20" w:before="0"/>
             </w:pPr>
-            <w:hyperlink w:history="1" r:id="rIduh5txnyk9q--lno4igewl">
+            <w:hyperlink w:history="1" r:id="rIdocddnlmukbddgqlqrabmx">
               <w:r>
                 <w:rPr>
                   <w:rFonts w:ascii="Arial" w:cs="Arial" w:eastAsia="Arial" w:hAnsi="Arial"/>
@@ -25510,7 +25510,7 @@
               <w:spacing w:after="10" w:before="0"/>
               <w:ind w:left="120"/>
             </w:pPr>
-            <w:hyperlink w:history="1" r:id="rIdqnct9l0-b8ic5mepqgltr">
+            <w:hyperlink w:history="1" r:id="rIdtbfs0lhc4clzwuklaej3x">
               <w:r>
                 <w:rPr>
                   <w:rFonts w:ascii="Arial" w:cs="Arial" w:eastAsia="Arial" w:hAnsi="Arial"/>
@@ -26022,7 +26022,7 @@
         </w:rPr>
         <w:t xml:space="preserve">© 2026 SeaVuria and ARES. Aligned with KICD objectives. Developed by SeaVuria; technical implementation by ARES (with AI assistance from Claude). Licensed under </w:t>
       </w:r>
-      <w:hyperlink w:history="1" r:id="rIdbduhiv6ly04ccrqd40gch">
+      <w:hyperlink w:history="1" r:id="rIdrodhzfwvg09aebruj6wv0">
         <w:r>
           <w:rPr>
             <w:rFonts w:ascii="Arial" w:cs="Arial" w:eastAsia="Arial" w:hAnsi="Arial"/>
@@ -26043,7 +26043,7 @@
         </w:rPr>
         <w:t xml:space="preserve"> (</w:t>
       </w:r>
-      <w:hyperlink w:history="1" r:id="rId4bkcjtdezy6sgteeqvcfz">
+      <w:hyperlink w:history="1" r:id="rIdfxolxn8snxxtsqq0rqadf">
         <w:r>
           <w:rPr>
             <w:rFonts w:ascii="Arial" w:cs="Arial" w:eastAsia="Arial" w:hAnsi="Arial"/>

--- a/data/outputs/v2/Core_Mathematics/SS2.1_Similarity_and_Enlargement/Core_Mathematics_Similarity_and_Enlargement_CBE_LessonSequence.docx
+++ b/data/outputs/v2/Core_Mathematics/SS2.1_Similarity_and_Enlargement/Core_Mathematics_Similarity_and_Enlargement_CBE_LessonSequence.docx
@@ -2225,7 +2225,7 @@
         </w:rPr>
         <w:t xml:space="preserve">© 2026 SeaVuria and ARES. This work is licensed under a </w:t>
       </w:r>
-      <w:hyperlink w:history="1" r:id="rIdmznryzhlxqdo4mn-hyx4s">
+      <w:hyperlink w:history="1" r:id="rIdkpycuzzhmltnk68_ks_km">
         <w:r>
           <w:rPr>
             <w:rFonts w:ascii="Arial" w:cs="Arial" w:eastAsia="Arial" w:hAnsi="Arial"/>
@@ -2245,7 +2245,7 @@
         </w:rPr>
         <w:t xml:space="preserve"> (</w:t>
       </w:r>
-      <w:hyperlink w:history="1" r:id="rIdrlezxrvo3w0w3irmyokob">
+      <w:hyperlink w:history="1" r:id="rId06j7ny_q7gj7bm6yxbob_">
         <w:r>
           <w:rPr>
             <w:rFonts w:ascii="Arial" w:cs="Arial" w:eastAsia="Arial" w:hAnsi="Arial"/>
@@ -2265,7 +2265,7 @@
         </w:rPr>
         <w:t xml:space="preserve">). To view a copy of this license, visit </w:t>
       </w:r>
-      <w:hyperlink w:history="1" r:id="rIdbyi6teeytwocjc5d_pn7k">
+      <w:hyperlink w:history="1" r:id="rIduffpaj6guaco0rfc9q68-">
         <w:r>
           <w:rPr>
             <w:rFonts w:ascii="Arial" w:cs="Arial" w:eastAsia="Arial" w:hAnsi="Arial"/>
@@ -3277,7 +3277,7 @@
             <w:pPr>
               <w:spacing w:after="20" w:before="0"/>
             </w:pPr>
-            <w:hyperlink w:history="1" r:id="rIdysx05z6gun9kbddhp8uiw">
+            <w:hyperlink w:history="1" r:id="rIdjfeksgfhai41qjqctsujp">
               <w:r>
                 <w:rPr>
                   <w:rFonts w:ascii="Arial" w:cs="Arial" w:eastAsia="Arial" w:hAnsi="Arial"/>
@@ -3310,7 +3310,7 @@
               <w:spacing w:after="10" w:before="0"/>
               <w:ind w:left="120"/>
             </w:pPr>
-            <w:hyperlink w:history="1" r:id="rIdhx-e4spmidpljptgc4u5v">
+            <w:hyperlink w:history="1" r:id="rId_mq79owgnt5lscjezfmoo">
               <w:r>
                 <w:rPr>
                   <w:rFonts w:ascii="Arial" w:cs="Arial" w:eastAsia="Arial" w:hAnsi="Arial"/>
@@ -3355,7 +3355,7 @@
             <w:pPr>
               <w:spacing w:after="20" w:before="0"/>
             </w:pPr>
-            <w:hyperlink w:history="1" r:id="rIdoefqo6oboxtazqjyjb5yg">
+            <w:hyperlink w:history="1" r:id="rIdgpefwbjypgwxbcxx9g69g">
               <w:r>
                 <w:rPr>
                   <w:rFonts w:ascii="Arial" w:cs="Arial" w:eastAsia="Arial" w:hAnsi="Arial"/>
@@ -3388,7 +3388,7 @@
               <w:spacing w:after="10" w:before="0"/>
               <w:ind w:left="120"/>
             </w:pPr>
-            <w:hyperlink w:history="1" r:id="rIdvfqghmq3ttogyuq43idxd">
+            <w:hyperlink w:history="1" r:id="rId3j-1kafgbaj3lruy31pyr">
               <w:r>
                 <w:rPr>
                   <w:rFonts w:ascii="Arial" w:cs="Arial" w:eastAsia="Arial" w:hAnsi="Arial"/>
@@ -3583,7 +3583,7 @@
             <w:pPr>
               <w:spacing w:after="20" w:before="0"/>
             </w:pPr>
-            <w:hyperlink w:history="1" r:id="rIdrbfogjx8gqpektqglatv6">
+            <w:hyperlink w:history="1" r:id="rIdg2wqayxwngk9tfi0cg9i7">
               <w:r>
                 <w:rPr>
                   <w:rFonts w:ascii="Arial" w:cs="Arial" w:eastAsia="Arial" w:hAnsi="Arial"/>
@@ -3616,7 +3616,7 @@
               <w:spacing w:after="10" w:before="0"/>
               <w:ind w:left="120"/>
             </w:pPr>
-            <w:hyperlink w:history="1" r:id="rIdy6k1nsm2edbssbcpp9sza">
+            <w:hyperlink w:history="1" r:id="rId4g7dgv66hgk36yq02a-wx">
               <w:r>
                 <w:rPr>
                   <w:rFonts w:ascii="Arial" w:cs="Arial" w:eastAsia="Arial" w:hAnsi="Arial"/>
@@ -3661,7 +3661,7 @@
             <w:pPr>
               <w:spacing w:after="20" w:before="0"/>
             </w:pPr>
-            <w:hyperlink w:history="1" r:id="rIdk8y8otdmf4xxx9krjczu4">
+            <w:hyperlink w:history="1" r:id="rIda6auypko3embfujhhno_t">
               <w:r>
                 <w:rPr>
                   <w:rFonts w:ascii="Arial" w:cs="Arial" w:eastAsia="Arial" w:hAnsi="Arial"/>
@@ -3694,7 +3694,7 @@
               <w:spacing w:after="10" w:before="0"/>
               <w:ind w:left="120"/>
             </w:pPr>
-            <w:hyperlink w:history="1" r:id="rIdyqgrfwce_f81cpldsdhcg">
+            <w:hyperlink w:history="1" r:id="rIdyckc7tyvisz7k2_-32otb">
               <w:r>
                 <w:rPr>
                   <w:rFonts w:ascii="Arial" w:cs="Arial" w:eastAsia="Arial" w:hAnsi="Arial"/>
@@ -3889,7 +3889,7 @@
             <w:pPr>
               <w:spacing w:after="20" w:before="0"/>
             </w:pPr>
-            <w:hyperlink w:history="1" r:id="rIdblf6zgqg-_t1hpkxvzngr">
+            <w:hyperlink w:history="1" r:id="rIdk48ojngezfkamty5ecded">
               <w:r>
                 <w:rPr>
                   <w:rFonts w:ascii="Arial" w:cs="Arial" w:eastAsia="Arial" w:hAnsi="Arial"/>
@@ -3938,7 +3938,7 @@
               <w:spacing w:after="10" w:before="0"/>
               <w:ind w:left="120"/>
             </w:pPr>
-            <w:hyperlink w:history="1" r:id="rIdgyluxmepum5522lvflbbl">
+            <w:hyperlink w:history="1" r:id="rIdhmxa0eando15vdxbdxmls">
               <w:r>
                 <w:rPr>
                   <w:rFonts w:ascii="Arial" w:cs="Arial" w:eastAsia="Arial" w:hAnsi="Arial"/>
@@ -3983,7 +3983,7 @@
             <w:pPr>
               <w:spacing w:after="20" w:before="0"/>
             </w:pPr>
-            <w:hyperlink w:history="1" r:id="rIdff9ezaxk0rb9-g2tiibyg">
+            <w:hyperlink w:history="1" r:id="rId_xzbx2fttyrzaq8bcbsbu">
               <w:r>
                 <w:rPr>
                   <w:rFonts w:ascii="Arial" w:cs="Arial" w:eastAsia="Arial" w:hAnsi="Arial"/>
@@ -4016,7 +4016,7 @@
               <w:spacing w:after="10" w:before="0"/>
               <w:ind w:left="120"/>
             </w:pPr>
-            <w:hyperlink w:history="1" r:id="rIdzjp8pe73qk1sow6vxamjk">
+            <w:hyperlink w:history="1" r:id="rIdqccfoohcrgeg4gaajsd5b">
               <w:r>
                 <w:rPr>
                   <w:rFonts w:ascii="Arial" w:cs="Arial" w:eastAsia="Arial" w:hAnsi="Arial"/>
@@ -4211,7 +4211,7 @@
             <w:pPr>
               <w:spacing w:after="20" w:before="0"/>
             </w:pPr>
-            <w:hyperlink w:history="1" r:id="rIdbldekxsquq8mq3cob__lk">
+            <w:hyperlink w:history="1" r:id="rIdp4dr5fpt62p1r4kmqgbzn">
               <w:r>
                 <w:rPr>
                   <w:rFonts w:ascii="Arial" w:cs="Arial" w:eastAsia="Arial" w:hAnsi="Arial"/>
@@ -4260,7 +4260,7 @@
               <w:spacing w:after="10" w:before="0"/>
               <w:ind w:left="120"/>
             </w:pPr>
-            <w:hyperlink w:history="1" r:id="rIdqbhhsqedohcarkltgcrfo">
+            <w:hyperlink w:history="1" r:id="rIdtalxweu37irfntljngu4v">
               <w:r>
                 <w:rPr>
                   <w:rFonts w:ascii="Arial" w:cs="Arial" w:eastAsia="Arial" w:hAnsi="Arial"/>
@@ -4305,7 +4305,7 @@
             <w:pPr>
               <w:spacing w:after="20" w:before="0"/>
             </w:pPr>
-            <w:hyperlink w:history="1" r:id="rIdlqoenagy0w72x_bsxcrba">
+            <w:hyperlink w:history="1" r:id="rId6yh-eilyum93epexqkpdz">
               <w:r>
                 <w:rPr>
                   <w:rFonts w:ascii="Arial" w:cs="Arial" w:eastAsia="Arial" w:hAnsi="Arial"/>
@@ -4338,7 +4338,7 @@
               <w:spacing w:after="10" w:before="0"/>
               <w:ind w:left="120"/>
             </w:pPr>
-            <w:hyperlink w:history="1" r:id="rIdt8umy5arkzizdmmdar0uv">
+            <w:hyperlink w:history="1" r:id="rId506fqdzd4cilneuwmp-7y">
               <w:r>
                 <w:rPr>
                   <w:rFonts w:ascii="Arial" w:cs="Arial" w:eastAsia="Arial" w:hAnsi="Arial"/>
@@ -4533,7 +4533,7 @@
             <w:pPr>
               <w:spacing w:after="20" w:before="0"/>
             </w:pPr>
-            <w:hyperlink w:history="1" r:id="rIdpy1taxbtv88go9x6ij7p6">
+            <w:hyperlink w:history="1" r:id="rIdx2xmrr2mehintc2exe5y2">
               <w:r>
                 <w:rPr>
                   <w:rFonts w:ascii="Arial" w:cs="Arial" w:eastAsia="Arial" w:hAnsi="Arial"/>
@@ -4582,7 +4582,7 @@
               <w:spacing w:after="10" w:before="0"/>
               <w:ind w:left="120"/>
             </w:pPr>
-            <w:hyperlink w:history="1" r:id="rIdm-nuvwecpa7b1iuvwsrnn">
+            <w:hyperlink w:history="1" r:id="rIdkmtogerxmrjkvkoydjtiu">
               <w:r>
                 <w:rPr>
                   <w:rFonts w:ascii="Arial" w:cs="Arial" w:eastAsia="Arial" w:hAnsi="Arial"/>
@@ -4627,7 +4627,7 @@
             <w:pPr>
               <w:spacing w:after="20" w:before="0"/>
             </w:pPr>
-            <w:hyperlink w:history="1" r:id="rIdrntgir1cwv6mmykhijbeh">
+            <w:hyperlink w:history="1" r:id="rIdsepug3wakcdbsy_9nnlrr">
               <w:r>
                 <w:rPr>
                   <w:rFonts w:ascii="Arial" w:cs="Arial" w:eastAsia="Arial" w:hAnsi="Arial"/>
@@ -4660,7 +4660,7 @@
               <w:spacing w:after="10" w:before="0"/>
               <w:ind w:left="120"/>
             </w:pPr>
-            <w:hyperlink w:history="1" r:id="rIdftuhfznxqqgtzzffhtomm">
+            <w:hyperlink w:history="1" r:id="rIduai6zrhpkbcf8kdrh3snf">
               <w:r>
                 <w:rPr>
                   <w:rFonts w:ascii="Arial" w:cs="Arial" w:eastAsia="Arial" w:hAnsi="Arial"/>
@@ -5172,7 +5172,7 @@
         </w:rPr>
         <w:t xml:space="preserve">© 2026 SeaVuria and ARES. Aligned with KICD objectives. Developed by SeaVuria; technical implementation by ARES (with AI assistance from Claude). Licensed under </w:t>
       </w:r>
-      <w:hyperlink w:history="1" r:id="rIdtrwf90wgjbro1duzq8a53">
+      <w:hyperlink w:history="1" r:id="rIdgdvujx8iz6q0xwegfgehr">
         <w:r>
           <w:rPr>
             <w:rFonts w:ascii="Arial" w:cs="Arial" w:eastAsia="Arial" w:hAnsi="Arial"/>
@@ -5193,7 +5193,7 @@
         </w:rPr>
         <w:t xml:space="preserve"> (</w:t>
       </w:r>
-      <w:hyperlink w:history="1" r:id="rIdm5gj2lb4wurn3f8hjzrvl">
+      <w:hyperlink w:history="1" r:id="rIdvede72cahivam8g7ezppe">
         <w:r>
           <w:rPr>
             <w:rFonts w:ascii="Arial" w:cs="Arial" w:eastAsia="Arial" w:hAnsi="Arial"/>
@@ -6365,7 +6365,7 @@
             <w:pPr>
               <w:spacing w:after="20" w:before="0"/>
             </w:pPr>
-            <w:hyperlink w:history="1" r:id="rId6bt_mgujvpqzf3_nlfzuk">
+            <w:hyperlink w:history="1" r:id="rIdgcl3d5rrg6lenvy4rgpjm">
               <w:r>
                 <w:rPr>
                   <w:rFonts w:ascii="Arial" w:cs="Arial" w:eastAsia="Arial" w:hAnsi="Arial"/>
@@ -6398,7 +6398,7 @@
               <w:spacing w:after="10" w:before="0"/>
               <w:ind w:left="120"/>
             </w:pPr>
-            <w:hyperlink w:history="1" r:id="rIdbc73teuk7lpx0ixblrmqg">
+            <w:hyperlink w:history="1" r:id="rIdheuqb9n9ukbowarzpaoy3">
               <w:r>
                 <w:rPr>
                   <w:rFonts w:ascii="Arial" w:cs="Arial" w:eastAsia="Arial" w:hAnsi="Arial"/>
@@ -6443,7 +6443,7 @@
             <w:pPr>
               <w:spacing w:after="20" w:before="0"/>
             </w:pPr>
-            <w:hyperlink w:history="1" r:id="rId1baxy2jftlcb6acc55gxq">
+            <w:hyperlink w:history="1" r:id="rIdqub05t6cbniisjozvaylh">
               <w:r>
                 <w:rPr>
                   <w:rFonts w:ascii="Arial" w:cs="Arial" w:eastAsia="Arial" w:hAnsi="Arial"/>
@@ -6476,7 +6476,7 @@
               <w:spacing w:after="10" w:before="0"/>
               <w:ind w:left="120"/>
             </w:pPr>
-            <w:hyperlink w:history="1" r:id="rId-bmhpp7tox6aqycbk1y2k">
+            <w:hyperlink w:history="1" r:id="rId140m3cgojkadflrdfwixc">
               <w:r>
                 <w:rPr>
                   <w:rFonts w:ascii="Arial" w:cs="Arial" w:eastAsia="Arial" w:hAnsi="Arial"/>
@@ -6671,7 +6671,7 @@
             <w:pPr>
               <w:spacing w:after="20" w:before="0"/>
             </w:pPr>
-            <w:hyperlink w:history="1" r:id="rIdhncwmgcpiq9qtjik2nta7">
+            <w:hyperlink w:history="1" r:id="rId2bdfouuz_gmwpnswae5v9">
               <w:r>
                 <w:rPr>
                   <w:rFonts w:ascii="Arial" w:cs="Arial" w:eastAsia="Arial" w:hAnsi="Arial"/>
@@ -6704,7 +6704,7 @@
               <w:spacing w:after="10" w:before="0"/>
               <w:ind w:left="120"/>
             </w:pPr>
-            <w:hyperlink w:history="1" r:id="rIdf6d-svjlyijfc-sspmsn3">
+            <w:hyperlink w:history="1" r:id="rIddhz7oq5b0ffp6heijd3cd">
               <w:r>
                 <w:rPr>
                   <w:rFonts w:ascii="Arial" w:cs="Arial" w:eastAsia="Arial" w:hAnsi="Arial"/>
@@ -6749,7 +6749,7 @@
             <w:pPr>
               <w:spacing w:after="20" w:before="0"/>
             </w:pPr>
-            <w:hyperlink w:history="1" r:id="rIdyvy3r_7r1eh3mskdt0pyg">
+            <w:hyperlink w:history="1" r:id="rIdfilphenmae-d2eh4z0s-7">
               <w:r>
                 <w:rPr>
                   <w:rFonts w:ascii="Arial" w:cs="Arial" w:eastAsia="Arial" w:hAnsi="Arial"/>
@@ -6782,7 +6782,7 @@
               <w:spacing w:after="10" w:before="0"/>
               <w:ind w:left="120"/>
             </w:pPr>
-            <w:hyperlink w:history="1" r:id="rIddmgxsg5kmjnqvocpxioeq">
+            <w:hyperlink w:history="1" r:id="rIdeomungfcnnqbzjovyngzh">
               <w:r>
                 <w:rPr>
                   <w:rFonts w:ascii="Arial" w:cs="Arial" w:eastAsia="Arial" w:hAnsi="Arial"/>
@@ -6977,7 +6977,7 @@
             <w:pPr>
               <w:spacing w:after="20" w:before="0"/>
             </w:pPr>
-            <w:hyperlink w:history="1" r:id="rIdtc6hti5d4nndahavnmx0r">
+            <w:hyperlink w:history="1" r:id="rIde6c-8n3n26ltq9avup8qs">
               <w:r>
                 <w:rPr>
                   <w:rFonts w:ascii="Arial" w:cs="Arial" w:eastAsia="Arial" w:hAnsi="Arial"/>
@@ -7010,7 +7010,7 @@
               <w:spacing w:after="10" w:before="0"/>
               <w:ind w:left="120"/>
             </w:pPr>
-            <w:hyperlink w:history="1" r:id="rIddrz-qnh1br4rmiunjwdyu">
+            <w:hyperlink w:history="1" r:id="rId8yaadtavjsqhxsk_kn8ue">
               <w:r>
                 <w:rPr>
                   <w:rFonts w:ascii="Arial" w:cs="Arial" w:eastAsia="Arial" w:hAnsi="Arial"/>
@@ -7055,7 +7055,7 @@
             <w:pPr>
               <w:spacing w:after="20" w:before="0"/>
             </w:pPr>
-            <w:hyperlink w:history="1" r:id="rIdrc6uo-h94wtxuqnho2kh2">
+            <w:hyperlink w:history="1" r:id="rIddkc7yaozll22mdjh3uybd">
               <w:r>
                 <w:rPr>
                   <w:rFonts w:ascii="Arial" w:cs="Arial" w:eastAsia="Arial" w:hAnsi="Arial"/>
@@ -7088,7 +7088,7 @@
               <w:spacing w:after="10" w:before="0"/>
               <w:ind w:left="120"/>
             </w:pPr>
-            <w:hyperlink w:history="1" r:id="rIdrya3dk_3ogknatrzt1kel">
+            <w:hyperlink w:history="1" r:id="rIdzacc5at6jmsowlhyt4r7u">
               <w:r>
                 <w:rPr>
                   <w:rFonts w:ascii="Arial" w:cs="Arial" w:eastAsia="Arial" w:hAnsi="Arial"/>
@@ -7283,7 +7283,7 @@
             <w:pPr>
               <w:spacing w:after="20" w:before="0"/>
             </w:pPr>
-            <w:hyperlink w:history="1" r:id="rIdyo8gpy2ocrzfpo0kdikun">
+            <w:hyperlink w:history="1" r:id="rIdafciyqjjpypfx9madrzpz">
               <w:r>
                 <w:rPr>
                   <w:rFonts w:ascii="Arial" w:cs="Arial" w:eastAsia="Arial" w:hAnsi="Arial"/>
@@ -7316,7 +7316,7 @@
               <w:spacing w:after="10" w:before="0"/>
               <w:ind w:left="120"/>
             </w:pPr>
-            <w:hyperlink w:history="1" r:id="rIdaz6ouwxng8jv6eie9t-wk">
+            <w:hyperlink w:history="1" r:id="rId6ivddlj6kfpykoqkotu53">
               <w:r>
                 <w:rPr>
                   <w:rFonts w:ascii="Arial" w:cs="Arial" w:eastAsia="Arial" w:hAnsi="Arial"/>
@@ -7361,7 +7361,7 @@
             <w:pPr>
               <w:spacing w:after="20" w:before="0"/>
             </w:pPr>
-            <w:hyperlink w:history="1" r:id="rIduwlowqlqq0azhxzvbggdw">
+            <w:hyperlink w:history="1" r:id="rIdtl8ypwzd79ix6bioockix">
               <w:r>
                 <w:rPr>
                   <w:rFonts w:ascii="Arial" w:cs="Arial" w:eastAsia="Arial" w:hAnsi="Arial"/>
@@ -7394,7 +7394,7 @@
               <w:spacing w:after="10" w:before="0"/>
               <w:ind w:left="120"/>
             </w:pPr>
-            <w:hyperlink w:history="1" r:id="rId2afxo4xqkijto1qimc_45">
+            <w:hyperlink w:history="1" r:id="rIdnwyayvjqihkqarzoswmgb">
               <w:r>
                 <w:rPr>
                   <w:rFonts w:ascii="Arial" w:cs="Arial" w:eastAsia="Arial" w:hAnsi="Arial"/>
@@ -7589,7 +7589,7 @@
             <w:pPr>
               <w:spacing w:after="20" w:before="0"/>
             </w:pPr>
-            <w:hyperlink w:history="1" r:id="rIdzkuuehztjkxpmv-ti9kq9">
+            <w:hyperlink w:history="1" r:id="rIdsw2la8bdcmh_ibi_sewz-">
               <w:r>
                 <w:rPr>
                   <w:rFonts w:ascii="Arial" w:cs="Arial" w:eastAsia="Arial" w:hAnsi="Arial"/>
@@ -7638,7 +7638,7 @@
               <w:spacing w:after="10" w:before="0"/>
               <w:ind w:left="120"/>
             </w:pPr>
-            <w:hyperlink w:history="1" r:id="rIdycuxrjmreslrlaskftr9n">
+            <w:hyperlink w:history="1" r:id="rId2iqy5-rdq9clwcqlirfe8">
               <w:r>
                 <w:rPr>
                   <w:rFonts w:ascii="Arial" w:cs="Arial" w:eastAsia="Arial" w:hAnsi="Arial"/>
@@ -7683,7 +7683,7 @@
             <w:pPr>
               <w:spacing w:after="20" w:before="0"/>
             </w:pPr>
-            <w:hyperlink w:history="1" r:id="rIdhn6mazyyefqzvspquttcf">
+            <w:hyperlink w:history="1" r:id="rIdj2tpfqkvlbhw_6thmqghr">
               <w:r>
                 <w:rPr>
                   <w:rFonts w:ascii="Arial" w:cs="Arial" w:eastAsia="Arial" w:hAnsi="Arial"/>
@@ -7732,7 +7732,7 @@
               <w:spacing w:after="10" w:before="0"/>
               <w:ind w:left="120"/>
             </w:pPr>
-            <w:hyperlink w:history="1" r:id="rIdvqib6ztsapwndfe85yd4q">
+            <w:hyperlink w:history="1" r:id="rIdkrzi6bnm34w4oacdkvhqd">
               <w:r>
                 <w:rPr>
                   <w:rFonts w:ascii="Arial" w:cs="Arial" w:eastAsia="Arial" w:hAnsi="Arial"/>
@@ -8320,7 +8320,7 @@
         </w:rPr>
         <w:t xml:space="preserve">© 2026 SeaVuria and ARES. Aligned with KICD objectives. Developed by SeaVuria; technical implementation by ARES (with AI assistance from Claude). Licensed under </w:t>
       </w:r>
-      <w:hyperlink w:history="1" r:id="rId7u4_uaz0wchclzyco4mnx">
+      <w:hyperlink w:history="1" r:id="rIdgqtzfrfkg5frttix0y6ez">
         <w:r>
           <w:rPr>
             <w:rFonts w:ascii="Arial" w:cs="Arial" w:eastAsia="Arial" w:hAnsi="Arial"/>
@@ -8341,7 +8341,7 @@
         </w:rPr>
         <w:t xml:space="preserve"> (</w:t>
       </w:r>
-      <w:hyperlink w:history="1" r:id="rId6odpchpddroxas4pmdbzd">
+      <w:hyperlink w:history="1" r:id="rId_mnvyfay1b6lrj_bvndud">
         <w:r>
           <w:rPr>
             <w:rFonts w:ascii="Arial" w:cs="Arial" w:eastAsia="Arial" w:hAnsi="Arial"/>
@@ -9354,7 +9354,7 @@
             <w:pPr>
               <w:spacing w:after="20" w:before="0"/>
             </w:pPr>
-            <w:hyperlink w:history="1" r:id="rIdhhtexsgsmuqfbdoy2tlmp">
+            <w:hyperlink w:history="1" r:id="rIdwrucvrsrmwwbxcln292sn">
               <w:r>
                 <w:rPr>
                   <w:rFonts w:ascii="Arial" w:cs="Arial" w:eastAsia="Arial" w:hAnsi="Arial"/>
@@ -9387,7 +9387,7 @@
               <w:spacing w:after="10" w:before="0"/>
               <w:ind w:left="120"/>
             </w:pPr>
-            <w:hyperlink w:history="1" r:id="rIdnd1ri8s_r__2jcumqkosq">
+            <w:hyperlink w:history="1" r:id="rIdh-ozgol2ozt20z-7lr5oh">
               <w:r>
                 <w:rPr>
                   <w:rFonts w:ascii="Arial" w:cs="Arial" w:eastAsia="Arial" w:hAnsi="Arial"/>
@@ -9432,7 +9432,7 @@
             <w:pPr>
               <w:spacing w:after="20" w:before="0"/>
             </w:pPr>
-            <w:hyperlink w:history="1" r:id="rIdb8op47t1l12drpzwscaba">
+            <w:hyperlink w:history="1" r:id="rIdhmmabiylbi8jriv8ajrzw">
               <w:r>
                 <w:rPr>
                   <w:rFonts w:ascii="Arial" w:cs="Arial" w:eastAsia="Arial" w:hAnsi="Arial"/>
@@ -9465,7 +9465,7 @@
               <w:spacing w:after="10" w:before="0"/>
               <w:ind w:left="120"/>
             </w:pPr>
-            <w:hyperlink w:history="1" r:id="rIdylgkly-zunmgixyqrykgf">
+            <w:hyperlink w:history="1" r:id="rIdkmb8wqy8ld5mxb_xauof8">
               <w:r>
                 <w:rPr>
                   <w:rFonts w:ascii="Arial" w:cs="Arial" w:eastAsia="Arial" w:hAnsi="Arial"/>
@@ -9660,7 +9660,7 @@
             <w:pPr>
               <w:spacing w:after="20" w:before="0"/>
             </w:pPr>
-            <w:hyperlink w:history="1" r:id="rIdisiczj9wmackp_bf_zvyh">
+            <w:hyperlink w:history="1" r:id="rId8q0treniukzc8tl8h5w3h">
               <w:r>
                 <w:rPr>
                   <w:rFonts w:ascii="Arial" w:cs="Arial" w:eastAsia="Arial" w:hAnsi="Arial"/>
@@ -9693,7 +9693,7 @@
               <w:spacing w:after="10" w:before="0"/>
               <w:ind w:left="120"/>
             </w:pPr>
-            <w:hyperlink w:history="1" r:id="rIdxwricyi3tecva3nyraiuu">
+            <w:hyperlink w:history="1" r:id="rId2eylijuodatbtvvvblxut">
               <w:r>
                 <w:rPr>
                   <w:rFonts w:ascii="Arial" w:cs="Arial" w:eastAsia="Arial" w:hAnsi="Arial"/>
@@ -9738,7 +9738,7 @@
             <w:pPr>
               <w:spacing w:after="20" w:before="0"/>
             </w:pPr>
-            <w:hyperlink w:history="1" r:id="rIdmnlcuzfav7kammcfc5qvt">
+            <w:hyperlink w:history="1" r:id="rId15jt95md0cavj1-f_gbut">
               <w:r>
                 <w:rPr>
                   <w:rFonts w:ascii="Arial" w:cs="Arial" w:eastAsia="Arial" w:hAnsi="Arial"/>
@@ -9771,7 +9771,7 @@
               <w:spacing w:after="10" w:before="0"/>
               <w:ind w:left="120"/>
             </w:pPr>
-            <w:hyperlink w:history="1" r:id="rIdxybhixykvaitkbsr4vqtp">
+            <w:hyperlink w:history="1" r:id="rIdxnajs5ojktf6g2dvjaasy">
               <w:r>
                 <w:rPr>
                   <w:rFonts w:ascii="Arial" w:cs="Arial" w:eastAsia="Arial" w:hAnsi="Arial"/>
@@ -9966,7 +9966,7 @@
             <w:pPr>
               <w:spacing w:after="20" w:before="0"/>
             </w:pPr>
-            <w:hyperlink w:history="1" r:id="rIday2esmmhcyrb05lrztevl">
+            <w:hyperlink w:history="1" r:id="rIdy1lki_jdx52begvnlfw01">
               <w:r>
                 <w:rPr>
                   <w:rFonts w:ascii="Arial" w:cs="Arial" w:eastAsia="Arial" w:hAnsi="Arial"/>
@@ -9999,7 +9999,7 @@
               <w:spacing w:after="10" w:before="0"/>
               <w:ind w:left="120"/>
             </w:pPr>
-            <w:hyperlink w:history="1" r:id="rIdewa7zrbki1bnwjk8c5hi6">
+            <w:hyperlink w:history="1" r:id="rIdxrytdctyuhp3fvcnjyphx">
               <w:r>
                 <w:rPr>
                   <w:rFonts w:ascii="Arial" w:cs="Arial" w:eastAsia="Arial" w:hAnsi="Arial"/>
@@ -10044,7 +10044,7 @@
             <w:pPr>
               <w:spacing w:after="20" w:before="0"/>
             </w:pPr>
-            <w:hyperlink w:history="1" r:id="rIdgrqyrg4rhcfm8dywrtugw">
+            <w:hyperlink w:history="1" r:id="rId8-njvyhanrjncf883cogm">
               <w:r>
                 <w:rPr>
                   <w:rFonts w:ascii="Arial" w:cs="Arial" w:eastAsia="Arial" w:hAnsi="Arial"/>
@@ -10077,7 +10077,7 @@
               <w:spacing w:after="10" w:before="0"/>
               <w:ind w:left="120"/>
             </w:pPr>
-            <w:hyperlink w:history="1" r:id="rIdokbkgw42g0lyegx46a-td">
+            <w:hyperlink w:history="1" r:id="rIdy-lspfm1vrtakevd71-3o">
               <w:r>
                 <w:rPr>
                   <w:rFonts w:ascii="Arial" w:cs="Arial" w:eastAsia="Arial" w:hAnsi="Arial"/>
@@ -10272,7 +10272,7 @@
             <w:pPr>
               <w:spacing w:after="20" w:before="0"/>
             </w:pPr>
-            <w:hyperlink w:history="1" r:id="rIdiasb4yp83a5kjvcmxadjx">
+            <w:hyperlink w:history="1" r:id="rIdt7mwcjaqkcyas0wxfr4pk">
               <w:r>
                 <w:rPr>
                   <w:rFonts w:ascii="Arial" w:cs="Arial" w:eastAsia="Arial" w:hAnsi="Arial"/>
@@ -10305,7 +10305,7 @@
               <w:spacing w:after="10" w:before="0"/>
               <w:ind w:left="120"/>
             </w:pPr>
-            <w:hyperlink w:history="1" r:id="rIdw0zitfovu1nd2k9ptrfsh">
+            <w:hyperlink w:history="1" r:id="rIdc2u6kpkujrzwaukx14_68">
               <w:r>
                 <w:rPr>
                   <w:rFonts w:ascii="Arial" w:cs="Arial" w:eastAsia="Arial" w:hAnsi="Arial"/>
@@ -10350,7 +10350,7 @@
             <w:pPr>
               <w:spacing w:after="20" w:before="0"/>
             </w:pPr>
-            <w:hyperlink w:history="1" r:id="rIdpog_djd1lx_g_9ovqkhy2">
+            <w:hyperlink w:history="1" r:id="rIdbnm5syt4pjzb9btathkvm">
               <w:r>
                 <w:rPr>
                   <w:rFonts w:ascii="Arial" w:cs="Arial" w:eastAsia="Arial" w:hAnsi="Arial"/>
@@ -10383,7 +10383,7 @@
               <w:spacing w:after="10" w:before="0"/>
               <w:ind w:left="120"/>
             </w:pPr>
-            <w:hyperlink w:history="1" r:id="rIdm3srq3gn6c-ewjnh46bju">
+            <w:hyperlink w:history="1" r:id="rId6zys2rxo4kri2_d6hxcbq">
               <w:r>
                 <w:rPr>
                   <w:rFonts w:ascii="Arial" w:cs="Arial" w:eastAsia="Arial" w:hAnsi="Arial"/>
@@ -10578,7 +10578,7 @@
             <w:pPr>
               <w:spacing w:after="20" w:before="0"/>
             </w:pPr>
-            <w:hyperlink w:history="1" r:id="rId8f-daytx-3ftbphifvcdp">
+            <w:hyperlink w:history="1" r:id="rIdwu_cpufie4kq8qkzzyvsd">
               <w:r>
                 <w:rPr>
                   <w:rFonts w:ascii="Arial" w:cs="Arial" w:eastAsia="Arial" w:hAnsi="Arial"/>
@@ -10627,7 +10627,7 @@
               <w:spacing w:after="10" w:before="0"/>
               <w:ind w:left="120"/>
             </w:pPr>
-            <w:hyperlink w:history="1" r:id="rIdqr08xynmasfap5j8ykkvc">
+            <w:hyperlink w:history="1" r:id="rId8n69yx4iwjaoox_8sjivl">
               <w:r>
                 <w:rPr>
                   <w:rFonts w:ascii="Arial" w:cs="Arial" w:eastAsia="Arial" w:hAnsi="Arial"/>
@@ -10672,7 +10672,7 @@
             <w:pPr>
               <w:spacing w:after="20" w:before="0"/>
             </w:pPr>
-            <w:hyperlink w:history="1" r:id="rIdn8treqpgfgge64iwoh36p">
+            <w:hyperlink w:history="1" r:id="rIdl-dkaiyvfjqv3ktmhxer3">
               <w:r>
                 <w:rPr>
                   <w:rFonts w:ascii="Arial" w:cs="Arial" w:eastAsia="Arial" w:hAnsi="Arial"/>
@@ -10721,7 +10721,7 @@
               <w:spacing w:after="10" w:before="0"/>
               <w:ind w:left="120"/>
             </w:pPr>
-            <w:hyperlink w:history="1" r:id="rIdcgxcth2pegoau_g7abiej">
+            <w:hyperlink w:history="1" r:id="rIdamzz8banf1sibgndhsd5q">
               <w:r>
                 <w:rPr>
                   <w:rFonts w:ascii="Arial" w:cs="Arial" w:eastAsia="Arial" w:hAnsi="Arial"/>
@@ -11233,7 +11233,7 @@
         </w:rPr>
         <w:t xml:space="preserve">© 2026 SeaVuria and ARES. Aligned with KICD objectives. Developed by SeaVuria; technical implementation by ARES (with AI assistance from Claude). Licensed under </w:t>
       </w:r>
-      <w:hyperlink w:history="1" r:id="rIdddvsq6y4cl7bdoevaean_">
+      <w:hyperlink w:history="1" r:id="rIdsjohve2fdlk9kiaw4fwc_">
         <w:r>
           <w:rPr>
             <w:rFonts w:ascii="Arial" w:cs="Arial" w:eastAsia="Arial" w:hAnsi="Arial"/>
@@ -11254,7 +11254,7 @@
         </w:rPr>
         <w:t xml:space="preserve"> (</w:t>
       </w:r>
-      <w:hyperlink w:history="1" r:id="rIdvnlsif8hny4vi96u2-hbf">
+      <w:hyperlink w:history="1" r:id="rId7rpvkw1nxli1yjvtlp3zv">
         <w:r>
           <w:rPr>
             <w:rFonts w:ascii="Arial" w:cs="Arial" w:eastAsia="Arial" w:hAnsi="Arial"/>
@@ -12267,7 +12267,7 @@
             <w:pPr>
               <w:spacing w:after="20" w:before="0"/>
             </w:pPr>
-            <w:hyperlink w:history="1" r:id="rIdzjgi8xkdq8inbw6cyjsea">
+            <w:hyperlink w:history="1" r:id="rIdj8fwy5vfkbrikx0jbpuhv">
               <w:r>
                 <w:rPr>
                   <w:rFonts w:ascii="Arial" w:cs="Arial" w:eastAsia="Arial" w:hAnsi="Arial"/>
@@ -12300,7 +12300,7 @@
               <w:spacing w:after="10" w:before="0"/>
               <w:ind w:left="120"/>
             </w:pPr>
-            <w:hyperlink w:history="1" r:id="rId6l_r5xhtks24fewajk1kp">
+            <w:hyperlink w:history="1" r:id="rIdsfxzwgvoera8dzfqtwaob">
               <w:r>
                 <w:rPr>
                   <w:rFonts w:ascii="Arial" w:cs="Arial" w:eastAsia="Arial" w:hAnsi="Arial"/>
@@ -12345,7 +12345,7 @@
             <w:pPr>
               <w:spacing w:after="20" w:before="0"/>
             </w:pPr>
-            <w:hyperlink w:history="1" r:id="rIdupqf72feywaa7mzbtennt">
+            <w:hyperlink w:history="1" r:id="rIdzf_bkl0ffrhuhfu3tq5bn">
               <w:r>
                 <w:rPr>
                   <w:rFonts w:ascii="Arial" w:cs="Arial" w:eastAsia="Arial" w:hAnsi="Arial"/>
@@ -12378,7 +12378,7 @@
               <w:spacing w:after="10" w:before="0"/>
               <w:ind w:left="120"/>
             </w:pPr>
-            <w:hyperlink w:history="1" r:id="rIdkclvxamgzeiehootdc-z3">
+            <w:hyperlink w:history="1" r:id="rIddhb1siusmtr-eg4gtm79k">
               <w:r>
                 <w:rPr>
                   <w:rFonts w:ascii="Arial" w:cs="Arial" w:eastAsia="Arial" w:hAnsi="Arial"/>
@@ -12573,7 +12573,7 @@
             <w:pPr>
               <w:spacing w:after="20" w:before="0"/>
             </w:pPr>
-            <w:hyperlink w:history="1" r:id="rIdchgqbqdx_dahlyvegk7gb">
+            <w:hyperlink w:history="1" r:id="rIdxrtq_vpqset01j29-_u9x">
               <w:r>
                 <w:rPr>
                   <w:rFonts w:ascii="Arial" w:cs="Arial" w:eastAsia="Arial" w:hAnsi="Arial"/>
@@ -12606,7 +12606,7 @@
               <w:spacing w:after="10" w:before="0"/>
               <w:ind w:left="120"/>
             </w:pPr>
-            <w:hyperlink w:history="1" r:id="rIduzkn7djrkygsflbtb_b3l">
+            <w:hyperlink w:history="1" r:id="rIdmwqj3zdugv5mih2m-ho6s">
               <w:r>
                 <w:rPr>
                   <w:rFonts w:ascii="Arial" w:cs="Arial" w:eastAsia="Arial" w:hAnsi="Arial"/>
@@ -12651,7 +12651,7 @@
             <w:pPr>
               <w:spacing w:after="20" w:before="0"/>
             </w:pPr>
-            <w:hyperlink w:history="1" r:id="rId9gp9mf--ybhcasewhynx0">
+            <w:hyperlink w:history="1" r:id="rId7qzgn57hdvdgd_j_t5zot">
               <w:r>
                 <w:rPr>
                   <w:rFonts w:ascii="Arial" w:cs="Arial" w:eastAsia="Arial" w:hAnsi="Arial"/>
@@ -12684,7 +12684,7 @@
               <w:spacing w:after="10" w:before="0"/>
               <w:ind w:left="120"/>
             </w:pPr>
-            <w:hyperlink w:history="1" r:id="rIdbvvw5g4ebkovl5fes3pr7">
+            <w:hyperlink w:history="1" r:id="rIdb9ghew6e9rafc7blxddp9">
               <w:r>
                 <w:rPr>
                   <w:rFonts w:ascii="Arial" w:cs="Arial" w:eastAsia="Arial" w:hAnsi="Arial"/>
@@ -12879,7 +12879,7 @@
             <w:pPr>
               <w:spacing w:after="20" w:before="0"/>
             </w:pPr>
-            <w:hyperlink w:history="1" r:id="rIdgqaclmesizgoo8ic4umxf">
+            <w:hyperlink w:history="1" r:id="rIdy-8gipfavjnvusqzxdawq">
               <w:r>
                 <w:rPr>
                   <w:rFonts w:ascii="Arial" w:cs="Arial" w:eastAsia="Arial" w:hAnsi="Arial"/>
@@ -12928,7 +12928,7 @@
               <w:spacing w:after="10" w:before="0"/>
               <w:ind w:left="120"/>
             </w:pPr>
-            <w:hyperlink w:history="1" r:id="rIdet7z-oi0qqiviurwf4h3x">
+            <w:hyperlink w:history="1" r:id="rIdplz9j12cdzi3hylsoicya">
               <w:r>
                 <w:rPr>
                   <w:rFonts w:ascii="Arial" w:cs="Arial" w:eastAsia="Arial" w:hAnsi="Arial"/>
@@ -12973,7 +12973,7 @@
             <w:pPr>
               <w:spacing w:after="20" w:before="0"/>
             </w:pPr>
-            <w:hyperlink w:history="1" r:id="rId9dn400diplgqayyux18tf">
+            <w:hyperlink w:history="1" r:id="rIdddxrdqfjdcplx_ux0eqpy">
               <w:r>
                 <w:rPr>
                   <w:rFonts w:ascii="Arial" w:cs="Arial" w:eastAsia="Arial" w:hAnsi="Arial"/>
@@ -13022,7 +13022,7 @@
               <w:spacing w:after="10" w:before="0"/>
               <w:ind w:left="120"/>
             </w:pPr>
-            <w:hyperlink w:history="1" r:id="rIdn2vpk1hrm8xedb4odbieq">
+            <w:hyperlink w:history="1" r:id="rIdbymrgdpqlvxrnldvlk5yo">
               <w:r>
                 <w:rPr>
                   <w:rFonts w:ascii="Arial" w:cs="Arial" w:eastAsia="Arial" w:hAnsi="Arial"/>
@@ -13217,7 +13217,7 @@
             <w:pPr>
               <w:spacing w:after="20" w:before="0"/>
             </w:pPr>
-            <w:hyperlink w:history="1" r:id="rIdprzbtdgtr_-z2rgxw136g">
+            <w:hyperlink w:history="1" r:id="rIdxnig3x1oy5fr0l1-clbka">
               <w:r>
                 <w:rPr>
                   <w:rFonts w:ascii="Arial" w:cs="Arial" w:eastAsia="Arial" w:hAnsi="Arial"/>
@@ -13266,7 +13266,7 @@
               <w:spacing w:after="10" w:before="0"/>
               <w:ind w:left="120"/>
             </w:pPr>
-            <w:hyperlink w:history="1" r:id="rIdrmatbvgr2oqmhjkqwntm-">
+            <w:hyperlink w:history="1" r:id="rIds2i4zu0uepnk-igaokyni">
               <w:r>
                 <w:rPr>
                   <w:rFonts w:ascii="Arial" w:cs="Arial" w:eastAsia="Arial" w:hAnsi="Arial"/>
@@ -13311,7 +13311,7 @@
             <w:pPr>
               <w:spacing w:after="20" w:before="0"/>
             </w:pPr>
-            <w:hyperlink w:history="1" r:id="rIde5v3ggke-jqj2tnhoyjf9">
+            <w:hyperlink w:history="1" r:id="rIdwrqsfnpoysqgtcfxiitng">
               <w:r>
                 <w:rPr>
                   <w:rFonts w:ascii="Arial" w:cs="Arial" w:eastAsia="Arial" w:hAnsi="Arial"/>
@@ -13360,7 +13360,7 @@
               <w:spacing w:after="10" w:before="0"/>
               <w:ind w:left="120"/>
             </w:pPr>
-            <w:hyperlink w:history="1" r:id="rId5b9wumtxjul9gj30ug_-d">
+            <w:hyperlink w:history="1" r:id="rIdyvdzppsuv7t31kosnnkef">
               <w:r>
                 <w:rPr>
                   <w:rFonts w:ascii="Arial" w:cs="Arial" w:eastAsia="Arial" w:hAnsi="Arial"/>
@@ -13555,7 +13555,7 @@
             <w:pPr>
               <w:spacing w:after="20" w:before="0"/>
             </w:pPr>
-            <w:hyperlink w:history="1" r:id="rIduolotk8umxo0hlqhwsqqz">
+            <w:hyperlink w:history="1" r:id="rIddnh2rklv9votxzbggvf85">
               <w:r>
                 <w:rPr>
                   <w:rFonts w:ascii="Arial" w:cs="Arial" w:eastAsia="Arial" w:hAnsi="Arial"/>
@@ -13604,7 +13604,7 @@
               <w:spacing w:after="10" w:before="0"/>
               <w:ind w:left="120"/>
             </w:pPr>
-            <w:hyperlink w:history="1" r:id="rIde1kmplifcdzx-umlcyzb3">
+            <w:hyperlink w:history="1" r:id="rIdbnyjtffdok8rcm2nxwu1t">
               <w:r>
                 <w:rPr>
                   <w:rFonts w:ascii="Arial" w:cs="Arial" w:eastAsia="Arial" w:hAnsi="Arial"/>
@@ -13649,7 +13649,7 @@
             <w:pPr>
               <w:spacing w:after="20" w:before="0"/>
             </w:pPr>
-            <w:hyperlink w:history="1" r:id="rIdib1frgsek78zgiwp5bzrc">
+            <w:hyperlink w:history="1" r:id="rId-yvlr7ua_zcd9vusn3dlw">
               <w:r>
                 <w:rPr>
                   <w:rFonts w:ascii="Arial" w:cs="Arial" w:eastAsia="Arial" w:hAnsi="Arial"/>
@@ -13682,7 +13682,7 @@
               <w:spacing w:after="10" w:before="0"/>
               <w:ind w:left="120"/>
             </w:pPr>
-            <w:hyperlink w:history="1" r:id="rId_o0xp--ckte9kegcklmm8">
+            <w:hyperlink w:history="1" r:id="rIdwyl_h6o29cpbr00qimxbg">
               <w:r>
                 <w:rPr>
                   <w:rFonts w:ascii="Arial" w:cs="Arial" w:eastAsia="Arial" w:hAnsi="Arial"/>
@@ -14194,7 +14194,7 @@
         </w:rPr>
         <w:t xml:space="preserve">© 2026 SeaVuria and ARES. Aligned with KICD objectives. Developed by SeaVuria; technical implementation by ARES (with AI assistance from Claude). Licensed under </w:t>
       </w:r>
-      <w:hyperlink w:history="1" r:id="rId44vxd46pcemm9ax7bw9vf">
+      <w:hyperlink w:history="1" r:id="rIdwivcgi9ttv6v_el6z7ejx">
         <w:r>
           <w:rPr>
             <w:rFonts w:ascii="Arial" w:cs="Arial" w:eastAsia="Arial" w:hAnsi="Arial"/>
@@ -14215,7 +14215,7 @@
         </w:rPr>
         <w:t xml:space="preserve"> (</w:t>
       </w:r>
-      <w:hyperlink w:history="1" r:id="rIdk48erylanzbrkho10iybo">
+      <w:hyperlink w:history="1" r:id="rIdv4gemuax3as2rmgk-joio">
         <w:r>
           <w:rPr>
             <w:rFonts w:ascii="Arial" w:cs="Arial" w:eastAsia="Arial" w:hAnsi="Arial"/>
@@ -15228,7 +15228,7 @@
             <w:pPr>
               <w:spacing w:after="20" w:before="0"/>
             </w:pPr>
-            <w:hyperlink w:history="1" r:id="rIdy2mnxkyjrnas3nhvv1f3j">
+            <w:hyperlink w:history="1" r:id="rIdjbypyv_bt4htpfojxwm4j">
               <w:r>
                 <w:rPr>
                   <w:rFonts w:ascii="Arial" w:cs="Arial" w:eastAsia="Arial" w:hAnsi="Arial"/>
@@ -15261,7 +15261,7 @@
               <w:spacing w:after="10" w:before="0"/>
               <w:ind w:left="120"/>
             </w:pPr>
-            <w:hyperlink w:history="1" r:id="rIdsjwnltvwhiyirbst1hk-h">
+            <w:hyperlink w:history="1" r:id="rIddwpz3pzvh8lhxdog8va0c">
               <w:r>
                 <w:rPr>
                   <w:rFonts w:ascii="Arial" w:cs="Arial" w:eastAsia="Arial" w:hAnsi="Arial"/>
@@ -15306,7 +15306,7 @@
             <w:pPr>
               <w:spacing w:after="20" w:before="0"/>
             </w:pPr>
-            <w:hyperlink w:history="1" r:id="rIdnw66rzlshfcpmutsu2-lf">
+            <w:hyperlink w:history="1" r:id="rIdvyhegc_uxbtrpsix3jd4l">
               <w:r>
                 <w:rPr>
                   <w:rFonts w:ascii="Arial" w:cs="Arial" w:eastAsia="Arial" w:hAnsi="Arial"/>
@@ -15339,7 +15339,7 @@
               <w:spacing w:after="10" w:before="0"/>
               <w:ind w:left="120"/>
             </w:pPr>
-            <w:hyperlink w:history="1" r:id="rIdilni-xl6kr7rm0ohe8fkx">
+            <w:hyperlink w:history="1" r:id="rIdgxlduuuyznhbbfaoiil15">
               <w:r>
                 <w:rPr>
                   <w:rFonts w:ascii="Arial" w:cs="Arial" w:eastAsia="Arial" w:hAnsi="Arial"/>
@@ -15534,7 +15534,7 @@
             <w:pPr>
               <w:spacing w:after="20" w:before="0"/>
             </w:pPr>
-            <w:hyperlink w:history="1" r:id="rIduvt8ehqobnc0qc4p1gu1q">
+            <w:hyperlink w:history="1" r:id="rIdhmn1tapwzocgmsrnwrlqi">
               <w:r>
                 <w:rPr>
                   <w:rFonts w:ascii="Arial" w:cs="Arial" w:eastAsia="Arial" w:hAnsi="Arial"/>
@@ -15567,7 +15567,7 @@
               <w:spacing w:after="10" w:before="0"/>
               <w:ind w:left="120"/>
             </w:pPr>
-            <w:hyperlink w:history="1" r:id="rIdajub1jf5v7epwn2s5jzyb">
+            <w:hyperlink w:history="1" r:id="rId8vjgm7nf28h7luz1mxzpx">
               <w:r>
                 <w:rPr>
                   <w:rFonts w:ascii="Arial" w:cs="Arial" w:eastAsia="Arial" w:hAnsi="Arial"/>
@@ -15612,7 +15612,7 @@
             <w:pPr>
               <w:spacing w:after="20" w:before="0"/>
             </w:pPr>
-            <w:hyperlink w:history="1" r:id="rIdiw0iq8kumk8lnc5p5kc8y">
+            <w:hyperlink w:history="1" r:id="rIdn6fdulbkebfkpkmx0mvrc">
               <w:r>
                 <w:rPr>
                   <w:rFonts w:ascii="Arial" w:cs="Arial" w:eastAsia="Arial" w:hAnsi="Arial"/>
@@ -15645,7 +15645,7 @@
               <w:spacing w:after="10" w:before="0"/>
               <w:ind w:left="120"/>
             </w:pPr>
-            <w:hyperlink w:history="1" r:id="rIdjblc89doqoge9ns9betmx">
+            <w:hyperlink w:history="1" r:id="rId09xkgr1pwqbvemzai7tvw">
               <w:r>
                 <w:rPr>
                   <w:rFonts w:ascii="Arial" w:cs="Arial" w:eastAsia="Arial" w:hAnsi="Arial"/>
@@ -15840,7 +15840,7 @@
             <w:pPr>
               <w:spacing w:after="20" w:before="0"/>
             </w:pPr>
-            <w:hyperlink w:history="1" r:id="rId9foqewlze1uerzstxshwq">
+            <w:hyperlink w:history="1" r:id="rIdgzl4aldzhmrmwlh0ji4ff">
               <w:r>
                 <w:rPr>
                   <w:rFonts w:ascii="Arial" w:cs="Arial" w:eastAsia="Arial" w:hAnsi="Arial"/>
@@ -15889,7 +15889,7 @@
               <w:spacing w:after="10" w:before="0"/>
               <w:ind w:left="120"/>
             </w:pPr>
-            <w:hyperlink w:history="1" r:id="rId7965dim0kiqak9ts9n3b-">
+            <w:hyperlink w:history="1" r:id="rIdokelh4cpj090xzvtqoxf8">
               <w:r>
                 <w:rPr>
                   <w:rFonts w:ascii="Arial" w:cs="Arial" w:eastAsia="Arial" w:hAnsi="Arial"/>
@@ -15934,7 +15934,7 @@
             <w:pPr>
               <w:spacing w:after="20" w:before="0"/>
             </w:pPr>
-            <w:hyperlink w:history="1" r:id="rIdkvfnevswwup7fjruhayoi">
+            <w:hyperlink w:history="1" r:id="rIdq4h_6lko33rilrdgnj9kx">
               <w:r>
                 <w:rPr>
                   <w:rFonts w:ascii="Arial" w:cs="Arial" w:eastAsia="Arial" w:hAnsi="Arial"/>
@@ -15983,7 +15983,7 @@
               <w:spacing w:after="10" w:before="0"/>
               <w:ind w:left="120"/>
             </w:pPr>
-            <w:hyperlink w:history="1" r:id="rIdnh29ygf1rm5vglsa_ddvd">
+            <w:hyperlink w:history="1" r:id="rIdruklv_sujzcrriij9efju">
               <w:r>
                 <w:rPr>
                   <w:rFonts w:ascii="Arial" w:cs="Arial" w:eastAsia="Arial" w:hAnsi="Arial"/>
@@ -16178,7 +16178,7 @@
             <w:pPr>
               <w:spacing w:after="20" w:before="0"/>
             </w:pPr>
-            <w:hyperlink w:history="1" r:id="rId8znyw48eimvrusw0gstf-">
+            <w:hyperlink w:history="1" r:id="rIda8n4muan8k9qr_d0tkd9z">
               <w:r>
                 <w:rPr>
                   <w:rFonts w:ascii="Arial" w:cs="Arial" w:eastAsia="Arial" w:hAnsi="Arial"/>
@@ -16227,7 +16227,7 @@
               <w:spacing w:after="10" w:before="0"/>
               <w:ind w:left="120"/>
             </w:pPr>
-            <w:hyperlink w:history="1" r:id="rIdaufzqzpctuzothudvsszf">
+            <w:hyperlink w:history="1" r:id="rId71khrvq2lqlytx4haclqg">
               <w:r>
                 <w:rPr>
                   <w:rFonts w:ascii="Arial" w:cs="Arial" w:eastAsia="Arial" w:hAnsi="Arial"/>
@@ -16272,7 +16272,7 @@
             <w:pPr>
               <w:spacing w:after="20" w:before="0"/>
             </w:pPr>
-            <w:hyperlink w:history="1" r:id="rIdqnza4l8rara5jxbqcyqlg">
+            <w:hyperlink w:history="1" r:id="rIdfexamc_76fbzgxoz_wctp">
               <w:r>
                 <w:rPr>
                   <w:rFonts w:ascii="Arial" w:cs="Arial" w:eastAsia="Arial" w:hAnsi="Arial"/>
@@ -16321,7 +16321,7 @@
               <w:spacing w:after="10" w:before="0"/>
               <w:ind w:left="120"/>
             </w:pPr>
-            <w:hyperlink w:history="1" r:id="rIdlumfqkb0tcoylrhv8h-7_">
+            <w:hyperlink w:history="1" r:id="rIdtvleazyjleuaf2qgkwyld">
               <w:r>
                 <w:rPr>
                   <w:rFonts w:ascii="Arial" w:cs="Arial" w:eastAsia="Arial" w:hAnsi="Arial"/>
@@ -16516,7 +16516,7 @@
             <w:pPr>
               <w:spacing w:after="20" w:before="0"/>
             </w:pPr>
-            <w:hyperlink w:history="1" r:id="rIdvrlhaprdkcija_h1gsylz">
+            <w:hyperlink w:history="1" r:id="rId2i3a9og2vjsrlqpiiirzd">
               <w:r>
                 <w:rPr>
                   <w:rFonts w:ascii="Arial" w:cs="Arial" w:eastAsia="Arial" w:hAnsi="Arial"/>
@@ -16565,7 +16565,7 @@
               <w:spacing w:after="10" w:before="0"/>
               <w:ind w:left="120"/>
             </w:pPr>
-            <w:hyperlink w:history="1" r:id="rIdgjgz6kgm-9bwt4emiptvb">
+            <w:hyperlink w:history="1" r:id="rIdui9jsqdjpwllh764dnfdb">
               <w:r>
                 <w:rPr>
                   <w:rFonts w:ascii="Arial" w:cs="Arial" w:eastAsia="Arial" w:hAnsi="Arial"/>
@@ -16610,7 +16610,7 @@
             <w:pPr>
               <w:spacing w:after="20" w:before="0"/>
             </w:pPr>
-            <w:hyperlink w:history="1" r:id="rIdmegg7jkjiqtng2x9_jjkw">
+            <w:hyperlink w:history="1" r:id="rId2lfsza9dvrw85bk7vvudm">
               <w:r>
                 <w:rPr>
                   <w:rFonts w:ascii="Arial" w:cs="Arial" w:eastAsia="Arial" w:hAnsi="Arial"/>
@@ -16659,7 +16659,7 @@
               <w:spacing w:after="10" w:before="0"/>
               <w:ind w:left="120"/>
             </w:pPr>
-            <w:hyperlink w:history="1" r:id="rIdbk6qoclq8_lqey6ofnt0i">
+            <w:hyperlink w:history="1" r:id="rIdca-_mtbmokmn7ru8yk2xg">
               <w:r>
                 <w:rPr>
                   <w:rFonts w:ascii="Arial" w:cs="Arial" w:eastAsia="Arial" w:hAnsi="Arial"/>
@@ -17171,7 +17171,7 @@
         </w:rPr>
         <w:t xml:space="preserve">© 2026 SeaVuria and ARES. Aligned with KICD objectives. Developed by SeaVuria; technical implementation by ARES (with AI assistance from Claude). Licensed under </w:t>
       </w:r>
-      <w:hyperlink w:history="1" r:id="rId8gxgy7x6umv9ysrhe0k6z">
+      <w:hyperlink w:history="1" r:id="rIdt7yqhwkt1oyubipzd1wll">
         <w:r>
           <w:rPr>
             <w:rFonts w:ascii="Arial" w:cs="Arial" w:eastAsia="Arial" w:hAnsi="Arial"/>
@@ -17192,7 +17192,7 @@
         </w:rPr>
         <w:t xml:space="preserve"> (</w:t>
       </w:r>
-      <w:hyperlink w:history="1" r:id="rIdtkocth0zzpwj3bnvysnep">
+      <w:hyperlink w:history="1" r:id="rId5ladenimqz1tmrvfuvu01">
         <w:r>
           <w:rPr>
             <w:rFonts w:ascii="Arial" w:cs="Arial" w:eastAsia="Arial" w:hAnsi="Arial"/>
@@ -18205,7 +18205,7 @@
             <w:pPr>
               <w:spacing w:after="20" w:before="0"/>
             </w:pPr>
-            <w:hyperlink w:history="1" r:id="rIdd-k4znqfg30nuyrib7ih1">
+            <w:hyperlink w:history="1" r:id="rIdn76qsvd0aegdjazs2hfq_">
               <w:r>
                 <w:rPr>
                   <w:rFonts w:ascii="Arial" w:cs="Arial" w:eastAsia="Arial" w:hAnsi="Arial"/>
@@ -18238,7 +18238,7 @@
               <w:spacing w:after="10" w:before="0"/>
               <w:ind w:left="120"/>
             </w:pPr>
-            <w:hyperlink w:history="1" r:id="rId-oimcdt39q4ttxjk-vfk_">
+            <w:hyperlink w:history="1" r:id="rIdsp8k7q607lyjyccrgpt-h">
               <w:r>
                 <w:rPr>
                   <w:rFonts w:ascii="Arial" w:cs="Arial" w:eastAsia="Arial" w:hAnsi="Arial"/>
@@ -18283,7 +18283,7 @@
             <w:pPr>
               <w:spacing w:after="20" w:before="0"/>
             </w:pPr>
-            <w:hyperlink w:history="1" r:id="rIdzoulpk0yn_k4e5w46pb81">
+            <w:hyperlink w:history="1" r:id="rIdgfgsawvjbszvaq683kt5o">
               <w:r>
                 <w:rPr>
                   <w:rFonts w:ascii="Arial" w:cs="Arial" w:eastAsia="Arial" w:hAnsi="Arial"/>
@@ -18316,7 +18316,7 @@
               <w:spacing w:after="10" w:before="0"/>
               <w:ind w:left="120"/>
             </w:pPr>
-            <w:hyperlink w:history="1" r:id="rIddx_j68crmd_rj6cu6wjx7">
+            <w:hyperlink w:history="1" r:id="rIdxxc7kokepnkvxnjywlhgg">
               <w:r>
                 <w:rPr>
                   <w:rFonts w:ascii="Arial" w:cs="Arial" w:eastAsia="Arial" w:hAnsi="Arial"/>
@@ -18511,7 +18511,7 @@
             <w:pPr>
               <w:spacing w:after="20" w:before="0"/>
             </w:pPr>
-            <w:hyperlink w:history="1" r:id="rIdhpa7yue9jcb1rrbpcp2hh">
+            <w:hyperlink w:history="1" r:id="rId9jleq_40fla3e_sdwbz3x">
               <w:r>
                 <w:rPr>
                   <w:rFonts w:ascii="Arial" w:cs="Arial" w:eastAsia="Arial" w:hAnsi="Arial"/>
@@ -18544,7 +18544,7 @@
               <w:spacing w:after="10" w:before="0"/>
               <w:ind w:left="120"/>
             </w:pPr>
-            <w:hyperlink w:history="1" r:id="rId8wwrzu5tx9ndbcapcejor">
+            <w:hyperlink w:history="1" r:id="rIdygebkjybt5cpfmytzukxo">
               <w:r>
                 <w:rPr>
                   <w:rFonts w:ascii="Arial" w:cs="Arial" w:eastAsia="Arial" w:hAnsi="Arial"/>
@@ -18589,7 +18589,7 @@
             <w:pPr>
               <w:spacing w:after="20" w:before="0"/>
             </w:pPr>
-            <w:hyperlink w:history="1" r:id="rIdpuk6f6uq4stbqlpb4un3z">
+            <w:hyperlink w:history="1" r:id="rId7xwbbxfrlb-sk6lzvygz2">
               <w:r>
                 <w:rPr>
                   <w:rFonts w:ascii="Arial" w:cs="Arial" w:eastAsia="Arial" w:hAnsi="Arial"/>
@@ -18622,7 +18622,7 @@
               <w:spacing w:after="10" w:before="0"/>
               <w:ind w:left="120"/>
             </w:pPr>
-            <w:hyperlink w:history="1" r:id="rId8qjbslebhw7qov8ninmha">
+            <w:hyperlink w:history="1" r:id="rIdry1bdhrsddic63s9-aqui">
               <w:r>
                 <w:rPr>
                   <w:rFonts w:ascii="Arial" w:cs="Arial" w:eastAsia="Arial" w:hAnsi="Arial"/>
@@ -18817,7 +18817,7 @@
             <w:pPr>
               <w:spacing w:after="20" w:before="0"/>
             </w:pPr>
-            <w:hyperlink w:history="1" r:id="rId2jj5okvx_af1rfaujmp62">
+            <w:hyperlink w:history="1" r:id="rIdrvhl7lyrdouibkq9nqcfd">
               <w:r>
                 <w:rPr>
                   <w:rFonts w:ascii="Arial" w:cs="Arial" w:eastAsia="Arial" w:hAnsi="Arial"/>
@@ -18866,7 +18866,7 @@
               <w:spacing w:after="10" w:before="0"/>
               <w:ind w:left="120"/>
             </w:pPr>
-            <w:hyperlink w:history="1" r:id="rId7-qjsz4m0limkznqhsayo">
+            <w:hyperlink w:history="1" r:id="rId-muwdkn_xlwqi8tka8g-n">
               <w:r>
                 <w:rPr>
                   <w:rFonts w:ascii="Arial" w:cs="Arial" w:eastAsia="Arial" w:hAnsi="Arial"/>
@@ -18911,7 +18911,7 @@
             <w:pPr>
               <w:spacing w:after="20" w:before="0"/>
             </w:pPr>
-            <w:hyperlink w:history="1" r:id="rIdhpfgslptqlapqhejl0rin">
+            <w:hyperlink w:history="1" r:id="rIdegyno1ercasdukv3wjgxb">
               <w:r>
                 <w:rPr>
                   <w:rFonts w:ascii="Arial" w:cs="Arial" w:eastAsia="Arial" w:hAnsi="Arial"/>
@@ -18944,7 +18944,7 @@
               <w:spacing w:after="10" w:before="0"/>
               <w:ind w:left="120"/>
             </w:pPr>
-            <w:hyperlink w:history="1" r:id="rIds21gslcbaozdisnmgt4oi">
+            <w:hyperlink w:history="1" r:id="rIdhp6d5c1kcbfho9gfivfuw">
               <w:r>
                 <w:rPr>
                   <w:rFonts w:ascii="Arial" w:cs="Arial" w:eastAsia="Arial" w:hAnsi="Arial"/>
@@ -19139,7 +19139,7 @@
             <w:pPr>
               <w:spacing w:after="20" w:before="0"/>
             </w:pPr>
-            <w:hyperlink w:history="1" r:id="rIdbas97zwc1v5oy69hy5hsh">
+            <w:hyperlink w:history="1" r:id="rIdpjavimre9kzhocauwf2mj">
               <w:r>
                 <w:rPr>
                   <w:rFonts w:ascii="Arial" w:cs="Arial" w:eastAsia="Arial" w:hAnsi="Arial"/>
@@ -19188,7 +19188,7 @@
               <w:spacing w:after="10" w:before="0"/>
               <w:ind w:left="120"/>
             </w:pPr>
-            <w:hyperlink w:history="1" r:id="rIdidoelho95jnwodstlaufo">
+            <w:hyperlink w:history="1" r:id="rIdy225izshr6vbpsdlitu0h">
               <w:r>
                 <w:rPr>
                   <w:rFonts w:ascii="Arial" w:cs="Arial" w:eastAsia="Arial" w:hAnsi="Arial"/>
@@ -19233,7 +19233,7 @@
             <w:pPr>
               <w:spacing w:after="20" w:before="0"/>
             </w:pPr>
-            <w:hyperlink w:history="1" r:id="rIdskvnr26apowkayx8ryh_6">
+            <w:hyperlink w:history="1" r:id="rIdnwnnjcvrmfuoqnmmpvcq0">
               <w:r>
                 <w:rPr>
                   <w:rFonts w:ascii="Arial" w:cs="Arial" w:eastAsia="Arial" w:hAnsi="Arial"/>
@@ -19266,7 +19266,7 @@
               <w:spacing w:after="10" w:before="0"/>
               <w:ind w:left="120"/>
             </w:pPr>
-            <w:hyperlink w:history="1" r:id="rIdet9al6qhftgq_uoet6ztv">
+            <w:hyperlink w:history="1" r:id="rIdijvhbm-ka8xh58dsknqis">
               <w:r>
                 <w:rPr>
                   <w:rFonts w:ascii="Arial" w:cs="Arial" w:eastAsia="Arial" w:hAnsi="Arial"/>
@@ -19461,7 +19461,7 @@
             <w:pPr>
               <w:spacing w:after="20" w:before="0"/>
             </w:pPr>
-            <w:hyperlink w:history="1" r:id="rId2bm8ozdbsiqjfswbg1bcb">
+            <w:hyperlink w:history="1" r:id="rIdygcgbe4g4wny-wkxbr3jg">
               <w:r>
                 <w:rPr>
                   <w:rFonts w:ascii="Arial" w:cs="Arial" w:eastAsia="Arial" w:hAnsi="Arial"/>
@@ -19510,7 +19510,7 @@
               <w:spacing w:after="10" w:before="0"/>
               <w:ind w:left="120"/>
             </w:pPr>
-            <w:hyperlink w:history="1" r:id="rIdqimd0h_ax7nyzzhd4klxp">
+            <w:hyperlink w:history="1" r:id="rIdxw5wjd-ummwlvoaethd6w">
               <w:r>
                 <w:rPr>
                   <w:rFonts w:ascii="Arial" w:cs="Arial" w:eastAsia="Arial" w:hAnsi="Arial"/>
@@ -19555,7 +19555,7 @@
             <w:pPr>
               <w:spacing w:after="20" w:before="0"/>
             </w:pPr>
-            <w:hyperlink w:history="1" r:id="rIdvzlmrlbszqsx9wxdeex7f">
+            <w:hyperlink w:history="1" r:id="rIdbgcw_s_zmbynsdttq8udq">
               <w:r>
                 <w:rPr>
                   <w:rFonts w:ascii="Arial" w:cs="Arial" w:eastAsia="Arial" w:hAnsi="Arial"/>
@@ -19588,7 +19588,7 @@
               <w:spacing w:after="10" w:before="0"/>
               <w:ind w:left="120"/>
             </w:pPr>
-            <w:hyperlink w:history="1" r:id="rIdjo21q2xzc7maz03wdijad">
+            <w:hyperlink w:history="1" r:id="rIdhhhpwf_zrtjh0knefuapi">
               <w:r>
                 <w:rPr>
                   <w:rFonts w:ascii="Arial" w:cs="Arial" w:eastAsia="Arial" w:hAnsi="Arial"/>
@@ -20100,7 +20100,7 @@
         </w:rPr>
         <w:t xml:space="preserve">© 2026 SeaVuria and ARES. Aligned with KICD objectives. Developed by SeaVuria; technical implementation by ARES (with AI assistance from Claude). Licensed under </w:t>
       </w:r>
-      <w:hyperlink w:history="1" r:id="rIdxbsy49ij-sykcymfjazpr">
+      <w:hyperlink w:history="1" r:id="rIdp4vbwk0iuqmzmldl5h-fc">
         <w:r>
           <w:rPr>
             <w:rFonts w:ascii="Arial" w:cs="Arial" w:eastAsia="Arial" w:hAnsi="Arial"/>
@@ -20121,7 +20121,7 @@
         </w:rPr>
         <w:t xml:space="preserve"> (</w:t>
       </w:r>
-      <w:hyperlink w:history="1" r:id="rIdtzd8dfzomvlvgyny57fwn">
+      <w:hyperlink w:history="1" r:id="rIdhmjjytrf9-u3hiuewi_w_">
         <w:r>
           <w:rPr>
             <w:rFonts w:ascii="Arial" w:cs="Arial" w:eastAsia="Arial" w:hAnsi="Arial"/>
@@ -21134,7 +21134,7 @@
             <w:pPr>
               <w:spacing w:after="20" w:before="0"/>
             </w:pPr>
-            <w:hyperlink w:history="1" r:id="rIdrbiwfreptlgqcmk9dcfez">
+            <w:hyperlink w:history="1" r:id="rIdqgac6u9crsmcgkehkpev2">
               <w:r>
                 <w:rPr>
                   <w:rFonts w:ascii="Arial" w:cs="Arial" w:eastAsia="Arial" w:hAnsi="Arial"/>
@@ -21167,7 +21167,7 @@
               <w:spacing w:after="10" w:before="0"/>
               <w:ind w:left="120"/>
             </w:pPr>
-            <w:hyperlink w:history="1" r:id="rIdcka1gxi6rfphtwn70_eau">
+            <w:hyperlink w:history="1" r:id="rId1u7p-glpntt2z0gojilsv">
               <w:r>
                 <w:rPr>
                   <w:rFonts w:ascii="Arial" w:cs="Arial" w:eastAsia="Arial" w:hAnsi="Arial"/>
@@ -21212,7 +21212,7 @@
             <w:pPr>
               <w:spacing w:after="20" w:before="0"/>
             </w:pPr>
-            <w:hyperlink w:history="1" r:id="rIdu9pnvz4w17walxb955tfd">
+            <w:hyperlink w:history="1" r:id="rIdpfbeygbwgslfikyyxq_qu">
               <w:r>
                 <w:rPr>
                   <w:rFonts w:ascii="Arial" w:cs="Arial" w:eastAsia="Arial" w:hAnsi="Arial"/>
@@ -21261,7 +21261,7 @@
               <w:spacing w:after="10" w:before="0"/>
               <w:ind w:left="120"/>
             </w:pPr>
-            <w:hyperlink w:history="1" r:id="rId0mz72ia7llcouw7cjaouy">
+            <w:hyperlink w:history="1" r:id="rIdnfp4euhqjl8cv6-j0lzv7">
               <w:r>
                 <w:rPr>
                   <w:rFonts w:ascii="Arial" w:cs="Arial" w:eastAsia="Arial" w:hAnsi="Arial"/>
@@ -21456,7 +21456,7 @@
             <w:pPr>
               <w:spacing w:after="20" w:before="0"/>
             </w:pPr>
-            <w:hyperlink w:history="1" r:id="rIdi818w8blirdid0wdnleyk">
+            <w:hyperlink w:history="1" r:id="rIdi4fg1bxzsbxpefgh6pubg">
               <w:r>
                 <w:rPr>
                   <w:rFonts w:ascii="Arial" w:cs="Arial" w:eastAsia="Arial" w:hAnsi="Arial"/>
@@ -21489,7 +21489,7 @@
               <w:spacing w:after="10" w:before="0"/>
               <w:ind w:left="120"/>
             </w:pPr>
-            <w:hyperlink w:history="1" r:id="rId8ini-soxjiwvc_sbero1z">
+            <w:hyperlink w:history="1" r:id="rIdyhuwgw4beajdk7ojmxpo7">
               <w:r>
                 <w:rPr>
                   <w:rFonts w:ascii="Arial" w:cs="Arial" w:eastAsia="Arial" w:hAnsi="Arial"/>
@@ -21534,7 +21534,7 @@
             <w:pPr>
               <w:spacing w:after="20" w:before="0"/>
             </w:pPr>
-            <w:hyperlink w:history="1" r:id="rIdhj_3rsxv37iykom6g7vhp">
+            <w:hyperlink w:history="1" r:id="rIduzpgnox8tqpqs1emq65wh">
               <w:r>
                 <w:rPr>
                   <w:rFonts w:ascii="Arial" w:cs="Arial" w:eastAsia="Arial" w:hAnsi="Arial"/>
@@ -21583,7 +21583,7 @@
               <w:spacing w:after="10" w:before="0"/>
               <w:ind w:left="120"/>
             </w:pPr>
-            <w:hyperlink w:history="1" r:id="rIdq0jqw-hg3zq011cmyjczt">
+            <w:hyperlink w:history="1" r:id="rIdf92mvpy7q-uw-mek5t-0r">
               <w:r>
                 <w:rPr>
                   <w:rFonts w:ascii="Arial" w:cs="Arial" w:eastAsia="Arial" w:hAnsi="Arial"/>
@@ -21778,7 +21778,7 @@
             <w:pPr>
               <w:spacing w:after="20" w:before="0"/>
             </w:pPr>
-            <w:hyperlink w:history="1" r:id="rId93khqk6pirr3atkfe8dcy">
+            <w:hyperlink w:history="1" r:id="rIdluuz4umjz_nyoawcpbybb">
               <w:r>
                 <w:rPr>
                   <w:rFonts w:ascii="Arial" w:cs="Arial" w:eastAsia="Arial" w:hAnsi="Arial"/>
@@ -21811,7 +21811,7 @@
               <w:spacing w:after="10" w:before="0"/>
               <w:ind w:left="120"/>
             </w:pPr>
-            <w:hyperlink w:history="1" r:id="rIdwmrcjkenf3glhz3zfe8eg">
+            <w:hyperlink w:history="1" r:id="rIdsczzju3ps8qcibefvah9u">
               <w:r>
                 <w:rPr>
                   <w:rFonts w:ascii="Arial" w:cs="Arial" w:eastAsia="Arial" w:hAnsi="Arial"/>
@@ -21856,7 +21856,7 @@
             <w:pPr>
               <w:spacing w:after="20" w:before="0"/>
             </w:pPr>
-            <w:hyperlink w:history="1" r:id="rIdfoitfayz1i3oaqr2dygmg">
+            <w:hyperlink w:history="1" r:id="rIdsjru0ipk9ues45k-xolq9">
               <w:r>
                 <w:rPr>
                   <w:rFonts w:ascii="Arial" w:cs="Arial" w:eastAsia="Arial" w:hAnsi="Arial"/>
@@ -21905,7 +21905,7 @@
               <w:spacing w:after="10" w:before="0"/>
               <w:ind w:left="120"/>
             </w:pPr>
-            <w:hyperlink w:history="1" r:id="rIdpouvuwodzcecz2fshjr1f">
+            <w:hyperlink w:history="1" r:id="rIdlxkmbgzuf_fsclnwx-4t1">
               <w:r>
                 <w:rPr>
                   <w:rFonts w:ascii="Arial" w:cs="Arial" w:eastAsia="Arial" w:hAnsi="Arial"/>
@@ -22100,7 +22100,7 @@
             <w:pPr>
               <w:spacing w:after="20" w:before="0"/>
             </w:pPr>
-            <w:hyperlink w:history="1" r:id="rIdnh2gukcqvny1fe8r_3fw_">
+            <w:hyperlink w:history="1" r:id="rIdrqgrfdy_ts556ctvxwrsh">
               <w:r>
                 <w:rPr>
                   <w:rFonts w:ascii="Arial" w:cs="Arial" w:eastAsia="Arial" w:hAnsi="Arial"/>
@@ -22133,7 +22133,7 @@
               <w:spacing w:after="10" w:before="0"/>
               <w:ind w:left="120"/>
             </w:pPr>
-            <w:hyperlink w:history="1" r:id="rIdihfu_okgyc-nbregpmexn">
+            <w:hyperlink w:history="1" r:id="rIdo73adhwxx6ilcpxnarwlg">
               <w:r>
                 <w:rPr>
                   <w:rFonts w:ascii="Arial" w:cs="Arial" w:eastAsia="Arial" w:hAnsi="Arial"/>
@@ -22178,7 +22178,7 @@
             <w:pPr>
               <w:spacing w:after="20" w:before="0"/>
             </w:pPr>
-            <w:hyperlink w:history="1" r:id="rIdxoq0dipq8ffvj8lkxm-0c">
+            <w:hyperlink w:history="1" r:id="rIdg8n88jmf8jkqitoxdrc8q">
               <w:r>
                 <w:rPr>
                   <w:rFonts w:ascii="Arial" w:cs="Arial" w:eastAsia="Arial" w:hAnsi="Arial"/>
@@ -22227,7 +22227,7 @@
               <w:spacing w:after="10" w:before="0"/>
               <w:ind w:left="120"/>
             </w:pPr>
-            <w:hyperlink w:history="1" r:id="rIdk5zb27jzo87ossdpnmlg7">
+            <w:hyperlink w:history="1" r:id="rIdcrh-si6ybmsa9c7kyaifd">
               <w:r>
                 <w:rPr>
                   <w:rFonts w:ascii="Arial" w:cs="Arial" w:eastAsia="Arial" w:hAnsi="Arial"/>
@@ -22422,7 +22422,7 @@
             <w:pPr>
               <w:spacing w:after="20" w:before="0"/>
             </w:pPr>
-            <w:hyperlink w:history="1" r:id="rIdoc4dteuwb4gqlelzf1yec">
+            <w:hyperlink w:history="1" r:id="rIdl-yn9twugcxkrjt9bppkz">
               <w:r>
                 <w:rPr>
                   <w:rFonts w:ascii="Arial" w:cs="Arial" w:eastAsia="Arial" w:hAnsi="Arial"/>
@@ -22471,7 +22471,7 @@
               <w:spacing w:after="10" w:before="0"/>
               <w:ind w:left="120"/>
             </w:pPr>
-            <w:hyperlink w:history="1" r:id="rIdot2csmiwiedgpnriq3u2y">
+            <w:hyperlink w:history="1" r:id="rId7psjqqmbf3hanq63qlqht">
               <w:r>
                 <w:rPr>
                   <w:rFonts w:ascii="Arial" w:cs="Arial" w:eastAsia="Arial" w:hAnsi="Arial"/>
@@ -22516,7 +22516,7 @@
             <w:pPr>
               <w:spacing w:after="20" w:before="0"/>
             </w:pPr>
-            <w:hyperlink w:history="1" r:id="rIdqx65tkaha_ju3sgs9ffcz">
+            <w:hyperlink w:history="1" r:id="rIdxqdq428id7gbc3bhn5v12">
               <w:r>
                 <w:rPr>
                   <w:rFonts w:ascii="Arial" w:cs="Arial" w:eastAsia="Arial" w:hAnsi="Arial"/>
@@ -22565,7 +22565,7 @@
               <w:spacing w:after="10" w:before="0"/>
               <w:ind w:left="120"/>
             </w:pPr>
-            <w:hyperlink w:history="1" r:id="rIdoqolw71bkozet_hgttgpn">
+            <w:hyperlink w:history="1" r:id="rIdnjrbj0b-py4bqf4_elmgi">
               <w:r>
                 <w:rPr>
                   <w:rFonts w:ascii="Arial" w:cs="Arial" w:eastAsia="Arial" w:hAnsi="Arial"/>
@@ -23077,7 +23077,7 @@
         </w:rPr>
         <w:t xml:space="preserve">© 2026 SeaVuria and ARES. Aligned with KICD objectives. Developed by SeaVuria; technical implementation by ARES (with AI assistance from Claude). Licensed under </w:t>
       </w:r>
-      <w:hyperlink w:history="1" r:id="rIdlquljbzlbjy925gewxbu-">
+      <w:hyperlink w:history="1" r:id="rIdn7kpm1szs6fybzf8zzrse">
         <w:r>
           <w:rPr>
             <w:rFonts w:ascii="Arial" w:cs="Arial" w:eastAsia="Arial" w:hAnsi="Arial"/>
@@ -23098,7 +23098,7 @@
         </w:rPr>
         <w:t xml:space="preserve"> (</w:t>
       </w:r>
-      <w:hyperlink w:history="1" r:id="rIdvaqlbcht5mpwn_x511yru">
+      <w:hyperlink w:history="1" r:id="rIdez6okp3rkapqybonyvjwk">
         <w:r>
           <w:rPr>
             <w:rFonts w:ascii="Arial" w:cs="Arial" w:eastAsia="Arial" w:hAnsi="Arial"/>
@@ -24111,7 +24111,7 @@
             <w:pPr>
               <w:spacing w:after="20" w:before="0"/>
             </w:pPr>
-            <w:hyperlink w:history="1" r:id="rIds5udp9cj2sx9veyeoebdw">
+            <w:hyperlink w:history="1" r:id="rIdmvic7jonf_alqw2aqmzka">
               <w:r>
                 <w:rPr>
                   <w:rFonts w:ascii="Arial" w:cs="Arial" w:eastAsia="Arial" w:hAnsi="Arial"/>
@@ -24144,7 +24144,7 @@
               <w:spacing w:after="10" w:before="0"/>
               <w:ind w:left="120"/>
             </w:pPr>
-            <w:hyperlink w:history="1" r:id="rIdtrzxr38qveh43m_r2hqfy">
+            <w:hyperlink w:history="1" r:id="rIdjpdrj_btfjaoyuk3brsfv">
               <w:r>
                 <w:rPr>
                   <w:rFonts w:ascii="Arial" w:cs="Arial" w:eastAsia="Arial" w:hAnsi="Arial"/>
@@ -24189,7 +24189,7 @@
             <w:pPr>
               <w:spacing w:after="20" w:before="0"/>
             </w:pPr>
-            <w:hyperlink w:history="1" r:id="rIdi9lmmvp9e19_aid3d4xk6">
+            <w:hyperlink w:history="1" r:id="rIdpqyz2zzvxkcizx9epawrp">
               <w:r>
                 <w:rPr>
                   <w:rFonts w:ascii="Arial" w:cs="Arial" w:eastAsia="Arial" w:hAnsi="Arial"/>
@@ -24222,7 +24222,7 @@
               <w:spacing w:after="10" w:before="0"/>
               <w:ind w:left="120"/>
             </w:pPr>
-            <w:hyperlink w:history="1" r:id="rIdnzg4jufieyt0xrdkoo82r">
+            <w:hyperlink w:history="1" r:id="rIdmvfxfrw5iwlun2axd602w">
               <w:r>
                 <w:rPr>
                   <w:rFonts w:ascii="Arial" w:cs="Arial" w:eastAsia="Arial" w:hAnsi="Arial"/>
@@ -24417,7 +24417,7 @@
             <w:pPr>
               <w:spacing w:after="20" w:before="0"/>
             </w:pPr>
-            <w:hyperlink w:history="1" r:id="rId8kpqh0thn3nk_dwob2lan">
+            <w:hyperlink w:history="1" r:id="rIdwokvzytuodwpgnch-ig6s">
               <w:r>
                 <w:rPr>
                   <w:rFonts w:ascii="Arial" w:cs="Arial" w:eastAsia="Arial" w:hAnsi="Arial"/>
@@ -24450,7 +24450,7 @@
               <w:spacing w:after="10" w:before="0"/>
               <w:ind w:left="120"/>
             </w:pPr>
-            <w:hyperlink w:history="1" r:id="rIdh2txmsxrvp2cwfgxlgxfj">
+            <w:hyperlink w:history="1" r:id="rIdvpvuyq_48jghc6yi_szlo">
               <w:r>
                 <w:rPr>
                   <w:rFonts w:ascii="Arial" w:cs="Arial" w:eastAsia="Arial" w:hAnsi="Arial"/>
@@ -24495,7 +24495,7 @@
             <w:pPr>
               <w:spacing w:after="20" w:before="0"/>
             </w:pPr>
-            <w:hyperlink w:history="1" r:id="rIdfkbis2oa_zyoydmkbiq7m">
+            <w:hyperlink w:history="1" r:id="rIdo3_b0ykodnwvyfjfboohv">
               <w:r>
                 <w:rPr>
                   <w:rFonts w:ascii="Arial" w:cs="Arial" w:eastAsia="Arial" w:hAnsi="Arial"/>
@@ -24528,7 +24528,7 @@
               <w:spacing w:after="10" w:before="0"/>
               <w:ind w:left="120"/>
             </w:pPr>
-            <w:hyperlink w:history="1" r:id="rIdeviojmz4otyukkyfsgyg6">
+            <w:hyperlink w:history="1" r:id="rIdb4vjb8ztbqoh-7kxnpmdf">
               <w:r>
                 <w:rPr>
                   <w:rFonts w:ascii="Arial" w:cs="Arial" w:eastAsia="Arial" w:hAnsi="Arial"/>
@@ -24723,7 +24723,7 @@
             <w:pPr>
               <w:spacing w:after="20" w:before="0"/>
             </w:pPr>
-            <w:hyperlink w:history="1" r:id="rIdquf7wb3ll2pfbx2jdjbuw">
+            <w:hyperlink w:history="1" r:id="rIdar9jdsjvmpznkxx3ood2e">
               <w:r>
                 <w:rPr>
                   <w:rFonts w:ascii="Arial" w:cs="Arial" w:eastAsia="Arial" w:hAnsi="Arial"/>
@@ -24772,7 +24772,7 @@
               <w:spacing w:after="10" w:before="0"/>
               <w:ind w:left="120"/>
             </w:pPr>
-            <w:hyperlink w:history="1" r:id="rId6p2sr9hxhuuxnkopxa_rt">
+            <w:hyperlink w:history="1" r:id="rIdtlmwzercnd8rchm0gfqai">
               <w:r>
                 <w:rPr>
                   <w:rFonts w:ascii="Arial" w:cs="Arial" w:eastAsia="Arial" w:hAnsi="Arial"/>
@@ -24817,7 +24817,7 @@
             <w:pPr>
               <w:spacing w:after="20" w:before="0"/>
             </w:pPr>
-            <w:hyperlink w:history="1" r:id="rIdjrzdngiuowscx6gkosihn">
+            <w:hyperlink w:history="1" r:id="rIdju-mkgx6tcy6zsxptisip">
               <w:r>
                 <w:rPr>
                   <w:rFonts w:ascii="Arial" w:cs="Arial" w:eastAsia="Arial" w:hAnsi="Arial"/>
@@ -24866,7 +24866,7 @@
               <w:spacing w:after="10" w:before="0"/>
               <w:ind w:left="120"/>
             </w:pPr>
-            <w:hyperlink w:history="1" r:id="rIdou6vpfy9gux3wqmriwk55">
+            <w:hyperlink w:history="1" r:id="rId72eskp3j9qgi2tlj3vif1">
               <w:r>
                 <w:rPr>
                   <w:rFonts w:ascii="Arial" w:cs="Arial" w:eastAsia="Arial" w:hAnsi="Arial"/>
@@ -25061,7 +25061,7 @@
             <w:pPr>
               <w:spacing w:after="20" w:before="0"/>
             </w:pPr>
-            <w:hyperlink w:history="1" r:id="rId6r0wberuw8ijfquqkxvtr">
+            <w:hyperlink w:history="1" r:id="rIdp08jtzara1wevm1m50uqd">
               <w:r>
                 <w:rPr>
                   <w:rFonts w:ascii="Arial" w:cs="Arial" w:eastAsia="Arial" w:hAnsi="Arial"/>
@@ -25110,7 +25110,7 @@
               <w:spacing w:after="10" w:before="0"/>
               <w:ind w:left="120"/>
             </w:pPr>
-            <w:hyperlink w:history="1" r:id="rIdls7hgtgng5-af1l0_cvms">
+            <w:hyperlink w:history="1" r:id="rIdjkuitx90leczaalzyjfva">
               <w:r>
                 <w:rPr>
                   <w:rFonts w:ascii="Arial" w:cs="Arial" w:eastAsia="Arial" w:hAnsi="Arial"/>
@@ -25155,7 +25155,7 @@
             <w:pPr>
               <w:spacing w:after="20" w:before="0"/>
             </w:pPr>
-            <w:hyperlink w:history="1" r:id="rIdeoex1lsjo0laz37fc5v33">
+            <w:hyperlink w:history="1" r:id="rId2lw0vzn7n076j7v_o6gkr">
               <w:r>
                 <w:rPr>
                   <w:rFonts w:ascii="Arial" w:cs="Arial" w:eastAsia="Arial" w:hAnsi="Arial"/>
@@ -25188,7 +25188,7 @@
               <w:spacing w:after="10" w:before="0"/>
               <w:ind w:left="120"/>
             </w:pPr>
-            <w:hyperlink w:history="1" r:id="rIdfmtlurxc1bl_jmb_nxo8q">
+            <w:hyperlink w:history="1" r:id="rIddad3ht-ukzmjpfthhse9k">
               <w:r>
                 <w:rPr>
                   <w:rFonts w:ascii="Arial" w:cs="Arial" w:eastAsia="Arial" w:hAnsi="Arial"/>
@@ -25383,7 +25383,7 @@
             <w:pPr>
               <w:spacing w:after="20" w:before="0"/>
             </w:pPr>
-            <w:hyperlink w:history="1" r:id="rIdzkv9--u0atozb4c_ig6rf">
+            <w:hyperlink w:history="1" r:id="rIduynxboanuqz5jnymm6uji">
               <w:r>
                 <w:rPr>
                   <w:rFonts w:ascii="Arial" w:cs="Arial" w:eastAsia="Arial" w:hAnsi="Arial"/>
@@ -25432,7 +25432,7 @@
               <w:spacing w:after="10" w:before="0"/>
               <w:ind w:left="120"/>
             </w:pPr>
-            <w:hyperlink w:history="1" r:id="rIdf2rmod1famm10mcoqnv-z">
+            <w:hyperlink w:history="1" r:id="rIdvc3z3l9n5g_vqo7elbbrk">
               <w:r>
                 <w:rPr>
                   <w:rFonts w:ascii="Arial" w:cs="Arial" w:eastAsia="Arial" w:hAnsi="Arial"/>
@@ -25477,7 +25477,7 @@
             <w:pPr>
               <w:spacing w:after="20" w:before="0"/>
             </w:pPr>
-            <w:hyperlink w:history="1" r:id="rIdocddnlmukbddgqlqrabmx">
+            <w:hyperlink w:history="1" r:id="rId0yr0w5pjnfynbqzoe221k">
               <w:r>
                 <w:rPr>
                   <w:rFonts w:ascii="Arial" w:cs="Arial" w:eastAsia="Arial" w:hAnsi="Arial"/>
@@ -25510,7 +25510,7 @@
               <w:spacing w:after="10" w:before="0"/>
               <w:ind w:left="120"/>
             </w:pPr>
-            <w:hyperlink w:history="1" r:id="rIdtbfs0lhc4clzwuklaej3x">
+            <w:hyperlink w:history="1" r:id="rIdjcjoi9glgougjv-ysouue">
               <w:r>
                 <w:rPr>
                   <w:rFonts w:ascii="Arial" w:cs="Arial" w:eastAsia="Arial" w:hAnsi="Arial"/>
@@ -26022,7 +26022,7 @@
         </w:rPr>
         <w:t xml:space="preserve">© 2026 SeaVuria and ARES. Aligned with KICD objectives. Developed by SeaVuria; technical implementation by ARES (with AI assistance from Claude). Licensed under </w:t>
       </w:r>
-      <w:hyperlink w:history="1" r:id="rIdrodhzfwvg09aebruj6wv0">
+      <w:hyperlink w:history="1" r:id="rIdrgtc6ahwi8ixq3jseoybg">
         <w:r>
           <w:rPr>
             <w:rFonts w:ascii="Arial" w:cs="Arial" w:eastAsia="Arial" w:hAnsi="Arial"/>
@@ -26043,7 +26043,7 @@
         </w:rPr>
         <w:t xml:space="preserve"> (</w:t>
       </w:r>
-      <w:hyperlink w:history="1" r:id="rIdfxolxn8snxxtsqq0rqadf">
+      <w:hyperlink w:history="1" r:id="rId064faijsnlpgv4cziw2cr">
         <w:r>
           <w:rPr>
             <w:rFonts w:ascii="Arial" w:cs="Arial" w:eastAsia="Arial" w:hAnsi="Arial"/>

--- a/data/outputs/v2/Core_Mathematics/SS2.1_Similarity_and_Enlargement/Core_Mathematics_Similarity_and_Enlargement_CBE_LessonSequence.docx
+++ b/data/outputs/v2/Core_Mathematics/SS2.1_Similarity_and_Enlargement/Core_Mathematics_Similarity_and_Enlargement_CBE_LessonSequence.docx
@@ -4,6 +4,7 @@
   <w:body>
     <w:p>
       <w:pPr>
+        <w:keepNext w:val="false"/>
         <w:spacing w:after="30" w:before="0"/>
         <w:jc w:val="center"/>
       </w:pPr>
@@ -23,6 +24,7 @@
     </w:p>
     <w:p>
       <w:pPr>
+        <w:keepNext w:val="false"/>
         <w:spacing w:after="60" w:before="0"/>
         <w:jc w:val="center"/>
       </w:pPr>
@@ -81,6 +83,7 @@
           </w:tcPr>
           <w:p>
             <w:pPr>
+              <w:keepNext w:val="false"/>
               <w:spacing w:after="40" w:before="0"/>
               <w:jc w:val="center"/>
             </w:pPr>
@@ -115,6 +118,7 @@
           </w:tcPr>
           <w:p>
             <w:pPr>
+              <w:keepNext w:val="false"/>
               <w:spacing w:after="40" w:before="0"/>
               <w:jc w:val="left"/>
             </w:pPr>
@@ -147,6 +151,7 @@
           </w:tcPr>
           <w:p>
             <w:pPr>
+              <w:keepNext w:val="false"/>
               <w:spacing w:after="40" w:before="0"/>
               <w:jc w:val="left"/>
             </w:pPr>
@@ -181,6 +186,7 @@
           </w:tcPr>
           <w:p>
             <w:pPr>
+              <w:keepNext w:val="false"/>
               <w:spacing w:after="40" w:before="0"/>
               <w:jc w:val="left"/>
             </w:pPr>
@@ -213,6 +219,7 @@
           </w:tcPr>
           <w:p>
             <w:pPr>
+              <w:keepNext w:val="false"/>
               <w:spacing w:after="40" w:before="0"/>
               <w:jc w:val="left"/>
             </w:pPr>
@@ -247,6 +254,7 @@
           </w:tcPr>
           <w:p>
             <w:pPr>
+              <w:keepNext w:val="false"/>
               <w:spacing w:after="40" w:before="0"/>
               <w:jc w:val="left"/>
             </w:pPr>
@@ -279,6 +287,7 @@
           </w:tcPr>
           <w:p>
             <w:pPr>
+              <w:keepNext w:val="false"/>
               <w:spacing w:after="40" w:before="0"/>
               <w:jc w:val="left"/>
             </w:pPr>
@@ -313,6 +322,7 @@
           </w:tcPr>
           <w:p>
             <w:pPr>
+              <w:keepNext w:val="false"/>
               <w:spacing w:after="40" w:before="0"/>
               <w:jc w:val="left"/>
             </w:pPr>
@@ -345,6 +355,7 @@
           </w:tcPr>
           <w:p>
             <w:pPr>
+              <w:keepNext w:val="false"/>
               <w:spacing w:after="40" w:before="0"/>
               <w:jc w:val="left"/>
             </w:pPr>
@@ -379,6 +390,7 @@
           </w:tcPr>
           <w:p>
             <w:pPr>
+              <w:keepNext w:val="false"/>
               <w:spacing w:after="40" w:before="0"/>
               <w:jc w:val="left"/>
             </w:pPr>
@@ -411,6 +423,7 @@
           </w:tcPr>
           <w:p>
             <w:pPr>
+              <w:keepNext w:val="false"/>
               <w:spacing w:after="40" w:before="0"/>
               <w:jc w:val="left"/>
             </w:pPr>
@@ -445,6 +458,7 @@
           </w:tcPr>
           <w:p>
             <w:pPr>
+              <w:keepNext w:val="false"/>
               <w:spacing w:after="40" w:before="0"/>
               <w:jc w:val="left"/>
             </w:pPr>
@@ -692,6 +706,7 @@
           </w:tcPr>
           <w:p>
             <w:pPr>
+              <w:keepNext w:val="false"/>
               <w:spacing w:after="40" w:before="0"/>
               <w:jc w:val="left"/>
             </w:pPr>
@@ -724,6 +739,7 @@
           </w:tcPr>
           <w:p>
             <w:pPr>
+              <w:keepNext w:val="false"/>
               <w:spacing w:after="40" w:before="0"/>
               <w:jc w:val="left"/>
             </w:pPr>
@@ -743,6 +759,7 @@
           </w:p>
           <w:p>
             <w:pPr>
+              <w:keepNext w:val="false"/>
               <w:spacing w:after="40" w:before="0"/>
               <w:jc w:val="left"/>
             </w:pPr>
@@ -762,6 +779,7 @@
           </w:p>
           <w:p>
             <w:pPr>
+              <w:keepNext w:val="false"/>
               <w:spacing w:after="40" w:before="0"/>
               <w:jc w:val="left"/>
             </w:pPr>
@@ -781,6 +799,7 @@
           </w:p>
           <w:p>
             <w:pPr>
+              <w:keepNext w:val="false"/>
               <w:spacing w:after="40" w:before="0"/>
               <w:jc w:val="left"/>
             </w:pPr>
@@ -800,6 +819,7 @@
           </w:p>
           <w:p>
             <w:pPr>
+              <w:keepNext w:val="false"/>
               <w:spacing w:after="40" w:before="0"/>
               <w:jc w:val="left"/>
             </w:pPr>
@@ -819,6 +839,7 @@
           </w:p>
           <w:p>
             <w:pPr>
+              <w:keepNext w:val="false"/>
               <w:spacing w:after="40" w:before="0"/>
               <w:jc w:val="left"/>
             </w:pPr>
@@ -838,6 +859,7 @@
           </w:p>
           <w:p>
             <w:pPr>
+              <w:keepNext w:val="false"/>
               <w:spacing w:after="40" w:before="0"/>
               <w:jc w:val="left"/>
             </w:pPr>
@@ -872,6 +894,7 @@
           </w:tcPr>
           <w:p>
             <w:pPr>
+              <w:keepNext w:val="false"/>
               <w:spacing w:after="40" w:before="0"/>
               <w:jc w:val="left"/>
             </w:pPr>
@@ -959,6 +982,7 @@
           </w:tcPr>
           <w:p>
             <w:pPr>
+              <w:keepNext w:val="false"/>
               <w:spacing w:after="40" w:before="0"/>
               <w:jc w:val="left"/>
             </w:pPr>
@@ -1046,6 +1070,7 @@
           </w:tcPr>
           <w:p>
             <w:pPr>
+              <w:keepNext w:val="false"/>
               <w:spacing w:after="40" w:before="0"/>
               <w:jc w:val="left"/>
             </w:pPr>
@@ -1173,6 +1198,7 @@
           </w:tcPr>
           <w:p>
             <w:pPr>
+              <w:keepNext w:val="false"/>
               <w:spacing w:after="40" w:before="0"/>
               <w:jc w:val="left"/>
             </w:pPr>
@@ -1260,6 +1286,7 @@
           </w:tcPr>
           <w:p>
             <w:pPr>
+              <w:keepNext w:val="false"/>
               <w:spacing w:after="40" w:before="0"/>
               <w:jc w:val="left"/>
             </w:pPr>
@@ -1407,6 +1434,7 @@
           </w:tcPr>
           <w:p>
             <w:pPr>
+              <w:keepNext w:val="false"/>
               <w:spacing w:after="40" w:before="0"/>
               <w:jc w:val="left"/>
             </w:pPr>
@@ -1439,6 +1467,7 @@
           </w:tcPr>
           <w:p>
             <w:pPr>
+              <w:keepNext w:val="false"/>
               <w:spacing w:after="40" w:before="0"/>
               <w:jc w:val="left"/>
             </w:pPr>
@@ -1473,6 +1502,7 @@
           </w:tcPr>
           <w:p>
             <w:pPr>
+              <w:keepNext w:val="false"/>
               <w:spacing w:after="40" w:before="0"/>
               <w:jc w:val="left"/>
             </w:pPr>
@@ -1505,6 +1535,7 @@
           </w:tcPr>
           <w:p>
             <w:pPr>
+              <w:keepNext w:val="false"/>
               <w:spacing w:after="40" w:before="0"/>
               <w:jc w:val="left"/>
             </w:pPr>
@@ -1524,6 +1555,7 @@
           </w:p>
           <w:p>
             <w:pPr>
+              <w:keepNext w:val="false"/>
               <w:spacing w:after="40" w:before="0"/>
               <w:jc w:val="left"/>
             </w:pPr>
@@ -1543,6 +1575,7 @@
           </w:p>
           <w:p>
             <w:pPr>
+              <w:keepNext w:val="false"/>
               <w:spacing w:after="40" w:before="0"/>
               <w:jc w:val="left"/>
             </w:pPr>
@@ -1562,6 +1595,7 @@
           </w:p>
           <w:p>
             <w:pPr>
+              <w:keepNext w:val="false"/>
               <w:spacing w:after="40" w:before="0"/>
               <w:jc w:val="left"/>
             </w:pPr>
@@ -1596,6 +1630,7 @@
           </w:tcPr>
           <w:p>
             <w:pPr>
+              <w:keepNext w:val="false"/>
               <w:spacing w:after="40" w:before="0"/>
               <w:jc w:val="left"/>
             </w:pPr>
@@ -1628,6 +1663,7 @@
           </w:tcPr>
           <w:p>
             <w:pPr>
+              <w:keepNext w:val="false"/>
               <w:spacing w:after="40" w:before="0"/>
               <w:jc w:val="left"/>
             </w:pPr>
@@ -1662,6 +1698,7 @@
           </w:tcPr>
           <w:p>
             <w:pPr>
+              <w:keepNext w:val="false"/>
               <w:spacing w:after="40" w:before="0"/>
               <w:jc w:val="left"/>
             </w:pPr>
@@ -1694,6 +1731,7 @@
           </w:tcPr>
           <w:p>
             <w:pPr>
+              <w:keepNext w:val="false"/>
               <w:spacing w:after="40" w:before="0"/>
               <w:jc w:val="left"/>
             </w:pPr>
@@ -1713,6 +1751,7 @@
           </w:p>
           <w:p>
             <w:pPr>
+              <w:keepNext w:val="false"/>
               <w:spacing w:after="40" w:before="0"/>
               <w:jc w:val="left"/>
             </w:pPr>
@@ -1732,6 +1771,7 @@
           </w:p>
           <w:p>
             <w:pPr>
+              <w:keepNext w:val="false"/>
               <w:spacing w:after="40" w:before="0"/>
               <w:jc w:val="left"/>
             </w:pPr>
@@ -1751,6 +1791,7 @@
           </w:p>
           <w:p>
             <w:pPr>
+              <w:keepNext w:val="false"/>
               <w:spacing w:after="40" w:before="0"/>
               <w:jc w:val="left"/>
             </w:pPr>
@@ -1770,6 +1811,7 @@
           </w:p>
           <w:p>
             <w:pPr>
+              <w:keepNext w:val="false"/>
               <w:spacing w:after="40" w:before="0"/>
               <w:jc w:val="left"/>
             </w:pPr>
@@ -1789,6 +1831,7 @@
           </w:p>
           <w:p>
             <w:pPr>
+              <w:keepNext w:val="false"/>
               <w:spacing w:after="40" w:before="0"/>
               <w:jc w:val="left"/>
             </w:pPr>
@@ -1808,6 +1851,7 @@
           </w:p>
           <w:p>
             <w:pPr>
+              <w:keepNext w:val="false"/>
               <w:spacing w:after="40" w:before="0"/>
               <w:jc w:val="left"/>
             </w:pPr>
@@ -1827,6 +1871,7 @@
           </w:p>
           <w:p>
             <w:pPr>
+              <w:keepNext w:val="false"/>
               <w:spacing w:after="40" w:before="0"/>
               <w:jc w:val="left"/>
             </w:pPr>
@@ -1846,6 +1891,7 @@
           </w:p>
           <w:p>
             <w:pPr>
+              <w:keepNext w:val="false"/>
               <w:spacing w:after="40" w:before="0"/>
               <w:jc w:val="left"/>
             </w:pPr>
@@ -1865,6 +1911,7 @@
           </w:p>
           <w:p>
             <w:pPr>
+              <w:keepNext w:val="false"/>
               <w:spacing w:after="40" w:before="0"/>
               <w:jc w:val="left"/>
             </w:pPr>
@@ -1884,6 +1931,7 @@
           </w:p>
           <w:p>
             <w:pPr>
+              <w:keepNext w:val="false"/>
               <w:spacing w:after="40" w:before="0"/>
               <w:jc w:val="left"/>
             </w:pPr>
@@ -1903,6 +1951,7 @@
           </w:p>
           <w:p>
             <w:pPr>
+              <w:keepNext w:val="false"/>
               <w:spacing w:after="40" w:before="0"/>
               <w:jc w:val="left"/>
             </w:pPr>
@@ -1922,6 +1971,7 @@
           </w:p>
           <w:p>
             <w:pPr>
+              <w:keepNext w:val="false"/>
               <w:spacing w:after="40" w:before="0"/>
               <w:jc w:val="left"/>
             </w:pPr>
@@ -1941,6 +1991,7 @@
           </w:p>
           <w:p>
             <w:pPr>
+              <w:keepNext w:val="false"/>
               <w:spacing w:after="40" w:before="0"/>
               <w:jc w:val="left"/>
             </w:pPr>
@@ -1960,6 +2011,7 @@
           </w:p>
           <w:p>
             <w:pPr>
+              <w:keepNext w:val="false"/>
               <w:spacing w:after="40" w:before="0"/>
               <w:jc w:val="left"/>
             </w:pPr>
@@ -1994,6 +2046,7 @@
           </w:tcPr>
           <w:p>
             <w:pPr>
+              <w:keepNext w:val="false"/>
               <w:spacing w:after="40" w:before="0"/>
               <w:jc w:val="left"/>
             </w:pPr>
@@ -2225,7 +2278,7 @@
         </w:rPr>
         <w:t xml:space="preserve">© 2026 SeaVuria and ARES. This work is licensed under a </w:t>
       </w:r>
-      <w:hyperlink w:history="1" r:id="rIdkpycuzzhmltnk68_ks_km">
+      <w:hyperlink w:history="1" r:id="rIdwudmh_gwd5pzgr313hamw">
         <w:r>
           <w:rPr>
             <w:rFonts w:ascii="Arial" w:cs="Arial" w:eastAsia="Arial" w:hAnsi="Arial"/>
@@ -2245,7 +2298,7 @@
         </w:rPr>
         <w:t xml:space="preserve"> (</w:t>
       </w:r>
-      <w:hyperlink w:history="1" r:id="rId06j7ny_q7gj7bm6yxbob_">
+      <w:hyperlink w:history="1" r:id="rIdh8dss776desfywdzymiv6">
         <w:r>
           <w:rPr>
             <w:rFonts w:ascii="Arial" w:cs="Arial" w:eastAsia="Arial" w:hAnsi="Arial"/>
@@ -2265,7 +2318,7 @@
         </w:rPr>
         <w:t xml:space="preserve">). To view a copy of this license, visit </w:t>
       </w:r>
-      <w:hyperlink w:history="1" r:id="rIduffpaj6guaco0rfc9q68-">
+      <w:hyperlink w:history="1" r:id="rIdv2tqzayky7iraq9em3ty4">
         <w:r>
           <w:rPr>
             <w:rFonts w:ascii="Arial" w:cs="Arial" w:eastAsia="Arial" w:hAnsi="Arial"/>
@@ -2324,6 +2377,7 @@
           </w:tcPr>
           <w:p>
             <w:pPr>
+              <w:keepNext w:val="false"/>
               <w:spacing w:after="40" w:before="0"/>
               <w:jc w:val="center"/>
             </w:pPr>
@@ -2359,6 +2413,7 @@
           </w:tcPr>
           <w:p>
             <w:pPr>
+              <w:keepNext w:val="false"/>
               <w:spacing w:after="40" w:before="0"/>
               <w:jc w:val="center"/>
             </w:pPr>
@@ -2393,6 +2448,7 @@
           </w:tcPr>
           <w:p>
             <w:pPr>
+              <w:keepNext w:val="false"/>
               <w:spacing w:after="40" w:before="0"/>
               <w:jc w:val="left"/>
             </w:pPr>
@@ -2425,6 +2481,7 @@
           </w:tcPr>
           <w:p>
             <w:pPr>
+              <w:keepNext w:val="false"/>
               <w:spacing w:after="40" w:before="0"/>
               <w:jc w:val="left"/>
             </w:pPr>
@@ -2459,6 +2516,7 @@
           </w:tcPr>
           <w:p>
             <w:pPr>
+              <w:keepNext w:val="false"/>
               <w:spacing w:after="40" w:before="0"/>
               <w:jc w:val="left"/>
             </w:pPr>
@@ -2491,6 +2549,7 @@
           </w:tcPr>
           <w:p>
             <w:pPr>
+              <w:keepNext w:val="false"/>
               <w:spacing w:after="40" w:before="0"/>
               <w:jc w:val="left"/>
             </w:pPr>
@@ -2525,6 +2584,7 @@
           </w:tcPr>
           <w:p>
             <w:pPr>
+              <w:keepNext w:val="false"/>
               <w:spacing w:after="40" w:before="0"/>
               <w:jc w:val="left"/>
             </w:pPr>
@@ -2557,6 +2617,7 @@
           </w:tcPr>
           <w:p>
             <w:pPr>
+              <w:keepNext w:val="false"/>
               <w:spacing w:after="40" w:before="0"/>
               <w:jc w:val="left"/>
             </w:pPr>
@@ -2591,6 +2652,7 @@
           </w:tcPr>
           <w:p>
             <w:pPr>
+              <w:keepNext w:val="false"/>
               <w:spacing w:after="40" w:before="0"/>
               <w:jc w:val="left"/>
             </w:pPr>
@@ -2623,6 +2685,7 @@
           </w:tcPr>
           <w:p>
             <w:pPr>
+              <w:keepNext w:val="false"/>
               <w:spacing w:after="40" w:before="0"/>
               <w:jc w:val="left"/>
             </w:pPr>
@@ -2657,6 +2720,7 @@
           </w:tcPr>
           <w:p>
             <w:pPr>
+              <w:keepNext w:val="false"/>
               <w:spacing w:after="40" w:before="0"/>
               <w:jc w:val="left"/>
             </w:pPr>
@@ -2689,6 +2753,7 @@
           </w:tcPr>
           <w:p>
             <w:pPr>
+              <w:keepNext w:val="false"/>
               <w:spacing w:after="40" w:before="0"/>
               <w:jc w:val="left"/>
             </w:pPr>
@@ -2723,6 +2788,7 @@
           </w:tcPr>
           <w:p>
             <w:pPr>
+              <w:keepNext w:val="false"/>
               <w:spacing w:after="40" w:before="0"/>
               <w:jc w:val="left"/>
             </w:pPr>
@@ -2755,6 +2821,7 @@
           </w:tcPr>
           <w:p>
             <w:pPr>
+              <w:keepNext w:val="false"/>
               <w:spacing w:after="40" w:before="0"/>
               <w:jc w:val="left"/>
             </w:pPr>
@@ -2789,6 +2856,7 @@
           </w:tcPr>
           <w:p>
             <w:pPr>
+              <w:keepNext w:val="false"/>
               <w:spacing w:after="40" w:before="0"/>
               <w:jc w:val="left"/>
             </w:pPr>
@@ -2821,6 +2889,7 @@
           </w:tcPr>
           <w:p>
             <w:pPr>
+              <w:keepNext w:val="false"/>
               <w:spacing w:after="40" w:before="0"/>
               <w:jc w:val="left"/>
             </w:pPr>
@@ -2855,6 +2924,7 @@
           </w:tcPr>
           <w:p>
             <w:pPr>
+              <w:keepNext w:val="false"/>
               <w:spacing w:after="40" w:before="0"/>
               <w:jc w:val="left"/>
             </w:pPr>
@@ -2887,6 +2957,7 @@
           </w:tcPr>
           <w:p>
             <w:pPr>
+              <w:keepNext w:val="false"/>
               <w:spacing w:after="40" w:before="0"/>
               <w:jc w:val="left"/>
             </w:pPr>
@@ -2946,6 +3017,7 @@
           </w:tcPr>
           <w:p>
             <w:pPr>
+              <w:keepNext w:val="false"/>
               <w:spacing w:after="40" w:before="0"/>
               <w:jc w:val="center"/>
             </w:pPr>
@@ -2980,6 +3052,7 @@
           </w:tcPr>
           <w:p>
             <w:pPr>
+              <w:keepNext w:val="false"/>
               <w:spacing w:after="40" w:before="0"/>
               <w:jc w:val="left"/>
             </w:pPr>
@@ -3044,6 +3117,7 @@
           </w:tcPr>
           <w:p>
             <w:pPr>
+              <w:keepNext w:val="false"/>
               <w:spacing w:after="40" w:before="0"/>
               <w:jc w:val="center"/>
             </w:pPr>
@@ -3078,6 +3152,7 @@
           </w:tcPr>
           <w:p>
             <w:pPr>
+              <w:keepNext w:val="false"/>
               <w:spacing w:after="40" w:before="0"/>
               <w:jc w:val="left"/>
             </w:pPr>
@@ -3110,6 +3185,7 @@
           </w:tcPr>
           <w:p>
             <w:pPr>
+              <w:keepNext w:val="false"/>
               <w:spacing w:after="40" w:before="0"/>
               <w:jc w:val="left"/>
             </w:pPr>
@@ -3142,6 +3218,7 @@
           </w:tcPr>
           <w:p>
             <w:pPr>
+              <w:keepNext w:val="false"/>
               <w:spacing w:after="40" w:before="0"/>
               <w:jc w:val="left"/>
             </w:pPr>
@@ -3174,6 +3251,7 @@
           </w:tcPr>
           <w:p>
             <w:pPr>
+              <w:keepNext w:val="false"/>
               <w:spacing w:after="40" w:before="0"/>
               <w:jc w:val="left"/>
             </w:pPr>
@@ -3206,6 +3284,7 @@
           </w:tcPr>
           <w:p>
             <w:pPr>
+              <w:keepNext w:val="false"/>
               <w:spacing w:after="40" w:before="0"/>
               <w:jc w:val="left"/>
             </w:pPr>
@@ -3240,6 +3319,7 @@
           </w:tcPr>
           <w:p>
             <w:pPr>
+              <w:keepNext w:val="false"/>
               <w:spacing w:after="40" w:before="0"/>
               <w:jc w:val="left"/>
             </w:pPr>
@@ -3277,7 +3357,7 @@
             <w:pPr>
               <w:spacing w:after="20" w:before="0"/>
             </w:pPr>
-            <w:hyperlink w:history="1" r:id="rIdjfeksgfhai41qjqctsujp">
+            <w:hyperlink w:history="1" r:id="rIdcp4tpyfdjymgu53eq68ri">
               <w:r>
                 <w:rPr>
                   <w:rFonts w:ascii="Arial" w:cs="Arial" w:eastAsia="Arial" w:hAnsi="Arial"/>
@@ -3310,7 +3390,7 @@
               <w:spacing w:after="10" w:before="0"/>
               <w:ind w:left="120"/>
             </w:pPr>
-            <w:hyperlink w:history="1" r:id="rId_mq79owgnt5lscjezfmoo">
+            <w:hyperlink w:history="1" r:id="rId8q1hr-tgdncoicv3hjdzj">
               <w:r>
                 <w:rPr>
                   <w:rFonts w:ascii="Arial" w:cs="Arial" w:eastAsia="Arial" w:hAnsi="Arial"/>
@@ -3355,7 +3435,7 @@
             <w:pPr>
               <w:spacing w:after="20" w:before="0"/>
             </w:pPr>
-            <w:hyperlink w:history="1" r:id="rIdgpefwbjypgwxbcxx9g69g">
+            <w:hyperlink w:history="1" r:id="rIdzqxrumgmiyil4kup9icwk">
               <w:r>
                 <w:rPr>
                   <w:rFonts w:ascii="Arial" w:cs="Arial" w:eastAsia="Arial" w:hAnsi="Arial"/>
@@ -3388,7 +3468,7 @@
               <w:spacing w:after="10" w:before="0"/>
               <w:ind w:left="120"/>
             </w:pPr>
-            <w:hyperlink w:history="1" r:id="rId3j-1kafgbaj3lruy31pyr">
+            <w:hyperlink w:history="1" r:id="rId8eybkfbjqsyadsf4w9sjo">
               <w:r>
                 <w:rPr>
                   <w:rFonts w:ascii="Arial" w:cs="Arial" w:eastAsia="Arial" w:hAnsi="Arial"/>
@@ -3416,6 +3496,7 @@
           </w:tcPr>
           <w:p>
             <w:pPr>
+              <w:keepNext w:val="false"/>
               <w:spacing w:after="40" w:before="0"/>
               <w:jc w:val="left"/>
             </w:pPr>
@@ -3448,6 +3529,7 @@
           </w:tcPr>
           <w:p>
             <w:pPr>
+              <w:keepNext w:val="false"/>
               <w:spacing w:after="40" w:before="0"/>
               <w:jc w:val="left"/>
             </w:pPr>
@@ -3480,6 +3562,7 @@
           </w:tcPr>
           <w:p>
             <w:pPr>
+              <w:keepNext w:val="false"/>
               <w:spacing w:after="40" w:before="0"/>
               <w:jc w:val="left"/>
             </w:pPr>
@@ -3512,6 +3595,7 @@
           </w:tcPr>
           <w:p>
             <w:pPr>
+              <w:keepNext w:val="false"/>
               <w:spacing w:after="40" w:before="0"/>
               <w:jc w:val="left"/>
             </w:pPr>
@@ -3546,6 +3630,7 @@
           </w:tcPr>
           <w:p>
             <w:pPr>
+              <w:keepNext w:val="false"/>
               <w:spacing w:after="40" w:before="0"/>
               <w:jc w:val="left"/>
             </w:pPr>
@@ -3583,7 +3668,7 @@
             <w:pPr>
               <w:spacing w:after="20" w:before="0"/>
             </w:pPr>
-            <w:hyperlink w:history="1" r:id="rIdg2wqayxwngk9tfi0cg9i7">
+            <w:hyperlink w:history="1" r:id="rIdpswlcaalcywai63bk7apq">
               <w:r>
                 <w:rPr>
                   <w:rFonts w:ascii="Arial" w:cs="Arial" w:eastAsia="Arial" w:hAnsi="Arial"/>
@@ -3616,7 +3701,7 @@
               <w:spacing w:after="10" w:before="0"/>
               <w:ind w:left="120"/>
             </w:pPr>
-            <w:hyperlink w:history="1" r:id="rId4g7dgv66hgk36yq02a-wx">
+            <w:hyperlink w:history="1" r:id="rId-0q48fmydvruy2xw9tj1e">
               <w:r>
                 <w:rPr>
                   <w:rFonts w:ascii="Arial" w:cs="Arial" w:eastAsia="Arial" w:hAnsi="Arial"/>
@@ -3661,7 +3746,7 @@
             <w:pPr>
               <w:spacing w:after="20" w:before="0"/>
             </w:pPr>
-            <w:hyperlink w:history="1" r:id="rIda6auypko3embfujhhno_t">
+            <w:hyperlink w:history="1" r:id="rIdg6mu4t2amkhhvjhqjekjw">
               <w:r>
                 <w:rPr>
                   <w:rFonts w:ascii="Arial" w:cs="Arial" w:eastAsia="Arial" w:hAnsi="Arial"/>
@@ -3694,7 +3779,7 @@
               <w:spacing w:after="10" w:before="0"/>
               <w:ind w:left="120"/>
             </w:pPr>
-            <w:hyperlink w:history="1" r:id="rIdyckc7tyvisz7k2_-32otb">
+            <w:hyperlink w:history="1" r:id="rIdh7a7vste1lc5e-bqho8yi">
               <w:r>
                 <w:rPr>
                   <w:rFonts w:ascii="Arial" w:cs="Arial" w:eastAsia="Arial" w:hAnsi="Arial"/>
@@ -3722,6 +3807,7 @@
           </w:tcPr>
           <w:p>
             <w:pPr>
+              <w:keepNext w:val="false"/>
               <w:spacing w:after="40" w:before="0"/>
               <w:jc w:val="left"/>
             </w:pPr>
@@ -3754,6 +3840,7 @@
           </w:tcPr>
           <w:p>
             <w:pPr>
+              <w:keepNext w:val="false"/>
               <w:spacing w:after="40" w:before="0"/>
               <w:jc w:val="left"/>
             </w:pPr>
@@ -3786,6 +3873,7 @@
           </w:tcPr>
           <w:p>
             <w:pPr>
+              <w:keepNext w:val="false"/>
               <w:spacing w:after="40" w:before="0"/>
               <w:jc w:val="left"/>
             </w:pPr>
@@ -3818,6 +3906,7 @@
           </w:tcPr>
           <w:p>
             <w:pPr>
+              <w:keepNext w:val="false"/>
               <w:spacing w:after="40" w:before="0"/>
               <w:jc w:val="left"/>
             </w:pPr>
@@ -3852,6 +3941,7 @@
           </w:tcPr>
           <w:p>
             <w:pPr>
+              <w:keepNext w:val="false"/>
               <w:spacing w:after="40" w:before="0"/>
               <w:jc w:val="left"/>
             </w:pPr>
@@ -3889,7 +3979,7 @@
             <w:pPr>
               <w:spacing w:after="20" w:before="0"/>
             </w:pPr>
-            <w:hyperlink w:history="1" r:id="rIdk48ojngezfkamty5ecded">
+            <w:hyperlink w:history="1" r:id="rId2t8elffnbybkxmienbei_">
               <w:r>
                 <w:rPr>
                   <w:rFonts w:ascii="Arial" w:cs="Arial" w:eastAsia="Arial" w:hAnsi="Arial"/>
@@ -3938,7 +4028,7 @@
               <w:spacing w:after="10" w:before="0"/>
               <w:ind w:left="120"/>
             </w:pPr>
-            <w:hyperlink w:history="1" r:id="rIdhmxa0eando15vdxbdxmls">
+            <w:hyperlink w:history="1" r:id="rIdz9cjfaypak8gfufkvkqrg">
               <w:r>
                 <w:rPr>
                   <w:rFonts w:ascii="Arial" w:cs="Arial" w:eastAsia="Arial" w:hAnsi="Arial"/>
@@ -3983,7 +4073,7 @@
             <w:pPr>
               <w:spacing w:after="20" w:before="0"/>
             </w:pPr>
-            <w:hyperlink w:history="1" r:id="rId_xzbx2fttyrzaq8bcbsbu">
+            <w:hyperlink w:history="1" r:id="rIdtdbkjmoh0lyxzrxqlhoqf">
               <w:r>
                 <w:rPr>
                   <w:rFonts w:ascii="Arial" w:cs="Arial" w:eastAsia="Arial" w:hAnsi="Arial"/>
@@ -4016,7 +4106,7 @@
               <w:spacing w:after="10" w:before="0"/>
               <w:ind w:left="120"/>
             </w:pPr>
-            <w:hyperlink w:history="1" r:id="rIdqccfoohcrgeg4gaajsd5b">
+            <w:hyperlink w:history="1" r:id="rIdxjg9rk9icsbw9wxtrtkh5">
               <w:r>
                 <w:rPr>
                   <w:rFonts w:ascii="Arial" w:cs="Arial" w:eastAsia="Arial" w:hAnsi="Arial"/>
@@ -4044,6 +4134,7 @@
           </w:tcPr>
           <w:p>
             <w:pPr>
+              <w:keepNext w:val="false"/>
               <w:spacing w:after="40" w:before="0"/>
               <w:jc w:val="left"/>
             </w:pPr>
@@ -4076,6 +4167,7 @@
           </w:tcPr>
           <w:p>
             <w:pPr>
+              <w:keepNext w:val="false"/>
               <w:spacing w:after="40" w:before="0"/>
               <w:jc w:val="left"/>
             </w:pPr>
@@ -4108,6 +4200,7 @@
           </w:tcPr>
           <w:p>
             <w:pPr>
+              <w:keepNext w:val="false"/>
               <w:spacing w:after="40" w:before="0"/>
               <w:jc w:val="left"/>
             </w:pPr>
@@ -4140,6 +4233,7 @@
           </w:tcPr>
           <w:p>
             <w:pPr>
+              <w:keepNext w:val="false"/>
               <w:spacing w:after="40" w:before="0"/>
               <w:jc w:val="left"/>
             </w:pPr>
@@ -4174,6 +4268,7 @@
           </w:tcPr>
           <w:p>
             <w:pPr>
+              <w:keepNext w:val="false"/>
               <w:spacing w:after="40" w:before="0"/>
               <w:jc w:val="left"/>
             </w:pPr>
@@ -4211,7 +4306,7 @@
             <w:pPr>
               <w:spacing w:after="20" w:before="0"/>
             </w:pPr>
-            <w:hyperlink w:history="1" r:id="rIdp4dr5fpt62p1r4kmqgbzn">
+            <w:hyperlink w:history="1" r:id="rIdlj1dbmwxg0bece-6umo4-">
               <w:r>
                 <w:rPr>
                   <w:rFonts w:ascii="Arial" w:cs="Arial" w:eastAsia="Arial" w:hAnsi="Arial"/>
@@ -4260,7 +4355,7 @@
               <w:spacing w:after="10" w:before="0"/>
               <w:ind w:left="120"/>
             </w:pPr>
-            <w:hyperlink w:history="1" r:id="rIdtalxweu37irfntljngu4v">
+            <w:hyperlink w:history="1" r:id="rIdyz6tjct2d-e6hgvd9bhpw">
               <w:r>
                 <w:rPr>
                   <w:rFonts w:ascii="Arial" w:cs="Arial" w:eastAsia="Arial" w:hAnsi="Arial"/>
@@ -4305,7 +4400,7 @@
             <w:pPr>
               <w:spacing w:after="20" w:before="0"/>
             </w:pPr>
-            <w:hyperlink w:history="1" r:id="rId6yh-eilyum93epexqkpdz">
+            <w:hyperlink w:history="1" r:id="rId3klcpzbanlcsocemvqycy">
               <w:r>
                 <w:rPr>
                   <w:rFonts w:ascii="Arial" w:cs="Arial" w:eastAsia="Arial" w:hAnsi="Arial"/>
@@ -4338,7 +4433,7 @@
               <w:spacing w:after="10" w:before="0"/>
               <w:ind w:left="120"/>
             </w:pPr>
-            <w:hyperlink w:history="1" r:id="rId506fqdzd4cilneuwmp-7y">
+            <w:hyperlink w:history="1" r:id="rIdm_3a9nhz8bo94dgu7dfee">
               <w:r>
                 <w:rPr>
                   <w:rFonts w:ascii="Arial" w:cs="Arial" w:eastAsia="Arial" w:hAnsi="Arial"/>
@@ -4366,6 +4461,7 @@
           </w:tcPr>
           <w:p>
             <w:pPr>
+              <w:keepNext w:val="false"/>
               <w:spacing w:after="40" w:before="0"/>
               <w:jc w:val="left"/>
             </w:pPr>
@@ -4398,6 +4494,7 @@
           </w:tcPr>
           <w:p>
             <w:pPr>
+              <w:keepNext w:val="false"/>
               <w:spacing w:after="40" w:before="0"/>
               <w:jc w:val="left"/>
             </w:pPr>
@@ -4430,6 +4527,7 @@
           </w:tcPr>
           <w:p>
             <w:pPr>
+              <w:keepNext w:val="false"/>
               <w:spacing w:after="40" w:before="0"/>
               <w:jc w:val="left"/>
             </w:pPr>
@@ -4462,6 +4560,7 @@
           </w:tcPr>
           <w:p>
             <w:pPr>
+              <w:keepNext w:val="false"/>
               <w:spacing w:after="40" w:before="0"/>
               <w:jc w:val="left"/>
             </w:pPr>
@@ -4496,6 +4595,7 @@
           </w:tcPr>
           <w:p>
             <w:pPr>
+              <w:keepNext w:val="false"/>
               <w:spacing w:after="40" w:before="0"/>
               <w:jc w:val="left"/>
             </w:pPr>
@@ -4533,7 +4633,7 @@
             <w:pPr>
               <w:spacing w:after="20" w:before="0"/>
             </w:pPr>
-            <w:hyperlink w:history="1" r:id="rIdx2xmrr2mehintc2exe5y2">
+            <w:hyperlink w:history="1" r:id="rId2l1aelpprz82wtk7lqgrx">
               <w:r>
                 <w:rPr>
                   <w:rFonts w:ascii="Arial" w:cs="Arial" w:eastAsia="Arial" w:hAnsi="Arial"/>
@@ -4582,7 +4682,7 @@
               <w:spacing w:after="10" w:before="0"/>
               <w:ind w:left="120"/>
             </w:pPr>
-            <w:hyperlink w:history="1" r:id="rIdkmtogerxmrjkvkoydjtiu">
+            <w:hyperlink w:history="1" r:id="rId-ffhdw9eybdporadslspb">
               <w:r>
                 <w:rPr>
                   <w:rFonts w:ascii="Arial" w:cs="Arial" w:eastAsia="Arial" w:hAnsi="Arial"/>
@@ -4627,7 +4727,7 @@
             <w:pPr>
               <w:spacing w:after="20" w:before="0"/>
             </w:pPr>
-            <w:hyperlink w:history="1" r:id="rIdsepug3wakcdbsy_9nnlrr">
+            <w:hyperlink w:history="1" r:id="rIdeer9iviqekv3k197_tx4j">
               <w:r>
                 <w:rPr>
                   <w:rFonts w:ascii="Arial" w:cs="Arial" w:eastAsia="Arial" w:hAnsi="Arial"/>
@@ -4660,7 +4760,7 @@
               <w:spacing w:after="10" w:before="0"/>
               <w:ind w:left="120"/>
             </w:pPr>
-            <w:hyperlink w:history="1" r:id="rIduai6zrhpkbcf8kdrh3snf">
+            <w:hyperlink w:history="1" r:id="rIdgfxrsqqk8uozrvhrzk6cf">
               <w:r>
                 <w:rPr>
                   <w:rFonts w:ascii="Arial" w:cs="Arial" w:eastAsia="Arial" w:hAnsi="Arial"/>
@@ -4688,6 +4788,7 @@
           </w:tcPr>
           <w:p>
             <w:pPr>
+              <w:keepNext w:val="false"/>
               <w:spacing w:after="40" w:before="0"/>
               <w:jc w:val="left"/>
             </w:pPr>
@@ -4720,6 +4821,7 @@
           </w:tcPr>
           <w:p>
             <w:pPr>
+              <w:keepNext w:val="false"/>
               <w:spacing w:after="40" w:before="0"/>
               <w:jc w:val="left"/>
             </w:pPr>
@@ -4752,6 +4854,7 @@
           </w:tcPr>
           <w:p>
             <w:pPr>
+              <w:keepNext w:val="false"/>
               <w:spacing w:after="40" w:before="0"/>
               <w:jc w:val="left"/>
             </w:pPr>
@@ -4784,6 +4887,7 @@
           </w:tcPr>
           <w:p>
             <w:pPr>
+              <w:keepNext w:val="false"/>
               <w:spacing w:after="40" w:before="0"/>
               <w:jc w:val="left"/>
             </w:pPr>
@@ -4843,6 +4947,7 @@
           </w:tcPr>
           <w:p>
             <w:pPr>
+              <w:keepNext w:val="false"/>
               <w:spacing w:after="40" w:before="0"/>
               <w:jc w:val="center"/>
             </w:pPr>
@@ -4877,6 +4982,7 @@
           </w:tcPr>
           <w:p>
             <w:pPr>
+              <w:keepNext w:val="false"/>
               <w:spacing w:after="40" w:before="0"/>
               <w:jc w:val="left"/>
             </w:pPr>
@@ -4938,6 +5044,7 @@
           </w:tcPr>
           <w:p>
             <w:pPr>
+              <w:keepNext w:val="false"/>
               <w:spacing w:after="40" w:before="0"/>
               <w:jc w:val="center"/>
             </w:pPr>
@@ -4972,6 +5079,7 @@
           </w:tcPr>
           <w:p>
             <w:pPr>
+              <w:keepNext w:val="false"/>
               <w:spacing w:after="40" w:before="0"/>
               <w:jc w:val="left"/>
             </w:pPr>
@@ -5004,6 +5112,7 @@
           </w:tcPr>
           <w:p>
             <w:pPr>
+              <w:keepNext w:val="false"/>
               <w:spacing w:after="40" w:before="0"/>
               <w:jc w:val="left"/>
             </w:pPr>
@@ -5038,6 +5147,7 @@
           </w:tcPr>
           <w:p>
             <w:pPr>
+              <w:keepNext w:val="false"/>
               <w:spacing w:after="40" w:before="0"/>
               <w:jc w:val="left"/>
             </w:pPr>
@@ -5070,6 +5180,7 @@
           </w:tcPr>
           <w:p>
             <w:pPr>
+              <w:keepNext w:val="false"/>
               <w:spacing w:after="40" w:before="0"/>
               <w:jc w:val="left"/>
             </w:pPr>
@@ -5104,6 +5215,7 @@
           </w:tcPr>
           <w:p>
             <w:pPr>
+              <w:keepNext w:val="false"/>
               <w:spacing w:after="40" w:before="0"/>
               <w:jc w:val="left"/>
             </w:pPr>
@@ -5136,6 +5248,7 @@
           </w:tcPr>
           <w:p>
             <w:pPr>
+              <w:keepNext w:val="false"/>
               <w:spacing w:after="40" w:before="0"/>
               <w:jc w:val="left"/>
             </w:pPr>
@@ -5172,7 +5285,7 @@
         </w:rPr>
         <w:t xml:space="preserve">© 2026 SeaVuria and ARES. Aligned with KICD objectives. Developed by SeaVuria; technical implementation by ARES (with AI assistance from Claude). Licensed under </w:t>
       </w:r>
-      <w:hyperlink w:history="1" r:id="rIdgdvujx8iz6q0xwegfgehr">
+      <w:hyperlink w:history="1" r:id="rIdddjinmbbjtskoztlxzysb">
         <w:r>
           <w:rPr>
             <w:rFonts w:ascii="Arial" w:cs="Arial" w:eastAsia="Arial" w:hAnsi="Arial"/>
@@ -5193,7 +5306,7 @@
         </w:rPr>
         <w:t xml:space="preserve"> (</w:t>
       </w:r>
-      <w:hyperlink w:history="1" r:id="rIdvede72cahivam8g7ezppe">
+      <w:hyperlink w:history="1" r:id="rIdl9dpfmjc71xolddj-tijz">
         <w:r>
           <w:rPr>
             <w:rFonts w:ascii="Arial" w:cs="Arial" w:eastAsia="Arial" w:hAnsi="Arial"/>
@@ -5253,6 +5366,7 @@
           </w:tcPr>
           <w:p>
             <w:pPr>
+              <w:keepNext w:val="false"/>
               <w:spacing w:after="40" w:before="0"/>
               <w:jc w:val="center"/>
             </w:pPr>
@@ -5288,6 +5402,7 @@
           </w:tcPr>
           <w:p>
             <w:pPr>
+              <w:keepNext w:val="false"/>
               <w:spacing w:after="40" w:before="0"/>
               <w:jc w:val="center"/>
             </w:pPr>
@@ -5322,6 +5437,7 @@
           </w:tcPr>
           <w:p>
             <w:pPr>
+              <w:keepNext w:val="false"/>
               <w:spacing w:after="40" w:before="0"/>
               <w:jc w:val="left"/>
             </w:pPr>
@@ -5354,6 +5470,7 @@
           </w:tcPr>
           <w:p>
             <w:pPr>
+              <w:keepNext w:val="false"/>
               <w:spacing w:after="40" w:before="0"/>
               <w:jc w:val="left"/>
             </w:pPr>
@@ -5388,6 +5505,7 @@
           </w:tcPr>
           <w:p>
             <w:pPr>
+              <w:keepNext w:val="false"/>
               <w:spacing w:after="40" w:before="0"/>
               <w:jc w:val="left"/>
             </w:pPr>
@@ -5420,6 +5538,7 @@
           </w:tcPr>
           <w:p>
             <w:pPr>
+              <w:keepNext w:val="false"/>
               <w:spacing w:after="40" w:before="0"/>
               <w:jc w:val="left"/>
             </w:pPr>
@@ -5454,6 +5573,7 @@
           </w:tcPr>
           <w:p>
             <w:pPr>
+              <w:keepNext w:val="false"/>
               <w:spacing w:after="40" w:before="0"/>
               <w:jc w:val="left"/>
             </w:pPr>
@@ -5561,6 +5681,7 @@
           </w:tcPr>
           <w:p>
             <w:pPr>
+              <w:keepNext w:val="false"/>
               <w:spacing w:after="40" w:before="0"/>
               <w:jc w:val="left"/>
             </w:pPr>
@@ -5648,6 +5769,7 @@
           </w:tcPr>
           <w:p>
             <w:pPr>
+              <w:keepNext w:val="false"/>
               <w:spacing w:after="40" w:before="0"/>
               <w:jc w:val="left"/>
             </w:pPr>
@@ -5735,6 +5857,7 @@
           </w:tcPr>
           <w:p>
             <w:pPr>
+              <w:keepNext w:val="false"/>
               <w:spacing w:after="40" w:before="0"/>
               <w:jc w:val="left"/>
             </w:pPr>
@@ -5767,6 +5890,7 @@
           </w:tcPr>
           <w:p>
             <w:pPr>
+              <w:keepNext w:val="false"/>
               <w:spacing w:after="40" w:before="0"/>
               <w:jc w:val="left"/>
             </w:pPr>
@@ -5801,6 +5925,7 @@
           </w:tcPr>
           <w:p>
             <w:pPr>
+              <w:keepNext w:val="false"/>
               <w:spacing w:after="40" w:before="0"/>
               <w:jc w:val="left"/>
             </w:pPr>
@@ -5833,6 +5958,7 @@
           </w:tcPr>
           <w:p>
             <w:pPr>
+              <w:keepNext w:val="false"/>
               <w:spacing w:after="40" w:before="0"/>
               <w:jc w:val="left"/>
             </w:pPr>
@@ -5867,6 +5993,7 @@
           </w:tcPr>
           <w:p>
             <w:pPr>
+              <w:keepNext w:val="false"/>
               <w:spacing w:after="40" w:before="0"/>
               <w:jc w:val="left"/>
             </w:pPr>
@@ -5899,6 +6026,7 @@
           </w:tcPr>
           <w:p>
             <w:pPr>
+              <w:keepNext w:val="false"/>
               <w:spacing w:after="40" w:before="0"/>
               <w:jc w:val="left"/>
             </w:pPr>
@@ -5958,6 +6086,7 @@
           </w:tcPr>
           <w:p>
             <w:pPr>
+              <w:keepNext w:val="false"/>
               <w:spacing w:after="40" w:before="0"/>
               <w:jc w:val="center"/>
             </w:pPr>
@@ -5992,6 +6121,7 @@
           </w:tcPr>
           <w:p>
             <w:pPr>
+              <w:keepNext w:val="false"/>
               <w:spacing w:after="40" w:before="0"/>
               <w:jc w:val="left"/>
             </w:pPr>
@@ -6011,6 +6141,7 @@
           </w:p>
           <w:p>
             <w:pPr>
+              <w:keepNext w:val="false"/>
               <w:spacing w:after="40" w:before="0"/>
               <w:jc w:val="left"/>
             </w:pPr>
@@ -6030,6 +6161,7 @@
           </w:p>
           <w:p>
             <w:pPr>
+              <w:keepNext w:val="false"/>
               <w:spacing w:after="40" w:before="0"/>
               <w:jc w:val="left"/>
             </w:pPr>
@@ -6049,6 +6181,7 @@
           </w:p>
           <w:p>
             <w:pPr>
+              <w:keepNext w:val="false"/>
               <w:spacing w:after="40" w:before="0"/>
               <w:jc w:val="left"/>
             </w:pPr>
@@ -6068,6 +6201,7 @@
           </w:p>
           <w:p>
             <w:pPr>
+              <w:keepNext w:val="false"/>
               <w:spacing w:after="40" w:before="0"/>
               <w:jc w:val="left"/>
             </w:pPr>
@@ -6132,6 +6266,7 @@
           </w:tcPr>
           <w:p>
             <w:pPr>
+              <w:keepNext w:val="false"/>
               <w:spacing w:after="40" w:before="0"/>
               <w:jc w:val="center"/>
             </w:pPr>
@@ -6166,6 +6301,7 @@
           </w:tcPr>
           <w:p>
             <w:pPr>
+              <w:keepNext w:val="false"/>
               <w:spacing w:after="40" w:before="0"/>
               <w:jc w:val="left"/>
             </w:pPr>
@@ -6198,6 +6334,7 @@
           </w:tcPr>
           <w:p>
             <w:pPr>
+              <w:keepNext w:val="false"/>
               <w:spacing w:after="40" w:before="0"/>
               <w:jc w:val="left"/>
             </w:pPr>
@@ -6230,6 +6367,7 @@
           </w:tcPr>
           <w:p>
             <w:pPr>
+              <w:keepNext w:val="false"/>
               <w:spacing w:after="40" w:before="0"/>
               <w:jc w:val="left"/>
             </w:pPr>
@@ -6262,6 +6400,7 @@
           </w:tcPr>
           <w:p>
             <w:pPr>
+              <w:keepNext w:val="false"/>
               <w:spacing w:after="40" w:before="0"/>
               <w:jc w:val="left"/>
             </w:pPr>
@@ -6294,6 +6433,7 @@
           </w:tcPr>
           <w:p>
             <w:pPr>
+              <w:keepNext w:val="false"/>
               <w:spacing w:after="40" w:before="0"/>
               <w:jc w:val="left"/>
             </w:pPr>
@@ -6328,6 +6468,7 @@
           </w:tcPr>
           <w:p>
             <w:pPr>
+              <w:keepNext w:val="false"/>
               <w:spacing w:after="40" w:before="0"/>
               <w:jc w:val="left"/>
             </w:pPr>
@@ -6365,7 +6506,7 @@
             <w:pPr>
               <w:spacing w:after="20" w:before="0"/>
             </w:pPr>
-            <w:hyperlink w:history="1" r:id="rIdgcl3d5rrg6lenvy4rgpjm">
+            <w:hyperlink w:history="1" r:id="rId58llsheismj66gm0ldywf">
               <w:r>
                 <w:rPr>
                   <w:rFonts w:ascii="Arial" w:cs="Arial" w:eastAsia="Arial" w:hAnsi="Arial"/>
@@ -6398,7 +6539,7 @@
               <w:spacing w:after="10" w:before="0"/>
               <w:ind w:left="120"/>
             </w:pPr>
-            <w:hyperlink w:history="1" r:id="rIdheuqb9n9ukbowarzpaoy3">
+            <w:hyperlink w:history="1" r:id="rIdd7xpab0hmj8fvivhyv75c">
               <w:r>
                 <w:rPr>
                   <w:rFonts w:ascii="Arial" w:cs="Arial" w:eastAsia="Arial" w:hAnsi="Arial"/>
@@ -6443,7 +6584,7 @@
             <w:pPr>
               <w:spacing w:after="20" w:before="0"/>
             </w:pPr>
-            <w:hyperlink w:history="1" r:id="rIdqub05t6cbniisjozvaylh">
+            <w:hyperlink w:history="1" r:id="rIdcvtwszwkxeol_-lrwg8vy">
               <w:r>
                 <w:rPr>
                   <w:rFonts w:ascii="Arial" w:cs="Arial" w:eastAsia="Arial" w:hAnsi="Arial"/>
@@ -6476,7 +6617,7 @@
               <w:spacing w:after="10" w:before="0"/>
               <w:ind w:left="120"/>
             </w:pPr>
-            <w:hyperlink w:history="1" r:id="rId140m3cgojkadflrdfwixc">
+            <w:hyperlink w:history="1" r:id="rIdbdf51v-rq5slfxb2xd15-">
               <w:r>
                 <w:rPr>
                   <w:rFonts w:ascii="Arial" w:cs="Arial" w:eastAsia="Arial" w:hAnsi="Arial"/>
@@ -6504,6 +6645,7 @@
           </w:tcPr>
           <w:p>
             <w:pPr>
+              <w:keepNext w:val="false"/>
               <w:spacing w:after="40" w:before="0"/>
               <w:jc w:val="left"/>
             </w:pPr>
@@ -6536,6 +6678,7 @@
           </w:tcPr>
           <w:p>
             <w:pPr>
+              <w:keepNext w:val="false"/>
               <w:spacing w:after="40" w:before="0"/>
               <w:jc w:val="left"/>
             </w:pPr>
@@ -6568,6 +6711,7 @@
           </w:tcPr>
           <w:p>
             <w:pPr>
+              <w:keepNext w:val="false"/>
               <w:spacing w:after="40" w:before="0"/>
               <w:jc w:val="left"/>
             </w:pPr>
@@ -6600,6 +6744,7 @@
           </w:tcPr>
           <w:p>
             <w:pPr>
+              <w:keepNext w:val="false"/>
               <w:spacing w:after="40" w:before="0"/>
               <w:jc w:val="left"/>
             </w:pPr>
@@ -6634,6 +6779,7 @@
           </w:tcPr>
           <w:p>
             <w:pPr>
+              <w:keepNext w:val="false"/>
               <w:spacing w:after="40" w:before="0"/>
               <w:jc w:val="left"/>
             </w:pPr>
@@ -6671,7 +6817,7 @@
             <w:pPr>
               <w:spacing w:after="20" w:before="0"/>
             </w:pPr>
-            <w:hyperlink w:history="1" r:id="rId2bdfouuz_gmwpnswae5v9">
+            <w:hyperlink w:history="1" r:id="rIdxwlx4oexwm18imwmm3zxn">
               <w:r>
                 <w:rPr>
                   <w:rFonts w:ascii="Arial" w:cs="Arial" w:eastAsia="Arial" w:hAnsi="Arial"/>
@@ -6704,7 +6850,7 @@
               <w:spacing w:after="10" w:before="0"/>
               <w:ind w:left="120"/>
             </w:pPr>
-            <w:hyperlink w:history="1" r:id="rIddhz7oq5b0ffp6heijd3cd">
+            <w:hyperlink w:history="1" r:id="rIdifz7aoqttsunnh8agat05">
               <w:r>
                 <w:rPr>
                   <w:rFonts w:ascii="Arial" w:cs="Arial" w:eastAsia="Arial" w:hAnsi="Arial"/>
@@ -6749,7 +6895,7 @@
             <w:pPr>
               <w:spacing w:after="20" w:before="0"/>
             </w:pPr>
-            <w:hyperlink w:history="1" r:id="rIdfilphenmae-d2eh4z0s-7">
+            <w:hyperlink w:history="1" r:id="rIdjpwmto38kidvkmnffi8nl">
               <w:r>
                 <w:rPr>
                   <w:rFonts w:ascii="Arial" w:cs="Arial" w:eastAsia="Arial" w:hAnsi="Arial"/>
@@ -6782,7 +6928,7 @@
               <w:spacing w:after="10" w:before="0"/>
               <w:ind w:left="120"/>
             </w:pPr>
-            <w:hyperlink w:history="1" r:id="rIdeomungfcnnqbzjovyngzh">
+            <w:hyperlink w:history="1" r:id="rIdjhqtttdashkopcrhfp8ps">
               <w:r>
                 <w:rPr>
                   <w:rFonts w:ascii="Arial" w:cs="Arial" w:eastAsia="Arial" w:hAnsi="Arial"/>
@@ -6810,6 +6956,7 @@
           </w:tcPr>
           <w:p>
             <w:pPr>
+              <w:keepNext w:val="false"/>
               <w:spacing w:after="40" w:before="0"/>
               <w:jc w:val="left"/>
             </w:pPr>
@@ -6842,6 +6989,7 @@
           </w:tcPr>
           <w:p>
             <w:pPr>
+              <w:keepNext w:val="false"/>
               <w:spacing w:after="40" w:before="0"/>
               <w:jc w:val="left"/>
             </w:pPr>
@@ -6874,6 +7022,7 @@
           </w:tcPr>
           <w:p>
             <w:pPr>
+              <w:keepNext w:val="false"/>
               <w:spacing w:after="40" w:before="0"/>
               <w:jc w:val="left"/>
             </w:pPr>
@@ -6906,6 +7055,7 @@
           </w:tcPr>
           <w:p>
             <w:pPr>
+              <w:keepNext w:val="false"/>
               <w:spacing w:after="40" w:before="0"/>
               <w:jc w:val="left"/>
             </w:pPr>
@@ -6940,6 +7090,7 @@
           </w:tcPr>
           <w:p>
             <w:pPr>
+              <w:keepNext w:val="false"/>
               <w:spacing w:after="40" w:before="0"/>
               <w:jc w:val="left"/>
             </w:pPr>
@@ -6977,7 +7128,7 @@
             <w:pPr>
               <w:spacing w:after="20" w:before="0"/>
             </w:pPr>
-            <w:hyperlink w:history="1" r:id="rIde6c-8n3n26ltq9avup8qs">
+            <w:hyperlink w:history="1" r:id="rIdhyalzbnucehumx38jrrem">
               <w:r>
                 <w:rPr>
                   <w:rFonts w:ascii="Arial" w:cs="Arial" w:eastAsia="Arial" w:hAnsi="Arial"/>
@@ -7010,7 +7161,7 @@
               <w:spacing w:after="10" w:before="0"/>
               <w:ind w:left="120"/>
             </w:pPr>
-            <w:hyperlink w:history="1" r:id="rId8yaadtavjsqhxsk_kn8ue">
+            <w:hyperlink w:history="1" r:id="rIdfi2jjdscpepeysfvy8edz">
               <w:r>
                 <w:rPr>
                   <w:rFonts w:ascii="Arial" w:cs="Arial" w:eastAsia="Arial" w:hAnsi="Arial"/>
@@ -7055,7 +7206,7 @@
             <w:pPr>
               <w:spacing w:after="20" w:before="0"/>
             </w:pPr>
-            <w:hyperlink w:history="1" r:id="rIddkc7yaozll22mdjh3uybd">
+            <w:hyperlink w:history="1" r:id="rIdilstqtlbmcsud-ppdy5zs">
               <w:r>
                 <w:rPr>
                   <w:rFonts w:ascii="Arial" w:cs="Arial" w:eastAsia="Arial" w:hAnsi="Arial"/>
@@ -7088,7 +7239,7 @@
               <w:spacing w:after="10" w:before="0"/>
               <w:ind w:left="120"/>
             </w:pPr>
-            <w:hyperlink w:history="1" r:id="rIdzacc5at6jmsowlhyt4r7u">
+            <w:hyperlink w:history="1" r:id="rIdtjmskoa_u9srtdc09v6_v">
               <w:r>
                 <w:rPr>
                   <w:rFonts w:ascii="Arial" w:cs="Arial" w:eastAsia="Arial" w:hAnsi="Arial"/>
@@ -7116,6 +7267,7 @@
           </w:tcPr>
           <w:p>
             <w:pPr>
+              <w:keepNext w:val="false"/>
               <w:spacing w:after="40" w:before="0"/>
               <w:jc w:val="left"/>
             </w:pPr>
@@ -7148,6 +7300,7 @@
           </w:tcPr>
           <w:p>
             <w:pPr>
+              <w:keepNext w:val="false"/>
               <w:spacing w:after="40" w:before="0"/>
               <w:jc w:val="left"/>
             </w:pPr>
@@ -7180,6 +7333,7 @@
           </w:tcPr>
           <w:p>
             <w:pPr>
+              <w:keepNext w:val="false"/>
               <w:spacing w:after="40" w:before="0"/>
               <w:jc w:val="left"/>
             </w:pPr>
@@ -7212,6 +7366,7 @@
           </w:tcPr>
           <w:p>
             <w:pPr>
+              <w:keepNext w:val="false"/>
               <w:spacing w:after="40" w:before="0"/>
               <w:jc w:val="left"/>
             </w:pPr>
@@ -7246,6 +7401,7 @@
           </w:tcPr>
           <w:p>
             <w:pPr>
+              <w:keepNext w:val="false"/>
               <w:spacing w:after="40" w:before="0"/>
               <w:jc w:val="left"/>
             </w:pPr>
@@ -7283,7 +7439,7 @@
             <w:pPr>
               <w:spacing w:after="20" w:before="0"/>
             </w:pPr>
-            <w:hyperlink w:history="1" r:id="rIdafciyqjjpypfx9madrzpz">
+            <w:hyperlink w:history="1" r:id="rIdkbgt51qwhxtmngavvwg0i">
               <w:r>
                 <w:rPr>
                   <w:rFonts w:ascii="Arial" w:cs="Arial" w:eastAsia="Arial" w:hAnsi="Arial"/>
@@ -7316,7 +7472,7 @@
               <w:spacing w:after="10" w:before="0"/>
               <w:ind w:left="120"/>
             </w:pPr>
-            <w:hyperlink w:history="1" r:id="rId6ivddlj6kfpykoqkotu53">
+            <w:hyperlink w:history="1" r:id="rIdti-mi1occ2wgwabjxoqzu">
               <w:r>
                 <w:rPr>
                   <w:rFonts w:ascii="Arial" w:cs="Arial" w:eastAsia="Arial" w:hAnsi="Arial"/>
@@ -7361,7 +7517,7 @@
             <w:pPr>
               <w:spacing w:after="20" w:before="0"/>
             </w:pPr>
-            <w:hyperlink w:history="1" r:id="rIdtl8ypwzd79ix6bioockix">
+            <w:hyperlink w:history="1" r:id="rIdeywqibej2rrg4bfb50hlb">
               <w:r>
                 <w:rPr>
                   <w:rFonts w:ascii="Arial" w:cs="Arial" w:eastAsia="Arial" w:hAnsi="Arial"/>
@@ -7394,7 +7550,7 @@
               <w:spacing w:after="10" w:before="0"/>
               <w:ind w:left="120"/>
             </w:pPr>
-            <w:hyperlink w:history="1" r:id="rIdnwyayvjqihkqarzoswmgb">
+            <w:hyperlink w:history="1" r:id="rIdmsvvrfsyhm3k5qw-xa-qz">
               <w:r>
                 <w:rPr>
                   <w:rFonts w:ascii="Arial" w:cs="Arial" w:eastAsia="Arial" w:hAnsi="Arial"/>
@@ -7422,6 +7578,7 @@
           </w:tcPr>
           <w:p>
             <w:pPr>
+              <w:keepNext w:val="false"/>
               <w:spacing w:after="40" w:before="0"/>
               <w:jc w:val="left"/>
             </w:pPr>
@@ -7454,6 +7611,7 @@
           </w:tcPr>
           <w:p>
             <w:pPr>
+              <w:keepNext w:val="false"/>
               <w:spacing w:after="40" w:before="0"/>
               <w:jc w:val="left"/>
             </w:pPr>
@@ -7486,6 +7644,7 @@
           </w:tcPr>
           <w:p>
             <w:pPr>
+              <w:keepNext w:val="false"/>
               <w:spacing w:after="40" w:before="0"/>
               <w:jc w:val="left"/>
             </w:pPr>
@@ -7518,6 +7677,7 @@
           </w:tcPr>
           <w:p>
             <w:pPr>
+              <w:keepNext w:val="false"/>
               <w:spacing w:after="40" w:before="0"/>
               <w:jc w:val="left"/>
             </w:pPr>
@@ -7552,6 +7712,7 @@
           </w:tcPr>
           <w:p>
             <w:pPr>
+              <w:keepNext w:val="false"/>
               <w:spacing w:after="40" w:before="0"/>
               <w:jc w:val="left"/>
             </w:pPr>
@@ -7589,7 +7750,7 @@
             <w:pPr>
               <w:spacing w:after="20" w:before="0"/>
             </w:pPr>
-            <w:hyperlink w:history="1" r:id="rIdsw2la8bdcmh_ibi_sewz-">
+            <w:hyperlink w:history="1" r:id="rIdlr0l46u-pcskpdqrxy56m">
               <w:r>
                 <w:rPr>
                   <w:rFonts w:ascii="Arial" w:cs="Arial" w:eastAsia="Arial" w:hAnsi="Arial"/>
@@ -7638,7 +7799,7 @@
               <w:spacing w:after="10" w:before="0"/>
               <w:ind w:left="120"/>
             </w:pPr>
-            <w:hyperlink w:history="1" r:id="rId2iqy5-rdq9clwcqlirfe8">
+            <w:hyperlink w:history="1" r:id="rIdj2vlr3g2e9sn79qlrxnn5">
               <w:r>
                 <w:rPr>
                   <w:rFonts w:ascii="Arial" w:cs="Arial" w:eastAsia="Arial" w:hAnsi="Arial"/>
@@ -7683,7 +7844,7 @@
             <w:pPr>
               <w:spacing w:after="20" w:before="0"/>
             </w:pPr>
-            <w:hyperlink w:history="1" r:id="rIdj2tpfqkvlbhw_6thmqghr">
+            <w:hyperlink w:history="1" r:id="rIdeafrx1pql42---dalhrfu">
               <w:r>
                 <w:rPr>
                   <w:rFonts w:ascii="Arial" w:cs="Arial" w:eastAsia="Arial" w:hAnsi="Arial"/>
@@ -7732,7 +7893,7 @@
               <w:spacing w:after="10" w:before="0"/>
               <w:ind w:left="120"/>
             </w:pPr>
-            <w:hyperlink w:history="1" r:id="rIdkrzi6bnm34w4oacdkvhqd">
+            <w:hyperlink w:history="1" r:id="rIdwmcy4tfira-acptg5wdsn">
               <w:r>
                 <w:rPr>
                   <w:rFonts w:ascii="Arial" w:cs="Arial" w:eastAsia="Arial" w:hAnsi="Arial"/>
@@ -7760,6 +7921,7 @@
           </w:tcPr>
           <w:p>
             <w:pPr>
+              <w:keepNext w:val="false"/>
               <w:spacing w:after="40" w:before="0"/>
               <w:jc w:val="left"/>
             </w:pPr>
@@ -7792,6 +7954,7 @@
           </w:tcPr>
           <w:p>
             <w:pPr>
+              <w:keepNext w:val="false"/>
               <w:spacing w:after="40" w:before="0"/>
               <w:jc w:val="left"/>
             </w:pPr>
@@ -7824,6 +7987,7 @@
           </w:tcPr>
           <w:p>
             <w:pPr>
+              <w:keepNext w:val="false"/>
               <w:spacing w:after="40" w:before="0"/>
               <w:jc w:val="left"/>
             </w:pPr>
@@ -7856,6 +8020,7 @@
           </w:tcPr>
           <w:p>
             <w:pPr>
+              <w:keepNext w:val="false"/>
               <w:spacing w:after="40" w:before="0"/>
               <w:jc w:val="left"/>
             </w:pPr>
@@ -7915,6 +8080,7 @@
           </w:tcPr>
           <w:p>
             <w:pPr>
+              <w:keepNext w:val="false"/>
               <w:spacing w:after="40" w:before="0"/>
               <w:jc w:val="center"/>
             </w:pPr>
@@ -7949,6 +8115,7 @@
           </w:tcPr>
           <w:p>
             <w:pPr>
+              <w:keepNext w:val="false"/>
               <w:spacing w:after="40" w:before="0"/>
               <w:jc w:val="left"/>
             </w:pPr>
@@ -7968,6 +8135,7 @@
           </w:p>
           <w:p>
             <w:pPr>
+              <w:keepNext w:val="false"/>
               <w:spacing w:after="40" w:before="0"/>
               <w:jc w:val="left"/>
             </w:pPr>
@@ -7987,6 +8155,7 @@
           </w:p>
           <w:p>
             <w:pPr>
+              <w:keepNext w:val="false"/>
               <w:spacing w:after="40" w:before="0"/>
               <w:jc w:val="left"/>
             </w:pPr>
@@ -8006,6 +8175,7 @@
           </w:p>
           <w:p>
             <w:pPr>
+              <w:keepNext w:val="false"/>
               <w:spacing w:after="40" w:before="0"/>
               <w:jc w:val="left"/>
             </w:pPr>
@@ -8025,6 +8195,7 @@
           </w:p>
           <w:p>
             <w:pPr>
+              <w:keepNext w:val="false"/>
               <w:spacing w:after="40" w:before="0"/>
               <w:jc w:val="left"/>
             </w:pPr>
@@ -8086,6 +8257,7 @@
           </w:tcPr>
           <w:p>
             <w:pPr>
+              <w:keepNext w:val="false"/>
               <w:spacing w:after="40" w:before="0"/>
               <w:jc w:val="center"/>
             </w:pPr>
@@ -8120,6 +8292,7 @@
           </w:tcPr>
           <w:p>
             <w:pPr>
+              <w:keepNext w:val="false"/>
               <w:spacing w:after="40" w:before="0"/>
               <w:jc w:val="left"/>
             </w:pPr>
@@ -8152,6 +8325,7 @@
           </w:tcPr>
           <w:p>
             <w:pPr>
+              <w:keepNext w:val="false"/>
               <w:spacing w:after="40" w:before="0"/>
               <w:jc w:val="left"/>
             </w:pPr>
@@ -8186,6 +8360,7 @@
           </w:tcPr>
           <w:p>
             <w:pPr>
+              <w:keepNext w:val="false"/>
               <w:spacing w:after="40" w:before="0"/>
               <w:jc w:val="left"/>
             </w:pPr>
@@ -8218,6 +8393,7 @@
           </w:tcPr>
           <w:p>
             <w:pPr>
+              <w:keepNext w:val="false"/>
               <w:spacing w:after="40" w:before="0"/>
               <w:jc w:val="left"/>
             </w:pPr>
@@ -8252,6 +8428,7 @@
           </w:tcPr>
           <w:p>
             <w:pPr>
+              <w:keepNext w:val="false"/>
               <w:spacing w:after="40" w:before="0"/>
               <w:jc w:val="left"/>
             </w:pPr>
@@ -8284,6 +8461,7 @@
           </w:tcPr>
           <w:p>
             <w:pPr>
+              <w:keepNext w:val="false"/>
               <w:spacing w:after="40" w:before="0"/>
               <w:jc w:val="left"/>
             </w:pPr>
@@ -8320,7 +8498,7 @@
         </w:rPr>
         <w:t xml:space="preserve">© 2026 SeaVuria and ARES. Aligned with KICD objectives. Developed by SeaVuria; technical implementation by ARES (with AI assistance from Claude). Licensed under </w:t>
       </w:r>
-      <w:hyperlink w:history="1" r:id="rIdgqtzfrfkg5frttix0y6ez">
+      <w:hyperlink w:history="1" r:id="rIdjc8lxdgx5nnt2chhnn6pd">
         <w:r>
           <w:rPr>
             <w:rFonts w:ascii="Arial" w:cs="Arial" w:eastAsia="Arial" w:hAnsi="Arial"/>
@@ -8341,7 +8519,7 @@
         </w:rPr>
         <w:t xml:space="preserve"> (</w:t>
       </w:r>
-      <w:hyperlink w:history="1" r:id="rId_mnvyfay1b6lrj_bvndud">
+      <w:hyperlink w:history="1" r:id="rIdm2w8v4eedexuemg4ikzqx">
         <w:r>
           <w:rPr>
             <w:rFonts w:ascii="Arial" w:cs="Arial" w:eastAsia="Arial" w:hAnsi="Arial"/>
@@ -8401,6 +8579,7 @@
           </w:tcPr>
           <w:p>
             <w:pPr>
+              <w:keepNext w:val="false"/>
               <w:spacing w:after="40" w:before="0"/>
               <w:jc w:val="center"/>
             </w:pPr>
@@ -8436,6 +8615,7 @@
           </w:tcPr>
           <w:p>
             <w:pPr>
+              <w:keepNext w:val="false"/>
               <w:spacing w:after="40" w:before="0"/>
               <w:jc w:val="center"/>
             </w:pPr>
@@ -8470,6 +8650,7 @@
           </w:tcPr>
           <w:p>
             <w:pPr>
+              <w:keepNext w:val="false"/>
               <w:spacing w:after="40" w:before="0"/>
               <w:jc w:val="left"/>
             </w:pPr>
@@ -8502,6 +8683,7 @@
           </w:tcPr>
           <w:p>
             <w:pPr>
+              <w:keepNext w:val="false"/>
               <w:spacing w:after="40" w:before="0"/>
               <w:jc w:val="left"/>
             </w:pPr>
@@ -8536,6 +8718,7 @@
           </w:tcPr>
           <w:p>
             <w:pPr>
+              <w:keepNext w:val="false"/>
               <w:spacing w:after="40" w:before="0"/>
               <w:jc w:val="left"/>
             </w:pPr>
@@ -8568,6 +8751,7 @@
           </w:tcPr>
           <w:p>
             <w:pPr>
+              <w:keepNext w:val="false"/>
               <w:spacing w:after="40" w:before="0"/>
               <w:jc w:val="left"/>
             </w:pPr>
@@ -8602,6 +8786,7 @@
           </w:tcPr>
           <w:p>
             <w:pPr>
+              <w:keepNext w:val="false"/>
               <w:spacing w:after="40" w:before="0"/>
               <w:jc w:val="left"/>
             </w:pPr>
@@ -8634,6 +8819,7 @@
           </w:tcPr>
           <w:p>
             <w:pPr>
+              <w:keepNext w:val="false"/>
               <w:spacing w:after="40" w:before="0"/>
               <w:jc w:val="left"/>
             </w:pPr>
@@ -8668,6 +8854,7 @@
           </w:tcPr>
           <w:p>
             <w:pPr>
+              <w:keepNext w:val="false"/>
               <w:spacing w:after="40" w:before="0"/>
               <w:jc w:val="left"/>
             </w:pPr>
@@ -8700,6 +8887,7 @@
           </w:tcPr>
           <w:p>
             <w:pPr>
+              <w:keepNext w:val="false"/>
               <w:spacing w:after="40" w:before="0"/>
               <w:jc w:val="left"/>
             </w:pPr>
@@ -8734,6 +8922,7 @@
           </w:tcPr>
           <w:p>
             <w:pPr>
+              <w:keepNext w:val="false"/>
               <w:spacing w:after="40" w:before="0"/>
               <w:jc w:val="left"/>
             </w:pPr>
@@ -8766,6 +8955,7 @@
           </w:tcPr>
           <w:p>
             <w:pPr>
+              <w:keepNext w:val="false"/>
               <w:spacing w:after="40" w:before="0"/>
               <w:jc w:val="left"/>
             </w:pPr>
@@ -8800,6 +8990,7 @@
           </w:tcPr>
           <w:p>
             <w:pPr>
+              <w:keepNext w:val="false"/>
               <w:spacing w:after="40" w:before="0"/>
               <w:jc w:val="left"/>
             </w:pPr>
@@ -8832,6 +9023,7 @@
           </w:tcPr>
           <w:p>
             <w:pPr>
+              <w:keepNext w:val="false"/>
               <w:spacing w:after="40" w:before="0"/>
               <w:jc w:val="left"/>
             </w:pPr>
@@ -8866,6 +9058,7 @@
           </w:tcPr>
           <w:p>
             <w:pPr>
+              <w:keepNext w:val="false"/>
               <w:spacing w:after="40" w:before="0"/>
               <w:jc w:val="left"/>
             </w:pPr>
@@ -8898,6 +9091,7 @@
           </w:tcPr>
           <w:p>
             <w:pPr>
+              <w:keepNext w:val="false"/>
               <w:spacing w:after="40" w:before="0"/>
               <w:jc w:val="left"/>
             </w:pPr>
@@ -8932,6 +9126,7 @@
           </w:tcPr>
           <w:p>
             <w:pPr>
+              <w:keepNext w:val="false"/>
               <w:spacing w:after="40" w:before="0"/>
               <w:jc w:val="left"/>
             </w:pPr>
@@ -8964,6 +9159,7 @@
           </w:tcPr>
           <w:p>
             <w:pPr>
+              <w:keepNext w:val="false"/>
               <w:spacing w:after="40" w:before="0"/>
               <w:jc w:val="left"/>
             </w:pPr>
@@ -9023,6 +9219,7 @@
           </w:tcPr>
           <w:p>
             <w:pPr>
+              <w:keepNext w:val="false"/>
               <w:spacing w:after="40" w:before="0"/>
               <w:jc w:val="center"/>
             </w:pPr>
@@ -9057,6 +9254,7 @@
           </w:tcPr>
           <w:p>
             <w:pPr>
+              <w:keepNext w:val="false"/>
               <w:spacing w:after="40" w:before="0"/>
               <w:jc w:val="left"/>
             </w:pPr>
@@ -9121,6 +9319,7 @@
           </w:tcPr>
           <w:p>
             <w:pPr>
+              <w:keepNext w:val="false"/>
               <w:spacing w:after="40" w:before="0"/>
               <w:jc w:val="center"/>
             </w:pPr>
@@ -9155,6 +9354,7 @@
           </w:tcPr>
           <w:p>
             <w:pPr>
+              <w:keepNext w:val="false"/>
               <w:spacing w:after="40" w:before="0"/>
               <w:jc w:val="left"/>
             </w:pPr>
@@ -9187,6 +9387,7 @@
           </w:tcPr>
           <w:p>
             <w:pPr>
+              <w:keepNext w:val="false"/>
               <w:spacing w:after="40" w:before="0"/>
               <w:jc w:val="left"/>
             </w:pPr>
@@ -9219,6 +9420,7 @@
           </w:tcPr>
           <w:p>
             <w:pPr>
+              <w:keepNext w:val="false"/>
               <w:spacing w:after="40" w:before="0"/>
               <w:jc w:val="left"/>
             </w:pPr>
@@ -9251,6 +9453,7 @@
           </w:tcPr>
           <w:p>
             <w:pPr>
+              <w:keepNext w:val="false"/>
               <w:spacing w:after="40" w:before="0"/>
               <w:jc w:val="left"/>
             </w:pPr>
@@ -9283,6 +9486,7 @@
           </w:tcPr>
           <w:p>
             <w:pPr>
+              <w:keepNext w:val="false"/>
               <w:spacing w:after="40" w:before="0"/>
               <w:jc w:val="left"/>
             </w:pPr>
@@ -9317,6 +9521,7 @@
           </w:tcPr>
           <w:p>
             <w:pPr>
+              <w:keepNext w:val="false"/>
               <w:spacing w:after="40" w:before="0"/>
               <w:jc w:val="left"/>
             </w:pPr>
@@ -9354,7 +9559,7 @@
             <w:pPr>
               <w:spacing w:after="20" w:before="0"/>
             </w:pPr>
-            <w:hyperlink w:history="1" r:id="rIdwrucvrsrmwwbxcln292sn">
+            <w:hyperlink w:history="1" r:id="rIdpnm4p0ssd73znib85arqm">
               <w:r>
                 <w:rPr>
                   <w:rFonts w:ascii="Arial" w:cs="Arial" w:eastAsia="Arial" w:hAnsi="Arial"/>
@@ -9387,7 +9592,7 @@
               <w:spacing w:after="10" w:before="0"/>
               <w:ind w:left="120"/>
             </w:pPr>
-            <w:hyperlink w:history="1" r:id="rIdh-ozgol2ozt20z-7lr5oh">
+            <w:hyperlink w:history="1" r:id="rIdpxpdfmquitdocjjotcirr">
               <w:r>
                 <w:rPr>
                   <w:rFonts w:ascii="Arial" w:cs="Arial" w:eastAsia="Arial" w:hAnsi="Arial"/>
@@ -9432,7 +9637,7 @@
             <w:pPr>
               <w:spacing w:after="20" w:before="0"/>
             </w:pPr>
-            <w:hyperlink w:history="1" r:id="rIdhmmabiylbi8jriv8ajrzw">
+            <w:hyperlink w:history="1" r:id="rIdxbcud6lflyrtx2u1rkzs3">
               <w:r>
                 <w:rPr>
                   <w:rFonts w:ascii="Arial" w:cs="Arial" w:eastAsia="Arial" w:hAnsi="Arial"/>
@@ -9465,7 +9670,7 @@
               <w:spacing w:after="10" w:before="0"/>
               <w:ind w:left="120"/>
             </w:pPr>
-            <w:hyperlink w:history="1" r:id="rIdkmb8wqy8ld5mxb_xauof8">
+            <w:hyperlink w:history="1" r:id="rIdb7fbcvf07wbigstv81q0s">
               <w:r>
                 <w:rPr>
                   <w:rFonts w:ascii="Arial" w:cs="Arial" w:eastAsia="Arial" w:hAnsi="Arial"/>
@@ -9493,6 +9698,7 @@
           </w:tcPr>
           <w:p>
             <w:pPr>
+              <w:keepNext w:val="false"/>
               <w:spacing w:after="40" w:before="0"/>
               <w:jc w:val="left"/>
             </w:pPr>
@@ -9525,6 +9731,7 @@
           </w:tcPr>
           <w:p>
             <w:pPr>
+              <w:keepNext w:val="false"/>
               <w:spacing w:after="40" w:before="0"/>
               <w:jc w:val="left"/>
             </w:pPr>
@@ -9557,6 +9764,7 @@
           </w:tcPr>
           <w:p>
             <w:pPr>
+              <w:keepNext w:val="false"/>
               <w:spacing w:after="40" w:before="0"/>
               <w:jc w:val="left"/>
             </w:pPr>
@@ -9589,6 +9797,7 @@
           </w:tcPr>
           <w:p>
             <w:pPr>
+              <w:keepNext w:val="false"/>
               <w:spacing w:after="40" w:before="0"/>
               <w:jc w:val="left"/>
             </w:pPr>
@@ -9623,6 +9832,7 @@
           </w:tcPr>
           <w:p>
             <w:pPr>
+              <w:keepNext w:val="false"/>
               <w:spacing w:after="40" w:before="0"/>
               <w:jc w:val="left"/>
             </w:pPr>
@@ -9660,7 +9870,7 @@
             <w:pPr>
               <w:spacing w:after="20" w:before="0"/>
             </w:pPr>
-            <w:hyperlink w:history="1" r:id="rId8q0treniukzc8tl8h5w3h">
+            <w:hyperlink w:history="1" r:id="rIdm_ycsmfronwfwmfgkyvfr">
               <w:r>
                 <w:rPr>
                   <w:rFonts w:ascii="Arial" w:cs="Arial" w:eastAsia="Arial" w:hAnsi="Arial"/>
@@ -9693,7 +9903,7 @@
               <w:spacing w:after="10" w:before="0"/>
               <w:ind w:left="120"/>
             </w:pPr>
-            <w:hyperlink w:history="1" r:id="rId2eylijuodatbtvvvblxut">
+            <w:hyperlink w:history="1" r:id="rId8q6p3tvkq-tscvvhmki6w">
               <w:r>
                 <w:rPr>
                   <w:rFonts w:ascii="Arial" w:cs="Arial" w:eastAsia="Arial" w:hAnsi="Arial"/>
@@ -9738,7 +9948,7 @@
             <w:pPr>
               <w:spacing w:after="20" w:before="0"/>
             </w:pPr>
-            <w:hyperlink w:history="1" r:id="rId15jt95md0cavj1-f_gbut">
+            <w:hyperlink w:history="1" r:id="rIdex-rxyhlh7h1ly7yxmgnk">
               <w:r>
                 <w:rPr>
                   <w:rFonts w:ascii="Arial" w:cs="Arial" w:eastAsia="Arial" w:hAnsi="Arial"/>
@@ -9771,7 +9981,7 @@
               <w:spacing w:after="10" w:before="0"/>
               <w:ind w:left="120"/>
             </w:pPr>
-            <w:hyperlink w:history="1" r:id="rIdxnajs5ojktf6g2dvjaasy">
+            <w:hyperlink w:history="1" r:id="rIdqdf8zibsbsdjr77wnjbhy">
               <w:r>
                 <w:rPr>
                   <w:rFonts w:ascii="Arial" w:cs="Arial" w:eastAsia="Arial" w:hAnsi="Arial"/>
@@ -9799,6 +10009,7 @@
           </w:tcPr>
           <w:p>
             <w:pPr>
+              <w:keepNext w:val="false"/>
               <w:spacing w:after="40" w:before="0"/>
               <w:jc w:val="left"/>
             </w:pPr>
@@ -9831,6 +10042,7 @@
           </w:tcPr>
           <w:p>
             <w:pPr>
+              <w:keepNext w:val="false"/>
               <w:spacing w:after="40" w:before="0"/>
               <w:jc w:val="left"/>
             </w:pPr>
@@ -9863,6 +10075,7 @@
           </w:tcPr>
           <w:p>
             <w:pPr>
+              <w:keepNext w:val="false"/>
               <w:spacing w:after="40" w:before="0"/>
               <w:jc w:val="left"/>
             </w:pPr>
@@ -9895,6 +10108,7 @@
           </w:tcPr>
           <w:p>
             <w:pPr>
+              <w:keepNext w:val="false"/>
               <w:spacing w:after="40" w:before="0"/>
               <w:jc w:val="left"/>
             </w:pPr>
@@ -9929,6 +10143,7 @@
           </w:tcPr>
           <w:p>
             <w:pPr>
+              <w:keepNext w:val="false"/>
               <w:spacing w:after="40" w:before="0"/>
               <w:jc w:val="left"/>
             </w:pPr>
@@ -9966,7 +10181,7 @@
             <w:pPr>
               <w:spacing w:after="20" w:before="0"/>
             </w:pPr>
-            <w:hyperlink w:history="1" r:id="rIdy1lki_jdx52begvnlfw01">
+            <w:hyperlink w:history="1" r:id="rId45qmg6xet4fuc7dt1n4qr">
               <w:r>
                 <w:rPr>
                   <w:rFonts w:ascii="Arial" w:cs="Arial" w:eastAsia="Arial" w:hAnsi="Arial"/>
@@ -9999,7 +10214,7 @@
               <w:spacing w:after="10" w:before="0"/>
               <w:ind w:left="120"/>
             </w:pPr>
-            <w:hyperlink w:history="1" r:id="rIdxrytdctyuhp3fvcnjyphx">
+            <w:hyperlink w:history="1" r:id="rIdsm1w6wb5midnloxf0exes">
               <w:r>
                 <w:rPr>
                   <w:rFonts w:ascii="Arial" w:cs="Arial" w:eastAsia="Arial" w:hAnsi="Arial"/>
@@ -10044,7 +10259,7 @@
             <w:pPr>
               <w:spacing w:after="20" w:before="0"/>
             </w:pPr>
-            <w:hyperlink w:history="1" r:id="rId8-njvyhanrjncf883cogm">
+            <w:hyperlink w:history="1" r:id="rIdbtpb3u2qju1jir3bmvwyv">
               <w:r>
                 <w:rPr>
                   <w:rFonts w:ascii="Arial" w:cs="Arial" w:eastAsia="Arial" w:hAnsi="Arial"/>
@@ -10077,7 +10292,7 @@
               <w:spacing w:after="10" w:before="0"/>
               <w:ind w:left="120"/>
             </w:pPr>
-            <w:hyperlink w:history="1" r:id="rIdy-lspfm1vrtakevd71-3o">
+            <w:hyperlink w:history="1" r:id="rId_0_wcwyec43uroso1crva">
               <w:r>
                 <w:rPr>
                   <w:rFonts w:ascii="Arial" w:cs="Arial" w:eastAsia="Arial" w:hAnsi="Arial"/>
@@ -10105,6 +10320,7 @@
           </w:tcPr>
           <w:p>
             <w:pPr>
+              <w:keepNext w:val="false"/>
               <w:spacing w:after="40" w:before="0"/>
               <w:jc w:val="left"/>
             </w:pPr>
@@ -10137,6 +10353,7 @@
           </w:tcPr>
           <w:p>
             <w:pPr>
+              <w:keepNext w:val="false"/>
               <w:spacing w:after="40" w:before="0"/>
               <w:jc w:val="left"/>
             </w:pPr>
@@ -10169,6 +10386,7 @@
           </w:tcPr>
           <w:p>
             <w:pPr>
+              <w:keepNext w:val="false"/>
               <w:spacing w:after="40" w:before="0"/>
               <w:jc w:val="left"/>
             </w:pPr>
@@ -10201,6 +10419,7 @@
           </w:tcPr>
           <w:p>
             <w:pPr>
+              <w:keepNext w:val="false"/>
               <w:spacing w:after="40" w:before="0"/>
               <w:jc w:val="left"/>
             </w:pPr>
@@ -10235,6 +10454,7 @@
           </w:tcPr>
           <w:p>
             <w:pPr>
+              <w:keepNext w:val="false"/>
               <w:spacing w:after="40" w:before="0"/>
               <w:jc w:val="left"/>
             </w:pPr>
@@ -10272,7 +10492,7 @@
             <w:pPr>
               <w:spacing w:after="20" w:before="0"/>
             </w:pPr>
-            <w:hyperlink w:history="1" r:id="rIdt7mwcjaqkcyas0wxfr4pk">
+            <w:hyperlink w:history="1" r:id="rIdd4bz-2wlfs5vwexx_ls3s">
               <w:r>
                 <w:rPr>
                   <w:rFonts w:ascii="Arial" w:cs="Arial" w:eastAsia="Arial" w:hAnsi="Arial"/>
@@ -10305,7 +10525,7 @@
               <w:spacing w:after="10" w:before="0"/>
               <w:ind w:left="120"/>
             </w:pPr>
-            <w:hyperlink w:history="1" r:id="rIdc2u6kpkujrzwaukx14_68">
+            <w:hyperlink w:history="1" r:id="rIdm4qrfudrkmqgqwxryu035">
               <w:r>
                 <w:rPr>
                   <w:rFonts w:ascii="Arial" w:cs="Arial" w:eastAsia="Arial" w:hAnsi="Arial"/>
@@ -10350,7 +10570,7 @@
             <w:pPr>
               <w:spacing w:after="20" w:before="0"/>
             </w:pPr>
-            <w:hyperlink w:history="1" r:id="rIdbnm5syt4pjzb9btathkvm">
+            <w:hyperlink w:history="1" r:id="rIdifnoel0ao9uccwm_lddle">
               <w:r>
                 <w:rPr>
                   <w:rFonts w:ascii="Arial" w:cs="Arial" w:eastAsia="Arial" w:hAnsi="Arial"/>
@@ -10383,7 +10603,7 @@
               <w:spacing w:after="10" w:before="0"/>
               <w:ind w:left="120"/>
             </w:pPr>
-            <w:hyperlink w:history="1" r:id="rId6zys2rxo4kri2_d6hxcbq">
+            <w:hyperlink w:history="1" r:id="rIdx1djabu3ueunhapqkjosh">
               <w:r>
                 <w:rPr>
                   <w:rFonts w:ascii="Arial" w:cs="Arial" w:eastAsia="Arial" w:hAnsi="Arial"/>
@@ -10411,6 +10631,7 @@
           </w:tcPr>
           <w:p>
             <w:pPr>
+              <w:keepNext w:val="false"/>
               <w:spacing w:after="40" w:before="0"/>
               <w:jc w:val="left"/>
             </w:pPr>
@@ -10443,6 +10664,7 @@
           </w:tcPr>
           <w:p>
             <w:pPr>
+              <w:keepNext w:val="false"/>
               <w:spacing w:after="40" w:before="0"/>
               <w:jc w:val="left"/>
             </w:pPr>
@@ -10475,6 +10697,7 @@
           </w:tcPr>
           <w:p>
             <w:pPr>
+              <w:keepNext w:val="false"/>
               <w:spacing w:after="40" w:before="0"/>
               <w:jc w:val="left"/>
             </w:pPr>
@@ -10507,6 +10730,7 @@
           </w:tcPr>
           <w:p>
             <w:pPr>
+              <w:keepNext w:val="false"/>
               <w:spacing w:after="40" w:before="0"/>
               <w:jc w:val="left"/>
             </w:pPr>
@@ -10541,6 +10765,7 @@
           </w:tcPr>
           <w:p>
             <w:pPr>
+              <w:keepNext w:val="false"/>
               <w:spacing w:after="40" w:before="0"/>
               <w:jc w:val="left"/>
             </w:pPr>
@@ -10578,7 +10803,7 @@
             <w:pPr>
               <w:spacing w:after="20" w:before="0"/>
             </w:pPr>
-            <w:hyperlink w:history="1" r:id="rIdwu_cpufie4kq8qkzzyvsd">
+            <w:hyperlink w:history="1" r:id="rId00gwdiml5ewidl5vfnpx0">
               <w:r>
                 <w:rPr>
                   <w:rFonts w:ascii="Arial" w:cs="Arial" w:eastAsia="Arial" w:hAnsi="Arial"/>
@@ -10627,7 +10852,7 @@
               <w:spacing w:after="10" w:before="0"/>
               <w:ind w:left="120"/>
             </w:pPr>
-            <w:hyperlink w:history="1" r:id="rId8n69yx4iwjaoox_8sjivl">
+            <w:hyperlink w:history="1" r:id="rIdegthvbtvgrkx0x8ksiob5">
               <w:r>
                 <w:rPr>
                   <w:rFonts w:ascii="Arial" w:cs="Arial" w:eastAsia="Arial" w:hAnsi="Arial"/>
@@ -10672,7 +10897,7 @@
             <w:pPr>
               <w:spacing w:after="20" w:before="0"/>
             </w:pPr>
-            <w:hyperlink w:history="1" r:id="rIdl-dkaiyvfjqv3ktmhxer3">
+            <w:hyperlink w:history="1" r:id="rIdsdjt3t3uuegyc6nf_ksla">
               <w:r>
                 <w:rPr>
                   <w:rFonts w:ascii="Arial" w:cs="Arial" w:eastAsia="Arial" w:hAnsi="Arial"/>
@@ -10721,7 +10946,7 @@
               <w:spacing w:after="10" w:before="0"/>
               <w:ind w:left="120"/>
             </w:pPr>
-            <w:hyperlink w:history="1" r:id="rIdamzz8banf1sibgndhsd5q">
+            <w:hyperlink w:history="1" r:id="rIdpsmm1tgxi2h49gkgongvh">
               <w:r>
                 <w:rPr>
                   <w:rFonts w:ascii="Arial" w:cs="Arial" w:eastAsia="Arial" w:hAnsi="Arial"/>
@@ -10749,6 +10974,7 @@
           </w:tcPr>
           <w:p>
             <w:pPr>
+              <w:keepNext w:val="false"/>
               <w:spacing w:after="40" w:before="0"/>
               <w:jc w:val="left"/>
             </w:pPr>
@@ -10781,6 +11007,7 @@
           </w:tcPr>
           <w:p>
             <w:pPr>
+              <w:keepNext w:val="false"/>
               <w:spacing w:after="40" w:before="0"/>
               <w:jc w:val="left"/>
             </w:pPr>
@@ -10813,6 +11040,7 @@
           </w:tcPr>
           <w:p>
             <w:pPr>
+              <w:keepNext w:val="false"/>
               <w:spacing w:after="40" w:before="0"/>
               <w:jc w:val="left"/>
             </w:pPr>
@@ -10845,6 +11073,7 @@
           </w:tcPr>
           <w:p>
             <w:pPr>
+              <w:keepNext w:val="false"/>
               <w:spacing w:after="40" w:before="0"/>
               <w:jc w:val="left"/>
             </w:pPr>
@@ -10904,6 +11133,7 @@
           </w:tcPr>
           <w:p>
             <w:pPr>
+              <w:keepNext w:val="false"/>
               <w:spacing w:after="40" w:before="0"/>
               <w:jc w:val="center"/>
             </w:pPr>
@@ -10938,6 +11168,7 @@
           </w:tcPr>
           <w:p>
             <w:pPr>
+              <w:keepNext w:val="false"/>
               <w:spacing w:after="40" w:before="0"/>
               <w:jc w:val="left"/>
             </w:pPr>
@@ -10999,6 +11230,7 @@
           </w:tcPr>
           <w:p>
             <w:pPr>
+              <w:keepNext w:val="false"/>
               <w:spacing w:after="40" w:before="0"/>
               <w:jc w:val="center"/>
             </w:pPr>
@@ -11033,6 +11265,7 @@
           </w:tcPr>
           <w:p>
             <w:pPr>
+              <w:keepNext w:val="false"/>
               <w:spacing w:after="40" w:before="0"/>
               <w:jc w:val="left"/>
             </w:pPr>
@@ -11065,6 +11298,7 @@
           </w:tcPr>
           <w:p>
             <w:pPr>
+              <w:keepNext w:val="false"/>
               <w:spacing w:after="40" w:before="0"/>
               <w:jc w:val="left"/>
             </w:pPr>
@@ -11099,6 +11333,7 @@
           </w:tcPr>
           <w:p>
             <w:pPr>
+              <w:keepNext w:val="false"/>
               <w:spacing w:after="40" w:before="0"/>
               <w:jc w:val="left"/>
             </w:pPr>
@@ -11131,6 +11366,7 @@
           </w:tcPr>
           <w:p>
             <w:pPr>
+              <w:keepNext w:val="false"/>
               <w:spacing w:after="40" w:before="0"/>
               <w:jc w:val="left"/>
             </w:pPr>
@@ -11165,6 +11401,7 @@
           </w:tcPr>
           <w:p>
             <w:pPr>
+              <w:keepNext w:val="false"/>
               <w:spacing w:after="40" w:before="0"/>
               <w:jc w:val="left"/>
             </w:pPr>
@@ -11197,6 +11434,7 @@
           </w:tcPr>
           <w:p>
             <w:pPr>
+              <w:keepNext w:val="false"/>
               <w:spacing w:after="40" w:before="0"/>
               <w:jc w:val="left"/>
             </w:pPr>
@@ -11233,7 +11471,7 @@
         </w:rPr>
         <w:t xml:space="preserve">© 2026 SeaVuria and ARES. Aligned with KICD objectives. Developed by SeaVuria; technical implementation by ARES (with AI assistance from Claude). Licensed under </w:t>
       </w:r>
-      <w:hyperlink w:history="1" r:id="rIdsjohve2fdlk9kiaw4fwc_">
+      <w:hyperlink w:history="1" r:id="rIdtzwiq3wnooa6msxyzhtnm">
         <w:r>
           <w:rPr>
             <w:rFonts w:ascii="Arial" w:cs="Arial" w:eastAsia="Arial" w:hAnsi="Arial"/>
@@ -11254,7 +11492,7 @@
         </w:rPr>
         <w:t xml:space="preserve"> (</w:t>
       </w:r>
-      <w:hyperlink w:history="1" r:id="rId7rpvkw1nxli1yjvtlp3zv">
+      <w:hyperlink w:history="1" r:id="rIdgou11qxzpmapic7v5p_1i">
         <w:r>
           <w:rPr>
             <w:rFonts w:ascii="Arial" w:cs="Arial" w:eastAsia="Arial" w:hAnsi="Arial"/>
@@ -11314,6 +11552,7 @@
           </w:tcPr>
           <w:p>
             <w:pPr>
+              <w:keepNext w:val="false"/>
               <w:spacing w:after="40" w:before="0"/>
               <w:jc w:val="center"/>
             </w:pPr>
@@ -11349,6 +11588,7 @@
           </w:tcPr>
           <w:p>
             <w:pPr>
+              <w:keepNext w:val="false"/>
               <w:spacing w:after="40" w:before="0"/>
               <w:jc w:val="center"/>
             </w:pPr>
@@ -11383,6 +11623,7 @@
           </w:tcPr>
           <w:p>
             <w:pPr>
+              <w:keepNext w:val="false"/>
               <w:spacing w:after="40" w:before="0"/>
               <w:jc w:val="left"/>
             </w:pPr>
@@ -11415,6 +11656,7 @@
           </w:tcPr>
           <w:p>
             <w:pPr>
+              <w:keepNext w:val="false"/>
               <w:spacing w:after="40" w:before="0"/>
               <w:jc w:val="left"/>
             </w:pPr>
@@ -11449,6 +11691,7 @@
           </w:tcPr>
           <w:p>
             <w:pPr>
+              <w:keepNext w:val="false"/>
               <w:spacing w:after="40" w:before="0"/>
               <w:jc w:val="left"/>
             </w:pPr>
@@ -11481,6 +11724,7 @@
           </w:tcPr>
           <w:p>
             <w:pPr>
+              <w:keepNext w:val="false"/>
               <w:spacing w:after="40" w:before="0"/>
               <w:jc w:val="left"/>
             </w:pPr>
@@ -11515,6 +11759,7 @@
           </w:tcPr>
           <w:p>
             <w:pPr>
+              <w:keepNext w:val="false"/>
               <w:spacing w:after="40" w:before="0"/>
               <w:jc w:val="left"/>
             </w:pPr>
@@ -11547,6 +11792,7 @@
           </w:tcPr>
           <w:p>
             <w:pPr>
+              <w:keepNext w:val="false"/>
               <w:spacing w:after="40" w:before="0"/>
               <w:jc w:val="left"/>
             </w:pPr>
@@ -11581,6 +11827,7 @@
           </w:tcPr>
           <w:p>
             <w:pPr>
+              <w:keepNext w:val="false"/>
               <w:spacing w:after="40" w:before="0"/>
               <w:jc w:val="left"/>
             </w:pPr>
@@ -11613,6 +11860,7 @@
           </w:tcPr>
           <w:p>
             <w:pPr>
+              <w:keepNext w:val="false"/>
               <w:spacing w:after="40" w:before="0"/>
               <w:jc w:val="left"/>
             </w:pPr>
@@ -11647,6 +11895,7 @@
           </w:tcPr>
           <w:p>
             <w:pPr>
+              <w:keepNext w:val="false"/>
               <w:spacing w:after="40" w:before="0"/>
               <w:jc w:val="left"/>
             </w:pPr>
@@ -11679,6 +11928,7 @@
           </w:tcPr>
           <w:p>
             <w:pPr>
+              <w:keepNext w:val="false"/>
               <w:spacing w:after="40" w:before="0"/>
               <w:jc w:val="left"/>
             </w:pPr>
@@ -11713,6 +11963,7 @@
           </w:tcPr>
           <w:p>
             <w:pPr>
+              <w:keepNext w:val="false"/>
               <w:spacing w:after="40" w:before="0"/>
               <w:jc w:val="left"/>
             </w:pPr>
@@ -11745,6 +11996,7 @@
           </w:tcPr>
           <w:p>
             <w:pPr>
+              <w:keepNext w:val="false"/>
               <w:spacing w:after="40" w:before="0"/>
               <w:jc w:val="left"/>
             </w:pPr>
@@ -11779,6 +12031,7 @@
           </w:tcPr>
           <w:p>
             <w:pPr>
+              <w:keepNext w:val="false"/>
               <w:spacing w:after="40" w:before="0"/>
               <w:jc w:val="left"/>
             </w:pPr>
@@ -11811,6 +12064,7 @@
           </w:tcPr>
           <w:p>
             <w:pPr>
+              <w:keepNext w:val="false"/>
               <w:spacing w:after="40" w:before="0"/>
               <w:jc w:val="left"/>
             </w:pPr>
@@ -11845,6 +12099,7 @@
           </w:tcPr>
           <w:p>
             <w:pPr>
+              <w:keepNext w:val="false"/>
               <w:spacing w:after="40" w:before="0"/>
               <w:jc w:val="left"/>
             </w:pPr>
@@ -11877,6 +12132,7 @@
           </w:tcPr>
           <w:p>
             <w:pPr>
+              <w:keepNext w:val="false"/>
               <w:spacing w:after="40" w:before="0"/>
               <w:jc w:val="left"/>
             </w:pPr>
@@ -11936,6 +12192,7 @@
           </w:tcPr>
           <w:p>
             <w:pPr>
+              <w:keepNext w:val="false"/>
               <w:spacing w:after="40" w:before="0"/>
               <w:jc w:val="center"/>
             </w:pPr>
@@ -11970,6 +12227,7 @@
           </w:tcPr>
           <w:p>
             <w:pPr>
+              <w:keepNext w:val="false"/>
               <w:spacing w:after="40" w:before="0"/>
               <w:jc w:val="left"/>
             </w:pPr>
@@ -12034,6 +12292,7 @@
           </w:tcPr>
           <w:p>
             <w:pPr>
+              <w:keepNext w:val="false"/>
               <w:spacing w:after="40" w:before="0"/>
               <w:jc w:val="center"/>
             </w:pPr>
@@ -12068,6 +12327,7 @@
           </w:tcPr>
           <w:p>
             <w:pPr>
+              <w:keepNext w:val="false"/>
               <w:spacing w:after="40" w:before="0"/>
               <w:jc w:val="left"/>
             </w:pPr>
@@ -12100,6 +12360,7 @@
           </w:tcPr>
           <w:p>
             <w:pPr>
+              <w:keepNext w:val="false"/>
               <w:spacing w:after="40" w:before="0"/>
               <w:jc w:val="left"/>
             </w:pPr>
@@ -12132,6 +12393,7 @@
           </w:tcPr>
           <w:p>
             <w:pPr>
+              <w:keepNext w:val="false"/>
               <w:spacing w:after="40" w:before="0"/>
               <w:jc w:val="left"/>
             </w:pPr>
@@ -12164,6 +12426,7 @@
           </w:tcPr>
           <w:p>
             <w:pPr>
+              <w:keepNext w:val="false"/>
               <w:spacing w:after="40" w:before="0"/>
               <w:jc w:val="left"/>
             </w:pPr>
@@ -12196,6 +12459,7 @@
           </w:tcPr>
           <w:p>
             <w:pPr>
+              <w:keepNext w:val="false"/>
               <w:spacing w:after="40" w:before="0"/>
               <w:jc w:val="left"/>
             </w:pPr>
@@ -12230,6 +12494,7 @@
           </w:tcPr>
           <w:p>
             <w:pPr>
+              <w:keepNext w:val="false"/>
               <w:spacing w:after="40" w:before="0"/>
               <w:jc w:val="left"/>
             </w:pPr>
@@ -12267,7 +12532,7 @@
             <w:pPr>
               <w:spacing w:after="20" w:before="0"/>
             </w:pPr>
-            <w:hyperlink w:history="1" r:id="rIdj8fwy5vfkbrikx0jbpuhv">
+            <w:hyperlink w:history="1" r:id="rIdea67exidvuogxs4hd7g36">
               <w:r>
                 <w:rPr>
                   <w:rFonts w:ascii="Arial" w:cs="Arial" w:eastAsia="Arial" w:hAnsi="Arial"/>
@@ -12300,7 +12565,7 @@
               <w:spacing w:after="10" w:before="0"/>
               <w:ind w:left="120"/>
             </w:pPr>
-            <w:hyperlink w:history="1" r:id="rIdsfxzwgvoera8dzfqtwaob">
+            <w:hyperlink w:history="1" r:id="rIdffjenh7cgl9hvpt1e0pji">
               <w:r>
                 <w:rPr>
                   <w:rFonts w:ascii="Arial" w:cs="Arial" w:eastAsia="Arial" w:hAnsi="Arial"/>
@@ -12345,7 +12610,7 @@
             <w:pPr>
               <w:spacing w:after="20" w:before="0"/>
             </w:pPr>
-            <w:hyperlink w:history="1" r:id="rIdzf_bkl0ffrhuhfu3tq5bn">
+            <w:hyperlink w:history="1" r:id="rIdzshhgugf8sg9kgw2dfcr2">
               <w:r>
                 <w:rPr>
                   <w:rFonts w:ascii="Arial" w:cs="Arial" w:eastAsia="Arial" w:hAnsi="Arial"/>
@@ -12378,7 +12643,7 @@
               <w:spacing w:after="10" w:before="0"/>
               <w:ind w:left="120"/>
             </w:pPr>
-            <w:hyperlink w:history="1" r:id="rIddhb1siusmtr-eg4gtm79k">
+            <w:hyperlink w:history="1" r:id="rIdopmtb3m5vr_yc2lnvw91z">
               <w:r>
                 <w:rPr>
                   <w:rFonts w:ascii="Arial" w:cs="Arial" w:eastAsia="Arial" w:hAnsi="Arial"/>
@@ -12406,6 +12671,7 @@
           </w:tcPr>
           <w:p>
             <w:pPr>
+              <w:keepNext w:val="false"/>
               <w:spacing w:after="40" w:before="0"/>
               <w:jc w:val="left"/>
             </w:pPr>
@@ -12438,6 +12704,7 @@
           </w:tcPr>
           <w:p>
             <w:pPr>
+              <w:keepNext w:val="false"/>
               <w:spacing w:after="40" w:before="0"/>
               <w:jc w:val="left"/>
             </w:pPr>
@@ -12470,6 +12737,7 @@
           </w:tcPr>
           <w:p>
             <w:pPr>
+              <w:keepNext w:val="false"/>
               <w:spacing w:after="40" w:before="0"/>
               <w:jc w:val="left"/>
             </w:pPr>
@@ -12502,6 +12770,7 @@
           </w:tcPr>
           <w:p>
             <w:pPr>
+              <w:keepNext w:val="false"/>
               <w:spacing w:after="40" w:before="0"/>
               <w:jc w:val="left"/>
             </w:pPr>
@@ -12536,6 +12805,7 @@
           </w:tcPr>
           <w:p>
             <w:pPr>
+              <w:keepNext w:val="false"/>
               <w:spacing w:after="40" w:before="0"/>
               <w:jc w:val="left"/>
             </w:pPr>
@@ -12573,7 +12843,7 @@
             <w:pPr>
               <w:spacing w:after="20" w:before="0"/>
             </w:pPr>
-            <w:hyperlink w:history="1" r:id="rIdxrtq_vpqset01j29-_u9x">
+            <w:hyperlink w:history="1" r:id="rIdywd82okl_zsl4mzj8hepu">
               <w:r>
                 <w:rPr>
                   <w:rFonts w:ascii="Arial" w:cs="Arial" w:eastAsia="Arial" w:hAnsi="Arial"/>
@@ -12606,7 +12876,7 @@
               <w:spacing w:after="10" w:before="0"/>
               <w:ind w:left="120"/>
             </w:pPr>
-            <w:hyperlink w:history="1" r:id="rIdmwqj3zdugv5mih2m-ho6s">
+            <w:hyperlink w:history="1" r:id="rIdkdnjf9i4uskb-ii5uyivg">
               <w:r>
                 <w:rPr>
                   <w:rFonts w:ascii="Arial" w:cs="Arial" w:eastAsia="Arial" w:hAnsi="Arial"/>
@@ -12651,7 +12921,7 @@
             <w:pPr>
               <w:spacing w:after="20" w:before="0"/>
             </w:pPr>
-            <w:hyperlink w:history="1" r:id="rId7qzgn57hdvdgd_j_t5zot">
+            <w:hyperlink w:history="1" r:id="rIdzgycoxsvrtlhurcsaiyjz">
               <w:r>
                 <w:rPr>
                   <w:rFonts w:ascii="Arial" w:cs="Arial" w:eastAsia="Arial" w:hAnsi="Arial"/>
@@ -12684,7 +12954,7 @@
               <w:spacing w:after="10" w:before="0"/>
               <w:ind w:left="120"/>
             </w:pPr>
-            <w:hyperlink w:history="1" r:id="rIdb9ghew6e9rafc7blxddp9">
+            <w:hyperlink w:history="1" r:id="rIdxfjmtztjji1rvyj3xvdbm">
               <w:r>
                 <w:rPr>
                   <w:rFonts w:ascii="Arial" w:cs="Arial" w:eastAsia="Arial" w:hAnsi="Arial"/>
@@ -12712,6 +12982,7 @@
           </w:tcPr>
           <w:p>
             <w:pPr>
+              <w:keepNext w:val="false"/>
               <w:spacing w:after="40" w:before="0"/>
               <w:jc w:val="left"/>
             </w:pPr>
@@ -12744,6 +13015,7 @@
           </w:tcPr>
           <w:p>
             <w:pPr>
+              <w:keepNext w:val="false"/>
               <w:spacing w:after="40" w:before="0"/>
               <w:jc w:val="left"/>
             </w:pPr>
@@ -12776,6 +13048,7 @@
           </w:tcPr>
           <w:p>
             <w:pPr>
+              <w:keepNext w:val="false"/>
               <w:spacing w:after="40" w:before="0"/>
               <w:jc w:val="left"/>
             </w:pPr>
@@ -12808,6 +13081,7 @@
           </w:tcPr>
           <w:p>
             <w:pPr>
+              <w:keepNext w:val="false"/>
               <w:spacing w:after="40" w:before="0"/>
               <w:jc w:val="left"/>
             </w:pPr>
@@ -12842,6 +13116,7 @@
           </w:tcPr>
           <w:p>
             <w:pPr>
+              <w:keepNext w:val="false"/>
               <w:spacing w:after="40" w:before="0"/>
               <w:jc w:val="left"/>
             </w:pPr>
@@ -12879,7 +13154,7 @@
             <w:pPr>
               <w:spacing w:after="20" w:before="0"/>
             </w:pPr>
-            <w:hyperlink w:history="1" r:id="rIdy-8gipfavjnvusqzxdawq">
+            <w:hyperlink w:history="1" r:id="rIdokkn9ylaw8drdrouvbima">
               <w:r>
                 <w:rPr>
                   <w:rFonts w:ascii="Arial" w:cs="Arial" w:eastAsia="Arial" w:hAnsi="Arial"/>
@@ -12928,7 +13203,7 @@
               <w:spacing w:after="10" w:before="0"/>
               <w:ind w:left="120"/>
             </w:pPr>
-            <w:hyperlink w:history="1" r:id="rIdplz9j12cdzi3hylsoicya">
+            <w:hyperlink w:history="1" r:id="rId81pb9v7xgrqbl3yps1md5">
               <w:r>
                 <w:rPr>
                   <w:rFonts w:ascii="Arial" w:cs="Arial" w:eastAsia="Arial" w:hAnsi="Arial"/>
@@ -12973,7 +13248,7 @@
             <w:pPr>
               <w:spacing w:after="20" w:before="0"/>
             </w:pPr>
-            <w:hyperlink w:history="1" r:id="rIdddxrdqfjdcplx_ux0eqpy">
+            <w:hyperlink w:history="1" r:id="rIda1vhqckig27yip9c7iun8">
               <w:r>
                 <w:rPr>
                   <w:rFonts w:ascii="Arial" w:cs="Arial" w:eastAsia="Arial" w:hAnsi="Arial"/>
@@ -13022,7 +13297,7 @@
               <w:spacing w:after="10" w:before="0"/>
               <w:ind w:left="120"/>
             </w:pPr>
-            <w:hyperlink w:history="1" r:id="rIdbymrgdpqlvxrnldvlk5yo">
+            <w:hyperlink w:history="1" r:id="rIdgss0q9spzug2tczu1rls6">
               <w:r>
                 <w:rPr>
                   <w:rFonts w:ascii="Arial" w:cs="Arial" w:eastAsia="Arial" w:hAnsi="Arial"/>
@@ -13050,6 +13325,7 @@
           </w:tcPr>
           <w:p>
             <w:pPr>
+              <w:keepNext w:val="false"/>
               <w:spacing w:after="40" w:before="0"/>
               <w:jc w:val="left"/>
             </w:pPr>
@@ -13082,6 +13358,7 @@
           </w:tcPr>
           <w:p>
             <w:pPr>
+              <w:keepNext w:val="false"/>
               <w:spacing w:after="40" w:before="0"/>
               <w:jc w:val="left"/>
             </w:pPr>
@@ -13114,6 +13391,7 @@
           </w:tcPr>
           <w:p>
             <w:pPr>
+              <w:keepNext w:val="false"/>
               <w:spacing w:after="40" w:before="0"/>
               <w:jc w:val="left"/>
             </w:pPr>
@@ -13146,6 +13424,7 @@
           </w:tcPr>
           <w:p>
             <w:pPr>
+              <w:keepNext w:val="false"/>
               <w:spacing w:after="40" w:before="0"/>
               <w:jc w:val="left"/>
             </w:pPr>
@@ -13180,6 +13459,7 @@
           </w:tcPr>
           <w:p>
             <w:pPr>
+              <w:keepNext w:val="false"/>
               <w:spacing w:after="40" w:before="0"/>
               <w:jc w:val="left"/>
             </w:pPr>
@@ -13217,7 +13497,7 @@
             <w:pPr>
               <w:spacing w:after="20" w:before="0"/>
             </w:pPr>
-            <w:hyperlink w:history="1" r:id="rIdxnig3x1oy5fr0l1-clbka">
+            <w:hyperlink w:history="1" r:id="rId5-1fqj8doetnfsy_eklma">
               <w:r>
                 <w:rPr>
                   <w:rFonts w:ascii="Arial" w:cs="Arial" w:eastAsia="Arial" w:hAnsi="Arial"/>
@@ -13266,7 +13546,7 @@
               <w:spacing w:after="10" w:before="0"/>
               <w:ind w:left="120"/>
             </w:pPr>
-            <w:hyperlink w:history="1" r:id="rIds2i4zu0uepnk-igaokyni">
+            <w:hyperlink w:history="1" r:id="rId3ywveqydy-xa0ggaxfw5u">
               <w:r>
                 <w:rPr>
                   <w:rFonts w:ascii="Arial" w:cs="Arial" w:eastAsia="Arial" w:hAnsi="Arial"/>
@@ -13311,7 +13591,7 @@
             <w:pPr>
               <w:spacing w:after="20" w:before="0"/>
             </w:pPr>
-            <w:hyperlink w:history="1" r:id="rIdwrqsfnpoysqgtcfxiitng">
+            <w:hyperlink w:history="1" r:id="rIdshubspog-yf_oeyzg1ode">
               <w:r>
                 <w:rPr>
                   <w:rFonts w:ascii="Arial" w:cs="Arial" w:eastAsia="Arial" w:hAnsi="Arial"/>
@@ -13360,7 +13640,7 @@
               <w:spacing w:after="10" w:before="0"/>
               <w:ind w:left="120"/>
             </w:pPr>
-            <w:hyperlink w:history="1" r:id="rIdyvdzppsuv7t31kosnnkef">
+            <w:hyperlink w:history="1" r:id="rId_lmemlu79xqieesb4u4g4">
               <w:r>
                 <w:rPr>
                   <w:rFonts w:ascii="Arial" w:cs="Arial" w:eastAsia="Arial" w:hAnsi="Arial"/>
@@ -13388,6 +13668,7 @@
           </w:tcPr>
           <w:p>
             <w:pPr>
+              <w:keepNext w:val="false"/>
               <w:spacing w:after="40" w:before="0"/>
               <w:jc w:val="left"/>
             </w:pPr>
@@ -13420,6 +13701,7 @@
           </w:tcPr>
           <w:p>
             <w:pPr>
+              <w:keepNext w:val="false"/>
               <w:spacing w:after="40" w:before="0"/>
               <w:jc w:val="left"/>
             </w:pPr>
@@ -13452,6 +13734,7 @@
           </w:tcPr>
           <w:p>
             <w:pPr>
+              <w:keepNext w:val="false"/>
               <w:spacing w:after="40" w:before="0"/>
               <w:jc w:val="left"/>
             </w:pPr>
@@ -13484,6 +13767,7 @@
           </w:tcPr>
           <w:p>
             <w:pPr>
+              <w:keepNext w:val="false"/>
               <w:spacing w:after="40" w:before="0"/>
               <w:jc w:val="left"/>
             </w:pPr>
@@ -13518,6 +13802,7 @@
           </w:tcPr>
           <w:p>
             <w:pPr>
+              <w:keepNext w:val="false"/>
               <w:spacing w:after="40" w:before="0"/>
               <w:jc w:val="left"/>
             </w:pPr>
@@ -13555,7 +13840,7 @@
             <w:pPr>
               <w:spacing w:after="20" w:before="0"/>
             </w:pPr>
-            <w:hyperlink w:history="1" r:id="rIddnh2rklv9votxzbggvf85">
+            <w:hyperlink w:history="1" r:id="rIdpohjgachj8xbt58w_blsr">
               <w:r>
                 <w:rPr>
                   <w:rFonts w:ascii="Arial" w:cs="Arial" w:eastAsia="Arial" w:hAnsi="Arial"/>
@@ -13604,7 +13889,7 @@
               <w:spacing w:after="10" w:before="0"/>
               <w:ind w:left="120"/>
             </w:pPr>
-            <w:hyperlink w:history="1" r:id="rIdbnyjtffdok8rcm2nxwu1t">
+            <w:hyperlink w:history="1" r:id="rIdsgvnfclaawo6rmmfurzh4">
               <w:r>
                 <w:rPr>
                   <w:rFonts w:ascii="Arial" w:cs="Arial" w:eastAsia="Arial" w:hAnsi="Arial"/>
@@ -13649,7 +13934,7 @@
             <w:pPr>
               <w:spacing w:after="20" w:before="0"/>
             </w:pPr>
-            <w:hyperlink w:history="1" r:id="rId-yvlr7ua_zcd9vusn3dlw">
+            <w:hyperlink w:history="1" r:id="rIdmvejxw635wl_-bf1itijm">
               <w:r>
                 <w:rPr>
                   <w:rFonts w:ascii="Arial" w:cs="Arial" w:eastAsia="Arial" w:hAnsi="Arial"/>
@@ -13682,7 +13967,7 @@
               <w:spacing w:after="10" w:before="0"/>
               <w:ind w:left="120"/>
             </w:pPr>
-            <w:hyperlink w:history="1" r:id="rIdwyl_h6o29cpbr00qimxbg">
+            <w:hyperlink w:history="1" r:id="rId1ztm8_mbwdyph43wc87pb">
               <w:r>
                 <w:rPr>
                   <w:rFonts w:ascii="Arial" w:cs="Arial" w:eastAsia="Arial" w:hAnsi="Arial"/>
@@ -13710,6 +13995,7 @@
           </w:tcPr>
           <w:p>
             <w:pPr>
+              <w:keepNext w:val="false"/>
               <w:spacing w:after="40" w:before="0"/>
               <w:jc w:val="left"/>
             </w:pPr>
@@ -13742,6 +14028,7 @@
           </w:tcPr>
           <w:p>
             <w:pPr>
+              <w:keepNext w:val="false"/>
               <w:spacing w:after="40" w:before="0"/>
               <w:jc w:val="left"/>
             </w:pPr>
@@ -13774,6 +14061,7 @@
           </w:tcPr>
           <w:p>
             <w:pPr>
+              <w:keepNext w:val="false"/>
               <w:spacing w:after="40" w:before="0"/>
               <w:jc w:val="left"/>
             </w:pPr>
@@ -13806,6 +14094,7 @@
           </w:tcPr>
           <w:p>
             <w:pPr>
+              <w:keepNext w:val="false"/>
               <w:spacing w:after="40" w:before="0"/>
               <w:jc w:val="left"/>
             </w:pPr>
@@ -13865,6 +14154,7 @@
           </w:tcPr>
           <w:p>
             <w:pPr>
+              <w:keepNext w:val="false"/>
               <w:spacing w:after="40" w:before="0"/>
               <w:jc w:val="center"/>
             </w:pPr>
@@ -13899,6 +14189,7 @@
           </w:tcPr>
           <w:p>
             <w:pPr>
+              <w:keepNext w:val="false"/>
               <w:spacing w:after="40" w:before="0"/>
               <w:jc w:val="left"/>
             </w:pPr>
@@ -13960,6 +14251,7 @@
           </w:tcPr>
           <w:p>
             <w:pPr>
+              <w:keepNext w:val="false"/>
               <w:spacing w:after="40" w:before="0"/>
               <w:jc w:val="center"/>
             </w:pPr>
@@ -13994,6 +14286,7 @@
           </w:tcPr>
           <w:p>
             <w:pPr>
+              <w:keepNext w:val="false"/>
               <w:spacing w:after="40" w:before="0"/>
               <w:jc w:val="left"/>
             </w:pPr>
@@ -14026,6 +14319,7 @@
           </w:tcPr>
           <w:p>
             <w:pPr>
+              <w:keepNext w:val="false"/>
               <w:spacing w:after="40" w:before="0"/>
               <w:jc w:val="left"/>
             </w:pPr>
@@ -14060,6 +14354,7 @@
           </w:tcPr>
           <w:p>
             <w:pPr>
+              <w:keepNext w:val="false"/>
               <w:spacing w:after="40" w:before="0"/>
               <w:jc w:val="left"/>
             </w:pPr>
@@ -14092,6 +14387,7 @@
           </w:tcPr>
           <w:p>
             <w:pPr>
+              <w:keepNext w:val="false"/>
               <w:spacing w:after="40" w:before="0"/>
               <w:jc w:val="left"/>
             </w:pPr>
@@ -14126,6 +14422,7 @@
           </w:tcPr>
           <w:p>
             <w:pPr>
+              <w:keepNext w:val="false"/>
               <w:spacing w:after="40" w:before="0"/>
               <w:jc w:val="left"/>
             </w:pPr>
@@ -14158,6 +14455,7 @@
           </w:tcPr>
           <w:p>
             <w:pPr>
+              <w:keepNext w:val="false"/>
               <w:spacing w:after="40" w:before="0"/>
               <w:jc w:val="left"/>
             </w:pPr>
@@ -14194,7 +14492,7 @@
         </w:rPr>
         <w:t xml:space="preserve">© 2026 SeaVuria and ARES. Aligned with KICD objectives. Developed by SeaVuria; technical implementation by ARES (with AI assistance from Claude). Licensed under </w:t>
       </w:r>
-      <w:hyperlink w:history="1" r:id="rIdwivcgi9ttv6v_el6z7ejx">
+      <w:hyperlink w:history="1" r:id="rIdqpiaajxsifdumylvm8ilr">
         <w:r>
           <w:rPr>
             <w:rFonts w:ascii="Arial" w:cs="Arial" w:eastAsia="Arial" w:hAnsi="Arial"/>
@@ -14215,7 +14513,7 @@
         </w:rPr>
         <w:t xml:space="preserve"> (</w:t>
       </w:r>
-      <w:hyperlink w:history="1" r:id="rIdv4gemuax3as2rmgk-joio">
+      <w:hyperlink w:history="1" r:id="rIdmj2rj6jdnbboi_d4uev1n">
         <w:r>
           <w:rPr>
             <w:rFonts w:ascii="Arial" w:cs="Arial" w:eastAsia="Arial" w:hAnsi="Arial"/>
@@ -14275,6 +14573,7 @@
           </w:tcPr>
           <w:p>
             <w:pPr>
+              <w:keepNext w:val="false"/>
               <w:spacing w:after="40" w:before="0"/>
               <w:jc w:val="center"/>
             </w:pPr>
@@ -14310,6 +14609,7 @@
           </w:tcPr>
           <w:p>
             <w:pPr>
+              <w:keepNext w:val="false"/>
               <w:spacing w:after="40" w:before="0"/>
               <w:jc w:val="center"/>
             </w:pPr>
@@ -14344,6 +14644,7 @@
           </w:tcPr>
           <w:p>
             <w:pPr>
+              <w:keepNext w:val="false"/>
               <w:spacing w:after="40" w:before="0"/>
               <w:jc w:val="left"/>
             </w:pPr>
@@ -14376,6 +14677,7 @@
           </w:tcPr>
           <w:p>
             <w:pPr>
+              <w:keepNext w:val="false"/>
               <w:spacing w:after="40" w:before="0"/>
               <w:jc w:val="left"/>
             </w:pPr>
@@ -14410,6 +14712,7 @@
           </w:tcPr>
           <w:p>
             <w:pPr>
+              <w:keepNext w:val="false"/>
               <w:spacing w:after="40" w:before="0"/>
               <w:jc w:val="left"/>
             </w:pPr>
@@ -14442,6 +14745,7 @@
           </w:tcPr>
           <w:p>
             <w:pPr>
+              <w:keepNext w:val="false"/>
               <w:spacing w:after="40" w:before="0"/>
               <w:jc w:val="left"/>
             </w:pPr>
@@ -14476,6 +14780,7 @@
           </w:tcPr>
           <w:p>
             <w:pPr>
+              <w:keepNext w:val="false"/>
               <w:spacing w:after="40" w:before="0"/>
               <w:jc w:val="left"/>
             </w:pPr>
@@ -14508,6 +14813,7 @@
           </w:tcPr>
           <w:p>
             <w:pPr>
+              <w:keepNext w:val="false"/>
               <w:spacing w:after="40" w:before="0"/>
               <w:jc w:val="left"/>
             </w:pPr>
@@ -14542,6 +14848,7 @@
           </w:tcPr>
           <w:p>
             <w:pPr>
+              <w:keepNext w:val="false"/>
               <w:spacing w:after="40" w:before="0"/>
               <w:jc w:val="left"/>
             </w:pPr>
@@ -14574,6 +14881,7 @@
           </w:tcPr>
           <w:p>
             <w:pPr>
+              <w:keepNext w:val="false"/>
               <w:spacing w:after="40" w:before="0"/>
               <w:jc w:val="left"/>
             </w:pPr>
@@ -14608,6 +14916,7 @@
           </w:tcPr>
           <w:p>
             <w:pPr>
+              <w:keepNext w:val="false"/>
               <w:spacing w:after="40" w:before="0"/>
               <w:jc w:val="left"/>
             </w:pPr>
@@ -14640,6 +14949,7 @@
           </w:tcPr>
           <w:p>
             <w:pPr>
+              <w:keepNext w:val="false"/>
               <w:spacing w:after="40" w:before="0"/>
               <w:jc w:val="left"/>
             </w:pPr>
@@ -14674,6 +14984,7 @@
           </w:tcPr>
           <w:p>
             <w:pPr>
+              <w:keepNext w:val="false"/>
               <w:spacing w:after="40" w:before="0"/>
               <w:jc w:val="left"/>
             </w:pPr>
@@ -14706,6 +15017,7 @@
           </w:tcPr>
           <w:p>
             <w:pPr>
+              <w:keepNext w:val="false"/>
               <w:spacing w:after="40" w:before="0"/>
               <w:jc w:val="left"/>
             </w:pPr>
@@ -14740,6 +15052,7 @@
           </w:tcPr>
           <w:p>
             <w:pPr>
+              <w:keepNext w:val="false"/>
               <w:spacing w:after="40" w:before="0"/>
               <w:jc w:val="left"/>
             </w:pPr>
@@ -14772,6 +15085,7 @@
           </w:tcPr>
           <w:p>
             <w:pPr>
+              <w:keepNext w:val="false"/>
               <w:spacing w:after="40" w:before="0"/>
               <w:jc w:val="left"/>
             </w:pPr>
@@ -14806,6 +15120,7 @@
           </w:tcPr>
           <w:p>
             <w:pPr>
+              <w:keepNext w:val="false"/>
               <w:spacing w:after="40" w:before="0"/>
               <w:jc w:val="left"/>
             </w:pPr>
@@ -14838,6 +15153,7 @@
           </w:tcPr>
           <w:p>
             <w:pPr>
+              <w:keepNext w:val="false"/>
               <w:spacing w:after="40" w:before="0"/>
               <w:jc w:val="left"/>
             </w:pPr>
@@ -14897,6 +15213,7 @@
           </w:tcPr>
           <w:p>
             <w:pPr>
+              <w:keepNext w:val="false"/>
               <w:spacing w:after="40" w:before="0"/>
               <w:jc w:val="center"/>
             </w:pPr>
@@ -14931,6 +15248,7 @@
           </w:tcPr>
           <w:p>
             <w:pPr>
+              <w:keepNext w:val="false"/>
               <w:spacing w:after="40" w:before="0"/>
               <w:jc w:val="left"/>
             </w:pPr>
@@ -14995,6 +15313,7 @@
           </w:tcPr>
           <w:p>
             <w:pPr>
+              <w:keepNext w:val="false"/>
               <w:spacing w:after="40" w:before="0"/>
               <w:jc w:val="center"/>
             </w:pPr>
@@ -15029,6 +15348,7 @@
           </w:tcPr>
           <w:p>
             <w:pPr>
+              <w:keepNext w:val="false"/>
               <w:spacing w:after="40" w:before="0"/>
               <w:jc w:val="left"/>
             </w:pPr>
@@ -15061,6 +15381,7 @@
           </w:tcPr>
           <w:p>
             <w:pPr>
+              <w:keepNext w:val="false"/>
               <w:spacing w:after="40" w:before="0"/>
               <w:jc w:val="left"/>
             </w:pPr>
@@ -15093,6 +15414,7 @@
           </w:tcPr>
           <w:p>
             <w:pPr>
+              <w:keepNext w:val="false"/>
               <w:spacing w:after="40" w:before="0"/>
               <w:jc w:val="left"/>
             </w:pPr>
@@ -15125,6 +15447,7 @@
           </w:tcPr>
           <w:p>
             <w:pPr>
+              <w:keepNext w:val="false"/>
               <w:spacing w:after="40" w:before="0"/>
               <w:jc w:val="left"/>
             </w:pPr>
@@ -15157,6 +15480,7 @@
           </w:tcPr>
           <w:p>
             <w:pPr>
+              <w:keepNext w:val="false"/>
               <w:spacing w:after="40" w:before="0"/>
               <w:jc w:val="left"/>
             </w:pPr>
@@ -15191,6 +15515,7 @@
           </w:tcPr>
           <w:p>
             <w:pPr>
+              <w:keepNext w:val="false"/>
               <w:spacing w:after="40" w:before="0"/>
               <w:jc w:val="left"/>
             </w:pPr>
@@ -15228,7 +15553,7 @@
             <w:pPr>
               <w:spacing w:after="20" w:before="0"/>
             </w:pPr>
-            <w:hyperlink w:history="1" r:id="rIdjbypyv_bt4htpfojxwm4j">
+            <w:hyperlink w:history="1" r:id="rId5wicnqaxb3fgqhyy_b_3s">
               <w:r>
                 <w:rPr>
                   <w:rFonts w:ascii="Arial" w:cs="Arial" w:eastAsia="Arial" w:hAnsi="Arial"/>
@@ -15261,7 +15586,7 @@
               <w:spacing w:after="10" w:before="0"/>
               <w:ind w:left="120"/>
             </w:pPr>
-            <w:hyperlink w:history="1" r:id="rIddwpz3pzvh8lhxdog8va0c">
+            <w:hyperlink w:history="1" r:id="rId6hns9igl28to5zkjsw2gu">
               <w:r>
                 <w:rPr>
                   <w:rFonts w:ascii="Arial" w:cs="Arial" w:eastAsia="Arial" w:hAnsi="Arial"/>
@@ -15306,7 +15631,7 @@
             <w:pPr>
               <w:spacing w:after="20" w:before="0"/>
             </w:pPr>
-            <w:hyperlink w:history="1" r:id="rIdvyhegc_uxbtrpsix3jd4l">
+            <w:hyperlink w:history="1" r:id="rIdnzvmlx1x1cmynnom4g4eb">
               <w:r>
                 <w:rPr>
                   <w:rFonts w:ascii="Arial" w:cs="Arial" w:eastAsia="Arial" w:hAnsi="Arial"/>
@@ -15339,7 +15664,7 @@
               <w:spacing w:after="10" w:before="0"/>
               <w:ind w:left="120"/>
             </w:pPr>
-            <w:hyperlink w:history="1" r:id="rIdgxlduuuyznhbbfaoiil15">
+            <w:hyperlink w:history="1" r:id="rIdktn6nw2s5bodn_xms64np">
               <w:r>
                 <w:rPr>
                   <w:rFonts w:ascii="Arial" w:cs="Arial" w:eastAsia="Arial" w:hAnsi="Arial"/>
@@ -15367,6 +15692,7 @@
           </w:tcPr>
           <w:p>
             <w:pPr>
+              <w:keepNext w:val="false"/>
               <w:spacing w:after="40" w:before="0"/>
               <w:jc w:val="left"/>
             </w:pPr>
@@ -15399,6 +15725,7 @@
           </w:tcPr>
           <w:p>
             <w:pPr>
+              <w:keepNext w:val="false"/>
               <w:spacing w:after="40" w:before="0"/>
               <w:jc w:val="left"/>
             </w:pPr>
@@ -15431,6 +15758,7 @@
           </w:tcPr>
           <w:p>
             <w:pPr>
+              <w:keepNext w:val="false"/>
               <w:spacing w:after="40" w:before="0"/>
               <w:jc w:val="left"/>
             </w:pPr>
@@ -15463,6 +15791,7 @@
           </w:tcPr>
           <w:p>
             <w:pPr>
+              <w:keepNext w:val="false"/>
               <w:spacing w:after="40" w:before="0"/>
               <w:jc w:val="left"/>
             </w:pPr>
@@ -15497,6 +15826,7 @@
           </w:tcPr>
           <w:p>
             <w:pPr>
+              <w:keepNext w:val="false"/>
               <w:spacing w:after="40" w:before="0"/>
               <w:jc w:val="left"/>
             </w:pPr>
@@ -15534,7 +15864,7 @@
             <w:pPr>
               <w:spacing w:after="20" w:before="0"/>
             </w:pPr>
-            <w:hyperlink w:history="1" r:id="rIdhmn1tapwzocgmsrnwrlqi">
+            <w:hyperlink w:history="1" r:id="rIdcvzw9f2s8aas3csbrw3om">
               <w:r>
                 <w:rPr>
                   <w:rFonts w:ascii="Arial" w:cs="Arial" w:eastAsia="Arial" w:hAnsi="Arial"/>
@@ -15567,7 +15897,7 @@
               <w:spacing w:after="10" w:before="0"/>
               <w:ind w:left="120"/>
             </w:pPr>
-            <w:hyperlink w:history="1" r:id="rId8vjgm7nf28h7luz1mxzpx">
+            <w:hyperlink w:history="1" r:id="rIdrbsjm3hdsbaohsgtf_ptj">
               <w:r>
                 <w:rPr>
                   <w:rFonts w:ascii="Arial" w:cs="Arial" w:eastAsia="Arial" w:hAnsi="Arial"/>
@@ -15612,7 +15942,7 @@
             <w:pPr>
               <w:spacing w:after="20" w:before="0"/>
             </w:pPr>
-            <w:hyperlink w:history="1" r:id="rIdn6fdulbkebfkpkmx0mvrc">
+            <w:hyperlink w:history="1" r:id="rId2lmrjdr7wxl1kabgv6iop">
               <w:r>
                 <w:rPr>
                   <w:rFonts w:ascii="Arial" w:cs="Arial" w:eastAsia="Arial" w:hAnsi="Arial"/>
@@ -15645,7 +15975,7 @@
               <w:spacing w:after="10" w:before="0"/>
               <w:ind w:left="120"/>
             </w:pPr>
-            <w:hyperlink w:history="1" r:id="rId09xkgr1pwqbvemzai7tvw">
+            <w:hyperlink w:history="1" r:id="rId_wnkiqbazkgavmw5rqvya">
               <w:r>
                 <w:rPr>
                   <w:rFonts w:ascii="Arial" w:cs="Arial" w:eastAsia="Arial" w:hAnsi="Arial"/>
@@ -15673,6 +16003,7 @@
           </w:tcPr>
           <w:p>
             <w:pPr>
+              <w:keepNext w:val="false"/>
               <w:spacing w:after="40" w:before="0"/>
               <w:jc w:val="left"/>
             </w:pPr>
@@ -15705,6 +16036,7 @@
           </w:tcPr>
           <w:p>
             <w:pPr>
+              <w:keepNext w:val="false"/>
               <w:spacing w:after="40" w:before="0"/>
               <w:jc w:val="left"/>
             </w:pPr>
@@ -15737,6 +16069,7 @@
           </w:tcPr>
           <w:p>
             <w:pPr>
+              <w:keepNext w:val="false"/>
               <w:spacing w:after="40" w:before="0"/>
               <w:jc w:val="left"/>
             </w:pPr>
@@ -15769,6 +16102,7 @@
           </w:tcPr>
           <w:p>
             <w:pPr>
+              <w:keepNext w:val="false"/>
               <w:spacing w:after="40" w:before="0"/>
               <w:jc w:val="left"/>
             </w:pPr>
@@ -15803,6 +16137,7 @@
           </w:tcPr>
           <w:p>
             <w:pPr>
+              <w:keepNext w:val="false"/>
               <w:spacing w:after="40" w:before="0"/>
               <w:jc w:val="left"/>
             </w:pPr>
@@ -15840,7 +16175,7 @@
             <w:pPr>
               <w:spacing w:after="20" w:before="0"/>
             </w:pPr>
-            <w:hyperlink w:history="1" r:id="rIdgzl4aldzhmrmwlh0ji4ff">
+            <w:hyperlink w:history="1" r:id="rId64khbasl2vnnbworayzmv">
               <w:r>
                 <w:rPr>
                   <w:rFonts w:ascii="Arial" w:cs="Arial" w:eastAsia="Arial" w:hAnsi="Arial"/>
@@ -15889,7 +16224,7 @@
               <w:spacing w:after="10" w:before="0"/>
               <w:ind w:left="120"/>
             </w:pPr>
-            <w:hyperlink w:history="1" r:id="rIdokelh4cpj090xzvtqoxf8">
+            <w:hyperlink w:history="1" r:id="rIdth2qchzt_prm5jofjvwf3">
               <w:r>
                 <w:rPr>
                   <w:rFonts w:ascii="Arial" w:cs="Arial" w:eastAsia="Arial" w:hAnsi="Arial"/>
@@ -15934,7 +16269,7 @@
             <w:pPr>
               <w:spacing w:after="20" w:before="0"/>
             </w:pPr>
-            <w:hyperlink w:history="1" r:id="rIdq4h_6lko33rilrdgnj9kx">
+            <w:hyperlink w:history="1" r:id="rIdciv765l38aa9doicp5fpl">
               <w:r>
                 <w:rPr>
                   <w:rFonts w:ascii="Arial" w:cs="Arial" w:eastAsia="Arial" w:hAnsi="Arial"/>
@@ -15983,7 +16318,7 @@
               <w:spacing w:after="10" w:before="0"/>
               <w:ind w:left="120"/>
             </w:pPr>
-            <w:hyperlink w:history="1" r:id="rIdruklv_sujzcrriij9efju">
+            <w:hyperlink w:history="1" r:id="rIdrwrncvzjq1wwmbzjs7fam">
               <w:r>
                 <w:rPr>
                   <w:rFonts w:ascii="Arial" w:cs="Arial" w:eastAsia="Arial" w:hAnsi="Arial"/>
@@ -16011,6 +16346,7 @@
           </w:tcPr>
           <w:p>
             <w:pPr>
+              <w:keepNext w:val="false"/>
               <w:spacing w:after="40" w:before="0"/>
               <w:jc w:val="left"/>
             </w:pPr>
@@ -16043,6 +16379,7 @@
           </w:tcPr>
           <w:p>
             <w:pPr>
+              <w:keepNext w:val="false"/>
               <w:spacing w:after="40" w:before="0"/>
               <w:jc w:val="left"/>
             </w:pPr>
@@ -16075,6 +16412,7 @@
           </w:tcPr>
           <w:p>
             <w:pPr>
+              <w:keepNext w:val="false"/>
               <w:spacing w:after="40" w:before="0"/>
               <w:jc w:val="left"/>
             </w:pPr>
@@ -16107,6 +16445,7 @@
           </w:tcPr>
           <w:p>
             <w:pPr>
+              <w:keepNext w:val="false"/>
               <w:spacing w:after="40" w:before="0"/>
               <w:jc w:val="left"/>
             </w:pPr>
@@ -16141,6 +16480,7 @@
           </w:tcPr>
           <w:p>
             <w:pPr>
+              <w:keepNext w:val="false"/>
               <w:spacing w:after="40" w:before="0"/>
               <w:jc w:val="left"/>
             </w:pPr>
@@ -16178,7 +16518,7 @@
             <w:pPr>
               <w:spacing w:after="20" w:before="0"/>
             </w:pPr>
-            <w:hyperlink w:history="1" r:id="rIda8n4muan8k9qr_d0tkd9z">
+            <w:hyperlink w:history="1" r:id="rIdjakygoibpflzh6vartqiy">
               <w:r>
                 <w:rPr>
                   <w:rFonts w:ascii="Arial" w:cs="Arial" w:eastAsia="Arial" w:hAnsi="Arial"/>
@@ -16227,7 +16567,7 @@
               <w:spacing w:after="10" w:before="0"/>
               <w:ind w:left="120"/>
             </w:pPr>
-            <w:hyperlink w:history="1" r:id="rId71khrvq2lqlytx4haclqg">
+            <w:hyperlink w:history="1" r:id="rId7p8gyftki01ynwddrgrpe">
               <w:r>
                 <w:rPr>
                   <w:rFonts w:ascii="Arial" w:cs="Arial" w:eastAsia="Arial" w:hAnsi="Arial"/>
@@ -16272,7 +16612,7 @@
             <w:pPr>
               <w:spacing w:after="20" w:before="0"/>
             </w:pPr>
-            <w:hyperlink w:history="1" r:id="rIdfexamc_76fbzgxoz_wctp">
+            <w:hyperlink w:history="1" r:id="rId0fbma4rioe_zmkspga6ml">
               <w:r>
                 <w:rPr>
                   <w:rFonts w:ascii="Arial" w:cs="Arial" w:eastAsia="Arial" w:hAnsi="Arial"/>
@@ -16321,7 +16661,7 @@
               <w:spacing w:after="10" w:before="0"/>
               <w:ind w:left="120"/>
             </w:pPr>
-            <w:hyperlink w:history="1" r:id="rIdtvleazyjleuaf2qgkwyld">
+            <w:hyperlink w:history="1" r:id="rIdshqhjr8e5-_fd6jdx_sxc">
               <w:r>
                 <w:rPr>
                   <w:rFonts w:ascii="Arial" w:cs="Arial" w:eastAsia="Arial" w:hAnsi="Arial"/>
@@ -16349,6 +16689,7 @@
           </w:tcPr>
           <w:p>
             <w:pPr>
+              <w:keepNext w:val="false"/>
               <w:spacing w:after="40" w:before="0"/>
               <w:jc w:val="left"/>
             </w:pPr>
@@ -16381,6 +16722,7 @@
           </w:tcPr>
           <w:p>
             <w:pPr>
+              <w:keepNext w:val="false"/>
               <w:spacing w:after="40" w:before="0"/>
               <w:jc w:val="left"/>
             </w:pPr>
@@ -16413,6 +16755,7 @@
           </w:tcPr>
           <w:p>
             <w:pPr>
+              <w:keepNext w:val="false"/>
               <w:spacing w:after="40" w:before="0"/>
               <w:jc w:val="left"/>
             </w:pPr>
@@ -16445,6 +16788,7 @@
           </w:tcPr>
           <w:p>
             <w:pPr>
+              <w:keepNext w:val="false"/>
               <w:spacing w:after="40" w:before="0"/>
               <w:jc w:val="left"/>
             </w:pPr>
@@ -16479,6 +16823,7 @@
           </w:tcPr>
           <w:p>
             <w:pPr>
+              <w:keepNext w:val="false"/>
               <w:spacing w:after="40" w:before="0"/>
               <w:jc w:val="left"/>
             </w:pPr>
@@ -16516,7 +16861,7 @@
             <w:pPr>
               <w:spacing w:after="20" w:before="0"/>
             </w:pPr>
-            <w:hyperlink w:history="1" r:id="rId2i3a9og2vjsrlqpiiirzd">
+            <w:hyperlink w:history="1" r:id="rIdg2ltvzr9dicqj_f2g5g9h">
               <w:r>
                 <w:rPr>
                   <w:rFonts w:ascii="Arial" w:cs="Arial" w:eastAsia="Arial" w:hAnsi="Arial"/>
@@ -16565,7 +16910,7 @@
               <w:spacing w:after="10" w:before="0"/>
               <w:ind w:left="120"/>
             </w:pPr>
-            <w:hyperlink w:history="1" r:id="rIdui9jsqdjpwllh764dnfdb">
+            <w:hyperlink w:history="1" r:id="rIdjj0h9c3njv2qq0shiwctf">
               <w:r>
                 <w:rPr>
                   <w:rFonts w:ascii="Arial" w:cs="Arial" w:eastAsia="Arial" w:hAnsi="Arial"/>
@@ -16610,7 +16955,7 @@
             <w:pPr>
               <w:spacing w:after="20" w:before="0"/>
             </w:pPr>
-            <w:hyperlink w:history="1" r:id="rId2lfsza9dvrw85bk7vvudm">
+            <w:hyperlink w:history="1" r:id="rIdlnuscs1eayiau9zmil9lj">
               <w:r>
                 <w:rPr>
                   <w:rFonts w:ascii="Arial" w:cs="Arial" w:eastAsia="Arial" w:hAnsi="Arial"/>
@@ -16659,7 +17004,7 @@
               <w:spacing w:after="10" w:before="0"/>
               <w:ind w:left="120"/>
             </w:pPr>
-            <w:hyperlink w:history="1" r:id="rIdca-_mtbmokmn7ru8yk2xg">
+            <w:hyperlink w:history="1" r:id="rIdlr2dsm84uoh6b4cdqln5b">
               <w:r>
                 <w:rPr>
                   <w:rFonts w:ascii="Arial" w:cs="Arial" w:eastAsia="Arial" w:hAnsi="Arial"/>
@@ -16687,6 +17032,7 @@
           </w:tcPr>
           <w:p>
             <w:pPr>
+              <w:keepNext w:val="false"/>
               <w:spacing w:after="40" w:before="0"/>
               <w:jc w:val="left"/>
             </w:pPr>
@@ -16719,6 +17065,7 @@
           </w:tcPr>
           <w:p>
             <w:pPr>
+              <w:keepNext w:val="false"/>
               <w:spacing w:after="40" w:before="0"/>
               <w:jc w:val="left"/>
             </w:pPr>
@@ -16751,6 +17098,7 @@
           </w:tcPr>
           <w:p>
             <w:pPr>
+              <w:keepNext w:val="false"/>
               <w:spacing w:after="40" w:before="0"/>
               <w:jc w:val="left"/>
             </w:pPr>
@@ -16783,6 +17131,7 @@
           </w:tcPr>
           <w:p>
             <w:pPr>
+              <w:keepNext w:val="false"/>
               <w:spacing w:after="40" w:before="0"/>
               <w:jc w:val="left"/>
             </w:pPr>
@@ -16842,6 +17191,7 @@
           </w:tcPr>
           <w:p>
             <w:pPr>
+              <w:keepNext w:val="false"/>
               <w:spacing w:after="40" w:before="0"/>
               <w:jc w:val="center"/>
             </w:pPr>
@@ -16876,6 +17226,7 @@
           </w:tcPr>
           <w:p>
             <w:pPr>
+              <w:keepNext w:val="false"/>
               <w:spacing w:after="40" w:before="0"/>
               <w:jc w:val="left"/>
             </w:pPr>
@@ -16937,6 +17288,7 @@
           </w:tcPr>
           <w:p>
             <w:pPr>
+              <w:keepNext w:val="false"/>
               <w:spacing w:after="40" w:before="0"/>
               <w:jc w:val="center"/>
             </w:pPr>
@@ -16971,6 +17323,7 @@
           </w:tcPr>
           <w:p>
             <w:pPr>
+              <w:keepNext w:val="false"/>
               <w:spacing w:after="40" w:before="0"/>
               <w:jc w:val="left"/>
             </w:pPr>
@@ -17003,6 +17356,7 @@
           </w:tcPr>
           <w:p>
             <w:pPr>
+              <w:keepNext w:val="false"/>
               <w:spacing w:after="40" w:before="0"/>
               <w:jc w:val="left"/>
             </w:pPr>
@@ -17037,6 +17391,7 @@
           </w:tcPr>
           <w:p>
             <w:pPr>
+              <w:keepNext w:val="false"/>
               <w:spacing w:after="40" w:before="0"/>
               <w:jc w:val="left"/>
             </w:pPr>
@@ -17069,6 +17424,7 @@
           </w:tcPr>
           <w:p>
             <w:pPr>
+              <w:keepNext w:val="false"/>
               <w:spacing w:after="40" w:before="0"/>
               <w:jc w:val="left"/>
             </w:pPr>
@@ -17103,6 +17459,7 @@
           </w:tcPr>
           <w:p>
             <w:pPr>
+              <w:keepNext w:val="false"/>
               <w:spacing w:after="40" w:before="0"/>
               <w:jc w:val="left"/>
             </w:pPr>
@@ -17135,6 +17492,7 @@
           </w:tcPr>
           <w:p>
             <w:pPr>
+              <w:keepNext w:val="false"/>
               <w:spacing w:after="40" w:before="0"/>
               <w:jc w:val="left"/>
             </w:pPr>
@@ -17171,7 +17529,7 @@
         </w:rPr>
         <w:t xml:space="preserve">© 2026 SeaVuria and ARES. Aligned with KICD objectives. Developed by SeaVuria; technical implementation by ARES (with AI assistance from Claude). Licensed under </w:t>
       </w:r>
-      <w:hyperlink w:history="1" r:id="rIdt7yqhwkt1oyubipzd1wll">
+      <w:hyperlink w:history="1" r:id="rIdq8vmu3fx_ddupsf-mqr9k">
         <w:r>
           <w:rPr>
             <w:rFonts w:ascii="Arial" w:cs="Arial" w:eastAsia="Arial" w:hAnsi="Arial"/>
@@ -17192,7 +17550,7 @@
         </w:rPr>
         <w:t xml:space="preserve"> (</w:t>
       </w:r>
-      <w:hyperlink w:history="1" r:id="rId5ladenimqz1tmrvfuvu01">
+      <w:hyperlink w:history="1" r:id="rIdkjglge8whbvbg9hdvv4u4">
         <w:r>
           <w:rPr>
             <w:rFonts w:ascii="Arial" w:cs="Arial" w:eastAsia="Arial" w:hAnsi="Arial"/>
@@ -17252,6 +17610,7 @@
           </w:tcPr>
           <w:p>
             <w:pPr>
+              <w:keepNext w:val="false"/>
               <w:spacing w:after="40" w:before="0"/>
               <w:jc w:val="center"/>
             </w:pPr>
@@ -17287,6 +17646,7 @@
           </w:tcPr>
           <w:p>
             <w:pPr>
+              <w:keepNext w:val="false"/>
               <w:spacing w:after="40" w:before="0"/>
               <w:jc w:val="center"/>
             </w:pPr>
@@ -17321,6 +17681,7 @@
           </w:tcPr>
           <w:p>
             <w:pPr>
+              <w:keepNext w:val="false"/>
               <w:spacing w:after="40" w:before="0"/>
               <w:jc w:val="left"/>
             </w:pPr>
@@ -17353,6 +17714,7 @@
           </w:tcPr>
           <w:p>
             <w:pPr>
+              <w:keepNext w:val="false"/>
               <w:spacing w:after="40" w:before="0"/>
               <w:jc w:val="left"/>
             </w:pPr>
@@ -17387,6 +17749,7 @@
           </w:tcPr>
           <w:p>
             <w:pPr>
+              <w:keepNext w:val="false"/>
               <w:spacing w:after="40" w:before="0"/>
               <w:jc w:val="left"/>
             </w:pPr>
@@ -17419,6 +17782,7 @@
           </w:tcPr>
           <w:p>
             <w:pPr>
+              <w:keepNext w:val="false"/>
               <w:spacing w:after="40" w:before="0"/>
               <w:jc w:val="left"/>
             </w:pPr>
@@ -17453,6 +17817,7 @@
           </w:tcPr>
           <w:p>
             <w:pPr>
+              <w:keepNext w:val="false"/>
               <w:spacing w:after="40" w:before="0"/>
               <w:jc w:val="left"/>
             </w:pPr>
@@ -17485,6 +17850,7 @@
           </w:tcPr>
           <w:p>
             <w:pPr>
+              <w:keepNext w:val="false"/>
               <w:spacing w:after="40" w:before="0"/>
               <w:jc w:val="left"/>
             </w:pPr>
@@ -17519,6 +17885,7 @@
           </w:tcPr>
           <w:p>
             <w:pPr>
+              <w:keepNext w:val="false"/>
               <w:spacing w:after="40" w:before="0"/>
               <w:jc w:val="left"/>
             </w:pPr>
@@ -17551,6 +17918,7 @@
           </w:tcPr>
           <w:p>
             <w:pPr>
+              <w:keepNext w:val="false"/>
               <w:spacing w:after="40" w:before="0"/>
               <w:jc w:val="left"/>
             </w:pPr>
@@ -17585,6 +17953,7 @@
           </w:tcPr>
           <w:p>
             <w:pPr>
+              <w:keepNext w:val="false"/>
               <w:spacing w:after="40" w:before="0"/>
               <w:jc w:val="left"/>
             </w:pPr>
@@ -17617,6 +17986,7 @@
           </w:tcPr>
           <w:p>
             <w:pPr>
+              <w:keepNext w:val="false"/>
               <w:spacing w:after="40" w:before="0"/>
               <w:jc w:val="left"/>
             </w:pPr>
@@ -17651,6 +18021,7 @@
           </w:tcPr>
           <w:p>
             <w:pPr>
+              <w:keepNext w:val="false"/>
               <w:spacing w:after="40" w:before="0"/>
               <w:jc w:val="left"/>
             </w:pPr>
@@ -17683,6 +18054,7 @@
           </w:tcPr>
           <w:p>
             <w:pPr>
+              <w:keepNext w:val="false"/>
               <w:spacing w:after="40" w:before="0"/>
               <w:jc w:val="left"/>
             </w:pPr>
@@ -17717,6 +18089,7 @@
           </w:tcPr>
           <w:p>
             <w:pPr>
+              <w:keepNext w:val="false"/>
               <w:spacing w:after="40" w:before="0"/>
               <w:jc w:val="left"/>
             </w:pPr>
@@ -17749,6 +18122,7 @@
           </w:tcPr>
           <w:p>
             <w:pPr>
+              <w:keepNext w:val="false"/>
               <w:spacing w:after="40" w:before="0"/>
               <w:jc w:val="left"/>
             </w:pPr>
@@ -17783,6 +18157,7 @@
           </w:tcPr>
           <w:p>
             <w:pPr>
+              <w:keepNext w:val="false"/>
               <w:spacing w:after="40" w:before="0"/>
               <w:jc w:val="left"/>
             </w:pPr>
@@ -17815,6 +18190,7 @@
           </w:tcPr>
           <w:p>
             <w:pPr>
+              <w:keepNext w:val="false"/>
               <w:spacing w:after="40" w:before="0"/>
               <w:jc w:val="left"/>
             </w:pPr>
@@ -17874,6 +18250,7 @@
           </w:tcPr>
           <w:p>
             <w:pPr>
+              <w:keepNext w:val="false"/>
               <w:spacing w:after="40" w:before="0"/>
               <w:jc w:val="center"/>
             </w:pPr>
@@ -17908,6 +18285,7 @@
           </w:tcPr>
           <w:p>
             <w:pPr>
+              <w:keepNext w:val="false"/>
               <w:spacing w:after="40" w:before="0"/>
               <w:jc w:val="left"/>
             </w:pPr>
@@ -17972,6 +18350,7 @@
           </w:tcPr>
           <w:p>
             <w:pPr>
+              <w:keepNext w:val="false"/>
               <w:spacing w:after="40" w:before="0"/>
               <w:jc w:val="center"/>
             </w:pPr>
@@ -18006,6 +18385,7 @@
           </w:tcPr>
           <w:p>
             <w:pPr>
+              <w:keepNext w:val="false"/>
               <w:spacing w:after="40" w:before="0"/>
               <w:jc w:val="left"/>
             </w:pPr>
@@ -18038,6 +18418,7 @@
           </w:tcPr>
           <w:p>
             <w:pPr>
+              <w:keepNext w:val="false"/>
               <w:spacing w:after="40" w:before="0"/>
               <w:jc w:val="left"/>
             </w:pPr>
@@ -18070,6 +18451,7 @@
           </w:tcPr>
           <w:p>
             <w:pPr>
+              <w:keepNext w:val="false"/>
               <w:spacing w:after="40" w:before="0"/>
               <w:jc w:val="left"/>
             </w:pPr>
@@ -18102,6 +18484,7 @@
           </w:tcPr>
           <w:p>
             <w:pPr>
+              <w:keepNext w:val="false"/>
               <w:spacing w:after="40" w:before="0"/>
               <w:jc w:val="left"/>
             </w:pPr>
@@ -18134,6 +18517,7 @@
           </w:tcPr>
           <w:p>
             <w:pPr>
+              <w:keepNext w:val="false"/>
               <w:spacing w:after="40" w:before="0"/>
               <w:jc w:val="left"/>
             </w:pPr>
@@ -18168,6 +18552,7 @@
           </w:tcPr>
           <w:p>
             <w:pPr>
+              <w:keepNext w:val="false"/>
               <w:spacing w:after="40" w:before="0"/>
               <w:jc w:val="left"/>
             </w:pPr>
@@ -18205,7 +18590,7 @@
             <w:pPr>
               <w:spacing w:after="20" w:before="0"/>
             </w:pPr>
-            <w:hyperlink w:history="1" r:id="rIdn76qsvd0aegdjazs2hfq_">
+            <w:hyperlink w:history="1" r:id="rIdnphd_cblaxdbhr1fk4pvr">
               <w:r>
                 <w:rPr>
                   <w:rFonts w:ascii="Arial" w:cs="Arial" w:eastAsia="Arial" w:hAnsi="Arial"/>
@@ -18238,7 +18623,7 @@
               <w:spacing w:after="10" w:before="0"/>
               <w:ind w:left="120"/>
             </w:pPr>
-            <w:hyperlink w:history="1" r:id="rIdsp8k7q607lyjyccrgpt-h">
+            <w:hyperlink w:history="1" r:id="rId2_7kpe8vguoqaqszokcly">
               <w:r>
                 <w:rPr>
                   <w:rFonts w:ascii="Arial" w:cs="Arial" w:eastAsia="Arial" w:hAnsi="Arial"/>
@@ -18283,7 +18668,7 @@
             <w:pPr>
               <w:spacing w:after="20" w:before="0"/>
             </w:pPr>
-            <w:hyperlink w:history="1" r:id="rIdgfgsawvjbszvaq683kt5o">
+            <w:hyperlink w:history="1" r:id="rIdm6yglt0yyxk-zmxdu4yo-">
               <w:r>
                 <w:rPr>
                   <w:rFonts w:ascii="Arial" w:cs="Arial" w:eastAsia="Arial" w:hAnsi="Arial"/>
@@ -18316,7 +18701,7 @@
               <w:spacing w:after="10" w:before="0"/>
               <w:ind w:left="120"/>
             </w:pPr>
-            <w:hyperlink w:history="1" r:id="rIdxxc7kokepnkvxnjywlhgg">
+            <w:hyperlink w:history="1" r:id="rIdjpc4h2csykh7ki8nyraji">
               <w:r>
                 <w:rPr>
                   <w:rFonts w:ascii="Arial" w:cs="Arial" w:eastAsia="Arial" w:hAnsi="Arial"/>
@@ -18344,6 +18729,7 @@
           </w:tcPr>
           <w:p>
             <w:pPr>
+              <w:keepNext w:val="false"/>
               <w:spacing w:after="40" w:before="0"/>
               <w:jc w:val="left"/>
             </w:pPr>
@@ -18376,6 +18762,7 @@
           </w:tcPr>
           <w:p>
             <w:pPr>
+              <w:keepNext w:val="false"/>
               <w:spacing w:after="40" w:before="0"/>
               <w:jc w:val="left"/>
             </w:pPr>
@@ -18408,6 +18795,7 @@
           </w:tcPr>
           <w:p>
             <w:pPr>
+              <w:keepNext w:val="false"/>
               <w:spacing w:after="40" w:before="0"/>
               <w:jc w:val="left"/>
             </w:pPr>
@@ -18440,6 +18828,7 @@
           </w:tcPr>
           <w:p>
             <w:pPr>
+              <w:keepNext w:val="false"/>
               <w:spacing w:after="40" w:before="0"/>
               <w:jc w:val="left"/>
             </w:pPr>
@@ -18474,6 +18863,7 @@
           </w:tcPr>
           <w:p>
             <w:pPr>
+              <w:keepNext w:val="false"/>
               <w:spacing w:after="40" w:before="0"/>
               <w:jc w:val="left"/>
             </w:pPr>
@@ -18511,7 +18901,7 @@
             <w:pPr>
               <w:spacing w:after="20" w:before="0"/>
             </w:pPr>
-            <w:hyperlink w:history="1" r:id="rId9jleq_40fla3e_sdwbz3x">
+            <w:hyperlink w:history="1" r:id="rIdxyhxgcrydyya-sdw3jgqj">
               <w:r>
                 <w:rPr>
                   <w:rFonts w:ascii="Arial" w:cs="Arial" w:eastAsia="Arial" w:hAnsi="Arial"/>
@@ -18544,7 +18934,7 @@
               <w:spacing w:after="10" w:before="0"/>
               <w:ind w:left="120"/>
             </w:pPr>
-            <w:hyperlink w:history="1" r:id="rIdygebkjybt5cpfmytzukxo">
+            <w:hyperlink w:history="1" r:id="rIdtyeqf-eslvj4uundshwwt">
               <w:r>
                 <w:rPr>
                   <w:rFonts w:ascii="Arial" w:cs="Arial" w:eastAsia="Arial" w:hAnsi="Arial"/>
@@ -18589,7 +18979,7 @@
             <w:pPr>
               <w:spacing w:after="20" w:before="0"/>
             </w:pPr>
-            <w:hyperlink w:history="1" r:id="rId7xwbbxfrlb-sk6lzvygz2">
+            <w:hyperlink w:history="1" r:id="rIdxtz0s7hgw1qb0qzzh0pj1">
               <w:r>
                 <w:rPr>
                   <w:rFonts w:ascii="Arial" w:cs="Arial" w:eastAsia="Arial" w:hAnsi="Arial"/>
@@ -18622,7 +19012,7 @@
               <w:spacing w:after="10" w:before="0"/>
               <w:ind w:left="120"/>
             </w:pPr>
-            <w:hyperlink w:history="1" r:id="rIdry1bdhrsddic63s9-aqui">
+            <w:hyperlink w:history="1" r:id="rIdfmuo_7uog8znwqobzd5sv">
               <w:r>
                 <w:rPr>
                   <w:rFonts w:ascii="Arial" w:cs="Arial" w:eastAsia="Arial" w:hAnsi="Arial"/>
@@ -18650,6 +19040,7 @@
           </w:tcPr>
           <w:p>
             <w:pPr>
+              <w:keepNext w:val="false"/>
               <w:spacing w:after="40" w:before="0"/>
               <w:jc w:val="left"/>
             </w:pPr>
@@ -18682,6 +19073,7 @@
           </w:tcPr>
           <w:p>
             <w:pPr>
+              <w:keepNext w:val="false"/>
               <w:spacing w:after="40" w:before="0"/>
               <w:jc w:val="left"/>
             </w:pPr>
@@ -18714,6 +19106,7 @@
           </w:tcPr>
           <w:p>
             <w:pPr>
+              <w:keepNext w:val="false"/>
               <w:spacing w:after="40" w:before="0"/>
               <w:jc w:val="left"/>
             </w:pPr>
@@ -18746,6 +19139,7 @@
           </w:tcPr>
           <w:p>
             <w:pPr>
+              <w:keepNext w:val="false"/>
               <w:spacing w:after="40" w:before="0"/>
               <w:jc w:val="left"/>
             </w:pPr>
@@ -18780,6 +19174,7 @@
           </w:tcPr>
           <w:p>
             <w:pPr>
+              <w:keepNext w:val="false"/>
               <w:spacing w:after="40" w:before="0"/>
               <w:jc w:val="left"/>
             </w:pPr>
@@ -18817,7 +19212,7 @@
             <w:pPr>
               <w:spacing w:after="20" w:before="0"/>
             </w:pPr>
-            <w:hyperlink w:history="1" r:id="rIdrvhl7lyrdouibkq9nqcfd">
+            <w:hyperlink w:history="1" r:id="rIdncarr5phnlprjkxc11itq">
               <w:r>
                 <w:rPr>
                   <w:rFonts w:ascii="Arial" w:cs="Arial" w:eastAsia="Arial" w:hAnsi="Arial"/>
@@ -18866,7 +19261,7 @@
               <w:spacing w:after="10" w:before="0"/>
               <w:ind w:left="120"/>
             </w:pPr>
-            <w:hyperlink w:history="1" r:id="rId-muwdkn_xlwqi8tka8g-n">
+            <w:hyperlink w:history="1" r:id="rId87k6b0ybbl9uprzsusjen">
               <w:r>
                 <w:rPr>
                   <w:rFonts w:ascii="Arial" w:cs="Arial" w:eastAsia="Arial" w:hAnsi="Arial"/>
@@ -18911,7 +19306,7 @@
             <w:pPr>
               <w:spacing w:after="20" w:before="0"/>
             </w:pPr>
-            <w:hyperlink w:history="1" r:id="rIdegyno1ercasdukv3wjgxb">
+            <w:hyperlink w:history="1" r:id="rIdg_q48efbhshwzevnq1usb">
               <w:r>
                 <w:rPr>
                   <w:rFonts w:ascii="Arial" w:cs="Arial" w:eastAsia="Arial" w:hAnsi="Arial"/>
@@ -18944,7 +19339,7 @@
               <w:spacing w:after="10" w:before="0"/>
               <w:ind w:left="120"/>
             </w:pPr>
-            <w:hyperlink w:history="1" r:id="rIdhp6d5c1kcbfho9gfivfuw">
+            <w:hyperlink w:history="1" r:id="rIdzii68w_qmufa1yuwwgwvc">
               <w:r>
                 <w:rPr>
                   <w:rFonts w:ascii="Arial" w:cs="Arial" w:eastAsia="Arial" w:hAnsi="Arial"/>
@@ -18972,6 +19367,7 @@
           </w:tcPr>
           <w:p>
             <w:pPr>
+              <w:keepNext w:val="false"/>
               <w:spacing w:after="40" w:before="0"/>
               <w:jc w:val="left"/>
             </w:pPr>
@@ -19004,6 +19400,7 @@
           </w:tcPr>
           <w:p>
             <w:pPr>
+              <w:keepNext w:val="false"/>
               <w:spacing w:after="40" w:before="0"/>
               <w:jc w:val="left"/>
             </w:pPr>
@@ -19036,6 +19433,7 @@
           </w:tcPr>
           <w:p>
             <w:pPr>
+              <w:keepNext w:val="false"/>
               <w:spacing w:after="40" w:before="0"/>
               <w:jc w:val="left"/>
             </w:pPr>
@@ -19068,6 +19466,7 @@
           </w:tcPr>
           <w:p>
             <w:pPr>
+              <w:keepNext w:val="false"/>
               <w:spacing w:after="40" w:before="0"/>
               <w:jc w:val="left"/>
             </w:pPr>
@@ -19102,6 +19501,7 @@
           </w:tcPr>
           <w:p>
             <w:pPr>
+              <w:keepNext w:val="false"/>
               <w:spacing w:after="40" w:before="0"/>
               <w:jc w:val="left"/>
             </w:pPr>
@@ -19139,7 +19539,7 @@
             <w:pPr>
               <w:spacing w:after="20" w:before="0"/>
             </w:pPr>
-            <w:hyperlink w:history="1" r:id="rIdpjavimre9kzhocauwf2mj">
+            <w:hyperlink w:history="1" r:id="rIdmnzmcv9rt__ipibokquqf">
               <w:r>
                 <w:rPr>
                   <w:rFonts w:ascii="Arial" w:cs="Arial" w:eastAsia="Arial" w:hAnsi="Arial"/>
@@ -19188,7 +19588,7 @@
               <w:spacing w:after="10" w:before="0"/>
               <w:ind w:left="120"/>
             </w:pPr>
-            <w:hyperlink w:history="1" r:id="rIdy225izshr6vbpsdlitu0h">
+            <w:hyperlink w:history="1" r:id="rIdsgbz03ditrts8wabfimfz">
               <w:r>
                 <w:rPr>
                   <w:rFonts w:ascii="Arial" w:cs="Arial" w:eastAsia="Arial" w:hAnsi="Arial"/>
@@ -19233,7 +19633,7 @@
             <w:pPr>
               <w:spacing w:after="20" w:before="0"/>
             </w:pPr>
-            <w:hyperlink w:history="1" r:id="rIdnwnnjcvrmfuoqnmmpvcq0">
+            <w:hyperlink w:history="1" r:id="rIdfpfbknbegqwgj5eylf2u-">
               <w:r>
                 <w:rPr>
                   <w:rFonts w:ascii="Arial" w:cs="Arial" w:eastAsia="Arial" w:hAnsi="Arial"/>
@@ -19266,7 +19666,7 @@
               <w:spacing w:after="10" w:before="0"/>
               <w:ind w:left="120"/>
             </w:pPr>
-            <w:hyperlink w:history="1" r:id="rIdijvhbm-ka8xh58dsknqis">
+            <w:hyperlink w:history="1" r:id="rIdzz3jkgscxeizs_neq7jxv">
               <w:r>
                 <w:rPr>
                   <w:rFonts w:ascii="Arial" w:cs="Arial" w:eastAsia="Arial" w:hAnsi="Arial"/>
@@ -19294,6 +19694,7 @@
           </w:tcPr>
           <w:p>
             <w:pPr>
+              <w:keepNext w:val="false"/>
               <w:spacing w:after="40" w:before="0"/>
               <w:jc w:val="left"/>
             </w:pPr>
@@ -19326,6 +19727,7 @@
           </w:tcPr>
           <w:p>
             <w:pPr>
+              <w:keepNext w:val="false"/>
               <w:spacing w:after="40" w:before="0"/>
               <w:jc w:val="left"/>
             </w:pPr>
@@ -19358,6 +19760,7 @@
           </w:tcPr>
           <w:p>
             <w:pPr>
+              <w:keepNext w:val="false"/>
               <w:spacing w:after="40" w:before="0"/>
               <w:jc w:val="left"/>
             </w:pPr>
@@ -19390,6 +19793,7 @@
           </w:tcPr>
           <w:p>
             <w:pPr>
+              <w:keepNext w:val="false"/>
               <w:spacing w:after="40" w:before="0"/>
               <w:jc w:val="left"/>
             </w:pPr>
@@ -19424,6 +19828,7 @@
           </w:tcPr>
           <w:p>
             <w:pPr>
+              <w:keepNext w:val="false"/>
               <w:spacing w:after="40" w:before="0"/>
               <w:jc w:val="left"/>
             </w:pPr>
@@ -19461,7 +19866,7 @@
             <w:pPr>
               <w:spacing w:after="20" w:before="0"/>
             </w:pPr>
-            <w:hyperlink w:history="1" r:id="rIdygcgbe4g4wny-wkxbr3jg">
+            <w:hyperlink w:history="1" r:id="rIdkdbwtiuvwa1dcnmi7pjn5">
               <w:r>
                 <w:rPr>
                   <w:rFonts w:ascii="Arial" w:cs="Arial" w:eastAsia="Arial" w:hAnsi="Arial"/>
@@ -19510,7 +19915,7 @@
               <w:spacing w:after="10" w:before="0"/>
               <w:ind w:left="120"/>
             </w:pPr>
-            <w:hyperlink w:history="1" r:id="rIdxw5wjd-ummwlvoaethd6w">
+            <w:hyperlink w:history="1" r:id="rId1vfvyepyk5bhy-a7xz0to">
               <w:r>
                 <w:rPr>
                   <w:rFonts w:ascii="Arial" w:cs="Arial" w:eastAsia="Arial" w:hAnsi="Arial"/>
@@ -19555,7 +19960,7 @@
             <w:pPr>
               <w:spacing w:after="20" w:before="0"/>
             </w:pPr>
-            <w:hyperlink w:history="1" r:id="rIdbgcw_s_zmbynsdttq8udq">
+            <w:hyperlink w:history="1" r:id="rIdfekn08u6igip3w1teyamx">
               <w:r>
                 <w:rPr>
                   <w:rFonts w:ascii="Arial" w:cs="Arial" w:eastAsia="Arial" w:hAnsi="Arial"/>
@@ -19588,7 +19993,7 @@
               <w:spacing w:after="10" w:before="0"/>
               <w:ind w:left="120"/>
             </w:pPr>
-            <w:hyperlink w:history="1" r:id="rIdhhhpwf_zrtjh0knefuapi">
+            <w:hyperlink w:history="1" r:id="rIdzfdscawwfzq1vaudayplg">
               <w:r>
                 <w:rPr>
                   <w:rFonts w:ascii="Arial" w:cs="Arial" w:eastAsia="Arial" w:hAnsi="Arial"/>
@@ -19616,6 +20021,7 @@
           </w:tcPr>
           <w:p>
             <w:pPr>
+              <w:keepNext w:val="false"/>
               <w:spacing w:after="40" w:before="0"/>
               <w:jc w:val="left"/>
             </w:pPr>
@@ -19648,6 +20054,7 @@
           </w:tcPr>
           <w:p>
             <w:pPr>
+              <w:keepNext w:val="false"/>
               <w:spacing w:after="40" w:before="0"/>
               <w:jc w:val="left"/>
             </w:pPr>
@@ -19680,6 +20087,7 @@
           </w:tcPr>
           <w:p>
             <w:pPr>
+              <w:keepNext w:val="false"/>
               <w:spacing w:after="40" w:before="0"/>
               <w:jc w:val="left"/>
             </w:pPr>
@@ -19712,6 +20120,7 @@
           </w:tcPr>
           <w:p>
             <w:pPr>
+              <w:keepNext w:val="false"/>
               <w:spacing w:after="40" w:before="0"/>
               <w:jc w:val="left"/>
             </w:pPr>
@@ -19771,6 +20180,7 @@
           </w:tcPr>
           <w:p>
             <w:pPr>
+              <w:keepNext w:val="false"/>
               <w:spacing w:after="40" w:before="0"/>
               <w:jc w:val="center"/>
             </w:pPr>
@@ -19805,6 +20215,7 @@
           </w:tcPr>
           <w:p>
             <w:pPr>
+              <w:keepNext w:val="false"/>
               <w:spacing w:after="40" w:before="0"/>
               <w:jc w:val="left"/>
             </w:pPr>
@@ -19866,6 +20277,7 @@
           </w:tcPr>
           <w:p>
             <w:pPr>
+              <w:keepNext w:val="false"/>
               <w:spacing w:after="40" w:before="0"/>
               <w:jc w:val="center"/>
             </w:pPr>
@@ -19900,6 +20312,7 @@
           </w:tcPr>
           <w:p>
             <w:pPr>
+              <w:keepNext w:val="false"/>
               <w:spacing w:after="40" w:before="0"/>
               <w:jc w:val="left"/>
             </w:pPr>
@@ -19932,6 +20345,7 @@
           </w:tcPr>
           <w:p>
             <w:pPr>
+              <w:keepNext w:val="false"/>
               <w:spacing w:after="40" w:before="0"/>
               <w:jc w:val="left"/>
             </w:pPr>
@@ -19966,6 +20380,7 @@
           </w:tcPr>
           <w:p>
             <w:pPr>
+              <w:keepNext w:val="false"/>
               <w:spacing w:after="40" w:before="0"/>
               <w:jc w:val="left"/>
             </w:pPr>
@@ -19998,6 +20413,7 @@
           </w:tcPr>
           <w:p>
             <w:pPr>
+              <w:keepNext w:val="false"/>
               <w:spacing w:after="40" w:before="0"/>
               <w:jc w:val="left"/>
             </w:pPr>
@@ -20032,6 +20448,7 @@
           </w:tcPr>
           <w:p>
             <w:pPr>
+              <w:keepNext w:val="false"/>
               <w:spacing w:after="40" w:before="0"/>
               <w:jc w:val="left"/>
             </w:pPr>
@@ -20064,6 +20481,7 @@
           </w:tcPr>
           <w:p>
             <w:pPr>
+              <w:keepNext w:val="false"/>
               <w:spacing w:after="40" w:before="0"/>
               <w:jc w:val="left"/>
             </w:pPr>
@@ -20100,7 +20518,7 @@
         </w:rPr>
         <w:t xml:space="preserve">© 2026 SeaVuria and ARES. Aligned with KICD objectives. Developed by SeaVuria; technical implementation by ARES (with AI assistance from Claude). Licensed under </w:t>
       </w:r>
-      <w:hyperlink w:history="1" r:id="rIdp4vbwk0iuqmzmldl5h-fc">
+      <w:hyperlink w:history="1" r:id="rId1ds1t-mbpjbdd1qke1kmi">
         <w:r>
           <w:rPr>
             <w:rFonts w:ascii="Arial" w:cs="Arial" w:eastAsia="Arial" w:hAnsi="Arial"/>
@@ -20121,7 +20539,7 @@
         </w:rPr>
         <w:t xml:space="preserve"> (</w:t>
       </w:r>
-      <w:hyperlink w:history="1" r:id="rIdhmjjytrf9-u3hiuewi_w_">
+      <w:hyperlink w:history="1" r:id="rIdzsbd3kocveezg_ns1t-cz">
         <w:r>
           <w:rPr>
             <w:rFonts w:ascii="Arial" w:cs="Arial" w:eastAsia="Arial" w:hAnsi="Arial"/>
@@ -20181,6 +20599,7 @@
           </w:tcPr>
           <w:p>
             <w:pPr>
+              <w:keepNext w:val="false"/>
               <w:spacing w:after="40" w:before="0"/>
               <w:jc w:val="center"/>
             </w:pPr>
@@ -20216,6 +20635,7 @@
           </w:tcPr>
           <w:p>
             <w:pPr>
+              <w:keepNext w:val="false"/>
               <w:spacing w:after="40" w:before="0"/>
               <w:jc w:val="center"/>
             </w:pPr>
@@ -20250,6 +20670,7 @@
           </w:tcPr>
           <w:p>
             <w:pPr>
+              <w:keepNext w:val="false"/>
               <w:spacing w:after="40" w:before="0"/>
               <w:jc w:val="left"/>
             </w:pPr>
@@ -20282,6 +20703,7 @@
           </w:tcPr>
           <w:p>
             <w:pPr>
+              <w:keepNext w:val="false"/>
               <w:spacing w:after="40" w:before="0"/>
               <w:jc w:val="left"/>
             </w:pPr>
@@ -20316,6 +20738,7 @@
           </w:tcPr>
           <w:p>
             <w:pPr>
+              <w:keepNext w:val="false"/>
               <w:spacing w:after="40" w:before="0"/>
               <w:jc w:val="left"/>
             </w:pPr>
@@ -20348,6 +20771,7 @@
           </w:tcPr>
           <w:p>
             <w:pPr>
+              <w:keepNext w:val="false"/>
               <w:spacing w:after="40" w:before="0"/>
               <w:jc w:val="left"/>
             </w:pPr>
@@ -20382,6 +20806,7 @@
           </w:tcPr>
           <w:p>
             <w:pPr>
+              <w:keepNext w:val="false"/>
               <w:spacing w:after="40" w:before="0"/>
               <w:jc w:val="left"/>
             </w:pPr>
@@ -20414,6 +20839,7 @@
           </w:tcPr>
           <w:p>
             <w:pPr>
+              <w:keepNext w:val="false"/>
               <w:spacing w:after="40" w:before="0"/>
               <w:jc w:val="left"/>
             </w:pPr>
@@ -20448,6 +20874,7 @@
           </w:tcPr>
           <w:p>
             <w:pPr>
+              <w:keepNext w:val="false"/>
               <w:spacing w:after="40" w:before="0"/>
               <w:jc w:val="left"/>
             </w:pPr>
@@ -20480,6 +20907,7 @@
           </w:tcPr>
           <w:p>
             <w:pPr>
+              <w:keepNext w:val="false"/>
               <w:spacing w:after="40" w:before="0"/>
               <w:jc w:val="left"/>
             </w:pPr>
@@ -20514,6 +20942,7 @@
           </w:tcPr>
           <w:p>
             <w:pPr>
+              <w:keepNext w:val="false"/>
               <w:spacing w:after="40" w:before="0"/>
               <w:jc w:val="left"/>
             </w:pPr>
@@ -20546,6 +20975,7 @@
           </w:tcPr>
           <w:p>
             <w:pPr>
+              <w:keepNext w:val="false"/>
               <w:spacing w:after="40" w:before="0"/>
               <w:jc w:val="left"/>
             </w:pPr>
@@ -20580,6 +21010,7 @@
           </w:tcPr>
           <w:p>
             <w:pPr>
+              <w:keepNext w:val="false"/>
               <w:spacing w:after="40" w:before="0"/>
               <w:jc w:val="left"/>
             </w:pPr>
@@ -20612,6 +21043,7 @@
           </w:tcPr>
           <w:p>
             <w:pPr>
+              <w:keepNext w:val="false"/>
               <w:spacing w:after="40" w:before="0"/>
               <w:jc w:val="left"/>
             </w:pPr>
@@ -20646,6 +21078,7 @@
           </w:tcPr>
           <w:p>
             <w:pPr>
+              <w:keepNext w:val="false"/>
               <w:spacing w:after="40" w:before="0"/>
               <w:jc w:val="left"/>
             </w:pPr>
@@ -20678,6 +21111,7 @@
           </w:tcPr>
           <w:p>
             <w:pPr>
+              <w:keepNext w:val="false"/>
               <w:spacing w:after="40" w:before="0"/>
               <w:jc w:val="left"/>
             </w:pPr>
@@ -20712,6 +21146,7 @@
           </w:tcPr>
           <w:p>
             <w:pPr>
+              <w:keepNext w:val="false"/>
               <w:spacing w:after="40" w:before="0"/>
               <w:jc w:val="left"/>
             </w:pPr>
@@ -20744,6 +21179,7 @@
           </w:tcPr>
           <w:p>
             <w:pPr>
+              <w:keepNext w:val="false"/>
               <w:spacing w:after="40" w:before="0"/>
               <w:jc w:val="left"/>
             </w:pPr>
@@ -20803,6 +21239,7 @@
           </w:tcPr>
           <w:p>
             <w:pPr>
+              <w:keepNext w:val="false"/>
               <w:spacing w:after="40" w:before="0"/>
               <w:jc w:val="center"/>
             </w:pPr>
@@ -20837,6 +21274,7 @@
           </w:tcPr>
           <w:p>
             <w:pPr>
+              <w:keepNext w:val="false"/>
               <w:spacing w:after="40" w:before="0"/>
               <w:jc w:val="left"/>
             </w:pPr>
@@ -20901,6 +21339,7 @@
           </w:tcPr>
           <w:p>
             <w:pPr>
+              <w:keepNext w:val="false"/>
               <w:spacing w:after="40" w:before="0"/>
               <w:jc w:val="center"/>
             </w:pPr>
@@ -20935,6 +21374,7 @@
           </w:tcPr>
           <w:p>
             <w:pPr>
+              <w:keepNext w:val="false"/>
               <w:spacing w:after="40" w:before="0"/>
               <w:jc w:val="left"/>
             </w:pPr>
@@ -20967,6 +21407,7 @@
           </w:tcPr>
           <w:p>
             <w:pPr>
+              <w:keepNext w:val="false"/>
               <w:spacing w:after="40" w:before="0"/>
               <w:jc w:val="left"/>
             </w:pPr>
@@ -20999,6 +21440,7 @@
           </w:tcPr>
           <w:p>
             <w:pPr>
+              <w:keepNext w:val="false"/>
               <w:spacing w:after="40" w:before="0"/>
               <w:jc w:val="left"/>
             </w:pPr>
@@ -21031,6 +21473,7 @@
           </w:tcPr>
           <w:p>
             <w:pPr>
+              <w:keepNext w:val="false"/>
               <w:spacing w:after="40" w:before="0"/>
               <w:jc w:val="left"/>
             </w:pPr>
@@ -21063,6 +21506,7 @@
           </w:tcPr>
           <w:p>
             <w:pPr>
+              <w:keepNext w:val="false"/>
               <w:spacing w:after="40" w:before="0"/>
               <w:jc w:val="left"/>
             </w:pPr>
@@ -21097,6 +21541,7 @@
           </w:tcPr>
           <w:p>
             <w:pPr>
+              <w:keepNext w:val="false"/>
               <w:spacing w:after="40" w:before="0"/>
               <w:jc w:val="left"/>
             </w:pPr>
@@ -21134,7 +21579,7 @@
             <w:pPr>
               <w:spacing w:after="20" w:before="0"/>
             </w:pPr>
-            <w:hyperlink w:history="1" r:id="rIdqgac6u9crsmcgkehkpev2">
+            <w:hyperlink w:history="1" r:id="rId4ro9cu9nuy5hi1-qzwu5o">
               <w:r>
                 <w:rPr>
                   <w:rFonts w:ascii="Arial" w:cs="Arial" w:eastAsia="Arial" w:hAnsi="Arial"/>
@@ -21167,7 +21612,7 @@
               <w:spacing w:after="10" w:before="0"/>
               <w:ind w:left="120"/>
             </w:pPr>
-            <w:hyperlink w:history="1" r:id="rId1u7p-glpntt2z0gojilsv">
+            <w:hyperlink w:history="1" r:id="rIdiqdh9qlprkqlthhp9y7zv">
               <w:r>
                 <w:rPr>
                   <w:rFonts w:ascii="Arial" w:cs="Arial" w:eastAsia="Arial" w:hAnsi="Arial"/>
@@ -21212,7 +21657,7 @@
             <w:pPr>
               <w:spacing w:after="20" w:before="0"/>
             </w:pPr>
-            <w:hyperlink w:history="1" r:id="rIdpfbeygbwgslfikyyxq_qu">
+            <w:hyperlink w:history="1" r:id="rIdyzvweidvwlk3ddr7bicr8">
               <w:r>
                 <w:rPr>
                   <w:rFonts w:ascii="Arial" w:cs="Arial" w:eastAsia="Arial" w:hAnsi="Arial"/>
@@ -21261,7 +21706,7 @@
               <w:spacing w:after="10" w:before="0"/>
               <w:ind w:left="120"/>
             </w:pPr>
-            <w:hyperlink w:history="1" r:id="rIdnfp4euhqjl8cv6-j0lzv7">
+            <w:hyperlink w:history="1" r:id="rIdldls-oeacooabcn1viy9z">
               <w:r>
                 <w:rPr>
                   <w:rFonts w:ascii="Arial" w:cs="Arial" w:eastAsia="Arial" w:hAnsi="Arial"/>
@@ -21289,6 +21734,7 @@
           </w:tcPr>
           <w:p>
             <w:pPr>
+              <w:keepNext w:val="false"/>
               <w:spacing w:after="40" w:before="0"/>
               <w:jc w:val="left"/>
             </w:pPr>
@@ -21321,6 +21767,7 @@
           </w:tcPr>
           <w:p>
             <w:pPr>
+              <w:keepNext w:val="false"/>
               <w:spacing w:after="40" w:before="0"/>
               <w:jc w:val="left"/>
             </w:pPr>
@@ -21353,6 +21800,7 @@
           </w:tcPr>
           <w:p>
             <w:pPr>
+              <w:keepNext w:val="false"/>
               <w:spacing w:after="40" w:before="0"/>
               <w:jc w:val="left"/>
             </w:pPr>
@@ -21385,6 +21833,7 @@
           </w:tcPr>
           <w:p>
             <w:pPr>
+              <w:keepNext w:val="false"/>
               <w:spacing w:after="40" w:before="0"/>
               <w:jc w:val="left"/>
             </w:pPr>
@@ -21419,6 +21868,7 @@
           </w:tcPr>
           <w:p>
             <w:pPr>
+              <w:keepNext w:val="false"/>
               <w:spacing w:after="40" w:before="0"/>
               <w:jc w:val="left"/>
             </w:pPr>
@@ -21456,7 +21906,7 @@
             <w:pPr>
               <w:spacing w:after="20" w:before="0"/>
             </w:pPr>
-            <w:hyperlink w:history="1" r:id="rIdi4fg1bxzsbxpefgh6pubg">
+            <w:hyperlink w:history="1" r:id="rIdvpujmx1vwqysplcxuybdt">
               <w:r>
                 <w:rPr>
                   <w:rFonts w:ascii="Arial" w:cs="Arial" w:eastAsia="Arial" w:hAnsi="Arial"/>
@@ -21489,7 +21939,7 @@
               <w:spacing w:after="10" w:before="0"/>
               <w:ind w:left="120"/>
             </w:pPr>
-            <w:hyperlink w:history="1" r:id="rIdyhuwgw4beajdk7ojmxpo7">
+            <w:hyperlink w:history="1" r:id="rIdbc4ljilg_eaet2zqzugrg">
               <w:r>
                 <w:rPr>
                   <w:rFonts w:ascii="Arial" w:cs="Arial" w:eastAsia="Arial" w:hAnsi="Arial"/>
@@ -21534,7 +21984,7 @@
             <w:pPr>
               <w:spacing w:after="20" w:before="0"/>
             </w:pPr>
-            <w:hyperlink w:history="1" r:id="rIduzpgnox8tqpqs1emq65wh">
+            <w:hyperlink w:history="1" r:id="rIddc-je7zup2nfdlwvn0a5d">
               <w:r>
                 <w:rPr>
                   <w:rFonts w:ascii="Arial" w:cs="Arial" w:eastAsia="Arial" w:hAnsi="Arial"/>
@@ -21583,7 +22033,7 @@
               <w:spacing w:after="10" w:before="0"/>
               <w:ind w:left="120"/>
             </w:pPr>
-            <w:hyperlink w:history="1" r:id="rIdf92mvpy7q-uw-mek5t-0r">
+            <w:hyperlink w:history="1" r:id="rIdcq9bea-elkvfq10z5_a9-">
               <w:r>
                 <w:rPr>
                   <w:rFonts w:ascii="Arial" w:cs="Arial" w:eastAsia="Arial" w:hAnsi="Arial"/>
@@ -21611,6 +22061,7 @@
           </w:tcPr>
           <w:p>
             <w:pPr>
+              <w:keepNext w:val="false"/>
               <w:spacing w:after="40" w:before="0"/>
               <w:jc w:val="left"/>
             </w:pPr>
@@ -21643,6 +22094,7 @@
           </w:tcPr>
           <w:p>
             <w:pPr>
+              <w:keepNext w:val="false"/>
               <w:spacing w:after="40" w:before="0"/>
               <w:jc w:val="left"/>
             </w:pPr>
@@ -21675,6 +22127,7 @@
           </w:tcPr>
           <w:p>
             <w:pPr>
+              <w:keepNext w:val="false"/>
               <w:spacing w:after="40" w:before="0"/>
               <w:jc w:val="left"/>
             </w:pPr>
@@ -21707,6 +22160,7 @@
           </w:tcPr>
           <w:p>
             <w:pPr>
+              <w:keepNext w:val="false"/>
               <w:spacing w:after="40" w:before="0"/>
               <w:jc w:val="left"/>
             </w:pPr>
@@ -21741,6 +22195,7 @@
           </w:tcPr>
           <w:p>
             <w:pPr>
+              <w:keepNext w:val="false"/>
               <w:spacing w:after="40" w:before="0"/>
               <w:jc w:val="left"/>
             </w:pPr>
@@ -21778,7 +22233,7 @@
             <w:pPr>
               <w:spacing w:after="20" w:before="0"/>
             </w:pPr>
-            <w:hyperlink w:history="1" r:id="rIdluuz4umjz_nyoawcpbybb">
+            <w:hyperlink w:history="1" r:id="rIdj1sasbycti9ujlszpugrd">
               <w:r>
                 <w:rPr>
                   <w:rFonts w:ascii="Arial" w:cs="Arial" w:eastAsia="Arial" w:hAnsi="Arial"/>
@@ -21811,7 +22266,7 @@
               <w:spacing w:after="10" w:before="0"/>
               <w:ind w:left="120"/>
             </w:pPr>
-            <w:hyperlink w:history="1" r:id="rIdsczzju3ps8qcibefvah9u">
+            <w:hyperlink w:history="1" r:id="rIdarbxmligub-lfiqi8_-vr">
               <w:r>
                 <w:rPr>
                   <w:rFonts w:ascii="Arial" w:cs="Arial" w:eastAsia="Arial" w:hAnsi="Arial"/>
@@ -21856,7 +22311,7 @@
             <w:pPr>
               <w:spacing w:after="20" w:before="0"/>
             </w:pPr>
-            <w:hyperlink w:history="1" r:id="rIdsjru0ipk9ues45k-xolq9">
+            <w:hyperlink w:history="1" r:id="rId1be44ny13emba_eb7mtyq">
               <w:r>
                 <w:rPr>
                   <w:rFonts w:ascii="Arial" w:cs="Arial" w:eastAsia="Arial" w:hAnsi="Arial"/>
@@ -21905,7 +22360,7 @@
               <w:spacing w:after="10" w:before="0"/>
               <w:ind w:left="120"/>
             </w:pPr>
-            <w:hyperlink w:history="1" r:id="rIdlxkmbgzuf_fsclnwx-4t1">
+            <w:hyperlink w:history="1" r:id="rIdnvj5iwehpdnpdb4sgczrk">
               <w:r>
                 <w:rPr>
                   <w:rFonts w:ascii="Arial" w:cs="Arial" w:eastAsia="Arial" w:hAnsi="Arial"/>
@@ -21933,6 +22388,7 @@
           </w:tcPr>
           <w:p>
             <w:pPr>
+              <w:keepNext w:val="false"/>
               <w:spacing w:after="40" w:before="0"/>
               <w:jc w:val="left"/>
             </w:pPr>
@@ -21965,6 +22421,7 @@
           </w:tcPr>
           <w:p>
             <w:pPr>
+              <w:keepNext w:val="false"/>
               <w:spacing w:after="40" w:before="0"/>
               <w:jc w:val="left"/>
             </w:pPr>
@@ -21997,6 +22454,7 @@
           </w:tcPr>
           <w:p>
             <w:pPr>
+              <w:keepNext w:val="false"/>
               <w:spacing w:after="40" w:before="0"/>
               <w:jc w:val="left"/>
             </w:pPr>
@@ -22029,6 +22487,7 @@
           </w:tcPr>
           <w:p>
             <w:pPr>
+              <w:keepNext w:val="false"/>
               <w:spacing w:after="40" w:before="0"/>
               <w:jc w:val="left"/>
             </w:pPr>
@@ -22063,6 +22522,7 @@
           </w:tcPr>
           <w:p>
             <w:pPr>
+              <w:keepNext w:val="false"/>
               <w:spacing w:after="40" w:before="0"/>
               <w:jc w:val="left"/>
             </w:pPr>
@@ -22100,7 +22560,7 @@
             <w:pPr>
               <w:spacing w:after="20" w:before="0"/>
             </w:pPr>
-            <w:hyperlink w:history="1" r:id="rIdrqgrfdy_ts556ctvxwrsh">
+            <w:hyperlink w:history="1" r:id="rId8uiz2uyugsnzy1igq7mp8">
               <w:r>
                 <w:rPr>
                   <w:rFonts w:ascii="Arial" w:cs="Arial" w:eastAsia="Arial" w:hAnsi="Arial"/>
@@ -22133,7 +22593,7 @@
               <w:spacing w:after="10" w:before="0"/>
               <w:ind w:left="120"/>
             </w:pPr>
-            <w:hyperlink w:history="1" r:id="rIdo73adhwxx6ilcpxnarwlg">
+            <w:hyperlink w:history="1" r:id="rIdt4iwaqjnfcxy0znsifmhx">
               <w:r>
                 <w:rPr>
                   <w:rFonts w:ascii="Arial" w:cs="Arial" w:eastAsia="Arial" w:hAnsi="Arial"/>
@@ -22178,7 +22638,7 @@
             <w:pPr>
               <w:spacing w:after="20" w:before="0"/>
             </w:pPr>
-            <w:hyperlink w:history="1" r:id="rIdg8n88jmf8jkqitoxdrc8q">
+            <w:hyperlink w:history="1" r:id="rIdnt5fhvrntqzqbgwfv4fqy">
               <w:r>
                 <w:rPr>
                   <w:rFonts w:ascii="Arial" w:cs="Arial" w:eastAsia="Arial" w:hAnsi="Arial"/>
@@ -22227,7 +22687,7 @@
               <w:spacing w:after="10" w:before="0"/>
               <w:ind w:left="120"/>
             </w:pPr>
-            <w:hyperlink w:history="1" r:id="rIdcrh-si6ybmsa9c7kyaifd">
+            <w:hyperlink w:history="1" r:id="rIdjirvf-vjtioy3hobminur">
               <w:r>
                 <w:rPr>
                   <w:rFonts w:ascii="Arial" w:cs="Arial" w:eastAsia="Arial" w:hAnsi="Arial"/>
@@ -22255,6 +22715,7 @@
           </w:tcPr>
           <w:p>
             <w:pPr>
+              <w:keepNext w:val="false"/>
               <w:spacing w:after="40" w:before="0"/>
               <w:jc w:val="left"/>
             </w:pPr>
@@ -22287,6 +22748,7 @@
           </w:tcPr>
           <w:p>
             <w:pPr>
+              <w:keepNext w:val="false"/>
               <w:spacing w:after="40" w:before="0"/>
               <w:jc w:val="left"/>
             </w:pPr>
@@ -22319,6 +22781,7 @@
           </w:tcPr>
           <w:p>
             <w:pPr>
+              <w:keepNext w:val="false"/>
               <w:spacing w:after="40" w:before="0"/>
               <w:jc w:val="left"/>
             </w:pPr>
@@ -22351,6 +22814,7 @@
           </w:tcPr>
           <w:p>
             <w:pPr>
+              <w:keepNext w:val="false"/>
               <w:spacing w:after="40" w:before="0"/>
               <w:jc w:val="left"/>
             </w:pPr>
@@ -22385,6 +22849,7 @@
           </w:tcPr>
           <w:p>
             <w:pPr>
+              <w:keepNext w:val="false"/>
               <w:spacing w:after="40" w:before="0"/>
               <w:jc w:val="left"/>
             </w:pPr>
@@ -22422,7 +22887,7 @@
             <w:pPr>
               <w:spacing w:after="20" w:before="0"/>
             </w:pPr>
-            <w:hyperlink w:history="1" r:id="rIdl-yn9twugcxkrjt9bppkz">
+            <w:hyperlink w:history="1" r:id="rIdgzi230kxyv3w5fvk8ohqj">
               <w:r>
                 <w:rPr>
                   <w:rFonts w:ascii="Arial" w:cs="Arial" w:eastAsia="Arial" w:hAnsi="Arial"/>
@@ -22471,7 +22936,7 @@
               <w:spacing w:after="10" w:before="0"/>
               <w:ind w:left="120"/>
             </w:pPr>
-            <w:hyperlink w:history="1" r:id="rId7psjqqmbf3hanq63qlqht">
+            <w:hyperlink w:history="1" r:id="rIdqhhg1fik9xtdpjhts4mda">
               <w:r>
                 <w:rPr>
                   <w:rFonts w:ascii="Arial" w:cs="Arial" w:eastAsia="Arial" w:hAnsi="Arial"/>
@@ -22516,7 +22981,7 @@
             <w:pPr>
               <w:spacing w:after="20" w:before="0"/>
             </w:pPr>
-            <w:hyperlink w:history="1" r:id="rIdxqdq428id7gbc3bhn5v12">
+            <w:hyperlink w:history="1" r:id="rIdzwzmbo1ucdiasrnayrteh">
               <w:r>
                 <w:rPr>
                   <w:rFonts w:ascii="Arial" w:cs="Arial" w:eastAsia="Arial" w:hAnsi="Arial"/>
@@ -22565,7 +23030,7 @@
               <w:spacing w:after="10" w:before="0"/>
               <w:ind w:left="120"/>
             </w:pPr>
-            <w:hyperlink w:history="1" r:id="rIdnjrbj0b-py4bqf4_elmgi">
+            <w:hyperlink w:history="1" r:id="rIdqeadzgicfljiownq4d77_">
               <w:r>
                 <w:rPr>
                   <w:rFonts w:ascii="Arial" w:cs="Arial" w:eastAsia="Arial" w:hAnsi="Arial"/>
@@ -22593,6 +23058,7 @@
           </w:tcPr>
           <w:p>
             <w:pPr>
+              <w:keepNext w:val="false"/>
               <w:spacing w:after="40" w:before="0"/>
               <w:jc w:val="left"/>
             </w:pPr>
@@ -22625,6 +23091,7 @@
           </w:tcPr>
           <w:p>
             <w:pPr>
+              <w:keepNext w:val="false"/>
               <w:spacing w:after="40" w:before="0"/>
               <w:jc w:val="left"/>
             </w:pPr>
@@ -22657,6 +23124,7 @@
           </w:tcPr>
           <w:p>
             <w:pPr>
+              <w:keepNext w:val="false"/>
               <w:spacing w:after="40" w:before="0"/>
               <w:jc w:val="left"/>
             </w:pPr>
@@ -22689,6 +23157,7 @@
           </w:tcPr>
           <w:p>
             <w:pPr>
+              <w:keepNext w:val="false"/>
               <w:spacing w:after="40" w:before="0"/>
               <w:jc w:val="left"/>
             </w:pPr>
@@ -22748,6 +23217,7 @@
           </w:tcPr>
           <w:p>
             <w:pPr>
+              <w:keepNext w:val="false"/>
               <w:spacing w:after="40" w:before="0"/>
               <w:jc w:val="center"/>
             </w:pPr>
@@ -22782,6 +23252,7 @@
           </w:tcPr>
           <w:p>
             <w:pPr>
+              <w:keepNext w:val="false"/>
               <w:spacing w:after="40" w:before="0"/>
               <w:jc w:val="left"/>
             </w:pPr>
@@ -22843,6 +23314,7 @@
           </w:tcPr>
           <w:p>
             <w:pPr>
+              <w:keepNext w:val="false"/>
               <w:spacing w:after="40" w:before="0"/>
               <w:jc w:val="center"/>
             </w:pPr>
@@ -22877,6 +23349,7 @@
           </w:tcPr>
           <w:p>
             <w:pPr>
+              <w:keepNext w:val="false"/>
               <w:spacing w:after="40" w:before="0"/>
               <w:jc w:val="left"/>
             </w:pPr>
@@ -22909,6 +23382,7 @@
           </w:tcPr>
           <w:p>
             <w:pPr>
+              <w:keepNext w:val="false"/>
               <w:spacing w:after="40" w:before="0"/>
               <w:jc w:val="left"/>
             </w:pPr>
@@ -22943,6 +23417,7 @@
           </w:tcPr>
           <w:p>
             <w:pPr>
+              <w:keepNext w:val="false"/>
               <w:spacing w:after="40" w:before="0"/>
               <w:jc w:val="left"/>
             </w:pPr>
@@ -22975,6 +23450,7 @@
           </w:tcPr>
           <w:p>
             <w:pPr>
+              <w:keepNext w:val="false"/>
               <w:spacing w:after="40" w:before="0"/>
               <w:jc w:val="left"/>
             </w:pPr>
@@ -23009,6 +23485,7 @@
           </w:tcPr>
           <w:p>
             <w:pPr>
+              <w:keepNext w:val="false"/>
               <w:spacing w:after="40" w:before="0"/>
               <w:jc w:val="left"/>
             </w:pPr>
@@ -23041,6 +23518,7 @@
           </w:tcPr>
           <w:p>
             <w:pPr>
+              <w:keepNext w:val="false"/>
               <w:spacing w:after="40" w:before="0"/>
               <w:jc w:val="left"/>
             </w:pPr>
@@ -23077,7 +23555,7 @@
         </w:rPr>
         <w:t xml:space="preserve">© 2026 SeaVuria and ARES. Aligned with KICD objectives. Developed by SeaVuria; technical implementation by ARES (with AI assistance from Claude). Licensed under </w:t>
       </w:r>
-      <w:hyperlink w:history="1" r:id="rIdn7kpm1szs6fybzf8zzrse">
+      <w:hyperlink w:history="1" r:id="rIddkw59klyssmvr0whcnl9j">
         <w:r>
           <w:rPr>
             <w:rFonts w:ascii="Arial" w:cs="Arial" w:eastAsia="Arial" w:hAnsi="Arial"/>
@@ -23098,7 +23576,7 @@
         </w:rPr>
         <w:t xml:space="preserve"> (</w:t>
       </w:r>
-      <w:hyperlink w:history="1" r:id="rIdez6okp3rkapqybonyvjwk">
+      <w:hyperlink w:history="1" r:id="rId5ddxtdvr8-t7jhyxyawr7">
         <w:r>
           <w:rPr>
             <w:rFonts w:ascii="Arial" w:cs="Arial" w:eastAsia="Arial" w:hAnsi="Arial"/>
@@ -23158,6 +23636,7 @@
           </w:tcPr>
           <w:p>
             <w:pPr>
+              <w:keepNext w:val="false"/>
               <w:spacing w:after="40" w:before="0"/>
               <w:jc w:val="center"/>
             </w:pPr>
@@ -23193,6 +23672,7 @@
           </w:tcPr>
           <w:p>
             <w:pPr>
+              <w:keepNext w:val="false"/>
               <w:spacing w:after="40" w:before="0"/>
               <w:jc w:val="center"/>
             </w:pPr>
@@ -23227,6 +23707,7 @@
           </w:tcPr>
           <w:p>
             <w:pPr>
+              <w:keepNext w:val="false"/>
               <w:spacing w:after="40" w:before="0"/>
               <w:jc w:val="left"/>
             </w:pPr>
@@ -23259,6 +23740,7 @@
           </w:tcPr>
           <w:p>
             <w:pPr>
+              <w:keepNext w:val="false"/>
               <w:spacing w:after="40" w:before="0"/>
               <w:jc w:val="left"/>
             </w:pPr>
@@ -23293,6 +23775,7 @@
           </w:tcPr>
           <w:p>
             <w:pPr>
+              <w:keepNext w:val="false"/>
               <w:spacing w:after="40" w:before="0"/>
               <w:jc w:val="left"/>
             </w:pPr>
@@ -23325,6 +23808,7 @@
           </w:tcPr>
           <w:p>
             <w:pPr>
+              <w:keepNext w:val="false"/>
               <w:spacing w:after="40" w:before="0"/>
               <w:jc w:val="left"/>
             </w:pPr>
@@ -23359,6 +23843,7 @@
           </w:tcPr>
           <w:p>
             <w:pPr>
+              <w:keepNext w:val="false"/>
               <w:spacing w:after="40" w:before="0"/>
               <w:jc w:val="left"/>
             </w:pPr>
@@ -23391,6 +23876,7 @@
           </w:tcPr>
           <w:p>
             <w:pPr>
+              <w:keepNext w:val="false"/>
               <w:spacing w:after="40" w:before="0"/>
               <w:jc w:val="left"/>
             </w:pPr>
@@ -23425,6 +23911,7 @@
           </w:tcPr>
           <w:p>
             <w:pPr>
+              <w:keepNext w:val="false"/>
               <w:spacing w:after="40" w:before="0"/>
               <w:jc w:val="left"/>
             </w:pPr>
@@ -23457,6 +23944,7 @@
           </w:tcPr>
           <w:p>
             <w:pPr>
+              <w:keepNext w:val="false"/>
               <w:spacing w:after="40" w:before="0"/>
               <w:jc w:val="left"/>
             </w:pPr>
@@ -23491,6 +23979,7 @@
           </w:tcPr>
           <w:p>
             <w:pPr>
+              <w:keepNext w:val="false"/>
               <w:spacing w:after="40" w:before="0"/>
               <w:jc w:val="left"/>
             </w:pPr>
@@ -23523,6 +24012,7 @@
           </w:tcPr>
           <w:p>
             <w:pPr>
+              <w:keepNext w:val="false"/>
               <w:spacing w:after="40" w:before="0"/>
               <w:jc w:val="left"/>
             </w:pPr>
@@ -23557,6 +24047,7 @@
           </w:tcPr>
           <w:p>
             <w:pPr>
+              <w:keepNext w:val="false"/>
               <w:spacing w:after="40" w:before="0"/>
               <w:jc w:val="left"/>
             </w:pPr>
@@ -23589,6 +24080,7 @@
           </w:tcPr>
           <w:p>
             <w:pPr>
+              <w:keepNext w:val="false"/>
               <w:spacing w:after="40" w:before="0"/>
               <w:jc w:val="left"/>
             </w:pPr>
@@ -23623,6 +24115,7 @@
           </w:tcPr>
           <w:p>
             <w:pPr>
+              <w:keepNext w:val="false"/>
               <w:spacing w:after="40" w:before="0"/>
               <w:jc w:val="left"/>
             </w:pPr>
@@ -23655,6 +24148,7 @@
           </w:tcPr>
           <w:p>
             <w:pPr>
+              <w:keepNext w:val="false"/>
               <w:spacing w:after="40" w:before="0"/>
               <w:jc w:val="left"/>
             </w:pPr>
@@ -23689,6 +24183,7 @@
           </w:tcPr>
           <w:p>
             <w:pPr>
+              <w:keepNext w:val="false"/>
               <w:spacing w:after="40" w:before="0"/>
               <w:jc w:val="left"/>
             </w:pPr>
@@ -23721,6 +24216,7 @@
           </w:tcPr>
           <w:p>
             <w:pPr>
+              <w:keepNext w:val="false"/>
               <w:spacing w:after="40" w:before="0"/>
               <w:jc w:val="left"/>
             </w:pPr>
@@ -23780,6 +24276,7 @@
           </w:tcPr>
           <w:p>
             <w:pPr>
+              <w:keepNext w:val="false"/>
               <w:spacing w:after="40" w:before="0"/>
               <w:jc w:val="center"/>
             </w:pPr>
@@ -23814,6 +24311,7 @@
           </w:tcPr>
           <w:p>
             <w:pPr>
+              <w:keepNext w:val="false"/>
               <w:spacing w:after="40" w:before="0"/>
               <w:jc w:val="left"/>
             </w:pPr>
@@ -23878,6 +24376,7 @@
           </w:tcPr>
           <w:p>
             <w:pPr>
+              <w:keepNext w:val="false"/>
               <w:spacing w:after="40" w:before="0"/>
               <w:jc w:val="center"/>
             </w:pPr>
@@ -23912,6 +24411,7 @@
           </w:tcPr>
           <w:p>
             <w:pPr>
+              <w:keepNext w:val="false"/>
               <w:spacing w:after="40" w:before="0"/>
               <w:jc w:val="left"/>
             </w:pPr>
@@ -23944,6 +24444,7 @@
           </w:tcPr>
           <w:p>
             <w:pPr>
+              <w:keepNext w:val="false"/>
               <w:spacing w:after="40" w:before="0"/>
               <w:jc w:val="left"/>
             </w:pPr>
@@ -23976,6 +24477,7 @@
           </w:tcPr>
           <w:p>
             <w:pPr>
+              <w:keepNext w:val="false"/>
               <w:spacing w:after="40" w:before="0"/>
               <w:jc w:val="left"/>
             </w:pPr>
@@ -24008,6 +24510,7 @@
           </w:tcPr>
           <w:p>
             <w:pPr>
+              <w:keepNext w:val="false"/>
               <w:spacing w:after="40" w:before="0"/>
               <w:jc w:val="left"/>
             </w:pPr>
@@ -24040,6 +24543,7 @@
           </w:tcPr>
           <w:p>
             <w:pPr>
+              <w:keepNext w:val="false"/>
               <w:spacing w:after="40" w:before="0"/>
               <w:jc w:val="left"/>
             </w:pPr>
@@ -24074,6 +24578,7 @@
           </w:tcPr>
           <w:p>
             <w:pPr>
+              <w:keepNext w:val="false"/>
               <w:spacing w:after="40" w:before="0"/>
               <w:jc w:val="left"/>
             </w:pPr>
@@ -24111,7 +24616,7 @@
             <w:pPr>
               <w:spacing w:after="20" w:before="0"/>
             </w:pPr>
-            <w:hyperlink w:history="1" r:id="rIdmvic7jonf_alqw2aqmzka">
+            <w:hyperlink w:history="1" r:id="rIdidlm1eqt5fojl0wq0sbdw">
               <w:r>
                 <w:rPr>
                   <w:rFonts w:ascii="Arial" w:cs="Arial" w:eastAsia="Arial" w:hAnsi="Arial"/>
@@ -24144,7 +24649,7 @@
               <w:spacing w:after="10" w:before="0"/>
               <w:ind w:left="120"/>
             </w:pPr>
-            <w:hyperlink w:history="1" r:id="rIdjpdrj_btfjaoyuk3brsfv">
+            <w:hyperlink w:history="1" r:id="rIdt76q-c6w2zzt8iwi4tgd6">
               <w:r>
                 <w:rPr>
                   <w:rFonts w:ascii="Arial" w:cs="Arial" w:eastAsia="Arial" w:hAnsi="Arial"/>
@@ -24189,7 +24694,7 @@
             <w:pPr>
               <w:spacing w:after="20" w:before="0"/>
             </w:pPr>
-            <w:hyperlink w:history="1" r:id="rIdpqyz2zzvxkcizx9epawrp">
+            <w:hyperlink w:history="1" r:id="rIdmwixxeglkmjnainlefrui">
               <w:r>
                 <w:rPr>
                   <w:rFonts w:ascii="Arial" w:cs="Arial" w:eastAsia="Arial" w:hAnsi="Arial"/>
@@ -24222,7 +24727,7 @@
               <w:spacing w:after="10" w:before="0"/>
               <w:ind w:left="120"/>
             </w:pPr>
-            <w:hyperlink w:history="1" r:id="rIdmvfxfrw5iwlun2axd602w">
+            <w:hyperlink w:history="1" r:id="rIdccrwc5bjtnohrklf2iznr">
               <w:r>
                 <w:rPr>
                   <w:rFonts w:ascii="Arial" w:cs="Arial" w:eastAsia="Arial" w:hAnsi="Arial"/>
@@ -24250,6 +24755,7 @@
           </w:tcPr>
           <w:p>
             <w:pPr>
+              <w:keepNext w:val="false"/>
               <w:spacing w:after="40" w:before="0"/>
               <w:jc w:val="left"/>
             </w:pPr>
@@ -24282,6 +24788,7 @@
           </w:tcPr>
           <w:p>
             <w:pPr>
+              <w:keepNext w:val="false"/>
               <w:spacing w:after="40" w:before="0"/>
               <w:jc w:val="left"/>
             </w:pPr>
@@ -24314,6 +24821,7 @@
           </w:tcPr>
           <w:p>
             <w:pPr>
+              <w:keepNext w:val="false"/>
               <w:spacing w:after="40" w:before="0"/>
               <w:jc w:val="left"/>
             </w:pPr>
@@ -24346,6 +24854,7 @@
           </w:tcPr>
           <w:p>
             <w:pPr>
+              <w:keepNext w:val="false"/>
               <w:spacing w:after="40" w:before="0"/>
               <w:jc w:val="left"/>
             </w:pPr>
@@ -24380,6 +24889,7 @@
           </w:tcPr>
           <w:p>
             <w:pPr>
+              <w:keepNext w:val="false"/>
               <w:spacing w:after="40" w:before="0"/>
               <w:jc w:val="left"/>
             </w:pPr>
@@ -24417,7 +24927,7 @@
             <w:pPr>
               <w:spacing w:after="20" w:before="0"/>
             </w:pPr>
-            <w:hyperlink w:history="1" r:id="rIdwokvzytuodwpgnch-ig6s">
+            <w:hyperlink w:history="1" r:id="rIdc6lkqmtychwpkr8rcckui">
               <w:r>
                 <w:rPr>
                   <w:rFonts w:ascii="Arial" w:cs="Arial" w:eastAsia="Arial" w:hAnsi="Arial"/>
@@ -24450,7 +24960,7 @@
               <w:spacing w:after="10" w:before="0"/>
               <w:ind w:left="120"/>
             </w:pPr>
-            <w:hyperlink w:history="1" r:id="rIdvpvuyq_48jghc6yi_szlo">
+            <w:hyperlink w:history="1" r:id="rIduwbzifyhasnlmqvinbv3g">
               <w:r>
                 <w:rPr>
                   <w:rFonts w:ascii="Arial" w:cs="Arial" w:eastAsia="Arial" w:hAnsi="Arial"/>
@@ -24495,7 +25005,7 @@
             <w:pPr>
               <w:spacing w:after="20" w:before="0"/>
             </w:pPr>
-            <w:hyperlink w:history="1" r:id="rIdo3_b0ykodnwvyfjfboohv">
+            <w:hyperlink w:history="1" r:id="rIdek-82_dowfkwo0wvrngb2">
               <w:r>
                 <w:rPr>
                   <w:rFonts w:ascii="Arial" w:cs="Arial" w:eastAsia="Arial" w:hAnsi="Arial"/>
@@ -24528,7 +25038,7 @@
               <w:spacing w:after="10" w:before="0"/>
               <w:ind w:left="120"/>
             </w:pPr>
-            <w:hyperlink w:history="1" r:id="rIdb4vjb8ztbqoh-7kxnpmdf">
+            <w:hyperlink w:history="1" r:id="rIdi4gx0ibvomwix863uihud">
               <w:r>
                 <w:rPr>
                   <w:rFonts w:ascii="Arial" w:cs="Arial" w:eastAsia="Arial" w:hAnsi="Arial"/>
@@ -24556,6 +25066,7 @@
           </w:tcPr>
           <w:p>
             <w:pPr>
+              <w:keepNext w:val="false"/>
               <w:spacing w:after="40" w:before="0"/>
               <w:jc w:val="left"/>
             </w:pPr>
@@ -24588,6 +25099,7 @@
           </w:tcPr>
           <w:p>
             <w:pPr>
+              <w:keepNext w:val="false"/>
               <w:spacing w:after="40" w:before="0"/>
               <w:jc w:val="left"/>
             </w:pPr>
@@ -24620,6 +25132,7 @@
           </w:tcPr>
           <w:p>
             <w:pPr>
+              <w:keepNext w:val="false"/>
               <w:spacing w:after="40" w:before="0"/>
               <w:jc w:val="left"/>
             </w:pPr>
@@ -24652,6 +25165,7 @@
           </w:tcPr>
           <w:p>
             <w:pPr>
+              <w:keepNext w:val="false"/>
               <w:spacing w:after="40" w:before="0"/>
               <w:jc w:val="left"/>
             </w:pPr>
@@ -24686,6 +25200,7 @@
           </w:tcPr>
           <w:p>
             <w:pPr>
+              <w:keepNext w:val="false"/>
               <w:spacing w:after="40" w:before="0"/>
               <w:jc w:val="left"/>
             </w:pPr>
@@ -24723,7 +25238,7 @@
             <w:pPr>
               <w:spacing w:after="20" w:before="0"/>
             </w:pPr>
-            <w:hyperlink w:history="1" r:id="rIdar9jdsjvmpznkxx3ood2e">
+            <w:hyperlink w:history="1" r:id="rIdjlai0e5sughdzyy9px440">
               <w:r>
                 <w:rPr>
                   <w:rFonts w:ascii="Arial" w:cs="Arial" w:eastAsia="Arial" w:hAnsi="Arial"/>
@@ -24772,7 +25287,7 @@
               <w:spacing w:after="10" w:before="0"/>
               <w:ind w:left="120"/>
             </w:pPr>
-            <w:hyperlink w:history="1" r:id="rIdtlmwzercnd8rchm0gfqai">
+            <w:hyperlink w:history="1" r:id="rIdevz7kblzkibyyrkzq3m00">
               <w:r>
                 <w:rPr>
                   <w:rFonts w:ascii="Arial" w:cs="Arial" w:eastAsia="Arial" w:hAnsi="Arial"/>
@@ -24817,7 +25332,7 @@
             <w:pPr>
               <w:spacing w:after="20" w:before="0"/>
             </w:pPr>
-            <w:hyperlink w:history="1" r:id="rIdju-mkgx6tcy6zsxptisip">
+            <w:hyperlink w:history="1" r:id="rIdz0qaow1lg2sogbupyqxzu">
               <w:r>
                 <w:rPr>
                   <w:rFonts w:ascii="Arial" w:cs="Arial" w:eastAsia="Arial" w:hAnsi="Arial"/>
@@ -24866,7 +25381,7 @@
               <w:spacing w:after="10" w:before="0"/>
               <w:ind w:left="120"/>
             </w:pPr>
-            <w:hyperlink w:history="1" r:id="rId72eskp3j9qgi2tlj3vif1">
+            <w:hyperlink w:history="1" r:id="rIdylioqzhucma1rxzu7r1e0">
               <w:r>
                 <w:rPr>
                   <w:rFonts w:ascii="Arial" w:cs="Arial" w:eastAsia="Arial" w:hAnsi="Arial"/>
@@ -24894,6 +25409,7 @@
           </w:tcPr>
           <w:p>
             <w:pPr>
+              <w:keepNext w:val="false"/>
               <w:spacing w:after="40" w:before="0"/>
               <w:jc w:val="left"/>
             </w:pPr>
@@ -24926,6 +25442,7 @@
           </w:tcPr>
           <w:p>
             <w:pPr>
+              <w:keepNext w:val="false"/>
               <w:spacing w:after="40" w:before="0"/>
               <w:jc w:val="left"/>
             </w:pPr>
@@ -24958,6 +25475,7 @@
           </w:tcPr>
           <w:p>
             <w:pPr>
+              <w:keepNext w:val="false"/>
               <w:spacing w:after="40" w:before="0"/>
               <w:jc w:val="left"/>
             </w:pPr>
@@ -24990,6 +25508,7 @@
           </w:tcPr>
           <w:p>
             <w:pPr>
+              <w:keepNext w:val="false"/>
               <w:spacing w:after="40" w:before="0"/>
               <w:jc w:val="left"/>
             </w:pPr>
@@ -25024,6 +25543,7 @@
           </w:tcPr>
           <w:p>
             <w:pPr>
+              <w:keepNext w:val="false"/>
               <w:spacing w:after="40" w:before="0"/>
               <w:jc w:val="left"/>
             </w:pPr>
@@ -25061,7 +25581,7 @@
             <w:pPr>
               <w:spacing w:after="20" w:before="0"/>
             </w:pPr>
-            <w:hyperlink w:history="1" r:id="rIdp08jtzara1wevm1m50uqd">
+            <w:hyperlink w:history="1" r:id="rIdagnsnrdon7kf_ii94qajd">
               <w:r>
                 <w:rPr>
                   <w:rFonts w:ascii="Arial" w:cs="Arial" w:eastAsia="Arial" w:hAnsi="Arial"/>
@@ -25110,7 +25630,7 @@
               <w:spacing w:after="10" w:before="0"/>
               <w:ind w:left="120"/>
             </w:pPr>
-            <w:hyperlink w:history="1" r:id="rIdjkuitx90leczaalzyjfva">
+            <w:hyperlink w:history="1" r:id="rIdelyed9-mlnkrmzuphy6aa">
               <w:r>
                 <w:rPr>
                   <w:rFonts w:ascii="Arial" w:cs="Arial" w:eastAsia="Arial" w:hAnsi="Arial"/>
@@ -25155,7 +25675,7 @@
             <w:pPr>
               <w:spacing w:after="20" w:before="0"/>
             </w:pPr>
-            <w:hyperlink w:history="1" r:id="rId2lw0vzn7n076j7v_o6gkr">
+            <w:hyperlink w:history="1" r:id="rIdwkiv2yihpamakmbnclen1">
               <w:r>
                 <w:rPr>
                   <w:rFonts w:ascii="Arial" w:cs="Arial" w:eastAsia="Arial" w:hAnsi="Arial"/>
@@ -25188,7 +25708,7 @@
               <w:spacing w:after="10" w:before="0"/>
               <w:ind w:left="120"/>
             </w:pPr>
-            <w:hyperlink w:history="1" r:id="rIddad3ht-ukzmjpfthhse9k">
+            <w:hyperlink w:history="1" r:id="rId_awtp79vktvaoymibsis7">
               <w:r>
                 <w:rPr>
                   <w:rFonts w:ascii="Arial" w:cs="Arial" w:eastAsia="Arial" w:hAnsi="Arial"/>
@@ -25216,6 +25736,7 @@
           </w:tcPr>
           <w:p>
             <w:pPr>
+              <w:keepNext w:val="false"/>
               <w:spacing w:after="40" w:before="0"/>
               <w:jc w:val="left"/>
             </w:pPr>
@@ -25248,6 +25769,7 @@
           </w:tcPr>
           <w:p>
             <w:pPr>
+              <w:keepNext w:val="false"/>
               <w:spacing w:after="40" w:before="0"/>
               <w:jc w:val="left"/>
             </w:pPr>
@@ -25280,6 +25802,7 @@
           </w:tcPr>
           <w:p>
             <w:pPr>
+              <w:keepNext w:val="false"/>
               <w:spacing w:after="40" w:before="0"/>
               <w:jc w:val="left"/>
             </w:pPr>
@@ -25312,6 +25835,7 @@
           </w:tcPr>
           <w:p>
             <w:pPr>
+              <w:keepNext w:val="false"/>
               <w:spacing w:after="40" w:before="0"/>
               <w:jc w:val="left"/>
             </w:pPr>
@@ -25346,6 +25870,7 @@
           </w:tcPr>
           <w:p>
             <w:pPr>
+              <w:keepNext w:val="false"/>
               <w:spacing w:after="40" w:before="0"/>
               <w:jc w:val="left"/>
             </w:pPr>
@@ -25383,7 +25908,7 @@
             <w:pPr>
               <w:spacing w:after="20" w:before="0"/>
             </w:pPr>
-            <w:hyperlink w:history="1" r:id="rIduynxboanuqz5jnymm6uji">
+            <w:hyperlink w:history="1" r:id="rIdep7syfuavh75evwzozpnr">
               <w:r>
                 <w:rPr>
                   <w:rFonts w:ascii="Arial" w:cs="Arial" w:eastAsia="Arial" w:hAnsi="Arial"/>
@@ -25432,7 +25957,7 @@
               <w:spacing w:after="10" w:before="0"/>
               <w:ind w:left="120"/>
             </w:pPr>
-            <w:hyperlink w:history="1" r:id="rIdvc3z3l9n5g_vqo7elbbrk">
+            <w:hyperlink w:history="1" r:id="rId2yzyosdjygdil3m4mzovk">
               <w:r>
                 <w:rPr>
                   <w:rFonts w:ascii="Arial" w:cs="Arial" w:eastAsia="Arial" w:hAnsi="Arial"/>
@@ -25477,7 +26002,7 @@
             <w:pPr>
               <w:spacing w:after="20" w:before="0"/>
             </w:pPr>
-            <w:hyperlink w:history="1" r:id="rId0yr0w5pjnfynbqzoe221k">
+            <w:hyperlink w:history="1" r:id="rIdkmtpzebbtx7blqm_bpx11">
               <w:r>
                 <w:rPr>
                   <w:rFonts w:ascii="Arial" w:cs="Arial" w:eastAsia="Arial" w:hAnsi="Arial"/>
@@ -25510,7 +26035,7 @@
               <w:spacing w:after="10" w:before="0"/>
               <w:ind w:left="120"/>
             </w:pPr>
-            <w:hyperlink w:history="1" r:id="rIdjcjoi9glgougjv-ysouue">
+            <w:hyperlink w:history="1" r:id="rIdiv0hlfwlgkkf7fsup0zub">
               <w:r>
                 <w:rPr>
                   <w:rFonts w:ascii="Arial" w:cs="Arial" w:eastAsia="Arial" w:hAnsi="Arial"/>
@@ -25538,6 +26063,7 @@
           </w:tcPr>
           <w:p>
             <w:pPr>
+              <w:keepNext w:val="false"/>
               <w:spacing w:after="40" w:before="0"/>
               <w:jc w:val="left"/>
             </w:pPr>
@@ -25570,6 +26096,7 @@
           </w:tcPr>
           <w:p>
             <w:pPr>
+              <w:keepNext w:val="false"/>
               <w:spacing w:after="40" w:before="0"/>
               <w:jc w:val="left"/>
             </w:pPr>
@@ -25602,6 +26129,7 @@
           </w:tcPr>
           <w:p>
             <w:pPr>
+              <w:keepNext w:val="false"/>
               <w:spacing w:after="40" w:before="0"/>
               <w:jc w:val="left"/>
             </w:pPr>
@@ -25634,6 +26162,7 @@
           </w:tcPr>
           <w:p>
             <w:pPr>
+              <w:keepNext w:val="false"/>
               <w:spacing w:after="40" w:before="0"/>
               <w:jc w:val="left"/>
             </w:pPr>
@@ -25693,6 +26222,7 @@
           </w:tcPr>
           <w:p>
             <w:pPr>
+              <w:keepNext w:val="false"/>
               <w:spacing w:after="40" w:before="0"/>
               <w:jc w:val="center"/>
             </w:pPr>
@@ -25727,6 +26257,7 @@
           </w:tcPr>
           <w:p>
             <w:pPr>
+              <w:keepNext w:val="false"/>
               <w:spacing w:after="40" w:before="0"/>
               <w:jc w:val="left"/>
             </w:pPr>
@@ -25788,6 +26319,7 @@
           </w:tcPr>
           <w:p>
             <w:pPr>
+              <w:keepNext w:val="false"/>
               <w:spacing w:after="40" w:before="0"/>
               <w:jc w:val="center"/>
             </w:pPr>
@@ -25822,6 +26354,7 @@
           </w:tcPr>
           <w:p>
             <w:pPr>
+              <w:keepNext w:val="false"/>
               <w:spacing w:after="40" w:before="0"/>
               <w:jc w:val="left"/>
             </w:pPr>
@@ -25854,6 +26387,7 @@
           </w:tcPr>
           <w:p>
             <w:pPr>
+              <w:keepNext w:val="false"/>
               <w:spacing w:after="40" w:before="0"/>
               <w:jc w:val="left"/>
             </w:pPr>
@@ -25888,6 +26422,7 @@
           </w:tcPr>
           <w:p>
             <w:pPr>
+              <w:keepNext w:val="false"/>
               <w:spacing w:after="40" w:before="0"/>
               <w:jc w:val="left"/>
             </w:pPr>
@@ -25920,6 +26455,7 @@
           </w:tcPr>
           <w:p>
             <w:pPr>
+              <w:keepNext w:val="false"/>
               <w:spacing w:after="40" w:before="0"/>
               <w:jc w:val="left"/>
             </w:pPr>
@@ -25954,6 +26490,7 @@
           </w:tcPr>
           <w:p>
             <w:pPr>
+              <w:keepNext w:val="false"/>
               <w:spacing w:after="40" w:before="0"/>
               <w:jc w:val="left"/>
             </w:pPr>
@@ -25986,6 +26523,7 @@
           </w:tcPr>
           <w:p>
             <w:pPr>
+              <w:keepNext w:val="false"/>
               <w:spacing w:after="40" w:before="0"/>
               <w:jc w:val="left"/>
             </w:pPr>
@@ -26022,7 +26560,7 @@
         </w:rPr>
         <w:t xml:space="preserve">© 2026 SeaVuria and ARES. Aligned with KICD objectives. Developed by SeaVuria; technical implementation by ARES (with AI assistance from Claude). Licensed under </w:t>
       </w:r>
-      <w:hyperlink w:history="1" r:id="rIdrgtc6ahwi8ixq3jseoybg">
+      <w:hyperlink w:history="1" r:id="rIdwjc61bxa7xisszmeucw8l">
         <w:r>
           <w:rPr>
             <w:rFonts w:ascii="Arial" w:cs="Arial" w:eastAsia="Arial" w:hAnsi="Arial"/>
@@ -26043,7 +26581,7 @@
         </w:rPr>
         <w:t xml:space="preserve"> (</w:t>
       </w:r>
-      <w:hyperlink w:history="1" r:id="rId064faijsnlpgv4cziw2cr">
+      <w:hyperlink w:history="1" r:id="rIdqvi2lkpbrfs2wudx422ni">
         <w:r>
           <w:rPr>
             <w:rFonts w:ascii="Arial" w:cs="Arial" w:eastAsia="Arial" w:hAnsi="Arial"/>
@@ -26104,6 +26642,7 @@
           </w:tcPr>
           <w:p>
             <w:pPr>
+              <w:keepNext w:val="false"/>
               <w:spacing w:after="40" w:before="0"/>
               <w:jc w:val="center"/>
             </w:pPr>
@@ -26138,6 +26677,7 @@
           </w:tcPr>
           <w:p>
             <w:pPr>
+              <w:keepNext w:val="false"/>
               <w:spacing w:after="40" w:before="0"/>
               <w:jc w:val="left"/>
             </w:pPr>
@@ -26170,6 +26710,7 @@
           </w:tcPr>
           <w:p>
             <w:pPr>
+              <w:keepNext w:val="false"/>
               <w:spacing w:after="40" w:before="0"/>
               <w:jc w:val="left"/>
             </w:pPr>
@@ -26202,6 +26743,7 @@
           </w:tcPr>
           <w:p>
             <w:pPr>
+              <w:keepNext w:val="false"/>
               <w:spacing w:after="40" w:before="0"/>
               <w:jc w:val="left"/>
             </w:pPr>
@@ -26236,6 +26778,7 @@
           </w:tcPr>
           <w:p>
             <w:pPr>
+              <w:keepNext w:val="false"/>
               <w:spacing w:after="40" w:before="0"/>
               <w:jc w:val="left"/>
             </w:pPr>
@@ -26268,6 +26811,7 @@
           </w:tcPr>
           <w:p>
             <w:pPr>
+              <w:keepNext w:val="false"/>
               <w:spacing w:after="40" w:before="0"/>
               <w:jc w:val="left"/>
             </w:pPr>
@@ -26300,6 +26844,7 @@
           </w:tcPr>
           <w:p>
             <w:pPr>
+              <w:keepNext w:val="false"/>
               <w:spacing w:after="40" w:before="0"/>
               <w:jc w:val="left"/>
             </w:pPr>
@@ -26334,6 +26879,7 @@
           </w:tcPr>
           <w:p>
             <w:pPr>
+              <w:keepNext w:val="false"/>
               <w:spacing w:after="40" w:before="0"/>
               <w:jc w:val="left"/>
             </w:pPr>
@@ -26366,6 +26912,7 @@
           </w:tcPr>
           <w:p>
             <w:pPr>
+              <w:keepNext w:val="false"/>
               <w:spacing w:after="40" w:before="0"/>
               <w:jc w:val="left"/>
             </w:pPr>
@@ -26398,6 +26945,7 @@
           </w:tcPr>
           <w:p>
             <w:pPr>
+              <w:keepNext w:val="false"/>
               <w:spacing w:after="40" w:before="0"/>
               <w:jc w:val="left"/>
             </w:pPr>
@@ -26432,6 +26980,7 @@
           </w:tcPr>
           <w:p>
             <w:pPr>
+              <w:keepNext w:val="false"/>
               <w:spacing w:after="40" w:before="0"/>
               <w:jc w:val="left"/>
             </w:pPr>
@@ -26464,6 +27013,7 @@
           </w:tcPr>
           <w:p>
             <w:pPr>
+              <w:keepNext w:val="false"/>
               <w:spacing w:after="40" w:before="0"/>
               <w:jc w:val="left"/>
             </w:pPr>
@@ -26496,6 +27046,7 @@
           </w:tcPr>
           <w:p>
             <w:pPr>
+              <w:keepNext w:val="false"/>
               <w:spacing w:after="40" w:before="0"/>
               <w:jc w:val="left"/>
             </w:pPr>

--- a/data/outputs/v2/Core_Mathematics/SS2.1_Similarity_and_Enlargement/Core_Mathematics_Similarity_and_Enlargement_CBE_LessonSequence.docx
+++ b/data/outputs/v2/Core_Mathematics/SS2.1_Similarity_and_Enlargement/Core_Mathematics_Similarity_and_Enlargement_CBE_LessonSequence.docx
@@ -2278,7 +2278,7 @@
         </w:rPr>
         <w:t xml:space="preserve">© 2026 SeaVuria and ARES. This work is licensed under a </w:t>
       </w:r>
-      <w:hyperlink w:history="1" r:id="rIdwudmh_gwd5pzgr313hamw">
+      <w:hyperlink w:history="1" r:id="rIdfcspvdh-np5ne-gwmo1qu">
         <w:r>
           <w:rPr>
             <w:rFonts w:ascii="Arial" w:cs="Arial" w:eastAsia="Arial" w:hAnsi="Arial"/>
@@ -2298,7 +2298,7 @@
         </w:rPr>
         <w:t xml:space="preserve"> (</w:t>
       </w:r>
-      <w:hyperlink w:history="1" r:id="rIdh8dss776desfywdzymiv6">
+      <w:hyperlink w:history="1" r:id="rIdevkjyholwli2rnjogc-ha">
         <w:r>
           <w:rPr>
             <w:rFonts w:ascii="Arial" w:cs="Arial" w:eastAsia="Arial" w:hAnsi="Arial"/>
@@ -2318,7 +2318,7 @@
         </w:rPr>
         <w:t xml:space="preserve">). To view a copy of this license, visit </w:t>
       </w:r>
-      <w:hyperlink w:history="1" r:id="rIdv2tqzayky7iraq9em3ty4">
+      <w:hyperlink w:history="1" r:id="rIdanncd0swzoqqobfbbr410">
         <w:r>
           <w:rPr>
             <w:rFonts w:ascii="Arial" w:cs="Arial" w:eastAsia="Arial" w:hAnsi="Arial"/>
@@ -3357,7 +3357,7 @@
             <w:pPr>
               <w:spacing w:after="20" w:before="0"/>
             </w:pPr>
-            <w:hyperlink w:history="1" r:id="rIdcp4tpyfdjymgu53eq68ri">
+            <w:hyperlink w:history="1" r:id="rIdjxheg9luxkhsnxvebgmfu">
               <w:r>
                 <w:rPr>
                   <w:rFonts w:ascii="Arial" w:cs="Arial" w:eastAsia="Arial" w:hAnsi="Arial"/>
@@ -3390,7 +3390,7 @@
               <w:spacing w:after="10" w:before="0"/>
               <w:ind w:left="120"/>
             </w:pPr>
-            <w:hyperlink w:history="1" r:id="rId8q1hr-tgdncoicv3hjdzj">
+            <w:hyperlink w:history="1" r:id="rIder8qeqkbelygwmhjfj51u">
               <w:r>
                 <w:rPr>
                   <w:rFonts w:ascii="Arial" w:cs="Arial" w:eastAsia="Arial" w:hAnsi="Arial"/>
@@ -3435,7 +3435,7 @@
             <w:pPr>
               <w:spacing w:after="20" w:before="0"/>
             </w:pPr>
-            <w:hyperlink w:history="1" r:id="rIdzqxrumgmiyil4kup9icwk">
+            <w:hyperlink w:history="1" r:id="rIdlj4r6php1utlrbngwwtxt">
               <w:r>
                 <w:rPr>
                   <w:rFonts w:ascii="Arial" w:cs="Arial" w:eastAsia="Arial" w:hAnsi="Arial"/>
@@ -3468,7 +3468,7 @@
               <w:spacing w:after="10" w:before="0"/>
               <w:ind w:left="120"/>
             </w:pPr>
-            <w:hyperlink w:history="1" r:id="rId8eybkfbjqsyadsf4w9sjo">
+            <w:hyperlink w:history="1" r:id="rId1hzjndqmnsohpe_cztgc_">
               <w:r>
                 <w:rPr>
                   <w:rFonts w:ascii="Arial" w:cs="Arial" w:eastAsia="Arial" w:hAnsi="Arial"/>
@@ -3668,7 +3668,7 @@
             <w:pPr>
               <w:spacing w:after="20" w:before="0"/>
             </w:pPr>
-            <w:hyperlink w:history="1" r:id="rIdpswlcaalcywai63bk7apq">
+            <w:hyperlink w:history="1" r:id="rIdqsc8vtfml-tokicnzh0a0">
               <w:r>
                 <w:rPr>
                   <w:rFonts w:ascii="Arial" w:cs="Arial" w:eastAsia="Arial" w:hAnsi="Arial"/>
@@ -3701,7 +3701,7 @@
               <w:spacing w:after="10" w:before="0"/>
               <w:ind w:left="120"/>
             </w:pPr>
-            <w:hyperlink w:history="1" r:id="rId-0q48fmydvruy2xw9tj1e">
+            <w:hyperlink w:history="1" r:id="rIdbyop5j5z7dcofuouj01sl">
               <w:r>
                 <w:rPr>
                   <w:rFonts w:ascii="Arial" w:cs="Arial" w:eastAsia="Arial" w:hAnsi="Arial"/>
@@ -3746,7 +3746,7 @@
             <w:pPr>
               <w:spacing w:after="20" w:before="0"/>
             </w:pPr>
-            <w:hyperlink w:history="1" r:id="rIdg6mu4t2amkhhvjhqjekjw">
+            <w:hyperlink w:history="1" r:id="rIdceec0wmybp4df_p5hza66">
               <w:r>
                 <w:rPr>
                   <w:rFonts w:ascii="Arial" w:cs="Arial" w:eastAsia="Arial" w:hAnsi="Arial"/>
@@ -3779,7 +3779,7 @@
               <w:spacing w:after="10" w:before="0"/>
               <w:ind w:left="120"/>
             </w:pPr>
-            <w:hyperlink w:history="1" r:id="rIdh7a7vste1lc5e-bqho8yi">
+            <w:hyperlink w:history="1" r:id="rIdmessx6jcevzafve1p35l1">
               <w:r>
                 <w:rPr>
                   <w:rFonts w:ascii="Arial" w:cs="Arial" w:eastAsia="Arial" w:hAnsi="Arial"/>
@@ -3979,7 +3979,7 @@
             <w:pPr>
               <w:spacing w:after="20" w:before="0"/>
             </w:pPr>
-            <w:hyperlink w:history="1" r:id="rId2t8elffnbybkxmienbei_">
+            <w:hyperlink w:history="1" r:id="rId-zuyjecmm8tsfsfvp955v">
               <w:r>
                 <w:rPr>
                   <w:rFonts w:ascii="Arial" w:cs="Arial" w:eastAsia="Arial" w:hAnsi="Arial"/>
@@ -4028,7 +4028,7 @@
               <w:spacing w:after="10" w:before="0"/>
               <w:ind w:left="120"/>
             </w:pPr>
-            <w:hyperlink w:history="1" r:id="rIdz9cjfaypak8gfufkvkqrg">
+            <w:hyperlink w:history="1" r:id="rIdjrl2w8itqwppaydv_7ujo">
               <w:r>
                 <w:rPr>
                   <w:rFonts w:ascii="Arial" w:cs="Arial" w:eastAsia="Arial" w:hAnsi="Arial"/>
@@ -4073,7 +4073,7 @@
             <w:pPr>
               <w:spacing w:after="20" w:before="0"/>
             </w:pPr>
-            <w:hyperlink w:history="1" r:id="rIdtdbkjmoh0lyxzrxqlhoqf">
+            <w:hyperlink w:history="1" r:id="rIduk244lldfx-u4hdqtqku0">
               <w:r>
                 <w:rPr>
                   <w:rFonts w:ascii="Arial" w:cs="Arial" w:eastAsia="Arial" w:hAnsi="Arial"/>
@@ -4106,7 +4106,7 @@
               <w:spacing w:after="10" w:before="0"/>
               <w:ind w:left="120"/>
             </w:pPr>
-            <w:hyperlink w:history="1" r:id="rIdxjg9rk9icsbw9wxtrtkh5">
+            <w:hyperlink w:history="1" r:id="rIdibcbbl-rka8c1j1o_wzpt">
               <w:r>
                 <w:rPr>
                   <w:rFonts w:ascii="Arial" w:cs="Arial" w:eastAsia="Arial" w:hAnsi="Arial"/>
@@ -4306,7 +4306,7 @@
             <w:pPr>
               <w:spacing w:after="20" w:before="0"/>
             </w:pPr>
-            <w:hyperlink w:history="1" r:id="rIdlj1dbmwxg0bece-6umo4-">
+            <w:hyperlink w:history="1" r:id="rIdddz1ufyayytyouaxwoqcd">
               <w:r>
                 <w:rPr>
                   <w:rFonts w:ascii="Arial" w:cs="Arial" w:eastAsia="Arial" w:hAnsi="Arial"/>
@@ -4355,7 +4355,7 @@
               <w:spacing w:after="10" w:before="0"/>
               <w:ind w:left="120"/>
             </w:pPr>
-            <w:hyperlink w:history="1" r:id="rIdyz6tjct2d-e6hgvd9bhpw">
+            <w:hyperlink w:history="1" r:id="rIdp16fi3ftvzx8i9odvdjca">
               <w:r>
                 <w:rPr>
                   <w:rFonts w:ascii="Arial" w:cs="Arial" w:eastAsia="Arial" w:hAnsi="Arial"/>
@@ -4400,7 +4400,7 @@
             <w:pPr>
               <w:spacing w:after="20" w:before="0"/>
             </w:pPr>
-            <w:hyperlink w:history="1" r:id="rId3klcpzbanlcsocemvqycy">
+            <w:hyperlink w:history="1" r:id="rId9ja7rjw_bdvatbxx33zvo">
               <w:r>
                 <w:rPr>
                   <w:rFonts w:ascii="Arial" w:cs="Arial" w:eastAsia="Arial" w:hAnsi="Arial"/>
@@ -4433,7 +4433,7 @@
               <w:spacing w:after="10" w:before="0"/>
               <w:ind w:left="120"/>
             </w:pPr>
-            <w:hyperlink w:history="1" r:id="rIdm_3a9nhz8bo94dgu7dfee">
+            <w:hyperlink w:history="1" r:id="rIdn8f1cse9tjgnozj6mqlxq">
               <w:r>
                 <w:rPr>
                   <w:rFonts w:ascii="Arial" w:cs="Arial" w:eastAsia="Arial" w:hAnsi="Arial"/>
@@ -4633,7 +4633,7 @@
             <w:pPr>
               <w:spacing w:after="20" w:before="0"/>
             </w:pPr>
-            <w:hyperlink w:history="1" r:id="rId2l1aelpprz82wtk7lqgrx">
+            <w:hyperlink w:history="1" r:id="rIdct0fswqjq-p_ozgbck06m">
               <w:r>
                 <w:rPr>
                   <w:rFonts w:ascii="Arial" w:cs="Arial" w:eastAsia="Arial" w:hAnsi="Arial"/>
@@ -4682,7 +4682,7 @@
               <w:spacing w:after="10" w:before="0"/>
               <w:ind w:left="120"/>
             </w:pPr>
-            <w:hyperlink w:history="1" r:id="rId-ffhdw9eybdporadslspb">
+            <w:hyperlink w:history="1" r:id="rIdlrs01bz5y8hrrc2bu4dfr">
               <w:r>
                 <w:rPr>
                   <w:rFonts w:ascii="Arial" w:cs="Arial" w:eastAsia="Arial" w:hAnsi="Arial"/>
@@ -4727,7 +4727,7 @@
             <w:pPr>
               <w:spacing w:after="20" w:before="0"/>
             </w:pPr>
-            <w:hyperlink w:history="1" r:id="rIdeer9iviqekv3k197_tx4j">
+            <w:hyperlink w:history="1" r:id="rIdqdfzv2gvgxyezu2grvzst">
               <w:r>
                 <w:rPr>
                   <w:rFonts w:ascii="Arial" w:cs="Arial" w:eastAsia="Arial" w:hAnsi="Arial"/>
@@ -4760,7 +4760,7 @@
               <w:spacing w:after="10" w:before="0"/>
               <w:ind w:left="120"/>
             </w:pPr>
-            <w:hyperlink w:history="1" r:id="rIdgfxrsqqk8uozrvhrzk6cf">
+            <w:hyperlink w:history="1" r:id="rId61oebc25n4hytbrqnzwh_">
               <w:r>
                 <w:rPr>
                   <w:rFonts w:ascii="Arial" w:cs="Arial" w:eastAsia="Arial" w:hAnsi="Arial"/>
@@ -5285,7 +5285,7 @@
         </w:rPr>
         <w:t xml:space="preserve">© 2026 SeaVuria and ARES. Aligned with KICD objectives. Developed by SeaVuria; technical implementation by ARES (with AI assistance from Claude). Licensed under </w:t>
       </w:r>
-      <w:hyperlink w:history="1" r:id="rIdddjinmbbjtskoztlxzysb">
+      <w:hyperlink w:history="1" r:id="rIdwyqn1oo4r0hnnah9g3wgl">
         <w:r>
           <w:rPr>
             <w:rFonts w:ascii="Arial" w:cs="Arial" w:eastAsia="Arial" w:hAnsi="Arial"/>
@@ -5306,7 +5306,7 @@
         </w:rPr>
         <w:t xml:space="preserve"> (</w:t>
       </w:r>
-      <w:hyperlink w:history="1" r:id="rIdl9dpfmjc71xolddj-tijz">
+      <w:hyperlink w:history="1" r:id="rIdylulelxhxmzagbqfxkdyl">
         <w:r>
           <w:rPr>
             <w:rFonts w:ascii="Arial" w:cs="Arial" w:eastAsia="Arial" w:hAnsi="Arial"/>
@@ -6506,7 +6506,7 @@
             <w:pPr>
               <w:spacing w:after="20" w:before="0"/>
             </w:pPr>
-            <w:hyperlink w:history="1" r:id="rId58llsheismj66gm0ldywf">
+            <w:hyperlink w:history="1" r:id="rId_3ghso7do8alvp6zb_jf2">
               <w:r>
                 <w:rPr>
                   <w:rFonts w:ascii="Arial" w:cs="Arial" w:eastAsia="Arial" w:hAnsi="Arial"/>
@@ -6539,7 +6539,7 @@
               <w:spacing w:after="10" w:before="0"/>
               <w:ind w:left="120"/>
             </w:pPr>
-            <w:hyperlink w:history="1" r:id="rIdd7xpab0hmj8fvivhyv75c">
+            <w:hyperlink w:history="1" r:id="rIdxclq-tlufih0jgsl-o5w2">
               <w:r>
                 <w:rPr>
                   <w:rFonts w:ascii="Arial" w:cs="Arial" w:eastAsia="Arial" w:hAnsi="Arial"/>
@@ -6584,7 +6584,7 @@
             <w:pPr>
               <w:spacing w:after="20" w:before="0"/>
             </w:pPr>
-            <w:hyperlink w:history="1" r:id="rIdcvtwszwkxeol_-lrwg8vy">
+            <w:hyperlink w:history="1" r:id="rIdxvcapmvfthhknx2gyay6g">
               <w:r>
                 <w:rPr>
                   <w:rFonts w:ascii="Arial" w:cs="Arial" w:eastAsia="Arial" w:hAnsi="Arial"/>
@@ -6617,7 +6617,7 @@
               <w:spacing w:after="10" w:before="0"/>
               <w:ind w:left="120"/>
             </w:pPr>
-            <w:hyperlink w:history="1" r:id="rIdbdf51v-rq5slfxb2xd15-">
+            <w:hyperlink w:history="1" r:id="rIdm5-q6immeqljxqgi1ws2l">
               <w:r>
                 <w:rPr>
                   <w:rFonts w:ascii="Arial" w:cs="Arial" w:eastAsia="Arial" w:hAnsi="Arial"/>
@@ -6817,7 +6817,7 @@
             <w:pPr>
               <w:spacing w:after="20" w:before="0"/>
             </w:pPr>
-            <w:hyperlink w:history="1" r:id="rIdxwlx4oexwm18imwmm3zxn">
+            <w:hyperlink w:history="1" r:id="rIdujl_4vakibfnv9lb7xtzr">
               <w:r>
                 <w:rPr>
                   <w:rFonts w:ascii="Arial" w:cs="Arial" w:eastAsia="Arial" w:hAnsi="Arial"/>
@@ -6850,7 +6850,7 @@
               <w:spacing w:after="10" w:before="0"/>
               <w:ind w:left="120"/>
             </w:pPr>
-            <w:hyperlink w:history="1" r:id="rIdifz7aoqttsunnh8agat05">
+            <w:hyperlink w:history="1" r:id="rIdxywupwxkzbmxndt53tjrq">
               <w:r>
                 <w:rPr>
                   <w:rFonts w:ascii="Arial" w:cs="Arial" w:eastAsia="Arial" w:hAnsi="Arial"/>
@@ -6895,7 +6895,7 @@
             <w:pPr>
               <w:spacing w:after="20" w:before="0"/>
             </w:pPr>
-            <w:hyperlink w:history="1" r:id="rIdjpwmto38kidvkmnffi8nl">
+            <w:hyperlink w:history="1" r:id="rIdi1vehucbgm6b581dd6rj4">
               <w:r>
                 <w:rPr>
                   <w:rFonts w:ascii="Arial" w:cs="Arial" w:eastAsia="Arial" w:hAnsi="Arial"/>
@@ -6928,7 +6928,7 @@
               <w:spacing w:after="10" w:before="0"/>
               <w:ind w:left="120"/>
             </w:pPr>
-            <w:hyperlink w:history="1" r:id="rIdjhqtttdashkopcrhfp8ps">
+            <w:hyperlink w:history="1" r:id="rId8sv_litqzd95txwqxlrp9">
               <w:r>
                 <w:rPr>
                   <w:rFonts w:ascii="Arial" w:cs="Arial" w:eastAsia="Arial" w:hAnsi="Arial"/>
@@ -7128,7 +7128,7 @@
             <w:pPr>
               <w:spacing w:after="20" w:before="0"/>
             </w:pPr>
-            <w:hyperlink w:history="1" r:id="rIdhyalzbnucehumx38jrrem">
+            <w:hyperlink w:history="1" r:id="rIdkenge2qcfrq9nttltgl4v">
               <w:r>
                 <w:rPr>
                   <w:rFonts w:ascii="Arial" w:cs="Arial" w:eastAsia="Arial" w:hAnsi="Arial"/>
@@ -7161,7 +7161,7 @@
               <w:spacing w:after="10" w:before="0"/>
               <w:ind w:left="120"/>
             </w:pPr>
-            <w:hyperlink w:history="1" r:id="rIdfi2jjdscpepeysfvy8edz">
+            <w:hyperlink w:history="1" r:id="rIdrqgw-zvj7336px_enutlw">
               <w:r>
                 <w:rPr>
                   <w:rFonts w:ascii="Arial" w:cs="Arial" w:eastAsia="Arial" w:hAnsi="Arial"/>
@@ -7206,7 +7206,7 @@
             <w:pPr>
               <w:spacing w:after="20" w:before="0"/>
             </w:pPr>
-            <w:hyperlink w:history="1" r:id="rIdilstqtlbmcsud-ppdy5zs">
+            <w:hyperlink w:history="1" r:id="rIdh98n4xayj3pvt3-cfdwxz">
               <w:r>
                 <w:rPr>
                   <w:rFonts w:ascii="Arial" w:cs="Arial" w:eastAsia="Arial" w:hAnsi="Arial"/>
@@ -7239,7 +7239,7 @@
               <w:spacing w:after="10" w:before="0"/>
               <w:ind w:left="120"/>
             </w:pPr>
-            <w:hyperlink w:history="1" r:id="rIdtjmskoa_u9srtdc09v6_v">
+            <w:hyperlink w:history="1" r:id="rIdwb6ouzn5m2ndctntdc_dn">
               <w:r>
                 <w:rPr>
                   <w:rFonts w:ascii="Arial" w:cs="Arial" w:eastAsia="Arial" w:hAnsi="Arial"/>
@@ -7439,7 +7439,7 @@
             <w:pPr>
               <w:spacing w:after="20" w:before="0"/>
             </w:pPr>
-            <w:hyperlink w:history="1" r:id="rIdkbgt51qwhxtmngavvwg0i">
+            <w:hyperlink w:history="1" r:id="rIdzszqgf_s574a5pqeawjqx">
               <w:r>
                 <w:rPr>
                   <w:rFonts w:ascii="Arial" w:cs="Arial" w:eastAsia="Arial" w:hAnsi="Arial"/>
@@ -7472,7 +7472,7 @@
               <w:spacing w:after="10" w:before="0"/>
               <w:ind w:left="120"/>
             </w:pPr>
-            <w:hyperlink w:history="1" r:id="rIdti-mi1occ2wgwabjxoqzu">
+            <w:hyperlink w:history="1" r:id="rIdazffjc4egxi4ak0zausax">
               <w:r>
                 <w:rPr>
                   <w:rFonts w:ascii="Arial" w:cs="Arial" w:eastAsia="Arial" w:hAnsi="Arial"/>
@@ -7517,7 +7517,7 @@
             <w:pPr>
               <w:spacing w:after="20" w:before="0"/>
             </w:pPr>
-            <w:hyperlink w:history="1" r:id="rIdeywqibej2rrg4bfb50hlb">
+            <w:hyperlink w:history="1" r:id="rIdepmfwywga7daxy72pbw6w">
               <w:r>
                 <w:rPr>
                   <w:rFonts w:ascii="Arial" w:cs="Arial" w:eastAsia="Arial" w:hAnsi="Arial"/>
@@ -7550,7 +7550,7 @@
               <w:spacing w:after="10" w:before="0"/>
               <w:ind w:left="120"/>
             </w:pPr>
-            <w:hyperlink w:history="1" r:id="rIdmsvvrfsyhm3k5qw-xa-qz">
+            <w:hyperlink w:history="1" r:id="rId4wwfadrpw4undf6-w6yqk">
               <w:r>
                 <w:rPr>
                   <w:rFonts w:ascii="Arial" w:cs="Arial" w:eastAsia="Arial" w:hAnsi="Arial"/>
@@ -7750,7 +7750,7 @@
             <w:pPr>
               <w:spacing w:after="20" w:before="0"/>
             </w:pPr>
-            <w:hyperlink w:history="1" r:id="rIdlr0l46u-pcskpdqrxy56m">
+            <w:hyperlink w:history="1" r:id="rIdxy9e5aszgamqalhlgr6u8">
               <w:r>
                 <w:rPr>
                   <w:rFonts w:ascii="Arial" w:cs="Arial" w:eastAsia="Arial" w:hAnsi="Arial"/>
@@ -7799,7 +7799,7 @@
               <w:spacing w:after="10" w:before="0"/>
               <w:ind w:left="120"/>
             </w:pPr>
-            <w:hyperlink w:history="1" r:id="rIdj2vlr3g2e9sn79qlrxnn5">
+            <w:hyperlink w:history="1" r:id="rId_jsca57pha3mcdt3dic6j">
               <w:r>
                 <w:rPr>
                   <w:rFonts w:ascii="Arial" w:cs="Arial" w:eastAsia="Arial" w:hAnsi="Arial"/>
@@ -7844,7 +7844,7 @@
             <w:pPr>
               <w:spacing w:after="20" w:before="0"/>
             </w:pPr>
-            <w:hyperlink w:history="1" r:id="rIdeafrx1pql42---dalhrfu">
+            <w:hyperlink w:history="1" r:id="rIdcv0u4p9ffr3jyz2hwhxer">
               <w:r>
                 <w:rPr>
                   <w:rFonts w:ascii="Arial" w:cs="Arial" w:eastAsia="Arial" w:hAnsi="Arial"/>
@@ -7893,7 +7893,7 @@
               <w:spacing w:after="10" w:before="0"/>
               <w:ind w:left="120"/>
             </w:pPr>
-            <w:hyperlink w:history="1" r:id="rIdwmcy4tfira-acptg5wdsn">
+            <w:hyperlink w:history="1" r:id="rIdssokofwan1_04kpkjyrqq">
               <w:r>
                 <w:rPr>
                   <w:rFonts w:ascii="Arial" w:cs="Arial" w:eastAsia="Arial" w:hAnsi="Arial"/>
@@ -8498,7 +8498,7 @@
         </w:rPr>
         <w:t xml:space="preserve">© 2026 SeaVuria and ARES. Aligned with KICD objectives. Developed by SeaVuria; technical implementation by ARES (with AI assistance from Claude). Licensed under </w:t>
       </w:r>
-      <w:hyperlink w:history="1" r:id="rIdjc8lxdgx5nnt2chhnn6pd">
+      <w:hyperlink w:history="1" r:id="rIdbw0rceawqx3j_ehrweakb">
         <w:r>
           <w:rPr>
             <w:rFonts w:ascii="Arial" w:cs="Arial" w:eastAsia="Arial" w:hAnsi="Arial"/>
@@ -8519,7 +8519,7 @@
         </w:rPr>
         <w:t xml:space="preserve"> (</w:t>
       </w:r>
-      <w:hyperlink w:history="1" r:id="rIdm2w8v4eedexuemg4ikzqx">
+      <w:hyperlink w:history="1" r:id="rId_badwvao_z0knlygccj2x">
         <w:r>
           <w:rPr>
             <w:rFonts w:ascii="Arial" w:cs="Arial" w:eastAsia="Arial" w:hAnsi="Arial"/>
@@ -9559,7 +9559,7 @@
             <w:pPr>
               <w:spacing w:after="20" w:before="0"/>
             </w:pPr>
-            <w:hyperlink w:history="1" r:id="rIdpnm4p0ssd73znib85arqm">
+            <w:hyperlink w:history="1" r:id="rIddjymvafo34lbmygcqeciy">
               <w:r>
                 <w:rPr>
                   <w:rFonts w:ascii="Arial" w:cs="Arial" w:eastAsia="Arial" w:hAnsi="Arial"/>
@@ -9592,7 +9592,7 @@
               <w:spacing w:after="10" w:before="0"/>
               <w:ind w:left="120"/>
             </w:pPr>
-            <w:hyperlink w:history="1" r:id="rIdpxpdfmquitdocjjotcirr">
+            <w:hyperlink w:history="1" r:id="rId8bszje4pncf7mk2p5yx0d">
               <w:r>
                 <w:rPr>
                   <w:rFonts w:ascii="Arial" w:cs="Arial" w:eastAsia="Arial" w:hAnsi="Arial"/>
@@ -9637,7 +9637,7 @@
             <w:pPr>
               <w:spacing w:after="20" w:before="0"/>
             </w:pPr>
-            <w:hyperlink w:history="1" r:id="rIdxbcud6lflyrtx2u1rkzs3">
+            <w:hyperlink w:history="1" r:id="rIdyb8kdqlmd_egrbpb0cg11">
               <w:r>
                 <w:rPr>
                   <w:rFonts w:ascii="Arial" w:cs="Arial" w:eastAsia="Arial" w:hAnsi="Arial"/>
@@ -9670,7 +9670,7 @@
               <w:spacing w:after="10" w:before="0"/>
               <w:ind w:left="120"/>
             </w:pPr>
-            <w:hyperlink w:history="1" r:id="rIdb7fbcvf07wbigstv81q0s">
+            <w:hyperlink w:history="1" r:id="rIdojkozhgxtw-ck_1e1l1rh">
               <w:r>
                 <w:rPr>
                   <w:rFonts w:ascii="Arial" w:cs="Arial" w:eastAsia="Arial" w:hAnsi="Arial"/>
@@ -9870,7 +9870,7 @@
             <w:pPr>
               <w:spacing w:after="20" w:before="0"/>
             </w:pPr>
-            <w:hyperlink w:history="1" r:id="rIdm_ycsmfronwfwmfgkyvfr">
+            <w:hyperlink w:history="1" r:id="rIdv0pdy_d3rtf56qf9v9ahr">
               <w:r>
                 <w:rPr>
                   <w:rFonts w:ascii="Arial" w:cs="Arial" w:eastAsia="Arial" w:hAnsi="Arial"/>
@@ -9903,7 +9903,7 @@
               <w:spacing w:after="10" w:before="0"/>
               <w:ind w:left="120"/>
             </w:pPr>
-            <w:hyperlink w:history="1" r:id="rId8q6p3tvkq-tscvvhmki6w">
+            <w:hyperlink w:history="1" r:id="rIdqgz6wli65g_lpiikux2yf">
               <w:r>
                 <w:rPr>
                   <w:rFonts w:ascii="Arial" w:cs="Arial" w:eastAsia="Arial" w:hAnsi="Arial"/>
@@ -9948,7 +9948,7 @@
             <w:pPr>
               <w:spacing w:after="20" w:before="0"/>
             </w:pPr>
-            <w:hyperlink w:history="1" r:id="rIdex-rxyhlh7h1ly7yxmgnk">
+            <w:hyperlink w:history="1" r:id="rIdc24lgkaf0oqcpqq8k64xi">
               <w:r>
                 <w:rPr>
                   <w:rFonts w:ascii="Arial" w:cs="Arial" w:eastAsia="Arial" w:hAnsi="Arial"/>
@@ -9981,7 +9981,7 @@
               <w:spacing w:after="10" w:before="0"/>
               <w:ind w:left="120"/>
             </w:pPr>
-            <w:hyperlink w:history="1" r:id="rIdqdf8zibsbsdjr77wnjbhy">
+            <w:hyperlink w:history="1" r:id="rIdjbkty6ecayq8nc8zzlnfo">
               <w:r>
                 <w:rPr>
                   <w:rFonts w:ascii="Arial" w:cs="Arial" w:eastAsia="Arial" w:hAnsi="Arial"/>
@@ -10181,7 +10181,7 @@
             <w:pPr>
               <w:spacing w:after="20" w:before="0"/>
             </w:pPr>
-            <w:hyperlink w:history="1" r:id="rId45qmg6xet4fuc7dt1n4qr">
+            <w:hyperlink w:history="1" r:id="rIdi-d3e1be4790dhiwq0roc">
               <w:r>
                 <w:rPr>
                   <w:rFonts w:ascii="Arial" w:cs="Arial" w:eastAsia="Arial" w:hAnsi="Arial"/>
@@ -10214,7 +10214,7 @@
               <w:spacing w:after="10" w:before="0"/>
               <w:ind w:left="120"/>
             </w:pPr>
-            <w:hyperlink w:history="1" r:id="rIdsm1w6wb5midnloxf0exes">
+            <w:hyperlink w:history="1" r:id="rIdnpr1vvxtzuymcnm6s99_s">
               <w:r>
                 <w:rPr>
                   <w:rFonts w:ascii="Arial" w:cs="Arial" w:eastAsia="Arial" w:hAnsi="Arial"/>
@@ -10259,7 +10259,7 @@
             <w:pPr>
               <w:spacing w:after="20" w:before="0"/>
             </w:pPr>
-            <w:hyperlink w:history="1" r:id="rIdbtpb3u2qju1jir3bmvwyv">
+            <w:hyperlink w:history="1" r:id="rIdhj1vsxdbiczczafrumsdv">
               <w:r>
                 <w:rPr>
                   <w:rFonts w:ascii="Arial" w:cs="Arial" w:eastAsia="Arial" w:hAnsi="Arial"/>
@@ -10292,7 +10292,7 @@
               <w:spacing w:after="10" w:before="0"/>
               <w:ind w:left="120"/>
             </w:pPr>
-            <w:hyperlink w:history="1" r:id="rId_0_wcwyec43uroso1crva">
+            <w:hyperlink w:history="1" r:id="rIdkxcqoe7jn3iauqjcucugz">
               <w:r>
                 <w:rPr>
                   <w:rFonts w:ascii="Arial" w:cs="Arial" w:eastAsia="Arial" w:hAnsi="Arial"/>
@@ -10492,7 +10492,7 @@
             <w:pPr>
               <w:spacing w:after="20" w:before="0"/>
             </w:pPr>
-            <w:hyperlink w:history="1" r:id="rIdd4bz-2wlfs5vwexx_ls3s">
+            <w:hyperlink w:history="1" r:id="rIdmittl07ko1klvkpjhqsgc">
               <w:r>
                 <w:rPr>
                   <w:rFonts w:ascii="Arial" w:cs="Arial" w:eastAsia="Arial" w:hAnsi="Arial"/>
@@ -10525,7 +10525,7 @@
               <w:spacing w:after="10" w:before="0"/>
               <w:ind w:left="120"/>
             </w:pPr>
-            <w:hyperlink w:history="1" r:id="rIdm4qrfudrkmqgqwxryu035">
+            <w:hyperlink w:history="1" r:id="rIdq0_golp1ugb-cgq2fkjtb">
               <w:r>
                 <w:rPr>
                   <w:rFonts w:ascii="Arial" w:cs="Arial" w:eastAsia="Arial" w:hAnsi="Arial"/>
@@ -10570,7 +10570,7 @@
             <w:pPr>
               <w:spacing w:after="20" w:before="0"/>
             </w:pPr>
-            <w:hyperlink w:history="1" r:id="rIdifnoel0ao9uccwm_lddle">
+            <w:hyperlink w:history="1" r:id="rId8g5bajqacf8wbmiobbwcm">
               <w:r>
                 <w:rPr>
                   <w:rFonts w:ascii="Arial" w:cs="Arial" w:eastAsia="Arial" w:hAnsi="Arial"/>
@@ -10603,7 +10603,7 @@
               <w:spacing w:after="10" w:before="0"/>
               <w:ind w:left="120"/>
             </w:pPr>
-            <w:hyperlink w:history="1" r:id="rIdx1djabu3ueunhapqkjosh">
+            <w:hyperlink w:history="1" r:id="rIdsojti3bu8vdobo93fhq4a">
               <w:r>
                 <w:rPr>
                   <w:rFonts w:ascii="Arial" w:cs="Arial" w:eastAsia="Arial" w:hAnsi="Arial"/>
@@ -10803,7 +10803,7 @@
             <w:pPr>
               <w:spacing w:after="20" w:before="0"/>
             </w:pPr>
-            <w:hyperlink w:history="1" r:id="rId00gwdiml5ewidl5vfnpx0">
+            <w:hyperlink w:history="1" r:id="rIdu0lt7prn3iefc8tsyz866">
               <w:r>
                 <w:rPr>
                   <w:rFonts w:ascii="Arial" w:cs="Arial" w:eastAsia="Arial" w:hAnsi="Arial"/>
@@ -10852,7 +10852,7 @@
               <w:spacing w:after="10" w:before="0"/>
               <w:ind w:left="120"/>
             </w:pPr>
-            <w:hyperlink w:history="1" r:id="rIdegthvbtvgrkx0x8ksiob5">
+            <w:hyperlink w:history="1" r:id="rIdzgw-vvjqyu6gaibtzxsfk">
               <w:r>
                 <w:rPr>
                   <w:rFonts w:ascii="Arial" w:cs="Arial" w:eastAsia="Arial" w:hAnsi="Arial"/>
@@ -10897,7 +10897,7 @@
             <w:pPr>
               <w:spacing w:after="20" w:before="0"/>
             </w:pPr>
-            <w:hyperlink w:history="1" r:id="rIdsdjt3t3uuegyc6nf_ksla">
+            <w:hyperlink w:history="1" r:id="rIdxktqnhi80ewpboz0z2wld">
               <w:r>
                 <w:rPr>
                   <w:rFonts w:ascii="Arial" w:cs="Arial" w:eastAsia="Arial" w:hAnsi="Arial"/>
@@ -10946,7 +10946,7 @@
               <w:spacing w:after="10" w:before="0"/>
               <w:ind w:left="120"/>
             </w:pPr>
-            <w:hyperlink w:history="1" r:id="rIdpsmm1tgxi2h49gkgongvh">
+            <w:hyperlink w:history="1" r:id="rIdwffqpjfge-f_w_umw3rs4">
               <w:r>
                 <w:rPr>
                   <w:rFonts w:ascii="Arial" w:cs="Arial" w:eastAsia="Arial" w:hAnsi="Arial"/>
@@ -11471,7 +11471,7 @@
         </w:rPr>
         <w:t xml:space="preserve">© 2026 SeaVuria and ARES. Aligned with KICD objectives. Developed by SeaVuria; technical implementation by ARES (with AI assistance from Claude). Licensed under </w:t>
       </w:r>
-      <w:hyperlink w:history="1" r:id="rIdtzwiq3wnooa6msxyzhtnm">
+      <w:hyperlink w:history="1" r:id="rIdpemuqaupw79l74kqhiwfw">
         <w:r>
           <w:rPr>
             <w:rFonts w:ascii="Arial" w:cs="Arial" w:eastAsia="Arial" w:hAnsi="Arial"/>
@@ -11492,7 +11492,7 @@
         </w:rPr>
         <w:t xml:space="preserve"> (</w:t>
       </w:r>
-      <w:hyperlink w:history="1" r:id="rIdgou11qxzpmapic7v5p_1i">
+      <w:hyperlink w:history="1" r:id="rIdh7r6pqttfarjxexxpfcry">
         <w:r>
           <w:rPr>
             <w:rFonts w:ascii="Arial" w:cs="Arial" w:eastAsia="Arial" w:hAnsi="Arial"/>
@@ -12532,7 +12532,7 @@
             <w:pPr>
               <w:spacing w:after="20" w:before="0"/>
             </w:pPr>
-            <w:hyperlink w:history="1" r:id="rIdea67exidvuogxs4hd7g36">
+            <w:hyperlink w:history="1" r:id="rIdl5qmuwga-odyqr9gt2tpe">
               <w:r>
                 <w:rPr>
                   <w:rFonts w:ascii="Arial" w:cs="Arial" w:eastAsia="Arial" w:hAnsi="Arial"/>
@@ -12565,7 +12565,7 @@
               <w:spacing w:after="10" w:before="0"/>
               <w:ind w:left="120"/>
             </w:pPr>
-            <w:hyperlink w:history="1" r:id="rIdffjenh7cgl9hvpt1e0pji">
+            <w:hyperlink w:history="1" r:id="rIdrdafbyehk5ynamysv0mrb">
               <w:r>
                 <w:rPr>
                   <w:rFonts w:ascii="Arial" w:cs="Arial" w:eastAsia="Arial" w:hAnsi="Arial"/>
@@ -12610,7 +12610,7 @@
             <w:pPr>
               <w:spacing w:after="20" w:before="0"/>
             </w:pPr>
-            <w:hyperlink w:history="1" r:id="rIdzshhgugf8sg9kgw2dfcr2">
+            <w:hyperlink w:history="1" r:id="rIdd5jrwpufzhsnxhlun1ezg">
               <w:r>
                 <w:rPr>
                   <w:rFonts w:ascii="Arial" w:cs="Arial" w:eastAsia="Arial" w:hAnsi="Arial"/>
@@ -12643,7 +12643,7 @@
               <w:spacing w:after="10" w:before="0"/>
               <w:ind w:left="120"/>
             </w:pPr>
-            <w:hyperlink w:history="1" r:id="rIdopmtb3m5vr_yc2lnvw91z">
+            <w:hyperlink w:history="1" r:id="rId9_yplri8n6rmakhpocscl">
               <w:r>
                 <w:rPr>
                   <w:rFonts w:ascii="Arial" w:cs="Arial" w:eastAsia="Arial" w:hAnsi="Arial"/>
@@ -12843,7 +12843,7 @@
             <w:pPr>
               <w:spacing w:after="20" w:before="0"/>
             </w:pPr>
-            <w:hyperlink w:history="1" r:id="rIdywd82okl_zsl4mzj8hepu">
+            <w:hyperlink w:history="1" r:id="rId8cqkllqb2iuqautnn7ba9">
               <w:r>
                 <w:rPr>
                   <w:rFonts w:ascii="Arial" w:cs="Arial" w:eastAsia="Arial" w:hAnsi="Arial"/>
@@ -12876,7 +12876,7 @@
               <w:spacing w:after="10" w:before="0"/>
               <w:ind w:left="120"/>
             </w:pPr>
-            <w:hyperlink w:history="1" r:id="rIdkdnjf9i4uskb-ii5uyivg">
+            <w:hyperlink w:history="1" r:id="rId8ns19iug8bzsrqv0lrt-6">
               <w:r>
                 <w:rPr>
                   <w:rFonts w:ascii="Arial" w:cs="Arial" w:eastAsia="Arial" w:hAnsi="Arial"/>
@@ -12921,7 +12921,7 @@
             <w:pPr>
               <w:spacing w:after="20" w:before="0"/>
             </w:pPr>
-            <w:hyperlink w:history="1" r:id="rIdzgycoxsvrtlhurcsaiyjz">
+            <w:hyperlink w:history="1" r:id="rIdfse_e4xnrjiyhumdn1t7i">
               <w:r>
                 <w:rPr>
                   <w:rFonts w:ascii="Arial" w:cs="Arial" w:eastAsia="Arial" w:hAnsi="Arial"/>
@@ -12954,7 +12954,7 @@
               <w:spacing w:after="10" w:before="0"/>
               <w:ind w:left="120"/>
             </w:pPr>
-            <w:hyperlink w:history="1" r:id="rIdxfjmtztjji1rvyj3xvdbm">
+            <w:hyperlink w:history="1" r:id="rIdwu8kkc7_pjtxdizv1ha6m">
               <w:r>
                 <w:rPr>
                   <w:rFonts w:ascii="Arial" w:cs="Arial" w:eastAsia="Arial" w:hAnsi="Arial"/>
@@ -13154,7 +13154,7 @@
             <w:pPr>
               <w:spacing w:after="20" w:before="0"/>
             </w:pPr>
-            <w:hyperlink w:history="1" r:id="rIdokkn9ylaw8drdrouvbima">
+            <w:hyperlink w:history="1" r:id="rIdn3vj9j6qvr6u6paayiula">
               <w:r>
                 <w:rPr>
                   <w:rFonts w:ascii="Arial" w:cs="Arial" w:eastAsia="Arial" w:hAnsi="Arial"/>
@@ -13203,7 +13203,7 @@
               <w:spacing w:after="10" w:before="0"/>
               <w:ind w:left="120"/>
             </w:pPr>
-            <w:hyperlink w:history="1" r:id="rId81pb9v7xgrqbl3yps1md5">
+            <w:hyperlink w:history="1" r:id="rIdlge-7flxtye4c3vilkrvh">
               <w:r>
                 <w:rPr>
                   <w:rFonts w:ascii="Arial" w:cs="Arial" w:eastAsia="Arial" w:hAnsi="Arial"/>
@@ -13248,7 +13248,7 @@
             <w:pPr>
               <w:spacing w:after="20" w:before="0"/>
             </w:pPr>
-            <w:hyperlink w:history="1" r:id="rIda1vhqckig27yip9c7iun8">
+            <w:hyperlink w:history="1" r:id="rId6ebxpga90c5hz4nxuc32u">
               <w:r>
                 <w:rPr>
                   <w:rFonts w:ascii="Arial" w:cs="Arial" w:eastAsia="Arial" w:hAnsi="Arial"/>
@@ -13297,7 +13297,7 @@
               <w:spacing w:after="10" w:before="0"/>
               <w:ind w:left="120"/>
             </w:pPr>
-            <w:hyperlink w:history="1" r:id="rIdgss0q9spzug2tczu1rls6">
+            <w:hyperlink w:history="1" r:id="rIdeg2qs9-mklxou-eo6temc">
               <w:r>
                 <w:rPr>
                   <w:rFonts w:ascii="Arial" w:cs="Arial" w:eastAsia="Arial" w:hAnsi="Arial"/>
@@ -13497,7 +13497,7 @@
             <w:pPr>
               <w:spacing w:after="20" w:before="0"/>
             </w:pPr>
-            <w:hyperlink w:history="1" r:id="rId5-1fqj8doetnfsy_eklma">
+            <w:hyperlink w:history="1" r:id="rIdzvzbi-vx6uynfc_5jfdmm">
               <w:r>
                 <w:rPr>
                   <w:rFonts w:ascii="Arial" w:cs="Arial" w:eastAsia="Arial" w:hAnsi="Arial"/>
@@ -13546,7 +13546,7 @@
               <w:spacing w:after="10" w:before="0"/>
               <w:ind w:left="120"/>
             </w:pPr>
-            <w:hyperlink w:history="1" r:id="rId3ywveqydy-xa0ggaxfw5u">
+            <w:hyperlink w:history="1" r:id="rIduulpxudxftvpgaujc0y76">
               <w:r>
                 <w:rPr>
                   <w:rFonts w:ascii="Arial" w:cs="Arial" w:eastAsia="Arial" w:hAnsi="Arial"/>
@@ -13591,7 +13591,7 @@
             <w:pPr>
               <w:spacing w:after="20" w:before="0"/>
             </w:pPr>
-            <w:hyperlink w:history="1" r:id="rIdshubspog-yf_oeyzg1ode">
+            <w:hyperlink w:history="1" r:id="rIdanmn6i9ryvcbigfp4w6fz">
               <w:r>
                 <w:rPr>
                   <w:rFonts w:ascii="Arial" w:cs="Arial" w:eastAsia="Arial" w:hAnsi="Arial"/>
@@ -13640,7 +13640,7 @@
               <w:spacing w:after="10" w:before="0"/>
               <w:ind w:left="120"/>
             </w:pPr>
-            <w:hyperlink w:history="1" r:id="rId_lmemlu79xqieesb4u4g4">
+            <w:hyperlink w:history="1" r:id="rIdzsfvphqsj0txdqgvtv3cc">
               <w:r>
                 <w:rPr>
                   <w:rFonts w:ascii="Arial" w:cs="Arial" w:eastAsia="Arial" w:hAnsi="Arial"/>
@@ -13840,7 +13840,7 @@
             <w:pPr>
               <w:spacing w:after="20" w:before="0"/>
             </w:pPr>
-            <w:hyperlink w:history="1" r:id="rIdpohjgachj8xbt58w_blsr">
+            <w:hyperlink w:history="1" r:id="rIdehmgble0yqoaewlxbu2_k">
               <w:r>
                 <w:rPr>
                   <w:rFonts w:ascii="Arial" w:cs="Arial" w:eastAsia="Arial" w:hAnsi="Arial"/>
@@ -13889,7 +13889,7 @@
               <w:spacing w:after="10" w:before="0"/>
               <w:ind w:left="120"/>
             </w:pPr>
-            <w:hyperlink w:history="1" r:id="rIdsgvnfclaawo6rmmfurzh4">
+            <w:hyperlink w:history="1" r:id="rIdeiuhbmxd0z1yk2kudndgp">
               <w:r>
                 <w:rPr>
                   <w:rFonts w:ascii="Arial" w:cs="Arial" w:eastAsia="Arial" w:hAnsi="Arial"/>
@@ -13934,7 +13934,7 @@
             <w:pPr>
               <w:spacing w:after="20" w:before="0"/>
             </w:pPr>
-            <w:hyperlink w:history="1" r:id="rIdmvejxw635wl_-bf1itijm">
+            <w:hyperlink w:history="1" r:id="rIdkbd7kg3mrjm1xd8h0tquf">
               <w:r>
                 <w:rPr>
                   <w:rFonts w:ascii="Arial" w:cs="Arial" w:eastAsia="Arial" w:hAnsi="Arial"/>
@@ -13967,7 +13967,7 @@
               <w:spacing w:after="10" w:before="0"/>
               <w:ind w:left="120"/>
             </w:pPr>
-            <w:hyperlink w:history="1" r:id="rId1ztm8_mbwdyph43wc87pb">
+            <w:hyperlink w:history="1" r:id="rIdc0habdq-qytamu2pqzh-c">
               <w:r>
                 <w:rPr>
                   <w:rFonts w:ascii="Arial" w:cs="Arial" w:eastAsia="Arial" w:hAnsi="Arial"/>
@@ -14492,7 +14492,7 @@
         </w:rPr>
         <w:t xml:space="preserve">© 2026 SeaVuria and ARES. Aligned with KICD objectives. Developed by SeaVuria; technical implementation by ARES (with AI assistance from Claude). Licensed under </w:t>
       </w:r>
-      <w:hyperlink w:history="1" r:id="rIdqpiaajxsifdumylvm8ilr">
+      <w:hyperlink w:history="1" r:id="rIdu_sngf77hykxydi9aaxnk">
         <w:r>
           <w:rPr>
             <w:rFonts w:ascii="Arial" w:cs="Arial" w:eastAsia="Arial" w:hAnsi="Arial"/>
@@ -14513,7 +14513,7 @@
         </w:rPr>
         <w:t xml:space="preserve"> (</w:t>
       </w:r>
-      <w:hyperlink w:history="1" r:id="rIdmj2rj6jdnbboi_d4uev1n">
+      <w:hyperlink w:history="1" r:id="rIdyqyg-l7bbbyxx0mac9gho">
         <w:r>
           <w:rPr>
             <w:rFonts w:ascii="Arial" w:cs="Arial" w:eastAsia="Arial" w:hAnsi="Arial"/>
@@ -15553,7 +15553,7 @@
             <w:pPr>
               <w:spacing w:after="20" w:before="0"/>
             </w:pPr>
-            <w:hyperlink w:history="1" r:id="rId5wicnqaxb3fgqhyy_b_3s">
+            <w:hyperlink w:history="1" r:id="rIddz2g-9wdgmvxzjgvma0ob">
               <w:r>
                 <w:rPr>
                   <w:rFonts w:ascii="Arial" w:cs="Arial" w:eastAsia="Arial" w:hAnsi="Arial"/>
@@ -15586,7 +15586,7 @@
               <w:spacing w:after="10" w:before="0"/>
               <w:ind w:left="120"/>
             </w:pPr>
-            <w:hyperlink w:history="1" r:id="rId6hns9igl28to5zkjsw2gu">
+            <w:hyperlink w:history="1" r:id="rIdkapspxpxmoetuucwc-fgo">
               <w:r>
                 <w:rPr>
                   <w:rFonts w:ascii="Arial" w:cs="Arial" w:eastAsia="Arial" w:hAnsi="Arial"/>
@@ -15631,7 +15631,7 @@
             <w:pPr>
               <w:spacing w:after="20" w:before="0"/>
             </w:pPr>
-            <w:hyperlink w:history="1" r:id="rIdnzvmlx1x1cmynnom4g4eb">
+            <w:hyperlink w:history="1" r:id="rId0ozhm6t0q61wfxbcjlyvg">
               <w:r>
                 <w:rPr>
                   <w:rFonts w:ascii="Arial" w:cs="Arial" w:eastAsia="Arial" w:hAnsi="Arial"/>
@@ -15664,7 +15664,7 @@
               <w:spacing w:after="10" w:before="0"/>
               <w:ind w:left="120"/>
             </w:pPr>
-            <w:hyperlink w:history="1" r:id="rIdktn6nw2s5bodn_xms64np">
+            <w:hyperlink w:history="1" r:id="rIdpy5tq8fxetj9glbpu3vm9">
               <w:r>
                 <w:rPr>
                   <w:rFonts w:ascii="Arial" w:cs="Arial" w:eastAsia="Arial" w:hAnsi="Arial"/>
@@ -15864,7 +15864,7 @@
             <w:pPr>
               <w:spacing w:after="20" w:before="0"/>
             </w:pPr>
-            <w:hyperlink w:history="1" r:id="rIdcvzw9f2s8aas3csbrw3om">
+            <w:hyperlink w:history="1" r:id="rIdnxkg8h-rknrht-nkznr0e">
               <w:r>
                 <w:rPr>
                   <w:rFonts w:ascii="Arial" w:cs="Arial" w:eastAsia="Arial" w:hAnsi="Arial"/>
@@ -15897,7 +15897,7 @@
               <w:spacing w:after="10" w:before="0"/>
               <w:ind w:left="120"/>
             </w:pPr>
-            <w:hyperlink w:history="1" r:id="rIdrbsjm3hdsbaohsgtf_ptj">
+            <w:hyperlink w:history="1" r:id="rIdjmqxkqz5ygeb9mwd9_ogj">
               <w:r>
                 <w:rPr>
                   <w:rFonts w:ascii="Arial" w:cs="Arial" w:eastAsia="Arial" w:hAnsi="Arial"/>
@@ -15942,7 +15942,7 @@
             <w:pPr>
               <w:spacing w:after="20" w:before="0"/>
             </w:pPr>
-            <w:hyperlink w:history="1" r:id="rId2lmrjdr7wxl1kabgv6iop">
+            <w:hyperlink w:history="1" r:id="rIdqkpfm-ifwqumyseyayxgz">
               <w:r>
                 <w:rPr>
                   <w:rFonts w:ascii="Arial" w:cs="Arial" w:eastAsia="Arial" w:hAnsi="Arial"/>
@@ -15975,7 +15975,7 @@
               <w:spacing w:after="10" w:before="0"/>
               <w:ind w:left="120"/>
             </w:pPr>
-            <w:hyperlink w:history="1" r:id="rId_wnkiqbazkgavmw5rqvya">
+            <w:hyperlink w:history="1" r:id="rIdmpysfaqllzv7jsfhy5wnm">
               <w:r>
                 <w:rPr>
                   <w:rFonts w:ascii="Arial" w:cs="Arial" w:eastAsia="Arial" w:hAnsi="Arial"/>
@@ -16175,7 +16175,7 @@
             <w:pPr>
               <w:spacing w:after="20" w:before="0"/>
             </w:pPr>
-            <w:hyperlink w:history="1" r:id="rId64khbasl2vnnbworayzmv">
+            <w:hyperlink w:history="1" r:id="rIdecqxcoxlj4sdkutw_ohpt">
               <w:r>
                 <w:rPr>
                   <w:rFonts w:ascii="Arial" w:cs="Arial" w:eastAsia="Arial" w:hAnsi="Arial"/>
@@ -16224,7 +16224,7 @@
               <w:spacing w:after="10" w:before="0"/>
               <w:ind w:left="120"/>
             </w:pPr>
-            <w:hyperlink w:history="1" r:id="rIdth2qchzt_prm5jofjvwf3">
+            <w:hyperlink w:history="1" r:id="rId-onszyr8oy06myap0xjl7">
               <w:r>
                 <w:rPr>
                   <w:rFonts w:ascii="Arial" w:cs="Arial" w:eastAsia="Arial" w:hAnsi="Arial"/>
@@ -16269,7 +16269,7 @@
             <w:pPr>
               <w:spacing w:after="20" w:before="0"/>
             </w:pPr>
-            <w:hyperlink w:history="1" r:id="rIdciv765l38aa9doicp5fpl">
+            <w:hyperlink w:history="1" r:id="rId2vlzzthbzpiqioxaexiet">
               <w:r>
                 <w:rPr>
                   <w:rFonts w:ascii="Arial" w:cs="Arial" w:eastAsia="Arial" w:hAnsi="Arial"/>
@@ -16318,7 +16318,7 @@
               <w:spacing w:after="10" w:before="0"/>
               <w:ind w:left="120"/>
             </w:pPr>
-            <w:hyperlink w:history="1" r:id="rIdrwrncvzjq1wwmbzjs7fam">
+            <w:hyperlink w:history="1" r:id="rIdqytmvtmzh_arxlue_bo5t">
               <w:r>
                 <w:rPr>
                   <w:rFonts w:ascii="Arial" w:cs="Arial" w:eastAsia="Arial" w:hAnsi="Arial"/>
@@ -16518,7 +16518,7 @@
             <w:pPr>
               <w:spacing w:after="20" w:before="0"/>
             </w:pPr>
-            <w:hyperlink w:history="1" r:id="rIdjakygoibpflzh6vartqiy">
+            <w:hyperlink w:history="1" r:id="rIdm6mjk72aziuiym5uvkmhl">
               <w:r>
                 <w:rPr>
                   <w:rFonts w:ascii="Arial" w:cs="Arial" w:eastAsia="Arial" w:hAnsi="Arial"/>
@@ -16567,7 +16567,7 @@
               <w:spacing w:after="10" w:before="0"/>
               <w:ind w:left="120"/>
             </w:pPr>
-            <w:hyperlink w:history="1" r:id="rId7p8gyftki01ynwddrgrpe">
+            <w:hyperlink w:history="1" r:id="rIdiagnn_5zrixfwluuq0np1">
               <w:r>
                 <w:rPr>
                   <w:rFonts w:ascii="Arial" w:cs="Arial" w:eastAsia="Arial" w:hAnsi="Arial"/>
@@ -16612,7 +16612,7 @@
             <w:pPr>
               <w:spacing w:after="20" w:before="0"/>
             </w:pPr>
-            <w:hyperlink w:history="1" r:id="rId0fbma4rioe_zmkspga6ml">
+            <w:hyperlink w:history="1" r:id="rIdzxmz7p5hb-5jyun3g3ovu">
               <w:r>
                 <w:rPr>
                   <w:rFonts w:ascii="Arial" w:cs="Arial" w:eastAsia="Arial" w:hAnsi="Arial"/>
@@ -16661,7 +16661,7 @@
               <w:spacing w:after="10" w:before="0"/>
               <w:ind w:left="120"/>
             </w:pPr>
-            <w:hyperlink w:history="1" r:id="rIdshqhjr8e5-_fd6jdx_sxc">
+            <w:hyperlink w:history="1" r:id="rIdqjphbpwntobcnfb1bjsfk">
               <w:r>
                 <w:rPr>
                   <w:rFonts w:ascii="Arial" w:cs="Arial" w:eastAsia="Arial" w:hAnsi="Arial"/>
@@ -16861,7 +16861,7 @@
             <w:pPr>
               <w:spacing w:after="20" w:before="0"/>
             </w:pPr>
-            <w:hyperlink w:history="1" r:id="rIdg2ltvzr9dicqj_f2g5g9h">
+            <w:hyperlink w:history="1" r:id="rIdy-hlzneggviafqipjqcli">
               <w:r>
                 <w:rPr>
                   <w:rFonts w:ascii="Arial" w:cs="Arial" w:eastAsia="Arial" w:hAnsi="Arial"/>
@@ -16910,7 +16910,7 @@
               <w:spacing w:after="10" w:before="0"/>
               <w:ind w:left="120"/>
             </w:pPr>
-            <w:hyperlink w:history="1" r:id="rIdjj0h9c3njv2qq0shiwctf">
+            <w:hyperlink w:history="1" r:id="rIdglnyrcrjugjooyqt0f_ux">
               <w:r>
                 <w:rPr>
                   <w:rFonts w:ascii="Arial" w:cs="Arial" w:eastAsia="Arial" w:hAnsi="Arial"/>
@@ -16955,7 +16955,7 @@
             <w:pPr>
               <w:spacing w:after="20" w:before="0"/>
             </w:pPr>
-            <w:hyperlink w:history="1" r:id="rIdlnuscs1eayiau9zmil9lj">
+            <w:hyperlink w:history="1" r:id="rIdh5lq9hu3hpksgidhebqxr">
               <w:r>
                 <w:rPr>
                   <w:rFonts w:ascii="Arial" w:cs="Arial" w:eastAsia="Arial" w:hAnsi="Arial"/>
@@ -17004,7 +17004,7 @@
               <w:spacing w:after="10" w:before="0"/>
               <w:ind w:left="120"/>
             </w:pPr>
-            <w:hyperlink w:history="1" r:id="rIdlr2dsm84uoh6b4cdqln5b">
+            <w:hyperlink w:history="1" r:id="rIdqiyukas_r5o6casxni8f5">
               <w:r>
                 <w:rPr>
                   <w:rFonts w:ascii="Arial" w:cs="Arial" w:eastAsia="Arial" w:hAnsi="Arial"/>
@@ -17529,7 +17529,7 @@
         </w:rPr>
         <w:t xml:space="preserve">© 2026 SeaVuria and ARES. Aligned with KICD objectives. Developed by SeaVuria; technical implementation by ARES (with AI assistance from Claude). Licensed under </w:t>
       </w:r>
-      <w:hyperlink w:history="1" r:id="rIdq8vmu3fx_ddupsf-mqr9k">
+      <w:hyperlink w:history="1" r:id="rIdtu9oksl-tep5zvlmsajr2">
         <w:r>
           <w:rPr>
             <w:rFonts w:ascii="Arial" w:cs="Arial" w:eastAsia="Arial" w:hAnsi="Arial"/>
@@ -17550,7 +17550,7 @@
         </w:rPr>
         <w:t xml:space="preserve"> (</w:t>
       </w:r>
-      <w:hyperlink w:history="1" r:id="rIdkjglge8whbvbg9hdvv4u4">
+      <w:hyperlink w:history="1" r:id="rIdibbrdqr-2vw-ih1yxanxk">
         <w:r>
           <w:rPr>
             <w:rFonts w:ascii="Arial" w:cs="Arial" w:eastAsia="Arial" w:hAnsi="Arial"/>
@@ -18590,7 +18590,7 @@
             <w:pPr>
               <w:spacing w:after="20" w:before="0"/>
             </w:pPr>
-            <w:hyperlink w:history="1" r:id="rIdnphd_cblaxdbhr1fk4pvr">
+            <w:hyperlink w:history="1" r:id="rId57defzgra7vrlvctxmgyq">
               <w:r>
                 <w:rPr>
                   <w:rFonts w:ascii="Arial" w:cs="Arial" w:eastAsia="Arial" w:hAnsi="Arial"/>
@@ -18623,7 +18623,7 @@
               <w:spacing w:after="10" w:before="0"/>
               <w:ind w:left="120"/>
             </w:pPr>
-            <w:hyperlink w:history="1" r:id="rId2_7kpe8vguoqaqszokcly">
+            <w:hyperlink w:history="1" r:id="rIdpcpqy3jszrxkucmieyt2-">
               <w:r>
                 <w:rPr>
                   <w:rFonts w:ascii="Arial" w:cs="Arial" w:eastAsia="Arial" w:hAnsi="Arial"/>
@@ -18668,7 +18668,7 @@
             <w:pPr>
               <w:spacing w:after="20" w:before="0"/>
             </w:pPr>
-            <w:hyperlink w:history="1" r:id="rIdm6yglt0yyxk-zmxdu4yo-">
+            <w:hyperlink w:history="1" r:id="rIdpqsji6rrt12esnctb77hv">
               <w:r>
                 <w:rPr>
                   <w:rFonts w:ascii="Arial" w:cs="Arial" w:eastAsia="Arial" w:hAnsi="Arial"/>
@@ -18701,7 +18701,7 @@
               <w:spacing w:after="10" w:before="0"/>
               <w:ind w:left="120"/>
             </w:pPr>
-            <w:hyperlink w:history="1" r:id="rIdjpc4h2csykh7ki8nyraji">
+            <w:hyperlink w:history="1" r:id="rIdix5v1_3k58pabnmsvcbww">
               <w:r>
                 <w:rPr>
                   <w:rFonts w:ascii="Arial" w:cs="Arial" w:eastAsia="Arial" w:hAnsi="Arial"/>
@@ -18901,7 +18901,7 @@
             <w:pPr>
               <w:spacing w:after="20" w:before="0"/>
             </w:pPr>
-            <w:hyperlink w:history="1" r:id="rIdxyhxgcrydyya-sdw3jgqj">
+            <w:hyperlink w:history="1" r:id="rIdxykis6-nj7hw6lu_fw-_q">
               <w:r>
                 <w:rPr>
                   <w:rFonts w:ascii="Arial" w:cs="Arial" w:eastAsia="Arial" w:hAnsi="Arial"/>
@@ -18934,7 +18934,7 @@
               <w:spacing w:after="10" w:before="0"/>
               <w:ind w:left="120"/>
             </w:pPr>
-            <w:hyperlink w:history="1" r:id="rIdtyeqf-eslvj4uundshwwt">
+            <w:hyperlink w:history="1" r:id="rIdmc_yg7ogdzrvbqia_um72">
               <w:r>
                 <w:rPr>
                   <w:rFonts w:ascii="Arial" w:cs="Arial" w:eastAsia="Arial" w:hAnsi="Arial"/>
@@ -18979,7 +18979,7 @@
             <w:pPr>
               <w:spacing w:after="20" w:before="0"/>
             </w:pPr>
-            <w:hyperlink w:history="1" r:id="rIdxtz0s7hgw1qb0qzzh0pj1">
+            <w:hyperlink w:history="1" r:id="rIdhv2defenitxw-0kz5zzud">
               <w:r>
                 <w:rPr>
                   <w:rFonts w:ascii="Arial" w:cs="Arial" w:eastAsia="Arial" w:hAnsi="Arial"/>
@@ -19012,7 +19012,7 @@
               <w:spacing w:after="10" w:before="0"/>
               <w:ind w:left="120"/>
             </w:pPr>
-            <w:hyperlink w:history="1" r:id="rIdfmuo_7uog8znwqobzd5sv">
+            <w:hyperlink w:history="1" r:id="rId6sckul0kwuljy2gllyoah">
               <w:r>
                 <w:rPr>
                   <w:rFonts w:ascii="Arial" w:cs="Arial" w:eastAsia="Arial" w:hAnsi="Arial"/>
@@ -19212,7 +19212,7 @@
             <w:pPr>
               <w:spacing w:after="20" w:before="0"/>
             </w:pPr>
-            <w:hyperlink w:history="1" r:id="rIdncarr5phnlprjkxc11itq">
+            <w:hyperlink w:history="1" r:id="rIdbsfp_z0ytbnyqrwdgud6w">
               <w:r>
                 <w:rPr>
                   <w:rFonts w:ascii="Arial" w:cs="Arial" w:eastAsia="Arial" w:hAnsi="Arial"/>
@@ -19261,7 +19261,7 @@
               <w:spacing w:after="10" w:before="0"/>
               <w:ind w:left="120"/>
             </w:pPr>
-            <w:hyperlink w:history="1" r:id="rId87k6b0ybbl9uprzsusjen">
+            <w:hyperlink w:history="1" r:id="rIdalcmnxkddotebe12_gg1f">
               <w:r>
                 <w:rPr>
                   <w:rFonts w:ascii="Arial" w:cs="Arial" w:eastAsia="Arial" w:hAnsi="Arial"/>
@@ -19306,7 +19306,7 @@
             <w:pPr>
               <w:spacing w:after="20" w:before="0"/>
             </w:pPr>
-            <w:hyperlink w:history="1" r:id="rIdg_q48efbhshwzevnq1usb">
+            <w:hyperlink w:history="1" r:id="rIdybxz9y7a4alwuf-vgoohq">
               <w:r>
                 <w:rPr>
                   <w:rFonts w:ascii="Arial" w:cs="Arial" w:eastAsia="Arial" w:hAnsi="Arial"/>
@@ -19339,7 +19339,7 @@
               <w:spacing w:after="10" w:before="0"/>
               <w:ind w:left="120"/>
             </w:pPr>
-            <w:hyperlink w:history="1" r:id="rIdzii68w_qmufa1yuwwgwvc">
+            <w:hyperlink w:history="1" r:id="rId2rqqbrjbo4c2lfokg2l0u">
               <w:r>
                 <w:rPr>
                   <w:rFonts w:ascii="Arial" w:cs="Arial" w:eastAsia="Arial" w:hAnsi="Arial"/>
@@ -19539,7 +19539,7 @@
             <w:pPr>
               <w:spacing w:after="20" w:before="0"/>
             </w:pPr>
-            <w:hyperlink w:history="1" r:id="rIdmnzmcv9rt__ipibokquqf">
+            <w:hyperlink w:history="1" r:id="rIdz_azyhgxpkimk7-jnc9dt">
               <w:r>
                 <w:rPr>
                   <w:rFonts w:ascii="Arial" w:cs="Arial" w:eastAsia="Arial" w:hAnsi="Arial"/>
@@ -19588,7 +19588,7 @@
               <w:spacing w:after="10" w:before="0"/>
               <w:ind w:left="120"/>
             </w:pPr>
-            <w:hyperlink w:history="1" r:id="rIdsgbz03ditrts8wabfimfz">
+            <w:hyperlink w:history="1" r:id="rId496qeighgoeyhmssawzup">
               <w:r>
                 <w:rPr>
                   <w:rFonts w:ascii="Arial" w:cs="Arial" w:eastAsia="Arial" w:hAnsi="Arial"/>
@@ -19633,7 +19633,7 @@
             <w:pPr>
               <w:spacing w:after="20" w:before="0"/>
             </w:pPr>
-            <w:hyperlink w:history="1" r:id="rIdfpfbknbegqwgj5eylf2u-">
+            <w:hyperlink w:history="1" r:id="rIdsex0n649es3ox38sgnw08">
               <w:r>
                 <w:rPr>
                   <w:rFonts w:ascii="Arial" w:cs="Arial" w:eastAsia="Arial" w:hAnsi="Arial"/>
@@ -19666,7 +19666,7 @@
               <w:spacing w:after="10" w:before="0"/>
               <w:ind w:left="120"/>
             </w:pPr>
-            <w:hyperlink w:history="1" r:id="rIdzz3jkgscxeizs_neq7jxv">
+            <w:hyperlink w:history="1" r:id="rIdumby9yoxh0yewn971hexb">
               <w:r>
                 <w:rPr>
                   <w:rFonts w:ascii="Arial" w:cs="Arial" w:eastAsia="Arial" w:hAnsi="Arial"/>
@@ -19866,7 +19866,7 @@
             <w:pPr>
               <w:spacing w:after="20" w:before="0"/>
             </w:pPr>
-            <w:hyperlink w:history="1" r:id="rIdkdbwtiuvwa1dcnmi7pjn5">
+            <w:hyperlink w:history="1" r:id="rIdzhe44i6wk8z_7gezi4rht">
               <w:r>
                 <w:rPr>
                   <w:rFonts w:ascii="Arial" w:cs="Arial" w:eastAsia="Arial" w:hAnsi="Arial"/>
@@ -19915,7 +19915,7 @@
               <w:spacing w:after="10" w:before="0"/>
               <w:ind w:left="120"/>
             </w:pPr>
-            <w:hyperlink w:history="1" r:id="rId1vfvyepyk5bhy-a7xz0to">
+            <w:hyperlink w:history="1" r:id="rIdgtuklvmgbg3svvlmbntd0">
               <w:r>
                 <w:rPr>
                   <w:rFonts w:ascii="Arial" w:cs="Arial" w:eastAsia="Arial" w:hAnsi="Arial"/>
@@ -19960,7 +19960,7 @@
             <w:pPr>
               <w:spacing w:after="20" w:before="0"/>
             </w:pPr>
-            <w:hyperlink w:history="1" r:id="rIdfekn08u6igip3w1teyamx">
+            <w:hyperlink w:history="1" r:id="rIdtjhnc5j7sgtfkrq4wpsud">
               <w:r>
                 <w:rPr>
                   <w:rFonts w:ascii="Arial" w:cs="Arial" w:eastAsia="Arial" w:hAnsi="Arial"/>
@@ -19993,7 +19993,7 @@
               <w:spacing w:after="10" w:before="0"/>
               <w:ind w:left="120"/>
             </w:pPr>
-            <w:hyperlink w:history="1" r:id="rIdzfdscawwfzq1vaudayplg">
+            <w:hyperlink w:history="1" r:id="rIdcni7aajx4gbdfyr8godsd">
               <w:r>
                 <w:rPr>
                   <w:rFonts w:ascii="Arial" w:cs="Arial" w:eastAsia="Arial" w:hAnsi="Arial"/>
@@ -20518,7 +20518,7 @@
         </w:rPr>
         <w:t xml:space="preserve">© 2026 SeaVuria and ARES. Aligned with KICD objectives. Developed by SeaVuria; technical implementation by ARES (with AI assistance from Claude). Licensed under </w:t>
       </w:r>
-      <w:hyperlink w:history="1" r:id="rId1ds1t-mbpjbdd1qke1kmi">
+      <w:hyperlink w:history="1" r:id="rIdfcy23bj-o_1kpehnw-alo">
         <w:r>
           <w:rPr>
             <w:rFonts w:ascii="Arial" w:cs="Arial" w:eastAsia="Arial" w:hAnsi="Arial"/>
@@ -20539,7 +20539,7 @@
         </w:rPr>
         <w:t xml:space="preserve"> (</w:t>
       </w:r>
-      <w:hyperlink w:history="1" r:id="rIdzsbd3kocveezg_ns1t-cz">
+      <w:hyperlink w:history="1" r:id="rIdq_ewayepqy9pzxg3issxk">
         <w:r>
           <w:rPr>
             <w:rFonts w:ascii="Arial" w:cs="Arial" w:eastAsia="Arial" w:hAnsi="Arial"/>
@@ -21579,7 +21579,7 @@
             <w:pPr>
               <w:spacing w:after="20" w:before="0"/>
             </w:pPr>
-            <w:hyperlink w:history="1" r:id="rId4ro9cu9nuy5hi1-qzwu5o">
+            <w:hyperlink w:history="1" r:id="rId8g5xukoyl3y94mz1muyg5">
               <w:r>
                 <w:rPr>
                   <w:rFonts w:ascii="Arial" w:cs="Arial" w:eastAsia="Arial" w:hAnsi="Arial"/>
@@ -21612,7 +21612,7 @@
               <w:spacing w:after="10" w:before="0"/>
               <w:ind w:left="120"/>
             </w:pPr>
-            <w:hyperlink w:history="1" r:id="rIdiqdh9qlprkqlthhp9y7zv">
+            <w:hyperlink w:history="1" r:id="rIdpr2trflskxqunfhbd37sb">
               <w:r>
                 <w:rPr>
                   <w:rFonts w:ascii="Arial" w:cs="Arial" w:eastAsia="Arial" w:hAnsi="Arial"/>
@@ -21657,7 +21657,7 @@
             <w:pPr>
               <w:spacing w:after="20" w:before="0"/>
             </w:pPr>
-            <w:hyperlink w:history="1" r:id="rIdyzvweidvwlk3ddr7bicr8">
+            <w:hyperlink w:history="1" r:id="rIdaukiznvcxl-ddf4zjmu80">
               <w:r>
                 <w:rPr>
                   <w:rFonts w:ascii="Arial" w:cs="Arial" w:eastAsia="Arial" w:hAnsi="Arial"/>
@@ -21706,7 +21706,7 @@
               <w:spacing w:after="10" w:before="0"/>
               <w:ind w:left="120"/>
             </w:pPr>
-            <w:hyperlink w:history="1" r:id="rIdldls-oeacooabcn1viy9z">
+            <w:hyperlink w:history="1" r:id="rIdbotszohs2vaugtjfz9ety">
               <w:r>
                 <w:rPr>
                   <w:rFonts w:ascii="Arial" w:cs="Arial" w:eastAsia="Arial" w:hAnsi="Arial"/>
@@ -21906,7 +21906,7 @@
             <w:pPr>
               <w:spacing w:after="20" w:before="0"/>
             </w:pPr>
-            <w:hyperlink w:history="1" r:id="rIdvpujmx1vwqysplcxuybdt">
+            <w:hyperlink w:history="1" r:id="rIdztzxych05vmpfklpkuemb">
               <w:r>
                 <w:rPr>
                   <w:rFonts w:ascii="Arial" w:cs="Arial" w:eastAsia="Arial" w:hAnsi="Arial"/>
@@ -21939,7 +21939,7 @@
               <w:spacing w:after="10" w:before="0"/>
               <w:ind w:left="120"/>
             </w:pPr>
-            <w:hyperlink w:history="1" r:id="rIdbc4ljilg_eaet2zqzugrg">
+            <w:hyperlink w:history="1" r:id="rIdffrqg-wik1amywfqhnwxw">
               <w:r>
                 <w:rPr>
                   <w:rFonts w:ascii="Arial" w:cs="Arial" w:eastAsia="Arial" w:hAnsi="Arial"/>
@@ -21984,7 +21984,7 @@
             <w:pPr>
               <w:spacing w:after="20" w:before="0"/>
             </w:pPr>
-            <w:hyperlink w:history="1" r:id="rIddc-je7zup2nfdlwvn0a5d">
+            <w:hyperlink w:history="1" r:id="rIdodijiajlzgmnemiucflig">
               <w:r>
                 <w:rPr>
                   <w:rFonts w:ascii="Arial" w:cs="Arial" w:eastAsia="Arial" w:hAnsi="Arial"/>
@@ -22033,7 +22033,7 @@
               <w:spacing w:after="10" w:before="0"/>
               <w:ind w:left="120"/>
             </w:pPr>
-            <w:hyperlink w:history="1" r:id="rIdcq9bea-elkvfq10z5_a9-">
+            <w:hyperlink w:history="1" r:id="rIdh_846pm7jcv8juuqhzc30">
               <w:r>
                 <w:rPr>
                   <w:rFonts w:ascii="Arial" w:cs="Arial" w:eastAsia="Arial" w:hAnsi="Arial"/>
@@ -22233,7 +22233,7 @@
             <w:pPr>
               <w:spacing w:after="20" w:before="0"/>
             </w:pPr>
-            <w:hyperlink w:history="1" r:id="rIdj1sasbycti9ujlszpugrd">
+            <w:hyperlink w:history="1" r:id="rIdak1tcexxm9cg3nni_8857">
               <w:r>
                 <w:rPr>
                   <w:rFonts w:ascii="Arial" w:cs="Arial" w:eastAsia="Arial" w:hAnsi="Arial"/>
@@ -22266,7 +22266,7 @@
               <w:spacing w:after="10" w:before="0"/>
               <w:ind w:left="120"/>
             </w:pPr>
-            <w:hyperlink w:history="1" r:id="rIdarbxmligub-lfiqi8_-vr">
+            <w:hyperlink w:history="1" r:id="rIdgzwnelchm_sn0dgc0lbzl">
               <w:r>
                 <w:rPr>
                   <w:rFonts w:ascii="Arial" w:cs="Arial" w:eastAsia="Arial" w:hAnsi="Arial"/>
@@ -22311,7 +22311,7 @@
             <w:pPr>
               <w:spacing w:after="20" w:before="0"/>
             </w:pPr>
-            <w:hyperlink w:history="1" r:id="rId1be44ny13emba_eb7mtyq">
+            <w:hyperlink w:history="1" r:id="rIdgywtylxp0aowlcntiszog">
               <w:r>
                 <w:rPr>
                   <w:rFonts w:ascii="Arial" w:cs="Arial" w:eastAsia="Arial" w:hAnsi="Arial"/>
@@ -22360,7 +22360,7 @@
               <w:spacing w:after="10" w:before="0"/>
               <w:ind w:left="120"/>
             </w:pPr>
-            <w:hyperlink w:history="1" r:id="rIdnvj5iwehpdnpdb4sgczrk">
+            <w:hyperlink w:history="1" r:id="rIdjrkjt4j4pwtp7lraietfe">
               <w:r>
                 <w:rPr>
                   <w:rFonts w:ascii="Arial" w:cs="Arial" w:eastAsia="Arial" w:hAnsi="Arial"/>
@@ -22560,7 +22560,7 @@
             <w:pPr>
               <w:spacing w:after="20" w:before="0"/>
             </w:pPr>
-            <w:hyperlink w:history="1" r:id="rId8uiz2uyugsnzy1igq7mp8">
+            <w:hyperlink w:history="1" r:id="rIdklgvvuyf_asdg8d4t8ah1">
               <w:r>
                 <w:rPr>
                   <w:rFonts w:ascii="Arial" w:cs="Arial" w:eastAsia="Arial" w:hAnsi="Arial"/>
@@ -22593,7 +22593,7 @@
               <w:spacing w:after="10" w:before="0"/>
               <w:ind w:left="120"/>
             </w:pPr>
-            <w:hyperlink w:history="1" r:id="rIdt4iwaqjnfcxy0znsifmhx">
+            <w:hyperlink w:history="1" r:id="rIdp5ozrjc7mh4v9gt9qcxjj">
               <w:r>
                 <w:rPr>
                   <w:rFonts w:ascii="Arial" w:cs="Arial" w:eastAsia="Arial" w:hAnsi="Arial"/>
@@ -22638,7 +22638,7 @@
             <w:pPr>
               <w:spacing w:after="20" w:before="0"/>
             </w:pPr>
-            <w:hyperlink w:history="1" r:id="rIdnt5fhvrntqzqbgwfv4fqy">
+            <w:hyperlink w:history="1" r:id="rIdp9e-gq9usxxeayokutd53">
               <w:r>
                 <w:rPr>
                   <w:rFonts w:ascii="Arial" w:cs="Arial" w:eastAsia="Arial" w:hAnsi="Arial"/>
@@ -22687,7 +22687,7 @@
               <w:spacing w:after="10" w:before="0"/>
               <w:ind w:left="120"/>
             </w:pPr>
-            <w:hyperlink w:history="1" r:id="rIdjirvf-vjtioy3hobminur">
+            <w:hyperlink w:history="1" r:id="rIdmpnfeb7nq6uyugvrmilag">
               <w:r>
                 <w:rPr>
                   <w:rFonts w:ascii="Arial" w:cs="Arial" w:eastAsia="Arial" w:hAnsi="Arial"/>
@@ -22887,7 +22887,7 @@
             <w:pPr>
               <w:spacing w:after="20" w:before="0"/>
             </w:pPr>
-            <w:hyperlink w:history="1" r:id="rIdgzi230kxyv3w5fvk8ohqj">
+            <w:hyperlink w:history="1" r:id="rIdoucympsx2tijjb_nznldk">
               <w:r>
                 <w:rPr>
                   <w:rFonts w:ascii="Arial" w:cs="Arial" w:eastAsia="Arial" w:hAnsi="Arial"/>
@@ -22936,7 +22936,7 @@
               <w:spacing w:after="10" w:before="0"/>
               <w:ind w:left="120"/>
             </w:pPr>
-            <w:hyperlink w:history="1" r:id="rIdqhhg1fik9xtdpjhts4mda">
+            <w:hyperlink w:history="1" r:id="rIdd5mht8bmqkhtrgt-hawft">
               <w:r>
                 <w:rPr>
                   <w:rFonts w:ascii="Arial" w:cs="Arial" w:eastAsia="Arial" w:hAnsi="Arial"/>
@@ -22981,7 +22981,7 @@
             <w:pPr>
               <w:spacing w:after="20" w:before="0"/>
             </w:pPr>
-            <w:hyperlink w:history="1" r:id="rIdzwzmbo1ucdiasrnayrteh">
+            <w:hyperlink w:history="1" r:id="rIdjpfw0tp6neo6ie72zfe0t">
               <w:r>
                 <w:rPr>
                   <w:rFonts w:ascii="Arial" w:cs="Arial" w:eastAsia="Arial" w:hAnsi="Arial"/>
@@ -23030,7 +23030,7 @@
               <w:spacing w:after="10" w:before="0"/>
               <w:ind w:left="120"/>
             </w:pPr>
-            <w:hyperlink w:history="1" r:id="rIdqeadzgicfljiownq4d77_">
+            <w:hyperlink w:history="1" r:id="rIdbpxeakxfoepz0rhblsqsp">
               <w:r>
                 <w:rPr>
                   <w:rFonts w:ascii="Arial" w:cs="Arial" w:eastAsia="Arial" w:hAnsi="Arial"/>
@@ -23555,7 +23555,7 @@
         </w:rPr>
         <w:t xml:space="preserve">© 2026 SeaVuria and ARES. Aligned with KICD objectives. Developed by SeaVuria; technical implementation by ARES (with AI assistance from Claude). Licensed under </w:t>
       </w:r>
-      <w:hyperlink w:history="1" r:id="rIddkw59klyssmvr0whcnl9j">
+      <w:hyperlink w:history="1" r:id="rId-jijcyzf4esnbfsxzu98-">
         <w:r>
           <w:rPr>
             <w:rFonts w:ascii="Arial" w:cs="Arial" w:eastAsia="Arial" w:hAnsi="Arial"/>
@@ -23576,7 +23576,7 @@
         </w:rPr>
         <w:t xml:space="preserve"> (</w:t>
       </w:r>
-      <w:hyperlink w:history="1" r:id="rId5ddxtdvr8-t7jhyxyawr7">
+      <w:hyperlink w:history="1" r:id="rId_jc11dxn3_i1a7z-jytnk">
         <w:r>
           <w:rPr>
             <w:rFonts w:ascii="Arial" w:cs="Arial" w:eastAsia="Arial" w:hAnsi="Arial"/>
@@ -24616,7 +24616,7 @@
             <w:pPr>
               <w:spacing w:after="20" w:before="0"/>
             </w:pPr>
-            <w:hyperlink w:history="1" r:id="rIdidlm1eqt5fojl0wq0sbdw">
+            <w:hyperlink w:history="1" r:id="rId3ymz9m-mefkb6wkpwq5qn">
               <w:r>
                 <w:rPr>
                   <w:rFonts w:ascii="Arial" w:cs="Arial" w:eastAsia="Arial" w:hAnsi="Arial"/>
@@ -24649,7 +24649,7 @@
               <w:spacing w:after="10" w:before="0"/>
               <w:ind w:left="120"/>
             </w:pPr>
-            <w:hyperlink w:history="1" r:id="rIdt76q-c6w2zzt8iwi4tgd6">
+            <w:hyperlink w:history="1" r:id="rId1f3ntxeq8ohmfmox-ruev">
               <w:r>
                 <w:rPr>
                   <w:rFonts w:ascii="Arial" w:cs="Arial" w:eastAsia="Arial" w:hAnsi="Arial"/>
@@ -24694,7 +24694,7 @@
             <w:pPr>
               <w:spacing w:after="20" w:before="0"/>
             </w:pPr>
-            <w:hyperlink w:history="1" r:id="rIdmwixxeglkmjnainlefrui">
+            <w:hyperlink w:history="1" r:id="rIdnkm-xii5yjka6k__xdxnd">
               <w:r>
                 <w:rPr>
                   <w:rFonts w:ascii="Arial" w:cs="Arial" w:eastAsia="Arial" w:hAnsi="Arial"/>
@@ -24727,7 +24727,7 @@
               <w:spacing w:after="10" w:before="0"/>
               <w:ind w:left="120"/>
             </w:pPr>
-            <w:hyperlink w:history="1" r:id="rIdccrwc5bjtnohrklf2iznr">
+            <w:hyperlink w:history="1" r:id="rIdgz92s62obhcqzxos2wd85">
               <w:r>
                 <w:rPr>
                   <w:rFonts w:ascii="Arial" w:cs="Arial" w:eastAsia="Arial" w:hAnsi="Arial"/>
@@ -24927,7 +24927,7 @@
             <w:pPr>
               <w:spacing w:after="20" w:before="0"/>
             </w:pPr>
-            <w:hyperlink w:history="1" r:id="rIdc6lkqmtychwpkr8rcckui">
+            <w:hyperlink w:history="1" r:id="rId3iui0gkjgerybp0objvr4">
               <w:r>
                 <w:rPr>
                   <w:rFonts w:ascii="Arial" w:cs="Arial" w:eastAsia="Arial" w:hAnsi="Arial"/>
@@ -24960,7 +24960,7 @@
               <w:spacing w:after="10" w:before="0"/>
               <w:ind w:left="120"/>
             </w:pPr>
-            <w:hyperlink w:history="1" r:id="rIduwbzifyhasnlmqvinbv3g">
+            <w:hyperlink w:history="1" r:id="rIdhqwsfdtdogq5q3mb_vqhw">
               <w:r>
                 <w:rPr>
                   <w:rFonts w:ascii="Arial" w:cs="Arial" w:eastAsia="Arial" w:hAnsi="Arial"/>
@@ -25005,7 +25005,7 @@
             <w:pPr>
               <w:spacing w:after="20" w:before="0"/>
             </w:pPr>
-            <w:hyperlink w:history="1" r:id="rIdek-82_dowfkwo0wvrngb2">
+            <w:hyperlink w:history="1" r:id="rIdzscoxouz7dugbdtsgcvpb">
               <w:r>
                 <w:rPr>
                   <w:rFonts w:ascii="Arial" w:cs="Arial" w:eastAsia="Arial" w:hAnsi="Arial"/>
@@ -25038,7 +25038,7 @@
               <w:spacing w:after="10" w:before="0"/>
               <w:ind w:left="120"/>
             </w:pPr>
-            <w:hyperlink w:history="1" r:id="rIdi4gx0ibvomwix863uihud">
+            <w:hyperlink w:history="1" r:id="rIdkj924xunhf_onw8gh_qj1">
               <w:r>
                 <w:rPr>
                   <w:rFonts w:ascii="Arial" w:cs="Arial" w:eastAsia="Arial" w:hAnsi="Arial"/>
@@ -25238,7 +25238,7 @@
             <w:pPr>
               <w:spacing w:after="20" w:before="0"/>
             </w:pPr>
-            <w:hyperlink w:history="1" r:id="rIdjlai0e5sughdzyy9px440">
+            <w:hyperlink w:history="1" r:id="rIdnnbpnisurfa5g1v2njdy5">
               <w:r>
                 <w:rPr>
                   <w:rFonts w:ascii="Arial" w:cs="Arial" w:eastAsia="Arial" w:hAnsi="Arial"/>
@@ -25287,7 +25287,7 @@
               <w:spacing w:after="10" w:before="0"/>
               <w:ind w:left="120"/>
             </w:pPr>
-            <w:hyperlink w:history="1" r:id="rIdevz7kblzkibyyrkzq3m00">
+            <w:hyperlink w:history="1" r:id="rId9ybvaa2mskl_r1-vjvehn">
               <w:r>
                 <w:rPr>
                   <w:rFonts w:ascii="Arial" w:cs="Arial" w:eastAsia="Arial" w:hAnsi="Arial"/>
@@ -25332,7 +25332,7 @@
             <w:pPr>
               <w:spacing w:after="20" w:before="0"/>
             </w:pPr>
-            <w:hyperlink w:history="1" r:id="rIdz0qaow1lg2sogbupyqxzu">
+            <w:hyperlink w:history="1" r:id="rIdvdallxu58pindf4a70ogs">
               <w:r>
                 <w:rPr>
                   <w:rFonts w:ascii="Arial" w:cs="Arial" w:eastAsia="Arial" w:hAnsi="Arial"/>
@@ -25381,7 +25381,7 @@
               <w:spacing w:after="10" w:before="0"/>
               <w:ind w:left="120"/>
             </w:pPr>
-            <w:hyperlink w:history="1" r:id="rIdylioqzhucma1rxzu7r1e0">
+            <w:hyperlink w:history="1" r:id="rIdpoedqenenl-m5svmuu16k">
               <w:r>
                 <w:rPr>
                   <w:rFonts w:ascii="Arial" w:cs="Arial" w:eastAsia="Arial" w:hAnsi="Arial"/>
@@ -25581,7 +25581,7 @@
             <w:pPr>
               <w:spacing w:after="20" w:before="0"/>
             </w:pPr>
-            <w:hyperlink w:history="1" r:id="rIdagnsnrdon7kf_ii94qajd">
+            <w:hyperlink w:history="1" r:id="rIdh2jmmlajapxilfwly8ygc">
               <w:r>
                 <w:rPr>
                   <w:rFonts w:ascii="Arial" w:cs="Arial" w:eastAsia="Arial" w:hAnsi="Arial"/>
@@ -25630,7 +25630,7 @@
               <w:spacing w:after="10" w:before="0"/>
               <w:ind w:left="120"/>
             </w:pPr>
-            <w:hyperlink w:history="1" r:id="rIdelyed9-mlnkrmzuphy6aa">
+            <w:hyperlink w:history="1" r:id="rIdqwta6cobfdsaezwnftqtw">
               <w:r>
                 <w:rPr>
                   <w:rFonts w:ascii="Arial" w:cs="Arial" w:eastAsia="Arial" w:hAnsi="Arial"/>
@@ -25675,7 +25675,7 @@
             <w:pPr>
               <w:spacing w:after="20" w:before="0"/>
             </w:pPr>
-            <w:hyperlink w:history="1" r:id="rIdwkiv2yihpamakmbnclen1">
+            <w:hyperlink w:history="1" r:id="rId3tm51gerl-vo0h9c2wtse">
               <w:r>
                 <w:rPr>
                   <w:rFonts w:ascii="Arial" w:cs="Arial" w:eastAsia="Arial" w:hAnsi="Arial"/>
@@ -25708,7 +25708,7 @@
               <w:spacing w:after="10" w:before="0"/>
               <w:ind w:left="120"/>
             </w:pPr>
-            <w:hyperlink w:history="1" r:id="rId_awtp79vktvaoymibsis7">
+            <w:hyperlink w:history="1" r:id="rIdjgrg2hndulsuiban_wsb4">
               <w:r>
                 <w:rPr>
                   <w:rFonts w:ascii="Arial" w:cs="Arial" w:eastAsia="Arial" w:hAnsi="Arial"/>
@@ -25908,7 +25908,7 @@
             <w:pPr>
               <w:spacing w:after="20" w:before="0"/>
             </w:pPr>
-            <w:hyperlink w:history="1" r:id="rIdep7syfuavh75evwzozpnr">
+            <w:hyperlink w:history="1" r:id="rIdp5tburxrogvxcx6e2s0ll">
               <w:r>
                 <w:rPr>
                   <w:rFonts w:ascii="Arial" w:cs="Arial" w:eastAsia="Arial" w:hAnsi="Arial"/>
@@ -25957,7 +25957,7 @@
               <w:spacing w:after="10" w:before="0"/>
               <w:ind w:left="120"/>
             </w:pPr>
-            <w:hyperlink w:history="1" r:id="rId2yzyosdjygdil3m4mzovk">
+            <w:hyperlink w:history="1" r:id="rIdn_tlb_unbhdy_qf7ln-ky">
               <w:r>
                 <w:rPr>
                   <w:rFonts w:ascii="Arial" w:cs="Arial" w:eastAsia="Arial" w:hAnsi="Arial"/>
@@ -26002,7 +26002,7 @@
             <w:pPr>
               <w:spacing w:after="20" w:before="0"/>
             </w:pPr>
-            <w:hyperlink w:history="1" r:id="rIdkmtpzebbtx7blqm_bpx11">
+            <w:hyperlink w:history="1" r:id="rId4bhedcxn4hovbmo4sfdzj">
               <w:r>
                 <w:rPr>
                   <w:rFonts w:ascii="Arial" w:cs="Arial" w:eastAsia="Arial" w:hAnsi="Arial"/>
@@ -26035,7 +26035,7 @@
               <w:spacing w:after="10" w:before="0"/>
               <w:ind w:left="120"/>
             </w:pPr>
-            <w:hyperlink w:history="1" r:id="rIdiv0hlfwlgkkf7fsup0zub">
+            <w:hyperlink w:history="1" r:id="rIdbin9_qgt5ulxvkkzk4csx">
               <w:r>
                 <w:rPr>
                   <w:rFonts w:ascii="Arial" w:cs="Arial" w:eastAsia="Arial" w:hAnsi="Arial"/>
@@ -26560,7 +26560,7 @@
         </w:rPr>
         <w:t xml:space="preserve">© 2026 SeaVuria and ARES. Aligned with KICD objectives. Developed by SeaVuria; technical implementation by ARES (with AI assistance from Claude). Licensed under </w:t>
       </w:r>
-      <w:hyperlink w:history="1" r:id="rIdwjc61bxa7xisszmeucw8l">
+      <w:hyperlink w:history="1" r:id="rId8-zy79apv3bxo0om9o57m">
         <w:r>
           <w:rPr>
             <w:rFonts w:ascii="Arial" w:cs="Arial" w:eastAsia="Arial" w:hAnsi="Arial"/>
@@ -26581,7 +26581,7 @@
         </w:rPr>
         <w:t xml:space="preserve"> (</w:t>
       </w:r>
-      <w:hyperlink w:history="1" r:id="rIdqvi2lkpbrfs2wudx422ni">
+      <w:hyperlink w:history="1" r:id="rIdo92mseimpdspco8hmzqjc">
         <w:r>
           <w:rPr>
             <w:rFonts w:ascii="Arial" w:cs="Arial" w:eastAsia="Arial" w:hAnsi="Arial"/>
